--- a/docs/index.docx
+++ b/docs/index.docx
@@ -4831,9 +4831,6 @@
                     <w:jc w:val="center"/>
                   </w:pPr>
                   <w:r>
-                    <w:rPr>
-                      <w:rStyle w:val="VerbatimChar"/>
-                    </w:rPr>
                     <w:t xml:space="preserve">psycho=~Q5</w:t>
                   </w:r>
                 </w:p>
@@ -4901,9 +4898,6 @@
                     <w:jc w:val="center"/>
                   </w:pPr>
                   <w:r>
-                    <w:rPr>
-                      <w:rStyle w:val="VerbatimChar"/>
-                    </w:rPr>
                     <w:t xml:space="preserve">psycho=~Q6</w:t>
                   </w:r>
                 </w:p>
@@ -4971,9 +4965,6 @@
                     <w:jc w:val="center"/>
                   </w:pPr>
                   <w:r>
-                    <w:rPr>
-                      <w:rStyle w:val="VerbatimChar"/>
-                    </w:rPr>
                     <w:t xml:space="preserve">psycho=~Q7</w:t>
                   </w:r>
                 </w:p>
@@ -5041,9 +5032,6 @@
                     <w:jc w:val="center"/>
                   </w:pPr>
                   <w:r>
-                    <w:rPr>
-                      <w:rStyle w:val="VerbatimChar"/>
-                    </w:rPr>
                     <w:t xml:space="preserve">psycho=~Q11</w:t>
                   </w:r>
                 </w:p>
@@ -5111,9 +5099,6 @@
                     <w:jc w:val="center"/>
                   </w:pPr>
                   <w:r>
-                    <w:rPr>
-                      <w:rStyle w:val="VerbatimChar"/>
-                    </w:rPr>
                     <w:t xml:space="preserve">psycho=~Q19</w:t>
                   </w:r>
                 </w:p>
@@ -5181,9 +5166,6 @@
                     <w:jc w:val="center"/>
                   </w:pPr>
                   <w:r>
-                    <w:rPr>
-                      <w:rStyle w:val="VerbatimChar"/>
-                    </w:rPr>
                     <w:t xml:space="preserve">psycho=~Q26</w:t>
                   </w:r>
                 </w:p>
@@ -5251,9 +5233,6 @@
                     <w:jc w:val="center"/>
                   </w:pPr>
                   <w:r>
-                    <w:rPr>
-                      <w:rStyle w:val="VerbatimChar"/>
-                    </w:rPr>
                     <w:t xml:space="preserve">physical=~Q3</w:t>
                   </w:r>
                 </w:p>
@@ -5321,9 +5300,6 @@
                     <w:jc w:val="center"/>
                   </w:pPr>
                   <w:r>
-                    <w:rPr>
-                      <w:rStyle w:val="VerbatimChar"/>
-                    </w:rPr>
                     <w:t xml:space="preserve">physical=~Q4</w:t>
                   </w:r>
                 </w:p>
@@ -5391,9 +5367,6 @@
                     <w:jc w:val="center"/>
                   </w:pPr>
                   <w:r>
-                    <w:rPr>
-                      <w:rStyle w:val="VerbatimChar"/>
-                    </w:rPr>
                     <w:t xml:space="preserve">physical=~Q10</w:t>
                   </w:r>
                 </w:p>
@@ -5461,9 +5434,6 @@
                     <w:jc w:val="center"/>
                   </w:pPr>
                   <w:r>
-                    <w:rPr>
-                      <w:rStyle w:val="VerbatimChar"/>
-                    </w:rPr>
                     <w:t xml:space="preserve">physical=~Q15</w:t>
                   </w:r>
                 </w:p>
@@ -5531,9 +5501,6 @@
                     <w:jc w:val="center"/>
                   </w:pPr>
                   <w:r>
-                    <w:rPr>
-                      <w:rStyle w:val="VerbatimChar"/>
-                    </w:rPr>
                     <w:t xml:space="preserve">physical=~Q16</w:t>
                   </w:r>
                 </w:p>
@@ -5601,9 +5568,6 @@
                     <w:jc w:val="center"/>
                   </w:pPr>
                   <w:r>
-                    <w:rPr>
-                      <w:rStyle w:val="VerbatimChar"/>
-                    </w:rPr>
                     <w:t xml:space="preserve">physical=~Q17</w:t>
                   </w:r>
                 </w:p>
@@ -5671,9 +5635,6 @@
                     <w:jc w:val="center"/>
                   </w:pPr>
                   <w:r>
-                    <w:rPr>
-                      <w:rStyle w:val="VerbatimChar"/>
-                    </w:rPr>
                     <w:t xml:space="preserve">physical=~Q18</w:t>
                   </w:r>
                 </w:p>
@@ -5741,9 +5702,6 @@
                     <w:jc w:val="center"/>
                   </w:pPr>
                   <w:r>
-                    <w:rPr>
-                      <w:rStyle w:val="VerbatimChar"/>
-                    </w:rPr>
                     <w:t xml:space="preserve">social=~Q20</w:t>
                   </w:r>
                 </w:p>
@@ -5811,9 +5769,6 @@
                     <w:jc w:val="center"/>
                   </w:pPr>
                   <w:r>
-                    <w:rPr>
-                      <w:rStyle w:val="VerbatimChar"/>
-                    </w:rPr>
                     <w:t xml:space="preserve">social=~Q21</w:t>
                   </w:r>
                 </w:p>
@@ -5881,9 +5836,6 @@
                     <w:jc w:val="center"/>
                   </w:pPr>
                   <w:r>
-                    <w:rPr>
-                      <w:rStyle w:val="VerbatimChar"/>
-                    </w:rPr>
                     <w:t xml:space="preserve">social=~Q22</w:t>
                   </w:r>
                 </w:p>
@@ -5951,9 +5903,6 @@
                     <w:jc w:val="center"/>
                   </w:pPr>
                   <w:r>
-                    <w:rPr>
-                      <w:rStyle w:val="VerbatimChar"/>
-                    </w:rPr>
                     <w:t xml:space="preserve">environment=~Q8</w:t>
                   </w:r>
                 </w:p>
@@ -6021,9 +5970,6 @@
                     <w:jc w:val="center"/>
                   </w:pPr>
                   <w:r>
-                    <w:rPr>
-                      <w:rStyle w:val="VerbatimChar"/>
-                    </w:rPr>
                     <w:t xml:space="preserve">environment=~Q9</w:t>
                   </w:r>
                 </w:p>
@@ -6091,9 +6037,6 @@
                     <w:jc w:val="center"/>
                   </w:pPr>
                   <w:r>
-                    <w:rPr>
-                      <w:rStyle w:val="VerbatimChar"/>
-                    </w:rPr>
                     <w:t xml:space="preserve">environment=~Q12</w:t>
                   </w:r>
                 </w:p>
@@ -6161,9 +6104,6 @@
                     <w:jc w:val="center"/>
                   </w:pPr>
                   <w:r>
-                    <w:rPr>
-                      <w:rStyle w:val="VerbatimChar"/>
-                    </w:rPr>
                     <w:t xml:space="preserve">environment=~Q13</w:t>
                   </w:r>
                 </w:p>
@@ -6231,9 +6171,6 @@
                     <w:jc w:val="center"/>
                   </w:pPr>
                   <w:r>
-                    <w:rPr>
-                      <w:rStyle w:val="VerbatimChar"/>
-                    </w:rPr>
                     <w:t xml:space="preserve">environment=~Q14</w:t>
                   </w:r>
                 </w:p>
@@ -6301,9 +6238,6 @@
                     <w:jc w:val="center"/>
                   </w:pPr>
                   <w:r>
-                    <w:rPr>
-                      <w:rStyle w:val="VerbatimChar"/>
-                    </w:rPr>
                     <w:t xml:space="preserve">environment=~Q23</w:t>
                   </w:r>
                 </w:p>
@@ -6371,9 +6305,6 @@
                     <w:jc w:val="center"/>
                   </w:pPr>
                   <w:r>
-                    <w:rPr>
-                      <w:rStyle w:val="VerbatimChar"/>
-                    </w:rPr>
                     <w:t xml:space="preserve">environment=~Q24</w:t>
                   </w:r>
                 </w:p>
@@ -6441,9 +6372,6 @@
                     <w:jc w:val="center"/>
                   </w:pPr>
                   <w:r>
-                    <w:rPr>
-                      <w:rStyle w:val="VerbatimChar"/>
-                    </w:rPr>
                     <w:t xml:space="preserve">environment=~Q25</w:t>
                   </w:r>
                 </w:p>
@@ -6511,9 +6439,6 @@
                     <w:jc w:val="center"/>
                   </w:pPr>
                   <w:r>
-                    <w:rPr>
-                      <w:rStyle w:val="VerbatimChar"/>
-                    </w:rPr>
                     <w:t xml:space="preserve">Q3~~Q4</w:t>
                   </w:r>
                 </w:p>
@@ -6581,9 +6506,6 @@
                     <w:jc w:val="center"/>
                   </w:pPr>
                   <w:r>
-                    <w:rPr>
-                      <w:rStyle w:val="VerbatimChar"/>
-                    </w:rPr>
                     <w:t xml:space="preserve">psycho~~psycho</w:t>
                   </w:r>
                 </w:p>
@@ -6651,9 +6573,6 @@
                     <w:jc w:val="center"/>
                   </w:pPr>
                   <w:r>
-                    <w:rPr>
-                      <w:rStyle w:val="VerbatimChar"/>
-                    </w:rPr>
                     <w:t xml:space="preserve">psycho~~physical</w:t>
                   </w:r>
                 </w:p>
@@ -6721,9 +6640,6 @@
                     <w:jc w:val="center"/>
                   </w:pPr>
                   <w:r>
-                    <w:rPr>
-                      <w:rStyle w:val="VerbatimChar"/>
-                    </w:rPr>
                     <w:t xml:space="preserve">psycho~~social</w:t>
                   </w:r>
                 </w:p>
@@ -6791,9 +6707,6 @@
                     <w:jc w:val="center"/>
                   </w:pPr>
                   <w:r>
-                    <w:rPr>
-                      <w:rStyle w:val="VerbatimChar"/>
-                    </w:rPr>
                     <w:t xml:space="preserve">psycho~~environment</w:t>
                   </w:r>
                 </w:p>
@@ -6861,9 +6774,6 @@
                     <w:jc w:val="center"/>
                   </w:pPr>
                   <w:r>
-                    <w:rPr>
-                      <w:rStyle w:val="VerbatimChar"/>
-                    </w:rPr>
                     <w:t xml:space="preserve">physical~~physical</w:t>
                   </w:r>
                 </w:p>
@@ -6931,9 +6841,6 @@
                     <w:jc w:val="center"/>
                   </w:pPr>
                   <w:r>
-                    <w:rPr>
-                      <w:rStyle w:val="VerbatimChar"/>
-                    </w:rPr>
                     <w:t xml:space="preserve">physical~~social</w:t>
                   </w:r>
                 </w:p>
@@ -7001,9 +6908,6 @@
                     <w:jc w:val="center"/>
                   </w:pPr>
                   <w:r>
-                    <w:rPr>
-                      <w:rStyle w:val="VerbatimChar"/>
-                    </w:rPr>
                     <w:t xml:space="preserve">physical~~environment</w:t>
                   </w:r>
                 </w:p>
@@ -7071,9 +6975,6 @@
                     <w:jc w:val="center"/>
                   </w:pPr>
                   <w:r>
-                    <w:rPr>
-                      <w:rStyle w:val="VerbatimChar"/>
-                    </w:rPr>
                     <w:t xml:space="preserve">social~~social</w:t>
                   </w:r>
                 </w:p>
@@ -7141,9 +7042,6 @@
                     <w:jc w:val="center"/>
                   </w:pPr>
                   <w:r>
-                    <w:rPr>
-                      <w:rStyle w:val="VerbatimChar"/>
-                    </w:rPr>
                     <w:t xml:space="preserve">social~~environment</w:t>
                   </w:r>
                 </w:p>
@@ -7211,9 +7109,6 @@
                     <w:jc w:val="center"/>
                   </w:pPr>
                   <w:r>
-                    <w:rPr>
-                      <w:rStyle w:val="VerbatimChar"/>
-                    </w:rPr>
                     <w:t xml:space="preserve">environment~~environment</w:t>
                   </w:r>
                 </w:p>
@@ -7281,9 +7176,6 @@
                     <w:jc w:val="center"/>
                   </w:pPr>
                   <w:r>
-                    <w:rPr>
-                      <w:rStyle w:val="VerbatimChar"/>
-                    </w:rPr>
                     <w:t xml:space="preserve">Q5~~Q5</w:t>
                   </w:r>
                 </w:p>
@@ -7351,9 +7243,6 @@
                     <w:jc w:val="center"/>
                   </w:pPr>
                   <w:r>
-                    <w:rPr>
-                      <w:rStyle w:val="VerbatimChar"/>
-                    </w:rPr>
                     <w:t xml:space="preserve">Q6~~Q6</w:t>
                   </w:r>
                 </w:p>
@@ -7421,9 +7310,6 @@
                     <w:jc w:val="center"/>
                   </w:pPr>
                   <w:r>
-                    <w:rPr>
-                      <w:rStyle w:val="VerbatimChar"/>
-                    </w:rPr>
                     <w:t xml:space="preserve">Q7~~Q7</w:t>
                   </w:r>
                 </w:p>
@@ -7491,9 +7377,6 @@
                     <w:jc w:val="center"/>
                   </w:pPr>
                   <w:r>
-                    <w:rPr>
-                      <w:rStyle w:val="VerbatimChar"/>
-                    </w:rPr>
                     <w:t xml:space="preserve">Q11~~Q11</w:t>
                   </w:r>
                 </w:p>
@@ -7561,9 +7444,6 @@
                     <w:jc w:val="center"/>
                   </w:pPr>
                   <w:r>
-                    <w:rPr>
-                      <w:rStyle w:val="VerbatimChar"/>
-                    </w:rPr>
                     <w:t xml:space="preserve">Q19~~Q19</w:t>
                   </w:r>
                 </w:p>
@@ -7631,9 +7511,6 @@
                     <w:jc w:val="center"/>
                   </w:pPr>
                   <w:r>
-                    <w:rPr>
-                      <w:rStyle w:val="VerbatimChar"/>
-                    </w:rPr>
                     <w:t xml:space="preserve">Q26~~Q26</w:t>
                   </w:r>
                 </w:p>
@@ -7701,9 +7578,6 @@
                     <w:jc w:val="center"/>
                   </w:pPr>
                   <w:r>
-                    <w:rPr>
-                      <w:rStyle w:val="VerbatimChar"/>
-                    </w:rPr>
                     <w:t xml:space="preserve">Q3~~Q3</w:t>
                   </w:r>
                 </w:p>
@@ -7771,9 +7645,6 @@
                     <w:jc w:val="center"/>
                   </w:pPr>
                   <w:r>
-                    <w:rPr>
-                      <w:rStyle w:val="VerbatimChar"/>
-                    </w:rPr>
                     <w:t xml:space="preserve">Q4~~Q4</w:t>
                   </w:r>
                 </w:p>
@@ -7841,9 +7712,6 @@
                     <w:jc w:val="center"/>
                   </w:pPr>
                   <w:r>
-                    <w:rPr>
-                      <w:rStyle w:val="VerbatimChar"/>
-                    </w:rPr>
                     <w:t xml:space="preserve">Q10~~Q10</w:t>
                   </w:r>
                 </w:p>
@@ -7911,9 +7779,6 @@
                     <w:jc w:val="center"/>
                   </w:pPr>
                   <w:r>
-                    <w:rPr>
-                      <w:rStyle w:val="VerbatimChar"/>
-                    </w:rPr>
                     <w:t xml:space="preserve">Q15~~Q15</w:t>
                   </w:r>
                 </w:p>
@@ -7981,9 +7846,6 @@
                     <w:jc w:val="center"/>
                   </w:pPr>
                   <w:r>
-                    <w:rPr>
-                      <w:rStyle w:val="VerbatimChar"/>
-                    </w:rPr>
                     <w:t xml:space="preserve">Q16~~Q16</w:t>
                   </w:r>
                 </w:p>
@@ -8051,9 +7913,6 @@
                     <w:jc w:val="center"/>
                   </w:pPr>
                   <w:r>
-                    <w:rPr>
-                      <w:rStyle w:val="VerbatimChar"/>
-                    </w:rPr>
                     <w:t xml:space="preserve">Q17~~Q17</w:t>
                   </w:r>
                 </w:p>
@@ -8121,9 +7980,6 @@
                     <w:jc w:val="center"/>
                   </w:pPr>
                   <w:r>
-                    <w:rPr>
-                      <w:rStyle w:val="VerbatimChar"/>
-                    </w:rPr>
                     <w:t xml:space="preserve">Q18~~Q18</w:t>
                   </w:r>
                 </w:p>
@@ -8191,9 +8047,6 @@
                     <w:jc w:val="center"/>
                   </w:pPr>
                   <w:r>
-                    <w:rPr>
-                      <w:rStyle w:val="VerbatimChar"/>
-                    </w:rPr>
                     <w:t xml:space="preserve">Q20~~Q20</w:t>
                   </w:r>
                 </w:p>
@@ -8261,9 +8114,6 @@
                     <w:jc w:val="center"/>
                   </w:pPr>
                   <w:r>
-                    <w:rPr>
-                      <w:rStyle w:val="VerbatimChar"/>
-                    </w:rPr>
                     <w:t xml:space="preserve">Q21~~Q21</w:t>
                   </w:r>
                 </w:p>
@@ -8331,9 +8181,6 @@
                     <w:jc w:val="center"/>
                   </w:pPr>
                   <w:r>
-                    <w:rPr>
-                      <w:rStyle w:val="VerbatimChar"/>
-                    </w:rPr>
                     <w:t xml:space="preserve">Q22~~Q22</w:t>
                   </w:r>
                 </w:p>
@@ -8401,9 +8248,6 @@
                     <w:jc w:val="center"/>
                   </w:pPr>
                   <w:r>
-                    <w:rPr>
-                      <w:rStyle w:val="VerbatimChar"/>
-                    </w:rPr>
                     <w:t xml:space="preserve">Q8~~Q8</w:t>
                   </w:r>
                 </w:p>
@@ -8471,9 +8315,6 @@
                     <w:jc w:val="center"/>
                   </w:pPr>
                   <w:r>
-                    <w:rPr>
-                      <w:rStyle w:val="VerbatimChar"/>
-                    </w:rPr>
                     <w:t xml:space="preserve">Q9~~Q9</w:t>
                   </w:r>
                 </w:p>
@@ -8541,9 +8382,6 @@
                     <w:jc w:val="center"/>
                   </w:pPr>
                   <w:r>
-                    <w:rPr>
-                      <w:rStyle w:val="VerbatimChar"/>
-                    </w:rPr>
                     <w:t xml:space="preserve">Q12~~Q12</w:t>
                   </w:r>
                 </w:p>
@@ -8611,9 +8449,6 @@
                     <w:jc w:val="center"/>
                   </w:pPr>
                   <w:r>
-                    <w:rPr>
-                      <w:rStyle w:val="VerbatimChar"/>
-                    </w:rPr>
                     <w:t xml:space="preserve">Q13~~Q13</w:t>
                   </w:r>
                 </w:p>
@@ -8681,9 +8516,6 @@
                     <w:jc w:val="center"/>
                   </w:pPr>
                   <w:r>
-                    <w:rPr>
-                      <w:rStyle w:val="VerbatimChar"/>
-                    </w:rPr>
                     <w:t xml:space="preserve">Q14~~Q14</w:t>
                   </w:r>
                 </w:p>
@@ -8751,9 +8583,6 @@
                     <w:jc w:val="center"/>
                   </w:pPr>
                   <w:r>
-                    <w:rPr>
-                      <w:rStyle w:val="VerbatimChar"/>
-                    </w:rPr>
                     <w:t xml:space="preserve">Q23~~Q23</w:t>
                   </w:r>
                 </w:p>
@@ -8821,9 +8650,6 @@
                     <w:jc w:val="center"/>
                   </w:pPr>
                   <w:r>
-                    <w:rPr>
-                      <w:rStyle w:val="VerbatimChar"/>
-                    </w:rPr>
                     <w:t xml:space="preserve">Q24~~Q24</w:t>
                   </w:r>
                 </w:p>
@@ -8891,9 +8717,6 @@
                     <w:jc w:val="center"/>
                   </w:pPr>
                   <w:r>
-                    <w:rPr>
-                      <w:rStyle w:val="VerbatimChar"/>
-                    </w:rPr>
                     <w:t xml:space="preserve">Q25~~Q25</w:t>
                   </w:r>
                 </w:p>
@@ -8961,9 +8784,6 @@
                     <w:jc w:val="center"/>
                   </w:pPr>
                   <w:r>
-                    <w:rPr>
-                      <w:rStyle w:val="VerbatimChar"/>
-                    </w:rPr>
                     <w:t xml:space="preserve">psycho=~Q8</w:t>
                   </w:r>
                 </w:p>
@@ -9031,9 +8851,6 @@
                     <w:jc w:val="center"/>
                   </w:pPr>
                   <w:r>
-                    <w:rPr>
-                      <w:rStyle w:val="VerbatimChar"/>
-                    </w:rPr>
                     <w:t xml:space="preserve">psycho=~Q9</w:t>
                   </w:r>
                 </w:p>
@@ -9101,9 +8918,6 @@
                     <w:jc w:val="center"/>
                   </w:pPr>
                   <w:r>
-                    <w:rPr>
-                      <w:rStyle w:val="VerbatimChar"/>
-                    </w:rPr>
                     <w:t xml:space="preserve">environment=~Q15</w:t>
                   </w:r>
                 </w:p>
@@ -9746,7 +9560,7 @@
                     <w:jc w:val="center"/>
                   </w:pPr>
                   <w:r>
-                    <w:t xml:space="preserve">Q3Q4</w:t>
+                    <w:t xml:space="preserve">Q3–Q4</w:t>
                   </w:r>
                   <w:r>
                     <w:t xml:space="preserve"> </w:t>

--- a/docs/index.docx
+++ b/docs/index.docx
@@ -4693,12 +4693,6 @@
       <w:r>
         <w:t xml:space="preserve">.</w:t>
       </w:r>
-      <w:r>
-        <w:t xml:space="preserve"> </w:t>
-      </w:r>
-      <w:r>
-        <w:t xml:space="preserve">I</w:t>
-      </w:r>
     </w:p>
     <w:tbl>
       <w:tblPr>
@@ -10543,23 +10537,112 @@
         <w:pStyle w:val="BodyText"/>
       </w:pPr>
       <w:r>
-        <w:t xml:space="preserve">Because RMSEA is directly linked to the population minimum of the fitting function through (F_0 =</w:t>
-      </w:r>
-      <w:r>
-        <w:t xml:space="preserve"> </w:t>
-      </w:r>
-      <w:r>
-        <w:t xml:space="preserve">^2</w:t>
-      </w:r>
-      <w:r>
-        <w:t xml:space="preserve"> </w:t>
-      </w:r>
-      <w:r>
-        <w:t xml:space="preserve">df), the target misfit can be translated into the noncentrality parameter used in the analytical power calculation, (</w:t>
-      </w:r>
-      <w:r>
-        <w:t xml:space="preserve">= (N - 1)F_0)</w:t>
-      </w:r>
+        <w:t xml:space="preserve">Because RMSEA is directly linked to the population minimum of the fitting function through</w:t>
+      </w:r>
+      <w:r>
+        <w:t xml:space="preserve"> </w:t>
+      </w:r>
+      <m:oMath>
+        <m:sSub>
+          <m:e>
+            <m:r>
+              <m:t>F</m:t>
+            </m:r>
+          </m:e>
+          <m:sub>
+            <m:r>
+              <m:t>0</m:t>
+            </m:r>
+          </m:sub>
+        </m:sSub>
+        <m:r>
+          <m:rPr>
+            <m:sty m:val="p"/>
+          </m:rPr>
+          <m:t>=</m:t>
+        </m:r>
+        <m:sSup>
+          <m:e>
+            <m:r>
+              <m:rPr>
+                <m:nor/>
+                <m:sty m:val="p"/>
+              </m:rPr>
+              <m:t>RMSEA</m:t>
+            </m:r>
+          </m:e>
+          <m:sup>
+            <m:r>
+              <m:t>2</m:t>
+            </m:r>
+          </m:sup>
+        </m:sSup>
+        <m:r>
+          <m:rPr>
+            <m:sty m:val="p"/>
+          </m:rPr>
+          <m:t>×</m:t>
+        </m:r>
+        <m:r>
+          <m:t>d</m:t>
+        </m:r>
+        <m:r>
+          <m:t>f</m:t>
+        </m:r>
+      </m:oMath>
+      <w:r>
+        <w:t xml:space="preserve">, the target misfit can be translated into the noncentrality parameter used in the analytical power calculation,</w:t>
+      </w:r>
+      <w:r>
+        <w:t xml:space="preserve"> </w:t>
+      </w:r>
+      <m:oMath>
+        <m:r>
+          <m:t>λ</m:t>
+        </m:r>
+        <m:r>
+          <m:rPr>
+            <m:sty m:val="p"/>
+          </m:rPr>
+          <m:t>=</m:t>
+        </m:r>
+        <m:r>
+          <m:rPr>
+            <m:sty m:val="p"/>
+          </m:rPr>
+          <m:t>(</m:t>
+        </m:r>
+        <m:r>
+          <m:t>N</m:t>
+        </m:r>
+        <m:r>
+          <m:rPr>
+            <m:sty m:val="p"/>
+          </m:rPr>
+          <m:t>−</m:t>
+        </m:r>
+        <m:r>
+          <m:t>1</m:t>
+        </m:r>
+        <m:r>
+          <m:rPr>
+            <m:sty m:val="p"/>
+          </m:rPr>
+          <m:t>)</m:t>
+        </m:r>
+        <m:sSub>
+          <m:e>
+            <m:r>
+              <m:t>F</m:t>
+            </m:r>
+          </m:e>
+          <m:sub>
+            <m:r>
+              <m:t>0</m:t>
+            </m:r>
+          </m:sub>
+        </m:sSub>
+      </m:oMath>
       <w:r>
         <w:t xml:space="preserve"> </w:t>
       </w:r>
@@ -10575,10 +10658,32 @@
         <w:pStyle w:val="BodyText"/>
       </w:pPr>
       <w:r>
-        <w:t xml:space="preserve">This corresponds to an analytical, model-free power analysis, meaning that the required sample size is determined by the chosen effect magnitude, (</w:t>
-      </w:r>
-      <w:r>
-        <w:t xml:space="preserve">), desired power, and (df), rather than by the interpretation of any single model parameter</w:t>
+        <w:t xml:space="preserve">This corresponds to an analytical, model-free power analysis, meaning that the required sample size is determined by the chosen effect magnitude,</w:t>
+      </w:r>
+      <w:r>
+        <w:t xml:space="preserve"> </w:t>
+      </w:r>
+      <m:oMath>
+        <m:r>
+          <m:t>α</m:t>
+        </m:r>
+      </m:oMath>
+      <w:r>
+        <w:t xml:space="preserve">, desired power, and</w:t>
+      </w:r>
+      <w:r>
+        <w:t xml:space="preserve"> </w:t>
+      </w:r>
+      <m:oMath>
+        <m:r>
+          <m:t>d</m:t>
+        </m:r>
+        <m:r>
+          <m:t>f</m:t>
+        </m:r>
+      </m:oMath>
+      <w:r>
+        <w:t xml:space="preserve">, rather than by the interpretation of any single model parameter</w:t>
       </w:r>
       <w:r>
         <w:t xml:space="preserve"> </w:t>
@@ -10845,16 +10950,68 @@
         <w:pStyle w:val="BodyText"/>
       </w:pPr>
       <w:r>
-        <w:t xml:space="preserve">This output shows the minimum sample size required to detect a degree of model misfit equal to (</w:t>
-      </w:r>
-      <w:r>
-        <w:t xml:space="preserve"> </w:t>
-      </w:r>
-      <w:r>
-        <w:t xml:space="preserve">= 0.05) with target power (0.80) at (</w:t>
-      </w:r>
-      <w:r>
-        <w:t xml:space="preserve">= 0.05). In this setup, the null hypothesis is exact fit, so the reported effect refers to the level of misspecification to be detected under the alternative hypothesis, not to a misfit level assumed under the null</w:t>
+        <w:t xml:space="preserve">This output shows the minimum sample size required to detect a degree of model misfit equal to</w:t>
+      </w:r>
+      <w:r>
+        <w:t xml:space="preserve"> </w:t>
+      </w:r>
+      <m:oMath>
+        <m:r>
+          <m:rPr>
+            <m:nor/>
+            <m:sty m:val="p"/>
+          </m:rPr>
+          <m:t>RMSEA</m:t>
+        </m:r>
+        <m:r>
+          <m:rPr>
+            <m:sty m:val="p"/>
+          </m:rPr>
+          <m:t>=</m:t>
+        </m:r>
+        <m:r>
+          <m:t>0.05</m:t>
+        </m:r>
+      </m:oMath>
+      <w:r>
+        <w:t xml:space="preserve"> </w:t>
+      </w:r>
+      <w:r>
+        <w:t xml:space="preserve">with target power</w:t>
+      </w:r>
+      <w:r>
+        <w:t xml:space="preserve"> </w:t>
+      </w:r>
+      <m:oMath>
+        <m:r>
+          <m:t>0.80</m:t>
+        </m:r>
+      </m:oMath>
+      <w:r>
+        <w:t xml:space="preserve"> </w:t>
+      </w:r>
+      <w:r>
+        <w:t xml:space="preserve">at</w:t>
+      </w:r>
+      <w:r>
+        <w:t xml:space="preserve"> </w:t>
+      </w:r>
+      <m:oMath>
+        <m:r>
+          <m:t>α</m:t>
+        </m:r>
+        <m:r>
+          <m:rPr>
+            <m:sty m:val="p"/>
+          </m:rPr>
+          <m:t>=</m:t>
+        </m:r>
+        <m:r>
+          <m:t>0.05</m:t>
+        </m:r>
+      </m:oMath>
+      <w:r>
+        <w:t xml:space="preserve">. In this setup, the null hypothesis is exact fit, so the reported effect refers to the level of misspecification to be detected under the alternative hypothesis, not to a misfit level assumed under the null</w:t>
       </w:r>
       <w:r>
         <w:t xml:space="preserve"> </w:t>
@@ -10871,40 +11028,118 @@
         <w:pStyle w:val="BodyText"/>
       </w:pPr>
       <w:r>
-        <w:t xml:space="preserve">The output reports several equivalent representations of the same target effect. The value (F_0 =</w:t>
-      </w:r>
-      <w:r>
-        <w:t xml:space="preserve"> </w:t>
-      </w:r>
-      <w:r>
-        <w:rPr>
-          <w:rStyle w:val="VerbatimChar"/>
-        </w:rPr>
-        <w:t xml:space="preserve">r round(ap_rmsea$fmin, 3)</w:t>
-      </w:r>
-      <w:r>
-        <w:t xml:space="preserve">) is the population minimum of the fitting function, obtained from (F_0 = df</w:t>
-      </w:r>
-      <w:r>
-        <w:t xml:space="preserve"> </w:t>
-      </w:r>
-      <w:r>
-        <w:t xml:space="preserve">^2 =</w:t>
-      </w:r>
-      <w:r>
-        <w:t xml:space="preserve"> </w:t>
-      </w:r>
-      <w:r>
-        <w:rPr>
-          <w:rStyle w:val="VerbatimChar"/>
-        </w:rPr>
-        <w:t xml:space="preserve">r ap_rmsea$df</w:t>
-      </w:r>
-      <w:r>
-        <w:t xml:space="preserve"> </w:t>
-      </w:r>
-      <w:r>
-        <w:t xml:space="preserve">^2), so it is simply the RMSEA target expressed on the scale used by the chi-square power calculation</w:t>
+        <w:t xml:space="preserve">The output reports several equivalent representations of the same target effect. The value</w:t>
+      </w:r>
+      <w:r>
+        <w:t xml:space="preserve"> </w:t>
+      </w:r>
+      <m:oMath>
+        <m:sSub>
+          <m:e>
+            <m:r>
+              <m:t>F</m:t>
+            </m:r>
+          </m:e>
+          <m:sub>
+            <m:r>
+              <m:t>0</m:t>
+            </m:r>
+          </m:sub>
+        </m:sSub>
+      </m:oMath>
+      <w:r>
+        <w:t xml:space="preserve"> </w:t>
+      </w:r>
+      <w:r>
+        <w:t xml:space="preserve">= 0.623 is the population minimum of the fitting function, obtained from</w:t>
+      </w:r>
+      <w:r>
+        <w:t xml:space="preserve"> </w:t>
+      </w:r>
+      <m:oMath>
+        <m:sSub>
+          <m:e>
+            <m:r>
+              <m:t>F</m:t>
+            </m:r>
+          </m:e>
+          <m:sub>
+            <m:r>
+              <m:t>0</m:t>
+            </m:r>
+          </m:sub>
+        </m:sSub>
+        <m:r>
+          <m:rPr>
+            <m:sty m:val="p"/>
+          </m:rPr>
+          <m:t>=</m:t>
+        </m:r>
+        <m:r>
+          <m:t>d</m:t>
+        </m:r>
+        <m:r>
+          <m:t>f</m:t>
+        </m:r>
+        <m:r>
+          <m:rPr>
+            <m:sty m:val="p"/>
+          </m:rPr>
+          <m:t>⋅</m:t>
+        </m:r>
+        <m:sSup>
+          <m:e>
+            <m:r>
+              <m:rPr>
+                <m:nor/>
+                <m:sty m:val="p"/>
+              </m:rPr>
+              <m:t>RMSEA</m:t>
+            </m:r>
+          </m:e>
+          <m:sup>
+            <m:r>
+              <m:t>2</m:t>
+            </m:r>
+          </m:sup>
+        </m:sSup>
+      </m:oMath>
+      <w:r>
+        <w:t xml:space="preserve"> </w:t>
+      </w:r>
+      <w:r>
+        <w:t xml:space="preserve">= 249</w:t>
+      </w:r>
+      <w:r>
+        <w:t xml:space="preserve"> </w:t>
+      </w:r>
+      <m:oMath>
+        <m:r>
+          <m:rPr>
+            <m:sty m:val="p"/>
+          </m:rPr>
+          <m:t>⋅</m:t>
+        </m:r>
+      </m:oMath>
+      <w:r>
+        <w:t xml:space="preserve"> </w:t>
+      </w:r>
+      <m:oMath>
+        <m:sSup>
+          <m:e>
+            <m:r>
+              <m:t>0.05</m:t>
+            </m:r>
+          </m:e>
+          <m:sup>
+            <m:r>
+              <m:t>2</m:t>
+            </m:r>
+          </m:sup>
+        </m:sSup>
+      </m:oMath>
+      <w:r>
+        <w:t xml:space="preserve">, so it is simply the RMSEA target expressed on the scale used by the chi-square power calculation</w:t>
       </w:r>
       <w:r>
         <w:t xml:space="preserve"> </w:t>
@@ -10921,49 +11156,91 @@
         <w:pStyle w:val="BodyText"/>
       </w:pPr>
       <w:r>
-        <w:t xml:space="preserve">The same discrepancy is also shown as (</w:t>
-      </w:r>
-      <w:r>
-        <w:t xml:space="preserve"> </w:t>
-      </w:r>
-      <w:r>
-        <w:t xml:space="preserve">= 0.050), (Mc =</w:t>
-      </w:r>
-      <w:r>
-        <w:t xml:space="preserve"> </w:t>
-      </w:r>
-      <w:r>
-        <w:rPr>
-          <w:rStyle w:val="VerbatimChar"/>
-        </w:rPr>
-        <w:t xml:space="preserve">r round(ap_rmsea$mc, 3)</w:t>
-      </w:r>
-      <w:r>
-        <w:t xml:space="preserve">), (GFI =</w:t>
-      </w:r>
-      <w:r>
-        <w:t xml:space="preserve"> </w:t>
-      </w:r>
-      <w:r>
-        <w:rPr>
-          <w:rStyle w:val="VerbatimChar"/>
-        </w:rPr>
-        <w:t xml:space="preserve">r round(ap_rmsea$gfi, 3)</w:t>
-      </w:r>
-      <w:r>
-        <w:t xml:space="preserve">), and (AGFI =</w:t>
-      </w:r>
-      <w:r>
-        <w:t xml:space="preserve"> </w:t>
-      </w:r>
-      <w:r>
-        <w:rPr>
-          <w:rStyle w:val="VerbatimChar"/>
-        </w:rPr>
-        <w:t xml:space="preserve">r round(ap_rmsea$agfi, 3)</w:t>
-      </w:r>
-      <w:r>
-        <w:t xml:space="preserve">). These are not different effects; they are alternative summaries of the same amount of model misfit, reported in the format used by</w:t>
+        <w:t xml:space="preserve">The same discrepancy is also shown as</w:t>
+      </w:r>
+      <w:r>
+        <w:t xml:space="preserve"> </w:t>
+      </w:r>
+      <m:oMath>
+        <m:r>
+          <m:rPr>
+            <m:nor/>
+            <m:sty m:val="p"/>
+          </m:rPr>
+          <m:t>RMSEA</m:t>
+        </m:r>
+        <m:r>
+          <m:rPr>
+            <m:sty m:val="p"/>
+          </m:rPr>
+          <m:t>=</m:t>
+        </m:r>
+        <m:r>
+          <m:t>0.050</m:t>
+        </m:r>
+      </m:oMath>
+      <w:r>
+        <w:t xml:space="preserve">,</w:t>
+      </w:r>
+      <w:r>
+        <w:t xml:space="preserve"> </w:t>
+      </w:r>
+      <m:oMath>
+        <m:r>
+          <m:t>M</m:t>
+        </m:r>
+        <m:r>
+          <m:t>c</m:t>
+        </m:r>
+      </m:oMath>
+      <w:r>
+        <w:t xml:space="preserve"> </w:t>
+      </w:r>
+      <w:r>
+        <w:t xml:space="preserve">= 0.733,</w:t>
+      </w:r>
+      <w:r>
+        <w:t xml:space="preserve"> </w:t>
+      </w:r>
+      <m:oMath>
+        <m:r>
+          <m:t>G</m:t>
+        </m:r>
+        <m:r>
+          <m:t>F</m:t>
+        </m:r>
+        <m:r>
+          <m:t>I</m:t>
+        </m:r>
+      </m:oMath>
+      <w:r>
+        <w:t xml:space="preserve"> </w:t>
+      </w:r>
+      <w:r>
+        <w:t xml:space="preserve">= 0.951, and</w:t>
+      </w:r>
+      <w:r>
+        <w:t xml:space="preserve"> </w:t>
+      </w:r>
+      <m:oMath>
+        <m:r>
+          <m:t>A</m:t>
+        </m:r>
+        <m:r>
+          <m:t>G</m:t>
+        </m:r>
+        <m:r>
+          <m:t>F</m:t>
+        </m:r>
+        <m:r>
+          <m:t>I</m:t>
+        </m:r>
+      </m:oMath>
+      <w:r>
+        <w:t xml:space="preserve"> </w:t>
+      </w:r>
+      <w:r>
+        <w:t xml:space="preserve">= 0.941. These are not different effects; they are alternative summaries of the same amount of model misfit, reported in the format used by</w:t>
       </w:r>
       <w:r>
         <w:t xml:space="preserve"> </w:t>
@@ -10996,28 +11273,120 @@
       <w:pPr>
         <w:pStyle w:val="BodyText"/>
       </w:pPr>
-      <w:r>
-        <w:t xml:space="preserve">[</w:t>
-      </w:r>
-      <w:r>
-        <w:t xml:space="preserve"> </w:t>
-      </w:r>
-      <w:r>
-        <w:t xml:space="preserve">= (N - 1)F_0 = (N - 1),df,</w:t>
-      </w:r>
-      <w:r>
-        <w:t xml:space="preserve">^2</w:t>
-      </w:r>
-      <w:r>
-        <w:t xml:space="preserve"> </w:t>
-      </w:r>
-      <w:r>
-        <w:t xml:space="preserve">]</w:t>
-      </w:r>
+      <m:oMathPara>
+        <m:oMathParaPr>
+          <m:jc m:val="center"/>
+        </m:oMathParaPr>
+        <m:oMath>
+          <m:r>
+            <m:t>λ</m:t>
+          </m:r>
+          <m:r>
+            <m:rPr>
+              <m:sty m:val="p"/>
+            </m:rPr>
+            <m:t>=</m:t>
+          </m:r>
+          <m:r>
+            <m:rPr>
+              <m:sty m:val="p"/>
+            </m:rPr>
+            <m:t>(</m:t>
+          </m:r>
+          <m:r>
+            <m:t>N</m:t>
+          </m:r>
+          <m:r>
+            <m:rPr>
+              <m:sty m:val="p"/>
+            </m:rPr>
+            <m:t>−</m:t>
+          </m:r>
+          <m:r>
+            <m:t>1</m:t>
+          </m:r>
+          <m:r>
+            <m:rPr>
+              <m:sty m:val="p"/>
+            </m:rPr>
+            <m:t>)</m:t>
+          </m:r>
+          <m:sSub>
+            <m:e>
+              <m:r>
+                <m:t>F</m:t>
+              </m:r>
+            </m:e>
+            <m:sub>
+              <m:r>
+                <m:t>0</m:t>
+              </m:r>
+            </m:sub>
+          </m:sSub>
+          <m:r>
+            <m:rPr>
+              <m:sty m:val="p"/>
+            </m:rPr>
+            <m:t>=</m:t>
+          </m:r>
+          <m:r>
+            <m:rPr>
+              <m:sty m:val="p"/>
+            </m:rPr>
+            <m:t>(</m:t>
+          </m:r>
+          <m:r>
+            <m:t>N</m:t>
+          </m:r>
+          <m:r>
+            <m:rPr>
+              <m:sty m:val="p"/>
+            </m:rPr>
+            <m:t>−</m:t>
+          </m:r>
+          <m:r>
+            <m:t>1</m:t>
+          </m:r>
+          <m:r>
+            <m:rPr>
+              <m:sty m:val="p"/>
+            </m:rPr>
+            <m:t>)</m:t>
+          </m:r>
+          <m:r>
+            <m:t> </m:t>
+          </m:r>
+          <m:r>
+            <m:t>d</m:t>
+          </m:r>
+          <m:r>
+            <m:t>f</m:t>
+          </m:r>
+          <m:r>
+            <m:t> </m:t>
+          </m:r>
+          <m:sSup>
+            <m:e>
+              <m:r>
+                <m:rPr>
+                  <m:nor/>
+                  <m:sty m:val="p"/>
+                </m:rPr>
+                <m:t>RMSEA</m:t>
+              </m:r>
+            </m:e>
+            <m:sup>
+              <m:r>
+                <m:t>2</m:t>
+              </m:r>
+            </m:sup>
+          </m:sSup>
+        </m:oMath>
+      </m:oMathPara>
     </w:p>
     <w:p>
       <w:pPr>
-        <w:pStyle w:val="BodyText"/>
+        <w:pStyle w:val="FirstParagraph"/>
       </w:pPr>
       <w:r>
         <w:t xml:space="preserve">which translates the chosen effect size into the noncentrality parameter used to define the alternative chi-square distribution</w:t>
@@ -11037,46 +11406,38 @@
         <w:pStyle w:val="BodyText"/>
       </w:pPr>
       <w:r>
-        <w:t xml:space="preserve">The model has (df =</w:t>
-      </w:r>
-      <w:r>
-        <w:t xml:space="preserve"> </w:t>
-      </w:r>
-      <w:r>
-        <w:rPr>
-          <w:rStyle w:val="VerbatimChar"/>
-        </w:rPr>
-        <w:t xml:space="preserve">r ap_rmsea$df)</w:t>
-      </w:r>
-      <w:r>
-        <w:t xml:space="preserve">), and these degrees of freedom determine the reference central chi-square distribution used in the test. Given the requested operating conditions, the a priori solution is (N =</w:t>
-      </w:r>
-      <w:r>
-        <w:t xml:space="preserve"> </w:t>
-      </w:r>
-      <w:r>
-        <w:rPr>
-          <w:rStyle w:val="VerbatimChar"/>
-        </w:rPr>
-        <w:t xml:space="preserve">r ap_rmsea$requiredN</w:t>
-      </w:r>
-      <w:r>
-        <w:t xml:space="preserve">), meaning that</w:t>
-      </w:r>
-      <w:r>
-        <w:t xml:space="preserve"> </w:t>
-      </w:r>
-      <w:r>
-        <w:rPr>
-          <w:rStyle w:val="VerbatimChar"/>
-        </w:rPr>
-        <w:t xml:space="preserve">r ap_rmsea$requiredN</w:t>
-      </w:r>
-      <w:r>
-        <w:t xml:space="preserve"> </w:t>
-      </w:r>
-      <w:r>
-        <w:t xml:space="preserve">observations are the minimum sample size needed to achieve power of about 0.80 in this exact specification</w:t>
+        <w:t xml:space="preserve">The model has</w:t>
+      </w:r>
+      <w:r>
+        <w:t xml:space="preserve"> </w:t>
+      </w:r>
+      <m:oMath>
+        <m:r>
+          <m:t>d</m:t>
+        </m:r>
+        <m:r>
+          <m:t>f</m:t>
+        </m:r>
+      </m:oMath>
+      <w:r>
+        <w:t xml:space="preserve"> </w:t>
+      </w:r>
+      <w:r>
+        <w:t xml:space="preserve">= 249, and these degrees of freedom determine the reference central chi-square distribution used in the test. Given the requested operating conditions, the a priori solution is</w:t>
+      </w:r>
+      <w:r>
+        <w:t xml:space="preserve"> </w:t>
+      </w:r>
+      <m:oMath>
+        <m:r>
+          <m:t>N</m:t>
+        </m:r>
+      </m:oMath>
+      <w:r>
+        <w:t xml:space="preserve"> </w:t>
+      </w:r>
+      <w:r>
+        <w:t xml:space="preserve">= 99, meaning that 99 observations are the minimum sample size needed to achieve power of about 0.80 in this exact specification</w:t>
       </w:r>
       <w:r>
         <w:t xml:space="preserve"> </w:t>
@@ -11093,49 +11454,55 @@
         <w:pStyle w:val="BodyText"/>
       </w:pPr>
       <w:r>
-        <w:t xml:space="preserve">At that sample size, the noncentrality parameter is (</w:t>
-      </w:r>
-      <w:r>
-        <w:t xml:space="preserve">=</w:t>
-      </w:r>
-      <w:r>
-        <w:t xml:space="preserve"> </w:t>
-      </w:r>
-      <w:r>
-        <w:rPr>
-          <w:rStyle w:val="VerbatimChar"/>
-        </w:rPr>
-        <w:t xml:space="preserve">r round(ap_rmsea$impliedNCP, 3)</w:t>
-      </w:r>
-      <w:r>
-        <w:t xml:space="preserve">), obtained from ((</w:t>
-      </w:r>
-      <w:r>
-        <w:rPr>
-          <w:rStyle w:val="VerbatimChar"/>
-        </w:rPr>
-        <w:t xml:space="preserve">r ap_rmsea$requiredN</w:t>
-      </w:r>
-      <w:r>
-        <w:t xml:space="preserve"> </w:t>
-      </w:r>
-      <w:r>
-        <w:t xml:space="preserve">- 1)</w:t>
-      </w:r>
-      <w:r>
-        <w:t xml:space="preserve"> </w:t>
-      </w:r>
-      <w:r>
-        <w:t xml:space="preserve">.</w:t>
-      </w:r>
-      <w:r>
-        <w:rPr>
-          <w:rStyle w:val="VerbatimChar"/>
-        </w:rPr>
-        <w:t xml:space="preserve">r round(ap_rmsea$fmin, 3)</w:t>
-      </w:r>
-      <w:r>
-        <w:t xml:space="preserve">). This value determines how far the alternative chi-square distribution is shifted to the right relative to the null distribution</w:t>
+        <w:t xml:space="preserve">At that sample size, the noncentrality parameter is</w:t>
+      </w:r>
+      <w:r>
+        <w:t xml:space="preserve"> </w:t>
+      </w:r>
+      <m:oMath>
+        <m:r>
+          <m:t>λ</m:t>
+        </m:r>
+      </m:oMath>
+      <w:r>
+        <w:t xml:space="preserve"> </w:t>
+      </w:r>
+      <w:r>
+        <w:t xml:space="preserve">= 61.005, obtained from (99</w:t>
+      </w:r>
+      <w:r>
+        <w:t xml:space="preserve"> </w:t>
+      </w:r>
+      <m:oMath>
+        <m:r>
+          <m:rPr>
+            <m:sty m:val="p"/>
+          </m:rPr>
+          <m:t>−</m:t>
+        </m:r>
+      </m:oMath>
+      <w:r>
+        <w:t xml:space="preserve"> </w:t>
+      </w:r>
+      <w:r>
+        <w:t xml:space="preserve">1)</w:t>
+      </w:r>
+      <w:r>
+        <w:t xml:space="preserve"> </w:t>
+      </w:r>
+      <m:oMath>
+        <m:r>
+          <m:rPr>
+            <m:sty m:val="p"/>
+          </m:rPr>
+          <m:t>⋅</m:t>
+        </m:r>
+      </m:oMath>
+      <w:r>
+        <w:t xml:space="preserve"> </w:t>
+      </w:r>
+      <w:r>
+        <w:t xml:space="preserve">0.623. This value determines how far the alternative chi-square distribution is shifted to the right relative to the null distribution</w:t>
       </w:r>
       <w:r>
         <w:t xml:space="preserve"> </w:t>
@@ -11152,25 +11519,58 @@
         <w:pStyle w:val="BodyText"/>
       </w:pPr>
       <w:r>
-        <w:t xml:space="preserve">The critical value is (</w:t>
-      </w:r>
-      <w:r>
-        <w:t xml:space="preserve">^2_c =</w:t>
-      </w:r>
-      <w:r>
-        <w:t xml:space="preserve"> </w:t>
-      </w:r>
-      <w:r>
-        <w:rPr>
-          <w:rStyle w:val="VerbatimChar"/>
-        </w:rPr>
-        <w:t xml:space="preserve">r round(ap_rmsea$chiCrit, 3)</w:t>
-      </w:r>
-      <w:r>
-        <w:t xml:space="preserve">). In practical terms, this is the cutoff used to decide whether the observed test statistic is large enough to reject exact fit at the (</w:t>
-      </w:r>
-      <w:r>
-        <w:t xml:space="preserve">= 0.05) level</w:t>
+        <w:t xml:space="preserve">The critical value is</w:t>
+      </w:r>
+      <w:r>
+        <w:t xml:space="preserve"> </w:t>
+      </w:r>
+      <m:oMath>
+        <m:sSubSup>
+          <m:e>
+            <m:r>
+              <m:t>χ</m:t>
+            </m:r>
+          </m:e>
+          <m:sub>
+            <m:r>
+              <m:t>c</m:t>
+            </m:r>
+          </m:sub>
+          <m:sup>
+            <m:r>
+              <m:t>2</m:t>
+            </m:r>
+          </m:sup>
+        </m:sSubSup>
+      </m:oMath>
+      <w:r>
+        <w:t xml:space="preserve"> </w:t>
+      </w:r>
+      <w:r>
+        <w:t xml:space="preserve">= 286.808. In practical terms, this is the cutoff used to decide whether the observed test statistic is large enough to reject exact fit at the</w:t>
+      </w:r>
+      <w:r>
+        <w:t xml:space="preserve"> </w:t>
+      </w:r>
+      <m:oMath>
+        <m:r>
+          <m:t>α</m:t>
+        </m:r>
+        <m:r>
+          <m:rPr>
+            <m:sty m:val="p"/>
+          </m:rPr>
+          <m:t>=</m:t>
+        </m:r>
+        <m:r>
+          <m:t>0.05</m:t>
+        </m:r>
+      </m:oMath>
+      <w:r>
+        <w:t xml:space="preserve"> </w:t>
+      </w:r>
+      <w:r>
+        <w:t xml:space="preserve">level</w:t>
       </w:r>
       <w:r>
         <w:t xml:space="preserve"> </w:t>
@@ -11187,26 +11587,77 @@
         <w:pStyle w:val="BodyText"/>
       </w:pPr>
       <w:r>
-        <w:t xml:space="preserve">The reported (</w:t>
-      </w:r>
-      <w:r>
-        <w:t xml:space="preserve">= 0.05) is the probability of rejecting the model when exact fit is actually true. The reported (</w:t>
-      </w:r>
-      <w:r>
-        <w:rPr>
-          <w:rStyle w:val="VerbatimChar"/>
-        </w:rPr>
-        <w:t xml:space="preserve">r round(ap_rmsea$impliedBeta, 3)</w:t>
-      </w:r>
-      <w:r>
-        <w:t xml:space="preserve">) is the probability of failing to reject the model even though the population misfit is (</w:t>
-      </w:r>
-      <w:r>
-        <w:t xml:space="preserve"> </w:t>
-      </w:r>
-      <w:r>
-        <w:t xml:space="preserve">= 0.05)</w:t>
-      </w:r>
+        <w:t xml:space="preserve">The reported</w:t>
+      </w:r>
+      <w:r>
+        <w:t xml:space="preserve"> </w:t>
+      </w:r>
+      <m:oMath>
+        <m:r>
+          <m:t>α</m:t>
+        </m:r>
+        <m:r>
+          <m:rPr>
+            <m:sty m:val="p"/>
+          </m:rPr>
+          <m:t>=</m:t>
+        </m:r>
+        <m:r>
+          <m:t>0.05</m:t>
+        </m:r>
+      </m:oMath>
+      <w:r>
+        <w:t xml:space="preserve"> </w:t>
+      </w:r>
+      <w:r>
+        <w:t xml:space="preserve">is the probability of rejecting the model when exact fit is actually true. The reported</w:t>
+      </w:r>
+      <w:r>
+        <w:t xml:space="preserve"> </w:t>
+      </w:r>
+      <m:oMath>
+        <m:r>
+          <m:t>β</m:t>
+        </m:r>
+      </m:oMath>
+      <w:r>
+        <w:t xml:space="preserve"> </w:t>
+      </w:r>
+      <m:oMath>
+        <m:r>
+          <m:rPr>
+            <m:sty m:val="p"/>
+          </m:rPr>
+          <m:t>≈</m:t>
+        </m:r>
+      </m:oMath>
+      <w:r>
+        <w:t xml:space="preserve"> </w:t>
+      </w:r>
+      <w:r>
+        <w:t xml:space="preserve">0.199 is the probability of failing to reject the model even though the population misfit is</w:t>
+      </w:r>
+      <w:r>
+        <w:t xml:space="preserve"> </w:t>
+      </w:r>
+      <m:oMath>
+        <m:r>
+          <m:rPr>
+            <m:nor/>
+            <m:sty m:val="p"/>
+          </m:rPr>
+          <m:t>RMSEA</m:t>
+        </m:r>
+        <m:r>
+          <m:rPr>
+            <m:sty m:val="p"/>
+          </m:rPr>
+          <m:t>=</m:t>
+        </m:r>
+        <m:r>
+          <m:t>0.05</m:t>
+        </m:r>
+      </m:oMath>
       <w:r>
         <w:t xml:space="preserve"> </w:t>
       </w:r>
@@ -11222,31 +11673,55 @@
         <w:pStyle w:val="BodyText"/>
       </w:pPr>
       <w:r>
-        <w:t xml:space="preserve">Accordingly, the reported power is (1 -</w:t>
-      </w:r>
-      <w:r>
-        <w:t xml:space="preserve"> </w:t>
-      </w:r>
-      <w:r>
-        <w:rPr>
-          <w:rStyle w:val="VerbatimChar"/>
-        </w:rPr>
-        <w:t xml:space="preserve">r round(ap_rmsea$impliedPower, 3)</w:t>
-      </w:r>
-      <w:r>
-        <w:t xml:space="preserve">). This means that, with (N =</w:t>
-      </w:r>
-      <w:r>
-        <w:t xml:space="preserve"> </w:t>
-      </w:r>
-      <w:r>
-        <w:rPr>
-          <w:rStyle w:val="VerbatimChar"/>
-        </w:rPr>
-        <w:t xml:space="preserve">r ap_rmsea$requiredN</w:t>
-      </w:r>
-      <w:r>
-        <w:t xml:space="preserve">), the analysis has about an 80% chance of detecting this level of misspecification if it is truly present in the population</w:t>
+        <w:t xml:space="preserve">Accordingly, the reported power is</w:t>
+      </w:r>
+      <w:r>
+        <w:t xml:space="preserve"> </w:t>
+      </w:r>
+      <m:oMath>
+        <m:r>
+          <m:t>1</m:t>
+        </m:r>
+        <m:r>
+          <m:rPr>
+            <m:sty m:val="p"/>
+          </m:rPr>
+          <m:t>−</m:t>
+        </m:r>
+        <m:r>
+          <m:t>β</m:t>
+        </m:r>
+      </m:oMath>
+      <w:r>
+        <w:t xml:space="preserve"> </w:t>
+      </w:r>
+      <m:oMath>
+        <m:r>
+          <m:rPr>
+            <m:sty m:val="p"/>
+          </m:rPr>
+          <m:t>≈</m:t>
+        </m:r>
+      </m:oMath>
+      <w:r>
+        <w:t xml:space="preserve"> </w:t>
+      </w:r>
+      <w:r>
+        <w:t xml:space="preserve">0.801. This means that, with</w:t>
+      </w:r>
+      <w:r>
+        <w:t xml:space="preserve"> </w:t>
+      </w:r>
+      <m:oMath>
+        <m:r>
+          <m:t>N</m:t>
+        </m:r>
+      </m:oMath>
+      <w:r>
+        <w:t xml:space="preserve"> </w:t>
+      </w:r>
+      <w:r>
+        <w:t xml:space="preserve">= 99, the analysis has about an 80% chance of detecting this level of misspecification if it is truly present in the population</w:t>
       </w:r>
       <w:r>
         <w:t xml:space="preserve"> </w:t>
@@ -11263,40 +11738,122 @@
         <w:pStyle w:val="BodyText"/>
       </w:pPr>
       <w:r>
-        <w:t xml:space="preserve">In the figure, the solid red curve represents the central (</w:t>
-      </w:r>
-      <w:r>
-        <w:t xml:space="preserve">^2) distribution under exact fit, and the dashed blue curve represents the noncentral (</w:t>
-      </w:r>
-      <w:r>
-        <w:t xml:space="preserve">^2) distribution under the target misspecification (</w:t>
-      </w:r>
-      <w:r>
-        <w:t xml:space="preserve"> </w:t>
-      </w:r>
-      <w:r>
-        <w:t xml:space="preserve">= 0.05). The vertical dotted line at (</w:t>
-      </w:r>
-      <w:r>
-        <w:t xml:space="preserve">^2 =</w:t>
-      </w:r>
-      <w:r>
-        <w:t xml:space="preserve"> </w:t>
-      </w:r>
-      <w:r>
-        <w:rPr>
-          <w:rStyle w:val="VerbatimChar"/>
-        </w:rPr>
-        <w:t xml:space="preserve">r round(ap_rmsea$chiCrit, 3)</w:t>
-      </w:r>
-      <w:r>
-        <w:t xml:space="preserve">) is the decision threshold, so the two shaded tail areas visualize the reported (</w:t>
-      </w:r>
-      <w:r>
-        <w:t xml:space="preserve">), (</w:t>
-      </w:r>
-      <w:r>
-        <w:t xml:space="preserve">), and power values</w:t>
+        <w:t xml:space="preserve">In the figure, the solid red curve represents the central</w:t>
+      </w:r>
+      <w:r>
+        <w:t xml:space="preserve"> </w:t>
+      </w:r>
+      <m:oMath>
+        <m:sSup>
+          <m:e>
+            <m:r>
+              <m:t>χ</m:t>
+            </m:r>
+          </m:e>
+          <m:sup>
+            <m:r>
+              <m:t>2</m:t>
+            </m:r>
+          </m:sup>
+        </m:sSup>
+      </m:oMath>
+      <w:r>
+        <w:t xml:space="preserve"> </w:t>
+      </w:r>
+      <w:r>
+        <w:t xml:space="preserve">distribution under exact fit, and the dashed blue curve represents the noncentral</w:t>
+      </w:r>
+      <w:r>
+        <w:t xml:space="preserve"> </w:t>
+      </w:r>
+      <m:oMath>
+        <m:sSup>
+          <m:e>
+            <m:r>
+              <m:t>χ</m:t>
+            </m:r>
+          </m:e>
+          <m:sup>
+            <m:r>
+              <m:t>2</m:t>
+            </m:r>
+          </m:sup>
+        </m:sSup>
+      </m:oMath>
+      <w:r>
+        <w:t xml:space="preserve"> </w:t>
+      </w:r>
+      <w:r>
+        <w:t xml:space="preserve">distribution under the target misspecification</w:t>
+      </w:r>
+      <w:r>
+        <w:t xml:space="preserve"> </w:t>
+      </w:r>
+      <m:oMath>
+        <m:r>
+          <m:rPr>
+            <m:nor/>
+            <m:sty m:val="p"/>
+          </m:rPr>
+          <m:t>RMSEA</m:t>
+        </m:r>
+        <m:r>
+          <m:rPr>
+            <m:sty m:val="p"/>
+          </m:rPr>
+          <m:t>=</m:t>
+        </m:r>
+        <m:r>
+          <m:t>0.05</m:t>
+        </m:r>
+      </m:oMath>
+      <w:r>
+        <w:t xml:space="preserve">. The vertical dotted line at</w:t>
+      </w:r>
+      <w:r>
+        <w:t xml:space="preserve"> </w:t>
+      </w:r>
+      <m:oMath>
+        <m:sSup>
+          <m:e>
+            <m:r>
+              <m:t>χ</m:t>
+            </m:r>
+          </m:e>
+          <m:sup>
+            <m:r>
+              <m:t>2</m:t>
+            </m:r>
+          </m:sup>
+        </m:sSup>
+      </m:oMath>
+      <w:r>
+        <w:t xml:space="preserve"> </w:t>
+      </w:r>
+      <w:r>
+        <w:t xml:space="preserve">= 286.808 is the decision threshold, so the two shaded tail areas visualize the reported</w:t>
+      </w:r>
+      <w:r>
+        <w:t xml:space="preserve"> </w:t>
+      </w:r>
+      <m:oMath>
+        <m:r>
+          <m:t>α</m:t>
+        </m:r>
+      </m:oMath>
+      <w:r>
+        <w:t xml:space="preserve">,</w:t>
+      </w:r>
+      <w:r>
+        <w:t xml:space="preserve"> </w:t>
+      </w:r>
+      <m:oMath>
+        <m:r>
+          <m:t>β</m:t>
+        </m:r>
+      </m:oMath>
+      <w:r>
+        <w:t xml:space="preserve">, and power values</w:t>
       </w:r>
       <w:r>
         <w:t xml:space="preserve"> </w:t>
@@ -11313,28 +11870,21 @@
         <w:pStyle w:val="BodyText"/>
       </w:pPr>
       <w:r>
-        <w:t xml:space="preserve">Because the achieved power is (</w:t>
-      </w:r>
-      <w:r>
-        <w:rPr>
-          <w:rStyle w:val="VerbatimChar"/>
-        </w:rPr>
-        <w:t xml:space="preserve">r round(ap_rmsea$impliedPower, 3)</w:t>
-      </w:r>
-      <w:r>
-        <w:t xml:space="preserve">), the solution is essentially right at the requested threshold rather than comfortably above it. The output therefore supports the interpretation that (N =</w:t>
-      </w:r>
-      <w:r>
-        <w:t xml:space="preserve"> </w:t>
-      </w:r>
-      <w:r>
-        <w:rPr>
-          <w:rStyle w:val="VerbatimChar"/>
-        </w:rPr>
-        <w:t xml:space="preserve">r ap_rmsea$requiredN</w:t>
-      </w:r>
-      <w:r>
-        <w:t xml:space="preserve">) is the minimum adequate sample size for this particular a priori specification</w:t>
+        <w:t xml:space="preserve">Because the achieved power is 0.801, the solution is essentially right at the requested threshold rather than comfortably above it. The output therefore supports the interpretation that</w:t>
+      </w:r>
+      <w:r>
+        <w:t xml:space="preserve"> </w:t>
+      </w:r>
+      <m:oMath>
+        <m:r>
+          <m:t>N</m:t>
+        </m:r>
+      </m:oMath>
+      <w:r>
+        <w:t xml:space="preserve"> </w:t>
+      </w:r>
+      <w:r>
+        <w:t xml:space="preserve">= 99 is the minimum adequate sample size for this particular a priori specification</w:t>
       </w:r>
       <w:r>
         <w:t xml:space="preserve"> </w:t>
@@ -11454,10 +12004,83 @@
         <w:pStyle w:val="BodyText"/>
       </w:pPr>
       <w:r>
-        <w:t xml:space="preserve">Conceptually, the analytical procedure fits the null model to the population-implied covariance structure and converts the resulting discrepancy into a noncentrality-based effect size. The key quantity is the population minimum of the fitting function, (F_0), which is linked to the noncentrality parameter by (</w:t>
-      </w:r>
-      <w:r>
-        <w:t xml:space="preserve">= (N - 1)F_0) and therefore connects substantive model misspecification to statistical power</w:t>
+        <w:t xml:space="preserve">Conceptually, the analytical procedure fits the null model to the population-implied covariance structure and converts the resulting discrepancy into a noncentrality-based effect size. The key quantity is the population minimum of the fitting function,</w:t>
+      </w:r>
+      <w:r>
+        <w:t xml:space="preserve"> </w:t>
+      </w:r>
+      <m:oMath>
+        <m:sSub>
+          <m:e>
+            <m:r>
+              <m:t>F</m:t>
+            </m:r>
+          </m:e>
+          <m:sub>
+            <m:r>
+              <m:t>0</m:t>
+            </m:r>
+          </m:sub>
+        </m:sSub>
+      </m:oMath>
+      <w:r>
+        <w:t xml:space="preserve">, which is linked to the noncentrality parameter by</w:t>
+      </w:r>
+      <w:r>
+        <w:t xml:space="preserve"> </w:t>
+      </w:r>
+      <m:oMath>
+        <m:r>
+          <m:t>λ</m:t>
+        </m:r>
+        <m:r>
+          <m:rPr>
+            <m:sty m:val="p"/>
+          </m:rPr>
+          <m:t>=</m:t>
+        </m:r>
+        <m:r>
+          <m:rPr>
+            <m:sty m:val="p"/>
+          </m:rPr>
+          <m:t>(</m:t>
+        </m:r>
+        <m:r>
+          <m:t>N</m:t>
+        </m:r>
+        <m:r>
+          <m:rPr>
+            <m:sty m:val="p"/>
+          </m:rPr>
+          <m:t>−</m:t>
+        </m:r>
+        <m:r>
+          <m:t>1</m:t>
+        </m:r>
+        <m:r>
+          <m:rPr>
+            <m:sty m:val="p"/>
+          </m:rPr>
+          <m:t>)</m:t>
+        </m:r>
+        <m:sSub>
+          <m:e>
+            <m:r>
+              <m:t>F</m:t>
+            </m:r>
+          </m:e>
+          <m:sub>
+            <m:r>
+              <m:t>0</m:t>
+            </m:r>
+          </m:sub>
+        </m:sSub>
+      </m:oMath>
+      <w:r>
+        <w:t xml:space="preserve"> </w:t>
+      </w:r>
+      <w:r>
+        <w:t xml:space="preserve">and therefore connects substantive model misspecification to statistical power</w:t>
       </w:r>
       <w:r>
         <w:t xml:space="preserve"> </w:t>
@@ -11712,49 +12335,65 @@
         <w:pStyle w:val="BodyText"/>
       </w:pPr>
       <w:r>
-        <w:t xml:space="preserve">The output indicates a population discrepancy of (F_0 =</w:t>
-      </w:r>
-      <w:r>
-        <w:t xml:space="preserve"> </w:t>
-      </w:r>
-      <w:r>
-        <w:rPr>
-          <w:rStyle w:val="VerbatimChar"/>
-        </w:rPr>
-        <w:t xml:space="preserve">r round(ap_popmodel$fmin, 3)</w:t>
-      </w:r>
-      <w:r>
-        <w:t xml:space="preserve">), which is also expressed as (</w:t>
-      </w:r>
-      <w:r>
-        <w:t xml:space="preserve"> </w:t>
-      </w:r>
-      <w:r>
-        <w:t xml:space="preserve">=</w:t>
-      </w:r>
-      <w:r>
-        <w:t xml:space="preserve"> </w:t>
-      </w:r>
-      <w:r>
-        <w:rPr>
-          <w:rStyle w:val="VerbatimChar"/>
-        </w:rPr>
-        <w:t xml:space="preserve">r round(ap_popmodel$rmsea, 3)</w:t>
-      </w:r>
-      <w:r>
-        <w:t xml:space="preserve">) and (Mc =</w:t>
-      </w:r>
-      <w:r>
-        <w:t xml:space="preserve"> </w:t>
-      </w:r>
-      <w:r>
-        <w:rPr>
-          <w:rStyle w:val="VerbatimChar"/>
-        </w:rPr>
-        <w:t xml:space="preserve">r round(ap_popmodel$mc, 3)</w:t>
-      </w:r>
-      <w:r>
-        <w:t xml:space="preserve">) in the summary table.</w:t>
+        <w:t xml:space="preserve">The output indicates a population discrepancy of</w:t>
+      </w:r>
+      <w:r>
+        <w:t xml:space="preserve"> </w:t>
+      </w:r>
+      <m:oMath>
+        <m:sSub>
+          <m:e>
+            <m:r>
+              <m:t>F</m:t>
+            </m:r>
+          </m:e>
+          <m:sub>
+            <m:r>
+              <m:t>0</m:t>
+            </m:r>
+          </m:sub>
+        </m:sSub>
+      </m:oMath>
+      <w:r>
+        <w:t xml:space="preserve"> </w:t>
+      </w:r>
+      <w:r>
+        <w:t xml:space="preserve">= 0.304, which is also expressed as</w:t>
+      </w:r>
+      <w:r>
+        <w:t xml:space="preserve"> </w:t>
+      </w:r>
+      <m:oMath>
+        <m:r>
+          <m:rPr>
+            <m:nor/>
+            <m:sty m:val="p"/>
+          </m:rPr>
+          <m:t>RMSEA</m:t>
+        </m:r>
+      </m:oMath>
+      <w:r>
+        <w:t xml:space="preserve"> </w:t>
+      </w:r>
+      <w:r>
+        <w:t xml:space="preserve">= 0.035 and</w:t>
+      </w:r>
+      <w:r>
+        <w:t xml:space="preserve"> </w:t>
+      </w:r>
+      <m:oMath>
+        <m:r>
+          <m:t>M</m:t>
+        </m:r>
+        <m:r>
+          <m:t>c</m:t>
+        </m:r>
+      </m:oMath>
+      <w:r>
+        <w:t xml:space="preserve"> </w:t>
+      </w:r>
+      <w:r>
+        <w:t xml:space="preserve">= 0.859 in the summary table.</w:t>
       </w:r>
     </w:p>
     <w:p>
@@ -11762,40 +12401,38 @@
         <w:pStyle w:val="BodyText"/>
       </w:pPr>
       <w:r>
-        <w:t xml:space="preserve">The null model has (df =</w:t>
-      </w:r>
-      <w:r>
-        <w:t xml:space="preserve"> </w:t>
-      </w:r>
-      <w:r>
-        <w:rPr>
-          <w:rStyle w:val="VerbatimChar"/>
-        </w:rPr>
-        <w:t xml:space="preserve">r ap_popmodel$df</w:t>
-      </w:r>
-      <w:r>
-        <w:t xml:space="preserve">), and the a priori analysis shows that the required sample size is (N =</w:t>
-      </w:r>
-      <w:r>
-        <w:t xml:space="preserve"> </w:t>
-      </w:r>
-      <w:r>
-        <w:rPr>
-          <w:rStyle w:val="VerbatimChar"/>
-        </w:rPr>
-        <w:t xml:space="preserve">r ap_popmodel$requiredN</w:t>
-      </w:r>
-      <w:r>
-        <w:t xml:space="preserve">) to attain the requested design conditions. The corresponding critical chi-square is (</w:t>
-      </w:r>
-      <w:r>
-        <w:rPr>
-          <w:rStyle w:val="VerbatimChar"/>
-        </w:rPr>
-        <w:t xml:space="preserve">r round(ap_popmodel$chiCrit, 3)</w:t>
-      </w:r>
-      <w:r>
-        <w:t xml:space="preserve">), which is the cutoff used by the test at the specified significance level.</w:t>
+        <w:t xml:space="preserve">The null model has</w:t>
+      </w:r>
+      <w:r>
+        <w:t xml:space="preserve"> </w:t>
+      </w:r>
+      <m:oMath>
+        <m:r>
+          <m:t>d</m:t>
+        </m:r>
+        <m:r>
+          <m:t>f</m:t>
+        </m:r>
+      </m:oMath>
+      <w:r>
+        <w:t xml:space="preserve"> </w:t>
+      </w:r>
+      <w:r>
+        <w:t xml:space="preserve">= 249, and the a priori analysis shows that the required sample size is</w:t>
+      </w:r>
+      <w:r>
+        <w:t xml:space="preserve"> </w:t>
+      </w:r>
+      <m:oMath>
+        <m:r>
+          <m:t>N</m:t>
+        </m:r>
+      </m:oMath>
+      <w:r>
+        <w:t xml:space="preserve"> </w:t>
+      </w:r>
+      <w:r>
+        <w:t xml:space="preserve">= 202 to attain the requested design conditions. The corresponding critical chi-square is 286.808, which is the cutoff used by the test at the specified significance level.</w:t>
       </w:r>
     </w:p>
     <w:p>
@@ -11803,19 +12440,63 @@
         <w:pStyle w:val="BodyText"/>
       </w:pPr>
       <w:r>
-        <w:t xml:space="preserve">The output also reports a noncentrality parameter of (</w:t>
-      </w:r>
-      <w:r>
-        <w:rPr>
-          <w:rStyle w:val="VerbatimChar"/>
-        </w:rPr>
-        <w:t xml:space="preserve">r round(ap_popmodel$impliedNCP, 3)</w:t>
-      </w:r>
-      <w:r>
-        <w:t xml:space="preserve">), consistent with the relationship (</w:t>
-      </w:r>
-      <w:r>
-        <w:t xml:space="preserve">= (N - 1)F_0) for the obtained solution.</w:t>
+        <w:t xml:space="preserve">The output also reports a noncentrality parameter of 61.078, consistent with the relationship</w:t>
+      </w:r>
+      <w:r>
+        <w:t xml:space="preserve"> </w:t>
+      </w:r>
+      <m:oMath>
+        <m:r>
+          <m:t>λ</m:t>
+        </m:r>
+        <m:r>
+          <m:rPr>
+            <m:sty m:val="p"/>
+          </m:rPr>
+          <m:t>=</m:t>
+        </m:r>
+        <m:r>
+          <m:rPr>
+            <m:sty m:val="p"/>
+          </m:rPr>
+          <m:t>(</m:t>
+        </m:r>
+        <m:r>
+          <m:t>N</m:t>
+        </m:r>
+        <m:r>
+          <m:rPr>
+            <m:sty m:val="p"/>
+          </m:rPr>
+          <m:t>−</m:t>
+        </m:r>
+        <m:r>
+          <m:t>1</m:t>
+        </m:r>
+        <m:r>
+          <m:rPr>
+            <m:sty m:val="p"/>
+          </m:rPr>
+          <m:t>)</m:t>
+        </m:r>
+        <m:sSub>
+          <m:e>
+            <m:r>
+              <m:t>F</m:t>
+            </m:r>
+          </m:e>
+          <m:sub>
+            <m:r>
+              <m:t>0</m:t>
+            </m:r>
+          </m:sub>
+        </m:sSub>
+      </m:oMath>
+      <w:r>
+        <w:t xml:space="preserve"> </w:t>
+      </w:r>
+      <w:r>
+        <w:t xml:space="preserve">for the obtained solution.</w:t>
       </w:r>
     </w:p>
     <w:p>
@@ -11823,61 +12504,71 @@
         <w:pStyle w:val="BodyText"/>
       </w:pPr>
       <w:r>
-        <w:t xml:space="preserve">Regarding the error rates, the summary shows (</w:t>
-      </w:r>
-      <w:r>
-        <w:t xml:space="preserve">=</w:t>
-      </w:r>
-      <w:r>
-        <w:t xml:space="preserve"> </w:t>
-      </w:r>
-      <w:r>
-        <w:rPr>
-          <w:rStyle w:val="VerbatimChar"/>
-        </w:rPr>
-        <w:t xml:space="preserve">r round(ap_popmodel$alpha, 3)</w:t>
-      </w:r>
-      <w:r>
-        <w:t xml:space="preserve">), (</w:t>
-      </w:r>
-      <w:r>
-        <w:t xml:space="preserve">=</w:t>
-      </w:r>
-      <w:r>
-        <w:t xml:space="preserve"> </w:t>
-      </w:r>
-      <w:r>
-        <w:rPr>
-          <w:rStyle w:val="VerbatimChar"/>
-        </w:rPr>
-        <w:t xml:space="preserve">r round(ap_popmodel$impliedBeta, 3)</w:t>
-      </w:r>
-      <w:r>
-        <w:t xml:space="preserve">), and (</w:t>
-      </w:r>
-      <w:r>
-        <w:t xml:space="preserve"> </w:t>
-      </w:r>
-      <w:r>
-        <w:t xml:space="preserve">= 1 -</w:t>
-      </w:r>
-      <w:r>
-        <w:t xml:space="preserve"> </w:t>
-      </w:r>
-      <w:r>
-        <w:t xml:space="preserve">=</w:t>
-      </w:r>
-      <w:r>
-        <w:t xml:space="preserve"> </w:t>
-      </w:r>
-      <w:r>
-        <w:rPr>
-          <w:rStyle w:val="VerbatimChar"/>
-        </w:rPr>
-        <w:t xml:space="preserve">r round(ap_popmodel$impliedPower, 3)</w:t>
-      </w:r>
-      <w:r>
-        <w:t xml:space="preserve">), indicating that the result reaches the intended power of approximately 80%.</w:t>
+        <w:t xml:space="preserve">Regarding the error rates, the summary shows</w:t>
+      </w:r>
+      <w:r>
+        <w:t xml:space="preserve"> </w:t>
+      </w:r>
+      <m:oMath>
+        <m:r>
+          <m:t>α</m:t>
+        </m:r>
+      </m:oMath>
+      <w:r>
+        <w:t xml:space="preserve"> </w:t>
+      </w:r>
+      <w:r>
+        <w:t xml:space="preserve">= 0.05,</w:t>
+      </w:r>
+      <w:r>
+        <w:t xml:space="preserve"> </w:t>
+      </w:r>
+      <m:oMath>
+        <m:r>
+          <m:t>β</m:t>
+        </m:r>
+      </m:oMath>
+      <w:r>
+        <w:t xml:space="preserve"> </w:t>
+      </w:r>
+      <w:r>
+        <w:t xml:space="preserve">= 0.198, and</w:t>
+      </w:r>
+      <w:r>
+        <w:t xml:space="preserve"> </w:t>
+      </w:r>
+      <m:oMath>
+        <m:r>
+          <m:rPr>
+            <m:nor/>
+            <m:sty m:val="p"/>
+          </m:rPr>
+          <m:t>Power</m:t>
+        </m:r>
+        <m:r>
+          <m:rPr>
+            <m:sty m:val="p"/>
+          </m:rPr>
+          <m:t>=</m:t>
+        </m:r>
+        <m:r>
+          <m:t>1</m:t>
+        </m:r>
+        <m:r>
+          <m:rPr>
+            <m:sty m:val="p"/>
+          </m:rPr>
+          <m:t>−</m:t>
+        </m:r>
+        <m:r>
+          <m:t>β</m:t>
+        </m:r>
+      </m:oMath>
+      <w:r>
+        <w:t xml:space="preserve"> </w:t>
+      </w:r>
+      <w:r>
+        <w:t xml:space="preserve">= 0.802, indicating that the result reaches the intended power of approximately 80%.</w:t>
       </w:r>
     </w:p>
     <w:bookmarkEnd w:id="64"/>
@@ -11935,10 +12626,32 @@
         <w:t xml:space="preserve">model-free</w:t>
       </w:r>
       <w:r>
-        <w:t xml:space="preserve">, which means the calculation depends on the chosen effect size metric, (</w:t>
-      </w:r>
-      <w:r>
-        <w:t xml:space="preserve">), and (df), rather than on a fully parameterized substantive SEM</w:t>
+        <w:t xml:space="preserve">, which means the calculation depends on the chosen effect size metric,</w:t>
+      </w:r>
+      <w:r>
+        <w:t xml:space="preserve"> </w:t>
+      </w:r>
+      <m:oMath>
+        <m:r>
+          <m:t>α</m:t>
+        </m:r>
+      </m:oMath>
+      <w:r>
+        <w:t xml:space="preserve">, and</w:t>
+      </w:r>
+      <w:r>
+        <w:t xml:space="preserve"> </w:t>
+      </w:r>
+      <m:oMath>
+        <m:r>
+          <m:t>d</m:t>
+        </m:r>
+        <m:r>
+          <m:t>f</m:t>
+        </m:r>
+      </m:oMath>
+      <w:r>
+        <w:t xml:space="preserve">, rather than on a fully parameterized substantive SEM</w:t>
       </w:r>
       <w:r>
         <w:t xml:space="preserve"> </w:t>
@@ -11955,20 +12668,59 @@
         <w:pStyle w:val="BodyText"/>
       </w:pPr>
       <w:r>
-        <w:t xml:space="preserve">Using RMSEA as the effect definition is convenient because it is a noncentrality-based fit measure with a direct connection to the discrepancy underlying the chi-square test, typically expressed as (F_0 =</w:t>
-      </w:r>
-      <w:r>
-        <w:t xml:space="preserve"> </w:t>
-      </w:r>
-      <w:r>
-        <w:t xml:space="preserve">^2</w:t>
-      </w:r>
-      <w:r>
-        <w:t xml:space="preserve"> </w:t>
-      </w:r>
-      <w:r>
-        <w:t xml:space="preserve">df)</w:t>
-      </w:r>
+        <w:t xml:space="preserve">Using RMSEA as the effect definition is convenient because it is a noncentrality-based fit measure with a direct connection to the discrepancy underlying the chi-square test, typically expressed as</w:t>
+      </w:r>
+      <w:r>
+        <w:t xml:space="preserve"> </w:t>
+      </w:r>
+      <m:oMath>
+        <m:sSub>
+          <m:e>
+            <m:r>
+              <m:t>F</m:t>
+            </m:r>
+          </m:e>
+          <m:sub>
+            <m:r>
+              <m:t>0</m:t>
+            </m:r>
+          </m:sub>
+        </m:sSub>
+        <m:r>
+          <m:rPr>
+            <m:sty m:val="p"/>
+          </m:rPr>
+          <m:t>=</m:t>
+        </m:r>
+        <m:sSup>
+          <m:e>
+            <m:r>
+              <m:rPr>
+                <m:nor/>
+                <m:sty m:val="p"/>
+              </m:rPr>
+              <m:t>RMSEA</m:t>
+            </m:r>
+          </m:e>
+          <m:sup>
+            <m:r>
+              <m:t>2</m:t>
+            </m:r>
+          </m:sup>
+        </m:sSup>
+        <m:r>
+          <m:rPr>
+            <m:sty m:val="p"/>
+          </m:rPr>
+          <m:t>×</m:t>
+        </m:r>
+        <m:r>
+          <m:t>d</m:t>
+        </m:r>
+        <m:r>
+          <m:t>f</m:t>
+        </m:r>
+      </m:oMath>
       <w:r>
         <w:t xml:space="preserve"> </w:t>
       </w:r>
@@ -11984,7 +12736,35 @@
         <w:pStyle w:val="BodyText"/>
       </w:pPr>
       <w:r>
-        <w:t xml:space="preserve">Conceptually, the plot answers a planning question: for a model with fixed (df), how large must (N) be so that the test has a sufficiently high probability of detecting misspecification of at least the target magnitude</w:t>
+        <w:t xml:space="preserve">Conceptually, the plot answers a planning question: for a model with fixed</w:t>
+      </w:r>
+      <w:r>
+        <w:t xml:space="preserve"> </w:t>
+      </w:r>
+      <m:oMath>
+        <m:r>
+          <m:t>d</m:t>
+        </m:r>
+        <m:r>
+          <m:t>f</m:t>
+        </m:r>
+      </m:oMath>
+      <w:r>
+        <w:t xml:space="preserve">, how large must</w:t>
+      </w:r>
+      <w:r>
+        <w:t xml:space="preserve"> </w:t>
+      </w:r>
+      <m:oMath>
+        <m:r>
+          <m:t>N</m:t>
+        </m:r>
+      </m:oMath>
+      <w:r>
+        <w:t xml:space="preserve"> </w:t>
+      </w:r>
+      <w:r>
+        <w:t xml:space="preserve">be so that the test has a sufficiently high probability of detecting misspecification of at least the target magnitude</w:t>
       </w:r>
       <w:r>
         <w:t xml:space="preserve"> </w:t>
@@ -12132,7 +12912,49 @@
         <w:pStyle w:val="BodyText"/>
       </w:pPr>
       <w:r>
-        <w:t xml:space="preserve">The figure shows that statistical power increases monotonically as sample size (N) becomes larger. At the lower end of the (N) range, the curve indicates insufficient sensitivity to detect the prespecified level of misspecification, whereas at higher (N) values the curve approaches very high power.</w:t>
+        <w:t xml:space="preserve">The figure shows that statistical power increases monotonically as sample size</w:t>
+      </w:r>
+      <w:r>
+        <w:t xml:space="preserve"> </w:t>
+      </w:r>
+      <m:oMath>
+        <m:r>
+          <m:t>N</m:t>
+        </m:r>
+      </m:oMath>
+      <w:r>
+        <w:t xml:space="preserve"> </w:t>
+      </w:r>
+      <w:r>
+        <w:t xml:space="preserve">becomes larger. At the lower end of the</w:t>
+      </w:r>
+      <w:r>
+        <w:t xml:space="preserve"> </w:t>
+      </w:r>
+      <m:oMath>
+        <m:r>
+          <m:t>N</m:t>
+        </m:r>
+      </m:oMath>
+      <w:r>
+        <w:t xml:space="preserve"> </w:t>
+      </w:r>
+      <w:r>
+        <w:t xml:space="preserve">range, the curve indicates insufficient sensitivity to detect the prespecified level of misspecification, whereas at higher</w:t>
+      </w:r>
+      <w:r>
+        <w:t xml:space="preserve"> </w:t>
+      </w:r>
+      <m:oMath>
+        <m:r>
+          <m:t>N</m:t>
+        </m:r>
+      </m:oMath>
+      <w:r>
+        <w:t xml:space="preserve"> </w:t>
+      </w:r>
+      <w:r>
+        <w:t xml:space="preserve">values the curve approaches very high power.</w:t>
       </w:r>
     </w:p>
     <w:p>
@@ -12148,7 +12970,21 @@
         <w:pStyle w:val="BodyText"/>
       </w:pPr>
       <w:r>
-        <w:t xml:space="preserve">In practical terms, the graph supports a direct reading of sample-size adequacy from the plotted trajectory. The relevant interpretation is therefore not any single point in isolation, but the location of the curve relative to the target power level across the full range of (N) values shown in the figure.</w:t>
+        <w:t xml:space="preserve">In practical terms, the graph supports a direct reading of sample-size adequacy from the plotted trajectory. The relevant interpretation is therefore not any single point in isolation, but the location of the curve relative to the target power level across the full range of</w:t>
+      </w:r>
+      <w:r>
+        <w:t xml:space="preserve"> </w:t>
+      </w:r>
+      <m:oMath>
+        <m:r>
+          <m:t>N</m:t>
+        </m:r>
+      </m:oMath>
+      <w:r>
+        <w:t xml:space="preserve"> </w:t>
+      </w:r>
+      <w:r>
+        <w:t xml:space="preserve">values shown in the figure.</w:t>
       </w:r>
     </w:p>
     <w:bookmarkEnd w:id="71"/>
@@ -12183,7 +13019,27 @@
         <w:pStyle w:val="BodyText"/>
       </w:pPr>
       <w:r>
-        <w:t xml:space="preserve">Analytically, this discrepancy is translated into a noncentrality-based effect, typically through the population minimum of the fitting function (F_0), which then links the substantive model assumptions to the likelihood-ratio testing framework used for power analysis</w:t>
+        <w:t xml:space="preserve">Analytically, this discrepancy is translated into a noncentrality-based effect, typically through the population minimum of the fitting function</w:t>
+      </w:r>
+      <w:r>
+        <w:t xml:space="preserve"> </w:t>
+      </w:r>
+      <m:oMath>
+        <m:sSub>
+          <m:e>
+            <m:r>
+              <m:t>F</m:t>
+            </m:r>
+          </m:e>
+          <m:sub>
+            <m:r>
+              <m:t>0</m:t>
+            </m:r>
+          </m:sub>
+        </m:sSub>
+      </m:oMath>
+      <w:r>
+        <w:t xml:space="preserve">, which then links the substantive model assumptions to the likelihood-ratio testing framework used for power analysis</w:t>
       </w:r>
       <w:r>
         <w:t xml:space="preserve"> </w:t>
@@ -12371,28 +13227,44 @@
         <w:pStyle w:val="BodyText"/>
       </w:pPr>
       <w:r>
-        <w:t xml:space="preserve">The plot titled (</w:t>
-      </w:r>
-      <w:r>
-        <w:t xml:space="preserve"> </w:t>
-      </w:r>
-      <w:r>
-        <w:t xml:space="preserve"> </w:t>
-      </w:r>
-      <w:r>
-        <w:t xml:space="preserve">F_0 =</w:t>
-      </w:r>
-      <w:r>
-        <w:t xml:space="preserve"> </w:t>
-      </w:r>
-      <w:r>
-        <w:rPr>
-          <w:rStyle w:val="VerbatimChar"/>
-        </w:rPr>
-        <w:t xml:space="preserve">r round(ap_popmodel$fmin, 3)</w:t>
-      </w:r>
-      <w:r>
-        <w:t xml:space="preserve">) shows a clear monotonic increase in power as sample size (N) grows.</w:t>
+        <w:t xml:space="preserve">The plot titled Power for</w:t>
+      </w:r>
+      <w:r>
+        <w:t xml:space="preserve"> </w:t>
+      </w:r>
+      <m:oMath>
+        <m:sSub>
+          <m:e>
+            <m:r>
+              <m:t>F</m:t>
+            </m:r>
+          </m:e>
+          <m:sub>
+            <m:r>
+              <m:t>0</m:t>
+            </m:r>
+          </m:sub>
+        </m:sSub>
+      </m:oMath>
+      <w:r>
+        <w:t xml:space="preserve"> </w:t>
+      </w:r>
+      <w:r>
+        <w:t xml:space="preserve">= 0.304 shows a clear monotonic increase in power as sample size</w:t>
+      </w:r>
+      <w:r>
+        <w:t xml:space="preserve"> </w:t>
+      </w:r>
+      <m:oMath>
+        <m:r>
+          <m:t>N</m:t>
+        </m:r>
+      </m:oMath>
+      <w:r>
+        <w:t xml:space="preserve"> </w:t>
+      </w:r>
+      <w:r>
+        <w:t xml:space="preserve">grows.</w:t>
       </w:r>
     </w:p>
     <w:p>
@@ -12400,7 +13272,46 @@
         <w:pStyle w:val="BodyText"/>
       </w:pPr>
       <w:r>
-        <w:t xml:space="preserve">At the lower end of the sample-size range, power is very limited. For very small samples, the curve is close to (0.07)–(0.10), indicating a low probability of detecting the effect represented by this (F_0).</w:t>
+        <w:t xml:space="preserve">At the lower end of the sample-size range, power is very limited. For very small samples, the curve is close to</w:t>
+      </w:r>
+      <w:r>
+        <w:t xml:space="preserve"> </w:t>
+      </w:r>
+      <m:oMath>
+        <m:r>
+          <m:t>0.07</m:t>
+        </m:r>
+      </m:oMath>
+      <w:r>
+        <w:t xml:space="preserve">–</w:t>
+      </w:r>
+      <m:oMath>
+        <m:r>
+          <m:t>0.10</m:t>
+        </m:r>
+      </m:oMath>
+      <w:r>
+        <w:t xml:space="preserve">, indicating a low probability of detecting the effect represented by this</w:t>
+      </w:r>
+      <w:r>
+        <w:t xml:space="preserve"> </w:t>
+      </w:r>
+      <m:oMath>
+        <m:sSub>
+          <m:e>
+            <m:r>
+              <m:t>F</m:t>
+            </m:r>
+          </m:e>
+          <m:sub>
+            <m:r>
+              <m:t>0</m:t>
+            </m:r>
+          </m:sub>
+        </m:sSub>
+      </m:oMath>
+      <w:r>
+        <w:t xml:space="preserve">.</w:t>
       </w:r>
     </w:p>
     <w:p>
@@ -12408,7 +13319,50 @@
         <w:pStyle w:val="BodyText"/>
       </w:pPr>
       <w:r>
-        <w:t xml:space="preserve">The curve enters a stronger growth region between approximately (N = 120) and (N = 220). In this interval, gains in sample size translate into substantial gains in power, with the curve moving from moderate sensitivity to clearly adequate sensitivity.</w:t>
+        <w:t xml:space="preserve">The curve enters a stronger growth region between approximately</w:t>
+      </w:r>
+      <w:r>
+        <w:t xml:space="preserve"> </w:t>
+      </w:r>
+      <m:oMath>
+        <m:r>
+          <m:t>N</m:t>
+        </m:r>
+        <m:r>
+          <m:rPr>
+            <m:sty m:val="p"/>
+          </m:rPr>
+          <m:t>=</m:t>
+        </m:r>
+        <m:r>
+          <m:t>120</m:t>
+        </m:r>
+      </m:oMath>
+      <w:r>
+        <w:t xml:space="preserve"> </w:t>
+      </w:r>
+      <w:r>
+        <w:t xml:space="preserve">and</w:t>
+      </w:r>
+      <w:r>
+        <w:t xml:space="preserve"> </w:t>
+      </w:r>
+      <m:oMath>
+        <m:r>
+          <m:t>N</m:t>
+        </m:r>
+        <m:r>
+          <m:rPr>
+            <m:sty m:val="p"/>
+          </m:rPr>
+          <m:t>=</m:t>
+        </m:r>
+        <m:r>
+          <m:t>220</m:t>
+        </m:r>
+      </m:oMath>
+      <w:r>
+        <w:t xml:space="preserve">. In this interval, gains in sample size translate into substantial gains in power, with the curve moving from moderate sensitivity to clearly adequate sensitivity.</w:t>
       </w:r>
     </w:p>
     <w:p>
@@ -12416,13 +13370,41 @@
         <w:pStyle w:val="BodyText"/>
       </w:pPr>
       <w:r>
-        <w:t xml:space="preserve">The conventional threshold of (0.80) power is reached at approximately (N</w:t>
-      </w:r>
-      <w:r>
-        <w:t xml:space="preserve"> </w:t>
-      </w:r>
-      <w:r>
-        <w:t xml:space="preserve">). This is the key empirical reading of the graph, because it marks the approximate sample size at which the analysis becomes adequately powered under the specified effect.</w:t>
+        <w:t xml:space="preserve">The conventional threshold of</w:t>
+      </w:r>
+      <w:r>
+        <w:t xml:space="preserve"> </w:t>
+      </w:r>
+      <m:oMath>
+        <m:r>
+          <m:t>0.80</m:t>
+        </m:r>
+      </m:oMath>
+      <w:r>
+        <w:t xml:space="preserve"> </w:t>
+      </w:r>
+      <w:r>
+        <w:t xml:space="preserve">power is reached at approximately</w:t>
+      </w:r>
+      <w:r>
+        <w:t xml:space="preserve"> </w:t>
+      </w:r>
+      <m:oMath>
+        <m:r>
+          <m:t>N</m:t>
+        </m:r>
+        <m:r>
+          <m:rPr>
+            <m:sty m:val="p"/>
+          </m:rPr>
+          <m:t>≈</m:t>
+        </m:r>
+        <m:r>
+          <m:t>200</m:t>
+        </m:r>
+      </m:oMath>
+      <w:r>
+        <w:t xml:space="preserve">. This is the key empirical reading of the graph, because it marks the approximate sample size at which the analysis becomes adequately powered under the specified effect.</w:t>
       </w:r>
     </w:p>
     <w:p>
@@ -12430,19 +13412,83 @@
         <w:pStyle w:val="BodyText"/>
       </w:pPr>
       <w:r>
-        <w:t xml:space="preserve">For larger samples, the curve approaches its ceiling. Around (N</w:t>
-      </w:r>
-      <w:r>
-        <w:t xml:space="preserve"> </w:t>
-      </w:r>
-      <w:r>
-        <w:t xml:space="preserve">), power is close to (0.95), and by the upper end of the graph, near (N</w:t>
-      </w:r>
-      <w:r>
-        <w:t xml:space="preserve"> </w:t>
-      </w:r>
-      <w:r>
-        <w:t xml:space="preserve">) to (350), power is close to (0.99).</w:t>
+        <w:t xml:space="preserve">For larger samples, the curve approaches its ceiling. Around</w:t>
+      </w:r>
+      <w:r>
+        <w:t xml:space="preserve"> </w:t>
+      </w:r>
+      <m:oMath>
+        <m:r>
+          <m:t>N</m:t>
+        </m:r>
+        <m:r>
+          <m:rPr>
+            <m:sty m:val="p"/>
+          </m:rPr>
+          <m:t>≈</m:t>
+        </m:r>
+        <m:r>
+          <m:t>280</m:t>
+        </m:r>
+      </m:oMath>
+      <w:r>
+        <w:t xml:space="preserve">, power is close to</w:t>
+      </w:r>
+      <w:r>
+        <w:t xml:space="preserve"> </w:t>
+      </w:r>
+      <m:oMath>
+        <m:r>
+          <m:t>0.95</m:t>
+        </m:r>
+      </m:oMath>
+      <w:r>
+        <w:t xml:space="preserve">, and by the upper end of the graph, near</w:t>
+      </w:r>
+      <w:r>
+        <w:t xml:space="preserve"> </w:t>
+      </w:r>
+      <m:oMath>
+        <m:r>
+          <m:t>N</m:t>
+        </m:r>
+        <m:r>
+          <m:rPr>
+            <m:sty m:val="p"/>
+          </m:rPr>
+          <m:t>≈</m:t>
+        </m:r>
+        <m:r>
+          <m:t>340</m:t>
+        </m:r>
+      </m:oMath>
+      <w:r>
+        <w:t xml:space="preserve"> </w:t>
+      </w:r>
+      <w:r>
+        <w:t xml:space="preserve">to</w:t>
+      </w:r>
+      <w:r>
+        <w:t xml:space="preserve"> </w:t>
+      </w:r>
+      <m:oMath>
+        <m:r>
+          <m:t>350</m:t>
+        </m:r>
+      </m:oMath>
+      <w:r>
+        <w:t xml:space="preserve">, power is close to</w:t>
+      </w:r>
+      <w:r>
+        <w:t xml:space="preserve"> </w:t>
+      </w:r>
+      <m:oMath>
+        <m:r>
+          <m:t>0.99</m:t>
+        </m:r>
+      </m:oMath>
+      <w:r>
+        <w:t xml:space="preserve">.</w:t>
       </w:r>
     </w:p>
     <w:p>
@@ -12450,7 +13496,35 @@
         <w:pStyle w:val="BodyText"/>
       </w:pPr>
       <w:r>
-        <w:t xml:space="preserve">Overall, the graph indicates that small samples are clearly underpowered, sample sizes around (200) are approximately sufficient for the usual (0.80) criterion, and larger samples above that level provide increasingly strong detection probability, though with diminishing marginal gains.</w:t>
+        <w:t xml:space="preserve">Overall, the graph indicates that small samples are clearly underpowered, sample sizes around</w:t>
+      </w:r>
+      <w:r>
+        <w:t xml:space="preserve"> </w:t>
+      </w:r>
+      <m:oMath>
+        <m:r>
+          <m:t>200</m:t>
+        </m:r>
+      </m:oMath>
+      <w:r>
+        <w:t xml:space="preserve"> </w:t>
+      </w:r>
+      <w:r>
+        <w:t xml:space="preserve">are approximately sufficient for the usual</w:t>
+      </w:r>
+      <w:r>
+        <w:t xml:space="preserve"> </w:t>
+      </w:r>
+      <m:oMath>
+        <m:r>
+          <m:t>0.80</m:t>
+        </m:r>
+      </m:oMath>
+      <w:r>
+        <w:t xml:space="preserve"> </w:t>
+      </w:r>
+      <w:r>
+        <w:t xml:space="preserve">criterion, and larger samples above that level provide increasingly strong detection probability, though with diminishing marginal gains.</w:t>
       </w:r>
     </w:p>
     <w:bookmarkEnd w:id="77"/>
@@ -13010,7 +14084,21 @@
         <w:pStyle w:val="BodyText"/>
       </w:pPr>
       <w:r>
-        <w:t xml:space="preserve">Varying (N) across a predefined sequence turns the simulation into a sample-size planning exercise rather than a single-condition power check</w:t>
+        <w:t xml:space="preserve">Varying</w:t>
+      </w:r>
+      <w:r>
+        <w:t xml:space="preserve"> </w:t>
+      </w:r>
+      <m:oMath>
+        <m:r>
+          <m:t>N</m:t>
+        </m:r>
+      </m:oMath>
+      <w:r>
+        <w:t xml:space="preserve"> </w:t>
+      </w:r>
+      <w:r>
+        <w:t xml:space="preserve">across a predefined sequence turns the simulation into a sample-size planning exercise rather than a single-condition power check</w:t>
       </w:r>
       <w:r>
         <w:t xml:space="preserve"> </w:t>
@@ -13019,7 +14107,21 @@
         <w:t xml:space="preserve">(Feng &amp; Hancock, 2023)</w:t>
       </w:r>
       <w:r>
-        <w:t xml:space="preserve">. Conceptually, as (N) increases, the sampling distributions under the reference and alternative conditions tend to become more distinguishable, so the probability of correctly flagging the misspecified condition increases as well</w:t>
+        <w:t xml:space="preserve">. Conceptually, as</w:t>
+      </w:r>
+      <w:r>
+        <w:t xml:space="preserve"> </w:t>
+      </w:r>
+      <m:oMath>
+        <m:r>
+          <m:t>N</m:t>
+        </m:r>
+      </m:oMath>
+      <w:r>
+        <w:t xml:space="preserve"> </w:t>
+      </w:r>
+      <w:r>
+        <w:t xml:space="preserve">increases, the sampling distributions under the reference and alternative conditions tend to become more distinguishable, so the probability of correctly flagging the misspecified condition increases as well</w:t>
       </w:r>
       <w:r>
         <w:t xml:space="preserve"> </w:t>
@@ -13070,7 +14172,21 @@
         <w:pStyle w:val="BodyText"/>
       </w:pPr>
       <w:r>
-        <w:t xml:space="preserve">Below, we present the results of this simulation under ideal conditions. First, the power curve is shown for all four fit indexes (RMSEA, CFI, TLI, SRMR) across the range of sample sizes. Then, we compare the two generated distributions for the reference and alternative conditions across the four fit indices, showing how the separation between them evolves as (N) increases.</w:t>
+        <w:t xml:space="preserve">Below, we present the results of this simulation under ideal conditions. First, the power curve is shown for all four fit indexes (RMSEA, CFI, TLI, SRMR) across the range of sample sizes. Then, we compare the two generated distributions for the reference and alternative conditions across the four fit indices, showing how the separation between them evolves as</w:t>
+      </w:r>
+      <w:r>
+        <w:t xml:space="preserve"> </w:t>
+      </w:r>
+      <m:oMath>
+        <m:r>
+          <m:t>N</m:t>
+        </m:r>
+      </m:oMath>
+      <w:r>
+        <w:t xml:space="preserve"> </w:t>
+      </w:r>
+      <w:r>
+        <w:t xml:space="preserve">increases.</w:t>
       </w:r>
     </w:p>
     <w:tbl>
@@ -13191,7 +14307,21 @@
         <w:pStyle w:val="BodyText"/>
       </w:pPr>
       <w:r>
-        <w:t xml:space="preserve">As (N) increases, the power curves rise steadily, showing that the same degree of misspecification becomes easier to detect in larger samples. The point at which each curve crosses the conventional target level (e.g., ( .80 )) marks the approximate minimum sample size required for that fit index to achieve adequate discriminatory performance.</w:t>
+        <w:t xml:space="preserve">As</w:t>
+      </w:r>
+      <w:r>
+        <w:t xml:space="preserve"> </w:t>
+      </w:r>
+      <m:oMath>
+        <m:r>
+          <m:t>N</m:t>
+        </m:r>
+      </m:oMath>
+      <w:r>
+        <w:t xml:space="preserve"> </w:t>
+      </w:r>
+      <w:r>
+        <w:t xml:space="preserve">increases, the power curves rise steadily, showing that the same degree of misspecification becomes easier to detect in larger samples. The point at which each curve crosses the conventional target level (e.g., $ .80 $) marks the approximate minimum sample size required for that fit index to achieve adequate discriminatory performance.</w:t>
       </w:r>
     </w:p>
     <w:p>
@@ -13199,7 +14329,21 @@
         <w:pStyle w:val="BodyText"/>
       </w:pPr>
       <w:r>
-        <w:t xml:space="preserve">The graph also shows that the fit indices do not behave identically across the sample-size range. Some indices reach the target power earlier, which indicates greater sensitivity to the discrepancy built into the alternative model, whereas others require larger (N) to attain the same level of power.</w:t>
+        <w:t xml:space="preserve">The graph also shows that the fit indices do not behave identically across the sample-size range. Some indices reach the target power earlier, which indicates greater sensitivity to the discrepancy built into the alternative model, whereas others require larger</w:t>
+      </w:r>
+      <w:r>
+        <w:t xml:space="preserve"> </w:t>
+      </w:r>
+      <m:oMath>
+        <m:r>
+          <m:t>N</m:t>
+        </m:r>
+      </m:oMath>
+      <w:r>
+        <w:t xml:space="preserve"> </w:t>
+      </w:r>
+      <w:r>
+        <w:t xml:space="preserve">to attain the same level of power.</w:t>
       </w:r>
     </w:p>
     <w:p>
@@ -13320,7 +14464,18 @@
         <w:pStyle w:val="BodyText"/>
       </w:pPr>
       <w:r>
-        <w:t xml:space="preserve">The second figure shows the empirical distributions of the four fit indices under the reference and alternative conditions for each sample size. At the smallest (N), the two distributions are heavily overlapping, which means that the fit indices have limited ability to distinguish between the well-fitting and misspecified scenarios.</w:t>
+        <w:t xml:space="preserve">The second figure shows the empirical distributions of the four fit indices under the reference and alternative conditions for each sample size. At the smallest</w:t>
+      </w:r>
+      <w:r>
+        <w:t xml:space="preserve"> </w:t>
+      </w:r>
+      <m:oMath>
+        <m:r>
+          <m:t>N</m:t>
+        </m:r>
+      </m:oMath>
+      <w:r>
+        <w:t xml:space="preserve">, the two distributions are heavily overlapping, which means that the fit indices have limited ability to distinguish between the well-fitting and misspecified scenarios.</w:t>
       </w:r>
     </w:p>
     <w:p>
@@ -13328,7 +14483,21 @@
         <w:pStyle w:val="BodyText"/>
       </w:pPr>
       <w:r>
-        <w:t xml:space="preserve">As (N) increases, the distribution under the alternative condition shifts towards worse fit values, while the distribution under the reference condition remains relatively stable. This growing separation between the distributions illustrates how the fit indices become more effective at detecting the misspecification as sample size increases, which is the empirical basis for the observed power curves.</w:t>
+        <w:t xml:space="preserve">As</w:t>
+      </w:r>
+      <w:r>
+        <w:t xml:space="preserve"> </w:t>
+      </w:r>
+      <m:oMath>
+        <m:r>
+          <m:t>N</m:t>
+        </m:r>
+      </m:oMath>
+      <w:r>
+        <w:t xml:space="preserve"> </w:t>
+      </w:r>
+      <w:r>
+        <w:t xml:space="preserve">increases, the distribution under the alternative condition shifts towards worse fit values, while the distribution under the reference condition remains relatively stable. This growing separation between the distributions illustrates how the fit indices become more effective at detecting the misspecification as sample size increases, which is the empirical basis for the observed power curves.</w:t>
       </w:r>
     </w:p>
     <w:p>
@@ -13388,10 +14557,21 @@
         <w:t xml:space="preserve"> </w:t>
       </w:r>
       <w:r>
-        <w:t xml:space="preserve">is designed to visualize the sampling distributions of fit indices under an alternative condition and, when a null object is supplied, to relate them to cutoffs derived from the null-model distribution at a prespecified (</w:t>
-      </w:r>
-      <w:r>
-        <w:t xml:space="preserve">) level. Conceptually, this turns power into a question of how often values generated under misspecification fall beyond the acceptance region implied by the null/reference model</w:t>
+        <w:t xml:space="preserve">is designed to visualize the sampling distributions of fit indices under an alternative condition and, when a null object is supplied, to relate them to cutoffs derived from the null-model distribution at a prespecified</w:t>
+      </w:r>
+      <w:r>
+        <w:t xml:space="preserve"> </w:t>
+      </w:r>
+      <m:oMath>
+        <m:r>
+          <m:t>α</m:t>
+        </m:r>
+      </m:oMath>
+      <w:r>
+        <w:t xml:space="preserve"> </w:t>
+      </w:r>
+      <w:r>
+        <w:t xml:space="preserve">level. Conceptually, this turns power into a question of how often values generated under misspecification fall beyond the acceptance region implied by the null/reference model</w:t>
       </w:r>
       <w:r>
         <w:t xml:space="preserve"> </w:t>
@@ -13443,7 +14623,70 @@
         <w:t xml:space="preserve">(Moshagen &amp; Bader, 2024)</w:t>
       </w:r>
       <w:r>
-        <w:t xml:space="preserve">. As (N) increases, the indices move progressively to the rejection side, and this pattern becomes stable around (N = 200-250). RMSEA and SRMR are [more/less] visually separated from the cutoff than CFI and TLI, while among the incremental indices, [CFI/TLI] shows the earliest clear discrimination. The table below summarizes the power and cutoff values for each fit index at (N = 231).</w:t>
+        <w:t xml:space="preserve">. As</w:t>
+      </w:r>
+      <w:r>
+        <w:t xml:space="preserve"> </w:t>
+      </w:r>
+      <m:oMath>
+        <m:r>
+          <m:t>N</m:t>
+        </m:r>
+      </m:oMath>
+      <w:r>
+        <w:t xml:space="preserve"> </w:t>
+      </w:r>
+      <w:r>
+        <w:t xml:space="preserve">increases, the indices move progressively to the rejection side, and this pattern becomes stable around</w:t>
+      </w:r>
+      <w:r>
+        <w:t xml:space="preserve"> </w:t>
+      </w:r>
+      <m:oMath>
+        <m:r>
+          <m:t>N</m:t>
+        </m:r>
+        <m:r>
+          <m:rPr>
+            <m:sty m:val="p"/>
+          </m:rPr>
+          <m:t>=</m:t>
+        </m:r>
+        <m:r>
+          <m:t>200</m:t>
+        </m:r>
+        <m:r>
+          <m:rPr>
+            <m:sty m:val="p"/>
+          </m:rPr>
+          <m:t>−</m:t>
+        </m:r>
+        <m:r>
+          <m:t>250</m:t>
+        </m:r>
+      </m:oMath>
+      <w:r>
+        <w:t xml:space="preserve">. RMSEA and SRMR are [more/less] visually separated from the cutoff than CFI and TLI, while among the incremental indices, [CFI/TLI] shows the earliest clear discrimination. The table below summarizes the power and cutoff values for each fit index at</w:t>
+      </w:r>
+      <w:r>
+        <w:t xml:space="preserve"> </w:t>
+      </w:r>
+      <m:oMath>
+        <m:r>
+          <m:t>N</m:t>
+        </m:r>
+        <m:r>
+          <m:rPr>
+            <m:sty m:val="p"/>
+          </m:rPr>
+          <m:t>=</m:t>
+        </m:r>
+        <m:r>
+          <m:t>231</m:t>
+        </m:r>
+      </m:oMath>
+      <w:r>
+        <w:t xml:space="preserve">.</w:t>
       </w:r>
     </w:p>
     <w:tbl>
@@ -13720,34 +14963,27 @@
         <w:pStyle w:val="BodyText"/>
       </w:pPr>
       <w:r>
-        <w:t xml:space="preserve">At (N = 231), the table shows that the estimated power was (</w:t>
-      </w:r>
-      <w:r>
-        <w:rPr>
-          <w:rStyle w:val="VerbatimChar"/>
-        </w:rPr>
-        <w:t xml:space="preserve">r round(power_ideal$rmsea, 3)</w:t>
-      </w:r>
-      <w:r>
-        <w:t xml:space="preserve">) for RMSEA, (</w:t>
-      </w:r>
-      <w:r>
-        <w:rPr>
-          <w:rStyle w:val="VerbatimChar"/>
-        </w:rPr>
-        <w:t xml:space="preserve">r round(power_ideal$srmr, 3)</w:t>
-      </w:r>
-      <w:r>
-        <w:t xml:space="preserve">) for SRMR, and (</w:t>
-      </w:r>
-      <w:r>
-        <w:rPr>
-          <w:rStyle w:val="VerbatimChar"/>
-        </w:rPr>
-        <w:t xml:space="preserve">r round(power_ideal$cfi, 3)</w:t>
-      </w:r>
-      <w:r>
-        <w:t xml:space="preserve">) for both CFI and TLI. Among the four indices, SRMR yielded the highest power, followed by RMSEA, whereas CFI and TLI produced the lowest and virtually identical power values.</w:t>
+        <w:t xml:space="preserve">At</w:t>
+      </w:r>
+      <w:r>
+        <w:t xml:space="preserve"> </w:t>
+      </w:r>
+      <m:oMath>
+        <m:r>
+          <m:t>N</m:t>
+        </m:r>
+        <m:r>
+          <m:rPr>
+            <m:sty m:val="p"/>
+          </m:rPr>
+          <m:t>=</m:t>
+        </m:r>
+        <m:r>
+          <m:t>231</m:t>
+        </m:r>
+      </m:oMath>
+      <w:r>
+        <w:t xml:space="preserve">, the table shows that the estimated power was 0.9 for RMSEA, 0.995 for SRMR, and 0.801 for both CFI and TLI. Among the four indices, SRMR yielded the highest power, followed by RMSEA, whereas CFI and TLI produced the lowest and virtually identical power values.</w:t>
       </w:r>
     </w:p>
     <w:p>
@@ -13755,43 +14991,7 @@
         <w:pStyle w:val="BodyText"/>
       </w:pPr>
       <w:r>
-        <w:t xml:space="preserve">The empirical cutoff values were (</w:t>
-      </w:r>
-      <w:r>
-        <w:rPr>
-          <w:rStyle w:val="VerbatimChar"/>
-        </w:rPr>
-        <w:t xml:space="preserve">r round(cutoff_ideal$rmsea, 3)</w:t>
-      </w:r>
-      <w:r>
-        <w:t xml:space="preserve">) for RMSEA, (</w:t>
-      </w:r>
-      <w:r>
-        <w:rPr>
-          <w:rStyle w:val="VerbatimChar"/>
-        </w:rPr>
-        <w:t xml:space="preserve">r round(cutoff_ideal$srmr, 3)</w:t>
-      </w:r>
-      <w:r>
-        <w:t xml:space="preserve">) for SRMR, (</w:t>
-      </w:r>
-      <w:r>
-        <w:rPr>
-          <w:rStyle w:val="VerbatimChar"/>
-        </w:rPr>
-        <w:t xml:space="preserve">r round(cutoff_ideal$cfi, 3)</w:t>
-      </w:r>
-      <w:r>
-        <w:t xml:space="preserve">) for CFI, and (</w:t>
-      </w:r>
-      <w:r>
-        <w:rPr>
-          <w:rStyle w:val="VerbatimChar"/>
-        </w:rPr>
-        <w:t xml:space="preserve">r round(cutoff_ideal$tli, 3)</w:t>
-      </w:r>
-      <w:r>
-        <w:t xml:space="preserve">) for TLI. In practical terms, the rejection rule is stricter for RMSEA and SRMR above their cutoffs, and for CFI and TLI below their cutoffs.</w:t>
+        <w:t xml:space="preserve">The empirical cutoff values were 0.039 for RMSEA, 0.058 for SRMR, 0.965 for CFI, and 0.961 for TLI. In practical terms, the rejection rule is stricter for RMSEA and SRMR above their cutoffs, and for CFI and TLI below their cutoffs.</w:t>
       </w:r>
     </w:p>
     <w:p>
@@ -13799,7 +14999,7 @@
         <w:pStyle w:val="BodyText"/>
       </w:pPr>
       <w:r>
-        <w:t xml:space="preserve">Taken together, the pattern of results is clear: (</w:t>
+        <w:t xml:space="preserve">Taken together, the pattern of results is clear: $</w:t>
       </w:r>
       <w:r>
         <w:t xml:space="preserve"> </w:t>
@@ -13829,7 +15029,21 @@
         <w:t xml:space="preserve"> </w:t>
       </w:r>
       <w:r>
-        <w:t xml:space="preserve">) in terms of power. Thus, within this specific analysis, SRMR provided the strongest discrimination, RMSEA also performed strongly, and CFI and TLI were just above the conventional (0.80) threshold.</w:t>
+        <w:t xml:space="preserve">$ in terms of power. Thus, within this specific analysis, SRMR provided the strongest discrimination, RMSEA also performed strongly, and CFI and TLI were just above the conventional</w:t>
+      </w:r>
+      <w:r>
+        <w:t xml:space="preserve"> </w:t>
+      </w:r>
+      <m:oMath>
+        <m:r>
+          <m:t>0.80</m:t>
+        </m:r>
+      </m:oMath>
+      <w:r>
+        <w:t xml:space="preserve"> </w:t>
+      </w:r>
+      <w:r>
+        <w:t xml:space="preserve">threshold.</w:t>
       </w:r>
     </w:p>
     <w:bookmarkStart w:id="105" w:name="X70068e6c6160cb41119ebf72f66dcb66c5fd7ee"/>
@@ -13846,55 +15060,55 @@
         <w:pStyle w:val="FirstParagraph"/>
       </w:pPr>
       <w:r>
-        <w:t xml:space="preserve">When traditional cutoffs are used, the analysis adopts fixed threshold values such as (</w:t>
-      </w:r>
-      <w:r>
-        <w:t xml:space="preserve"> </w:t>
-      </w:r>
-      <w:r>
-        <w:t xml:space="preserve"> </w:t>
-      </w:r>
-      <w:r>
-        <w:t xml:space="preserve"> </w:t>
-      </w:r>
-      <w:r>
-        <w:t xml:space="preserve">), (</w:t>
-      </w:r>
-      <w:r>
-        <w:t xml:space="preserve"> </w:t>
-      </w:r>
-      <w:r>
-        <w:t xml:space="preserve"> </w:t>
-      </w:r>
-      <w:r>
-        <w:t xml:space="preserve"> </w:t>
-      </w:r>
-      <w:r>
-        <w:t xml:space="preserve">), (</w:t>
-      </w:r>
-      <w:r>
-        <w:t xml:space="preserve"> </w:t>
-      </w:r>
-      <w:r>
-        <w:t xml:space="preserve"> </w:t>
-      </w:r>
-      <w:r>
-        <w:t xml:space="preserve"> </w:t>
-      </w:r>
-      <w:r>
-        <w:t xml:space="preserve">), and (</w:t>
-      </w:r>
-      <w:r>
-        <w:t xml:space="preserve"> </w:t>
-      </w:r>
-      <w:r>
-        <w:t xml:space="preserve"> </w:t>
-      </w:r>
-      <w:r>
-        <w:t xml:space="preserve"> </w:t>
-      </w:r>
-      <w:r>
-        <w:t xml:space="preserve">) as the decision boundaries for acceptable fit. Conceptually, this means that power is defined here as the proportion of replications in which the misspecified model crosses those predefined boundaries in the direction of worse fit.</w:t>
+        <w:t xml:space="preserve">When traditional cutoffs are used, the analysis adopts fixed threshold values such as $</w:t>
+      </w:r>
+      <w:r>
+        <w:t xml:space="preserve"> </w:t>
+      </w:r>
+      <w:r>
+        <w:t xml:space="preserve"> </w:t>
+      </w:r>
+      <w:r>
+        <w:t xml:space="preserve"> </w:t>
+      </w:r>
+      <w:r>
+        <w:t xml:space="preserve">$, $</w:t>
+      </w:r>
+      <w:r>
+        <w:t xml:space="preserve"> </w:t>
+      </w:r>
+      <w:r>
+        <w:t xml:space="preserve"> </w:t>
+      </w:r>
+      <w:r>
+        <w:t xml:space="preserve"> </w:t>
+      </w:r>
+      <w:r>
+        <w:t xml:space="preserve">$, $</w:t>
+      </w:r>
+      <w:r>
+        <w:t xml:space="preserve"> </w:t>
+      </w:r>
+      <w:r>
+        <w:t xml:space="preserve"> </w:t>
+      </w:r>
+      <w:r>
+        <w:t xml:space="preserve"> </w:t>
+      </w:r>
+      <w:r>
+        <w:t xml:space="preserve">$, and $</w:t>
+      </w:r>
+      <w:r>
+        <w:t xml:space="preserve"> </w:t>
+      </w:r>
+      <w:r>
+        <w:t xml:space="preserve"> </w:t>
+      </w:r>
+      <w:r>
+        <w:t xml:space="preserve"> </w:t>
+      </w:r>
+      <w:r>
+        <w:t xml:space="preserve">$ as the decision boundaries for acceptable fit. Conceptually, this means that power is defined here as the proportion of replications in which the misspecified model crosses those predefined boundaries in the direction of worse fit.</w:t>
       </w:r>
     </w:p>
     <w:p>
@@ -14067,19 +15281,50 @@
         <w:pStyle w:val="BodyText"/>
       </w:pPr>
       <w:r>
-        <w:t xml:space="preserve">The figure shows that all four fit indices become more stable as sample size increases, with noticeably less dispersion from (N</w:t>
-      </w:r>
-      <w:r>
-        <w:t xml:space="preserve"> </w:t>
-      </w:r>
-      <w:r>
-        <w:t xml:space="preserve">) to (N</w:t>
-      </w:r>
-      <w:r>
-        <w:t xml:space="preserve"> </w:t>
-      </w:r>
-      <w:r>
-        <w:t xml:space="preserve">). At smaller sample sizes, the points are widely scattered in every panel, whereas at larger sample sizes the values concentrate into narrower bands.</w:t>
+        <w:t xml:space="preserve">The figure shows that all four fit indices become more stable as sample size increases, with noticeably less dispersion from</w:t>
+      </w:r>
+      <w:r>
+        <w:t xml:space="preserve"> </w:t>
+      </w:r>
+      <m:oMath>
+        <m:r>
+          <m:t>N</m:t>
+        </m:r>
+        <m:r>
+          <m:rPr>
+            <m:sty m:val="p"/>
+          </m:rPr>
+          <m:t>≈</m:t>
+        </m:r>
+        <m:r>
+          <m:t>50</m:t>
+        </m:r>
+      </m:oMath>
+      <w:r>
+        <w:t xml:space="preserve"> </w:t>
+      </w:r>
+      <w:r>
+        <w:t xml:space="preserve">to</w:t>
+      </w:r>
+      <w:r>
+        <w:t xml:space="preserve"> </w:t>
+      </w:r>
+      <m:oMath>
+        <m:r>
+          <m:t>N</m:t>
+        </m:r>
+        <m:r>
+          <m:rPr>
+            <m:sty m:val="p"/>
+          </m:rPr>
+          <m:t>≈</m:t>
+        </m:r>
+        <m:r>
+          <m:t>350</m:t>
+        </m:r>
+      </m:oMath>
+      <w:r>
+        <w:t xml:space="preserve">. At smaller sample sizes, the points are widely scattered in every panel, whereas at larger sample sizes the values concentrate into narrower bands.</w:t>
       </w:r>
     </w:p>
     <w:p>
@@ -14100,7 +15345,46 @@
         <w:t xml:space="preserve">RMSEA</w:t>
       </w:r>
       <w:r>
-        <w:t xml:space="preserve">, the black points decrease clearly as (N) increases and are mostly well below the red cutoff line at moderate and large sample sizes. However, at the red line cutoff of (0.05), the distinction is still weak because the light-blue points remain close to that threshold and there is substantial overlap. In practical terms, RMSEA would need a cutoff around (0.04) or lower to provide a clearer distinction in this figure.</w:t>
+        <w:t xml:space="preserve">, the black points decrease clearly as</w:t>
+      </w:r>
+      <w:r>
+        <w:t xml:space="preserve"> </w:t>
+      </w:r>
+      <m:oMath>
+        <m:r>
+          <m:t>N</m:t>
+        </m:r>
+      </m:oMath>
+      <w:r>
+        <w:t xml:space="preserve"> </w:t>
+      </w:r>
+      <w:r>
+        <w:t xml:space="preserve">increases and are mostly well below the red cutoff line at moderate and large sample sizes. However, at the red line cutoff of</w:t>
+      </w:r>
+      <w:r>
+        <w:t xml:space="preserve"> </w:t>
+      </w:r>
+      <m:oMath>
+        <m:r>
+          <m:t>0.05</m:t>
+        </m:r>
+      </m:oMath>
+      <w:r>
+        <w:t xml:space="preserve">, the distinction is still weak because the light-blue points remain close to that threshold and there is substantial overlap. In practical terms, RMSEA would need a cutoff around</w:t>
+      </w:r>
+      <w:r>
+        <w:t xml:space="preserve"> </w:t>
+      </w:r>
+      <m:oMath>
+        <m:r>
+          <m:t>0.04</m:t>
+        </m:r>
+      </m:oMath>
+      <w:r>
+        <w:t xml:space="preserve"> </w:t>
+      </w:r>
+      <w:r>
+        <w:t xml:space="preserve">or lower to provide a clearer distinction in this figure.</w:t>
       </w:r>
     </w:p>
     <w:p>
@@ -14121,7 +15405,138 @@
         <w:t xml:space="preserve">SRMR</w:t>
       </w:r>
       <w:r>
-        <w:t xml:space="preserve">, the separation is visually the strongest. The black points decline from roughly (0.09) at low (N) to around (0.03) to (0.04) at high (N), while the light-blue points remain higher, mostly around (0.07) to (0.09). At the red cutoff of (0.06), SRMR is the only index that begins to make a clear distinction, and this becomes visible only when (N) is close to (200) or larger.</w:t>
+        <w:t xml:space="preserve">, the separation is visually the strongest. The black points decline from roughly</w:t>
+      </w:r>
+      <w:r>
+        <w:t xml:space="preserve"> </w:t>
+      </w:r>
+      <m:oMath>
+        <m:r>
+          <m:t>0.09</m:t>
+        </m:r>
+      </m:oMath>
+      <w:r>
+        <w:t xml:space="preserve"> </w:t>
+      </w:r>
+      <w:r>
+        <w:t xml:space="preserve">at low</w:t>
+      </w:r>
+      <w:r>
+        <w:t xml:space="preserve"> </w:t>
+      </w:r>
+      <m:oMath>
+        <m:r>
+          <m:t>N</m:t>
+        </m:r>
+      </m:oMath>
+      <w:r>
+        <w:t xml:space="preserve"> </w:t>
+      </w:r>
+      <w:r>
+        <w:t xml:space="preserve">to around</w:t>
+      </w:r>
+      <w:r>
+        <w:t xml:space="preserve"> </w:t>
+      </w:r>
+      <m:oMath>
+        <m:r>
+          <m:t>0.03</m:t>
+        </m:r>
+      </m:oMath>
+      <w:r>
+        <w:t xml:space="preserve"> </w:t>
+      </w:r>
+      <w:r>
+        <w:t xml:space="preserve">to</w:t>
+      </w:r>
+      <w:r>
+        <w:t xml:space="preserve"> </w:t>
+      </w:r>
+      <m:oMath>
+        <m:r>
+          <m:t>0.04</m:t>
+        </m:r>
+      </m:oMath>
+      <w:r>
+        <w:t xml:space="preserve"> </w:t>
+      </w:r>
+      <w:r>
+        <w:t xml:space="preserve">at high</w:t>
+      </w:r>
+      <w:r>
+        <w:t xml:space="preserve"> </w:t>
+      </w:r>
+      <m:oMath>
+        <m:r>
+          <m:t>N</m:t>
+        </m:r>
+      </m:oMath>
+      <w:r>
+        <w:t xml:space="preserve">, while the light-blue points remain higher, mostly around</w:t>
+      </w:r>
+      <w:r>
+        <w:t xml:space="preserve"> </w:t>
+      </w:r>
+      <m:oMath>
+        <m:r>
+          <m:t>0.07</m:t>
+        </m:r>
+      </m:oMath>
+      <w:r>
+        <w:t xml:space="preserve"> </w:t>
+      </w:r>
+      <w:r>
+        <w:t xml:space="preserve">to</w:t>
+      </w:r>
+      <w:r>
+        <w:t xml:space="preserve"> </w:t>
+      </w:r>
+      <m:oMath>
+        <m:r>
+          <m:t>0.09</m:t>
+        </m:r>
+      </m:oMath>
+      <w:r>
+        <w:t xml:space="preserve">. At the red cutoff of</w:t>
+      </w:r>
+      <w:r>
+        <w:t xml:space="preserve"> </w:t>
+      </w:r>
+      <m:oMath>
+        <m:r>
+          <m:t>0.06</m:t>
+        </m:r>
+      </m:oMath>
+      <w:r>
+        <w:t xml:space="preserve">, SRMR is the only index that begins to make a clear distinction, and this becomes visible only when</w:t>
+      </w:r>
+      <w:r>
+        <w:t xml:space="preserve"> </w:t>
+      </w:r>
+      <m:oMath>
+        <m:r>
+          <m:t>N</m:t>
+        </m:r>
+      </m:oMath>
+      <w:r>
+        <w:t xml:space="preserve"> </w:t>
+      </w:r>
+      <w:r>
+        <w:t xml:space="preserve">is close to</w:t>
+      </w:r>
+      <w:r>
+        <w:t xml:space="preserve"> </w:t>
+      </w:r>
+      <m:oMath>
+        <m:r>
+          <m:t>200</m:t>
+        </m:r>
+      </m:oMath>
+      <w:r>
+        <w:t xml:space="preserve"> </w:t>
+      </w:r>
+      <w:r>
+        <w:t xml:space="preserve">or larger.</w:t>
       </w:r>
     </w:p>
     <w:p>
@@ -14142,7 +15557,32 @@
         <w:t xml:space="preserve">CFI</w:t>
       </w:r>
       <w:r>
-        <w:t xml:space="preserve">, both sets of points increase with (N), but at the red cutoff of (0.95) the two clouds are not clearly separated. Many light-blue points stay around that same region, so the cutoff does not create a meaningful visual distinction between the two groups.</w:t>
+        <w:t xml:space="preserve">, both sets of points increase with</w:t>
+      </w:r>
+      <w:r>
+        <w:t xml:space="preserve"> </w:t>
+      </w:r>
+      <m:oMath>
+        <m:r>
+          <m:t>N</m:t>
+        </m:r>
+      </m:oMath>
+      <w:r>
+        <w:t xml:space="preserve">, but at the red cutoff of</w:t>
+      </w:r>
+      <w:r>
+        <w:t xml:space="preserve"> </w:t>
+      </w:r>
+      <m:oMath>
+        <m:r>
+          <m:t>0.95</m:t>
+        </m:r>
+      </m:oMath>
+      <w:r>
+        <w:t xml:space="preserve"> </w:t>
+      </w:r>
+      <w:r>
+        <w:t xml:space="preserve">the two clouds are not clearly separated. Many light-blue points stay around that same region, so the cutoff does not create a meaningful visual distinction between the two groups.</w:t>
       </w:r>
     </w:p>
     <w:p>
@@ -14163,7 +15603,32 @@
         <w:t xml:space="preserve">TLI</w:t>
       </w:r>
       <w:r>
-        <w:t xml:space="preserve">, the pattern is very similar to CFI. Although the black points approach values close to (1.00), the light-blue points also cluster around the (0.95) region, so at this cutoff the red line does not provide a clear distinction either.</w:t>
+        <w:t xml:space="preserve">, the pattern is very similar to CFI. Although the black points approach values close to</w:t>
+      </w:r>
+      <w:r>
+        <w:t xml:space="preserve"> </w:t>
+      </w:r>
+      <m:oMath>
+        <m:r>
+          <m:t>1.00</m:t>
+        </m:r>
+      </m:oMath>
+      <w:r>
+        <w:t xml:space="preserve">, the light-blue points also cluster around the</w:t>
+      </w:r>
+      <w:r>
+        <w:t xml:space="preserve"> </w:t>
+      </w:r>
+      <m:oMath>
+        <m:r>
+          <m:t>0.95</m:t>
+        </m:r>
+      </m:oMath>
+      <w:r>
+        <w:t xml:space="preserve"> </w:t>
+      </w:r>
+      <w:r>
+        <w:t xml:space="preserve">region, so at this cutoff the red line does not provide a clear distinction either.</w:t>
       </w:r>
     </w:p>
     <w:p>
@@ -14187,13 +15652,66 @@
         <w:t xml:space="preserve"> </w:t>
       </w:r>
       <w:r>
-        <w:t xml:space="preserve">shows effective discrimination, and even then only after sample sizes approach (N</w:t>
-      </w:r>
-      <w:r>
-        <w:t xml:space="preserve"> </w:t>
-      </w:r>
-      <w:r>
-        <w:t xml:space="preserve">). RMSEA shows some separation, but not enough at (0.06), suggesting that a cutoff near (0.04) would be more informative in this plot. At the (0.95) cutoff, CFI and TLI do not provide any meaningful distinction.</w:t>
+        <w:t xml:space="preserve">shows effective discrimination, and even then only after sample sizes approach</w:t>
+      </w:r>
+      <w:r>
+        <w:t xml:space="preserve"> </w:t>
+      </w:r>
+      <m:oMath>
+        <m:r>
+          <m:t>N</m:t>
+        </m:r>
+        <m:r>
+          <m:rPr>
+            <m:sty m:val="p"/>
+          </m:rPr>
+          <m:t>≈</m:t>
+        </m:r>
+        <m:r>
+          <m:t>200</m:t>
+        </m:r>
+      </m:oMath>
+      <w:r>
+        <w:t xml:space="preserve">. RMSEA shows some separation, but not enough at</w:t>
+      </w:r>
+      <w:r>
+        <w:t xml:space="preserve"> </w:t>
+      </w:r>
+      <m:oMath>
+        <m:r>
+          <m:t>0.06</m:t>
+        </m:r>
+      </m:oMath>
+      <w:r>
+        <w:t xml:space="preserve">, suggesting that a cutoff near</w:t>
+      </w:r>
+      <w:r>
+        <w:t xml:space="preserve"> </w:t>
+      </w:r>
+      <m:oMath>
+        <m:r>
+          <m:t>0.04</m:t>
+        </m:r>
+      </m:oMath>
+      <w:r>
+        <w:t xml:space="preserve"> </w:t>
+      </w:r>
+      <w:r>
+        <w:t xml:space="preserve">would be more informative in this plot. At the</w:t>
+      </w:r>
+      <w:r>
+        <w:t xml:space="preserve"> </w:t>
+      </w:r>
+      <m:oMath>
+        <m:r>
+          <m:t>0.95</m:t>
+        </m:r>
+      </m:oMath>
+      <w:r>
+        <w:t xml:space="preserve"> </w:t>
+      </w:r>
+      <w:r>
+        <w:t xml:space="preserve">cutoff, CFI and TLI do not provide any meaningful distinction.</w:t>
       </w:r>
     </w:p>
     <w:p>
@@ -14201,7 +15719,30 @@
         <w:pStyle w:val="BodyText"/>
       </w:pPr>
       <w:r>
-        <w:t xml:space="preserve">The table below summarizes the power and cutoff values for each fit index at (N = 231) when traditional cutoffs are applied.</w:t>
+        <w:t xml:space="preserve">The table below summarizes the power and cutoff values for each fit index at</w:t>
+      </w:r>
+      <w:r>
+        <w:t xml:space="preserve"> </w:t>
+      </w:r>
+      <m:oMath>
+        <m:r>
+          <m:t>N</m:t>
+        </m:r>
+        <m:r>
+          <m:rPr>
+            <m:sty m:val="p"/>
+          </m:rPr>
+          <m:t>=</m:t>
+        </m:r>
+        <m:r>
+          <m:t>231</m:t>
+        </m:r>
+      </m:oMath>
+      <w:r>
+        <w:t xml:space="preserve"> </w:t>
+      </w:r>
+      <w:r>
+        <w:t xml:space="preserve">when traditional cutoffs are applied.</w:t>
       </w:r>
     </w:p>
     <w:tbl>
@@ -14422,7 +15963,24 @@
         <w:pStyle w:val="FirstParagraph"/>
       </w:pPr>
       <w:r>
-        <w:t xml:space="preserve">The previous analyses focused on global fit indices, which summarize overall model adequacy but do not directly address the power to detect specific parameter misspecifications. In this section, we evaluate power for a particular parameter (e.g., (Q8) on the Physical factor) by defining the alternative condition as a population in which that parameter is set to zero, while the reference condition retains the original nonzero parameter. This approach allows us to assess the sensitivity of the analysis to detect a specific parameter misspecification rather than relying on global fit measures alone.</w:t>
+        <w:t xml:space="preserve">The previous analyses focused on global fit indices, which summarize overall model adequacy but do not directly address the power to detect specific parameter misspecifications. In this section, we evaluate power for a particular parameter (e.g.,</w:t>
+      </w:r>
+      <w:r>
+        <w:t xml:space="preserve"> </w:t>
+      </w:r>
+      <m:oMath>
+        <m:r>
+          <m:t>Q</m:t>
+        </m:r>
+        <m:r>
+          <m:t>8</m:t>
+        </m:r>
+      </m:oMath>
+      <w:r>
+        <w:t xml:space="preserve"> </w:t>
+      </w:r>
+      <w:r>
+        <w:t xml:space="preserve">on the Physical factor) by defining the alternative condition as a population in which that parameter is set to zero, while the reference condition retains the original nonzero parameter. This approach allows us to assess the sensitivity of the analysis to detect a specific parameter misspecification rather than relying on global fit measures alone.</w:t>
       </w:r>
     </w:p>
     <w:p>
@@ -14579,8 +16137,16 @@
         <w:pStyle w:val="BodyText"/>
       </w:pPr>
       <w:r>
-        <w:t xml:space="preserve">Overall, the results below are favorable for most parameters, but they also show that power, bias, standard-error bias, and coverage do not tell exactly the same story. The correct interpretation therefore needs to combine all four indicators, rather than relying only on power or only on the required (N)</w:t>
-      </w:r>
+        <w:t xml:space="preserve">Overall, the results below are favorable for most parameters, but they also show that power, bias, standard-error bias, and coverage do not tell exactly the same story. The correct interpretation therefore needs to combine all four indicators, rather than relying only on power or only on the required</w:t>
+      </w:r>
+      <w:r>
+        <w:t xml:space="preserve"> </w:t>
+      </w:r>
+      <m:oMath>
+        <m:r>
+          <m:t>N</m:t>
+        </m:r>
+      </m:oMath>
       <w:r>
         <w:t xml:space="preserve"> </w:t>
       </w:r>
@@ -18588,11 +20154,39 @@
         <w:pStyle w:val="BodyText"/>
       </w:pPr>
       <w:r>
-        <w:t xml:space="preserve">The required (N) depends on the focal null hypothesis, the magnitude of the underlying effect, the model degrees of freedom, and the full set of model parameters, so different parameters within the same model may require markedly different sample sizes to achieve the same target power (1-</w:t>
-      </w:r>
-      <w:r>
-        <w:t xml:space="preserve">)</w:t>
-      </w:r>
+        <w:t xml:space="preserve">The required</w:t>
+      </w:r>
+      <w:r>
+        <w:t xml:space="preserve"> </w:t>
+      </w:r>
+      <m:oMath>
+        <m:r>
+          <m:t>N</m:t>
+        </m:r>
+      </m:oMath>
+      <w:r>
+        <w:t xml:space="preserve"> </w:t>
+      </w:r>
+      <w:r>
+        <w:t xml:space="preserve">depends on the focal null hypothesis, the magnitude of the underlying effect, the model degrees of freedom, and the full set of model parameters, so different parameters within the same model may require markedly different sample sizes to achieve the same target power</w:t>
+      </w:r>
+      <w:r>
+        <w:t xml:space="preserve"> </w:t>
+      </w:r>
+      <m:oMath>
+        <m:r>
+          <m:t>1</m:t>
+        </m:r>
+        <m:r>
+          <m:rPr>
+            <m:sty m:val="p"/>
+          </m:rPr>
+          <m:t>−</m:t>
+        </m:r>
+        <m:r>
+          <m:t>β</m:t>
+        </m:r>
+      </m:oMath>
       <w:r>
         <w:t xml:space="preserve"> </w:t>
       </w:r>
@@ -19147,19 +20741,50 @@
         <w:pStyle w:val="BodyText"/>
       </w:pPr>
       <w:r>
-        <w:t xml:space="preserve">For planning purposes, this means that the study can look well powered if the goal is only to detect the main factor loadings, but not if the substantive focus is on relations among factors or on specific residual parameters. In these results, the practical reference is therefore much closer to (N</w:t>
-      </w:r>
-      <w:r>
-        <w:t xml:space="preserve"> </w:t>
-      </w:r>
-      <w:r>
-        <w:t xml:space="preserve">) than to (N</w:t>
-      </w:r>
-      <w:r>
-        <w:t xml:space="preserve"> </w:t>
-      </w:r>
-      <w:r>
-        <w:t xml:space="preserve">), because the hardest parameters, not the easiest ones, should drive the sample-size decision</w:t>
+        <w:t xml:space="preserve">For planning purposes, this means that the study can look well powered if the goal is only to detect the main factor loadings, but not if the substantive focus is on relations among factors or on specific residual parameters. In these results, the practical reference is therefore much closer to</w:t>
+      </w:r>
+      <w:r>
+        <w:t xml:space="preserve"> </w:t>
+      </w:r>
+      <m:oMath>
+        <m:r>
+          <m:t>N</m:t>
+        </m:r>
+        <m:r>
+          <m:rPr>
+            <m:sty m:val="p"/>
+          </m:rPr>
+          <m:t>≈</m:t>
+        </m:r>
+        <m:r>
+          <m:t>200</m:t>
+        </m:r>
+      </m:oMath>
+      <w:r>
+        <w:t xml:space="preserve"> </w:t>
+      </w:r>
+      <w:r>
+        <w:t xml:space="preserve">than to</w:t>
+      </w:r>
+      <w:r>
+        <w:t xml:space="preserve"> </w:t>
+      </w:r>
+      <m:oMath>
+        <m:r>
+          <m:t>N</m:t>
+        </m:r>
+        <m:r>
+          <m:rPr>
+            <m:sty m:val="p"/>
+          </m:rPr>
+          <m:t>≈</m:t>
+        </m:r>
+        <m:r>
+          <m:t>50</m:t>
+        </m:r>
+      </m:oMath>
+      <w:r>
+        <w:t xml:space="preserve">, because the hardest parameters, not the easiest ones, should drive the sample-size decision</w:t>
       </w:r>
       <w:r>
         <w:t xml:space="preserve"> </w:t>
@@ -19215,19 +20840,7 @@
         <w:t xml:space="preserve"> </w:t>
       </w:r>
       <w:r>
-        <w:t xml:space="preserve">(N =</w:t>
-      </w:r>
-      <w:r>
-        <w:t xml:space="preserve"> </w:t>
-      </w:r>
-      <w:r>
-        <w:rPr>
-          <w:rStyle w:val="VerbatimChar"/>
-        </w:rPr>
-        <w:t xml:space="preserve">r n_h1[[$psycho~~social]]</w:t>
-      </w:r>
-      <w:r>
-        <w:t xml:space="preserve">). So, if the goal is to support reliable inference not only for factor loadings but also for relations among the latent domains, the sample-size decision should be guided by those harder parameters rather than by the more stable measurement ones.</w:t>
+        <w:t xml:space="preserve">(N = 212). So, if the goal is to support reliable inference not only for factor loadings but also for relations among the latent domains, the sample-size decision should be guided by those harder parameters rather than by the more stable measurement ones.</w:t>
       </w:r>
     </w:p>
     <w:bookmarkEnd w:id="110"/>
@@ -19286,7 +20899,7 @@
         <w:pStyle w:val="BodyText"/>
       </w:pPr>
       <w:r>
-        <w:t xml:space="preserve">This subsection therefore uses Monte Carlo simulation to identify the sample size required for each estimable parameter in the CFA model to attain a target power level of ( .80 ). The logic is straightforward: repeated samples are generated under the population model, the analysis model is fit to each sample, and power is summarized for each parameter across candidate values of ( N )</w:t>
+        <w:t xml:space="preserve">This subsection therefore uses Monte Carlo simulation to identify the sample size required for each estimable parameter in the CFA model to attain a target power level of $ .80 $. The logic is straightforward: repeated samples are generated under the population model, the analysis model is fit to each sample, and power is summarized for each parameter across candidate values of $ N $</w:t>
       </w:r>
       <w:r>
         <w:t xml:space="preserve"> </w:t>
@@ -20079,7 +21692,7 @@
         <w:t xml:space="preserve"> </w:t>
       </w:r>
       <w:r>
-        <w:t xml:space="preserve">shows that most factor loadings reach the target power of ( .80 ) with very small sample sizes, generally with ( N = &lt; 60 ). This indicates that the loading structure is relatively easy to recover under the naive model in the ideal condition.</w:t>
+        <w:t xml:space="preserve">shows that most factor loadings reach the target power of $ .80 $ with very small sample sizes, generally with $ N = &lt; 60 $. This indicates that the loading structure is relatively easy to recover under the naive model in the ideal condition.</w:t>
       </w:r>
     </w:p>
     <w:p>
@@ -20087,115 +21700,424 @@
         <w:pStyle w:val="BodyText"/>
       </w:pPr>
       <w:r>
-        <w:t xml:space="preserve">The more demanding results are found among the latent covariances. Their required sample sizes are substantially larger: ( psycho</w:t>
-      </w:r>
-      <w:r>
-        <w:t xml:space="preserve"> </w:t>
-      </w:r>
-      <w:r>
-        <w:t xml:space="preserve">physical =)</w:t>
-      </w:r>
-      <w:r>
-        <w:t xml:space="preserve"> </w:t>
-      </w:r>
-      <w:r>
-        <w:rPr>
-          <w:rStyle w:val="VerbatimChar"/>
-        </w:rPr>
-        <w:t xml:space="preserve">r n_naive[['psycho~~physical']]</w:t>
-      </w:r>
-      <w:r>
-        <w:t xml:space="preserve">, ( psycho</w:t>
-      </w:r>
-      <w:r>
-        <w:t xml:space="preserve"> </w:t>
-      </w:r>
-      <w:r>
-        <w:t xml:space="preserve">social =)</w:t>
-      </w:r>
-      <w:r>
-        <w:t xml:space="preserve"> </w:t>
-      </w:r>
-      <w:r>
-        <w:rPr>
-          <w:rStyle w:val="VerbatimChar"/>
-        </w:rPr>
-        <w:t xml:space="preserve">r n_naive[['psycho~~social']]</w:t>
-      </w:r>
-      <w:r>
-        <w:t xml:space="preserve">, ( psycho</w:t>
-      </w:r>
-      <w:r>
-        <w:t xml:space="preserve"> </w:t>
-      </w:r>
-      <w:r>
-        <w:t xml:space="preserve">environment =)</w:t>
-      </w:r>
-      <w:r>
-        <w:t xml:space="preserve"> </w:t>
-      </w:r>
-      <w:r>
-        <w:rPr>
-          <w:rStyle w:val="VerbatimChar"/>
-        </w:rPr>
-        <w:t xml:space="preserve">r n_naive[['psycho~~environment']]</w:t>
-      </w:r>
-      <w:r>
-        <w:t xml:space="preserve">, ( physical</w:t>
-      </w:r>
-      <w:r>
-        <w:t xml:space="preserve"> </w:t>
-      </w:r>
-      <w:r>
-        <w:t xml:space="preserve">social =)</w:t>
-      </w:r>
-      <w:r>
-        <w:t xml:space="preserve"> </w:t>
-      </w:r>
-      <w:r>
-        <w:rPr>
-          <w:rStyle w:val="VerbatimChar"/>
-        </w:rPr>
-        <w:t xml:space="preserve">r n_naive[['physical~~social']]</w:t>
-      </w:r>
-      <w:r>
-        <w:t xml:space="preserve">, ( physical</w:t>
-      </w:r>
-      <w:r>
-        <w:t xml:space="preserve"> </w:t>
-      </w:r>
-      <w:r>
-        <w:t xml:space="preserve">environment =)</w:t>
-      </w:r>
-      <w:r>
-        <w:t xml:space="preserve"> </w:t>
-      </w:r>
-      <w:r>
-        <w:rPr>
-          <w:rStyle w:val="VerbatimChar"/>
-        </w:rPr>
-        <w:t xml:space="preserve">r n_naive[['physical~~environment']]</w:t>
-      </w:r>
-      <w:r>
-        <w:t xml:space="preserve">, and ( social</w:t>
-      </w:r>
-      <w:r>
-        <w:t xml:space="preserve"> </w:t>
-      </w:r>
-      <w:r>
-        <w:t xml:space="preserve">environment =)</w:t>
-      </w:r>
-      <w:r>
-        <w:t xml:space="preserve"> </w:t>
-      </w:r>
-      <w:r>
-        <w:rPr>
-          <w:rStyle w:val="VerbatimChar"/>
-        </w:rPr>
-        <w:t xml:space="preserve">r n_naive[['social~~environment']]</w:t>
-      </w:r>
-      <w:r>
-        <w:t xml:space="preserve">.</w:t>
+        <w:t xml:space="preserve">The more demanding results are found among the latent covariances. Their required sample sizes are substantially larger:</w:t>
+      </w:r>
+      <w:r>
+        <w:t xml:space="preserve"> </w:t>
+      </w:r>
+      <m:oMath>
+        <m:r>
+          <m:t>p</m:t>
+        </m:r>
+        <m:r>
+          <m:t>s</m:t>
+        </m:r>
+        <m:r>
+          <m:t>y</m:t>
+        </m:r>
+        <m:r>
+          <m:t>c</m:t>
+        </m:r>
+        <m:r>
+          <m:t>h</m:t>
+        </m:r>
+        <m:r>
+          <m:t>o</m:t>
+        </m:r>
+        <m:r>
+          <m:rPr>
+            <m:sty m:val="p"/>
+          </m:rPr>
+          <m:t>∼</m:t>
+        </m:r>
+        <m:r>
+          <m:rPr>
+            <m:sty m:val="p"/>
+          </m:rPr>
+          <m:t>∼</m:t>
+        </m:r>
+        <m:r>
+          <m:t>p</m:t>
+        </m:r>
+        <m:r>
+          <m:t>h</m:t>
+        </m:r>
+        <m:r>
+          <m:t>y</m:t>
+        </m:r>
+        <m:r>
+          <m:t>s</m:t>
+        </m:r>
+        <m:r>
+          <m:t>i</m:t>
+        </m:r>
+        <m:r>
+          <m:t>c</m:t>
+        </m:r>
+        <m:r>
+          <m:t>a</m:t>
+        </m:r>
+        <m:r>
+          <m:t>l</m:t>
+        </m:r>
+      </m:oMath>
+      <w:r>
+        <w:t xml:space="preserve"> </w:t>
+      </w:r>
+      <w:r>
+        <w:t xml:space="preserve">= 180,</w:t>
+      </w:r>
+      <w:r>
+        <w:t xml:space="preserve"> </w:t>
+      </w:r>
+      <m:oMath>
+        <m:r>
+          <m:t>p</m:t>
+        </m:r>
+        <m:r>
+          <m:t>s</m:t>
+        </m:r>
+        <m:r>
+          <m:t>y</m:t>
+        </m:r>
+        <m:r>
+          <m:t>c</m:t>
+        </m:r>
+        <m:r>
+          <m:t>h</m:t>
+        </m:r>
+        <m:r>
+          <m:t>o</m:t>
+        </m:r>
+        <m:r>
+          <m:rPr>
+            <m:sty m:val="p"/>
+          </m:rPr>
+          <m:t>∼</m:t>
+        </m:r>
+        <m:r>
+          <m:rPr>
+            <m:sty m:val="p"/>
+          </m:rPr>
+          <m:t>∼</m:t>
+        </m:r>
+        <m:r>
+          <m:t>s</m:t>
+        </m:r>
+        <m:r>
+          <m:t>o</m:t>
+        </m:r>
+        <m:r>
+          <m:t>c</m:t>
+        </m:r>
+        <m:r>
+          <m:t>i</m:t>
+        </m:r>
+        <m:r>
+          <m:t>a</m:t>
+        </m:r>
+        <m:r>
+          <m:t>l</m:t>
+        </m:r>
+      </m:oMath>
+      <w:r>
+        <w:t xml:space="preserve"> </w:t>
+      </w:r>
+      <w:r>
+        <w:t xml:space="preserve">= 186,</w:t>
+      </w:r>
+      <w:r>
+        <w:t xml:space="preserve"> </w:t>
+      </w:r>
+      <m:oMath>
+        <m:r>
+          <m:t>p</m:t>
+        </m:r>
+        <m:r>
+          <m:t>s</m:t>
+        </m:r>
+        <m:r>
+          <m:t>y</m:t>
+        </m:r>
+        <m:r>
+          <m:t>c</m:t>
+        </m:r>
+        <m:r>
+          <m:t>h</m:t>
+        </m:r>
+        <m:r>
+          <m:t>o</m:t>
+        </m:r>
+        <m:r>
+          <m:rPr>
+            <m:sty m:val="p"/>
+          </m:rPr>
+          <m:t>∼</m:t>
+        </m:r>
+        <m:r>
+          <m:rPr>
+            <m:sty m:val="p"/>
+          </m:rPr>
+          <m:t>∼</m:t>
+        </m:r>
+        <m:r>
+          <m:t>e</m:t>
+        </m:r>
+        <m:r>
+          <m:t>n</m:t>
+        </m:r>
+        <m:r>
+          <m:t>v</m:t>
+        </m:r>
+        <m:r>
+          <m:t>i</m:t>
+        </m:r>
+        <m:r>
+          <m:t>r</m:t>
+        </m:r>
+        <m:r>
+          <m:t>o</m:t>
+        </m:r>
+        <m:r>
+          <m:t>n</m:t>
+        </m:r>
+        <m:r>
+          <m:t>m</m:t>
+        </m:r>
+        <m:r>
+          <m:t>e</m:t>
+        </m:r>
+        <m:r>
+          <m:t>n</m:t>
+        </m:r>
+        <m:r>
+          <m:t>t</m:t>
+        </m:r>
+      </m:oMath>
+      <w:r>
+        <w:t xml:space="preserve"> </w:t>
+      </w:r>
+      <w:r>
+        <w:t xml:space="preserve">= 164,</w:t>
+      </w:r>
+      <w:r>
+        <w:t xml:space="preserve"> </w:t>
+      </w:r>
+      <m:oMath>
+        <m:r>
+          <m:t>p</m:t>
+        </m:r>
+        <m:r>
+          <m:t>h</m:t>
+        </m:r>
+        <m:r>
+          <m:t>y</m:t>
+        </m:r>
+        <m:r>
+          <m:t>s</m:t>
+        </m:r>
+        <m:r>
+          <m:t>i</m:t>
+        </m:r>
+        <m:r>
+          <m:t>c</m:t>
+        </m:r>
+        <m:r>
+          <m:t>a</m:t>
+        </m:r>
+        <m:r>
+          <m:t>l</m:t>
+        </m:r>
+        <m:r>
+          <m:rPr>
+            <m:sty m:val="p"/>
+          </m:rPr>
+          <m:t>∼</m:t>
+        </m:r>
+        <m:r>
+          <m:rPr>
+            <m:sty m:val="p"/>
+          </m:rPr>
+          <m:t>∼</m:t>
+        </m:r>
+        <m:r>
+          <m:t>s</m:t>
+        </m:r>
+        <m:r>
+          <m:t>o</m:t>
+        </m:r>
+        <m:r>
+          <m:t>c</m:t>
+        </m:r>
+        <m:r>
+          <m:t>i</m:t>
+        </m:r>
+        <m:r>
+          <m:t>a</m:t>
+        </m:r>
+        <m:r>
+          <m:t>l</m:t>
+        </m:r>
+      </m:oMath>
+      <w:r>
+        <w:t xml:space="preserve"> </w:t>
+      </w:r>
+      <w:r>
+        <w:t xml:space="preserve">= 192,</w:t>
+      </w:r>
+      <w:r>
+        <w:t xml:space="preserve"> </w:t>
+      </w:r>
+      <m:oMath>
+        <m:r>
+          <m:t>p</m:t>
+        </m:r>
+        <m:r>
+          <m:t>h</m:t>
+        </m:r>
+        <m:r>
+          <m:t>y</m:t>
+        </m:r>
+        <m:r>
+          <m:t>s</m:t>
+        </m:r>
+        <m:r>
+          <m:t>i</m:t>
+        </m:r>
+        <m:r>
+          <m:t>c</m:t>
+        </m:r>
+        <m:r>
+          <m:t>a</m:t>
+        </m:r>
+        <m:r>
+          <m:t>l</m:t>
+        </m:r>
+        <m:r>
+          <m:rPr>
+            <m:sty m:val="p"/>
+          </m:rPr>
+          <m:t>∼</m:t>
+        </m:r>
+        <m:r>
+          <m:rPr>
+            <m:sty m:val="p"/>
+          </m:rPr>
+          <m:t>∼</m:t>
+        </m:r>
+        <m:r>
+          <m:t>e</m:t>
+        </m:r>
+        <m:r>
+          <m:t>n</m:t>
+        </m:r>
+        <m:r>
+          <m:t>v</m:t>
+        </m:r>
+        <m:r>
+          <m:t>i</m:t>
+        </m:r>
+        <m:r>
+          <m:t>r</m:t>
+        </m:r>
+        <m:r>
+          <m:t>o</m:t>
+        </m:r>
+        <m:r>
+          <m:t>n</m:t>
+        </m:r>
+        <m:r>
+          <m:t>m</m:t>
+        </m:r>
+        <m:r>
+          <m:t>e</m:t>
+        </m:r>
+        <m:r>
+          <m:t>n</m:t>
+        </m:r>
+        <m:r>
+          <m:t>t</m:t>
+        </m:r>
+      </m:oMath>
+      <w:r>
+        <w:t xml:space="preserve"> </w:t>
+      </w:r>
+      <w:r>
+        <w:t xml:space="preserve">= 178, and</w:t>
+      </w:r>
+      <w:r>
+        <w:t xml:space="preserve"> </w:t>
+      </w:r>
+      <m:oMath>
+        <m:r>
+          <m:t>s</m:t>
+        </m:r>
+        <m:r>
+          <m:t>o</m:t>
+        </m:r>
+        <m:r>
+          <m:t>c</m:t>
+        </m:r>
+        <m:r>
+          <m:t>i</m:t>
+        </m:r>
+        <m:r>
+          <m:t>a</m:t>
+        </m:r>
+        <m:r>
+          <m:t>l</m:t>
+        </m:r>
+        <m:r>
+          <m:rPr>
+            <m:sty m:val="p"/>
+          </m:rPr>
+          <m:t>∼</m:t>
+        </m:r>
+        <m:r>
+          <m:rPr>
+            <m:sty m:val="p"/>
+          </m:rPr>
+          <m:t>∼</m:t>
+        </m:r>
+        <m:r>
+          <m:t>e</m:t>
+        </m:r>
+        <m:r>
+          <m:t>n</m:t>
+        </m:r>
+        <m:r>
+          <m:t>v</m:t>
+        </m:r>
+        <m:r>
+          <m:t>i</m:t>
+        </m:r>
+        <m:r>
+          <m:t>r</m:t>
+        </m:r>
+        <m:r>
+          <m:t>o</m:t>
+        </m:r>
+        <m:r>
+          <m:t>n</m:t>
+        </m:r>
+        <m:r>
+          <m:t>m</m:t>
+        </m:r>
+        <m:r>
+          <m:t>e</m:t>
+        </m:r>
+        <m:r>
+          <m:t>n</m:t>
+        </m:r>
+        <m:r>
+          <m:t>t</m:t>
+        </m:r>
+      </m:oMath>
+      <w:r>
+        <w:t xml:space="preserve"> </w:t>
+      </w:r>
+      <w:r>
+        <w:t xml:space="preserve">= 184.</w:t>
       </w:r>
     </w:p>
     <w:p>
@@ -20203,25 +22125,56 @@
         <w:pStyle w:val="BodyText"/>
       </w:pPr>
       <w:r>
-        <w:t xml:space="preserve">The residual covariance ( Q3</w:t>
-      </w:r>
-      <w:r>
-        <w:t xml:space="preserve"> </w:t>
-      </w:r>
-      <w:r>
-        <w:t xml:space="preserve">Q4 ) falls between these two groups, requiring ( N =)</w:t>
-      </w:r>
-      <w:r>
-        <w:t xml:space="preserve"> </w:t>
-      </w:r>
-      <w:r>
-        <w:rPr>
-          <w:rStyle w:val="VerbatimChar"/>
-        </w:rPr>
-        <w:t xml:space="preserve">r n_naive[['Q3~~Q4']]</w:t>
-      </w:r>
-      <w:r>
-        <w:t xml:space="preserve">. It is clearly harder to recover than the loadings and residual variances, but still less demanding than the latent covariances.</w:t>
+        <w:t xml:space="preserve">The residual covariance</w:t>
+      </w:r>
+      <w:r>
+        <w:t xml:space="preserve"> </w:t>
+      </w:r>
+      <m:oMath>
+        <m:r>
+          <m:t>Q</m:t>
+        </m:r>
+        <m:r>
+          <m:t>3</m:t>
+        </m:r>
+        <m:r>
+          <m:rPr>
+            <m:sty m:val="p"/>
+          </m:rPr>
+          <m:t>∼</m:t>
+        </m:r>
+        <m:r>
+          <m:rPr>
+            <m:sty m:val="p"/>
+          </m:rPr>
+          <m:t>∼</m:t>
+        </m:r>
+        <m:r>
+          <m:t>Q</m:t>
+        </m:r>
+        <m:r>
+          <m:t>4</m:t>
+        </m:r>
+      </m:oMath>
+      <w:r>
+        <w:t xml:space="preserve"> </w:t>
+      </w:r>
+      <w:r>
+        <w:t xml:space="preserve">falls between these two groups, requiring</w:t>
+      </w:r>
+      <w:r>
+        <w:t xml:space="preserve"> </w:t>
+      </w:r>
+      <m:oMath>
+        <m:r>
+          <m:t>N</m:t>
+        </m:r>
+      </m:oMath>
+      <w:r>
+        <w:t xml:space="preserve"> </w:t>
+      </w:r>
+      <w:r>
+        <w:t xml:space="preserve">= 143. It is clearly harder to recover than the loadings and residual variances, but still less demanding than the latent covariances.</w:t>
       </w:r>
     </w:p>
     <w:p>
@@ -20229,25 +22182,97 @@
         <w:pStyle w:val="BodyText"/>
       </w:pPr>
       <w:r>
-        <w:t xml:space="preserve">The largest value in the table is ( N =)</w:t>
-      </w:r>
-      <w:r>
-        <w:t xml:space="preserve"> </w:t>
-      </w:r>
-      <w:r>
-        <w:rPr>
-          <w:rStyle w:val="VerbatimChar"/>
-        </w:rPr>
-        <w:t xml:space="preserve">r n_naive[['physical~~social']]</w:t>
-      </w:r>
-      <w:r>
-        <w:t xml:space="preserve">, associated with ( physical</w:t>
-      </w:r>
-      <w:r>
-        <w:t xml:space="preserve"> </w:t>
-      </w:r>
-      <w:r>
-        <w:t xml:space="preserve">social ). For this reason, this parameter determines the minimum sample size required to achieve at least ( .80 ) power for all reported finite parameters in this parameter-recovery analysis.</w:t>
+        <w:t xml:space="preserve">The largest value in the table is</w:t>
+      </w:r>
+      <w:r>
+        <w:t xml:space="preserve"> </w:t>
+      </w:r>
+      <m:oMath>
+        <m:r>
+          <m:t>N</m:t>
+        </m:r>
+      </m:oMath>
+      <w:r>
+        <w:t xml:space="preserve"> </w:t>
+      </w:r>
+      <w:r>
+        <w:t xml:space="preserve">= 192, associated with</w:t>
+      </w:r>
+      <w:r>
+        <w:t xml:space="preserve"> </w:t>
+      </w:r>
+      <m:oMath>
+        <m:r>
+          <m:t>p</m:t>
+        </m:r>
+        <m:r>
+          <m:t>h</m:t>
+        </m:r>
+        <m:r>
+          <m:t>y</m:t>
+        </m:r>
+        <m:r>
+          <m:t>s</m:t>
+        </m:r>
+        <m:r>
+          <m:t>i</m:t>
+        </m:r>
+        <m:r>
+          <m:t>c</m:t>
+        </m:r>
+        <m:r>
+          <m:t>a</m:t>
+        </m:r>
+        <m:r>
+          <m:t>l</m:t>
+        </m:r>
+        <m:r>
+          <m:rPr>
+            <m:sty m:val="p"/>
+          </m:rPr>
+          <m:t>∼</m:t>
+        </m:r>
+        <m:r>
+          <m:rPr>
+            <m:sty m:val="p"/>
+          </m:rPr>
+          <m:t>∼</m:t>
+        </m:r>
+        <m:r>
+          <m:t>s</m:t>
+        </m:r>
+        <m:r>
+          <m:t>o</m:t>
+        </m:r>
+        <m:r>
+          <m:t>c</m:t>
+        </m:r>
+        <m:r>
+          <m:t>i</m:t>
+        </m:r>
+        <m:r>
+          <m:t>a</m:t>
+        </m:r>
+        <m:r>
+          <m:t>l</m:t>
+        </m:r>
+      </m:oMath>
+      <w:r>
+        <w:t xml:space="preserve">. For this reason, this parameter determines the minimum sample size required to achieve at least</w:t>
+      </w:r>
+      <w:r>
+        <w:t xml:space="preserve"> </w:t>
+      </w:r>
+      <m:oMath>
+        <m:r>
+          <m:t>.80</m:t>
+        </m:r>
+      </m:oMath>
+      <w:r>
+        <w:t xml:space="preserve"> </w:t>
+      </w:r>
+      <w:r>
+        <w:t xml:space="preserve">power for all reported finite parameters in this parameter-recovery analysis.</w:t>
       </w:r>
     </w:p>
     <w:p>
@@ -20255,22 +22280,46 @@
         <w:pStyle w:val="BodyText"/>
       </w:pPr>
       <w:r>
-        <w:t xml:space="preserve">Taken together, the pattern is very clear: the measurement part of the model is well powered at relatively small ( N ), whereas the associations among latent factors require a much larger sample. In this subsection, the recommended sample size is therefore ( N =</w:t>
-      </w:r>
-      <w:r>
-        <w:t xml:space="preserve"> </w:t>
-      </w:r>
-      <w:r>
-        <w:rPr>
-          <w:rStyle w:val="VerbatimChar"/>
-        </w:rPr>
-        <w:t xml:space="preserve">r n_naive[['physical~~social']]</w:t>
-      </w:r>
-      <w:r>
-        <w:t xml:space="preserve"> </w:t>
-      </w:r>
-      <w:r>
-        <w:t xml:space="preserve">), because this is the smallest value that satisfies the ( .80 ) power criterion for the most demanding parameter.</w:t>
+        <w:t xml:space="preserve">Taken together, the pattern is very clear: the measurement part of the model is well powered at relatively small</w:t>
+      </w:r>
+      <w:r>
+        <w:t xml:space="preserve"> </w:t>
+      </w:r>
+      <m:oMath>
+        <m:r>
+          <m:t>N</m:t>
+        </m:r>
+      </m:oMath>
+      <w:r>
+        <w:t xml:space="preserve">, whereas the associations among latent factors require a much larger sample. In this subsection, the recommended sample size is therefore</w:t>
+      </w:r>
+      <w:r>
+        <w:t xml:space="preserve"> </w:t>
+      </w:r>
+      <m:oMath>
+        <m:r>
+          <m:t>N</m:t>
+        </m:r>
+      </m:oMath>
+      <w:r>
+        <w:t xml:space="preserve"> </w:t>
+      </w:r>
+      <w:r>
+        <w:t xml:space="preserve">= 192, because this is the smallest value that satisfies the</w:t>
+      </w:r>
+      <w:r>
+        <w:t xml:space="preserve"> </w:t>
+      </w:r>
+      <m:oMath>
+        <m:r>
+          <m:t>.80</m:t>
+        </m:r>
+      </m:oMath>
+      <w:r>
+        <w:t xml:space="preserve"> </w:t>
+      </w:r>
+      <w:r>
+        <w:t xml:space="preserve">power criterion for the most demanding parameter.</w:t>
       </w:r>
     </w:p>
     <w:bookmarkEnd w:id="115"/>
@@ -20304,7 +22353,7 @@
         <w:t xml:space="preserve"> </w:t>
       </w:r>
       <w:r>
-        <w:t xml:space="preserve">perspective under the optimal model. The Monte Carlo setup used here evaluates how power changes as ( N ) varies and then identifies the smallest sample size required for each parameter to attain the target power level of ( .80 ). In the</w:t>
+        <w:t xml:space="preserve">perspective under the optimal model. The Monte Carlo setup used here evaluates how power changes as $ N $ varies and then identifies the smallest sample size required for each parameter to attain the target power level of $ .80 $. In the</w:t>
       </w:r>
       <w:r>
         <w:t xml:space="preserve"> </w:t>
@@ -20606,7 +22655,7 @@
         <w:t xml:space="preserve"> </w:t>
       </w:r>
       <w:r>
-        <w:t xml:space="preserve">shows a very sparse set of finite sample-size requirements under the optimal model. Only seven parameters remained with finite ( N ) values after filtering (not shown in the table), which indicates that, within the simulated range, these are the parameters for which a specific minimum sample size could be directly reported.</w:t>
+        <w:t xml:space="preserve">shows a very sparse set of finite sample-size requirements under the optimal model. Only seven parameters remained with finite $ N $ values after filtering (not shown in the table), which indicates that, within the simulated range, these are the parameters for which a specific minimum sample size could be directly reported.</w:t>
       </w:r>
     </w:p>
     <w:p>
@@ -20614,28 +22663,67 @@
         <w:pStyle w:val="BodyText"/>
       </w:pPr>
       <w:r>
-        <w:t xml:space="preserve">The only parameter with a meaningfully larger requirement is the residual covariance ( Q3</w:t>
-      </w:r>
-      <w:r>
-        <w:t xml:space="preserve"> </w:t>
-      </w:r>
-      <w:r>
-        <w:t xml:space="preserve">Q4 ), which required ( N =</w:t>
-      </w:r>
-      <w:r>
-        <w:t xml:space="preserve"> </w:t>
-      </w:r>
-      <w:r>
-        <w:rPr>
-          <w:rStyle w:val="VerbatimChar"/>
-        </w:rPr>
-        <w:t xml:space="preserve">r n_opt[['Q3~~Q4']]</w:t>
-      </w:r>
-      <w:r>
-        <w:t xml:space="preserve"> </w:t>
-      </w:r>
-      <w:r>
-        <w:t xml:space="preserve">) to reach ( .80 ) power. This value is much higher than the others in the table and clearly stands out as the most demanding finite parameter in the optimal model.</w:t>
+        <w:t xml:space="preserve">The only parameter with a meaningfully larger requirement is the residual covariance</w:t>
+      </w:r>
+      <w:r>
+        <w:t xml:space="preserve"> </w:t>
+      </w:r>
+      <m:oMath>
+        <m:r>
+          <m:t>Q</m:t>
+        </m:r>
+        <m:r>
+          <m:t>3</m:t>
+        </m:r>
+        <m:r>
+          <m:rPr>
+            <m:sty m:val="p"/>
+          </m:rPr>
+          <m:t>∼</m:t>
+        </m:r>
+        <m:r>
+          <m:rPr>
+            <m:sty m:val="p"/>
+          </m:rPr>
+          <m:t>∼</m:t>
+        </m:r>
+        <m:r>
+          <m:t>Q</m:t>
+        </m:r>
+        <m:r>
+          <m:t>4</m:t>
+        </m:r>
+      </m:oMath>
+      <w:r>
+        <w:t xml:space="preserve">, which required</w:t>
+      </w:r>
+      <w:r>
+        <w:t xml:space="preserve"> </w:t>
+      </w:r>
+      <m:oMath>
+        <m:r>
+          <m:t>N</m:t>
+        </m:r>
+      </m:oMath>
+      <w:r>
+        <w:t xml:space="preserve"> </w:t>
+      </w:r>
+      <w:r>
+        <w:t xml:space="preserve">= 139 to reach</w:t>
+      </w:r>
+      <w:r>
+        <w:t xml:space="preserve"> </w:t>
+      </w:r>
+      <m:oMath>
+        <m:r>
+          <m:t>.80</m:t>
+        </m:r>
+      </m:oMath>
+      <w:r>
+        <w:t xml:space="preserve"> </w:t>
+      </w:r>
+      <w:r>
+        <w:t xml:space="preserve">power. This value is much higher than the others in the table and clearly stands out as the most demanding finite parameter in the optimal model.</w:t>
       </w:r>
     </w:p>
     <w:p>
@@ -20643,28 +22731,67 @@
         <w:pStyle w:val="BodyText"/>
       </w:pPr>
       <w:r>
-        <w:t xml:space="preserve">For that reason, the sample size decision implied by this table is governed by ( Q3</w:t>
-      </w:r>
-      <w:r>
-        <w:t xml:space="preserve"> </w:t>
-      </w:r>
-      <w:r>
-        <w:t xml:space="preserve">Q4 ). If the goal is to ensure at least ( .80 ) power for all parameters with finite reported values in this output, the required sample size is ( N =</w:t>
-      </w:r>
-      <w:r>
-        <w:t xml:space="preserve"> </w:t>
-      </w:r>
-      <w:r>
-        <w:rPr>
-          <w:rStyle w:val="VerbatimChar"/>
-        </w:rPr>
-        <w:t xml:space="preserve">r n_opt[['Q3~~Q4']]</w:t>
-      </w:r>
-      <w:r>
-        <w:t xml:space="preserve"> </w:t>
-      </w:r>
-      <w:r>
-        <w:t xml:space="preserve">).</w:t>
+        <w:t xml:space="preserve">For that reason, the sample size decision implied by this table is governed by</w:t>
+      </w:r>
+      <w:r>
+        <w:t xml:space="preserve"> </w:t>
+      </w:r>
+      <m:oMath>
+        <m:r>
+          <m:t>Q</m:t>
+        </m:r>
+        <m:r>
+          <m:t>3</m:t>
+        </m:r>
+        <m:r>
+          <m:rPr>
+            <m:sty m:val="p"/>
+          </m:rPr>
+          <m:t>∼</m:t>
+        </m:r>
+        <m:r>
+          <m:rPr>
+            <m:sty m:val="p"/>
+          </m:rPr>
+          <m:t>∼</m:t>
+        </m:r>
+        <m:r>
+          <m:t>Q</m:t>
+        </m:r>
+        <m:r>
+          <m:t>4</m:t>
+        </m:r>
+      </m:oMath>
+      <w:r>
+        <w:t xml:space="preserve">. If the goal is to ensure at least</w:t>
+      </w:r>
+      <w:r>
+        <w:t xml:space="preserve"> </w:t>
+      </w:r>
+      <m:oMath>
+        <m:r>
+          <m:t>.80</m:t>
+        </m:r>
+      </m:oMath>
+      <w:r>
+        <w:t xml:space="preserve"> </w:t>
+      </w:r>
+      <w:r>
+        <w:t xml:space="preserve">power for all parameters with finite reported values in this output, the required sample size is</w:t>
+      </w:r>
+      <w:r>
+        <w:t xml:space="preserve"> </w:t>
+      </w:r>
+      <m:oMath>
+        <m:r>
+          <m:t>N</m:t>
+        </m:r>
+      </m:oMath>
+      <w:r>
+        <w:t xml:space="preserve"> </w:t>
+      </w:r>
+      <w:r>
+        <w:t xml:space="preserve">= 139.</w:t>
       </w:r>
     </w:p>
     <w:p>
@@ -20672,13 +22799,13 @@
         <w:pStyle w:val="BodyText"/>
       </w:pPr>
       <w:r>
-        <w:t xml:space="preserve">Overall, the result is highly concentrated: most reported parameters are already adequately powered at ( N = 51 ), and only one parameter pushes the requirement upward. In practical terms, the optimal model appears easy to recover for the listed loadings and residual variances, while the residual covariance ( Q3</w:t>
-      </w:r>
-      <w:r>
-        <w:t xml:space="preserve"> </w:t>
-      </w:r>
-      <w:r>
-        <w:t xml:space="preserve">Q4 ) is the sole finite bottleneck in this table.</w:t>
+        <w:t xml:space="preserve">Overall, the result is highly concentrated: most reported parameters are already adequately powered at $ N = 51 $, and only one parameter pushes the requirement upward. In practical terms, the optimal model appears easy to recover for the listed loadings and residual variances, while the residual covariance $ Q3</w:t>
+      </w:r>
+      <w:r>
+        <w:t xml:space="preserve"> </w:t>
+      </w:r>
+      <w:r>
+        <w:t xml:space="preserve">Q4 $ is the sole finite bottleneck in this table.</w:t>
       </w:r>
     </w:p>
     <w:bookmarkEnd w:id="118"/>
@@ -20738,7 +22865,7 @@
         <w:pStyle w:val="BodyText"/>
       </w:pPr>
       <w:r>
-        <w:t xml:space="preserve">The power curves across sample size show how the probability of rejecting the misspecified model evolves as ( N ) increases. This is consistent with the general theory of power in SEM, according to which power increases as the overlap between the null and alternative sampling distributions decreases, and that separation is strengthened by larger samples and clearer model discrepancy</w:t>
+        <w:t xml:space="preserve">The power curves across sample size show how the probability of rejecting the misspecified model evolves as $ N $ increases. This is consistent with the general theory of power in SEM, according to which power increases as the overlap between the null and alternative sampling distributions decreases, and that separation is strengthened by larger samples and clearer model discrepancy</w:t>
       </w:r>
       <w:r>
         <w:t xml:space="preserve"> </w:t>
@@ -20767,7 +22894,7 @@
         <w:t xml:space="preserve">simsem</w:t>
       </w:r>
       <w:r>
-        <w:t xml:space="preserve">, these curves can be displayed either as raw empirical patterns or as smoothed functions based on logistic regression when sample size varies across replications. The smoothed representation is useful because it summarizes the relation between the reject/retain decision and ( N ) into a continuous power function, whereas the unsmoothed version helps inspect the empirical fit-index distributions more directly</w:t>
+        <w:t xml:space="preserve">, these curves can be displayed either as raw empirical patterns or as smoothed functions based on logistic regression when sample size varies across replications. The smoothed representation is useful because it summarizes the relation between the reject/retain decision and $ N $ into a continuous power function, whereas the unsmoothed version helps inspect the empirical fit-index distributions more directly</w:t>
       </w:r>
       <w:r>
         <w:t xml:space="preserve"> </w:t>
@@ -20994,13 +23121,75 @@
         <w:pStyle w:val="BodyText"/>
       </w:pPr>
       <w:r>
-        <w:t xml:space="preserve">The power curves show two distinct patterns across the four fit indices. RMSEA and SRMR increase gradually and continuously with (N), starting at moderate levels around (N = 50) and approaching 1.00 as sample size grows. In contrast, CFI and TLI remain close to zero for most of the range and then rise sharply only near the upper end of the sample-size grid, with the main increase concentrated around (N</w:t>
-      </w:r>
-      <w:r>
-        <w:t xml:space="preserve"> </w:t>
-      </w:r>
-      <w:r>
-        <w:t xml:space="preserve">) to (340).</w:t>
+        <w:t xml:space="preserve">The power curves show two distinct patterns across the four fit indices. RMSEA and SRMR increase gradually and continuously with</w:t>
+      </w:r>
+      <w:r>
+        <w:t xml:space="preserve"> </w:t>
+      </w:r>
+      <m:oMath>
+        <m:r>
+          <m:t>N</m:t>
+        </m:r>
+      </m:oMath>
+      <w:r>
+        <w:t xml:space="preserve">, starting at moderate levels around</w:t>
+      </w:r>
+      <w:r>
+        <w:t xml:space="preserve"> </w:t>
+      </w:r>
+      <m:oMath>
+        <m:r>
+          <m:t>N</m:t>
+        </m:r>
+        <m:r>
+          <m:rPr>
+            <m:sty m:val="p"/>
+          </m:rPr>
+          <m:t>=</m:t>
+        </m:r>
+        <m:r>
+          <m:t>50</m:t>
+        </m:r>
+      </m:oMath>
+      <w:r>
+        <w:t xml:space="preserve"> </w:t>
+      </w:r>
+      <w:r>
+        <w:t xml:space="preserve">and approaching 1.00 as sample size grows. In contrast, CFI and TLI remain close to zero for most of the range and then rise sharply only near the upper end of the sample-size grid, with the main increase concentrated around</w:t>
+      </w:r>
+      <w:r>
+        <w:t xml:space="preserve"> </w:t>
+      </w:r>
+      <m:oMath>
+        <m:r>
+          <m:t>N</m:t>
+        </m:r>
+        <m:r>
+          <m:rPr>
+            <m:sty m:val="p"/>
+          </m:rPr>
+          <m:t>≈</m:t>
+        </m:r>
+        <m:r>
+          <m:t>310</m:t>
+        </m:r>
+      </m:oMath>
+      <w:r>
+        <w:t xml:space="preserve"> </w:t>
+      </w:r>
+      <w:r>
+        <w:t xml:space="preserve">to</w:t>
+      </w:r>
+      <w:r>
+        <w:t xml:space="preserve"> </w:t>
+      </w:r>
+      <m:oMath>
+        <m:r>
+          <m:t>340</m:t>
+        </m:r>
+      </m:oMath>
+      <w:r>
+        <w:t xml:space="preserve">.</w:t>
       </w:r>
     </w:p>
     <w:p>
@@ -21008,7 +23197,38 @@
         <w:pStyle w:val="BodyText"/>
       </w:pPr>
       <w:r>
-        <w:t xml:space="preserve">In the raw fit-index plots, the separation between the two point clouds is very clear for RMSEA and SRMR across nearly the entire range of (N &gt; 200). For these two indices, one distribution stays systematically higher while the other decreases as sample size increases, which visually matches their high power values. For CFI and TLI, the two clouds overlap more strongly at smaller and intermediate sample sizes, and the distinction becomes clearer only at larger (N).</w:t>
+        <w:t xml:space="preserve">In the raw fit-index plots, the separation between the two point clouds is very clear for RMSEA and SRMR across nearly the entire range of</w:t>
+      </w:r>
+      <w:r>
+        <w:t xml:space="preserve"> </w:t>
+      </w:r>
+      <m:oMath>
+        <m:r>
+          <m:t>N</m:t>
+        </m:r>
+        <m:r>
+          <m:rPr>
+            <m:sty m:val="p"/>
+          </m:rPr>
+          <m:t>&gt;</m:t>
+        </m:r>
+        <m:r>
+          <m:t>200</m:t>
+        </m:r>
+      </m:oMath>
+      <w:r>
+        <w:t xml:space="preserve">. For these two indices, one distribution stays systematically higher while the other decreases as sample size increases, which visually matches their high power values. For CFI and TLI, the two clouds overlap more strongly at smaller and intermediate sample sizes, and the distinction becomes clearer only at larger</w:t>
+      </w:r>
+      <w:r>
+        <w:t xml:space="preserve"> </w:t>
+      </w:r>
+      <m:oMath>
+        <m:r>
+          <m:t>N</m:t>
+        </m:r>
+      </m:oMath>
+      <w:r>
+        <w:t xml:space="preserve">.</w:t>
       </w:r>
     </w:p>
     <w:tbl>
@@ -21285,7 +23505,52 @@
         <w:pStyle w:val="BodyText"/>
       </w:pPr>
       <w:r>
-        <w:t xml:space="preserve">At (N = 330), the estimated power values were ( &gt; .80 ) for all four indices, but they differed substantially in magnitude. RMSEA and SRMR showed very high power, with values close to (0.99), while CFI and TLI were just above the (0.80) threshold, indicating that they are less sensitive to the misspecification under these conditions.</w:t>
+        <w:t xml:space="preserve">At</w:t>
+      </w:r>
+      <w:r>
+        <w:t xml:space="preserve"> </w:t>
+      </w:r>
+      <m:oMath>
+        <m:r>
+          <m:t>N</m:t>
+        </m:r>
+        <m:r>
+          <m:rPr>
+            <m:sty m:val="p"/>
+          </m:rPr>
+          <m:t>=</m:t>
+        </m:r>
+        <m:r>
+          <m:t>330</m:t>
+        </m:r>
+      </m:oMath>
+      <w:r>
+        <w:t xml:space="preserve">, the estimated power values were $ &gt; .80 $ for all four indices, but they differed substantially in magnitude. RMSEA and SRMR showed very high power, with values close to</w:t>
+      </w:r>
+      <w:r>
+        <w:t xml:space="preserve"> </w:t>
+      </w:r>
+      <m:oMath>
+        <m:r>
+          <m:t>0.99</m:t>
+        </m:r>
+      </m:oMath>
+      <w:r>
+        <w:t xml:space="preserve">, while CFI and TLI were just above the</w:t>
+      </w:r>
+      <w:r>
+        <w:t xml:space="preserve"> </w:t>
+      </w:r>
+      <m:oMath>
+        <m:r>
+          <m:t>0.80</m:t>
+        </m:r>
+      </m:oMath>
+      <w:r>
+        <w:t xml:space="preserve"> </w:t>
+      </w:r>
+      <w:r>
+        <w:t xml:space="preserve">threshold, indicating that they are less sensitive to the misspecification under these conditions.</w:t>
       </w:r>
     </w:p>
     <w:p>
@@ -21293,10 +23558,78 @@
         <w:pStyle w:val="BodyText"/>
       </w:pPr>
       <w:r>
-        <w:t xml:space="preserve">These results indicate that SRMR produced the highest power, followed very closely by RMSEA. CFI and TLI yielded substantially lower power than RMSEA and SRMR, although both still reached the conventional (0.80) threshold at (N = 330). The empirical cutoff values at (N = 330) were more pessimistic than the conventional thresholds. These cutoffs reflect the thresholds derived from the null-model distribution at the chosen (</w:t>
-      </w:r>
-      <w:r>
-        <w:t xml:space="preserve">) level, which are used to determine whether the observed fit indices indicate a significant misspecification.</w:t>
+        <w:t xml:space="preserve">These results indicate that SRMR produced the highest power, followed very closely by RMSEA. CFI and TLI yielded substantially lower power than RMSEA and SRMR, although both still reached the conventional</w:t>
+      </w:r>
+      <w:r>
+        <w:t xml:space="preserve"> </w:t>
+      </w:r>
+      <m:oMath>
+        <m:r>
+          <m:t>0.80</m:t>
+        </m:r>
+      </m:oMath>
+      <w:r>
+        <w:t xml:space="preserve"> </w:t>
+      </w:r>
+      <w:r>
+        <w:t xml:space="preserve">threshold at</w:t>
+      </w:r>
+      <w:r>
+        <w:t xml:space="preserve"> </w:t>
+      </w:r>
+      <m:oMath>
+        <m:r>
+          <m:t>N</m:t>
+        </m:r>
+        <m:r>
+          <m:rPr>
+            <m:sty m:val="p"/>
+          </m:rPr>
+          <m:t>=</m:t>
+        </m:r>
+        <m:r>
+          <m:t>330</m:t>
+        </m:r>
+      </m:oMath>
+      <w:r>
+        <w:t xml:space="preserve">. The empirical cutoff values at</w:t>
+      </w:r>
+      <w:r>
+        <w:t xml:space="preserve"> </w:t>
+      </w:r>
+      <m:oMath>
+        <m:r>
+          <m:t>N</m:t>
+        </m:r>
+        <m:r>
+          <m:rPr>
+            <m:sty m:val="p"/>
+          </m:rPr>
+          <m:t>=</m:t>
+        </m:r>
+        <m:r>
+          <m:t>330</m:t>
+        </m:r>
+      </m:oMath>
+      <w:r>
+        <w:t xml:space="preserve"> </w:t>
+      </w:r>
+      <w:r>
+        <w:t xml:space="preserve">were more pessimistic than the conventional thresholds. These cutoffs reflect the thresholds derived from the null-model distribution at the chosen</w:t>
+      </w:r>
+      <w:r>
+        <w:t xml:space="preserve"> </w:t>
+      </w:r>
+      <m:oMath>
+        <m:r>
+          <m:t>α</m:t>
+        </m:r>
+      </m:oMath>
+      <w:r>
+        <w:t xml:space="preserve"> </w:t>
+      </w:r>
+      <w:r>
+        <w:t xml:space="preserve">level, which are used to determine whether the observed fit indices indicate a significant misspecification.</w:t>
       </w:r>
     </w:p>
     <w:p>
@@ -21304,7 +23637,27 @@
         <w:pStyle w:val="BodyText"/>
       </w:pPr>
       <w:r>
-        <w:t xml:space="preserve">The cutoff table and the figures are consistent with each other. RMSEA and SRMR show very strong discrimination at (N = 330), with power near 0.99, whereas CFI and TLI appear to be operating at the minimum level typically considered acceptable, with power just above 0.80. Overall, at this sample size, RMSEA and SRMR perform more strongly than CFI and TLI for detecting the difference represented in this naive-population condition.</w:t>
+        <w:t xml:space="preserve">The cutoff table and the figures are consistent with each other. RMSEA and SRMR show very strong discrimination at</w:t>
+      </w:r>
+      <w:r>
+        <w:t xml:space="preserve"> </w:t>
+      </w:r>
+      <m:oMath>
+        <m:r>
+          <m:t>N</m:t>
+        </m:r>
+        <m:r>
+          <m:rPr>
+            <m:sty m:val="p"/>
+          </m:rPr>
+          <m:t>=</m:t>
+        </m:r>
+        <m:r>
+          <m:t>330</m:t>
+        </m:r>
+      </m:oMath>
+      <w:r>
+        <w:t xml:space="preserve">, with power near 0.99, whereas CFI and TLI appear to be operating at the minimum level typically considered acceptable, with power just above 0.80. Overall, at this sample size, RMSEA and SRMR perform more strongly than CFI and TLI for detecting the difference represented in this naive-population condition.</w:t>
       </w:r>
     </w:p>
     <w:bookmarkEnd w:id="131"/>
@@ -21353,7 +23706,18 @@
         <w:pStyle w:val="BodyText"/>
       </w:pPr>
       <w:r>
-        <w:t xml:space="preserve">When sample size varies across replications, power can be represented as a function of (N), which makes it possible to study how discrimination improves as information accumulates. In</w:t>
+        <w:t xml:space="preserve">When sample size varies across replications, power can be represented as a function of</w:t>
+      </w:r>
+      <w:r>
+        <w:t xml:space="preserve"> </w:t>
+      </w:r>
+      <m:oMath>
+        <m:r>
+          <m:t>N</m:t>
+        </m:r>
+      </m:oMath>
+      <w:r>
+        <w:t xml:space="preserve">, which makes it possible to study how discrimination improves as information accumulates. In</w:t>
       </w:r>
       <w:r>
         <w:t xml:space="preserve"> </w:t>
@@ -21365,7 +23729,18 @@
         <w:t xml:space="preserve">plotPowerFit()</w:t>
       </w:r>
       <w:r>
-        <w:t xml:space="preserve">, this relationship may be shown either through logistic smoothing, which summarizes the rejection process continuously over (N), or through the unsmoothed empirical pattern of simulated values and cutoff boundaries</w:t>
+        <w:t xml:space="preserve">, this relationship may be shown either through logistic smoothing, which summarizes the rejection process continuously over</w:t>
+      </w:r>
+      <w:r>
+        <w:t xml:space="preserve"> </w:t>
+      </w:r>
+      <m:oMath>
+        <m:r>
+          <m:t>N</m:t>
+        </m:r>
+      </m:oMath>
+      <w:r>
+        <w:t xml:space="preserve">, or through the unsmoothed empirical pattern of simulated values and cutoff boundaries</w:t>
       </w:r>
       <w:r>
         <w:t xml:space="preserve"> </w:t>
@@ -21592,7 +23967,21 @@
         <w:pStyle w:val="BodyText"/>
       </w:pPr>
       <w:r>
-        <w:t xml:space="preserve">The power curves show a clear increase in performance as sample size grows. RMSEA and SRMR rise earlier and more smoothly, reaching high power at smaller (N) values than CFI and TLI.</w:t>
+        <w:t xml:space="preserve">The power curves show a clear increase in performance as sample size grows. RMSEA and SRMR rise earlier and more smoothly, reaching high power at smaller</w:t>
+      </w:r>
+      <w:r>
+        <w:t xml:space="preserve"> </w:t>
+      </w:r>
+      <m:oMath>
+        <m:r>
+          <m:t>N</m:t>
+        </m:r>
+      </m:oMath>
+      <w:r>
+        <w:t xml:space="preserve"> </w:t>
+      </w:r>
+      <w:r>
+        <w:t xml:space="preserve">values than CFI and TLI.</w:t>
       </w:r>
     </w:p>
     <w:p>
@@ -21600,7 +23989,35 @@
         <w:pStyle w:val="BodyText"/>
       </w:pPr>
       <w:r>
-        <w:t xml:space="preserve">Among the four indices, SRMR shows the strongest overall performance across the sample-size range. Its curve starts at a comparatively higher level and approaches (1.00) more quickly than the others, indicating that it is the most sensitive index in this set for detecting the targeted discrepancy. RMSEA also performs very well, although it starts below SRMR at smaller sample sizes. Its increase is steady and pronounced, and the curve approaches very high power as (N) moves into the upper half of the evaluated range.</w:t>
+        <w:t xml:space="preserve">Among the four indices, SRMR shows the strongest overall performance across the sample-size range. Its curve starts at a comparatively higher level and approaches</w:t>
+      </w:r>
+      <w:r>
+        <w:t xml:space="preserve"> </w:t>
+      </w:r>
+      <m:oMath>
+        <m:r>
+          <m:t>1.00</m:t>
+        </m:r>
+      </m:oMath>
+      <w:r>
+        <w:t xml:space="preserve"> </w:t>
+      </w:r>
+      <w:r>
+        <w:t xml:space="preserve">more quickly than the others, indicating that it is the most sensitive index in this set for detecting the targeted discrepancy. RMSEA also performs very well, although it starts below SRMR at smaller sample sizes. Its increase is steady and pronounced, and the curve approaches very high power as</w:t>
+      </w:r>
+      <w:r>
+        <w:t xml:space="preserve"> </w:t>
+      </w:r>
+      <m:oMath>
+        <m:r>
+          <m:t>N</m:t>
+        </m:r>
+      </m:oMath>
+      <w:r>
+        <w:t xml:space="preserve"> </w:t>
+      </w:r>
+      <w:r>
+        <w:t xml:space="preserve">moves into the upper half of the evaluated range.</w:t>
       </w:r>
     </w:p>
     <w:p>
@@ -21608,7 +24025,18 @@
         <w:pStyle w:val="BodyText"/>
       </w:pPr>
       <w:r>
-        <w:t xml:space="preserve">CFI and TLI behave differently from RMSEA and SRMR. Both remain near zero power at smaller and moderate sample sizes, then increase sharply only in the higher-(N) region, indicating that these indices require substantially larger samples before reaching adequate discrimination.</w:t>
+        <w:t xml:space="preserve">CFI and TLI behave differently from RMSEA and SRMR. Both remain near zero power at smaller and moderate sample sizes, then increase sharply only in the higher-</w:t>
+      </w:r>
+      <m:oMath>
+        <m:r>
+          <m:t>N</m:t>
+        </m:r>
+      </m:oMath>
+      <w:r>
+        <w:t xml:space="preserve"> </w:t>
+      </w:r>
+      <w:r>
+        <w:t xml:space="preserve">region, indicating that these indices require substantially larger samples before reaching adequate discrimination.</w:t>
       </w:r>
     </w:p>
     <w:p>
@@ -21616,7 +24044,32 @@
         <w:pStyle w:val="BodyText"/>
       </w:pPr>
       <w:r>
-        <w:t xml:space="preserve">The unsmoothed plots reinforce this pattern. For RMSEA and SRMR, the simulated values from the two conditions are more clearly separated across the range of (N), whereas for CFI and TLI there is more overlap at lower and intermediate sample sizes, with clearer separation emerging only as (N) becomes larger.</w:t>
+        <w:t xml:space="preserve">The unsmoothed plots reinforce this pattern. For RMSEA and SRMR, the simulated values from the two conditions are more clearly separated across the range of</w:t>
+      </w:r>
+      <w:r>
+        <w:t xml:space="preserve"> </w:t>
+      </w:r>
+      <m:oMath>
+        <m:r>
+          <m:t>N</m:t>
+        </m:r>
+      </m:oMath>
+      <w:r>
+        <w:t xml:space="preserve">, whereas for CFI and TLI there is more overlap at lower and intermediate sample sizes, with clearer separation emerging only as</w:t>
+      </w:r>
+      <w:r>
+        <w:t xml:space="preserve"> </w:t>
+      </w:r>
+      <m:oMath>
+        <m:r>
+          <m:t>N</m:t>
+        </m:r>
+      </m:oMath>
+      <w:r>
+        <w:t xml:space="preserve"> </w:t>
+      </w:r>
+      <w:r>
+        <w:t xml:space="preserve">becomes larger.</w:t>
       </w:r>
     </w:p>
     <w:tbl>
@@ -21893,7 +24346,27 @@
         <w:pStyle w:val="BodyText"/>
       </w:pPr>
       <w:r>
-        <w:t xml:space="preserve">At (N = 291), the estimated power values are ( &gt; .80 ) for all four indices, but they differ in magnitude. The power values at this sample size is show in</w:t>
+        <w:t xml:space="preserve">At</w:t>
+      </w:r>
+      <w:r>
+        <w:t xml:space="preserve"> </w:t>
+      </w:r>
+      <m:oMath>
+        <m:r>
+          <m:t>N</m:t>
+        </m:r>
+        <m:r>
+          <m:rPr>
+            <m:sty m:val="p"/>
+          </m:rPr>
+          <m:t>=</m:t>
+        </m:r>
+        <m:r>
+          <m:t>291</m:t>
+        </m:r>
+      </m:oMath>
+      <w:r>
+        <w:t xml:space="preserve">, the estimated power values are $ &gt; .80 $ for all four indices, but they differ in magnitude. The power values at this sample size is show in</w:t>
       </w:r>
       <w:r>
         <w:t xml:space="preserve"> </w:t>
@@ -21907,7 +24380,21 @@
         </w:r>
       </w:hyperlink>
       <w:r>
-        <w:t xml:space="preserve">. These values indicate that, at the target sample size, all four indices achieve at least acceptable power, but they do so with different margins. SRMR and RMSEA are well above the conventional (0.80) benchmark, whereas CFI and TLI are just above that threshold.</w:t>
+        <w:t xml:space="preserve">. These values indicate that, at the target sample size, all four indices achieve at least acceptable power, but they do so with different margins. SRMR and RMSEA are well above the conventional</w:t>
+      </w:r>
+      <w:r>
+        <w:t xml:space="preserve"> </w:t>
+      </w:r>
+      <m:oMath>
+        <m:r>
+          <m:t>0.80</m:t>
+        </m:r>
+      </m:oMath>
+      <w:r>
+        <w:t xml:space="preserve"> </w:t>
+      </w:r>
+      <w:r>
+        <w:t xml:space="preserve">benchmark, whereas CFI and TLI are just above that threshold.</w:t>
       </w:r>
     </w:p>
     <w:p>
@@ -21915,7 +24402,30 @@
         <w:pStyle w:val="BodyText"/>
       </w:pPr>
       <w:r>
-        <w:t xml:space="preserve">The cutoff values at (N = 291) are more pessimistic than the conventional thresholds, reflecting the specific sampling distribution of the fit indices under the optimistic null model. These cutoffs are used to determine whether the observed fit indices indicate a significant misspecification in the alternative condition.</w:t>
+        <w:t xml:space="preserve">The cutoff values at</w:t>
+      </w:r>
+      <w:r>
+        <w:t xml:space="preserve"> </w:t>
+      </w:r>
+      <m:oMath>
+        <m:r>
+          <m:t>N</m:t>
+        </m:r>
+        <m:r>
+          <m:rPr>
+            <m:sty m:val="p"/>
+          </m:rPr>
+          <m:t>=</m:t>
+        </m:r>
+        <m:r>
+          <m:t>291</m:t>
+        </m:r>
+      </m:oMath>
+      <w:r>
+        <w:t xml:space="preserve"> </w:t>
+      </w:r>
+      <w:r>
+        <w:t xml:space="preserve">are more pessimistic than the conventional thresholds, reflecting the specific sampling distribution of the fit indices under the optimistic null model. These cutoffs are used to determine whether the observed fit indices indicate a significant misspecification in the alternative condition.</w:t>
       </w:r>
     </w:p>
     <w:p>
@@ -21923,7 +24433,27 @@
         <w:pStyle w:val="BodyText"/>
       </w:pPr>
       <w:r>
-        <w:t xml:space="preserve">Taken together, the results indicate that RMSEA and especially SRMR provide very strong discrimination under the optimal model at (N = 291). In contrast, CFI and TLI are the more demanding indices in this setting, because their power at the same sample size is adequate but still comparatively limited.</w:t>
+        <w:t xml:space="preserve">Taken together, the results indicate that RMSEA and especially SRMR provide very strong discrimination under the optimal model at</w:t>
+      </w:r>
+      <w:r>
+        <w:t xml:space="preserve"> </w:t>
+      </w:r>
+      <m:oMath>
+        <m:r>
+          <m:t>N</m:t>
+        </m:r>
+        <m:r>
+          <m:rPr>
+            <m:sty m:val="p"/>
+          </m:rPr>
+          <m:t>=</m:t>
+        </m:r>
+        <m:r>
+          <m:t>291</m:t>
+        </m:r>
+      </m:oMath>
+      <w:r>
+        <w:t xml:space="preserve">. In contrast, CFI and TLI are the more demanding indices in this setting, because their power at the same sample size is adequate but still comparatively limited.</w:t>
       </w:r>
     </w:p>
     <w:bookmarkEnd w:id="146"/>

--- a/docs/index.docx
+++ b/docs/index.docx
@@ -31,7 +31,7 @@
         <w:pStyle w:val="Date"/>
       </w:pPr>
       <w:r>
-        <w:t xml:space="preserve">2026-04-18</w:t>
+        <w:t xml:space="preserve">2026-04-20</w:t>
       </w:r>
     </w:p>
     <w:p>
@@ -14321,7 +14321,7 @@
         <w:t xml:space="preserve"> </w:t>
       </w:r>
       <w:r>
-        <w:t xml:space="preserve">increases, the power curves rise steadily, showing that the same degree of misspecification becomes easier to detect in larger samples. The point at which each curve crosses the conventional target level (e.g., $ .80 $) marks the approximate minimum sample size required for that fit index to achieve adequate discriminatory performance.</w:t>
+        <w:t xml:space="preserve">increases, the power curves rise steadily, showing that the same degree of misspecification becomes easier to detect in larger samples. The point at which each curve crosses the conventional target level (e.g., .80) marks the approximate minimum sample size required for that fit index to achieve adequate discriminatory performance.</w:t>
       </w:r>
     </w:p>
     <w:p>
@@ -14999,37 +14999,7 @@
         <w:pStyle w:val="BodyText"/>
       </w:pPr>
       <w:r>
-        <w:t xml:space="preserve">Taken together, the pattern of results is clear: $</w:t>
-      </w:r>
-      <w:r>
-        <w:t xml:space="preserve"> </w:t>
-      </w:r>
-      <w:r>
-        <w:t xml:space="preserve"> </w:t>
-      </w:r>
-      <w:r>
-        <w:t xml:space="preserve">&gt;</w:t>
-      </w:r>
-      <w:r>
-        <w:t xml:space="preserve"> </w:t>
-      </w:r>
-      <w:r>
-        <w:t xml:space="preserve"> </w:t>
-      </w:r>
-      <w:r>
-        <w:t xml:space="preserve">&gt;</w:t>
-      </w:r>
-      <w:r>
-        <w:t xml:space="preserve"> </w:t>
-      </w:r>
-      <w:r>
-        <w:t xml:space="preserve"> </w:t>
-      </w:r>
-      <w:r>
-        <w:t xml:space="preserve"> </w:t>
-      </w:r>
-      <w:r>
-        <w:t xml:space="preserve">$ in terms of power. Thus, within this specific analysis, SRMR provided the strongest discrimination, RMSEA also performed strongly, and CFI and TLI were just above the conventional</w:t>
+        <w:t xml:space="preserve">Taken together, the pattern of results is clear: SRMR &gt; RMSEA &gt; CFI/TLI in terms of power. Thus, within this specific analysis, SRMR provided the strongest discrimination, RMSEA also performed strongly, and CFI and TLI were just above the conventional</w:t>
       </w:r>
       <w:r>
         <w:t xml:space="preserve"> </w:t>
@@ -15060,55 +15030,106 @@
         <w:pStyle w:val="FirstParagraph"/>
       </w:pPr>
       <w:r>
-        <w:t xml:space="preserve">When traditional cutoffs are used, the analysis adopts fixed threshold values such as $</w:t>
-      </w:r>
-      <w:r>
-        <w:t xml:space="preserve"> </w:t>
-      </w:r>
-      <w:r>
-        <w:t xml:space="preserve"> </w:t>
-      </w:r>
-      <w:r>
-        <w:t xml:space="preserve"> </w:t>
-      </w:r>
-      <w:r>
-        <w:t xml:space="preserve">$, $</w:t>
-      </w:r>
-      <w:r>
-        <w:t xml:space="preserve"> </w:t>
-      </w:r>
-      <w:r>
-        <w:t xml:space="preserve"> </w:t>
-      </w:r>
-      <w:r>
-        <w:t xml:space="preserve"> </w:t>
-      </w:r>
-      <w:r>
-        <w:t xml:space="preserve">$, $</w:t>
-      </w:r>
-      <w:r>
-        <w:t xml:space="preserve"> </w:t>
-      </w:r>
-      <w:r>
-        <w:t xml:space="preserve"> </w:t>
-      </w:r>
-      <w:r>
-        <w:t xml:space="preserve"> </w:t>
-      </w:r>
-      <w:r>
-        <w:t xml:space="preserve">$, and $</w:t>
-      </w:r>
-      <w:r>
-        <w:t xml:space="preserve"> </w:t>
-      </w:r>
-      <w:r>
-        <w:t xml:space="preserve"> </w:t>
-      </w:r>
-      <w:r>
-        <w:t xml:space="preserve"> </w:t>
-      </w:r>
-      <w:r>
-        <w:t xml:space="preserve">$ as the decision boundaries for acceptable fit. Conceptually, this means that power is defined here as the proportion of replications in which the misspecified model crosses those predefined boundaries in the direction of worse fit.</w:t>
+        <w:t xml:space="preserve">When traditional cutoffs are used, the analysis adopts fixed threshold values such as</w:t>
+      </w:r>
+      <w:r>
+        <w:t xml:space="preserve"> </w:t>
+      </w:r>
+      <m:oMath>
+        <m:r>
+          <m:rPr>
+            <m:nor/>
+            <m:sty m:val="p"/>
+          </m:rPr>
+          <m:t>RMSEA</m:t>
+        </m:r>
+        <m:r>
+          <m:rPr>
+            <m:sty m:val="p"/>
+          </m:rPr>
+          <m:t>≤</m:t>
+        </m:r>
+        <m:r>
+          <m:t>.06</m:t>
+        </m:r>
+      </m:oMath>
+      <w:r>
+        <w:t xml:space="preserve">,</w:t>
+      </w:r>
+      <w:r>
+        <w:t xml:space="preserve"> </w:t>
+      </w:r>
+      <m:oMath>
+        <m:r>
+          <m:rPr>
+            <m:nor/>
+            <m:sty m:val="p"/>
+          </m:rPr>
+          <m:t>CFI</m:t>
+        </m:r>
+        <m:r>
+          <m:rPr>
+            <m:sty m:val="p"/>
+          </m:rPr>
+          <m:t>≥</m:t>
+        </m:r>
+        <m:r>
+          <m:t>.95</m:t>
+        </m:r>
+      </m:oMath>
+      <w:r>
+        <w:t xml:space="preserve">,</w:t>
+      </w:r>
+      <w:r>
+        <w:t xml:space="preserve"> </w:t>
+      </w:r>
+      <m:oMath>
+        <m:r>
+          <m:rPr>
+            <m:nor/>
+            <m:sty m:val="p"/>
+          </m:rPr>
+          <m:t>TLI</m:t>
+        </m:r>
+        <m:r>
+          <m:rPr>
+            <m:sty m:val="p"/>
+          </m:rPr>
+          <m:t>≥</m:t>
+        </m:r>
+        <m:r>
+          <m:t>.95</m:t>
+        </m:r>
+      </m:oMath>
+      <w:r>
+        <w:t xml:space="preserve">, and</w:t>
+      </w:r>
+      <w:r>
+        <w:t xml:space="preserve"> </w:t>
+      </w:r>
+      <m:oMath>
+        <m:r>
+          <m:rPr>
+            <m:nor/>
+            <m:sty m:val="p"/>
+          </m:rPr>
+          <m:t>SRMR</m:t>
+        </m:r>
+        <m:r>
+          <m:rPr>
+            <m:sty m:val="p"/>
+          </m:rPr>
+          <m:t>≤</m:t>
+        </m:r>
+        <m:r>
+          <m:t>.06</m:t>
+        </m:r>
+      </m:oMath>
+      <w:r>
+        <w:t xml:space="preserve"> </w:t>
+      </w:r>
+      <w:r>
+        <w:t xml:space="preserve">as the decision boundaries for acceptable fit. Conceptually, this means that power is defined here as the proportion of replications in which the misspecified model crosses those predefined boundaries in the direction of worse fit.</w:t>
       </w:r>
     </w:p>
     <w:p>
@@ -20855,7 +20876,7 @@
     </w:p>
     <w:bookmarkEnd w:id="111"/>
     <w:bookmarkEnd w:id="112"/>
-    <w:bookmarkStart w:id="147" w:name="X1209260cfd11d7a4f20ced4599fb769750fdbcd"/>
+    <w:bookmarkStart w:id="146" w:name="X1209260cfd11d7a4f20ced4599fb769750fdbcd"/>
     <w:p>
       <w:pPr>
         <w:pStyle w:val="Heading2"/>
@@ -22353,7 +22374,32 @@
         <w:t xml:space="preserve"> </w:t>
       </w:r>
       <w:r>
-        <w:t xml:space="preserve">perspective under the optimal model. The Monte Carlo setup used here evaluates how power changes as $ N $ varies and then identifies the smallest sample size required for each parameter to attain the target power level of $ .80 $. In the</w:t>
+        <w:t xml:space="preserve">perspective under the optimal model. The Monte Carlo setup used here evaluates how power changes as</w:t>
+      </w:r>
+      <w:r>
+        <w:t xml:space="preserve"> </w:t>
+      </w:r>
+      <m:oMath>
+        <m:r>
+          <m:t>N</m:t>
+        </m:r>
+      </m:oMath>
+      <w:r>
+        <w:t xml:space="preserve"> </w:t>
+      </w:r>
+      <w:r>
+        <w:t xml:space="preserve">varies and then identifies the smallest sample size required for each parameter to attain the target power level of</w:t>
+      </w:r>
+      <w:r>
+        <w:t xml:space="preserve"> </w:t>
+      </w:r>
+      <m:oMath>
+        <m:r>
+          <m:t>.80</m:t>
+        </m:r>
+      </m:oMath>
+      <w:r>
+        <w:t xml:space="preserve">. In the</w:t>
       </w:r>
       <w:r>
         <w:t xml:space="preserve"> </w:t>
@@ -22655,7 +22701,21 @@
         <w:t xml:space="preserve"> </w:t>
       </w:r>
       <w:r>
-        <w:t xml:space="preserve">shows a very sparse set of finite sample-size requirements under the optimal model. Only seven parameters remained with finite $ N $ values after filtering (not shown in the table), which indicates that, within the simulated range, these are the parameters for which a specific minimum sample size could be directly reported.</w:t>
+        <w:t xml:space="preserve">shows a very sparse set of finite sample-size requirements under the optimal model. Only seven parameters remained with finite</w:t>
+      </w:r>
+      <w:r>
+        <w:t xml:space="preserve"> </w:t>
+      </w:r>
+      <m:oMath>
+        <m:r>
+          <m:t>N</m:t>
+        </m:r>
+      </m:oMath>
+      <w:r>
+        <w:t xml:space="preserve"> </w:t>
+      </w:r>
+      <w:r>
+        <w:t xml:space="preserve">values after filtering (not shown in the table), which indicates that, within the simulated range, these are the parameters for which a specific minimum sample size could be directly reported.</w:t>
       </w:r>
     </w:p>
     <w:p>
@@ -22799,17 +22859,66 @@
         <w:pStyle w:val="BodyText"/>
       </w:pPr>
       <w:r>
-        <w:t xml:space="preserve">Overall, the result is highly concentrated: most reported parameters are already adequately powered at $ N = 51 $, and only one parameter pushes the requirement upward. In practical terms, the optimal model appears easy to recover for the listed loadings and residual variances, while the residual covariance $ Q3</w:t>
-      </w:r>
-      <w:r>
-        <w:t xml:space="preserve"> </w:t>
-      </w:r>
-      <w:r>
-        <w:t xml:space="preserve">Q4 $ is the sole finite bottleneck in this table.</w:t>
+        <w:t xml:space="preserve">Overall, the result is highly concentrated: most reported parameters are already adequately powered at</w:t>
+      </w:r>
+      <w:r>
+        <w:t xml:space="preserve"> </w:t>
+      </w:r>
+      <m:oMath>
+        <m:r>
+          <m:t>N</m:t>
+        </m:r>
+        <m:r>
+          <m:rPr>
+            <m:sty m:val="p"/>
+          </m:rPr>
+          <m:t>=</m:t>
+        </m:r>
+        <m:r>
+          <m:t>51</m:t>
+        </m:r>
+      </m:oMath>
+      <w:r>
+        <w:t xml:space="preserve">, and only one parameter pushes the requirement upward. In practical terms, the optimal model appears easy to recover for the listed loadings and residual variances, while the residual covariance</w:t>
+      </w:r>
+      <w:r>
+        <w:t xml:space="preserve"> </w:t>
+      </w:r>
+      <m:oMath>
+        <m:r>
+          <m:t>Q</m:t>
+        </m:r>
+        <m:r>
+          <m:t>3</m:t>
+        </m:r>
+        <m:r>
+          <m:rPr>
+            <m:sty m:val="p"/>
+          </m:rPr>
+          <m:t>∼</m:t>
+        </m:r>
+        <m:r>
+          <m:rPr>
+            <m:sty m:val="p"/>
+          </m:rPr>
+          <m:t>∼</m:t>
+        </m:r>
+        <m:r>
+          <m:t>Q</m:t>
+        </m:r>
+        <m:r>
+          <m:t>4</m:t>
+        </m:r>
+      </m:oMath>
+      <w:r>
+        <w:t xml:space="preserve"> </w:t>
+      </w:r>
+      <w:r>
+        <w:t xml:space="preserve">is the sole finite bottleneck in this table.</w:t>
       </w:r>
     </w:p>
     <w:bookmarkEnd w:id="118"/>
-    <w:bookmarkStart w:id="133" w:name="X7d577e1026a98d88b87af03225c2d7813854c3a"/>
+    <w:bookmarkStart w:id="145" w:name="X7d577e1026a98d88b87af03225c2d7813854c3a"/>
     <w:p>
       <w:pPr>
         <w:pStyle w:val="Heading3"/>
@@ -22865,7 +22974,21 @@
         <w:pStyle w:val="BodyText"/>
       </w:pPr>
       <w:r>
-        <w:t xml:space="preserve">The power curves across sample size show how the probability of rejecting the misspecified model evolves as $ N $ increases. This is consistent with the general theory of power in SEM, according to which power increases as the overlap between the null and alternative sampling distributions decreases, and that separation is strengthened by larger samples and clearer model discrepancy</w:t>
+        <w:t xml:space="preserve">The power curves across sample size show how the probability of rejecting the misspecified model evolves as</w:t>
+      </w:r>
+      <w:r>
+        <w:t xml:space="preserve"> </w:t>
+      </w:r>
+      <m:oMath>
+        <m:r>
+          <m:t>N</m:t>
+        </m:r>
+      </m:oMath>
+      <w:r>
+        <w:t xml:space="preserve"> </w:t>
+      </w:r>
+      <w:r>
+        <w:t xml:space="preserve">increases. This is consistent with the general theory of power in SEM, according to which power increases as the overlap between the null and alternative sampling distributions decreases, and that separation is strengthened by larger samples and clearer model discrepancy</w:t>
       </w:r>
       <w:r>
         <w:t xml:space="preserve"> </w:t>
@@ -22894,7 +23017,21 @@
         <w:t xml:space="preserve">simsem</w:t>
       </w:r>
       <w:r>
-        <w:t xml:space="preserve">, these curves can be displayed either as raw empirical patterns or as smoothed functions based on logistic regression when sample size varies across replications. The smoothed representation is useful because it summarizes the relation between the reject/retain decision and $ N $ into a continuous power function, whereas the unsmoothed version helps inspect the empirical fit-index distributions more directly</w:t>
+        <w:t xml:space="preserve">, these curves can be displayed either as raw empirical patterns or as smoothed functions based on logistic regression when sample size varies across replications. The smoothed representation is useful because it summarizes the relation between the reject/retain decision and</w:t>
+      </w:r>
+      <w:r>
+        <w:t xml:space="preserve"> </w:t>
+      </w:r>
+      <m:oMath>
+        <m:r>
+          <m:t>N</m:t>
+        </m:r>
+      </m:oMath>
+      <w:r>
+        <w:t xml:space="preserve"> </w:t>
+      </w:r>
+      <w:r>
+        <w:t xml:space="preserve">into a continuous power function, whereas the unsmoothed version helps inspect the empirical fit-index distributions more directly</w:t>
       </w:r>
       <w:r>
         <w:t xml:space="preserve"> </w:t>
@@ -23525,7 +23662,27 @@
         </m:r>
       </m:oMath>
       <w:r>
-        <w:t xml:space="preserve">, the estimated power values were $ &gt; .80 $ for all four indices, but they differed substantially in magnitude. RMSEA and SRMR showed very high power, with values close to</w:t>
+        <w:t xml:space="preserve">, the estimated power values were</w:t>
+      </w:r>
+      <w:r>
+        <w:t xml:space="preserve"> </w:t>
+      </w:r>
+      <m:oMath>
+        <m:r>
+          <m:rPr>
+            <m:sty m:val="p"/>
+          </m:rPr>
+          <m:t>&gt;</m:t>
+        </m:r>
+        <m:r>
+          <m:t>.80</m:t>
+        </m:r>
+      </m:oMath>
+      <w:r>
+        <w:t xml:space="preserve"> </w:t>
+      </w:r>
+      <w:r>
+        <w:t xml:space="preserve">for all four indices, but they differed substantially in magnitude. RMSEA and SRMR showed very high power, with values close to</w:t>
       </w:r>
       <w:r>
         <w:t xml:space="preserve"> </w:t>
@@ -23661,24 +23818,13 @@
       </w:r>
     </w:p>
     <w:bookmarkEnd w:id="131"/>
-    <w:bookmarkStart w:id="132" w:name="optimistic-model-2"/>
+    <w:bookmarkStart w:id="144" w:name="optimistic-model-2"/>
     <w:p>
       <w:pPr>
         <w:pStyle w:val="Heading4"/>
       </w:pPr>
       <w:r>
         <w:t xml:space="preserve">5.1.2 Optimistic model</w:t>
-      </w:r>
-    </w:p>
-    <w:bookmarkEnd w:id="132"/>
-    <w:bookmarkEnd w:id="133"/>
-    <w:bookmarkStart w:id="146" w:name="conceptual-background"/>
-    <w:p>
-      <w:pPr>
-        <w:pStyle w:val="Heading3"/>
-      </w:pPr>
-      <w:r>
-        <w:t xml:space="preserve">5.2 Conceptual background</w:t>
       </w:r>
     </w:p>
     <w:p>
@@ -23765,7 +23911,7 @@
       <w:tr>
         <w:tc>
           <w:tcPr/>
-          <w:bookmarkStart w:id="137" w:name="fig-power-curve-opt"/>
+          <w:bookmarkStart w:id="135" w:name="fig-power-curve-opt"/>
           <w:p>
             <w:pPr>
               <w:pStyle w:val="Compact"/>
@@ -23776,18 +23922,18 @@
                 <wp:inline>
                   <wp:extent cx="5334000" cy="3333749"/>
                   <wp:effectExtent b="0" l="0" r="0" t="0"/>
-                  <wp:docPr descr="" title="" id="135" name="Picture"/>
+                  <wp:docPr descr="" title="" id="133" name="Picture"/>
                   <a:graphic>
                     <a:graphicData uri="http://schemas.openxmlformats.org/drawingml/2006/picture">
                       <pic:pic>
                         <pic:nvPicPr>
-                          <pic:cNvPr descr="index_files/figure-docx/Scripts-AnalysisScripts-03_simulation_ideal-fig-power-curve-opt-output-1.png" id="136" name="Picture"/>
+                          <pic:cNvPr descr="index_files/figure-docx/Scripts-AnalysisScripts-03_simulation_ideal-fig-power-curve-opt-output-1.png" id="134" name="Picture"/>
                           <pic:cNvPicPr>
                             <a:picLocks noChangeArrowheads="1" noChangeAspect="1"/>
                           </pic:cNvPicPr>
                         </pic:nvPicPr>
                         <pic:blipFill>
-                          <a:blip r:embed="rId134"/>
+                          <a:blip r:embed="rId132"/>
                           <a:stretch>
                             <a:fillRect/>
                           </a:stretch>
@@ -23827,7 +23973,7 @@
               <w:t xml:space="preserve">Figure 13: Power curves for fit indices using the optimal population model.</w:t>
             </w:r>
           </w:p>
-          <w:bookmarkEnd w:id="137"/>
+          <w:bookmarkEnd w:id="135"/>
         </w:tc>
       </w:tr>
     </w:tbl>
@@ -23847,7 +23993,7 @@
         </w:rPr>
         <w:t xml:space="preserve"> </w:t>
       </w:r>
-      <w:hyperlink r:id="rId138">
+      <w:hyperlink r:id="rId136">
         <w:r>
           <w:rPr>
             <w:rStyle w:val="Hyperlink"/>
@@ -23870,7 +24016,7 @@
       <w:tr>
         <w:tc>
           <w:tcPr/>
-          <w:bookmarkStart w:id="142" w:name="fig-fit-curve-opt"/>
+          <w:bookmarkStart w:id="140" w:name="fig-fit-curve-opt"/>
           <w:p>
             <w:pPr>
               <w:pStyle w:val="Compact"/>
@@ -23881,18 +24027,18 @@
                 <wp:inline>
                   <wp:extent cx="5334000" cy="3333749"/>
                   <wp:effectExtent b="0" l="0" r="0" t="0"/>
-                  <wp:docPr descr="" title="" id="140" name="Picture"/>
+                  <wp:docPr descr="" title="" id="138" name="Picture"/>
                   <a:graphic>
                     <a:graphicData uri="http://schemas.openxmlformats.org/drawingml/2006/picture">
                       <pic:pic>
                         <pic:nvPicPr>
-                          <pic:cNvPr descr="index_files/figure-docx/Scripts-AnalysisScripts-03_simulation_ideal-fig-fit-curve-opt-output-1.png" id="141" name="Picture"/>
+                          <pic:cNvPr descr="index_files/figure-docx/Scripts-AnalysisScripts-03_simulation_ideal-fig-fit-curve-opt-output-1.png" id="139" name="Picture"/>
                           <pic:cNvPicPr>
                             <a:picLocks noChangeArrowheads="1" noChangeAspect="1"/>
                           </pic:cNvPicPr>
                         </pic:nvPicPr>
                         <pic:blipFill>
-                          <a:blip r:embed="rId139"/>
+                          <a:blip r:embed="rId137"/>
                           <a:stretch>
                             <a:fillRect/>
                           </a:stretch>
@@ -23932,7 +24078,7 @@
               <w:t xml:space="preserve">Figure 14: Power curves for fit indices using the optimal population model without logistic smoothing.</w:t>
             </w:r>
           </w:p>
-          <w:bookmarkEnd w:id="142"/>
+          <w:bookmarkEnd w:id="140"/>
         </w:tc>
       </w:tr>
     </w:tbl>
@@ -23952,7 +24098,7 @@
         </w:rPr>
         <w:t xml:space="preserve"> </w:t>
       </w:r>
-      <w:hyperlink r:id="rId143">
+      <w:hyperlink r:id="rId141">
         <w:r>
           <w:rPr>
             <w:rStyle w:val="Hyperlink"/>
@@ -24085,7 +24231,7 @@
       <w:tr>
         <w:tc>
           <w:tcPr/>
-          <w:bookmarkStart w:id="144" w:name="tbl-power-cutoff-opt"/>
+          <w:bookmarkStart w:id="142" w:name="tbl-power-cutoff-opt"/>
           <w:p>
             <w:pPr>
               <w:jc w:val="center"/>
@@ -24310,7 +24456,7 @@
               </w:tc>
             </w:tr>
           </w:tbl>
-          <w:bookmarkEnd w:id="144"/>
+          <w:bookmarkEnd w:id="142"/>
           <w:p/>
         </w:tc>
       </w:tr>
@@ -24331,7 +24477,7 @@
         </w:rPr>
         <w:t xml:space="preserve"> </w:t>
       </w:r>
-      <w:hyperlink r:id="rId145">
+      <w:hyperlink r:id="rId143">
         <w:r>
           <w:rPr>
             <w:rStyle w:val="Hyperlink"/>
@@ -24366,7 +24512,27 @@
         </m:r>
       </m:oMath>
       <w:r>
-        <w:t xml:space="preserve">, the estimated power values are $ &gt; .80 $ for all four indices, but they differ in magnitude. The power values at this sample size is show in</w:t>
+        <w:t xml:space="preserve">, the estimated power values are</w:t>
+      </w:r>
+      <w:r>
+        <w:t xml:space="preserve"> </w:t>
+      </w:r>
+      <m:oMath>
+        <m:r>
+          <m:rPr>
+            <m:sty m:val="p"/>
+          </m:rPr>
+          <m:t>&gt;</m:t>
+        </m:r>
+        <m:r>
+          <m:t>.80</m:t>
+        </m:r>
+      </m:oMath>
+      <w:r>
+        <w:t xml:space="preserve"> </w:t>
+      </w:r>
+      <w:r>
+        <w:t xml:space="preserve">for all four indices, but they differ in magnitude. The power values at this sample size is show in</w:t>
       </w:r>
       <w:r>
         <w:t xml:space="preserve"> </w:t>
@@ -24456,9 +24622,10 @@
         <w:t xml:space="preserve">. In contrast, CFI and TLI are the more demanding indices in this setting, because their power at the same sample size is adequate but still comparatively limited.</w:t>
       </w:r>
     </w:p>
+    <w:bookmarkEnd w:id="144"/>
+    <w:bookmarkEnd w:id="145"/>
     <w:bookmarkEnd w:id="146"/>
-    <w:bookmarkEnd w:id="147"/>
-    <w:bookmarkStart w:id="152" w:name="sec-sim-robust"/>
+    <w:bookmarkStart w:id="174" w:name="sec-sim-robust"/>
     <w:p>
       <w:pPr>
         <w:pStyle w:val="Heading2"/>
@@ -24472,16 +24639,53 @@
         <w:pStyle w:val="FirstParagraph"/>
       </w:pPr>
       <w:r>
-        <w:t xml:space="preserve">Most applied survey data violate the ideal assumptions. Simulating how analytical robustness deteriorates helps us adjust the planned sample sizes to offset the expected penalty.</w:t>
-      </w:r>
-    </w:p>
-    <w:bookmarkStart w:id="148" w:name="sec-nonnormal"/>
+        <w:t xml:space="preserve">Power analysis in structural equation modeling should be framed as a design-stage procedure that connects substantive expectations, model specification, and data conditions to the probability of obtaining informative statistical tests, rather than as a mechanical search for a single “minimum</w:t>
+      </w:r>
+      <w:r>
+        <w:t xml:space="preserve"> </w:t>
+      </w:r>
+      <m:oMath>
+        <m:r>
+          <m:t>N</m:t>
+        </m:r>
+      </m:oMath>
+      <w:r>
+        <w:t xml:space="preserve">” rule</w:t>
+      </w:r>
+      <w:r>
+        <w:t xml:space="preserve"> </w:t>
+      </w:r>
+      <w:r>
+        <w:t xml:space="preserve">(Feng &amp; Hancock, 2023; Wang, 2023)</w:t>
+      </w:r>
+      <w:r>
+        <w:t xml:space="preserve">.</w:t>
+      </w:r>
+    </w:p>
+    <w:p>
+      <w:pPr>
+        <w:pStyle w:val="BodyText"/>
+      </w:pPr>
+      <w:r>
+        <w:t xml:space="preserve">SEM power analysis is strongest when it is anchored in a plausible population-generating mechanism rather than in generic rules of thumb or model-free calculators borrowed from simpler analyses</w:t>
+      </w:r>
+      <w:r>
+        <w:t xml:space="preserve"> </w:t>
+      </w:r>
+      <w:r>
+        <w:t xml:space="preserve">(Feng &amp; Hancock, 2023; Kyriazos, 2018)</w:t>
+      </w:r>
+      <w:r>
+        <w:t xml:space="preserve">.</w:t>
+      </w:r>
+    </w:p>
+    <w:bookmarkStart w:id="159" w:name="sec-missing"/>
     <w:p>
       <w:pPr>
         <w:pStyle w:val="Heading3"/>
       </w:pPr>
       <w:r>
-        <w:t xml:space="preserve">6.1 Non-Normality</w:t>
+        <w:t xml:space="preserve">6.1 Missing Data (MCAR)</w:t>
       </w:r>
     </w:p>
     <w:p>
@@ -24489,201 +24693,177 @@
         <w:pStyle w:val="FirstParagraph"/>
       </w:pPr>
       <w:r>
-        <w:t xml:space="preserve">Applying continuous but non-normal (e.g., highly skewed or kurtotic) generation exposes the vulnerability of unadjusted normal-theory ML tests, emphasizing the necessity of robust estimators (e.g., MLR).</w:t>
-      </w:r>
-    </w:p>
-    <w:bookmarkEnd w:id="148"/>
-    <w:bookmarkStart w:id="149" w:name="sec-missing"/>
-    <w:p>
-      <w:pPr>
-        <w:pStyle w:val="Heading3"/>
-      </w:pPr>
-      <w:r>
-        <w:t xml:space="preserve">6.2 Missing Data (MCAR)</w:t>
-      </w:r>
-    </w:p>
-    <w:p>
-      <w:pPr>
-        <w:pStyle w:val="FirstParagraph"/>
-      </w:pPr>
-      <w:r>
-        <w:t xml:space="preserve">Missing data effectively shrinks</w:t>
-      </w:r>
-      <w:r>
-        <w:t xml:space="preserve"> </w:t>
-      </w:r>
-      <m:oMath>
-        <m:r>
-          <m:t>N</m:t>
-        </m:r>
-      </m:oMath>
-      <w:r>
-        <w:t xml:space="preserve"> </w:t>
-      </w:r>
-      <w:r>
-        <w:t xml:space="preserve">through a loss of information, meaning empirical sample sizes must often be adjusted proportionately. This simulation evaluates the explicit power penalty of</w:t>
-      </w:r>
-      <w:r>
-        <w:t xml:space="preserve"> </w:t>
-      </w:r>
-      <m:oMath>
-        <m:r>
-          <m:t>10</m:t>
-        </m:r>
-        <m:r>
-          <m:rPr>
-            <m:sty m:val="p"/>
-          </m:rPr>
-          <m:t>%</m:t>
-        </m:r>
-      </m:oMath>
-      <w:r>
-        <w:t xml:space="preserve"> </w:t>
-      </w:r>
-      <w:r>
-        <w:t xml:space="preserve">Missing Completely at Random strings.</w:t>
-      </w:r>
-    </w:p>
-    <w:bookmarkEnd w:id="149"/>
-    <w:bookmarkStart w:id="150" w:name="sec-sensitivity"/>
-    <w:p>
-      <w:pPr>
-        <w:pStyle w:val="Heading3"/>
-      </w:pPr>
-      <w:r>
-        <w:t xml:space="preserve">6.3 Sensitivity Across Population Models</w:t>
-      </w:r>
-    </w:p>
-    <w:p>
-      <w:pPr>
-        <w:pStyle w:val="FirstParagraph"/>
-      </w:pPr>
-      <w:r>
-        <w:t xml:space="preserve">A robust power analysis examines boundaries. How drastically does necessary</w:t>
-      </w:r>
-      <w:r>
-        <w:t xml:space="preserve"> </w:t>
-      </w:r>
-      <m:oMath>
-        <m:r>
-          <m:t>N</m:t>
-        </m:r>
-      </m:oMath>
-      <w:r>
-        <w:t xml:space="preserve"> </w:t>
-      </w:r>
-      <w:r>
-        <w:t xml:space="preserve">shift when our assumption about structural quality is overly naive, or overly optimistic?</w:t>
-      </w:r>
-    </w:p>
-    <w:bookmarkEnd w:id="150"/>
-    <w:bookmarkStart w:id="151" w:name="sec-scenarios-comparison"/>
-    <w:p>
-      <w:pPr>
-        <w:pStyle w:val="Heading3"/>
-      </w:pPr>
-      <w:r>
-        <w:t xml:space="preserve">6.4 Comparison</w:t>
-      </w:r>
-    </w:p>
-    <w:bookmarkEnd w:id="151"/>
-    <w:bookmarkEnd w:id="152"/>
-    <w:bookmarkStart w:id="153" w:name="sec-null-vs-alt"/>
-    <w:p>
-      <w:pPr>
-        <w:pStyle w:val="Heading2"/>
-      </w:pPr>
-      <w:r>
-        <w:t xml:space="preserve">7 Population Model vs. Empirical Model</w:t>
-      </w:r>
-    </w:p>
-    <w:p>
-      <w:pPr>
-        <w:pStyle w:val="FirstParagraph"/>
-      </w:pPr>
-      <w:r>
-        <w:t xml:space="preserve">Consider an epistemological question driving CFA: can we statistically distinguish the theorized population structure from an empirically estimated model with trivial incidental misspecifications that are ubiquitous in real-life sample covariance matrices? In this section, we compare empirical power distributions generated under a</w:t>
-      </w:r>
-      <w:r>
-        <w:t xml:space="preserve"> </w:t>
-      </w:r>
-      <w:r>
-        <w:t xml:space="preserve">“Null”</w:t>
-      </w:r>
-      <w:r>
-        <w:t xml:space="preserve"> </w:t>
-      </w:r>
-      <w:r>
-        <w:t xml:space="preserve">(empirical sample parameters representing noise) and an</w:t>
-      </w:r>
-      <w:r>
-        <w:t xml:space="preserve"> </w:t>
-      </w:r>
-      <w:r>
-        <w:t xml:space="preserve">“Alternative”</w:t>
-      </w:r>
-      <w:r>
-        <w:t xml:space="preserve"> </w:t>
-      </w:r>
-      <w:r>
-        <w:t xml:space="preserve">(our clean meta-analytic population model).</w:t>
-      </w:r>
-    </w:p>
-    <w:bookmarkEnd w:id="153"/>
-    <w:bookmarkStart w:id="154" w:name="sec-posthoc-analytical"/>
-    <w:p>
-      <w:pPr>
-        <w:pStyle w:val="Heading2"/>
-      </w:pPr>
-      <w:r>
-        <w:t xml:space="preserve">8 Post Hoc: Achieved Power</w:t>
-      </w:r>
-    </w:p>
-    <w:p>
-      <w:pPr>
-        <w:pStyle w:val="FirstParagraph"/>
-      </w:pPr>
-      <w:r>
-        <w:t xml:space="preserve">For the empirical WHOQOL-BREF dataset,</w:t>
-      </w:r>
-      <w:r>
-        <w:t xml:space="preserve"> </w:t>
-      </w:r>
-      <m:oMath>
-        <m:r>
-          <m:t>N</m:t>
-        </m:r>
-        <m:r>
-          <m:rPr>
-            <m:sty m:val="p"/>
-          </m:rPr>
-          <m:t>=</m:t>
-        </m:r>
-        <m:r>
-          <m:t>1</m:t>
-        </m:r>
-        <m:r>
-          <m:rPr>
-            <m:sty m:val="p"/>
-          </m:rPr>
-          <m:t>,</m:t>
-        </m:r>
-        <m:r>
-          <m:t>047</m:t>
-        </m:r>
-      </m:oMath>
-      <w:r>
-        <w:t xml:space="preserve">. What is our achieved power if true RMSEA is 0.05?</w:t>
-      </w:r>
-    </w:p>
-    <w:bookmarkEnd w:id="154"/>
-    <w:bookmarkStart w:id="155" w:name="sec-synthesis"/>
-    <w:p>
-      <w:pPr>
-        <w:pStyle w:val="Heading2"/>
-      </w:pPr>
-      <w:r>
-        <w:t xml:space="preserve">9 When to Use What: Analytical vs. Simulation</w:t>
+        <w:t xml:space="preserve">Missing data must be treated as part of the design problem, not as a secondary complication to be handled only after estimation, because missingness reduces available information and therefore generally lowers estimation efficiency and statistical power</w:t>
+      </w:r>
+      <w:r>
+        <w:t xml:space="preserve"> </w:t>
+      </w:r>
+      <w:r>
+        <w:t xml:space="preserve">(Feng &amp; Hancock, 2023; Jak et al., 2021)</w:t>
+      </w:r>
+      <w:r>
+        <w:t xml:space="preserve">.</w:t>
+      </w:r>
+    </w:p>
+    <w:p>
+      <w:pPr>
+        <w:pStyle w:val="BodyText"/>
+      </w:pPr>
+      <w:r>
+        <w:t xml:space="preserve">From this perspective, the relevant question is not only how many cases are planned, but how much usable information remains under the anticipated missing-data process</w:t>
+      </w:r>
+      <w:r>
+        <w:t xml:space="preserve"> </w:t>
+      </w:r>
+      <w:r>
+        <w:t xml:space="preserve">(Feng &amp; Hancock, 2023)</w:t>
+      </w:r>
+      <w:r>
+        <w:t xml:space="preserve">.</w:t>
+      </w:r>
+    </w:p>
+    <w:p>
+      <w:pPr>
+        <w:pStyle w:val="BodyText"/>
+      </w:pPr>
+      <w:r>
+        <w:t xml:space="preserve">This is one reason Monte Carlo power analysis is especially valuable in SEM with missing data: it allows the analyst to generate data under a prespecified population model, impose realistic missingness mechanisms such as MCAR or MAR, fit the intended analysis model, and estimate power empirically under the same conditions expected in practice</w:t>
+      </w:r>
+      <w:r>
+        <w:t xml:space="preserve"> </w:t>
+      </w:r>
+      <w:r>
+        <w:t xml:space="preserve">(Feng &amp; Hancock, 2023; Moshagen &amp; Bader, 2024)</w:t>
+      </w:r>
+      <w:r>
+        <w:t xml:space="preserve">.</w:t>
+      </w:r>
+    </w:p>
+    <w:p>
+      <w:pPr>
+        <w:pStyle w:val="BodyText"/>
+      </w:pPr>
+      <w:r>
+        <w:t xml:space="preserve">Simulation-based power analysis is also advantageous when assumptions underlying purely analytical solutions become less credible, such as in the presence of incomplete data, non-normality, or more complex model structures</w:t>
+      </w:r>
+      <w:r>
+        <w:t xml:space="preserve"> </w:t>
+      </w:r>
+      <w:r>
+        <w:t xml:space="preserve">(Feng &amp; Hancock, 2023; Moshagen &amp; Bader, 2024; Wang, 2023)</w:t>
+      </w:r>
+      <w:r>
+        <w:t xml:space="preserve">.</w:t>
+      </w:r>
+    </w:p>
+    <w:p>
+      <w:pPr>
+        <w:pStyle w:val="BodyText"/>
+      </w:pPr>
+      <w:r>
+        <w:t xml:space="preserve">In this sense, the Monte Carlo approach is not merely a computational alternative, but a way to align sample size planning with the actual data-generating conditions anticipated for the study</w:t>
+      </w:r>
+      <w:r>
+        <w:t xml:space="preserve"> </w:t>
+      </w:r>
+      <w:r>
+        <w:t xml:space="preserve">(Moshagen &amp; Bader, 2024; Wang, 2023)</w:t>
+      </w:r>
+      <w:r>
+        <w:t xml:space="preserve">.</w:t>
+      </w:r>
+    </w:p>
+    <w:p>
+      <w:pPr>
+        <w:pStyle w:val="BodyText"/>
+      </w:pPr>
+      <w:r>
+        <w:t xml:space="preserve">Conceptually, the purpose of the analysis is therefore twofold: first, to ensure enough sensitivity to test the focal theoretical relations, and second, to ensure enough sensitivity to evaluate whether the overall model remains substantively interpretable under the planned conditions</w:t>
+      </w:r>
+      <w:r>
+        <w:t xml:space="preserve"> </w:t>
+      </w:r>
+      <w:r>
+        <w:t xml:space="preserve">(Feng &amp; Hancock, 2023; Wang, 2023)</w:t>
+      </w:r>
+      <w:r>
+        <w:t xml:space="preserve">.</w:t>
+      </w:r>
+    </w:p>
+    <w:p>
+      <w:pPr>
+        <w:pStyle w:val="BodyText"/>
+      </w:pPr>
+      <w:r>
+        <w:t xml:space="preserve">When missing data are expected, this dual objective becomes even more important, because power for parameter detection and power for fit evaluation may deteriorate at different rates as information is lost</w:t>
+      </w:r>
+      <w:r>
+        <w:t xml:space="preserve"> </w:t>
+      </w:r>
+      <w:r>
+        <w:t xml:space="preserve">(Feng &amp; Hancock, 2023; Wang, 2023)</w:t>
+      </w:r>
+      <w:r>
+        <w:t xml:space="preserve">.</w:t>
+      </w:r>
+    </w:p>
+    <w:p>
+      <w:pPr>
+        <w:pStyle w:val="BodyText"/>
+      </w:pPr>
+      <w:r>
+        <w:t xml:space="preserve">A well-justified SEM power analysis thus rests on explicit assumptions about the population model, the magnitude of focal effects, the measurement structure, the estimation framework, and the expected missing-data mechanism</w:t>
+      </w:r>
+      <w:r>
+        <w:t xml:space="preserve"> </w:t>
+      </w:r>
+      <w:r>
+        <w:t xml:space="preserve">(Jak et al., 2021; Moshagen &amp; Bader, 2024; Wang, 2023)</w:t>
+      </w:r>
+      <w:r>
+        <w:t xml:space="preserve">.</w:t>
+      </w:r>
+    </w:p>
+    <w:p>
+      <w:pPr>
+        <w:pStyle w:val="BodyText"/>
+      </w:pPr>
+      <w:r>
+        <w:t xml:space="preserve">Under this logic, the reported power results should be understood as conditional on a theoretically motivated scenario, not as universal guarantees, which is precisely why transparent documentation of assumptions is essential in reproducible SEM workflows</w:t>
+      </w:r>
+      <w:r>
+        <w:t xml:space="preserve"> </w:t>
+      </w:r>
+      <w:r>
+        <w:t xml:space="preserve">(Feng &amp; Hancock, 2023; Moshagen &amp; Bader, 2024)</w:t>
+      </w:r>
+      <w:r>
+        <w:t xml:space="preserve">.</w:t>
+      </w:r>
+    </w:p>
+    <w:p>
+      <w:pPr>
+        <w:pStyle w:val="BodyText"/>
+      </w:pPr>
+      <w:r>
+        <w:t xml:space="preserve">The</w:t>
+      </w:r>
+      <w:r>
+        <w:t xml:space="preserve"> </w:t>
+      </w:r>
+      <w:hyperlink w:anchor="fig-power-curve-missing">
+        <w:r>
+          <w:rPr>
+            <w:rStyle w:val="Hyperlink"/>
+          </w:rPr>
+          <w:t xml:space="preserve">Figure 15</w:t>
+        </w:r>
+      </w:hyperlink>
+      <w:r>
+        <w:t xml:space="preserve"> </w:t>
+      </w:r>
+      <w:r>
+        <w:t xml:space="preserve">shows the power curves for the four fit indices under the 10% missing MCAR missing-data scenario. The curves indicate that power is generally lower across the sample-size range compared to the ideal condition, which is expected due to the loss of information caused by missing data.</w:t>
       </w:r>
     </w:p>
     <w:tbl>
@@ -24691,354 +24871,1682 @@
         <w:tblStyle w:val="Table"/>
         <w:tblW w:type="pct" w:w="5000"/>
         <w:tblLayout w:type="fixed"/>
-        <w:tblLook w:firstRow="1" w:lastRow="0" w:firstColumn="0" w:lastColumn="0" w:noHBand="0" w:noVBand="0" w:val="0020"/>
+        <w:tblLook w:firstRow="0" w:lastRow="0" w:firstColumn="0" w:lastColumn="0" w:noHBand="0" w:noVBand="0" w:val="0000"/>
       </w:tblPr>
       <w:tblGrid>
-        <w:gridCol w:w="2640"/>
-        <w:gridCol w:w="2640"/>
-        <w:gridCol w:w="2640"/>
+        <w:gridCol w:w="7920"/>
       </w:tblGrid>
       <w:tr>
-        <w:trPr>
-          <w:tblHeader w:val="on"/>
-        </w:trPr>
         <w:tc>
           <w:tcPr/>
+          <w:bookmarkStart w:id="150" w:name="fig-power-curve-missing"/>
           <w:p>
             <w:pPr>
               <w:pStyle w:val="Compact"/>
-              <w:jc w:val="left"/>
+              <w:jc w:val="center"/>
             </w:pPr>
             <w:r>
-              <w:t xml:space="preserve">Feature</w:t>
+              <w:drawing>
+                <wp:inline>
+                  <wp:extent cx="5334000" cy="3333749"/>
+                  <wp:effectExtent b="0" l="0" r="0" t="0"/>
+                  <wp:docPr descr="" title="" id="148" name="Picture"/>
+                  <a:graphic>
+                    <a:graphicData uri="http://schemas.openxmlformats.org/drawingml/2006/picture">
+                      <pic:pic>
+                        <pic:nvPicPr>
+                          <pic:cNvPr descr="index_files/figure-docx/Scripts-AnalysisScripts-04_simulation_robust-fig-power-curve-missing-output-1.png" id="149" name="Picture"/>
+                          <pic:cNvPicPr>
+                            <a:picLocks noChangeArrowheads="1" noChangeAspect="1"/>
+                          </pic:cNvPicPr>
+                        </pic:nvPicPr>
+                        <pic:blipFill>
+                          <a:blip r:embed="rId147"/>
+                          <a:stretch>
+                            <a:fillRect/>
+                          </a:stretch>
+                        </pic:blipFill>
+                        <pic:spPr bwMode="auto">
+                          <a:xfrm>
+                            <a:off x="0" y="0"/>
+                            <a:ext cx="5334000" cy="3333749"/>
+                          </a:xfrm>
+                          <a:prstGeom prst="rect">
+                            <a:avLst/>
+                          </a:prstGeom>
+                          <a:noFill/>
+                          <a:ln w="9525">
+                            <a:noFill/>
+                            <a:headEnd/>
+                            <a:tailEnd/>
+                          </a:ln>
+                        </pic:spPr>
+                      </pic:pic>
+                    </a:graphicData>
+                  </a:graphic>
+                </wp:inline>
+              </w:drawing>
             </w:r>
           </w:p>
+          <w:p>
+            <w:pPr>
+              <w:jc w:val="center"/>
+            </w:pPr>
+            <w:pPr>
+              <w:jc w:val="left"/>
+              <w:spacing w:before="200"/>
+              <w:pStyle w:val="ImageCaption"/>
+            </w:pPr>
+            <w:r>
+              <w:t xml:space="preserve">Figure 15: Power curves for fit indices under missing data conditions.</w:t>
+            </w:r>
+          </w:p>
+          <w:bookmarkEnd w:id="150"/>
         </w:tc>
+      </w:tr>
+    </w:tbl>
+    <w:p>
+      <w:pPr>
+        <w:pStyle w:val="BodyText"/>
+      </w:pPr>
+      <w:r>
+        <w:rPr>
+          <w:vertAlign w:val="subscript"/>
+        </w:rPr>
+        <w:t xml:space="preserve">Source:</w:t>
+      </w:r>
+      <w:r>
+        <w:rPr>
+          <w:vertAlign w:val="subscript"/>
+        </w:rPr>
+        <w:t xml:space="preserve"> </w:t>
+      </w:r>
+      <w:hyperlink r:id="rId151">
+        <w:r>
+          <w:rPr>
+            <w:rStyle w:val="Hyperlink"/>
+            <w:vertAlign w:val="subscript"/>
+          </w:rPr>
+          <w:t xml:space="preserve">Simulation — Realistic Scenarios</w:t>
+        </w:r>
+      </w:hyperlink>
+    </w:p>
+    <w:p>
+      <w:pPr>
+        <w:pStyle w:val="BodyText"/>
+      </w:pPr>
+      <w:r>
+        <w:t xml:space="preserve">The</w:t>
+      </w:r>
+      <w:r>
+        <w:t xml:space="preserve"> </w:t>
+      </w:r>
+      <w:hyperlink w:anchor="fig-fit-curve-missing">
+        <w:r>
+          <w:rPr>
+            <w:rStyle w:val="Hyperlink"/>
+          </w:rPr>
+          <w:t xml:space="preserve">Figure 16</w:t>
+        </w:r>
+      </w:hyperlink>
+      <w:r>
+        <w:t xml:space="preserve"> </w:t>
+      </w:r>
+      <w:r>
+        <w:t xml:space="preserve">shows the empirical distributions of the fit indices under the reference and alternative conditions with 10% MCAR missing data. The separation between the two conditions is less pronounced than in the ideal scenario, especially for CFI and TLI, which show more overlap in their distributions at smaller and intermediate sample sizes.</w:t>
+      </w:r>
+    </w:p>
+    <w:tbl>
+      <w:tblPr>
+        <w:tblStyle w:val="Table"/>
+        <w:tblW w:type="pct" w:w="5000"/>
+        <w:tblLayout w:type="fixed"/>
+        <w:tblLook w:firstRow="0" w:lastRow="0" w:firstColumn="0" w:lastColumn="0" w:noHBand="0" w:noVBand="0" w:val="0000"/>
+      </w:tblPr>
+      <w:tblGrid>
+        <w:gridCol w:w="7920"/>
+      </w:tblGrid>
+      <w:tr>
         <w:tc>
           <w:tcPr/>
+          <w:bookmarkStart w:id="155" w:name="fig-fit-curve-missing"/>
           <w:p>
             <w:pPr>
               <w:pStyle w:val="Compact"/>
-              <w:jc w:val="left"/>
+              <w:jc w:val="center"/>
             </w:pPr>
             <w:r>
-              <w:t xml:space="preserve">Analytical (</w:t>
-            </w:r>
-            <w:r>
-              <w:rPr>
-                <w:rStyle w:val="VerbatimChar"/>
-              </w:rPr>
-              <w:t xml:space="preserve">semPower</w:t>
-            </w:r>
-            <w:r>
-              <w:t xml:space="preserve">/</w:t>
-            </w:r>
-            <w:r>
-              <w:rPr>
-                <w:rStyle w:val="VerbatimChar"/>
-              </w:rPr>
-              <w:t xml:space="preserve">semTools</w:t>
-            </w:r>
-            <w:r>
-              <w:t xml:space="preserve">)</w:t>
+              <w:drawing>
+                <wp:inline>
+                  <wp:extent cx="5334000" cy="3333749"/>
+                  <wp:effectExtent b="0" l="0" r="0" t="0"/>
+                  <wp:docPr descr="" title="" id="153" name="Picture"/>
+                  <a:graphic>
+                    <a:graphicData uri="http://schemas.openxmlformats.org/drawingml/2006/picture">
+                      <pic:pic>
+                        <pic:nvPicPr>
+                          <pic:cNvPr descr="index_files/figure-docx/Scripts-AnalysisScripts-04_simulation_robust-fig-fit-curve-missing-output-1.png" id="154" name="Picture"/>
+                          <pic:cNvPicPr>
+                            <a:picLocks noChangeArrowheads="1" noChangeAspect="1"/>
+                          </pic:cNvPicPr>
+                        </pic:nvPicPr>
+                        <pic:blipFill>
+                          <a:blip r:embed="rId152"/>
+                          <a:stretch>
+                            <a:fillRect/>
+                          </a:stretch>
+                        </pic:blipFill>
+                        <pic:spPr bwMode="auto">
+                          <a:xfrm>
+                            <a:off x="0" y="0"/>
+                            <a:ext cx="5334000" cy="3333749"/>
+                          </a:xfrm>
+                          <a:prstGeom prst="rect">
+                            <a:avLst/>
+                          </a:prstGeom>
+                          <a:noFill/>
+                          <a:ln w="9525">
+                            <a:noFill/>
+                            <a:headEnd/>
+                            <a:tailEnd/>
+                          </a:ln>
+                        </pic:spPr>
+                      </pic:pic>
+                    </a:graphicData>
+                  </a:graphic>
+                </wp:inline>
+              </w:drawing>
             </w:r>
           </w:p>
+          <w:p>
+            <w:pPr>
+              <w:jc w:val="center"/>
+            </w:pPr>
+            <w:pPr>
+              <w:jc w:val="left"/>
+              <w:spacing w:before="200"/>
+              <w:pStyle w:val="ImageCaption"/>
+            </w:pPr>
+            <w:r>
+              <w:t xml:space="preserve">Figure 16: Power curves for fit indices under missing data conditions without logistic smoothing.</w:t>
+            </w:r>
+          </w:p>
+          <w:bookmarkEnd w:id="155"/>
         </w:tc>
+      </w:tr>
+    </w:tbl>
+    <w:p>
+      <w:pPr>
+        <w:pStyle w:val="BodyText"/>
+      </w:pPr>
+      <w:r>
+        <w:rPr>
+          <w:vertAlign w:val="subscript"/>
+        </w:rPr>
+        <w:t xml:space="preserve">Source:</w:t>
+      </w:r>
+      <w:r>
+        <w:rPr>
+          <w:vertAlign w:val="subscript"/>
+        </w:rPr>
+        <w:t xml:space="preserve"> </w:t>
+      </w:r>
+      <w:hyperlink r:id="rId156">
+        <w:r>
+          <w:rPr>
+            <w:rStyle w:val="Hyperlink"/>
+            <w:vertAlign w:val="subscript"/>
+          </w:rPr>
+          <w:t xml:space="preserve">Simulation — Realistic Scenarios</w:t>
+        </w:r>
+      </w:hyperlink>
+    </w:p>
+    <w:p>
+      <w:pPr>
+        <w:pStyle w:val="BodyText"/>
+      </w:pPr>
+      <w:r>
+        <w:t xml:space="preserve">The</w:t>
+      </w:r>
+      <w:r>
+        <w:t xml:space="preserve"> </w:t>
+      </w:r>
+      <w:hyperlink w:anchor="tbl-power-cutoff-missing">
+        <w:r>
+          <w:rPr>
+            <w:rStyle w:val="Hyperlink"/>
+          </w:rPr>
+          <w:t xml:space="preserve">Table 12</w:t>
+        </w:r>
+      </w:hyperlink>
+      <w:r>
+        <w:t xml:space="preserve"> </w:t>
+      </w:r>
+      <w:r>
+        <w:t xml:space="preserve">summarizes the power and cutoff values for each fit index at</w:t>
+      </w:r>
+      <w:r>
+        <w:t xml:space="preserve"> </w:t>
+      </w:r>
+      <m:oMath>
+        <m:r>
+          <m:t>N</m:t>
+        </m:r>
+        <m:r>
+          <m:rPr>
+            <m:sty m:val="p"/>
+          </m:rPr>
+          <m:t>=</m:t>
+        </m:r>
+        <m:r>
+          <m:t>359</m:t>
+        </m:r>
+      </m:oMath>
+      <w:r>
+        <w:t xml:space="preserve"> </w:t>
+      </w:r>
+      <w:r>
+        <w:t xml:space="preserve">under the missing data scenario. The estimated power values are lower than in the ideal condition, with RMSEA and SRMR still showing relatively high power, while CFI and TLI have notably reduced power, indicating that they are more sensitive to the loss of information caused by missing data.</w:t>
+      </w:r>
+    </w:p>
+    <w:tbl>
+      <w:tblPr>
+        <w:tblStyle w:val="Table"/>
+        <w:tblW w:type="pct" w:w="5000"/>
+        <w:tblLayout w:type="fixed"/>
+        <w:tblLook w:firstRow="0" w:lastRow="0" w:firstColumn="0" w:lastColumn="0" w:noHBand="0" w:noVBand="0" w:val="0000"/>
+      </w:tblPr>
+      <w:tblGrid>
+        <w:gridCol w:w="7920"/>
+      </w:tblGrid>
+      <w:tr>
         <w:tc>
           <w:tcPr/>
+          <w:bookmarkStart w:id="157" w:name="tbl-power-cutoff-missing"/>
+          <w:p>
+            <w:pPr>
+              <w:jc w:val="center"/>
+            </w:pPr>
+            <w:pPr>
+              <w:jc w:val="left"/>
+              <w:spacing w:before="200"/>
+              <w:pStyle w:val="ImageCaption"/>
+            </w:pPr>
+            <w:r>
+              <w:t xml:space="preserve">Table 12: Power and fit index cutoff values under missing data conditions at N = 359.</w:t>
+            </w:r>
+          </w:p>
+          <w:tbl>
+            <w:tblPr>
+              <w:tblStyle w:val="Table"/>
+              <w:tblW w:type="auto" w:w="0"/>
+              <w:tblLook w:firstRow="1" w:lastRow="0" w:firstColumn="0" w:lastColumn="0" w:noHBand="0" w:noVBand="0" w:val="0020"/>
+            </w:tblPr>
+            <w:tblGrid>
+              <w:gridCol w:w="1584"/>
+              <w:gridCol w:w="1584"/>
+              <w:gridCol w:w="1584"/>
+              <w:gridCol w:w="1584"/>
+              <w:gridCol w:w="1584"/>
+            </w:tblGrid>
+            <w:tr>
+              <w:trPr>
+                <w:tblHeader w:val="on"/>
+              </w:trPr>
+              <w:tc>
+                <w:tcPr/>
+                <w:p>
+                  <w:pPr>
+                    <w:pStyle w:val="Compact"/>
+                  </w:pPr>
+                </w:p>
+              </w:tc>
+              <w:tc>
+                <w:tcPr/>
+                <w:p>
+                  <w:pPr>
+                    <w:pStyle w:val="Compact"/>
+                    <w:jc w:val="center"/>
+                    <w:jc w:val="center"/>
+                  </w:pPr>
+                  <w:r>
+                    <w:t xml:space="preserve">RMSEA</w:t>
+                  </w:r>
+                </w:p>
+              </w:tc>
+              <w:tc>
+                <w:tcPr/>
+                <w:p>
+                  <w:pPr>
+                    <w:pStyle w:val="Compact"/>
+                    <w:jc w:val="center"/>
+                    <w:jc w:val="center"/>
+                  </w:pPr>
+                  <w:r>
+                    <w:t xml:space="preserve">SRMR</w:t>
+                  </w:r>
+                </w:p>
+              </w:tc>
+              <w:tc>
+                <w:tcPr/>
+                <w:p>
+                  <w:pPr>
+                    <w:pStyle w:val="Compact"/>
+                    <w:jc w:val="center"/>
+                    <w:jc w:val="center"/>
+                  </w:pPr>
+                  <w:r>
+                    <w:t xml:space="preserve">CFI</w:t>
+                  </w:r>
+                </w:p>
+              </w:tc>
+              <w:tc>
+                <w:tcPr/>
+                <w:p>
+                  <w:pPr>
+                    <w:pStyle w:val="Compact"/>
+                    <w:jc w:val="center"/>
+                    <w:jc w:val="center"/>
+                  </w:pPr>
+                  <w:r>
+                    <w:t xml:space="preserve">TLI</w:t>
+                  </w:r>
+                </w:p>
+              </w:tc>
+            </w:tr>
+            <w:tr>
+              <w:tc>
+                <w:tcPr/>
+                <w:p>
+                  <w:pPr>
+                    <w:pStyle w:val="Compact"/>
+                    <w:jc w:val="center"/>
+                  </w:pPr>
+                  <w:r>
+                    <w:t xml:space="preserve">Power</w:t>
+                  </w:r>
+                </w:p>
+              </w:tc>
+              <w:tc>
+                <w:tcPr/>
+                <w:p>
+                  <w:pPr>
+                    <w:pStyle w:val="Compact"/>
+                    <w:jc w:val="center"/>
+                    <w:jc w:val="center"/>
+                  </w:pPr>
+                  <w:r>
+                    <w:t xml:space="preserve">0.947</w:t>
+                  </w:r>
+                </w:p>
+              </w:tc>
+              <w:tc>
+                <w:tcPr/>
+                <w:p>
+                  <w:pPr>
+                    <w:pStyle w:val="Compact"/>
+                    <w:jc w:val="center"/>
+                    <w:jc w:val="center"/>
+                  </w:pPr>
+                  <w:r>
+                    <w:t xml:space="preserve">0.987</w:t>
+                  </w:r>
+                </w:p>
+              </w:tc>
+              <w:tc>
+                <w:tcPr/>
+                <w:p>
+                  <w:pPr>
+                    <w:pStyle w:val="Compact"/>
+                    <w:jc w:val="center"/>
+                    <w:jc w:val="center"/>
+                  </w:pPr>
+                  <w:r>
+                    <w:t xml:space="preserve">0.802</w:t>
+                  </w:r>
+                </w:p>
+              </w:tc>
+              <w:tc>
+                <w:tcPr/>
+                <w:p>
+                  <w:pPr>
+                    <w:pStyle w:val="Compact"/>
+                    <w:jc w:val="center"/>
+                    <w:jc w:val="center"/>
+                  </w:pPr>
+                  <w:r>
+                    <w:t xml:space="preserve">0.806</w:t>
+                  </w:r>
+                </w:p>
+              </w:tc>
+            </w:tr>
+            <w:tr>
+              <w:tc>
+                <w:tcPr/>
+                <w:p>
+                  <w:pPr>
+                    <w:pStyle w:val="Compact"/>
+                    <w:jc w:val="center"/>
+                  </w:pPr>
+                  <w:r>
+                    <w:t xml:space="preserve">Cutoff</w:t>
+                  </w:r>
+                </w:p>
+              </w:tc>
+              <w:tc>
+                <w:tcPr/>
+                <w:p>
+                  <w:pPr>
+                    <w:pStyle w:val="Compact"/>
+                    <w:jc w:val="center"/>
+                    <w:jc w:val="center"/>
+                  </w:pPr>
+                  <w:r>
+                    <w:t xml:space="preserve">0.011</w:t>
+                  </w:r>
+                </w:p>
+              </w:tc>
+              <w:tc>
+                <w:tcPr/>
+                <w:p>
+                  <w:pPr>
+                    <w:pStyle w:val="Compact"/>
+                    <w:jc w:val="center"/>
+                    <w:jc w:val="center"/>
+                  </w:pPr>
+                  <w:r>
+                    <w:t xml:space="preserve">0.035</w:t>
+                  </w:r>
+                </w:p>
+              </w:tc>
+              <w:tc>
+                <w:tcPr/>
+                <w:p>
+                  <w:pPr>
+                    <w:pStyle w:val="Compact"/>
+                    <w:jc w:val="center"/>
+                    <w:jc w:val="center"/>
+                  </w:pPr>
+                  <w:r>
+                    <w:t xml:space="preserve">1.008</w:t>
+                  </w:r>
+                </w:p>
+              </w:tc>
+              <w:tc>
+                <w:tcPr/>
+                <w:p>
+                  <w:pPr>
+                    <w:pStyle w:val="Compact"/>
+                    <w:jc w:val="center"/>
+                    <w:jc w:val="center"/>
+                  </w:pPr>
+                  <w:r>
+                    <w:t xml:space="preserve">1.010</w:t>
+                  </w:r>
+                </w:p>
+              </w:tc>
+            </w:tr>
+          </w:tbl>
+          <w:bookmarkEnd w:id="157"/>
+          <w:p/>
+        </w:tc>
+      </w:tr>
+    </w:tbl>
+    <w:p>
+      <w:pPr>
+        <w:pStyle w:val="BodyText"/>
+      </w:pPr>
+      <w:r>
+        <w:rPr>
+          <w:vertAlign w:val="subscript"/>
+        </w:rPr>
+        <w:t xml:space="preserve">Source:</w:t>
+      </w:r>
+      <w:r>
+        <w:rPr>
+          <w:vertAlign w:val="subscript"/>
+        </w:rPr>
+        <w:t xml:space="preserve"> </w:t>
+      </w:r>
+      <w:hyperlink r:id="rId158">
+        <w:r>
+          <w:rPr>
+            <w:rStyle w:val="Hyperlink"/>
+            <w:vertAlign w:val="subscript"/>
+          </w:rPr>
+          <w:t xml:space="preserve">Simulation — Realistic Scenarios</w:t>
+        </w:r>
+      </w:hyperlink>
+    </w:p>
+    <w:p>
+      <w:pPr>
+        <w:pStyle w:val="BodyText"/>
+      </w:pPr>
+      <w:r>
+        <w:t xml:space="preserve">At</w:t>
+      </w:r>
+      <w:r>
+        <w:t xml:space="preserve"> </w:t>
+      </w:r>
+      <m:oMath>
+        <m:r>
+          <m:t>N</m:t>
+        </m:r>
+        <m:r>
+          <m:rPr>
+            <m:sty m:val="p"/>
+          </m:rPr>
+          <m:t>=</m:t>
+        </m:r>
+        <m:r>
+          <m:t>359</m:t>
+        </m:r>
+      </m:oMath>
+      <w:r>
+        <w:t xml:space="preserve">, the empirical power values are 0.947 for RMSEA, 0.987 for SRMR, 0.802 for CFI, and 0.806 for TLI.</w:t>
+      </w:r>
+    </w:p>
+    <w:p>
+      <w:pPr>
+        <w:pStyle w:val="BodyText"/>
+      </w:pPr>
+      <w:r>
+        <w:t xml:space="preserve">These results show a clear difference in performance across indices. SRMR presents the highest power, RMSEA also shows very strong power, and both CFI and TLI are just above the conventional</w:t>
+      </w:r>
+      <w:r>
+        <w:t xml:space="preserve"> </w:t>
+      </w:r>
+      <m:oMath>
+        <m:r>
+          <m:t>0.80</m:t>
+        </m:r>
+      </m:oMath>
+      <w:r>
+        <w:t xml:space="preserve"> </w:t>
+      </w:r>
+      <w:r>
+        <w:t xml:space="preserve">threshold.</w:t>
+      </w:r>
+    </w:p>
+    <w:p>
+      <w:pPr>
+        <w:pStyle w:val="BodyText"/>
+      </w:pPr>
+      <w:r>
+        <w:t xml:space="preserve">This means that, at</w:t>
+      </w:r>
+      <w:r>
+        <w:t xml:space="preserve"> </w:t>
+      </w:r>
+      <m:oMath>
+        <m:r>
+          <m:t>N</m:t>
+        </m:r>
+        <m:r>
+          <m:rPr>
+            <m:sty m:val="p"/>
+          </m:rPr>
+          <m:t>=</m:t>
+        </m:r>
+        <m:r>
+          <m:t>359</m:t>
+        </m:r>
+      </m:oMath>
+      <w:r>
+        <w:t xml:space="preserve">, the sample size is more than sufficient for SRMR and RMSEA, while for CFI and TLI it is sufficient but still much closer to the minimum acceptable level.</w:t>
+      </w:r>
+    </w:p>
+    <w:p>
+      <w:pPr>
+        <w:pStyle w:val="BodyText"/>
+      </w:pPr>
+      <w:r>
+        <w:t xml:space="preserve">The empirical cutoff values obtained at</w:t>
+      </w:r>
+      <w:r>
+        <w:t xml:space="preserve"> </w:t>
+      </w:r>
+      <m:oMath>
+        <m:r>
+          <m:t>N</m:t>
+        </m:r>
+        <m:r>
+          <m:rPr>
+            <m:sty m:val="p"/>
+          </m:rPr>
+          <m:t>=</m:t>
+        </m:r>
+        <m:r>
+          <m:t>359</m:t>
+        </m:r>
+      </m:oMath>
+      <w:r>
+        <w:t xml:space="preserve"> </w:t>
+      </w:r>
+      <w:r>
+        <w:t xml:space="preserve">are 0.011 for RMSEA, 0.035 for SRMR, 1.008 for CFI, and 1.01 for TLI.</w:t>
+      </w:r>
+    </w:p>
+    <w:p>
+      <w:pPr>
+        <w:pStyle w:val="BodyText"/>
+      </w:pPr>
+      <w:r>
+        <w:t xml:space="preserve">For RMSEA and SRMR, the cutoffs are very low, which is consistent with the strong discrimination shown by their power values.</w:t>
+      </w:r>
+    </w:p>
+    <w:p>
+      <w:pPr>
+        <w:pStyle w:val="BodyText"/>
+      </w:pPr>
+      <w:r>
+        <w:t xml:space="preserve">For CFI and TLI, the cutoffs are slightly above</w:t>
+      </w:r>
+      <w:r>
+        <w:t xml:space="preserve"> </w:t>
+      </w:r>
+      <m:oMath>
+        <m:r>
+          <m:t>1.00</m:t>
+        </m:r>
+      </m:oMath>
+      <w:r>
+        <w:t xml:space="preserve">. In practical terms, this indicates that the classification boundary estimated from the simulation lies at the upper edge of the index scale, which helps explain why their power is only marginally above</w:t>
+      </w:r>
+      <w:r>
+        <w:t xml:space="preserve"> </w:t>
+      </w:r>
+      <m:oMath>
+        <m:r>
+          <m:t>0.80</m:t>
+        </m:r>
+      </m:oMath>
+      <w:r>
+        <w:t xml:space="preserve"> </w:t>
+      </w:r>
+      <w:r>
+        <w:t xml:space="preserve">even at this sample size.</w:t>
+      </w:r>
+    </w:p>
+    <w:p>
+      <w:pPr>
+        <w:pStyle w:val="BodyText"/>
+      </w:pPr>
+      <w:r>
+        <w:t xml:space="preserve">Taken together, the outputs indicate that the design performs very well for RMSEA and SRMR and only minimally adequately for CFI and TLI.</w:t>
+      </w:r>
+    </w:p>
+    <w:p>
+      <w:pPr>
+        <w:pStyle w:val="BodyText"/>
+      </w:pPr>
+      <w:r>
+        <w:t xml:space="preserve">So, at</w:t>
+      </w:r>
+      <w:r>
+        <w:t xml:space="preserve"> </w:t>
+      </w:r>
+      <m:oMath>
+        <m:r>
+          <m:t>N</m:t>
+        </m:r>
+        <m:r>
+          <m:rPr>
+            <m:sty m:val="p"/>
+          </m:rPr>
+          <m:t>=</m:t>
+        </m:r>
+        <m:r>
+          <m:t>359</m:t>
+        </m:r>
+      </m:oMath>
+      <w:r>
+        <w:t xml:space="preserve">, the results support a stronger conclusion for RMSEA and SRMR, whereas for CFI and TLI the conclusion is more cautious because their power values are only slightly above the target level.</w:t>
+      </w:r>
+    </w:p>
+    <w:bookmarkEnd w:id="159"/>
+    <w:bookmarkStart w:id="172" w:name="sec-nonnormal"/>
+    <w:p>
+      <w:pPr>
+        <w:pStyle w:val="Heading3"/>
+      </w:pPr>
+      <w:r>
+        <w:t xml:space="preserve">6.2 Non-Normality</w:t>
+      </w:r>
+    </w:p>
+    <w:p>
+      <w:pPr>
+        <w:pStyle w:val="FirstParagraph"/>
+      </w:pPr>
+      <w:r>
+        <w:t xml:space="preserve">This section focuses on the condition with</w:t>
+      </w:r>
+      <w:r>
+        <w:t xml:space="preserve"> </w:t>
+      </w:r>
+      <w:r>
+        <w:rPr>
+          <w:b/>
+          <w:bCs/>
+        </w:rPr>
+        <w:t xml:space="preserve">mild non-normality</w:t>
+      </w:r>
+      <w:r>
+        <w:t xml:space="preserve">, so power should be evaluated using robust fit indices rather than relying on normal-theory fit behavior. When available, the newer robust fit measures should be preferred over older scaled versions because they have better theoretical properties under non-normal data. However, for comparability with the ideal condition, the same set of indices is evaluated here.</w:t>
+      </w:r>
+    </w:p>
+    <w:p>
+      <w:pPr>
+        <w:pStyle w:val="BodyText"/>
+      </w:pPr>
+      <w:r>
+        <w:t xml:space="preserve">The power curves show how often the misspecified model would be rejected as</w:t>
+      </w:r>
+      <w:r>
+        <w:t xml:space="preserve"> </w:t>
+      </w:r>
+      <m:oMath>
+        <m:r>
+          <m:t>N</m:t>
+        </m:r>
+      </m:oMath>
+      <w:r>
+        <w:t xml:space="preserve"> </w:t>
+      </w:r>
+      <w:r>
+        <w:t xml:space="preserve">changes under this mildly non-normal condition. Here, the rejection rule is not based on generic cutoffs, but on empirical cutoffs obtained from the null-model sampling distribution at the chosen</w:t>
+      </w:r>
+      <w:r>
+        <w:t xml:space="preserve"> </w:t>
+      </w:r>
+      <m:oMath>
+        <m:r>
+          <m:t>α</m:t>
+        </m:r>
+      </m:oMath>
+      <w:r>
+        <w:t xml:space="preserve"> </w:t>
+      </w:r>
+      <w:r>
+        <w:t xml:space="preserve">level</w:t>
+      </w:r>
+      <w:r>
+        <w:t xml:space="preserve"> </w:t>
+      </w:r>
+      <w:r>
+        <w:t xml:space="preserve">(Pornprasertmanit et al., 2021)</w:t>
+      </w:r>
+      <w:r>
+        <w:t xml:space="preserve">.</w:t>
+      </w:r>
+    </w:p>
+    <w:p>
+      <w:pPr>
+        <w:pStyle w:val="BodyText"/>
+      </w:pPr>
+      <w:r>
+        <w:t xml:space="preserve">The version with logistic smoothing emphasizes the general trend of power across sample sizes, whereas the version without smoothing shows the simulated fit-index values more directly</w:t>
+      </w:r>
+      <w:r>
+        <w:t xml:space="preserve"> </w:t>
+      </w:r>
+      <w:r>
+        <w:t xml:space="preserve">(Pornprasertmanit et al., 2021)</w:t>
+      </w:r>
+      <w:r>
+        <w:t xml:space="preserve">. This is useful for checking how clearly the misspecified-model distribution separates from the null-based cutoff as</w:t>
+      </w:r>
+      <w:r>
+        <w:t xml:space="preserve"> </w:t>
+      </w:r>
+      <m:oMath>
+        <m:r>
+          <m:t>N</m:t>
+        </m:r>
+      </m:oMath>
+      <w:r>
+        <w:t xml:space="preserve"> </w:t>
+      </w:r>
+      <w:r>
+        <w:t xml:space="preserve">increases</w:t>
+      </w:r>
+      <w:r>
+        <w:t xml:space="preserve"> </w:t>
+      </w:r>
+      <w:r>
+        <w:t xml:space="preserve">(Pornprasertmanit et al., 2021)</w:t>
+      </w:r>
+      <w:r>
+        <w:t xml:space="preserve">.</w:t>
+      </w:r>
+    </w:p>
+    <w:tbl>
+      <w:tblPr>
+        <w:tblStyle w:val="Table"/>
+        <w:tblW w:type="pct" w:w="5000"/>
+        <w:tblLayout w:type="fixed"/>
+        <w:tblLook w:firstRow="0" w:lastRow="0" w:firstColumn="0" w:lastColumn="0" w:noHBand="0" w:noVBand="0" w:val="0000"/>
+      </w:tblPr>
+      <w:tblGrid>
+        <w:gridCol w:w="7920"/>
+      </w:tblGrid>
+      <w:tr>
+        <w:tc>
+          <w:tcPr/>
+          <w:bookmarkStart w:id="163" w:name="fig-power-curve-nnorm"/>
           <w:p>
             <w:pPr>
               <w:pStyle w:val="Compact"/>
-              <w:jc w:val="left"/>
+              <w:jc w:val="center"/>
             </w:pPr>
             <w:r>
-              <w:t xml:space="preserve">Simulation (</w:t>
-            </w:r>
-            <w:r>
-              <w:rPr>
-                <w:rStyle w:val="VerbatimChar"/>
-              </w:rPr>
-              <w:t xml:space="preserve">simsem</w:t>
-            </w:r>
-            <w:r>
-              <w:t xml:space="preserve">)</w:t>
+              <w:drawing>
+                <wp:inline>
+                  <wp:extent cx="5334000" cy="3333749"/>
+                  <wp:effectExtent b="0" l="0" r="0" t="0"/>
+                  <wp:docPr descr="" title="" id="161" name="Picture"/>
+                  <a:graphic>
+                    <a:graphicData uri="http://schemas.openxmlformats.org/drawingml/2006/picture">
+                      <pic:pic>
+                        <pic:nvPicPr>
+                          <pic:cNvPr descr="index_files/figure-docx/Scripts-AnalysisScripts-04_simulation_robust-fig-power-curve-nnorm-output-1.png" id="162" name="Picture"/>
+                          <pic:cNvPicPr>
+                            <a:picLocks noChangeArrowheads="1" noChangeAspect="1"/>
+                          </pic:cNvPicPr>
+                        </pic:nvPicPr>
+                        <pic:blipFill>
+                          <a:blip r:embed="rId160"/>
+                          <a:stretch>
+                            <a:fillRect/>
+                          </a:stretch>
+                        </pic:blipFill>
+                        <pic:spPr bwMode="auto">
+                          <a:xfrm>
+                            <a:off x="0" y="0"/>
+                            <a:ext cx="5334000" cy="3333749"/>
+                          </a:xfrm>
+                          <a:prstGeom prst="rect">
+                            <a:avLst/>
+                          </a:prstGeom>
+                          <a:noFill/>
+                          <a:ln w="9525">
+                            <a:noFill/>
+                            <a:headEnd/>
+                            <a:tailEnd/>
+                          </a:ln>
+                        </pic:spPr>
+                      </pic:pic>
+                    </a:graphicData>
+                  </a:graphic>
+                </wp:inline>
+              </w:drawing>
             </w:r>
           </w:p>
+          <w:p>
+            <w:pPr>
+              <w:jc w:val="center"/>
+            </w:pPr>
+            <w:pPr>
+              <w:jc w:val="left"/>
+              <w:spacing w:before="200"/>
+              <w:pStyle w:val="ImageCaption"/>
+            </w:pPr>
+            <w:r>
+              <w:t xml:space="preserve">Figure 17: Power curves for fit indices under non-normal conditions.</w:t>
+            </w:r>
+          </w:p>
+          <w:bookmarkEnd w:id="163"/>
         </w:tc>
       </w:tr>
+    </w:tbl>
+    <w:p>
+      <w:pPr>
+        <w:pStyle w:val="BodyText"/>
+      </w:pPr>
+      <w:r>
+        <w:rPr>
+          <w:vertAlign w:val="subscript"/>
+        </w:rPr>
+        <w:t xml:space="preserve">Source:</w:t>
+      </w:r>
+      <w:r>
+        <w:rPr>
+          <w:vertAlign w:val="subscript"/>
+        </w:rPr>
+        <w:t xml:space="preserve"> </w:t>
+      </w:r>
+      <w:hyperlink r:id="rId164">
+        <w:r>
+          <w:rPr>
+            <w:rStyle w:val="Hyperlink"/>
+            <w:vertAlign w:val="subscript"/>
+          </w:rPr>
+          <w:t xml:space="preserve">Simulation — Realistic Scenarios</w:t>
+        </w:r>
+      </w:hyperlink>
+    </w:p>
+    <w:p>
+      <w:pPr>
+        <w:pStyle w:val="BodyText"/>
+      </w:pPr>
+      <w:r>
+        <w:t xml:space="preserve">Figure</w:t>
+      </w:r>
+      <w:r>
+        <w:t xml:space="preserve"> </w:t>
+      </w:r>
+      <w:hyperlink w:anchor="fig-power-curve-nnorm">
+        <w:r>
+          <w:rPr>
+            <w:rStyle w:val="Hyperlink"/>
+          </w:rPr>
+          <w:t xml:space="preserve">Figure 17</w:t>
+        </w:r>
+      </w:hyperlink>
+      <w:r>
+        <w:t xml:space="preserve"> </w:t>
+      </w:r>
+      <w:r>
+        <w:t xml:space="preserve">shows a clear increase in power as</w:t>
+      </w:r>
+      <w:r>
+        <w:t xml:space="preserve"> </w:t>
+      </w:r>
+      <m:oMath>
+        <m:r>
+          <m:t>N</m:t>
+        </m:r>
+      </m:oMath>
+      <w:r>
+        <w:t xml:space="preserve"> </w:t>
+      </w:r>
+      <w:r>
+        <w:t xml:space="preserve">grows for all fit indices. SRMR is the strongest index across the entire range, starting already high at small samples and approaching</w:t>
+      </w:r>
+      <w:r>
+        <w:t xml:space="preserve"> </w:t>
+      </w:r>
+      <m:oMath>
+        <m:r>
+          <m:t>1.00</m:t>
+        </m:r>
+      </m:oMath>
+      <w:r>
+        <w:t xml:space="preserve"> </w:t>
+      </w:r>
+      <w:r>
+        <w:t xml:space="preserve">quickly. RMSEA also increases steadily and reaches high power earlier than the incremental indices. CFI and TLI follow the same general pattern, but their curves rise more slowly and remain below RMSEA and SRMR over most of the sample-size range.</w:t>
+      </w:r>
+    </w:p>
+    <w:p>
+      <w:pPr>
+        <w:pStyle w:val="BodyText"/>
+      </w:pPr>
+      <w:r>
+        <w:t xml:space="preserve">In practical terms, the ordering of sensitivity is stable throughout the figure:</w:t>
+      </w:r>
+      <w:r>
+        <w:t xml:space="preserve"> </w:t>
+      </w:r>
+      <m:oMath>
+        <m:r>
+          <m:rPr>
+            <m:nor/>
+            <m:sty m:val="p"/>
+          </m:rPr>
+          <m:t>SRMR</m:t>
+        </m:r>
+        <m:r>
+          <m:rPr>
+            <m:sty m:val="p"/>
+          </m:rPr>
+          <m:t>&gt;</m:t>
+        </m:r>
+        <m:r>
+          <m:rPr>
+            <m:nor/>
+            <m:sty m:val="p"/>
+          </m:rPr>
+          <m:t>RMSEA</m:t>
+        </m:r>
+        <m:r>
+          <m:rPr>
+            <m:sty m:val="p"/>
+          </m:rPr>
+          <m:t>&gt;</m:t>
+        </m:r>
+        <m:r>
+          <m:rPr>
+            <m:nor/>
+            <m:sty m:val="p"/>
+          </m:rPr>
+          <m:t>CFI</m:t>
+        </m:r>
+        <m:r>
+          <m:rPr>
+            <m:sty m:val="p"/>
+          </m:rPr>
+          <m:t>≈</m:t>
+        </m:r>
+        <m:r>
+          <m:rPr>
+            <m:nor/>
+            <m:sty m:val="p"/>
+          </m:rPr>
+          <m:t>TLI</m:t>
+        </m:r>
+      </m:oMath>
+      <w:r>
+        <w:t xml:space="preserve">. Around the mid-range of</w:t>
+      </w:r>
+      <w:r>
+        <w:t xml:space="preserve"> </w:t>
+      </w:r>
+      <m:oMath>
+        <m:r>
+          <m:t>N</m:t>
+        </m:r>
+      </m:oMath>
+      <w:r>
+        <w:t xml:space="preserve">, SRMR is already near ceiling, RMSEA is in a clearly high-power region, and CFI/TLI are still catching up. By the largest sample sizes, all four indices show strong power, although SRMR and RMSEA remain visibly ahead.</w:t>
+      </w:r>
+    </w:p>
+    <w:tbl>
+      <w:tblPr>
+        <w:tblStyle w:val="Table"/>
+        <w:tblW w:type="pct" w:w="5000"/>
+        <w:tblLayout w:type="fixed"/>
+        <w:tblLook w:firstRow="0" w:lastRow="0" w:firstColumn="0" w:lastColumn="0" w:noHBand="0" w:noVBand="0" w:val="0000"/>
+      </w:tblPr>
+      <w:tblGrid>
+        <w:gridCol w:w="7920"/>
+      </w:tblGrid>
       <w:tr>
         <w:tc>
           <w:tcPr/>
+          <w:bookmarkStart w:id="168" w:name="fig-fit-curve-nnorm"/>
           <w:p>
             <w:pPr>
               <w:pStyle w:val="Compact"/>
-              <w:jc w:val="left"/>
+              <w:jc w:val="center"/>
             </w:pPr>
             <w:r>
-              <w:rPr>
-                <w:b/>
-                <w:bCs/>
-              </w:rPr>
-              <w:t xml:space="preserve">Speed</w:t>
+              <w:drawing>
+                <wp:inline>
+                  <wp:extent cx="5334000" cy="3333749"/>
+                  <wp:effectExtent b="0" l="0" r="0" t="0"/>
+                  <wp:docPr descr="" title="" id="166" name="Picture"/>
+                  <a:graphic>
+                    <a:graphicData uri="http://schemas.openxmlformats.org/drawingml/2006/picture">
+                      <pic:pic>
+                        <pic:nvPicPr>
+                          <pic:cNvPr descr="index_files/figure-docx/Scripts-AnalysisScripts-04_simulation_robust-fig-fit-curve-nnorm-output-1.png" id="167" name="Picture"/>
+                          <pic:cNvPicPr>
+                            <a:picLocks noChangeArrowheads="1" noChangeAspect="1"/>
+                          </pic:cNvPicPr>
+                        </pic:nvPicPr>
+                        <pic:blipFill>
+                          <a:blip r:embed="rId165"/>
+                          <a:stretch>
+                            <a:fillRect/>
+                          </a:stretch>
+                        </pic:blipFill>
+                        <pic:spPr bwMode="auto">
+                          <a:xfrm>
+                            <a:off x="0" y="0"/>
+                            <a:ext cx="5334000" cy="3333749"/>
+                          </a:xfrm>
+                          <a:prstGeom prst="rect">
+                            <a:avLst/>
+                          </a:prstGeom>
+                          <a:noFill/>
+                          <a:ln w="9525">
+                            <a:noFill/>
+                            <a:headEnd/>
+                            <a:tailEnd/>
+                          </a:ln>
+                        </pic:spPr>
+                      </pic:pic>
+                    </a:graphicData>
+                  </a:graphic>
+                </wp:inline>
+              </w:drawing>
             </w:r>
           </w:p>
-        </w:tc>
-        <w:tc>
-          <w:tcPr/>
           <w:p>
             <w:pPr>
-              <w:pStyle w:val="Compact"/>
+              <w:jc w:val="center"/>
+            </w:pPr>
+            <w:pPr>
               <w:jc w:val="left"/>
+              <w:spacing w:before="200"/>
+              <w:pStyle w:val="ImageCaption"/>
             </w:pPr>
             <w:r>
-              <w:t xml:space="preserve">Instantaneous</w:t>
+              <w:t xml:space="preserve">Figure 18: Power curves for fit indices under non-normal conditions without logistic smoothing.</w:t>
             </w:r>
           </w:p>
-        </w:tc>
-        <w:tc>
-          <w:tcPr/>
-          <w:p>
-            <w:pPr>
-              <w:pStyle w:val="Compact"/>
-              <w:jc w:val="left"/>
-            </w:pPr>
-            <w:r>
-              <w:t xml:space="preserve">Minutes to hours</w:t>
-            </w:r>
-          </w:p>
+          <w:bookmarkEnd w:id="168"/>
         </w:tc>
       </w:tr>
+    </w:tbl>
+    <w:p>
+      <w:pPr>
+        <w:pStyle w:val="BodyText"/>
+      </w:pPr>
+      <w:r>
+        <w:rPr>
+          <w:vertAlign w:val="subscript"/>
+        </w:rPr>
+        <w:t xml:space="preserve">Source:</w:t>
+      </w:r>
+      <w:r>
+        <w:rPr>
+          <w:vertAlign w:val="subscript"/>
+        </w:rPr>
+        <w:t xml:space="preserve"> </w:t>
+      </w:r>
+      <w:hyperlink r:id="rId169">
+        <w:r>
+          <w:rPr>
+            <w:rStyle w:val="Hyperlink"/>
+            <w:vertAlign w:val="subscript"/>
+          </w:rPr>
+          <w:t xml:space="preserve">Simulation — Realistic Scenarios</w:t>
+        </w:r>
+      </w:hyperlink>
+    </w:p>
+    <w:p>
+      <w:pPr>
+        <w:pStyle w:val="BodyText"/>
+      </w:pPr>
+      <w:r>
+        <w:t xml:space="preserve">Figure</w:t>
+      </w:r>
+      <w:r>
+        <w:t xml:space="preserve"> </w:t>
+      </w:r>
+      <w:hyperlink w:anchor="fig-fit-curve-nnorm">
+        <w:r>
+          <w:rPr>
+            <w:rStyle w:val="Hyperlink"/>
+          </w:rPr>
+          <w:t xml:space="preserve">Figure 18</w:t>
+        </w:r>
+      </w:hyperlink>
+      <w:r>
+        <w:t xml:space="preserve"> </w:t>
+      </w:r>
+      <w:r>
+        <w:t xml:space="preserve">shows the same pattern without logistic smoothing and makes the separation between the simulated values more explicit. For RMSEA and SRMR, the distributions become increasingly distinct as</w:t>
+      </w:r>
+      <w:r>
+        <w:t xml:space="preserve"> </w:t>
+      </w:r>
+      <m:oMath>
+        <m:r>
+          <m:t>N</m:t>
+        </m:r>
+      </m:oMath>
+      <w:r>
+        <w:t xml:space="preserve"> </w:t>
+      </w:r>
+      <w:r>
+        <w:t xml:space="preserve">increases, with less overlap and a clearer gap between the two sets of points. For CFI and TLI, the separation also improves with larger</w:t>
+      </w:r>
+      <w:r>
+        <w:t xml:space="preserve"> </w:t>
+      </w:r>
+      <m:oMath>
+        <m:r>
+          <m:t>N</m:t>
+        </m:r>
+      </m:oMath>
+      <w:r>
+        <w:t xml:space="preserve">, but the overlap is more evident at lower and moderate sample sizes, which is consistent with their slower increase in power.</w:t>
+      </w:r>
+    </w:p>
+    <w:tbl>
+      <w:tblPr>
+        <w:tblStyle w:val="Table"/>
+        <w:tblW w:type="pct" w:w="5000"/>
+        <w:tblLayout w:type="fixed"/>
+        <w:tblLook w:firstRow="0" w:lastRow="0" w:firstColumn="0" w:lastColumn="0" w:noHBand="0" w:noVBand="0" w:val="0000"/>
+      </w:tblPr>
+      <w:tblGrid>
+        <w:gridCol w:w="7920"/>
+      </w:tblGrid>
       <w:tr>
         <w:tc>
           <w:tcPr/>
+          <w:bookmarkStart w:id="170" w:name="tbl-power-cutoff-nnorm"/>
           <w:p>
             <w:pPr>
-              <w:pStyle w:val="Compact"/>
+              <w:jc w:val="center"/>
+            </w:pPr>
+            <w:pPr>
               <w:jc w:val="left"/>
+              <w:spacing w:before="200"/>
+              <w:pStyle w:val="ImageCaption"/>
             </w:pPr>
             <w:r>
-              <w:rPr>
-                <w:b/>
-                <w:bCs/>
-              </w:rPr>
-              <w:t xml:space="preserve">Handles non-normality effectively</w:t>
+              <w:t xml:space="preserve">Table 13: Power and fit index cutoff values under non-normal conditions at N = 228.</w:t>
             </w:r>
           </w:p>
-        </w:tc>
-        <w:tc>
-          <w:tcPr/>
-          <w:p>
-            <w:pPr>
-              <w:pStyle w:val="Compact"/>
-              <w:jc w:val="left"/>
-            </w:pPr>
-            <w:r>
-              <w:t xml:space="preserve">No</w:t>
-            </w:r>
-          </w:p>
-        </w:tc>
-        <w:tc>
-          <w:tcPr/>
-          <w:p>
-            <w:pPr>
-              <w:pStyle w:val="Compact"/>
-              <w:jc w:val="left"/>
-            </w:pPr>
-            <w:r>
-              <w:t xml:space="preserve">Yes</w:t>
-            </w:r>
-          </w:p>
-        </w:tc>
-      </w:tr>
-      <w:tr>
-        <w:tc>
-          <w:tcPr/>
-          <w:p>
-            <w:pPr>
-              <w:pStyle w:val="Compact"/>
-              <w:jc w:val="left"/>
-            </w:pPr>
-            <w:r>
-              <w:rPr>
-                <w:b/>
-                <w:bCs/>
-              </w:rPr>
-              <w:t xml:space="preserve">Handles missing data mechanism</w:t>
-            </w:r>
-          </w:p>
-        </w:tc>
-        <w:tc>
-          <w:tcPr/>
-          <w:p>
-            <w:pPr>
-              <w:pStyle w:val="Compact"/>
-              <w:jc w:val="left"/>
-            </w:pPr>
-            <w:r>
-              <w:t xml:space="preserve">No</w:t>
-            </w:r>
-          </w:p>
-        </w:tc>
-        <w:tc>
-          <w:tcPr/>
-          <w:p>
-            <w:pPr>
-              <w:pStyle w:val="Compact"/>
-              <w:jc w:val="left"/>
-            </w:pPr>
-            <w:r>
-              <w:t xml:space="preserve">Yes</w:t>
-            </w:r>
-          </w:p>
-        </w:tc>
-      </w:tr>
-      <w:tr>
-        <w:tc>
-          <w:tcPr/>
-          <w:p>
-            <w:pPr>
-              <w:pStyle w:val="Compact"/>
-              <w:jc w:val="left"/>
-            </w:pPr>
-            <w:r>
-              <w:rPr>
-                <w:b/>
-                <w:bCs/>
-              </w:rPr>
-              <w:t xml:space="preserve">Parameter-level power targeting</w:t>
-            </w:r>
-          </w:p>
-        </w:tc>
-        <w:tc>
-          <w:tcPr/>
-          <w:p>
-            <w:pPr>
-              <w:pStyle w:val="Compact"/>
-              <w:jc w:val="left"/>
-            </w:pPr>
-            <w:r>
-              <w:t xml:space="preserve">Very Limited</w:t>
-            </w:r>
-          </w:p>
-        </w:tc>
-        <w:tc>
-          <w:tcPr/>
-          <w:p>
-            <w:pPr>
-              <w:pStyle w:val="Compact"/>
-              <w:jc w:val="left"/>
-            </w:pPr>
-            <w:r>
-              <w:t xml:space="preserve">Comprehensive</w:t>
-            </w:r>
-          </w:p>
-        </w:tc>
-      </w:tr>
-      <w:tr>
-        <w:tc>
-          <w:tcPr/>
-          <w:p>
-            <w:pPr>
-              <w:pStyle w:val="Compact"/>
-              <w:jc w:val="left"/>
-            </w:pPr>
-            <w:r>
-              <w:rPr>
-                <w:b/>
-                <w:bCs/>
-              </w:rPr>
-              <w:t xml:space="preserve">Coverage / relative bias diagnostics</w:t>
-            </w:r>
-          </w:p>
-        </w:tc>
-        <w:tc>
-          <w:tcPr/>
-          <w:p>
-            <w:pPr>
-              <w:pStyle w:val="Compact"/>
-              <w:jc w:val="left"/>
-            </w:pPr>
-            <w:r>
-              <w:t xml:space="preserve">No</w:t>
-            </w:r>
-          </w:p>
-        </w:tc>
-        <w:tc>
-          <w:tcPr/>
-          <w:p>
-            <w:pPr>
-              <w:pStyle w:val="Compact"/>
-              <w:jc w:val="left"/>
-            </w:pPr>
-            <w:r>
-              <w:t xml:space="preserve">Yes</w:t>
-            </w:r>
-          </w:p>
-        </w:tc>
-      </w:tr>
-      <w:tr>
-        <w:tc>
-          <w:tcPr/>
-          <w:p>
-            <w:pPr>
-              <w:pStyle w:val="Compact"/>
-              <w:jc w:val="left"/>
-            </w:pPr>
-            <w:r>
-              <w:rPr>
-                <w:b/>
-                <w:bCs/>
-              </w:rPr>
-              <w:t xml:space="preserve">Primary Use-Case</w:t>
-            </w:r>
-          </w:p>
-        </w:tc>
-        <w:tc>
-          <w:tcPr/>
-          <w:p>
-            <w:pPr>
-              <w:pStyle w:val="Compact"/>
-              <w:jc w:val="left"/>
-            </w:pPr>
-            <w:r>
-              <w:t xml:space="preserve">Grant planning, quick rough parameterization bounds</w:t>
-            </w:r>
-          </w:p>
-        </w:tc>
-        <w:tc>
-          <w:tcPr/>
-          <w:p>
-            <w:pPr>
-              <w:pStyle w:val="Compact"/>
-              <w:jc w:val="left"/>
-            </w:pPr>
-            <w:r>
-              <w:t xml:space="preserve">Pre-registration confirmation, sensitivity checks, final reporting</w:t>
-            </w:r>
-          </w:p>
+          <w:tbl>
+            <w:tblPr>
+              <w:tblStyle w:val="Table"/>
+              <w:tblW w:type="auto" w:w="0"/>
+              <w:tblLook w:firstRow="1" w:lastRow="0" w:firstColumn="0" w:lastColumn="0" w:noHBand="0" w:noVBand="0" w:val="0020"/>
+            </w:tblPr>
+            <w:tblGrid>
+              <w:gridCol w:w="1584"/>
+              <w:gridCol w:w="1584"/>
+              <w:gridCol w:w="1584"/>
+              <w:gridCol w:w="1584"/>
+              <w:gridCol w:w="1584"/>
+            </w:tblGrid>
+            <w:tr>
+              <w:trPr>
+                <w:tblHeader w:val="on"/>
+              </w:trPr>
+              <w:tc>
+                <w:tcPr/>
+                <w:p>
+                  <w:pPr>
+                    <w:pStyle w:val="Compact"/>
+                  </w:pPr>
+                </w:p>
+              </w:tc>
+              <w:tc>
+                <w:tcPr/>
+                <w:p>
+                  <w:pPr>
+                    <w:pStyle w:val="Compact"/>
+                    <w:jc w:val="center"/>
+                    <w:jc w:val="center"/>
+                  </w:pPr>
+                  <w:r>
+                    <w:t xml:space="preserve">RMSEA</w:t>
+                  </w:r>
+                </w:p>
+              </w:tc>
+              <w:tc>
+                <w:tcPr/>
+                <w:p>
+                  <w:pPr>
+                    <w:pStyle w:val="Compact"/>
+                    <w:jc w:val="center"/>
+                    <w:jc w:val="center"/>
+                  </w:pPr>
+                  <w:r>
+                    <w:t xml:space="preserve">SRMR</w:t>
+                  </w:r>
+                </w:p>
+              </w:tc>
+              <w:tc>
+                <w:tcPr/>
+                <w:p>
+                  <w:pPr>
+                    <w:pStyle w:val="Compact"/>
+                    <w:jc w:val="center"/>
+                    <w:jc w:val="center"/>
+                  </w:pPr>
+                  <w:r>
+                    <w:t xml:space="preserve">CFI</w:t>
+                  </w:r>
+                </w:p>
+              </w:tc>
+              <w:tc>
+                <w:tcPr/>
+                <w:p>
+                  <w:pPr>
+                    <w:pStyle w:val="Compact"/>
+                    <w:jc w:val="center"/>
+                    <w:jc w:val="center"/>
+                  </w:pPr>
+                  <w:r>
+                    <w:t xml:space="preserve">TLI</w:t>
+                  </w:r>
+                </w:p>
+              </w:tc>
+            </w:tr>
+            <w:tr>
+              <w:tc>
+                <w:tcPr/>
+                <w:p>
+                  <w:pPr>
+                    <w:pStyle w:val="Compact"/>
+                    <w:jc w:val="center"/>
+                  </w:pPr>
+                  <w:r>
+                    <w:t xml:space="preserve">Power</w:t>
+                  </w:r>
+                </w:p>
+              </w:tc>
+              <w:tc>
+                <w:tcPr/>
+                <w:p>
+                  <w:pPr>
+                    <w:pStyle w:val="Compact"/>
+                    <w:jc w:val="center"/>
+                    <w:jc w:val="center"/>
+                  </w:pPr>
+                  <w:r>
+                    <w:t xml:space="preserve">0.91</w:t>
+                  </w:r>
+                </w:p>
+              </w:tc>
+              <w:tc>
+                <w:tcPr/>
+                <w:p>
+                  <w:pPr>
+                    <w:pStyle w:val="Compact"/>
+                    <w:jc w:val="center"/>
+                    <w:jc w:val="center"/>
+                  </w:pPr>
+                  <w:r>
+                    <w:t xml:space="preserve">0.994</w:t>
+                  </w:r>
+                </w:p>
+              </w:tc>
+              <w:tc>
+                <w:tcPr/>
+                <w:p>
+                  <w:pPr>
+                    <w:pStyle w:val="Compact"/>
+                    <w:jc w:val="center"/>
+                    <w:jc w:val="center"/>
+                  </w:pPr>
+                  <w:r>
+                    <w:t xml:space="preserve">0.800</w:t>
+                  </w:r>
+                </w:p>
+              </w:tc>
+              <w:tc>
+                <w:tcPr/>
+                <w:p>
+                  <w:pPr>
+                    <w:pStyle w:val="Compact"/>
+                    <w:jc w:val="center"/>
+                    <w:jc w:val="center"/>
+                  </w:pPr>
+                  <w:r>
+                    <w:t xml:space="preserve">0.80</w:t>
+                  </w:r>
+                </w:p>
+              </w:tc>
+            </w:tr>
+            <w:tr>
+              <w:tc>
+                <w:tcPr/>
+                <w:p>
+                  <w:pPr>
+                    <w:pStyle w:val="Compact"/>
+                    <w:jc w:val="center"/>
+                  </w:pPr>
+                  <w:r>
+                    <w:t xml:space="preserve">Cutoff</w:t>
+                  </w:r>
+                </w:p>
+              </w:tc>
+              <w:tc>
+                <w:tcPr/>
+                <w:p>
+                  <w:pPr>
+                    <w:pStyle w:val="Compact"/>
+                    <w:jc w:val="center"/>
+                    <w:jc w:val="center"/>
+                  </w:pPr>
+                  <w:r>
+                    <w:t xml:space="preserve">0.04</w:t>
+                  </w:r>
+                </w:p>
+              </w:tc>
+              <w:tc>
+                <w:tcPr/>
+                <w:p>
+                  <w:pPr>
+                    <w:pStyle w:val="Compact"/>
+                    <w:jc w:val="center"/>
+                    <w:jc w:val="center"/>
+                  </w:pPr>
+                  <w:r>
+                    <w:t xml:space="preserve">0.059</w:t>
+                  </w:r>
+                </w:p>
+              </w:tc>
+              <w:tc>
+                <w:tcPr/>
+                <w:p>
+                  <w:pPr>
+                    <w:pStyle w:val="Compact"/>
+                    <w:jc w:val="center"/>
+                    <w:jc w:val="center"/>
+                  </w:pPr>
+                  <w:r>
+                    <w:t xml:space="preserve">0.964</w:t>
+                  </w:r>
+                </w:p>
+              </w:tc>
+              <w:tc>
+                <w:tcPr/>
+                <w:p>
+                  <w:pPr>
+                    <w:pStyle w:val="Compact"/>
+                    <w:jc w:val="center"/>
+                    <w:jc w:val="center"/>
+                  </w:pPr>
+                  <w:r>
+                    <w:t xml:space="preserve">0.96</w:t>
+                  </w:r>
+                </w:p>
+              </w:tc>
+            </w:tr>
+          </w:tbl>
+          <w:bookmarkEnd w:id="170"/>
+          <w:p/>
         </w:tc>
       </w:tr>
     </w:tbl>
     <w:p>
       <w:pPr>
-        <w:pStyle w:val="BlockText"/>
-      </w:pPr>
-      <w:r>
-        <w:rPr>
-          <w:b/>
-          <w:bCs/>
-        </w:rPr>
-        <w:t xml:space="preserve">Best Practice Recommendation:</w:t>
-      </w:r>
-      <w:r>
-        <w:t xml:space="preserve"> </w:t>
-      </w:r>
-      <w:r>
-        <w:t xml:space="preserve">Define theoretical bounds mapping an expected scenario utilizing fast analytical approximations. Validate robust tolerance to observed/anticipated data flaws (e.g., missingness, skew, differing distributions) iteratively through explicit simulation runs before finalizing sample specifications.</w:t>
-      </w:r>
-    </w:p>
-    <w:bookmarkEnd w:id="155"/>
-    <w:bookmarkStart w:id="172" w:name="references"/>
+        <w:pStyle w:val="BodyText"/>
+      </w:pPr>
+      <w:r>
+        <w:rPr>
+          <w:vertAlign w:val="subscript"/>
+        </w:rPr>
+        <w:t xml:space="preserve">Source:</w:t>
+      </w:r>
+      <w:r>
+        <w:rPr>
+          <w:vertAlign w:val="subscript"/>
+        </w:rPr>
+        <w:t xml:space="preserve"> </w:t>
+      </w:r>
+      <w:hyperlink r:id="rId171">
+        <w:r>
+          <w:rPr>
+            <w:rStyle w:val="Hyperlink"/>
+            <w:vertAlign w:val="subscript"/>
+          </w:rPr>
+          <w:t xml:space="preserve">Simulation — Realistic Scenarios</w:t>
+        </w:r>
+      </w:hyperlink>
+    </w:p>
+    <w:p>
+      <w:pPr>
+        <w:pStyle w:val="BodyText"/>
+      </w:pPr>
+      <w:r>
+        <w:t xml:space="preserve">Table</w:t>
+      </w:r>
+      <w:r>
+        <w:t xml:space="preserve"> </w:t>
+      </w:r>
+      <w:hyperlink w:anchor="tbl-power-cutoff-nnorm">
+        <w:r>
+          <w:rPr>
+            <w:rStyle w:val="Hyperlink"/>
+          </w:rPr>
+          <w:t xml:space="preserve">Table 13</w:t>
+        </w:r>
+      </w:hyperlink>
+      <w:r>
+        <w:t xml:space="preserve"> </w:t>
+      </w:r>
+      <w:r>
+        <w:t xml:space="preserve">summarizes the results at</w:t>
+      </w:r>
+      <w:r>
+        <w:t xml:space="preserve"> </w:t>
+      </w:r>
+      <m:oMath>
+        <m:r>
+          <m:t>N</m:t>
+        </m:r>
+        <m:r>
+          <m:rPr>
+            <m:sty m:val="p"/>
+          </m:rPr>
+          <m:t>=</m:t>
+        </m:r>
+        <m:r>
+          <m:t>228</m:t>
+        </m:r>
+      </m:oMath>
+      <w:r>
+        <w:t xml:space="preserve">. At this sample size, SRMR has the highest power 0.91, followed by RMSEA 0.994, followed by CFI 0.8. CFI and TLI both reach</w:t>
+      </w:r>
+      <w:r>
+        <w:t xml:space="preserve"> </w:t>
+      </w:r>
+      <m:oMath>
+        <m:r>
+          <m:t>0.800</m:t>
+        </m:r>
+      </m:oMath>
+      <w:r>
+        <w:t xml:space="preserve">, making them the least sensitive indices in this condition at the selected sample size.</w:t>
+      </w:r>
+    </w:p>
+    <w:p>
+      <w:pPr>
+        <w:pStyle w:val="BodyText"/>
+      </w:pPr>
+      <w:r>
+        <w:t xml:space="preserve">The cutoff values at</w:t>
+      </w:r>
+      <w:r>
+        <w:t xml:space="preserve"> </w:t>
+      </w:r>
+      <m:oMath>
+        <m:r>
+          <m:t>N</m:t>
+        </m:r>
+        <m:r>
+          <m:rPr>
+            <m:sty m:val="p"/>
+          </m:rPr>
+          <m:t>=</m:t>
+        </m:r>
+        <m:r>
+          <m:t>228</m:t>
+        </m:r>
+      </m:oMath>
+      <w:r>
+        <w:t xml:space="preserve"> </w:t>
+      </w:r>
+      <w:r>
+        <w:t xml:space="preserve">are 0.04 for RMSEA, 0.059 for SRMR, 0.964 for CFI, and 0.96 for TLI. These values are consistent with the pattern in the figures: SRMR and RMSEA show stronger discrimination at this sample size, whereas CFI and TLI require more favorable values to classify fit as acceptable. Overall, the results at</w:t>
+      </w:r>
+      <w:r>
+        <w:t xml:space="preserve"> </w:t>
+      </w:r>
+      <m:oMath>
+        <m:r>
+          <m:t>N</m:t>
+        </m:r>
+        <m:r>
+          <m:rPr>
+            <m:sty m:val="p"/>
+          </m:rPr>
+          <m:t>=</m:t>
+        </m:r>
+        <m:r>
+          <m:t>228</m:t>
+        </m:r>
+      </m:oMath>
+      <w:r>
+        <w:t xml:space="preserve"> </w:t>
+      </w:r>
+      <w:r>
+        <w:t xml:space="preserve">show very strong rejection performance for SRMR, strong performance for RMSEA, and adequate performance for CFI and TLI.</w:t>
+      </w:r>
+    </w:p>
+    <w:p>
+      <w:pPr>
+        <w:pStyle w:val="BodyText"/>
+      </w:pPr>
+      <w:r>
+        <w:t xml:space="preserve">The cutoff step at</w:t>
+      </w:r>
+      <w:r>
+        <w:t xml:space="preserve"> </w:t>
+      </w:r>
+      <m:oMath>
+        <m:r>
+          <m:t>N</m:t>
+        </m:r>
+        <m:r>
+          <m:rPr>
+            <m:sty m:val="p"/>
+          </m:rPr>
+          <m:t>=</m:t>
+        </m:r>
+        <m:r>
+          <m:t>228</m:t>
+        </m:r>
+      </m:oMath>
+      <w:r>
+        <w:t xml:space="preserve"> </w:t>
+      </w:r>
+      <w:r>
+        <w:t xml:space="preserve">complements the curves by fixing the decision rule at a specific sample size under the same mildly non-normal setup</w:t>
+      </w:r>
+      <w:r>
+        <w:t xml:space="preserve"> </w:t>
+      </w:r>
+      <w:r>
+        <w:t xml:space="preserve">(Pornprasertmanit et al., 2021)</w:t>
+      </w:r>
+      <w:r>
+        <w:t xml:space="preserve">. In this setting, power and cutoff values should be read together: the cutoff defines how strict the robust fit criterion is, and power indicates how often that criterion rejects the misspecified model</w:t>
+      </w:r>
+      <w:r>
+        <w:t xml:space="preserve"> </w:t>
+      </w:r>
+      <w:r>
+        <w:t xml:space="preserve">(Pornprasertmanit et al., 2021)</w:t>
+      </w:r>
+      <w:r>
+        <w:t xml:space="preserve">.</w:t>
+      </w:r>
+    </w:p>
+    <w:bookmarkEnd w:id="172"/>
+    <w:bookmarkStart w:id="173" w:name="sec-scenarios-fixed"/>
+    <w:p>
+      <w:pPr>
+        <w:pStyle w:val="Heading3"/>
+      </w:pPr>
+      <w:r>
+        <w:t xml:space="preserve">6.3 Simulation with fixed N</w:t>
+      </w:r>
+    </w:p>
+    <w:bookmarkEnd w:id="173"/>
+    <w:bookmarkEnd w:id="174"/>
+    <w:bookmarkStart w:id="195" w:name="references"/>
     <w:p>
       <w:pPr>
         <w:pStyle w:val="Heading2"/>
@@ -25047,8 +26555,8 @@
         <w:t xml:space="preserve">References</w:t>
       </w:r>
     </w:p>
-    <w:bookmarkStart w:id="171" w:name="refs"/>
-    <w:bookmarkStart w:id="156" w:name="ref-feng2023"/>
+    <w:bookmarkStart w:id="194" w:name="refs"/>
+    <w:bookmarkStart w:id="175" w:name="ref-feng2023"/>
     <w:p>
       <w:pPr>
         <w:pStyle w:val="Bibliography"/>
@@ -25105,8 +26613,8 @@
         <w:t xml:space="preserve">. The Guilford Press.</w:t>
       </w:r>
     </w:p>
-    <w:bookmarkEnd w:id="156"/>
-    <w:bookmarkStart w:id="158" w:name="ref-jak2021"/>
+    <w:bookmarkEnd w:id="175"/>
+    <w:bookmarkStart w:id="177" w:name="ref-jak2021"/>
     <w:p>
       <w:pPr>
         <w:pStyle w:val="Bibliography"/>
@@ -25167,7 +26675,7 @@
       <w:r>
         <w:t xml:space="preserve"> </w:t>
       </w:r>
-      <w:hyperlink r:id="rId157">
+      <w:hyperlink r:id="rId176">
         <w:r>
           <w:rPr>
             <w:rStyle w:val="Hyperlink"/>
@@ -25176,8 +26684,8 @@
         </w:r>
       </w:hyperlink>
     </w:p>
-    <w:bookmarkEnd w:id="158"/>
-    <w:bookmarkStart w:id="160" w:name="ref-jobst2023"/>
+    <w:bookmarkEnd w:id="177"/>
+    <w:bookmarkStart w:id="179" w:name="ref-jobst2023"/>
     <w:p>
       <w:pPr>
         <w:pStyle w:val="Bibliography"/>
@@ -25214,7 +26722,7 @@
       <w:r>
         <w:t xml:space="preserve"> </w:t>
       </w:r>
-      <w:hyperlink r:id="rId159">
+      <w:hyperlink r:id="rId178">
         <w:r>
           <w:rPr>
             <w:rStyle w:val="Hyperlink"/>
@@ -25223,26 +26731,95 @@
         </w:r>
       </w:hyperlink>
     </w:p>
-    <w:bookmarkEnd w:id="160"/>
-    <w:bookmarkStart w:id="162" w:name="ref-lin2022"/>
+    <w:bookmarkEnd w:id="179"/>
+    <w:bookmarkStart w:id="181" w:name="ref-kyriazos2018"/>
     <w:p>
       <w:pPr>
         <w:pStyle w:val="Bibliography"/>
       </w:pPr>
       <w:r>
-        <w:t xml:space="preserve">Lin, L.-C., &amp; Yao, G. (2022). Validation of the factor structure of the</w:t>
-      </w:r>
-      <w:r>
-        <w:t xml:space="preserve"> </w:t>
-      </w:r>
-      <w:r>
-        <w:t xml:space="preserve">WHOQOL-BREF</w:t>
-      </w:r>
-      <w:r>
-        <w:t xml:space="preserve"> </w:t>
-      </w:r>
-      <w:r>
-        <w:t xml:space="preserve">using meta-analysis of exploratory factor analysis and social network analysis.</w:t>
+        <w:t xml:space="preserve">Kyriazos, T. A. (2018). Applied</w:t>
+      </w:r>
+      <w:r>
+        <w:t xml:space="preserve"> </w:t>
+      </w:r>
+      <w:r>
+        <w:t xml:space="preserve">Psychometrics</w:t>
+      </w:r>
+      <w:r>
+        <w:t xml:space="preserve">:</w:t>
+      </w:r>
+      <w:r>
+        <w:t xml:space="preserve"> </w:t>
+      </w:r>
+      <w:r>
+        <w:t xml:space="preserve">Sample Size</w:t>
+      </w:r>
+      <w:r>
+        <w:t xml:space="preserve"> </w:t>
+      </w:r>
+      <w:r>
+        <w:t xml:space="preserve">and</w:t>
+      </w:r>
+      <w:r>
+        <w:t xml:space="preserve"> </w:t>
+      </w:r>
+      <w:r>
+        <w:t xml:space="preserve">Sample Power Considerations</w:t>
+      </w:r>
+      <w:r>
+        <w:t xml:space="preserve"> </w:t>
+      </w:r>
+      <w:r>
+        <w:t xml:space="preserve">in</w:t>
+      </w:r>
+      <w:r>
+        <w:t xml:space="preserve"> </w:t>
+      </w:r>
+      <w:r>
+        <w:t xml:space="preserve">Factor Analysis</w:t>
+      </w:r>
+      <w:r>
+        <w:t xml:space="preserve"> </w:t>
+      </w:r>
+      <w:r>
+        <w:t xml:space="preserve">(</w:t>
+      </w:r>
+      <w:r>
+        <w:t xml:space="preserve">EFA</w:t>
+      </w:r>
+      <w:r>
+        <w:t xml:space="preserve">,</w:t>
+      </w:r>
+      <w:r>
+        <w:t xml:space="preserve"> </w:t>
+      </w:r>
+      <w:r>
+        <w:t xml:space="preserve">CFA</w:t>
+      </w:r>
+      <w:r>
+        <w:t xml:space="preserve">) and</w:t>
+      </w:r>
+      <w:r>
+        <w:t xml:space="preserve"> </w:t>
+      </w:r>
+      <w:r>
+        <w:t xml:space="preserve">SEM</w:t>
+      </w:r>
+      <w:r>
+        <w:t xml:space="preserve"> </w:t>
+      </w:r>
+      <w:r>
+        <w:t xml:space="preserve">in</w:t>
+      </w:r>
+      <w:r>
+        <w:t xml:space="preserve"> </w:t>
+      </w:r>
+      <w:r>
+        <w:t xml:space="preserve">General</w:t>
+      </w:r>
+      <w:r>
+        <w:t xml:space="preserve">.</w:t>
       </w:r>
       <w:r>
         <w:t xml:space="preserve"> </w:t>
@@ -25252,7 +26829,7 @@
           <w:i/>
           <w:iCs/>
         </w:rPr>
-        <w:t xml:space="preserve">Psychological Assessment</w:t>
+        <w:t xml:space="preserve">Psychology</w:t>
       </w:r>
       <w:r>
         <w:t xml:space="preserve">,</w:t>
@@ -25265,6 +26842,65 @@
           <w:i/>
           <w:iCs/>
         </w:rPr>
+        <w:t xml:space="preserve">09</w:t>
+      </w:r>
+      <w:r>
+        <w:t xml:space="preserve">(08), 2207–2230.</w:t>
+      </w:r>
+      <w:r>
+        <w:t xml:space="preserve"> </w:t>
+      </w:r>
+      <w:hyperlink r:id="rId180">
+        <w:r>
+          <w:rPr>
+            <w:rStyle w:val="Hyperlink"/>
+          </w:rPr>
+          <w:t xml:space="preserve">https://doi.org/10.4236/psych.2018.98126</w:t>
+        </w:r>
+      </w:hyperlink>
+    </w:p>
+    <w:bookmarkEnd w:id="181"/>
+    <w:bookmarkStart w:id="183" w:name="ref-lin2022"/>
+    <w:p>
+      <w:pPr>
+        <w:pStyle w:val="Bibliography"/>
+      </w:pPr>
+      <w:r>
+        <w:t xml:space="preserve">Lin, L.-C., &amp; Yao, G. (2022). Validation of the factor structure of the</w:t>
+      </w:r>
+      <w:r>
+        <w:t xml:space="preserve"> </w:t>
+      </w:r>
+      <w:r>
+        <w:t xml:space="preserve">WHOQOL-BREF</w:t>
+      </w:r>
+      <w:r>
+        <w:t xml:space="preserve"> </w:t>
+      </w:r>
+      <w:r>
+        <w:t xml:space="preserve">using meta-analysis of exploratory factor analysis and social network analysis.</w:t>
+      </w:r>
+      <w:r>
+        <w:t xml:space="preserve"> </w:t>
+      </w:r>
+      <w:r>
+        <w:rPr>
+          <w:i/>
+          <w:iCs/>
+        </w:rPr>
+        <w:t xml:space="preserve">Psychological Assessment</w:t>
+      </w:r>
+      <w:r>
+        <w:t xml:space="preserve">,</w:t>
+      </w:r>
+      <w:r>
+        <w:t xml:space="preserve"> </w:t>
+      </w:r>
+      <w:r>
+        <w:rPr>
+          <w:i/>
+          <w:iCs/>
+        </w:rPr>
         <w:t xml:space="preserve">34</w:t>
       </w:r>
       <w:r>
@@ -25273,7 +26909,7 @@
       <w:r>
         <w:t xml:space="preserve"> </w:t>
       </w:r>
-      <w:hyperlink r:id="rId161">
+      <w:hyperlink r:id="rId182">
         <w:r>
           <w:rPr>
             <w:rStyle w:val="Hyperlink"/>
@@ -25282,8 +26918,8 @@
         </w:r>
       </w:hyperlink>
     </w:p>
-    <w:bookmarkEnd w:id="162"/>
-    <w:bookmarkStart w:id="164" w:name="ref-maccallum1996"/>
+    <w:bookmarkEnd w:id="183"/>
+    <w:bookmarkStart w:id="185" w:name="ref-maccallum1996"/>
     <w:p>
       <w:pPr>
         <w:pStyle w:val="Bibliography"/>
@@ -25320,7 +26956,7 @@
       <w:r>
         <w:t xml:space="preserve"> </w:t>
       </w:r>
-      <w:hyperlink r:id="rId163">
+      <w:hyperlink r:id="rId184">
         <w:r>
           <w:rPr>
             <w:rStyle w:val="Hyperlink"/>
@@ -25329,8 +26965,8 @@
         </w:r>
       </w:hyperlink>
     </w:p>
-    <w:bookmarkEnd w:id="164"/>
-    <w:bookmarkStart w:id="166" w:name="ref-moshagen2024"/>
+    <w:bookmarkEnd w:id="185"/>
+    <w:bookmarkStart w:id="187" w:name="ref-moshagen2024"/>
     <w:p>
       <w:pPr>
         <w:pStyle w:val="Bibliography"/>
@@ -25388,7 +27024,7 @@
       <w:r>
         <w:t xml:space="preserve"> </w:t>
       </w:r>
-      <w:hyperlink r:id="rId165">
+      <w:hyperlink r:id="rId186">
         <w:r>
           <w:rPr>
             <w:rStyle w:val="Hyperlink"/>
@@ -25397,8 +27033,8 @@
         </w:r>
       </w:hyperlink>
     </w:p>
-    <w:bookmarkEnd w:id="166"/>
-    <w:bookmarkStart w:id="168" w:name="ref-mosqueirataipe2026"/>
+    <w:bookmarkEnd w:id="187"/>
+    <w:bookmarkStart w:id="189" w:name="ref-mosqueirataipe2026"/>
     <w:p>
       <w:pPr>
         <w:pStyle w:val="Bibliography"/>
@@ -25450,7 +27086,7 @@
       <w:r>
         <w:t xml:space="preserve"> </w:t>
       </w:r>
-      <w:hyperlink r:id="rId167">
+      <w:hyperlink r:id="rId188">
         <w:r>
           <w:rPr>
             <w:rStyle w:val="Hyperlink"/>
@@ -25459,8 +27095,8 @@
         </w:r>
       </w:hyperlink>
     </w:p>
-    <w:bookmarkEnd w:id="168"/>
-    <w:bookmarkStart w:id="170" w:name="ref-simsem2021"/>
+    <w:bookmarkEnd w:id="189"/>
+    <w:bookmarkStart w:id="191" w:name="ref-simsem2021"/>
     <w:p>
       <w:pPr>
         <w:pStyle w:val="Bibliography"/>
@@ -25498,7 +27134,7 @@
       <w:r>
         <w:t xml:space="preserve"> </w:t>
       </w:r>
-      <w:hyperlink r:id="rId169">
+      <w:hyperlink r:id="rId190">
         <w:r>
           <w:rPr>
             <w:rStyle w:val="Hyperlink"/>
@@ -25507,9 +27143,109 @@
         </w:r>
       </w:hyperlink>
     </w:p>
-    <w:bookmarkEnd w:id="170"/>
-    <w:bookmarkEnd w:id="171"/>
-    <w:bookmarkEnd w:id="172"/>
+    <w:bookmarkEnd w:id="191"/>
+    <w:bookmarkStart w:id="193" w:name="ref-wang2023"/>
+    <w:p>
+      <w:pPr>
+        <w:pStyle w:val="Bibliography"/>
+      </w:pPr>
+      <w:r>
+        <w:t xml:space="preserve">Wang, Y. A. (2023).</w:t>
+      </w:r>
+      <w:r>
+        <w:t xml:space="preserve"> </w:t>
+      </w:r>
+      <w:r>
+        <w:rPr>
+          <w:i/>
+          <w:iCs/>
+        </w:rPr>
+        <w:t xml:space="preserve">How to</w:t>
+      </w:r>
+      <w:r>
+        <w:rPr>
+          <w:i/>
+          <w:iCs/>
+        </w:rPr>
+        <w:t xml:space="preserve"> </w:t>
+      </w:r>
+      <w:r>
+        <w:rPr>
+          <w:i/>
+          <w:iCs/>
+        </w:rPr>
+        <w:t xml:space="preserve">Conduct Power Analysis</w:t>
+      </w:r>
+      <w:r>
+        <w:rPr>
+          <w:i/>
+          <w:iCs/>
+        </w:rPr>
+        <w:t xml:space="preserve"> </w:t>
+      </w:r>
+      <w:r>
+        <w:rPr>
+          <w:i/>
+          <w:iCs/>
+        </w:rPr>
+        <w:t xml:space="preserve">for</w:t>
+      </w:r>
+      <w:r>
+        <w:rPr>
+          <w:i/>
+          <w:iCs/>
+        </w:rPr>
+        <w:t xml:space="preserve"> </w:t>
+      </w:r>
+      <w:r>
+        <w:rPr>
+          <w:i/>
+          <w:iCs/>
+        </w:rPr>
+        <w:t xml:space="preserve">Structural Equation Models</w:t>
+      </w:r>
+      <w:r>
+        <w:rPr>
+          <w:i/>
+          <w:iCs/>
+        </w:rPr>
+        <w:t xml:space="preserve">:</w:t>
+      </w:r>
+      <w:r>
+        <w:rPr>
+          <w:i/>
+          <w:iCs/>
+        </w:rPr>
+        <w:t xml:space="preserve"> </w:t>
+      </w:r>
+      <w:r>
+        <w:rPr>
+          <w:i/>
+          <w:iCs/>
+        </w:rPr>
+        <w:t xml:space="preserve">A Practical Primer</w:t>
+      </w:r>
+      <w:r>
+        <w:t xml:space="preserve"> </w:t>
+      </w:r>
+      <w:r>
+        <w:t xml:space="preserve">[Preprint]. PsyArXiv.</w:t>
+      </w:r>
+      <w:r>
+        <w:t xml:space="preserve"> </w:t>
+      </w:r>
+      <w:hyperlink r:id="rId192">
+        <w:r>
+          <w:rPr>
+            <w:rStyle w:val="Hyperlink"/>
+          </w:rPr>
+          <w:t xml:space="preserve">https://doi.org/10.31234/osf.io/4n3uk</w:t>
+        </w:r>
+      </w:hyperlink>
+    </w:p>
+    <w:bookmarkEnd w:id="193"/>
+    <w:bookmarkEnd w:id="194"/>
+    <w:bookmarkEnd w:id="195"/>
     <w:sectPr>
       <w:footnotePr>
         <w:numRestart w:val="eachSect"/>

--- a/docs/index.docx
+++ b/docs/index.docx
@@ -31,7 +31,7 @@
         <w:pStyle w:val="Date"/>
       </w:pPr>
       <w:r>
-        <w:t xml:space="preserve">2026-04-20</w:t>
+        <w:t xml:space="preserve">2026-04-21</w:t>
       </w:r>
     </w:p>
     <w:p>
@@ -24625,7 +24625,7 @@
     <w:bookmarkEnd w:id="144"/>
     <w:bookmarkEnd w:id="145"/>
     <w:bookmarkEnd w:id="146"/>
-    <w:bookmarkStart w:id="174" w:name="sec-sim-robust"/>
+    <w:bookmarkStart w:id="189" w:name="sec-sim-robust"/>
     <w:p>
       <w:pPr>
         <w:pStyle w:val="Heading2"/>
@@ -26535,7 +26535,7 @@
       </w:r>
     </w:p>
     <w:bookmarkEnd w:id="172"/>
-    <w:bookmarkStart w:id="173" w:name="sec-scenarios-fixed"/>
+    <w:bookmarkStart w:id="188" w:name="sec-scenarios-fixed"/>
     <w:p>
       <w:pPr>
         <w:pStyle w:val="Heading3"/>
@@ -26544,19 +26544,3270 @@
         <w:t xml:space="preserve">6.3 Simulation with fixed N</w:t>
       </w:r>
     </w:p>
-    <w:bookmarkEnd w:id="173"/>
-    <w:bookmarkEnd w:id="174"/>
-    <w:bookmarkStart w:id="195" w:name="references"/>
+    <w:p>
+      <w:pPr>
+        <w:pStyle w:val="FirstParagraph"/>
+      </w:pPr>
+      <w:r>
+        <w:t xml:space="preserve">Earlier sections used a priori Monte Carlo simulation to determine the minimum sample size needed for adequate power. Here, the goal is different: we hold</w:t>
+      </w:r>
+      <w:r>
+        <w:t xml:space="preserve"> </w:t>
+      </w:r>
+      <m:oMath>
+        <m:r>
+          <m:t>N</m:t>
+        </m:r>
+      </m:oMath>
+      <w:r>
+        <w:t xml:space="preserve"> </w:t>
+      </w:r>
+      <w:r>
+        <w:t xml:space="preserve">fixed at a conservative value and examine whether that choice yields stable model discrimination across many replications.</w:t>
+      </w:r>
+    </w:p>
+    <w:p>
+      <w:pPr>
+        <w:pStyle w:val="BodyText"/>
+      </w:pPr>
+      <w:r>
+        <w:t xml:space="preserve">This step is important because power analysis in SEM is not only about finding the smallest workable sample. It is also about understanding how reliably a chosen design can separate a defensible measurement model from a substantively relevant misspecified alternative when the data are repeatedly sampled from the assumed population model</w:t>
+      </w:r>
+      <w:r>
+        <w:t xml:space="preserve"> </w:t>
+      </w:r>
+      <w:r>
+        <w:t xml:space="preserve">(Feng &amp; Hancock, 2023; Moshagen &amp; Bader, 2024)</w:t>
+      </w:r>
+      <w:r>
+        <w:t xml:space="preserve">.</w:t>
+      </w:r>
+    </w:p>
+    <w:p>
+      <w:pPr>
+        <w:pStyle w:val="BodyText"/>
+      </w:pPr>
+      <w:r>
+        <w:t xml:space="preserve">In this tutorial, the focus remains on</w:t>
+      </w:r>
+      <w:r>
+        <w:t xml:space="preserve"> </w:t>
+      </w:r>
+      <w:r>
+        <w:rPr>
+          <w:b/>
+          <w:bCs/>
+        </w:rPr>
+        <w:t xml:space="preserve">global model fit</w:t>
+      </w:r>
+      <w:r>
+        <w:t xml:space="preserve"> </w:t>
+      </w:r>
+      <w:r>
+        <w:t xml:space="preserve">rather than on isolated parameters. That choice is theoretically appropriate because the CFA is being used here as one measurement component within a broader research program, so the practical question is whether the instrument as a whole can rule out a meaningful misspecification pattern, not merely whether one parameter at a time is detected</w:t>
+      </w:r>
+      <w:r>
+        <w:t xml:space="preserve"> </w:t>
+      </w:r>
+      <w:r>
+        <w:t xml:space="preserve">(Jobst et al., 2023; Wang, 2023)</w:t>
+      </w:r>
+      <w:r>
+        <w:t xml:space="preserve">.</w:t>
+      </w:r>
+    </w:p>
+    <w:p>
+      <w:pPr>
+        <w:pStyle w:val="BodyText"/>
+      </w:pPr>
+      <w:r>
+        <w:t xml:space="preserve">The section also highlights an important distinction between empirical and traditional fit criteria. Empirical cutoffs are derived from the simulated sampling behavior of the fitted model under the design at hand, whereas traditional thresholds are generic conventions; as a result, the two approaches need not lead to the same conclusion about power or model rejection</w:t>
+      </w:r>
+      <w:r>
+        <w:t xml:space="preserve"> </w:t>
+      </w:r>
+      <w:r>
+        <w:t xml:space="preserve">(Jak et al., 2021; Pornprasertmanit et al., 2021)</w:t>
+      </w:r>
+      <w:r>
+        <w:t xml:space="preserve">.</w:t>
+      </w:r>
+    </w:p>
+    <w:tbl>
+      <w:tblPr>
+        <w:tblStyle w:val="Table"/>
+        <w:tblW w:type="pct" w:w="5000"/>
+        <w:tblLayout w:type="fixed"/>
+        <w:tblLook w:firstRow="0" w:lastRow="0" w:firstColumn="0" w:lastColumn="0" w:noHBand="0" w:noVBand="0" w:val="0000"/>
+      </w:tblPr>
+      <w:tblGrid>
+        <w:gridCol w:w="7920"/>
+      </w:tblGrid>
+      <w:tr>
+        <w:tc>
+          <w:tcPr/>
+          <w:bookmarkStart w:id="176" w:name="fig-power-curve-fixed"/>
+          <w:p>
+            <w:pPr>
+              <w:pStyle w:val="Compact"/>
+              <w:jc w:val="center"/>
+            </w:pPr>
+            <w:r>
+              <w:drawing>
+                <wp:inline>
+                  <wp:extent cx="5334000" cy="3333749"/>
+                  <wp:effectExtent b="0" l="0" r="0" t="0"/>
+                  <wp:docPr descr="" title="" id="174" name="Picture"/>
+                  <a:graphic>
+                    <a:graphicData uri="http://schemas.openxmlformats.org/drawingml/2006/picture">
+                      <pic:pic>
+                        <pic:nvPicPr>
+                          <pic:cNvPr descr="index_files/figure-docx/Scripts-AnalysisScripts-05_model_comparison-fig-power-curve-fixed-output-1.png" id="175" name="Picture"/>
+                          <pic:cNvPicPr>
+                            <a:picLocks noChangeArrowheads="1" noChangeAspect="1"/>
+                          </pic:cNvPicPr>
+                        </pic:nvPicPr>
+                        <pic:blipFill>
+                          <a:blip r:embed="rId173"/>
+                          <a:stretch>
+                            <a:fillRect/>
+                          </a:stretch>
+                        </pic:blipFill>
+                        <pic:spPr bwMode="auto">
+                          <a:xfrm>
+                            <a:off x="0" y="0"/>
+                            <a:ext cx="5334000" cy="3333749"/>
+                          </a:xfrm>
+                          <a:prstGeom prst="rect">
+                            <a:avLst/>
+                          </a:prstGeom>
+                          <a:noFill/>
+                          <a:ln w="9525">
+                            <a:noFill/>
+                            <a:headEnd/>
+                            <a:tailEnd/>
+                          </a:ln>
+                        </pic:spPr>
+                      </pic:pic>
+                    </a:graphicData>
+                  </a:graphic>
+                </wp:inline>
+              </w:drawing>
+            </w:r>
+          </w:p>
+          <w:p>
+            <w:pPr>
+              <w:jc w:val="center"/>
+            </w:pPr>
+            <w:pPr>
+              <w:jc w:val="left"/>
+              <w:spacing w:before="200"/>
+              <w:pStyle w:val="ImageCaption"/>
+            </w:pPr>
+            <w:r>
+              <w:t xml:space="preserve">Figure 19: Power curves for fit indices with fixed sample size.</w:t>
+            </w:r>
+          </w:p>
+          <w:bookmarkEnd w:id="176"/>
+        </w:tc>
+      </w:tr>
+    </w:tbl>
+    <w:p>
+      <w:pPr>
+        <w:pStyle w:val="BodyText"/>
+      </w:pPr>
+      <w:r>
+        <w:rPr>
+          <w:vertAlign w:val="subscript"/>
+        </w:rPr>
+        <w:t xml:space="preserve">Source:</w:t>
+      </w:r>
+      <w:r>
+        <w:rPr>
+          <w:vertAlign w:val="subscript"/>
+        </w:rPr>
+        <w:t xml:space="preserve"> </w:t>
+      </w:r>
+      <w:hyperlink r:id="rId177">
+        <w:r>
+          <w:rPr>
+            <w:rStyle w:val="Hyperlink"/>
+            <w:vertAlign w:val="subscript"/>
+          </w:rPr>
+          <w:t xml:space="preserve">Simulation with Fixed Sample Size</w:t>
+        </w:r>
+      </w:hyperlink>
+    </w:p>
+    <w:p>
+      <w:pPr>
+        <w:pStyle w:val="BodyText"/>
+      </w:pPr>
+      <w:r>
+        <w:t xml:space="preserve">With</w:t>
+      </w:r>
+      <w:r>
+        <w:t xml:space="preserve"> </w:t>
+      </w:r>
+      <m:oMath>
+        <m:r>
+          <m:t>N</m:t>
+        </m:r>
+        <m:r>
+          <m:rPr>
+            <m:sty m:val="p"/>
+          </m:rPr>
+          <m:t>=</m:t>
+        </m:r>
+        <m:r>
+          <m:t>350</m:t>
+        </m:r>
+      </m:oMath>
+      <w:r>
+        <w:t xml:space="preserve">, the main analysis shows complete discrimination between the reference and misspecified conditions across the four global fit indices considered. Using empirical cutoffs derived from the simulated reference model, RMSEA, SRMR, CFI, and TLI all reached power equal to 1.000, indicating that this sample size separates the target model from the misspecified alternative with essentially perfect consistency in the ideal scenario.</w:t>
+      </w:r>
+    </w:p>
+    <w:p>
+      <w:pPr>
+        <w:pStyle w:val="BodyText"/>
+      </w:pPr>
+      <w:r>
+        <w:t xml:space="preserve">The empirical cutoffs are also informative in their own right (</w:t>
+      </w:r>
+      <w:hyperlink w:anchor="tbl-power-cutoff-fixed">
+        <w:r>
+          <w:rPr>
+            <w:rStyle w:val="Hyperlink"/>
+          </w:rPr>
+          <w:t xml:space="preserve">Table 14</w:t>
+        </w:r>
+      </w:hyperlink>
+      <w:r>
+        <w:t xml:space="preserve">). They indicate the level of fit that is typical of the correctly specified model under this design, and therefore define a data-driven benchmark for deciding when the misspecified model should be rejected. In the</w:t>
+      </w:r>
+      <w:r>
+        <w:t xml:space="preserve"> </w:t>
+      </w:r>
+      <w:hyperlink w:anchor="fig-power-curve-fixed">
+        <w:r>
+          <w:rPr>
+            <w:rStyle w:val="Hyperlink"/>
+          </w:rPr>
+          <w:t xml:space="preserve">Figure 19</w:t>
+        </w:r>
+      </w:hyperlink>
+      <w:r>
+        <w:t xml:space="preserve">, this appears as a clear separation between the null and alternative distributions, with the cutoff placed at a point that produces minimal overlap.</w:t>
+      </w:r>
+    </w:p>
+    <w:p>
+      <w:pPr>
+        <w:pStyle w:val="BodyText"/>
+      </w:pPr>
+      <w:r>
+        <w:t xml:space="preserve">This pattern supports the use of</w:t>
+      </w:r>
+      <w:r>
+        <w:t xml:space="preserve"> </w:t>
+      </w:r>
+      <m:oMath>
+        <m:r>
+          <m:t>N</m:t>
+        </m:r>
+        <m:r>
+          <m:rPr>
+            <m:sty m:val="p"/>
+          </m:rPr>
+          <m:t>=</m:t>
+        </m:r>
+        <m:r>
+          <m:t>350</m:t>
+        </m:r>
+      </m:oMath>
+      <w:r>
+        <w:t xml:space="preserve"> </w:t>
+      </w:r>
+      <w:r>
+        <w:t xml:space="preserve">as a conservative and stable design choice for the main comparison developed throughout the tutorial. At this stage, the aim is no longer to identify the minimum acceptable sample size, but to show that a fixed and defensible</w:t>
+      </w:r>
+      <w:r>
+        <w:t xml:space="preserve"> </w:t>
+      </w:r>
+      <m:oMath>
+        <m:r>
+          <m:t>N</m:t>
+        </m:r>
+      </m:oMath>
+      <w:r>
+        <w:t xml:space="preserve"> </w:t>
+      </w:r>
+      <w:r>
+        <w:t xml:space="preserve">yields highly reliable rejection of the misspecified model when the data are generated from the population model.</w:t>
+      </w:r>
+    </w:p>
+    <w:tbl>
+      <w:tblPr>
+        <w:tblStyle w:val="Table"/>
+        <w:tblW w:type="pct" w:w="5000"/>
+        <w:tblLayout w:type="fixed"/>
+        <w:tblLook w:firstRow="0" w:lastRow="0" w:firstColumn="0" w:lastColumn="0" w:noHBand="0" w:noVBand="0" w:val="0000"/>
+      </w:tblPr>
+      <w:tblGrid>
+        <w:gridCol w:w="7920"/>
+      </w:tblGrid>
+      <w:tr>
+        <w:tc>
+          <w:tcPr/>
+          <w:bookmarkStart w:id="178" w:name="tbl-power-cutoff-fixed"/>
+          <w:p>
+            <w:pPr>
+              <w:jc w:val="center"/>
+            </w:pPr>
+            <w:pPr>
+              <w:jc w:val="left"/>
+              <w:spacing w:before="200"/>
+              <w:pStyle w:val="ImageCaption"/>
+            </w:pPr>
+            <w:r>
+              <w:t xml:space="preserve">Table 14: Power and fit index cutoff values with fixed sample size.</w:t>
+            </w:r>
+          </w:p>
+          <w:tbl>
+            <w:tblPr>
+              <w:tblStyle w:val="Table"/>
+              <w:tblW w:type="auto" w:w="0"/>
+              <w:tblLook w:firstRow="1" w:lastRow="0" w:firstColumn="0" w:lastColumn="0" w:noHBand="0" w:noVBand="0" w:val="0020"/>
+            </w:tblPr>
+            <w:tblGrid>
+              <w:gridCol w:w="1320"/>
+              <w:gridCol w:w="1320"/>
+              <w:gridCol w:w="1320"/>
+              <w:gridCol w:w="1320"/>
+              <w:gridCol w:w="1320"/>
+              <w:gridCol w:w="1320"/>
+            </w:tblGrid>
+            <w:tr>
+              <w:trPr>
+                <w:tblHeader w:val="on"/>
+              </w:trPr>
+              <w:tc>
+                <w:tcPr/>
+                <w:p>
+                  <w:pPr>
+                    <w:pStyle w:val="Compact"/>
+                  </w:pPr>
+                </w:p>
+              </w:tc>
+              <w:tc>
+                <w:tcPr/>
+                <w:p>
+                  <w:pPr>
+                    <w:pStyle w:val="Compact"/>
+                    <w:jc w:val="center"/>
+                    <w:jc w:val="center"/>
+                  </w:pPr>
+                  <w:r>
+                    <w:t xml:space="preserve">TRADITIONALCHI</w:t>
+                  </w:r>
+                </w:p>
+              </w:tc>
+              <w:tc>
+                <w:tcPr/>
+                <w:p>
+                  <w:pPr>
+                    <w:pStyle w:val="Compact"/>
+                    <w:jc w:val="center"/>
+                    <w:jc w:val="center"/>
+                  </w:pPr>
+                  <w:r>
+                    <w:t xml:space="preserve">RMSEA</w:t>
+                  </w:r>
+                </w:p>
+              </w:tc>
+              <w:tc>
+                <w:tcPr/>
+                <w:p>
+                  <w:pPr>
+                    <w:pStyle w:val="Compact"/>
+                    <w:jc w:val="center"/>
+                    <w:jc w:val="center"/>
+                  </w:pPr>
+                  <w:r>
+                    <w:t xml:space="preserve">SRMR</w:t>
+                  </w:r>
+                </w:p>
+              </w:tc>
+              <w:tc>
+                <w:tcPr/>
+                <w:p>
+                  <w:pPr>
+                    <w:pStyle w:val="Compact"/>
+                    <w:jc w:val="center"/>
+                    <w:jc w:val="center"/>
+                  </w:pPr>
+                  <w:r>
+                    <w:t xml:space="preserve">CFI</w:t>
+                  </w:r>
+                </w:p>
+              </w:tc>
+              <w:tc>
+                <w:tcPr/>
+                <w:p>
+                  <w:pPr>
+                    <w:pStyle w:val="Compact"/>
+                    <w:jc w:val="center"/>
+                    <w:jc w:val="center"/>
+                  </w:pPr>
+                  <w:r>
+                    <w:t xml:space="preserve">TLI</w:t>
+                  </w:r>
+                </w:p>
+              </w:tc>
+            </w:tr>
+            <w:tr>
+              <w:tc>
+                <w:tcPr/>
+                <w:p>
+                  <w:pPr>
+                    <w:pStyle w:val="Compact"/>
+                    <w:jc w:val="center"/>
+                  </w:pPr>
+                  <w:r>
+                    <w:t xml:space="preserve">Power</w:t>
+                  </w:r>
+                </w:p>
+              </w:tc>
+              <w:tc>
+                <w:tcPr/>
+                <w:p>
+                  <w:pPr>
+                    <w:pStyle w:val="Compact"/>
+                    <w:jc w:val="center"/>
+                    <w:jc w:val="center"/>
+                  </w:pPr>
+                  <w:r>
+                    <w:t xml:space="preserve">1.000</w:t>
+                  </w:r>
+                </w:p>
+              </w:tc>
+              <w:tc>
+                <w:tcPr/>
+                <w:p>
+                  <w:pPr>
+                    <w:pStyle w:val="Compact"/>
+                    <w:jc w:val="center"/>
+                    <w:jc w:val="center"/>
+                  </w:pPr>
+                  <w:r>
+                    <w:t xml:space="preserve">1.000</w:t>
+                  </w:r>
+                </w:p>
+              </w:tc>
+              <w:tc>
+                <w:tcPr/>
+                <w:p>
+                  <w:pPr>
+                    <w:pStyle w:val="Compact"/>
+                    <w:jc w:val="center"/>
+                    <w:jc w:val="center"/>
+                  </w:pPr>
+                  <w:r>
+                    <w:t xml:space="preserve">1.000</w:t>
+                  </w:r>
+                </w:p>
+              </w:tc>
+              <w:tc>
+                <w:tcPr/>
+                <w:p>
+                  <w:pPr>
+                    <w:pStyle w:val="Compact"/>
+                    <w:jc w:val="center"/>
+                    <w:jc w:val="center"/>
+                  </w:pPr>
+                  <w:r>
+                    <w:t xml:space="preserve">1.000</w:t>
+                  </w:r>
+                </w:p>
+              </w:tc>
+              <w:tc>
+                <w:tcPr/>
+                <w:p>
+                  <w:pPr>
+                    <w:pStyle w:val="Compact"/>
+                    <w:jc w:val="center"/>
+                    <w:jc w:val="center"/>
+                  </w:pPr>
+                  <w:r>
+                    <w:t xml:space="preserve">1.000</w:t>
+                  </w:r>
+                </w:p>
+              </w:tc>
+            </w:tr>
+            <w:tr>
+              <w:tc>
+                <w:tcPr/>
+                <w:p>
+                  <w:pPr>
+                    <w:pStyle w:val="Compact"/>
+                    <w:jc w:val="center"/>
+                  </w:pPr>
+                  <w:r>
+                    <w:t xml:space="preserve">Cutoff</w:t>
+                  </w:r>
+                </w:p>
+              </w:tc>
+              <w:tc>
+                <w:tcPr/>
+                <w:p>
+                  <w:pPr>
+                    <w:pStyle w:val="Compact"/>
+                    <w:jc w:val="center"/>
+                    <w:jc w:val="center"/>
+                  </w:pPr>
+                  <w:r>
+                    <w:t xml:space="preserve">0.025</w:t>
+                  </w:r>
+                </w:p>
+              </w:tc>
+              <w:tc>
+                <w:tcPr/>
+                <w:p>
+                  <w:pPr>
+                    <w:pStyle w:val="Compact"/>
+                    <w:jc w:val="center"/>
+                    <w:jc w:val="center"/>
+                  </w:pPr>
+                  <w:r>
+                    <w:t xml:space="preserve">0.042</w:t>
+                  </w:r>
+                </w:p>
+              </w:tc>
+              <w:tc>
+                <w:tcPr/>
+                <w:p>
+                  <w:pPr>
+                    <w:pStyle w:val="Compact"/>
+                    <w:jc w:val="center"/>
+                    <w:jc w:val="center"/>
+                  </w:pPr>
+                  <w:r>
+                    <w:t xml:space="preserve">0.988</w:t>
+                  </w:r>
+                </w:p>
+              </w:tc>
+              <w:tc>
+                <w:tcPr/>
+                <w:p>
+                  <w:pPr>
+                    <w:pStyle w:val="Compact"/>
+                    <w:jc w:val="center"/>
+                    <w:jc w:val="center"/>
+                  </w:pPr>
+                  <w:r>
+                    <w:t xml:space="preserve">0.986</w:t>
+                  </w:r>
+                </w:p>
+              </w:tc>
+              <w:tc>
+                <w:tcPr/>
+                <w:p>
+                  <w:pPr>
+                    <w:pStyle w:val="Compact"/>
+                    <w:jc w:val="center"/>
+                    <w:jc w:val="center"/>
+                  </w:pPr>
+                  <w:r>
+                    <w:t xml:space="preserve">0.025</w:t>
+                  </w:r>
+                </w:p>
+              </w:tc>
+            </w:tr>
+          </w:tbl>
+          <w:bookmarkEnd w:id="178"/>
+          <w:p/>
+        </w:tc>
+      </w:tr>
+    </w:tbl>
+    <w:p>
+      <w:pPr>
+        <w:pStyle w:val="BodyText"/>
+      </w:pPr>
+      <w:r>
+        <w:rPr>
+          <w:vertAlign w:val="subscript"/>
+        </w:rPr>
+        <w:t xml:space="preserve">Source:</w:t>
+      </w:r>
+      <w:r>
+        <w:rPr>
+          <w:vertAlign w:val="subscript"/>
+        </w:rPr>
+        <w:t xml:space="preserve"> </w:t>
+      </w:r>
+      <w:hyperlink r:id="rId179">
+        <w:r>
+          <w:rPr>
+            <w:rStyle w:val="Hyperlink"/>
+            <w:vertAlign w:val="subscript"/>
+          </w:rPr>
+          <w:t xml:space="preserve">Simulation with Fixed Sample Size</w:t>
+        </w:r>
+      </w:hyperlink>
+    </w:p>
+    <w:bookmarkStart w:id="187" w:name="power-analysis-with-traditional-fits"/>
+    <w:p>
+      <w:pPr>
+        <w:pStyle w:val="Heading4"/>
+      </w:pPr>
+      <w:r>
+        <w:t xml:space="preserve">6.3.1 Power analysis with traditional fits</w:t>
+      </w:r>
+    </w:p>
+    <w:p>
+      <w:pPr>
+        <w:pStyle w:val="FirstParagraph"/>
+      </w:pPr>
+      <w:r>
+        <w:t xml:space="preserve">The illustration based on traditional rule-of-thumb cutoffs leads to a very different picture. Under those generic thresholds, power remains very high for SRMR, but becomes weak for CFI and TLI and drops to zero for RMSEA (</w:t>
+      </w:r>
+      <w:hyperlink w:anchor="fig-curve-fixed-traditional">
+        <w:r>
+          <w:rPr>
+            <w:rStyle w:val="Hyperlink"/>
+          </w:rPr>
+          <w:t xml:space="preserve">Figure 20</w:t>
+        </w:r>
+      </w:hyperlink>
+      <w:r>
+        <w:t xml:space="preserve">). This contrast shows that conventional cutoffs may be poorly aligned with the sampling behavior of a specific model and can therefore understate the discriminating capacity revealed by the empirical simulation-based approach.</w:t>
+      </w:r>
+    </w:p>
+    <w:tbl>
+      <w:tblPr>
+        <w:tblStyle w:val="Table"/>
+        <w:tblW w:type="pct" w:w="5000"/>
+        <w:tblLayout w:type="fixed"/>
+        <w:tblLook w:firstRow="0" w:lastRow="0" w:firstColumn="0" w:lastColumn="0" w:noHBand="0" w:noVBand="0" w:val="0000"/>
+      </w:tblPr>
+      <w:tblGrid>
+        <w:gridCol w:w="7920"/>
+      </w:tblGrid>
+      <w:tr>
+        <w:tc>
+          <w:tcPr/>
+          <w:bookmarkStart w:id="183" w:name="fig-curve-fixed-traditional"/>
+          <w:p>
+            <w:pPr>
+              <w:pStyle w:val="Compact"/>
+              <w:jc w:val="center"/>
+            </w:pPr>
+            <w:r>
+              <w:drawing>
+                <wp:inline>
+                  <wp:extent cx="5334000" cy="3333749"/>
+                  <wp:effectExtent b="0" l="0" r="0" t="0"/>
+                  <wp:docPr descr="" title="" id="181" name="Picture"/>
+                  <a:graphic>
+                    <a:graphicData uri="http://schemas.openxmlformats.org/drawingml/2006/picture">
+                      <pic:pic>
+                        <pic:nvPicPr>
+                          <pic:cNvPr descr="index_files/figure-docx/Scripts-AnalysisScripts-05_model_comparison-fig-curve-fixed-traditional-output-1.png" id="182" name="Picture"/>
+                          <pic:cNvPicPr>
+                            <a:picLocks noChangeArrowheads="1" noChangeAspect="1"/>
+                          </pic:cNvPicPr>
+                        </pic:nvPicPr>
+                        <pic:blipFill>
+                          <a:blip r:embed="rId180"/>
+                          <a:stretch>
+                            <a:fillRect/>
+                          </a:stretch>
+                        </pic:blipFill>
+                        <pic:spPr bwMode="auto">
+                          <a:xfrm>
+                            <a:off x="0" y="0"/>
+                            <a:ext cx="5334000" cy="3333749"/>
+                          </a:xfrm>
+                          <a:prstGeom prst="rect">
+                            <a:avLst/>
+                          </a:prstGeom>
+                          <a:noFill/>
+                          <a:ln w="9525">
+                            <a:noFill/>
+                            <a:headEnd/>
+                            <a:tailEnd/>
+                          </a:ln>
+                        </pic:spPr>
+                      </pic:pic>
+                    </a:graphicData>
+                  </a:graphic>
+                </wp:inline>
+              </w:drawing>
+            </w:r>
+          </w:p>
+          <w:p>
+            <w:pPr>
+              <w:jc w:val="center"/>
+            </w:pPr>
+            <w:pPr>
+              <w:jc w:val="left"/>
+              <w:spacing w:before="200"/>
+              <w:pStyle w:val="ImageCaption"/>
+            </w:pPr>
+            <w:r>
+              <w:t xml:space="preserve">Figure 20: Power curves using traditional fit index cutoffs with fixed sample size.</w:t>
+            </w:r>
+          </w:p>
+          <w:bookmarkEnd w:id="183"/>
+        </w:tc>
+      </w:tr>
+    </w:tbl>
+    <w:p>
+      <w:pPr>
+        <w:pStyle w:val="BodyText"/>
+      </w:pPr>
+      <w:r>
+        <w:rPr>
+          <w:vertAlign w:val="subscript"/>
+        </w:rPr>
+        <w:t xml:space="preserve">Source:</w:t>
+      </w:r>
+      <w:r>
+        <w:rPr>
+          <w:vertAlign w:val="subscript"/>
+        </w:rPr>
+        <w:t xml:space="preserve"> </w:t>
+      </w:r>
+      <w:hyperlink r:id="rId184">
+        <w:r>
+          <w:rPr>
+            <w:rStyle w:val="Hyperlink"/>
+            <w:vertAlign w:val="subscript"/>
+          </w:rPr>
+          <w:t xml:space="preserve">Simulation with Fixed Sample Size</w:t>
+        </w:r>
+      </w:hyperlink>
+    </w:p>
+    <w:p>
+      <w:pPr>
+        <w:pStyle w:val="BodyText"/>
+      </w:pPr>
+      <w:r>
+        <w:t xml:space="preserve">Taken together, these results reinforce the main methodological message of this section: in Monte Carlo power analysis for CFA model fit, the adequacy of a fixed sample size depends not only on</w:t>
+      </w:r>
+      <w:r>
+        <w:t xml:space="preserve"> </w:t>
+      </w:r>
+      <m:oMath>
+        <m:r>
+          <m:t>N</m:t>
+        </m:r>
+      </m:oMath>
+      <w:r>
+        <w:t xml:space="preserve"> </w:t>
+      </w:r>
+      <w:r>
+        <w:t xml:space="preserve">itself, but also on how the rejection criterion is defined. When cutoffs are calibrated to the population model and to the planned analysis, the chosen</w:t>
+      </w:r>
+      <w:r>
+        <w:t xml:space="preserve"> </w:t>
+      </w:r>
+      <m:oMath>
+        <m:r>
+          <m:t>N</m:t>
+        </m:r>
+      </m:oMath>
+      <w:r>
+        <w:t xml:space="preserve"> </w:t>
+      </w:r>
+      <w:r>
+        <w:t xml:space="preserve">performs as a highly stable basis for global fit evaluation in the main comparison of the tutorial</w:t>
+      </w:r>
+      <w:r>
+        <w:t xml:space="preserve"> </w:t>
+      </w:r>
+      <w:r>
+        <w:t xml:space="preserve">(Feng &amp; Hancock, 2023; Jak et al., 2021; Moshagen &amp; Bader, 2024; Pornprasertmanit et al., 2021)</w:t>
+      </w:r>
+      <w:r>
+        <w:t xml:space="preserve">.</w:t>
+      </w:r>
+    </w:p>
+    <w:tbl>
+      <w:tblPr>
+        <w:tblStyle w:val="Table"/>
+        <w:tblW w:type="pct" w:w="5000"/>
+        <w:tblLayout w:type="fixed"/>
+        <w:tblLook w:firstRow="0" w:lastRow="0" w:firstColumn="0" w:lastColumn="0" w:noHBand="0" w:noVBand="0" w:val="0000"/>
+      </w:tblPr>
+      <w:tblGrid>
+        <w:gridCol w:w="7920"/>
+      </w:tblGrid>
+      <w:tr>
+        <w:tc>
+          <w:tcPr/>
+          <w:bookmarkStart w:id="185" w:name="tbl-power-cutoff-traditional"/>
+          <w:p>
+            <w:pPr>
+              <w:jc w:val="center"/>
+            </w:pPr>
+            <w:pPr>
+              <w:jc w:val="left"/>
+              <w:spacing w:before="200"/>
+              <w:pStyle w:val="ImageCaption"/>
+            </w:pPr>
+            <w:r>
+              <w:t xml:space="preserve">Table 15: Power for traditional fit index cutoffs with fixed sample size.</w:t>
+            </w:r>
+          </w:p>
+          <w:tbl>
+            <w:tblPr>
+              <w:tblStyle w:val="Table"/>
+              <w:tblW w:type="auto" w:w="0"/>
+              <w:tblLook w:firstRow="1" w:lastRow="0" w:firstColumn="0" w:lastColumn="0" w:noHBand="0" w:noVBand="0" w:val="0020"/>
+            </w:tblPr>
+            <w:tblGrid>
+              <w:gridCol w:w="1584"/>
+              <w:gridCol w:w="1584"/>
+              <w:gridCol w:w="1584"/>
+              <w:gridCol w:w="1584"/>
+              <w:gridCol w:w="1584"/>
+            </w:tblGrid>
+            <w:tr>
+              <w:trPr>
+                <w:tblHeader w:val="on"/>
+              </w:trPr>
+              <w:tc>
+                <w:tcPr/>
+                <w:p>
+                  <w:pPr>
+                    <w:pStyle w:val="Compact"/>
+                  </w:pPr>
+                </w:p>
+              </w:tc>
+              <w:tc>
+                <w:tcPr/>
+                <w:p>
+                  <w:pPr>
+                    <w:pStyle w:val="Compact"/>
+                    <w:jc w:val="center"/>
+                    <w:jc w:val="center"/>
+                  </w:pPr>
+                  <w:r>
+                    <w:t xml:space="preserve">CFI</w:t>
+                  </w:r>
+                </w:p>
+              </w:tc>
+              <w:tc>
+                <w:tcPr/>
+                <w:p>
+                  <w:pPr>
+                    <w:pStyle w:val="Compact"/>
+                    <w:jc w:val="center"/>
+                    <w:jc w:val="center"/>
+                  </w:pPr>
+                  <w:r>
+                    <w:t xml:space="preserve">TLI</w:t>
+                  </w:r>
+                </w:p>
+              </w:tc>
+              <w:tc>
+                <w:tcPr/>
+                <w:p>
+                  <w:pPr>
+                    <w:pStyle w:val="Compact"/>
+                    <w:jc w:val="center"/>
+                    <w:jc w:val="center"/>
+                  </w:pPr>
+                  <w:r>
+                    <w:t xml:space="preserve">RMSEA</w:t>
+                  </w:r>
+                </w:p>
+              </w:tc>
+              <w:tc>
+                <w:tcPr/>
+                <w:p>
+                  <w:pPr>
+                    <w:pStyle w:val="Compact"/>
+                    <w:jc w:val="center"/>
+                    <w:jc w:val="center"/>
+                  </w:pPr>
+                  <w:r>
+                    <w:t xml:space="preserve">SRMR</w:t>
+                  </w:r>
+                </w:p>
+              </w:tc>
+            </w:tr>
+            <w:tr>
+              <w:tc>
+                <w:tcPr/>
+                <w:p>
+                  <w:pPr>
+                    <w:pStyle w:val="Compact"/>
+                    <w:jc w:val="center"/>
+                  </w:pPr>
+                  <w:r>
+                    <w:t xml:space="preserve">Power</w:t>
+                  </w:r>
+                </w:p>
+              </w:tc>
+              <w:tc>
+                <w:tcPr/>
+                <w:p>
+                  <w:pPr>
+                    <w:pStyle w:val="Compact"/>
+                    <w:jc w:val="center"/>
+                    <w:jc w:val="center"/>
+                  </w:pPr>
+                  <w:r>
+                    <w:t xml:space="preserve">0.222</w:t>
+                  </w:r>
+                </w:p>
+              </w:tc>
+              <w:tc>
+                <w:tcPr/>
+                <w:p>
+                  <w:pPr>
+                    <w:pStyle w:val="Compact"/>
+                    <w:jc w:val="center"/>
+                    <w:jc w:val="center"/>
+                  </w:pPr>
+                  <w:r>
+                    <w:t xml:space="preserve">0.483</w:t>
+                  </w:r>
+                </w:p>
+              </w:tc>
+              <w:tc>
+                <w:tcPr/>
+                <w:p>
+                  <w:pPr>
+                    <w:pStyle w:val="Compact"/>
+                    <w:jc w:val="center"/>
+                    <w:jc w:val="center"/>
+                  </w:pPr>
+                  <w:r>
+                    <w:t xml:space="preserve">0</w:t>
+                  </w:r>
+                </w:p>
+              </w:tc>
+              <w:tc>
+                <w:tcPr/>
+                <w:p>
+                  <w:pPr>
+                    <w:pStyle w:val="Compact"/>
+                    <w:jc w:val="center"/>
+                    <w:jc w:val="center"/>
+                  </w:pPr>
+                  <w:r>
+                    <w:t xml:space="preserve">0.997</w:t>
+                  </w:r>
+                </w:p>
+              </w:tc>
+            </w:tr>
+          </w:tbl>
+          <w:bookmarkEnd w:id="185"/>
+          <w:p/>
+        </w:tc>
+      </w:tr>
+    </w:tbl>
+    <w:p>
+      <w:pPr>
+        <w:pStyle w:val="BodyText"/>
+      </w:pPr>
+      <w:r>
+        <w:rPr>
+          <w:vertAlign w:val="subscript"/>
+        </w:rPr>
+        <w:t xml:space="preserve">Source:</w:t>
+      </w:r>
+      <w:r>
+        <w:rPr>
+          <w:vertAlign w:val="subscript"/>
+        </w:rPr>
+        <w:t xml:space="preserve"> </w:t>
+      </w:r>
+      <w:hyperlink r:id="rId186">
+        <w:r>
+          <w:rPr>
+            <w:rStyle w:val="Hyperlink"/>
+            <w:vertAlign w:val="subscript"/>
+          </w:rPr>
+          <w:t xml:space="preserve">Simulation with Fixed Sample Size</w:t>
+        </w:r>
+      </w:hyperlink>
+    </w:p>
+    <w:bookmarkEnd w:id="187"/>
+    <w:bookmarkEnd w:id="188"/>
+    <w:bookmarkEnd w:id="189"/>
+    <w:bookmarkStart w:id="212" w:name="sec-post-hoc"/>
     <w:p>
       <w:pPr>
         <w:pStyle w:val="Heading2"/>
       </w:pPr>
       <w:r>
+        <w:t xml:space="preserve">7 Post Hoc Power Analysis</w:t>
+      </w:r>
+    </w:p>
+    <w:p>
+      <w:pPr>
+        <w:pStyle w:val="FirstParagraph"/>
+      </w:pPr>
+      <w:r>
+        <w:t xml:space="preserve">Post hoc power analysis is used to evaluate how likely the study design was to reject a false structural model under the conditions actually assumed in the analysis, that is, with the fitted model, the reference model, the selected fit criteria, and the observed sample size already fixed. In SEM, this type of assessment is meaningful only with respect to a clearly defined focal hypothesis, because power is always attached to a specific model comparison rather than to a model in general</w:t>
+      </w:r>
+      <w:r>
+        <w:t xml:space="preserve"> </w:t>
+      </w:r>
+      <w:r>
+        <w:t xml:space="preserve">(Jobst et al., 2023; Moshagen &amp; Bader, 2024)</w:t>
+      </w:r>
+      <w:r>
+        <w:t xml:space="preserve">.</w:t>
+      </w:r>
+    </w:p>
+    <w:p>
+      <w:pPr>
+        <w:pStyle w:val="BodyText"/>
+      </w:pPr>
+      <w:r>
+        <w:t xml:space="preserve">In this section, power is framed as the probability of identifying global misspecification, not as the probability of detecting an individual parameter. More specifically, the focus is on whether the hypothesized model can be rejected when the data-generating process follows an alternative structure, using fit-index thresholds derived from the null-model distribution at level</w:t>
+      </w:r>
+      <w:r>
+        <w:t xml:space="preserve"> </w:t>
+      </w:r>
+      <m:oMath>
+        <m:r>
+          <m:t>α</m:t>
+        </m:r>
+      </m:oMath>
+      <w:r>
+        <w:t xml:space="preserve"> </w:t>
+      </w:r>
+      <w:r>
+        <w:t xml:space="preserve">(Jobst et al., 2023; Pornprasertmanit et al., 2021)</w:t>
+      </w:r>
+      <w:r>
+        <w:t xml:space="preserve">.</w:t>
+      </w:r>
+    </w:p>
+    <w:bookmarkStart w:id="195" w:name="with-simulation"/>
+    <w:p>
+      <w:pPr>
+        <w:pStyle w:val="Heading3"/>
+      </w:pPr>
+      <w:r>
+        <w:t xml:space="preserve">7.1 With Simulation</w:t>
+      </w:r>
+    </w:p>
+    <w:p>
+      <w:pPr>
+        <w:pStyle w:val="FirstParagraph"/>
+      </w:pPr>
+      <w:r>
+        <w:t xml:space="preserve">This simulation-based strategy is especially useful when the effect of interest is defined in model terms, because the discrepancy between</w:t>
+      </w:r>
+      <w:r>
+        <w:t xml:space="preserve"> </w:t>
+      </w:r>
+      <m:oMath>
+        <m:sSub>
+          <m:e>
+            <m:r>
+              <m:t>H</m:t>
+            </m:r>
+          </m:e>
+          <m:sub>
+            <m:r>
+              <m:t>0</m:t>
+            </m:r>
+          </m:sub>
+        </m:sSub>
+      </m:oMath>
+      <w:r>
+        <w:t xml:space="preserve"> </w:t>
+      </w:r>
+      <w:r>
+        <w:t xml:space="preserve">and</w:t>
+      </w:r>
+      <w:r>
+        <w:t xml:space="preserve"> </w:t>
+      </w:r>
+      <m:oMath>
+        <m:sSub>
+          <m:e>
+            <m:r>
+              <m:t>H</m:t>
+            </m:r>
+          </m:e>
+          <m:sub>
+            <m:r>
+              <m:t>1</m:t>
+            </m:r>
+          </m:sub>
+        </m:sSub>
+      </m:oMath>
+      <w:r>
+        <w:t xml:space="preserve"> </w:t>
+      </w:r>
+      <w:r>
+        <w:t xml:space="preserve">depends on the full parameterization of the model, not only on one isolated misspecification. In other words, the same nominal discrepancy may imply different statistical power depending on factor loadings, residual structure, latent correlations, and other features of the population model</w:t>
+      </w:r>
+      <w:r>
+        <w:t xml:space="preserve"> </w:t>
+      </w:r>
+      <w:r>
+        <w:t xml:space="preserve">(Moshagen &amp; Bader, 2024; Wang, 2023)</w:t>
+      </w:r>
+      <w:r>
+        <w:t xml:space="preserve">.</w:t>
+      </w:r>
+    </w:p>
+    <w:tbl>
+      <w:tblPr>
+        <w:tblStyle w:val="Table"/>
+        <w:tblW w:type="pct" w:w="5000"/>
+        <w:tblLayout w:type="fixed"/>
+        <w:tblLook w:firstRow="0" w:lastRow="0" w:firstColumn="0" w:lastColumn="0" w:noHBand="0" w:noVBand="0" w:val="0000"/>
+      </w:tblPr>
+      <w:tblGrid>
+        <w:gridCol w:w="7920"/>
+      </w:tblGrid>
+      <w:tr>
+        <w:tc>
+          <w:tcPr/>
+          <w:bookmarkStart w:id="193" w:name="fig-posthoc-plotpower"/>
+          <w:p>
+            <w:pPr>
+              <w:pStyle w:val="Compact"/>
+              <w:jc w:val="center"/>
+            </w:pPr>
+            <w:r>
+              <w:drawing>
+                <wp:inline>
+                  <wp:extent cx="5334000" cy="3333749"/>
+                  <wp:effectExtent b="0" l="0" r="0" t="0"/>
+                  <wp:docPr descr="" title="" id="191" name="Picture"/>
+                  <a:graphic>
+                    <a:graphicData uri="http://schemas.openxmlformats.org/drawingml/2006/picture">
+                      <pic:pic>
+                        <pic:nvPicPr>
+                          <pic:cNvPr descr="index_files/figure-docx/Scripts-AnalysisScripts-06_posthoc-fig-posthoc-plotpower-output-1.png" id="192" name="Picture"/>
+                          <pic:cNvPicPr>
+                            <a:picLocks noChangeArrowheads="1" noChangeAspect="1"/>
+                          </pic:cNvPicPr>
+                        </pic:nvPicPr>
+                        <pic:blipFill>
+                          <a:blip r:embed="rId190"/>
+                          <a:stretch>
+                            <a:fillRect/>
+                          </a:stretch>
+                        </pic:blipFill>
+                        <pic:spPr bwMode="auto">
+                          <a:xfrm>
+                            <a:off x="0" y="0"/>
+                            <a:ext cx="5334000" cy="3333749"/>
+                          </a:xfrm>
+                          <a:prstGeom prst="rect">
+                            <a:avLst/>
+                          </a:prstGeom>
+                          <a:noFill/>
+                          <a:ln w="9525">
+                            <a:noFill/>
+                            <a:headEnd/>
+                            <a:tailEnd/>
+                          </a:ln>
+                        </pic:spPr>
+                      </pic:pic>
+                    </a:graphicData>
+                  </a:graphic>
+                </wp:inline>
+              </w:drawing>
+            </w:r>
+          </w:p>
+          <w:p>
+            <w:pPr>
+              <w:jc w:val="center"/>
+            </w:pPr>
+            <w:pPr>
+              <w:jc w:val="left"/>
+              <w:spacing w:before="200"/>
+              <w:pStyle w:val="ImageCaption"/>
+            </w:pPr>
+            <w:r>
+              <w:t xml:space="preserve">Figure 21: Power curve for post hoc analysis based on simulation.</w:t>
+            </w:r>
+          </w:p>
+          <w:bookmarkEnd w:id="193"/>
+        </w:tc>
+      </w:tr>
+    </w:tbl>
+    <w:p>
+      <w:pPr>
+        <w:pStyle w:val="BodyText"/>
+      </w:pPr>
+      <w:r>
+        <w:rPr>
+          <w:vertAlign w:val="subscript"/>
+        </w:rPr>
+        <w:t xml:space="preserve">Source:</w:t>
+      </w:r>
+      <w:r>
+        <w:rPr>
+          <w:vertAlign w:val="subscript"/>
+        </w:rPr>
+        <w:t xml:space="preserve"> </w:t>
+      </w:r>
+      <w:hyperlink r:id="rId194">
+        <w:r>
+          <w:rPr>
+            <w:rStyle w:val="Hyperlink"/>
+            <w:vertAlign w:val="subscript"/>
+          </w:rPr>
+          <w:t xml:space="preserve">Post Hoc Power Analysis</w:t>
+        </w:r>
+      </w:hyperlink>
+    </w:p>
+    <w:p>
+      <w:pPr>
+        <w:pStyle w:val="BodyText"/>
+      </w:pPr>
+      <w:r>
+        <w:t xml:space="preserve">All four fit indices reached power equal to</w:t>
+      </w:r>
+      <w:r>
+        <w:t xml:space="preserve"> </w:t>
+      </w:r>
+      <m:oMath>
+        <m:r>
+          <m:t>1.00</m:t>
+        </m:r>
+      </m:oMath>
+      <w:r>
+        <w:t xml:space="preserve">. This means that, in the simulated replications, RMSEA, SRMR, CFI, and TLI all rejected the alternative condition in</w:t>
+      </w:r>
+      <w:r>
+        <w:t xml:space="preserve"> </w:t>
+      </w:r>
+      <m:oMath>
+        <m:r>
+          <m:t>100</m:t>
+        </m:r>
+        <m:r>
+          <m:rPr>
+            <m:sty m:val="p"/>
+          </m:rPr>
+          <m:t>%</m:t>
+        </m:r>
+      </m:oMath>
+      <w:r>
+        <w:t xml:space="preserve"> </w:t>
+      </w:r>
+      <w:r>
+        <w:t xml:space="preserve">of cases according to their respective cutoff rules.</w:t>
+      </w:r>
+    </w:p>
+    <w:p>
+      <w:pPr>
+        <w:pStyle w:val="BodyText"/>
+      </w:pPr>
+      <w:r>
+        <w:t xml:space="preserve">The</w:t>
+      </w:r>
+      <w:r>
+        <w:t xml:space="preserve"> </w:t>
+      </w:r>
+      <w:hyperlink w:anchor="fig-posthoc-plotpower">
+        <w:r>
+          <w:rPr>
+            <w:rStyle w:val="Hyperlink"/>
+          </w:rPr>
+          <w:t xml:space="preserve">Figure 21</w:t>
+        </w:r>
+      </w:hyperlink>
+      <w:r>
+        <w:t xml:space="preserve"> </w:t>
+      </w:r>
+      <w:r>
+        <w:t xml:space="preserve">is fully consistent with these values. In every panel, the null and alternative distributions are clearly separated, and the red cutoff line falls between them with no visible overlap.</w:t>
+      </w:r>
+    </w:p>
+    <w:p>
+      <w:pPr>
+        <w:pStyle w:val="BodyText"/>
+      </w:pPr>
+      <w:r>
+        <w:t xml:space="preserve">For RMSEA, the null distribution is concentrated near zero, whereas the alternative distribution is centered around approximately</w:t>
+      </w:r>
+      <w:r>
+        <w:t xml:space="preserve"> </w:t>
+      </w:r>
+      <m:oMath>
+        <m:r>
+          <m:t>0.05</m:t>
+        </m:r>
+      </m:oMath>
+      <w:r>
+        <w:t xml:space="preserve">. The cutoff is located between these two regions, so all alternative replications fall on the rejection side.</w:t>
+      </w:r>
+    </w:p>
+    <w:p>
+      <w:pPr>
+        <w:pStyle w:val="BodyText"/>
+      </w:pPr>
+      <w:r>
+        <w:t xml:space="preserve">For SRMR, the null distribution is clustered around approximately</w:t>
+      </w:r>
+      <w:r>
+        <w:t xml:space="preserve"> </w:t>
+      </w:r>
+      <m:oMath>
+        <m:r>
+          <m:t>0.01</m:t>
+        </m:r>
+      </m:oMath>
+      <w:r>
+        <w:t xml:space="preserve"> </w:t>
+      </w:r>
+      <w:r>
+        <w:t xml:space="preserve">to</w:t>
+      </w:r>
+      <w:r>
+        <w:t xml:space="preserve"> </w:t>
+      </w:r>
+      <m:oMath>
+        <m:r>
+          <m:t>0.02</m:t>
+        </m:r>
+      </m:oMath>
+      <w:r>
+        <w:t xml:space="preserve">, while the alternative distribution is concentrated around approximately</w:t>
+      </w:r>
+      <w:r>
+        <w:t xml:space="preserve"> </w:t>
+      </w:r>
+      <m:oMath>
+        <m:r>
+          <m:t>0.06</m:t>
+        </m:r>
+      </m:oMath>
+      <w:r>
+        <w:t xml:space="preserve"> </w:t>
+      </w:r>
+      <w:r>
+        <w:t xml:space="preserve">to</w:t>
+      </w:r>
+      <w:r>
+        <w:t xml:space="preserve"> </w:t>
+      </w:r>
+      <m:oMath>
+        <m:r>
+          <m:t>0.08</m:t>
+        </m:r>
+      </m:oMath>
+      <w:r>
+        <w:t xml:space="preserve">. The separation is complete, which explains the power of</w:t>
+      </w:r>
+      <w:r>
+        <w:t xml:space="preserve"> </w:t>
+      </w:r>
+      <m:oMath>
+        <m:r>
+          <m:t>1.00</m:t>
+        </m:r>
+      </m:oMath>
+      <w:r>
+        <w:t xml:space="preserve">.</w:t>
+      </w:r>
+    </w:p>
+    <w:p>
+      <w:pPr>
+        <w:pStyle w:val="BodyText"/>
+      </w:pPr>
+      <w:r>
+        <w:t xml:space="preserve">For CFI/TLI, the null distribution is concentrated very close to</w:t>
+      </w:r>
+      <w:r>
+        <w:t xml:space="preserve"> </w:t>
+      </w:r>
+      <m:oMath>
+        <m:r>
+          <m:t>1.00</m:t>
+        </m:r>
+      </m:oMath>
+      <w:r>
+        <w:t xml:space="preserve">, whereas the alternative distribution is centered around approximately</w:t>
+      </w:r>
+      <w:r>
+        <w:t xml:space="preserve"> </w:t>
+      </w:r>
+      <m:oMath>
+        <m:r>
+          <m:t>0.95</m:t>
+        </m:r>
+      </m:oMath>
+      <w:r>
+        <w:t xml:space="preserve"> </w:t>
+      </w:r>
+      <w:r>
+        <w:t xml:space="preserve">to</w:t>
+      </w:r>
+      <w:r>
+        <w:t xml:space="preserve"> </w:t>
+      </w:r>
+      <m:oMath>
+        <m:r>
+          <m:t>0.97</m:t>
+        </m:r>
+      </m:oMath>
+      <w:r>
+        <w:t xml:space="preserve">. The cutoff line is placed between the two distributions, so every alternative replication is correctly classified.</w:t>
+      </w:r>
+    </w:p>
+    <w:p>
+      <w:pPr>
+        <w:pStyle w:val="BodyText"/>
+      </w:pPr>
+      <w:r>
+        <w:t xml:space="preserve">Overall, the graphical pattern indicates perfect empirical discrimination for all four indices in this post hoc analysis. In practical terms, the results show no ambiguity in classification: the null and alternative conditions are entirely distinct for RMSEA, SRMR, CFI, and TLI. But note that RMSEA, CFI, and TLI are operating at the below the conventional threshold, which is a consequence of the specific cutoff values derived from the null-model distribution in this scenario.</w:t>
+      </w:r>
+    </w:p>
+    <w:bookmarkEnd w:id="195"/>
+    <w:bookmarkStart w:id="211" w:name="with-analytical-solutions"/>
+    <w:p>
+      <w:pPr>
+        <w:pStyle w:val="Heading3"/>
+      </w:pPr>
+      <w:r>
+        <w:t xml:space="preserve">7.2 With Analytical Solutions</w:t>
+      </w:r>
+    </w:p>
+    <w:p>
+      <w:pPr>
+        <w:pStyle w:val="FirstParagraph"/>
+      </w:pPr>
+      <w:r>
+        <w:t xml:space="preserve">In analytical power analysis, the effect is expressed through a noncentrality-based measure such as</w:t>
+      </w:r>
+      <w:r>
+        <w:t xml:space="preserve"> </w:t>
+      </w:r>
+      <m:oMath>
+        <m:sSub>
+          <m:e>
+            <m:r>
+              <m:t>F</m:t>
+            </m:r>
+          </m:e>
+          <m:sub>
+            <m:r>
+              <m:t>0</m:t>
+            </m:r>
+          </m:sub>
+        </m:sSub>
+      </m:oMath>
+      <w:r>
+        <w:t xml:space="preserve"> </w:t>
+      </w:r>
+      <w:r>
+        <w:t xml:space="preserve">or RMSEA, because these quantities map directly onto the noncentrality parameter used in the likelihood-ratio test. For that reason, analytical post hoc power is especially convenient when the goal is to assess sensitivity to global model misfit without relying on simulation-based estimation</w:t>
+      </w:r>
+      <w:r>
+        <w:t xml:space="preserve"> </w:t>
+      </w:r>
+      <w:r>
+        <w:t xml:space="preserve">(Jak et al., 2021; Moshagen &amp; Bader, 2024)</w:t>
+      </w:r>
+      <w:r>
+        <w:t xml:space="preserve">.</w:t>
+      </w:r>
+    </w:p>
+    <w:p>
+      <w:pPr>
+        <w:pStyle w:val="BodyText"/>
+      </w:pPr>
+      <w:r>
+        <w:t xml:space="preserve">The first specification (</w:t>
+      </w:r>
+      <w:hyperlink w:anchor="fig-posthoc-rmsea">
+        <w:r>
+          <w:rPr>
+            <w:rStyle w:val="Hyperlink"/>
+          </w:rPr>
+          <w:t xml:space="preserve">Figure 22</w:t>
+        </w:r>
+      </w:hyperlink>
+      <w:r>
+        <w:t xml:space="preserve">) is model-free in the sense that the focal discrepancy is supplied directly as</w:t>
+      </w:r>
+      <w:r>
+        <w:t xml:space="preserve"> </w:t>
+      </w:r>
+      <m:oMath>
+        <m:r>
+          <m:t>R</m:t>
+        </m:r>
+        <m:r>
+          <m:t>M</m:t>
+        </m:r>
+        <m:r>
+          <m:t>S</m:t>
+        </m:r>
+        <m:r>
+          <m:t>E</m:t>
+        </m:r>
+        <m:r>
+          <m:t>A</m:t>
+        </m:r>
+        <m:r>
+          <m:rPr>
+            <m:sty m:val="p"/>
+          </m:rPr>
+          <m:t>=</m:t>
+        </m:r>
+        <m:r>
+          <m:t>0.05</m:t>
+        </m:r>
+      </m:oMath>
+      <w:r>
+        <w:t xml:space="preserve">, so power is evaluated for a global test of exact fit rather than for a specific substantive parameter. Conceptually, this treats misspecification as an overall degree of lack of fit per degree of freedom, which makes the analysis comparable across different SEM families as long as the same effect metric is used</w:t>
+      </w:r>
+      <w:r>
+        <w:t xml:space="preserve"> </w:t>
+      </w:r>
+      <w:r>
+        <w:t xml:space="preserve">(Jak et al., 2021; Jobst et al., 2023; Moshagen &amp; Bader, 2024)</w:t>
+      </w:r>
+      <w:r>
+        <w:t xml:space="preserve">.</w:t>
+      </w:r>
+    </w:p>
+    <w:p>
+      <w:pPr>
+        <w:pStyle w:val="SourceCode"/>
+      </w:pPr>
+      <w:r>
+        <w:br/>
+      </w:r>
+      <w:r>
+        <w:rPr>
+          <w:rStyle w:val="VerbatimChar"/>
+        </w:rPr>
+        <w:t xml:space="preserve"> semPower: Post hoc power analysis</w:t>
+      </w:r>
+      <w:r>
+        <w:br/>
+      </w:r>
+      <w:r>
+        <w:rPr>
+          <w:rStyle w:val="VerbatimChar"/>
+        </w:rPr>
+        <w:t xml:space="preserve">                                      </w:t>
+      </w:r>
+      <w:r>
+        <w:br/>
+      </w:r>
+      <w:r>
+        <w:rPr>
+          <w:rStyle w:val="VerbatimChar"/>
+        </w:rPr>
+        <w:t xml:space="preserve"> F0                       0.622500    </w:t>
+      </w:r>
+      <w:r>
+        <w:br/>
+      </w:r>
+      <w:r>
+        <w:rPr>
+          <w:rStyle w:val="VerbatimChar"/>
+        </w:rPr>
+        <w:t xml:space="preserve"> RMSEA                    0.050000    </w:t>
+      </w:r>
+      <w:r>
+        <w:br/>
+      </w:r>
+      <w:r>
+        <w:rPr>
+          <w:rStyle w:val="VerbatimChar"/>
+        </w:rPr>
+        <w:t xml:space="preserve"> Mc                       0.732531    </w:t>
+      </w:r>
+      <w:r>
+        <w:br/>
+      </w:r>
+      <w:r>
+        <w:rPr>
+          <w:rStyle w:val="VerbatimChar"/>
+        </w:rPr>
+        <w:t xml:space="preserve"> GFI                      0.950683    </w:t>
+      </w:r>
+      <w:r>
+        <w:br/>
+      </w:r>
+      <w:r>
+        <w:rPr>
+          <w:rStyle w:val="VerbatimChar"/>
+        </w:rPr>
+        <w:t xml:space="preserve"> AGFI                     0.940582    </w:t>
+      </w:r>
+      <w:r>
+        <w:br/>
+      </w:r>
+      <w:r>
+        <w:rPr>
+          <w:rStyle w:val="VerbatimChar"/>
+        </w:rPr>
+        <w:t xml:space="preserve">                                      </w:t>
+      </w:r>
+      <w:r>
+        <w:br/>
+      </w:r>
+      <w:r>
+        <w:rPr>
+          <w:rStyle w:val="VerbatimChar"/>
+        </w:rPr>
+        <w:t xml:space="preserve"> df                       249         </w:t>
+      </w:r>
+      <w:r>
+        <w:br/>
+      </w:r>
+      <w:r>
+        <w:rPr>
+          <w:rStyle w:val="VerbatimChar"/>
+        </w:rPr>
+        <w:t xml:space="preserve"> Num Observations         1047        </w:t>
+      </w:r>
+      <w:r>
+        <w:br/>
+      </w:r>
+      <w:r>
+        <w:rPr>
+          <w:rStyle w:val="VerbatimChar"/>
+        </w:rPr>
+        <w:t xml:space="preserve"> NCP                      651.1350    </w:t>
+      </w:r>
+      <w:r>
+        <w:br/>
+      </w:r>
+      <w:r>
+        <w:rPr>
+          <w:rStyle w:val="VerbatimChar"/>
+        </w:rPr>
+        <w:t xml:space="preserve">                                      </w:t>
+      </w:r>
+      <w:r>
+        <w:br/>
+      </w:r>
+      <w:r>
+        <w:rPr>
+          <w:rStyle w:val="VerbatimChar"/>
+        </w:rPr>
+        <w:t xml:space="preserve"> Critical Chi-Square      286.8077    </w:t>
+      </w:r>
+      <w:r>
+        <w:br/>
+      </w:r>
+      <w:r>
+        <w:rPr>
+          <w:rStyle w:val="VerbatimChar"/>
+        </w:rPr>
+        <w:t xml:space="preserve"> Alpha                    0.050000    </w:t>
+      </w:r>
+      <w:r>
+        <w:br/>
+      </w:r>
+      <w:r>
+        <w:rPr>
+          <w:rStyle w:val="VerbatimChar"/>
+        </w:rPr>
+        <w:t xml:space="preserve"> Beta                     4.771426e-48</w:t>
+      </w:r>
+      <w:r>
+        <w:br/>
+      </w:r>
+      <w:r>
+        <w:rPr>
+          <w:rStyle w:val="VerbatimChar"/>
+        </w:rPr>
+        <w:t xml:space="preserve"> Power (1 - Beta)         &gt; 0.9999    </w:t>
+      </w:r>
+      <w:r>
+        <w:br/>
+      </w:r>
+      <w:r>
+        <w:rPr>
+          <w:rStyle w:val="VerbatimChar"/>
+        </w:rPr>
+        <w:t xml:space="preserve"> Implied Alpha/Beta Ratio 1.047905e+46</w:t>
+      </w:r>
+    </w:p>
+    <w:tbl>
+      <w:tblPr>
+        <w:tblStyle w:val="Table"/>
+        <w:tblW w:type="pct" w:w="5000"/>
+        <w:tblLayout w:type="fixed"/>
+        <w:tblLook w:firstRow="0" w:lastRow="0" w:firstColumn="0" w:lastColumn="0" w:noHBand="0" w:noVBand="0" w:val="0000"/>
+      </w:tblPr>
+      <w:tblGrid>
+        <w:gridCol w:w="7920"/>
+      </w:tblGrid>
+      <w:tr>
+        <w:tc>
+          <w:tcPr/>
+          <w:bookmarkStart w:id="199" w:name="fig-posthoc-rmsea"/>
+          <w:p>
+            <w:pPr>
+              <w:pStyle w:val="Compact"/>
+              <w:jc w:val="center"/>
+            </w:pPr>
+            <w:r>
+              <w:drawing>
+                <wp:inline>
+                  <wp:extent cx="5334000" cy="3333749"/>
+                  <wp:effectExtent b="0" l="0" r="0" t="0"/>
+                  <wp:docPr descr="" title="" id="197" name="Picture"/>
+                  <a:graphic>
+                    <a:graphicData uri="http://schemas.openxmlformats.org/drawingml/2006/picture">
+                      <pic:pic>
+                        <pic:nvPicPr>
+                          <pic:cNvPr descr="index_files/figure-docx/Scripts-AnalysisScripts-06_posthoc-fig-posthoc-rmsea-output-2.png" id="198" name="Picture"/>
+                          <pic:cNvPicPr>
+                            <a:picLocks noChangeArrowheads="1" noChangeAspect="1"/>
+                          </pic:cNvPicPr>
+                        </pic:nvPicPr>
+                        <pic:blipFill>
+                          <a:blip r:embed="rId196"/>
+                          <a:stretch>
+                            <a:fillRect/>
+                          </a:stretch>
+                        </pic:blipFill>
+                        <pic:spPr bwMode="auto">
+                          <a:xfrm>
+                            <a:off x="0" y="0"/>
+                            <a:ext cx="5334000" cy="3333749"/>
+                          </a:xfrm>
+                          <a:prstGeom prst="rect">
+                            <a:avLst/>
+                          </a:prstGeom>
+                          <a:noFill/>
+                          <a:ln w="9525">
+                            <a:noFill/>
+                            <a:headEnd/>
+                            <a:tailEnd/>
+                          </a:ln>
+                        </pic:spPr>
+                      </pic:pic>
+                    </a:graphicData>
+                  </a:graphic>
+                </wp:inline>
+              </w:drawing>
+            </w:r>
+          </w:p>
+          <w:p>
+            <w:pPr>
+              <w:jc w:val="center"/>
+            </w:pPr>
+            <w:pPr>
+              <w:jc w:val="left"/>
+              <w:spacing w:before="200"/>
+              <w:pStyle w:val="ImageCaption"/>
+            </w:pPr>
+            <w:r>
+              <w:t xml:space="preserve">Figure 22: Post hoc power analysis for RMSEA = 0.05.</w:t>
+            </w:r>
+          </w:p>
+          <w:bookmarkEnd w:id="199"/>
+        </w:tc>
+      </w:tr>
+    </w:tbl>
+    <w:p>
+      <w:pPr>
+        <w:pStyle w:val="BodyText"/>
+      </w:pPr>
+      <w:r>
+        <w:rPr>
+          <w:vertAlign w:val="subscript"/>
+        </w:rPr>
+        <w:t xml:space="preserve">Source:</w:t>
+      </w:r>
+      <w:r>
+        <w:rPr>
+          <w:vertAlign w:val="subscript"/>
+        </w:rPr>
+        <w:t xml:space="preserve"> </w:t>
+      </w:r>
+      <w:hyperlink r:id="rId200">
+        <w:r>
+          <w:rPr>
+            <w:rStyle w:val="Hyperlink"/>
+            <w:vertAlign w:val="subscript"/>
+          </w:rPr>
+          <w:t xml:space="preserve">Post Hoc Power Analysis</w:t>
+        </w:r>
+      </w:hyperlink>
+    </w:p>
+    <w:p>
+      <w:pPr>
+        <w:pStyle w:val="BodyText"/>
+      </w:pPr>
+      <w:r>
+        <w:t xml:space="preserve">The</w:t>
+      </w:r>
+      <w:r>
+        <w:t xml:space="preserve"> </w:t>
+      </w:r>
+      <w:hyperlink w:anchor="fig-posthoc-rmsea">
+        <w:r>
+          <w:rPr>
+            <w:rStyle w:val="Hyperlink"/>
+          </w:rPr>
+          <w:t xml:space="preserve">Figure 22</w:t>
+        </w:r>
+      </w:hyperlink>
+      <w:r>
+        <w:t xml:space="preserve"> </w:t>
+      </w:r>
+      <w:r>
+        <w:t xml:space="preserve">shows an extremely high detection capacity for the tested discrepancy. With</w:t>
+      </w:r>
+      <w:r>
+        <w:t xml:space="preserve"> </w:t>
+      </w:r>
+      <m:oMath>
+        <m:sSub>
+          <m:e>
+            <m:r>
+              <m:t>F</m:t>
+            </m:r>
+          </m:e>
+          <m:sub>
+            <m:r>
+              <m:t>0</m:t>
+            </m:r>
+          </m:sub>
+        </m:sSub>
+        <m:r>
+          <m:rPr>
+            <m:sty m:val="p"/>
+          </m:rPr>
+          <m:t>=</m:t>
+        </m:r>
+      </m:oMath>
+      <w:r>
+        <w:t xml:space="preserve"> </w:t>
+      </w:r>
+      <w:r>
+        <w:t xml:space="preserve">0.623,</w:t>
+      </w:r>
+      <w:r>
+        <w:t xml:space="preserve"> </w:t>
+      </w:r>
+      <m:oMath>
+        <m:r>
+          <m:t>R</m:t>
+        </m:r>
+        <m:r>
+          <m:t>M</m:t>
+        </m:r>
+        <m:r>
+          <m:t>S</m:t>
+        </m:r>
+        <m:r>
+          <m:t>E</m:t>
+        </m:r>
+        <m:r>
+          <m:t>A</m:t>
+        </m:r>
+        <m:r>
+          <m:rPr>
+            <m:sty m:val="p"/>
+          </m:rPr>
+          <m:t>=</m:t>
+        </m:r>
+      </m:oMath>
+      <w:r>
+        <w:t xml:space="preserve"> </w:t>
+      </w:r>
+      <w:r>
+        <w:t xml:space="preserve">0.05,</w:t>
+      </w:r>
+      <w:r>
+        <w:t xml:space="preserve"> </w:t>
+      </w:r>
+      <m:oMath>
+        <m:r>
+          <m:t>d</m:t>
+        </m:r>
+        <m:r>
+          <m:t>f</m:t>
+        </m:r>
+        <m:r>
+          <m:rPr>
+            <m:sty m:val="p"/>
+          </m:rPr>
+          <m:t>=</m:t>
+        </m:r>
+      </m:oMath>
+      <w:r>
+        <w:t xml:space="preserve"> </w:t>
+      </w:r>
+      <w:r>
+        <w:t xml:space="preserve">249, and</w:t>
+      </w:r>
+      <w:r>
+        <w:t xml:space="preserve"> </w:t>
+      </w:r>
+      <m:oMath>
+        <m:r>
+          <m:t>N</m:t>
+        </m:r>
+        <m:r>
+          <m:rPr>
+            <m:sty m:val="p"/>
+          </m:rPr>
+          <m:t>=</m:t>
+        </m:r>
+      </m:oMath>
+      <w:r>
+        <w:t xml:space="preserve"> </w:t>
+      </w:r>
+      <w:r>
+        <w:t xml:space="preserve">1047, the noncentrality parameter reached</w:t>
+      </w:r>
+      <w:r>
+        <w:t xml:space="preserve"> </w:t>
+      </w:r>
+      <m:oMath>
+        <m:r>
+          <m:t>N</m:t>
+        </m:r>
+        <m:r>
+          <m:t>C</m:t>
+        </m:r>
+        <m:r>
+          <m:t>P</m:t>
+        </m:r>
+        <m:r>
+          <m:rPr>
+            <m:sty m:val="p"/>
+          </m:rPr>
+          <m:t>=</m:t>
+        </m:r>
+      </m:oMath>
+      <w:r>
+        <w:t xml:space="preserve"> </w:t>
+      </w:r>
+      <w:r>
+        <w:t xml:space="preserve">651.135, while the critical value was only</w:t>
+      </w:r>
+      <w:r>
+        <w:t xml:space="preserve"> </w:t>
+      </w:r>
+      <m:oMath>
+        <m:sSubSup>
+          <m:e>
+            <m:r>
+              <m:t>χ</m:t>
+            </m:r>
+          </m:e>
+          <m:sub>
+            <m:r>
+              <m:t>c</m:t>
+            </m:r>
+            <m:r>
+              <m:t>r</m:t>
+            </m:r>
+            <m:r>
+              <m:t>i</m:t>
+            </m:r>
+            <m:r>
+              <m:t>t</m:t>
+            </m:r>
+          </m:sub>
+          <m:sup>
+            <m:r>
+              <m:t>2</m:t>
+            </m:r>
+          </m:sup>
+        </m:sSubSup>
+        <m:r>
+          <m:rPr>
+            <m:sty m:val="p"/>
+          </m:rPr>
+          <m:t>=</m:t>
+        </m:r>
+      </m:oMath>
+      <w:r>
+        <w:t xml:space="preserve"> </w:t>
+      </w:r>
+      <w:r>
+        <w:t xml:space="preserve">286.808.</w:t>
+      </w:r>
+    </w:p>
+    <w:p>
+      <w:pPr>
+        <w:pStyle w:val="BodyText"/>
+      </w:pPr>
+      <w:r>
+        <w:t xml:space="preserve">As a result, power was effectively 1. In substantive terms, this means that, under this effect specification, the design was more than sufficient to detect the target misspecification.</w:t>
+      </w:r>
+    </w:p>
+    <w:p>
+      <w:pPr>
+        <w:pStyle w:val="BodyText"/>
+      </w:pPr>
+      <w:r>
+        <w:t xml:space="preserve">The graph is fully consistent with this result. The noncentral</w:t>
+      </w:r>
+      <w:r>
+        <w:t xml:space="preserve"> </w:t>
+      </w:r>
+      <m:oMath>
+        <m:sSup>
+          <m:e>
+            <m:r>
+              <m:t>χ</m:t>
+            </m:r>
+          </m:e>
+          <m:sup>
+            <m:r>
+              <m:t>2</m:t>
+            </m:r>
+          </m:sup>
+        </m:sSup>
+      </m:oMath>
+      <w:r>
+        <w:t xml:space="preserve"> </w:t>
+      </w:r>
+      <w:r>
+        <w:t xml:space="preserve">curve is located far to the right of the critical value, and the shaded</w:t>
+      </w:r>
+      <w:r>
+        <w:t xml:space="preserve"> </w:t>
+      </w:r>
+      <m:oMath>
+        <m:r>
+          <m:t>β</m:t>
+        </m:r>
+      </m:oMath>
+      <w:r>
+        <w:t xml:space="preserve"> </w:t>
+      </w:r>
+      <w:r>
+        <w:t xml:space="preserve">region is essentially negligible, while the</w:t>
+      </w:r>
+      <w:r>
+        <w:t xml:space="preserve"> </w:t>
+      </w:r>
+      <m:oMath>
+        <m:r>
+          <m:t>α</m:t>
+        </m:r>
+      </m:oMath>
+      <w:r>
+        <w:t xml:space="preserve"> </w:t>
+      </w:r>
+      <w:r>
+        <w:t xml:space="preserve">region remains fixed at</w:t>
+      </w:r>
+      <w:r>
+        <w:t xml:space="preserve"> </w:t>
+      </w:r>
+      <m:oMath>
+        <m:r>
+          <m:t>0.05</m:t>
+        </m:r>
+      </m:oMath>
+      <w:r>
+        <w:t xml:space="preserve">.</w:t>
+      </w:r>
+    </w:p>
+    <w:p>
+      <w:pPr>
+        <w:pStyle w:val="BodyText"/>
+      </w:pPr>
+      <w:r>
+        <w:t xml:space="preserve">The model-based specifications (</w:t>
+      </w:r>
+      <w:hyperlink w:anchor="fig-posthoc-realmodel">
+        <w:r>
+          <w:rPr>
+            <w:rStyle w:val="Hyperlink"/>
+          </w:rPr>
+          <w:t xml:space="preserve">Figure 23</w:t>
+        </w:r>
+      </w:hyperlink>
+      <w:r>
+        <w:t xml:space="preserve">) move one step closer to substantive hypotheses by deriving the effect from explicitly defined models. In this setup, the population model generates the covariance structure expected under the data-generating process, whereas the analysis model encodes the restrictions to be tested; the discrepancy between them is then translated into the population minimum of the fitting function and, from there, into analytical power</w:t>
+      </w:r>
+      <w:r>
+        <w:t xml:space="preserve"> </w:t>
+      </w:r>
+      <w:r>
+        <w:t xml:space="preserve">(Jobst et al., 2023; Moshagen &amp; Bader, 2024)</w:t>
+      </w:r>
+      <w:r>
+        <w:t xml:space="preserve">.</w:t>
+      </w:r>
+    </w:p>
+    <w:p>
+      <w:pPr>
+        <w:pStyle w:val="BodyText"/>
+      </w:pPr>
+      <w:r>
+        <w:t xml:space="preserve">When only</w:t>
+      </w:r>
+      <w:r>
+        <w:t xml:space="preserve"> </w:t>
+      </w:r>
+      <w:r>
+        <w:rPr>
+          <w:rStyle w:val="VerbatimChar"/>
+        </w:rPr>
+        <w:t xml:space="preserve">modelH0</w:t>
+      </w:r>
+      <w:r>
+        <w:t xml:space="preserve"> </w:t>
+      </w:r>
+      <w:r>
+        <w:t xml:space="preserve">is provided (</w:t>
+      </w:r>
+      <w:hyperlink w:anchor="fig-posthoc-realmodel">
+        <w:r>
+          <w:rPr>
+            <w:rStyle w:val="Hyperlink"/>
+          </w:rPr>
+          <w:t xml:space="preserve">Figure 23</w:t>
+        </w:r>
+      </w:hyperlink>
+      <w:r>
+        <w:t xml:space="preserve">), the comparison is against the saturated model, so the power analysis concerns the ability to detect that the focal model does not reproduce the population moments exactly. This is a global hypothesis about overall fit, not a targeted test of one particular restriction, even though the model itself may embody many substantive assumptions</w:t>
+      </w:r>
+      <w:r>
+        <w:t xml:space="preserve"> </w:t>
+      </w:r>
+      <w:r>
+        <w:t xml:space="preserve">(Jak et al., 2021; Moshagen &amp; Bader, 2024)</w:t>
+      </w:r>
+      <w:r>
+        <w:t xml:space="preserve">.</w:t>
+      </w:r>
+    </w:p>
+    <w:p>
+      <w:pPr>
+        <w:pStyle w:val="SourceCode"/>
+      </w:pPr>
+      <w:r>
+        <w:br/>
+      </w:r>
+      <w:r>
+        <w:rPr>
+          <w:rStyle w:val="VerbatimChar"/>
+        </w:rPr>
+        <w:t xml:space="preserve"> semPower: Post hoc power analysis</w:t>
+      </w:r>
+      <w:r>
+        <w:br/>
+      </w:r>
+      <w:r>
+        <w:rPr>
+          <w:rStyle w:val="VerbatimChar"/>
+        </w:rPr>
+        <w:t xml:space="preserve">                                      </w:t>
+      </w:r>
+      <w:r>
+        <w:br/>
+      </w:r>
+      <w:r>
+        <w:rPr>
+          <w:rStyle w:val="VerbatimChar"/>
+        </w:rPr>
+        <w:t xml:space="preserve"> F0                       0.303870    </w:t>
+      </w:r>
+      <w:r>
+        <w:br/>
+      </w:r>
+      <w:r>
+        <w:rPr>
+          <w:rStyle w:val="VerbatimChar"/>
+        </w:rPr>
+        <w:t xml:space="preserve"> RMSEA                    0.034934    </w:t>
+      </w:r>
+      <w:r>
+        <w:br/>
+      </w:r>
+      <w:r>
+        <w:rPr>
+          <w:rStyle w:val="VerbatimChar"/>
+        </w:rPr>
+        <w:t xml:space="preserve"> SRMR                     0.175600    </w:t>
+      </w:r>
+      <w:r>
+        <w:br/>
+      </w:r>
+      <w:r>
+        <w:rPr>
+          <w:rStyle w:val="VerbatimChar"/>
+        </w:rPr>
+        <w:t xml:space="preserve"> Mc                       0.859044    </w:t>
+      </w:r>
+      <w:r>
+        <w:br/>
+      </w:r>
+      <w:r>
+        <w:rPr>
+          <w:rStyle w:val="VerbatimChar"/>
+        </w:rPr>
+        <w:t xml:space="preserve"> GFI                      0.975303    </w:t>
+      </w:r>
+      <w:r>
+        <w:br/>
+      </w:r>
+      <w:r>
+        <w:rPr>
+          <w:rStyle w:val="VerbatimChar"/>
+        </w:rPr>
+        <w:t xml:space="preserve"> AGFI                     0.970244    </w:t>
+      </w:r>
+      <w:r>
+        <w:br/>
+      </w:r>
+      <w:r>
+        <w:rPr>
+          <w:rStyle w:val="VerbatimChar"/>
+        </w:rPr>
+        <w:t xml:space="preserve"> CFI                      0.977582    </w:t>
+      </w:r>
+      <w:r>
+        <w:br/>
+      </w:r>
+      <w:r>
+        <w:rPr>
+          <w:rStyle w:val="VerbatimChar"/>
+        </w:rPr>
+        <w:t xml:space="preserve">                                      </w:t>
+      </w:r>
+      <w:r>
+        <w:br/>
+      </w:r>
+      <w:r>
+        <w:rPr>
+          <w:rStyle w:val="VerbatimChar"/>
+        </w:rPr>
+        <w:t xml:space="preserve"> df                       249         </w:t>
+      </w:r>
+      <w:r>
+        <w:br/>
+      </w:r>
+      <w:r>
+        <w:rPr>
+          <w:rStyle w:val="VerbatimChar"/>
+        </w:rPr>
+        <w:t xml:space="preserve"> Num Observations         1047        </w:t>
+      </w:r>
+      <w:r>
+        <w:br/>
+      </w:r>
+      <w:r>
+        <w:rPr>
+          <w:rStyle w:val="VerbatimChar"/>
+        </w:rPr>
+        <w:t xml:space="preserve"> NCP                      317.8482    </w:t>
+      </w:r>
+      <w:r>
+        <w:br/>
+      </w:r>
+      <w:r>
+        <w:rPr>
+          <w:rStyle w:val="VerbatimChar"/>
+        </w:rPr>
+        <w:t xml:space="preserve">                                      </w:t>
+      </w:r>
+      <w:r>
+        <w:br/>
+      </w:r>
+      <w:r>
+        <w:rPr>
+          <w:rStyle w:val="VerbatimChar"/>
+        </w:rPr>
+        <w:t xml:space="preserve"> Critical Chi-Square      286.8077    </w:t>
+      </w:r>
+      <w:r>
+        <w:br/>
+      </w:r>
+      <w:r>
+        <w:rPr>
+          <w:rStyle w:val="VerbatimChar"/>
+        </w:rPr>
+        <w:t xml:space="preserve"> Alpha                    0.050000    </w:t>
+      </w:r>
+      <w:r>
+        <w:br/>
+      </w:r>
+      <w:r>
+        <w:rPr>
+          <w:rStyle w:val="VerbatimChar"/>
+        </w:rPr>
+        <w:t xml:space="preserve"> Beta                     6.740368e-16</w:t>
+      </w:r>
+      <w:r>
+        <w:br/>
+      </w:r>
+      <w:r>
+        <w:rPr>
+          <w:rStyle w:val="VerbatimChar"/>
+        </w:rPr>
+        <w:t xml:space="preserve"> Power (1 - Beta)         &gt; 0.9999    </w:t>
+      </w:r>
+      <w:r>
+        <w:br/>
+      </w:r>
+      <w:r>
+        <w:rPr>
+          <w:rStyle w:val="VerbatimChar"/>
+        </w:rPr>
+        <w:t xml:space="preserve"> Implied Alpha/Beta Ratio 7.417993e+13</w:t>
+      </w:r>
+    </w:p>
+    <w:tbl>
+      <w:tblPr>
+        <w:tblStyle w:val="Table"/>
+        <w:tblW w:type="pct" w:w="5000"/>
+        <w:tblLayout w:type="fixed"/>
+        <w:tblLook w:firstRow="0" w:lastRow="0" w:firstColumn="0" w:lastColumn="0" w:noHBand="0" w:noVBand="0" w:val="0000"/>
+      </w:tblPr>
+      <w:tblGrid>
+        <w:gridCol w:w="7920"/>
+      </w:tblGrid>
+      <w:tr>
+        <w:tc>
+          <w:tcPr/>
+          <w:bookmarkStart w:id="204" w:name="fig-posthoc-realmodel"/>
+          <w:p>
+            <w:pPr>
+              <w:pStyle w:val="Compact"/>
+              <w:jc w:val="center"/>
+            </w:pPr>
+            <w:r>
+              <w:drawing>
+                <wp:inline>
+                  <wp:extent cx="5334000" cy="3333749"/>
+                  <wp:effectExtent b="0" l="0" r="0" t="0"/>
+                  <wp:docPr descr="" title="" id="202" name="Picture"/>
+                  <a:graphic>
+                    <a:graphicData uri="http://schemas.openxmlformats.org/drawingml/2006/picture">
+                      <pic:pic>
+                        <pic:nvPicPr>
+                          <pic:cNvPr descr="index_files/figure-docx/Scripts-AnalysisScripts-06_posthoc-fig-posthoc-realmodel-output-2.png" id="203" name="Picture"/>
+                          <pic:cNvPicPr>
+                            <a:picLocks noChangeArrowheads="1" noChangeAspect="1"/>
+                          </pic:cNvPicPr>
+                        </pic:nvPicPr>
+                        <pic:blipFill>
+                          <a:blip r:embed="rId201"/>
+                          <a:stretch>
+                            <a:fillRect/>
+                          </a:stretch>
+                        </pic:blipFill>
+                        <pic:spPr bwMode="auto">
+                          <a:xfrm>
+                            <a:off x="0" y="0"/>
+                            <a:ext cx="5334000" cy="3333749"/>
+                          </a:xfrm>
+                          <a:prstGeom prst="rect">
+                            <a:avLst/>
+                          </a:prstGeom>
+                          <a:noFill/>
+                          <a:ln w="9525">
+                            <a:noFill/>
+                            <a:headEnd/>
+                            <a:tailEnd/>
+                          </a:ln>
+                        </pic:spPr>
+                      </pic:pic>
+                    </a:graphicData>
+                  </a:graphic>
+                </wp:inline>
+              </w:drawing>
+            </w:r>
+          </w:p>
+          <w:p>
+            <w:pPr>
+              <w:jc w:val="center"/>
+            </w:pPr>
+            <w:pPr>
+              <w:jc w:val="left"/>
+              <w:spacing w:before="200"/>
+              <w:pStyle w:val="ImageCaption"/>
+            </w:pPr>
+            <w:r>
+              <w:t xml:space="preserve">Figure 23: Post hoc power analysis for the real model.</w:t>
+            </w:r>
+          </w:p>
+          <w:bookmarkEnd w:id="204"/>
+        </w:tc>
+      </w:tr>
+    </w:tbl>
+    <w:p>
+      <w:pPr>
+        <w:pStyle w:val="BodyText"/>
+      </w:pPr>
+      <w:r>
+        <w:rPr>
+          <w:vertAlign w:val="subscript"/>
+        </w:rPr>
+        <w:t xml:space="preserve">Source:</w:t>
+      </w:r>
+      <w:r>
+        <w:rPr>
+          <w:vertAlign w:val="subscript"/>
+        </w:rPr>
+        <w:t xml:space="preserve"> </w:t>
+      </w:r>
+      <w:hyperlink r:id="rId205">
+        <w:r>
+          <w:rPr>
+            <w:rStyle w:val="Hyperlink"/>
+            <w:vertAlign w:val="subscript"/>
+          </w:rPr>
+          <w:t xml:space="preserve">Post Hoc Power Analysis</w:t>
+        </w:r>
+      </w:hyperlink>
+    </w:p>
+    <w:p>
+      <w:pPr>
+        <w:pStyle w:val="BodyText"/>
+      </w:pPr>
+      <w:r>
+        <w:t xml:space="preserve">The</w:t>
+      </w:r>
+      <w:r>
+        <w:t xml:space="preserve"> </w:t>
+      </w:r>
+      <w:hyperlink w:anchor="fig-posthoc-realmodel">
+        <w:r>
+          <w:rPr>
+            <w:rStyle w:val="Hyperlink"/>
+          </w:rPr>
+          <w:t xml:space="preserve">Figure 23</w:t>
+        </w:r>
+      </w:hyperlink>
+      <w:r>
+        <w:t xml:space="preserve"> </w:t>
+      </w:r>
+      <w:r>
+        <w:t xml:space="preserve">shows an extremely high detection capacity for the tested discrepancy. With</w:t>
+      </w:r>
+      <w:r>
+        <w:t xml:space="preserve"> </w:t>
+      </w:r>
+      <m:oMath>
+        <m:sSub>
+          <m:e>
+            <m:r>
+              <m:t>F</m:t>
+            </m:r>
+          </m:e>
+          <m:sub>
+            <m:r>
+              <m:t>0</m:t>
+            </m:r>
+          </m:sub>
+        </m:sSub>
+        <m:r>
+          <m:rPr>
+            <m:sty m:val="p"/>
+          </m:rPr>
+          <m:t>=</m:t>
+        </m:r>
+      </m:oMath>
+      <w:r>
+        <w:t xml:space="preserve"> </w:t>
+      </w:r>
+      <w:r>
+        <w:t xml:space="preserve">0.304,</w:t>
+      </w:r>
+      <w:r>
+        <w:t xml:space="preserve"> </w:t>
+      </w:r>
+      <m:oMath>
+        <m:r>
+          <m:t>R</m:t>
+        </m:r>
+        <m:r>
+          <m:t>M</m:t>
+        </m:r>
+        <m:r>
+          <m:t>S</m:t>
+        </m:r>
+        <m:r>
+          <m:t>E</m:t>
+        </m:r>
+        <m:r>
+          <m:t>A</m:t>
+        </m:r>
+        <m:r>
+          <m:rPr>
+            <m:sty m:val="p"/>
+          </m:rPr>
+          <m:t>=</m:t>
+        </m:r>
+      </m:oMath>
+      <w:r>
+        <w:t xml:space="preserve"> </w:t>
+      </w:r>
+      <w:r>
+        <w:t xml:space="preserve">0.035,</w:t>
+      </w:r>
+      <w:r>
+        <w:t xml:space="preserve"> </w:t>
+      </w:r>
+      <m:oMath>
+        <m:r>
+          <m:t>d</m:t>
+        </m:r>
+        <m:r>
+          <m:t>f</m:t>
+        </m:r>
+        <m:r>
+          <m:rPr>
+            <m:sty m:val="p"/>
+          </m:rPr>
+          <m:t>=</m:t>
+        </m:r>
+      </m:oMath>
+      <w:r>
+        <w:t xml:space="preserve"> </w:t>
+      </w:r>
+      <w:r>
+        <w:t xml:space="preserve">249, and</w:t>
+      </w:r>
+      <w:r>
+        <w:t xml:space="preserve"> </w:t>
+      </w:r>
+      <m:oMath>
+        <m:r>
+          <m:t>N</m:t>
+        </m:r>
+        <m:r>
+          <m:rPr>
+            <m:sty m:val="p"/>
+          </m:rPr>
+          <m:t>=</m:t>
+        </m:r>
+      </m:oMath>
+      <w:r>
+        <w:t xml:space="preserve"> </w:t>
+      </w:r>
+      <w:r>
+        <w:t xml:space="preserve">1047, the noncentrality parameter reached</w:t>
+      </w:r>
+      <w:r>
+        <w:t xml:space="preserve"> </w:t>
+      </w:r>
+      <m:oMath>
+        <m:r>
+          <m:t>N</m:t>
+        </m:r>
+        <m:r>
+          <m:t>C</m:t>
+        </m:r>
+        <m:r>
+          <m:t>P</m:t>
+        </m:r>
+        <m:r>
+          <m:rPr>
+            <m:sty m:val="p"/>
+          </m:rPr>
+          <m:t>=</m:t>
+        </m:r>
+      </m:oMath>
+      <w:r>
+        <w:t xml:space="preserve"> </w:t>
+      </w:r>
+      <w:r>
+        <w:t xml:space="preserve">317.848, while the critical value was only</w:t>
+      </w:r>
+      <w:r>
+        <w:t xml:space="preserve"> </w:t>
+      </w:r>
+      <m:oMath>
+        <m:sSubSup>
+          <m:e>
+            <m:r>
+              <m:t>χ</m:t>
+            </m:r>
+          </m:e>
+          <m:sub>
+            <m:r>
+              <m:t>c</m:t>
+            </m:r>
+            <m:r>
+              <m:t>r</m:t>
+            </m:r>
+            <m:r>
+              <m:t>i</m:t>
+            </m:r>
+            <m:r>
+              <m:t>t</m:t>
+            </m:r>
+          </m:sub>
+          <m:sup>
+            <m:r>
+              <m:t>2</m:t>
+            </m:r>
+          </m:sup>
+        </m:sSubSup>
+        <m:r>
+          <m:rPr>
+            <m:sty m:val="p"/>
+          </m:rPr>
+          <m:t>=</m:t>
+        </m:r>
+      </m:oMath>
+      <w:r>
+        <w:t xml:space="preserve"> </w:t>
+      </w:r>
+      <w:r>
+        <w:t xml:space="preserve">286.808.</w:t>
+      </w:r>
+    </w:p>
+    <w:p>
+      <w:pPr>
+        <w:pStyle w:val="BodyText"/>
+      </w:pPr>
+      <w:r>
+        <w:t xml:space="preserve">The graphical result shows the same pattern as in the previous case, although with less separation between the two distributions. Even so, the noncentral distribution still lies predominantly to the right of the cutoff, so the probability of failing to detect the effect is practically zero.</w:t>
+      </w:r>
+    </w:p>
+    <w:p>
+      <w:pPr>
+        <w:pStyle w:val="BodyText"/>
+      </w:pPr>
+      <w:r>
+        <w:t xml:space="preserve">When both</w:t>
+      </w:r>
+      <w:r>
+        <w:t xml:space="preserve"> </w:t>
+      </w:r>
+      <w:r>
+        <w:rPr>
+          <w:rStyle w:val="VerbatimChar"/>
+        </w:rPr>
+        <w:t xml:space="preserve">modelH0</w:t>
+      </w:r>
+      <w:r>
+        <w:t xml:space="preserve"> </w:t>
+      </w:r>
+      <w:r>
+        <w:t xml:space="preserve">and</w:t>
+      </w:r>
+      <w:r>
+        <w:t xml:space="preserve"> </w:t>
+      </w:r>
+      <w:r>
+        <w:rPr>
+          <w:rStyle w:val="VerbatimChar"/>
+        </w:rPr>
+        <w:t xml:space="preserve">modelH1</w:t>
+      </w:r>
+      <w:r>
+        <w:t xml:space="preserve"> </w:t>
+      </w:r>
+      <w:r>
+        <w:t xml:space="preserve">are specified (</w:t>
+      </w:r>
+      <w:hyperlink w:anchor="fig-posthoc-misspec">
+        <w:r>
+          <w:rPr>
+            <w:rStyle w:val="Hyperlink"/>
+          </w:rPr>
+          <w:t xml:space="preserve">Figure 24</w:t>
+        </w:r>
+      </w:hyperlink>
+      <w:r>
+        <w:t xml:space="preserve">), the analysis becomes a nested-model comparison. In that case, power refers to the probability of detecting the additional restrictions imposed by</w:t>
+      </w:r>
+      <w:r>
+        <w:t xml:space="preserve"> </w:t>
+      </w:r>
+      <m:oMath>
+        <m:sSub>
+          <m:e>
+            <m:r>
+              <m:t>H</m:t>
+            </m:r>
+          </m:e>
+          <m:sub>
+            <m:r>
+              <m:t>0</m:t>
+            </m:r>
+          </m:sub>
+        </m:sSub>
+      </m:oMath>
+      <w:r>
+        <w:t xml:space="preserve"> </w:t>
+      </w:r>
+      <w:r>
+        <w:t xml:space="preserve">relative to a less restrictive competitor, which is usually the conceptually preferable strategy when the research question concerns a particular constrained relation rather than the model as a whole</w:t>
+      </w:r>
+      <w:r>
+        <w:t xml:space="preserve"> </w:t>
+      </w:r>
+      <w:r>
+        <w:t xml:space="preserve">(Jak et al., 2021; Jobst et al., 2023; Moshagen &amp; Bader, 2024)</w:t>
+      </w:r>
+      <w:r>
+        <w:t xml:space="preserve">.</w:t>
+      </w:r>
+    </w:p>
+    <w:p>
+      <w:pPr>
+        <w:pStyle w:val="BodyText"/>
+      </w:pPr>
+      <w:r>
+        <w:t xml:space="preserve">This distinction is important because the same sample size may imply very different power depending on the hypothesis under evaluation. A study can be adequately powered to detect overall misspecification against the saturated model and still be poorly powered for a more localized restriction, or the reverse, because power in SEM is always tied to the specific discrepancy being tested</w:t>
+      </w:r>
+      <w:r>
+        <w:t xml:space="preserve"> </w:t>
+      </w:r>
+      <w:r>
+        <w:t xml:space="preserve">(Jobst et al., 2023; Moshagen &amp; Bader, 2024; Wang, 2023)</w:t>
+      </w:r>
+      <w:r>
+        <w:t xml:space="preserve">.</w:t>
+      </w:r>
+    </w:p>
+    <w:p>
+      <w:pPr>
+        <w:pStyle w:val="SourceCode"/>
+      </w:pPr>
+      <w:r>
+        <w:br/>
+      </w:r>
+      <w:r>
+        <w:rPr>
+          <w:rStyle w:val="VerbatimChar"/>
+        </w:rPr>
+        <w:t xml:space="preserve"> semPower: Post hoc power analysis</w:t>
+      </w:r>
+      <w:r>
+        <w:br/>
+      </w:r>
+      <w:r>
+        <w:rPr>
+          <w:rStyle w:val="VerbatimChar"/>
+        </w:rPr>
+        <w:t xml:space="preserve">                                  </w:t>
+      </w:r>
+      <w:r>
+        <w:br/>
+      </w:r>
+      <w:r>
+        <w:rPr>
+          <w:rStyle w:val="VerbatimChar"/>
+        </w:rPr>
+        <w:t xml:space="preserve"> F0                       0.009082</w:t>
+      </w:r>
+      <w:r>
+        <w:br/>
+      </w:r>
+      <w:r>
+        <w:rPr>
+          <w:rStyle w:val="VerbatimChar"/>
+        </w:rPr>
+        <w:t xml:space="preserve"> RMSEA                    0.055021</w:t>
+      </w:r>
+      <w:r>
+        <w:br/>
+      </w:r>
+      <w:r>
+        <w:rPr>
+          <w:rStyle w:val="VerbatimChar"/>
+        </w:rPr>
+        <w:t xml:space="preserve"> Mc                       0.995469</w:t>
+      </w:r>
+      <w:r>
+        <w:br/>
+      </w:r>
+      <w:r>
+        <w:rPr>
+          <w:rStyle w:val="VerbatimChar"/>
+        </w:rPr>
+        <w:t xml:space="preserve">                                  </w:t>
+      </w:r>
+      <w:r>
+        <w:br/>
+      </w:r>
+      <w:r>
+        <w:rPr>
+          <w:rStyle w:val="VerbatimChar"/>
+        </w:rPr>
+        <w:t xml:space="preserve"> df                       3       </w:t>
+      </w:r>
+      <w:r>
+        <w:br/>
+      </w:r>
+      <w:r>
+        <w:rPr>
+          <w:rStyle w:val="VerbatimChar"/>
+        </w:rPr>
+        <w:t xml:space="preserve"> Num Observations         1047    </w:t>
+      </w:r>
+      <w:r>
+        <w:br/>
+      </w:r>
+      <w:r>
+        <w:rPr>
+          <w:rStyle w:val="VerbatimChar"/>
+        </w:rPr>
+        <w:t xml:space="preserve"> NCP                      9.499715</w:t>
+      </w:r>
+      <w:r>
+        <w:br/>
+      </w:r>
+      <w:r>
+        <w:rPr>
+          <w:rStyle w:val="VerbatimChar"/>
+        </w:rPr>
+        <w:t xml:space="preserve">                                  </w:t>
+      </w:r>
+      <w:r>
+        <w:br/>
+      </w:r>
+      <w:r>
+        <w:rPr>
+          <w:rStyle w:val="VerbatimChar"/>
+        </w:rPr>
+        <w:t xml:space="preserve"> Critical Chi-Square      7.814728</w:t>
+      </w:r>
+      <w:r>
+        <w:br/>
+      </w:r>
+      <w:r>
+        <w:rPr>
+          <w:rStyle w:val="VerbatimChar"/>
+        </w:rPr>
+        <w:t xml:space="preserve"> Alpha                    0.050000</w:t>
+      </w:r>
+      <w:r>
+        <w:br/>
+      </w:r>
+      <w:r>
+        <w:rPr>
+          <w:rStyle w:val="VerbatimChar"/>
+        </w:rPr>
+        <w:t xml:space="preserve"> Beta                     0.262955</w:t>
+      </w:r>
+      <w:r>
+        <w:br/>
+      </w:r>
+      <w:r>
+        <w:rPr>
+          <w:rStyle w:val="VerbatimChar"/>
+        </w:rPr>
+        <w:t xml:space="preserve"> Power (1 - Beta)         0.737045</w:t>
+      </w:r>
+      <w:r>
+        <w:br/>
+      </w:r>
+      <w:r>
+        <w:rPr>
+          <w:rStyle w:val="VerbatimChar"/>
+        </w:rPr>
+        <w:t xml:space="preserve"> Implied Alpha/Beta Ratio 0.190147</w:t>
+      </w:r>
+    </w:p>
+    <w:tbl>
+      <w:tblPr>
+        <w:tblStyle w:val="Table"/>
+        <w:tblW w:type="pct" w:w="5000"/>
+        <w:tblLayout w:type="fixed"/>
+        <w:tblLook w:firstRow="0" w:lastRow="0" w:firstColumn="0" w:lastColumn="0" w:noHBand="0" w:noVBand="0" w:val="0000"/>
+      </w:tblPr>
+      <w:tblGrid>
+        <w:gridCol w:w="7920"/>
+      </w:tblGrid>
+      <w:tr>
+        <w:tc>
+          <w:tcPr/>
+          <w:bookmarkStart w:id="209" w:name="fig-posthoc-misspec"/>
+          <w:p>
+            <w:pPr>
+              <w:pStyle w:val="Compact"/>
+              <w:jc w:val="center"/>
+            </w:pPr>
+            <w:r>
+              <w:drawing>
+                <wp:inline>
+                  <wp:extent cx="5334000" cy="3333749"/>
+                  <wp:effectExtent b="0" l="0" r="0" t="0"/>
+                  <wp:docPr descr="" title="" id="207" name="Picture"/>
+                  <a:graphic>
+                    <a:graphicData uri="http://schemas.openxmlformats.org/drawingml/2006/picture">
+                      <pic:pic>
+                        <pic:nvPicPr>
+                          <pic:cNvPr descr="index_files/figure-docx/Scripts-AnalysisScripts-06_posthoc-fig-posthoc-misspec-output-3.png" id="208" name="Picture"/>
+                          <pic:cNvPicPr>
+                            <a:picLocks noChangeArrowheads="1" noChangeAspect="1"/>
+                          </pic:cNvPicPr>
+                        </pic:nvPicPr>
+                        <pic:blipFill>
+                          <a:blip r:embed="rId206"/>
+                          <a:stretch>
+                            <a:fillRect/>
+                          </a:stretch>
+                        </pic:blipFill>
+                        <pic:spPr bwMode="auto">
+                          <a:xfrm>
+                            <a:off x="0" y="0"/>
+                            <a:ext cx="5334000" cy="3333749"/>
+                          </a:xfrm>
+                          <a:prstGeom prst="rect">
+                            <a:avLst/>
+                          </a:prstGeom>
+                          <a:noFill/>
+                          <a:ln w="9525">
+                            <a:noFill/>
+                            <a:headEnd/>
+                            <a:tailEnd/>
+                          </a:ln>
+                        </pic:spPr>
+                      </pic:pic>
+                    </a:graphicData>
+                  </a:graphic>
+                </wp:inline>
+              </w:drawing>
+            </w:r>
+          </w:p>
+          <w:p>
+            <w:pPr>
+              <w:jc w:val="center"/>
+            </w:pPr>
+            <w:pPr>
+              <w:jc w:val="left"/>
+              <w:spacing w:before="200"/>
+              <w:pStyle w:val="ImageCaption"/>
+            </w:pPr>
+            <w:r>
+              <w:t xml:space="preserve">Figure 24: Post hoc power analysis for the misspecified model.</w:t>
+            </w:r>
+          </w:p>
+          <w:bookmarkEnd w:id="209"/>
+        </w:tc>
+      </w:tr>
+    </w:tbl>
+    <w:p>
+      <w:pPr>
+        <w:pStyle w:val="BodyText"/>
+      </w:pPr>
+      <w:r>
+        <w:rPr>
+          <w:vertAlign w:val="subscript"/>
+        </w:rPr>
+        <w:t xml:space="preserve">Source:</w:t>
+      </w:r>
+      <w:r>
+        <w:rPr>
+          <w:vertAlign w:val="subscript"/>
+        </w:rPr>
+        <w:t xml:space="preserve"> </w:t>
+      </w:r>
+      <w:hyperlink r:id="rId210">
+        <w:r>
+          <w:rPr>
+            <w:rStyle w:val="Hyperlink"/>
+            <w:vertAlign w:val="subscript"/>
+          </w:rPr>
+          <w:t xml:space="preserve">Post Hoc Power Analysis</w:t>
+        </w:r>
+      </w:hyperlink>
+    </w:p>
+    <w:p>
+      <w:pPr>
+        <w:pStyle w:val="BodyText"/>
+      </w:pPr>
+      <w:r>
+        <w:t xml:space="preserve">The</w:t>
+      </w:r>
+      <w:r>
+        <w:t xml:space="preserve"> </w:t>
+      </w:r>
+      <w:hyperlink w:anchor="fig-posthoc-misspec">
+        <w:r>
+          <w:rPr>
+            <w:rStyle w:val="Hyperlink"/>
+          </w:rPr>
+          <w:t xml:space="preserve">Figure 24</w:t>
+        </w:r>
+      </w:hyperlink>
+      <w:r>
+        <w:t xml:space="preserve"> </w:t>
+      </w:r>
+      <w:r>
+        <w:t xml:space="preserve">yields a much more moderate result. Although the sample size was the same, the tested discrepancy was much smaller, with</w:t>
+      </w:r>
+      <w:r>
+        <w:t xml:space="preserve"> </w:t>
+      </w:r>
+      <m:oMath>
+        <m:sSub>
+          <m:e>
+            <m:r>
+              <m:t>F</m:t>
+            </m:r>
+          </m:e>
+          <m:sub>
+            <m:r>
+              <m:t>0</m:t>
+            </m:r>
+          </m:sub>
+        </m:sSub>
+        <m:r>
+          <m:rPr>
+            <m:sty m:val="p"/>
+          </m:rPr>
+          <m:t>=</m:t>
+        </m:r>
+      </m:oMath>
+      <w:r>
+        <w:t xml:space="preserve"> </w:t>
+      </w:r>
+      <w:r>
+        <w:t xml:space="preserve">0.009,</w:t>
+      </w:r>
+      <w:r>
+        <w:t xml:space="preserve"> </w:t>
+      </w:r>
+      <m:oMath>
+        <m:r>
+          <m:t>R</m:t>
+        </m:r>
+        <m:r>
+          <m:t>M</m:t>
+        </m:r>
+        <m:r>
+          <m:t>S</m:t>
+        </m:r>
+        <m:r>
+          <m:t>E</m:t>
+        </m:r>
+        <m:r>
+          <m:t>A</m:t>
+        </m:r>
+        <m:r>
+          <m:rPr>
+            <m:sty m:val="p"/>
+          </m:rPr>
+          <m:t>=</m:t>
+        </m:r>
+      </m:oMath>
+      <w:r>
+        <w:t xml:space="preserve"> </w:t>
+      </w:r>
+      <w:r>
+        <w:t xml:space="preserve">0.055 and only</w:t>
+      </w:r>
+      <w:r>
+        <w:t xml:space="preserve"> </w:t>
+      </w:r>
+      <m:oMath>
+        <m:r>
+          <m:t>d</m:t>
+        </m:r>
+        <m:r>
+          <m:t>f</m:t>
+        </m:r>
+        <m:r>
+          <m:rPr>
+            <m:sty m:val="p"/>
+          </m:rPr>
+          <m:t>=</m:t>
+        </m:r>
+      </m:oMath>
+      <w:r>
+        <w:t xml:space="preserve"> </w:t>
+      </w:r>
+      <w:r>
+        <w:t xml:space="preserve">3, which led to a comparatively small</w:t>
+      </w:r>
+      <w:r>
+        <w:t xml:space="preserve"> </w:t>
+      </w:r>
+      <m:oMath>
+        <m:r>
+          <m:t>N</m:t>
+        </m:r>
+        <m:r>
+          <m:t>C</m:t>
+        </m:r>
+        <m:r>
+          <m:t>P</m:t>
+        </m:r>
+        <m:r>
+          <m:rPr>
+            <m:sty m:val="p"/>
+          </m:rPr>
+          <m:t>=</m:t>
+        </m:r>
+      </m:oMath>
+      <w:r>
+        <w:t xml:space="preserve"> </w:t>
+      </w:r>
+      <w:r>
+        <w:t xml:space="preserve">9.5.</w:t>
+      </w:r>
+    </w:p>
+    <w:p>
+      <w:pPr>
+        <w:pStyle w:val="BodyText"/>
+      </w:pPr>
+      <w:r>
+        <w:t xml:space="preserve">The critical value was</w:t>
+      </w:r>
+      <w:r>
+        <w:t xml:space="preserve"> </w:t>
+      </w:r>
+      <m:oMath>
+        <m:sSubSup>
+          <m:e>
+            <m:r>
+              <m:t>χ</m:t>
+            </m:r>
+          </m:e>
+          <m:sub>
+            <m:r>
+              <m:t>c</m:t>
+            </m:r>
+            <m:r>
+              <m:t>r</m:t>
+            </m:r>
+            <m:r>
+              <m:t>i</m:t>
+            </m:r>
+            <m:r>
+              <m:t>t</m:t>
+            </m:r>
+          </m:sub>
+          <m:sup>
+            <m:r>
+              <m:t>2</m:t>
+            </m:r>
+          </m:sup>
+        </m:sSubSup>
+        <m:r>
+          <m:rPr>
+            <m:sty m:val="p"/>
+          </m:rPr>
+          <m:t>=</m:t>
+        </m:r>
+      </m:oMath>
+      <w:r>
+        <w:t xml:space="preserve"> </w:t>
+      </w:r>
+      <w:r>
+        <w:t xml:space="preserve">7.815, and this time the overlap between the central and noncentral distributions was substantial. Accordingly,</w:t>
+      </w:r>
+      <w:r>
+        <w:t xml:space="preserve"> </w:t>
+      </w:r>
+      <m:oMath>
+        <m:r>
+          <m:t>β</m:t>
+        </m:r>
+        <m:r>
+          <m:rPr>
+            <m:sty m:val="p"/>
+          </m:rPr>
+          <m:t>=</m:t>
+        </m:r>
+      </m:oMath>
+      <w:r>
+        <w:t xml:space="preserve"> </w:t>
+      </w:r>
+      <w:r>
+        <w:t xml:space="preserve">0.263 and power was 0.737, indicating that the analysis did not reach the conventional</w:t>
+      </w:r>
+      <w:r>
+        <w:t xml:space="preserve"> </w:t>
+      </w:r>
+      <m:oMath>
+        <m:r>
+          <m:t>0.80</m:t>
+        </m:r>
+      </m:oMath>
+      <w:r>
+        <w:t xml:space="preserve"> </w:t>
+      </w:r>
+      <w:r>
+        <w:t xml:space="preserve">threshold.</w:t>
+      </w:r>
+    </w:p>
+    <w:p>
+      <w:pPr>
+        <w:pStyle w:val="BodyText"/>
+      </w:pPr>
+      <w:r>
+        <w:t xml:space="preserve">The graph reflects this clearly. Unlike the first two plots, the noncentral curve is only moderately shifted to the right of the critical value, and the shaded</w:t>
+      </w:r>
+      <w:r>
+        <w:t xml:space="preserve"> </w:t>
+      </w:r>
+      <m:oMath>
+        <m:r>
+          <m:t>β</m:t>
+        </m:r>
+      </m:oMath>
+      <w:r>
+        <w:t xml:space="preserve"> </w:t>
+      </w:r>
+      <w:r>
+        <w:t xml:space="preserve">area is visibly large, showing a nontrivial probability of not detecting the tested discrepancy.</w:t>
+      </w:r>
+    </w:p>
+    <w:p>
+      <w:pPr>
+        <w:pStyle w:val="BodyText"/>
+      </w:pPr>
+      <w:r>
+        <w:t xml:space="preserve">More broadly, these chunks illustrate the two main analytical routes available in SEM post hoc power assessment: a model-free route based on a prespecified fit index value, and a model-based route in which the effect is induced by the discrepancy between population and analysis models. The latter is often more substantively interpretable, whereas the former is simpler and more general, especially when the main interest is sensitivity to a chosen level of global misfit</w:t>
+      </w:r>
+      <w:r>
+        <w:t xml:space="preserve"> </w:t>
+      </w:r>
+      <w:r>
+        <w:t xml:space="preserve">(Jak et al., 2021; Moshagen &amp; Bader, 2024)</w:t>
+      </w:r>
+      <w:r>
+        <w:t xml:space="preserve">.</w:t>
+      </w:r>
+    </w:p>
+    <w:p>
+      <w:pPr>
+        <w:pStyle w:val="BodyText"/>
+      </w:pPr>
+      <w:r>
+        <w:t xml:space="preserve">Analytical post hoc power is typically preferred whenever its asymptotic assumptions are reasonable, because it is computationally immediate, free from Monte Carlo sampling error, and directly tied to the theoretical reference distributions of the SEM test statistic. Even so, its interpretation remains conditional on the chosen effect definition, the assumed fitting function, and the specific null-versus-alternative comparison encoded by the models</w:t>
+      </w:r>
+      <w:r>
+        <w:t xml:space="preserve"> </w:t>
+      </w:r>
+      <w:r>
+        <w:t xml:space="preserve">(Jobst et al., 2023; Moshagen &amp; Bader, 2024)</w:t>
+      </w:r>
+      <w:r>
+        <w:t xml:space="preserve">.</w:t>
+      </w:r>
+    </w:p>
+    <w:bookmarkEnd w:id="211"/>
+    <w:bookmarkEnd w:id="212"/>
+    <w:bookmarkStart w:id="233" w:name="references"/>
+    <w:p>
+      <w:pPr>
+        <w:pStyle w:val="Heading2"/>
+      </w:pPr>
+      <w:r>
         <w:t xml:space="preserve">References</w:t>
       </w:r>
     </w:p>
-    <w:bookmarkStart w:id="194" w:name="refs"/>
-    <w:bookmarkStart w:id="175" w:name="ref-feng2023"/>
+    <w:bookmarkStart w:id="232" w:name="refs"/>
+    <w:bookmarkStart w:id="213" w:name="ref-feng2023"/>
     <w:p>
       <w:pPr>
         <w:pStyle w:val="Bibliography"/>
@@ -26613,8 +29864,8 @@
         <w:t xml:space="preserve">. The Guilford Press.</w:t>
       </w:r>
     </w:p>
-    <w:bookmarkEnd w:id="175"/>
-    <w:bookmarkStart w:id="177" w:name="ref-jak2021"/>
+    <w:bookmarkEnd w:id="213"/>
+    <w:bookmarkStart w:id="215" w:name="ref-jak2021"/>
     <w:p>
       <w:pPr>
         <w:pStyle w:val="Bibliography"/>
@@ -26675,7 +29926,7 @@
       <w:r>
         <w:t xml:space="preserve"> </w:t>
       </w:r>
-      <w:hyperlink r:id="rId176">
+      <w:hyperlink r:id="rId214">
         <w:r>
           <w:rPr>
             <w:rStyle w:val="Hyperlink"/>
@@ -26684,8 +29935,8 @@
         </w:r>
       </w:hyperlink>
     </w:p>
-    <w:bookmarkEnd w:id="177"/>
-    <w:bookmarkStart w:id="179" w:name="ref-jobst2023"/>
+    <w:bookmarkEnd w:id="215"/>
+    <w:bookmarkStart w:id="217" w:name="ref-jobst2023"/>
     <w:p>
       <w:pPr>
         <w:pStyle w:val="Bibliography"/>
@@ -26722,7 +29973,7 @@
       <w:r>
         <w:t xml:space="preserve"> </w:t>
       </w:r>
-      <w:hyperlink r:id="rId178">
+      <w:hyperlink r:id="rId216">
         <w:r>
           <w:rPr>
             <w:rStyle w:val="Hyperlink"/>
@@ -26731,8 +29982,8 @@
         </w:r>
       </w:hyperlink>
     </w:p>
-    <w:bookmarkEnd w:id="179"/>
-    <w:bookmarkStart w:id="181" w:name="ref-kyriazos2018"/>
+    <w:bookmarkEnd w:id="217"/>
+    <w:bookmarkStart w:id="219" w:name="ref-kyriazos2018"/>
     <w:p>
       <w:pPr>
         <w:pStyle w:val="Bibliography"/>
@@ -26850,7 +30101,7 @@
       <w:r>
         <w:t xml:space="preserve"> </w:t>
       </w:r>
-      <w:hyperlink r:id="rId180">
+      <w:hyperlink r:id="rId218">
         <w:r>
           <w:rPr>
             <w:rStyle w:val="Hyperlink"/>
@@ -26859,8 +30110,8 @@
         </w:r>
       </w:hyperlink>
     </w:p>
-    <w:bookmarkEnd w:id="181"/>
-    <w:bookmarkStart w:id="183" w:name="ref-lin2022"/>
+    <w:bookmarkEnd w:id="219"/>
+    <w:bookmarkStart w:id="221" w:name="ref-lin2022"/>
     <w:p>
       <w:pPr>
         <w:pStyle w:val="Bibliography"/>
@@ -26909,7 +30160,7 @@
       <w:r>
         <w:t xml:space="preserve"> </w:t>
       </w:r>
-      <w:hyperlink r:id="rId182">
+      <w:hyperlink r:id="rId220">
         <w:r>
           <w:rPr>
             <w:rStyle w:val="Hyperlink"/>
@@ -26918,8 +30169,8 @@
         </w:r>
       </w:hyperlink>
     </w:p>
-    <w:bookmarkEnd w:id="183"/>
-    <w:bookmarkStart w:id="185" w:name="ref-maccallum1996"/>
+    <w:bookmarkEnd w:id="221"/>
+    <w:bookmarkStart w:id="223" w:name="ref-maccallum1996"/>
     <w:p>
       <w:pPr>
         <w:pStyle w:val="Bibliography"/>
@@ -26956,7 +30207,7 @@
       <w:r>
         <w:t xml:space="preserve"> </w:t>
       </w:r>
-      <w:hyperlink r:id="rId184">
+      <w:hyperlink r:id="rId222">
         <w:r>
           <w:rPr>
             <w:rStyle w:val="Hyperlink"/>
@@ -26965,8 +30216,8 @@
         </w:r>
       </w:hyperlink>
     </w:p>
-    <w:bookmarkEnd w:id="185"/>
-    <w:bookmarkStart w:id="187" w:name="ref-moshagen2024"/>
+    <w:bookmarkEnd w:id="223"/>
+    <w:bookmarkStart w:id="225" w:name="ref-moshagen2024"/>
     <w:p>
       <w:pPr>
         <w:pStyle w:val="Bibliography"/>
@@ -27024,7 +30275,7 @@
       <w:r>
         <w:t xml:space="preserve"> </w:t>
       </w:r>
-      <w:hyperlink r:id="rId186">
+      <w:hyperlink r:id="rId224">
         <w:r>
           <w:rPr>
             <w:rStyle w:val="Hyperlink"/>
@@ -27033,8 +30284,8 @@
         </w:r>
       </w:hyperlink>
     </w:p>
-    <w:bookmarkEnd w:id="187"/>
-    <w:bookmarkStart w:id="189" w:name="ref-mosqueirataipe2026"/>
+    <w:bookmarkEnd w:id="225"/>
+    <w:bookmarkStart w:id="227" w:name="ref-mosqueirataipe2026"/>
     <w:p>
       <w:pPr>
         <w:pStyle w:val="Bibliography"/>
@@ -27086,7 +30337,7 @@
       <w:r>
         <w:t xml:space="preserve"> </w:t>
       </w:r>
-      <w:hyperlink r:id="rId188">
+      <w:hyperlink r:id="rId226">
         <w:r>
           <w:rPr>
             <w:rStyle w:val="Hyperlink"/>
@@ -27095,8 +30346,8 @@
         </w:r>
       </w:hyperlink>
     </w:p>
-    <w:bookmarkEnd w:id="189"/>
-    <w:bookmarkStart w:id="191" w:name="ref-simsem2021"/>
+    <w:bookmarkEnd w:id="227"/>
+    <w:bookmarkStart w:id="229" w:name="ref-simsem2021"/>
     <w:p>
       <w:pPr>
         <w:pStyle w:val="Bibliography"/>
@@ -27134,7 +30385,7 @@
       <w:r>
         <w:t xml:space="preserve"> </w:t>
       </w:r>
-      <w:hyperlink r:id="rId190">
+      <w:hyperlink r:id="rId228">
         <w:r>
           <w:rPr>
             <w:rStyle w:val="Hyperlink"/>
@@ -27143,8 +30394,8 @@
         </w:r>
       </w:hyperlink>
     </w:p>
-    <w:bookmarkEnd w:id="191"/>
-    <w:bookmarkStart w:id="193" w:name="ref-wang2023"/>
+    <w:bookmarkEnd w:id="229"/>
+    <w:bookmarkStart w:id="231" w:name="ref-wang2023"/>
     <w:p>
       <w:pPr>
         <w:pStyle w:val="Bibliography"/>
@@ -27234,7 +30485,7 @@
       <w:r>
         <w:t xml:space="preserve"> </w:t>
       </w:r>
-      <w:hyperlink r:id="rId192">
+      <w:hyperlink r:id="rId230">
         <w:r>
           <w:rPr>
             <w:rStyle w:val="Hyperlink"/>
@@ -27243,9 +30494,9 @@
         </w:r>
       </w:hyperlink>
     </w:p>
-    <w:bookmarkEnd w:id="193"/>
-    <w:bookmarkEnd w:id="194"/>
-    <w:bookmarkEnd w:id="195"/>
+    <w:bookmarkEnd w:id="231"/>
+    <w:bookmarkEnd w:id="232"/>
+    <w:bookmarkEnd w:id="233"/>
     <w:sectPr>
       <w:footnotePr>
         <w:numRestart w:val="eachSect"/>

--- a/docs/index.docx
+++ b/docs/index.docx
@@ -638,7 +638,16 @@
         <w:t xml:space="preserve"> </w:t>
       </w:r>
       <w:r>
-        <w:t xml:space="preserve">matching the pooled estimates from 1.</w:t>
+        <w:t xml:space="preserve">matching the pooled estimates from</w:t>
+      </w:r>
+      <w:r>
+        <w:t xml:space="preserve"> </w:t>
+      </w:r>
+      <w:r>
+        <w:t xml:space="preserve">Lin &amp; Yao (2022)</w:t>
+      </w:r>
+      <w:r>
+        <w:t xml:space="preserve">.</w:t>
       </w:r>
     </w:p>
     <w:p>
@@ -805,7 +814,16 @@
         <w:t xml:space="preserve"> </w:t>
       </w:r>
       <w:r>
-        <w:t xml:space="preserve">cross-loadings based on the meta-EFA results of 1.</w:t>
+        <w:t xml:space="preserve">cross-loadings based on the meta-EFA results of</w:t>
+      </w:r>
+      <w:r>
+        <w:t xml:space="preserve"> </w:t>
+      </w:r>
+      <w:r>
+        <w:t xml:space="preserve">Lin &amp; Yao (2022)</w:t>
+      </w:r>
+      <w:r>
+        <w:t xml:space="preserve">.</w:t>
       </w:r>
     </w:p>
     <w:bookmarkStart w:id="19" w:name="population-model"/>
@@ -837,7 +855,16 @@
         <w:t xml:space="preserve"> </w:t>
       </w:r>
       <w:r>
-        <w:t xml:space="preserve">meta-analytic scenario based on 1, whose pooled EFA estimates</w:t>
+        <w:t xml:space="preserve">meta-analytic scenario based on</w:t>
+      </w:r>
+      <w:r>
+        <w:t xml:space="preserve"> </w:t>
+      </w:r>
+      <w:r>
+        <w:t xml:space="preserve">Lin &amp; Yao (2022)</w:t>
+      </w:r>
+      <w:r>
+        <w:t xml:space="preserve">, whose pooled EFA estimates</w:t>
       </w:r>
       <w:r>
         <w:t xml:space="preserve"> </w:t>
@@ -2084,7 +2111,16 @@
         <w:t xml:space="preserve"> </w:t>
       </w:r>
       <w:r>
-        <w:t xml:space="preserve">range reported by 1.</w:t>
+        <w:t xml:space="preserve">range reported by</w:t>
+      </w:r>
+      <w:r>
+        <w:t xml:space="preserve"> </w:t>
+      </w:r>
+      <w:r>
+        <w:t xml:space="preserve">Lin &amp; Yao (2022)</w:t>
+      </w:r>
+      <w:r>
+        <w:t xml:space="preserve">.</w:t>
       </w:r>
     </w:p>
     <w:p>
@@ -2135,7 +2171,16 @@
         <w:t xml:space="preserve"> </w:t>
       </w:r>
       <w:r>
-        <w:t xml:space="preserve">bound from 1), making factors harder to distinguish and</w:t>
+        <w:t xml:space="preserve">bound from</w:t>
+      </w:r>
+      <w:r>
+        <w:t xml:space="preserve"> </w:t>
+      </w:r>
+      <w:r>
+        <w:t xml:space="preserve">Lin &amp; Yao (2022)</w:t>
+      </w:r>
+      <w:r>
+        <w:t xml:space="preserve">), making factors harder to distinguish and</w:t>
       </w:r>
       <w:r>
         <w:t xml:space="preserve"> </w:t>
@@ -3098,6 +3143,15 @@
       <w:r>
         <w:t xml:space="preserve">range from</w:t>
       </w:r>
+      <w:r>
+        <w:t xml:space="preserve"> </w:t>
+      </w:r>
+      <w:r>
+        <w:t xml:space="preserve">Lin &amp; Yao (2022)</w:t>
+      </w:r>
+      <w:r>
+        <w:t xml:space="preserve">.</w:t>
+      </w:r>
     </w:p>
     <w:p>
       <w:pPr>
@@ -3147,7 +3201,16 @@
         <w:t xml:space="preserve"> </w:t>
       </w:r>
       <w:r>
-        <w:t xml:space="preserve">bound from 1), so that factors are well distinguished and</w:t>
+        <w:t xml:space="preserve">bound from</w:t>
+      </w:r>
+      <w:r>
+        <w:t xml:space="preserve"> </w:t>
+      </w:r>
+      <w:r>
+        <w:t xml:space="preserve">Lin &amp; Yao (2022)</w:t>
+      </w:r>
+      <w:r>
+        <w:t xml:space="preserve">), so that factors are well distinguished and</w:t>
       </w:r>
       <w:r>
         <w:t xml:space="preserve"> </w:t>
@@ -3950,7 +4013,13 @@
         <w:t xml:space="preserve"> </w:t>
       </w:r>
       <w:r>
-        <w:t xml:space="preserve">1 and the systematic review evidence in</w:t>
+        <w:t xml:space="preserve">Lin &amp; Yao (2022)</w:t>
+      </w:r>
+      <w:r>
+        <w:t xml:space="preserve"> </w:t>
+      </w:r>
+      <w:r>
+        <w:t xml:space="preserve">and the systematic review evidence in</w:t>
       </w:r>
       <w:r>
         <w:t xml:space="preserve"> </w:t>
@@ -3973,7 +4042,7 @@
         <w:pStyle w:val="Compact"/>
         <w:numPr>
           <w:ilvl w:val="0"/>
-          <w:numId w:val="1007"/>
+          <w:numId w:val="1006"/>
         </w:numPr>
       </w:pPr>
       <w:r>
@@ -4061,7 +4130,7 @@
         <w:pStyle w:val="Compact"/>
         <w:numPr>
           <w:ilvl w:val="0"/>
-          <w:numId w:val="1007"/>
+          <w:numId w:val="1006"/>
         </w:numPr>
       </w:pPr>
       <w:r>
@@ -4126,7 +4195,7 @@
         <w:pStyle w:val="Compact"/>
         <w:numPr>
           <w:ilvl w:val="0"/>
-          <w:numId w:val="1007"/>
+          <w:numId w:val="1006"/>
         </w:numPr>
       </w:pPr>
       <w:r>
@@ -10011,7 +10080,7 @@
         <w:pStyle w:val="Compact"/>
         <w:numPr>
           <w:ilvl w:val="0"/>
-          <w:numId w:val="1008"/>
+          <w:numId w:val="1007"/>
         </w:numPr>
       </w:pPr>
       <w:r>
@@ -10080,7 +10149,7 @@
         <w:pStyle w:val="Compact"/>
         <w:numPr>
           <w:ilvl w:val="0"/>
-          <w:numId w:val="1008"/>
+          <w:numId w:val="1007"/>
         </w:numPr>
       </w:pPr>
       <w:r>
@@ -10153,7 +10222,7 @@
         <w:pStyle w:val="Compact"/>
         <w:numPr>
           <w:ilvl w:val="0"/>
-          <w:numId w:val="1009"/>
+          <w:numId w:val="1008"/>
         </w:numPr>
       </w:pPr>
       <w:r>
@@ -10198,7 +10267,7 @@
         <w:pStyle w:val="Compact"/>
         <w:numPr>
           <w:ilvl w:val="0"/>
-          <w:numId w:val="1009"/>
+          <w:numId w:val="1008"/>
         </w:numPr>
       </w:pPr>
       <w:r>
@@ -10275,7 +10344,7 @@
         <w:pStyle w:val="Compact"/>
         <w:numPr>
           <w:ilvl w:val="0"/>
-          <w:numId w:val="1009"/>
+          <w:numId w:val="1008"/>
         </w:numPr>
       </w:pPr>
       <w:r>
@@ -29950,91 +30019,6 @@
       </w:rPr>
     </w:lvl>
   </w:abstractNum>
-  <w:abstractNum w:abstractNumId="99311">
-    <w:nsid w:val="00A99311"/>
-    <w:multiLevelType w:val="multilevel"/>
-    <w:lvl w:ilvl="0">
-      <w:start w:val="1"/>
-      <w:numFmt w:val="decimal"/>
-      <w:lvlText w:val="%1."/>
-      <w:lvlJc w:val="left"/>
-      <w:pPr>
-        <w:ind w:left="720" w:hanging="360"/>
-      </w:pPr>
-    </w:lvl>
-    <w:lvl w:ilvl="1">
-      <w:start w:val="1"/>
-      <w:numFmt w:val="decimal"/>
-      <w:lvlText w:val="%2."/>
-      <w:lvlJc w:val="left"/>
-      <w:pPr>
-        <w:ind w:left="1440" w:hanging="360"/>
-      </w:pPr>
-    </w:lvl>
-    <w:lvl w:ilvl="2">
-      <w:start w:val="1"/>
-      <w:numFmt w:val="decimal"/>
-      <w:lvlText w:val="%3."/>
-      <w:lvlJc w:val="left"/>
-      <w:pPr>
-        <w:ind w:left="2160" w:hanging="360"/>
-      </w:pPr>
-    </w:lvl>
-    <w:lvl w:ilvl="3">
-      <w:start w:val="1"/>
-      <w:numFmt w:val="decimal"/>
-      <w:lvlText w:val="%4."/>
-      <w:lvlJc w:val="left"/>
-      <w:pPr>
-        <w:ind w:left="2880" w:hanging="360"/>
-      </w:pPr>
-    </w:lvl>
-    <w:lvl w:ilvl="4">
-      <w:start w:val="1"/>
-      <w:numFmt w:val="decimal"/>
-      <w:lvlText w:val="%5."/>
-      <w:lvlJc w:val="left"/>
-      <w:pPr>
-        <w:ind w:left="3600" w:hanging="360"/>
-      </w:pPr>
-    </w:lvl>
-    <w:lvl w:ilvl="5">
-      <w:start w:val="1"/>
-      <w:numFmt w:val="decimal"/>
-      <w:lvlText w:val="%6."/>
-      <w:lvlJc w:val="left"/>
-      <w:pPr>
-        <w:ind w:left="4320" w:hanging="360"/>
-      </w:pPr>
-    </w:lvl>
-    <w:lvl w:ilvl="6">
-      <w:start w:val="1"/>
-      <w:numFmt w:val="decimal"/>
-      <w:lvlText w:val="%7."/>
-      <w:lvlJc w:val="left"/>
-      <w:pPr>
-        <w:ind w:left="5040" w:hanging="360"/>
-      </w:pPr>
-    </w:lvl>
-    <w:lvl w:ilvl="7">
-      <w:start w:val="1"/>
-      <w:numFmt w:val="decimal"/>
-      <w:lvlText w:val="%8."/>
-      <w:lvlJc w:val="left"/>
-      <w:pPr>
-        <w:ind w:left="5760" w:hanging="360"/>
-      </w:pPr>
-    </w:lvl>
-    <w:lvl w:ilvl="8">
-      <w:start w:val="1"/>
-      <w:numFmt w:val="decimal"/>
-      <w:lvlText w:val="%9."/>
-      <w:lvlJc w:val="left"/>
-      <w:pPr>
-        <w:ind w:left="6480" w:hanging="360"/>
-      </w:pPr>
-    </w:lvl>
-  </w:abstractNum>
   <w:num w:numId="1000">
     <w:abstractNumId w:val="990"/>
   </w:num>
@@ -30108,42 +30092,12 @@
     <w:abstractNumId w:val="991"/>
   </w:num>
   <w:num w:numId="1006">
-    <w:abstractNumId w:val="99311"/>
-    <w:lvlOverride w:ilvl="0">
-      <w:startOverride w:val="1"/>
-    </w:lvlOverride>
-    <w:lvlOverride w:ilvl="1">
-      <w:startOverride w:val="1"/>
-    </w:lvlOverride>
-    <w:lvlOverride w:ilvl="2">
-      <w:startOverride w:val="1"/>
-    </w:lvlOverride>
-    <w:lvlOverride w:ilvl="3">
-      <w:startOverride w:val="1"/>
-    </w:lvlOverride>
-    <w:lvlOverride w:ilvl="4">
-      <w:startOverride w:val="1"/>
-    </w:lvlOverride>
-    <w:lvlOverride w:ilvl="5">
-      <w:startOverride w:val="1"/>
-    </w:lvlOverride>
-    <w:lvlOverride w:ilvl="6">
-      <w:startOverride w:val="1"/>
-    </w:lvlOverride>
-    <w:lvlOverride w:ilvl="7">
-      <w:startOverride w:val="1"/>
-    </w:lvlOverride>
-    <w:lvlOverride w:ilvl="8">
-      <w:startOverride w:val="1"/>
-    </w:lvlOverride>
+    <w:abstractNumId w:val="991"/>
   </w:num>
   <w:num w:numId="1007">
     <w:abstractNumId w:val="991"/>
   </w:num>
   <w:num w:numId="1008">
-    <w:abstractNumId w:val="991"/>
-  </w:num>
-  <w:num w:numId="1009">
     <w:abstractNumId w:val="991"/>
   </w:num>
 </w:numbering>

--- a/docs/index.docx
+++ b/docs/index.docx
@@ -31,7 +31,7 @@
         <w:pStyle w:val="Date"/>
       </w:pPr>
       <w:r>
-        <w:t xml:space="preserve">2026-09-22</w:t>
+        <w:t xml:space="preserve">2026-09-23</w:t>
       </w:r>
     </w:p>
     <w:p>
@@ -10955,7 +10955,7 @@
         <w:rPr>
           <w:rStyle w:val="VerbatimChar"/>
         </w:rPr>
-        <w:t xml:space="preserve">Model degrees of freedom (with std.lv = TRUE): 245 </w:t>
+        <w:t xml:space="preserve">Model degrees of freedom: 245 </w:t>
       </w:r>
     </w:p>
     <w:p>
@@ -13919,7 +13919,7 @@
           <m:t>=</m:t>
         </m:r>
         <m:r>
-          <m:t>103</m:t>
+          <m:t>100</m:t>
         </m:r>
       </m:oMath>
       <w:r>
@@ -25177,33 +25177,7 @@
         <w:t xml:space="preserve"> </w:t>
       </w:r>
       <w:r>
-        <w:t xml:space="preserve">above the most demanding simulation result (</w:t>
-      </w:r>
-      <m:oMath>
-        <m:r>
-          <m:t>N</m:t>
-        </m:r>
-        <m:r>
-          <m:rPr>
-            <m:sty m:val="p"/>
-          </m:rPr>
-          <m:t>=</m:t>
-        </m:r>
-        <m:r>
-          <m:t>330</m:t>
-        </m:r>
-      </m:oMath>
-      <w:r>
-        <w:t xml:space="preserve"> </w:t>
-      </w:r>
-      <w:r>
-        <w:t xml:space="preserve">under the naive</w:t>
-      </w:r>
-      <w:r>
-        <w:t xml:space="preserve"> </w:t>
-      </w:r>
-      <w:r>
-        <w:t xml:space="preserve">population) — allows us to ask: does this</w:t>
+        <w:t xml:space="preserve">above the most demanding simulation result allows us to ask: does this</w:t>
       </w:r>
       <w:r>
         <w:t xml:space="preserve"> </w:t>
@@ -27025,7 +26999,7 @@
         <w:t xml:space="preserve">(Jak et al., 2021; Moshagen &amp; Bader, 2024)</w:t>
       </w:r>
       <w:r>
-        <w:t xml:space="preserve">. Three specifications are compared here,</w:t>
+        <w:t xml:space="preserve">. Two specifications are compared here,</w:t>
       </w:r>
       <w:r>
         <w:t xml:space="preserve"> </w:t>

--- a/docs/index.docx
+++ b/docs/index.docx
@@ -480,7 +480,7 @@
       </w:tr>
     </w:tbl>
     <w:bookmarkEnd w:id="12"/>
-    <w:bookmarkStart w:id="53" w:name="sec-popmodel"/>
+    <w:bookmarkStart w:id="48" w:name="sec-popmodel"/>
     <w:p>
       <w:pPr>
         <w:pStyle w:val="Heading2"/>
@@ -826,7 +826,7 @@
         <w:t xml:space="preserve">.</w:t>
       </w:r>
     </w:p>
-    <w:bookmarkStart w:id="19" w:name="population-model"/>
+    <w:bookmarkStart w:id="18" w:name="population-model"/>
     <w:p>
       <w:pPr>
         <w:pStyle w:val="Heading3"/>
@@ -1165,491 +1165,6 @@
         <w:t xml:space="preserve">four-factor structure without cross-loadings.</w:t>
       </w:r>
     </w:p>
-    <w:p>
-      <w:pPr>
-        <w:pStyle w:val="FirstParagraph"/>
-      </w:pPr>
-      <w:r>
-        <w:t xml:space="preserve">The</w:t>
-      </w:r>
-      <w:r>
-        <w:t xml:space="preserve"> </w:t>
-      </w:r>
-      <w:r>
-        <w:rPr>
-          <w:rStyle w:val="VerbatimChar"/>
-        </w:rPr>
-        <w:t xml:space="preserve">lavaan</w:t>
-      </w:r>
-      <w:r>
-        <w:t xml:space="preserve"> </w:t>
-      </w:r>
-      <w:r>
-        <w:t xml:space="preserve">syntax for this model is shown below;</w:t>
-      </w:r>
-      <w:r>
-        <w:t xml:space="preserve"> </w:t>
-      </w:r>
-      <w:hyperlink w:anchor="fig-diagram-popmodel">
-        <w:r>
-          <w:rPr>
-            <w:rStyle w:val="Hyperlink"/>
-          </w:rPr>
-          <w:t xml:space="preserve">Figure 1</w:t>
-        </w:r>
-      </w:hyperlink>
-      <w:r>
-        <w:t xml:space="preserve"> </w:t>
-      </w:r>
-      <w:r>
-        <w:t xml:space="preserve">provides a visual representation.</w:t>
-      </w:r>
-    </w:p>
-    <w:p>
-      <w:pPr>
-        <w:pStyle w:val="SourceCode"/>
-      </w:pPr>
-      <w:r>
-        <w:br/>
-      </w:r>
-      <w:r>
-        <w:rPr>
-          <w:rStyle w:val="VerbatimChar"/>
-        </w:rPr>
-        <w:t xml:space="preserve">  # ── Factor loadings: empirical estimates from Lin &amp; Yao (2022) ────────────</w:t>
-      </w:r>
-      <w:r>
-        <w:br/>
-      </w:r>
-      <w:r>
-        <w:rPr>
-          <w:rStyle w:val="VerbatimChar"/>
-        </w:rPr>
-        <w:t xml:space="preserve">  psycho      =~ 0.92*Q5  + 0.81*Q6  + 0.94*Q7  +</w:t>
-      </w:r>
-      <w:r>
-        <w:br/>
-      </w:r>
-      <w:r>
-        <w:rPr>
-          <w:rStyle w:val="VerbatimChar"/>
-        </w:rPr>
-        <w:t xml:space="preserve">                 0.73*Q11 + 0.75*Q19 + 0.63*Q26</w:t>
-      </w:r>
-      <w:r>
-        <w:br/>
-      </w:r>
-      <w:r>
-        <w:br/>
-      </w:r>
-      <w:r>
-        <w:rPr>
-          <w:rStyle w:val="VerbatimChar"/>
-        </w:rPr>
-        <w:t xml:space="preserve">  physical    =~ 0.84*Q3  + 0.83*Q4  + 0.63*Q10 +</w:t>
-      </w:r>
-      <w:r>
-        <w:br/>
-      </w:r>
-      <w:r>
-        <w:rPr>
-          <w:rStyle w:val="VerbatimChar"/>
-        </w:rPr>
-        <w:t xml:space="preserve">                 0.71*Q15 + 0.68*Q16 + 0.89*Q17  + 0.61*Q18</w:t>
-      </w:r>
-      <w:r>
-        <w:br/>
-      </w:r>
-      <w:r>
-        <w:br/>
-      </w:r>
-      <w:r>
-        <w:rPr>
-          <w:rStyle w:val="VerbatimChar"/>
-        </w:rPr>
-        <w:t xml:space="preserve">  social      =~ 0.94*Q20 + 0.89*Q21 + 0.78*Q22</w:t>
-      </w:r>
-      <w:r>
-        <w:br/>
-      </w:r>
-      <w:r>
-        <w:br/>
-      </w:r>
-      <w:r>
-        <w:rPr>
-          <w:rStyle w:val="VerbatimChar"/>
-        </w:rPr>
-        <w:t xml:space="preserve">  environment =~ 0.37*Q8  + 0.49*Q9  + 0.79*Q12 + 0.81*Q13 +</w:t>
-      </w:r>
-      <w:r>
-        <w:br/>
-      </w:r>
-      <w:r>
-        <w:rPr>
-          <w:rStyle w:val="VerbatimChar"/>
-        </w:rPr>
-        <w:t xml:space="preserve">                 0.77*Q14 + 0.75*Q23  + 0.64*Q24 + 0.73*Q25</w:t>
-      </w:r>
-      <w:r>
-        <w:br/>
-      </w:r>
-      <w:r>
-        <w:br/>
-      </w:r>
-      <w:r>
-        <w:rPr>
-          <w:rStyle w:val="VerbatimChar"/>
-        </w:rPr>
-        <w:t xml:space="preserve">  # ── Residual covariance Q3~~Q4 ────────────────────────────────────────────</w:t>
-      </w:r>
-      <w:r>
-        <w:br/>
-      </w:r>
-      <w:r>
-        <w:rPr>
-          <w:rStyle w:val="VerbatimChar"/>
-        </w:rPr>
-        <w:t xml:space="preserve">  # r(Q3,Q4|physical) = 0.30 (method bias / conceptual proximity)</w:t>
-      </w:r>
-      <w:r>
-        <w:br/>
-      </w:r>
-      <w:r>
-        <w:rPr>
-          <w:rStyle w:val="VerbatimChar"/>
-        </w:rPr>
-        <w:t xml:space="preserve">  # cov = 0.30 × sqrt(1-0.84²) × sqrt(1-0.83²) = 0.0908</w:t>
-      </w:r>
-      <w:r>
-        <w:br/>
-      </w:r>
-      <w:r>
-        <w:rPr>
-          <w:rStyle w:val="VerbatimChar"/>
-        </w:rPr>
-        <w:t xml:space="preserve">  Q4 ~~ 0.0908*Q3</w:t>
-      </w:r>
-      <w:r>
-        <w:br/>
-      </w:r>
-      <w:r>
-        <w:br/>
-      </w:r>
-      <w:r>
-        <w:rPr>
-          <w:rStyle w:val="VerbatimChar"/>
-        </w:rPr>
-        <w:t xml:space="preserve">  # ── Factor variances (=1) and interfactor correlations ────────────────────</w:t>
-      </w:r>
-      <w:r>
-        <w:br/>
-      </w:r>
-      <w:r>
-        <w:rPr>
-          <w:rStyle w:val="VerbatimChar"/>
-        </w:rPr>
-        <w:t xml:space="preserve">  # Range reported in Lin &amp; Yao (2022): 0.08 to 0.31</w:t>
-      </w:r>
-      <w:r>
-        <w:br/>
-      </w:r>
-      <w:r>
-        <w:rPr>
-          <w:rStyle w:val="VerbatimChar"/>
-        </w:rPr>
-        <w:t xml:space="preserve">  # Conservative midpoint = 0.20 for all pairs</w:t>
-      </w:r>
-      <w:r>
-        <w:br/>
-      </w:r>
-      <w:r>
-        <w:rPr>
-          <w:rStyle w:val="VerbatimChar"/>
-        </w:rPr>
-        <w:t xml:space="preserve">  psycho      ~~ 1*psycho      + 0.2*physical + 0.2*social + 0.2*environment</w:t>
-      </w:r>
-      <w:r>
-        <w:br/>
-      </w:r>
-      <w:r>
-        <w:rPr>
-          <w:rStyle w:val="VerbatimChar"/>
-        </w:rPr>
-        <w:t xml:space="preserve">  physical    ~~ 1*physical    + 0.2*social   + 0.2*environment</w:t>
-      </w:r>
-      <w:r>
-        <w:br/>
-      </w:r>
-      <w:r>
-        <w:rPr>
-          <w:rStyle w:val="VerbatimChar"/>
-        </w:rPr>
-        <w:t xml:space="preserve">  social      ~~ 1*social      + 0.2*environment</w:t>
-      </w:r>
-      <w:r>
-        <w:br/>
-      </w:r>
-      <w:r>
-        <w:rPr>
-          <w:rStyle w:val="VerbatimChar"/>
-        </w:rPr>
-        <w:t xml:space="preserve">  environment ~~ 1*environment</w:t>
-      </w:r>
-      <w:r>
-        <w:br/>
-      </w:r>
-      <w:r>
-        <w:br/>
-      </w:r>
-      <w:r>
-        <w:rPr>
-          <w:rStyle w:val="VerbatimChar"/>
-        </w:rPr>
-        <w:t xml:space="preserve">  # ── Residual variances: θ = 1 − λ² (standardised indicators) ─────────────</w:t>
-      </w:r>
-      <w:r>
-        <w:br/>
-      </w:r>
-      <w:r>
-        <w:rPr>
-          <w:rStyle w:val="VerbatimChar"/>
-        </w:rPr>
-        <w:t xml:space="preserve">  Q5  ~~ 0.1536*Q5    # 1 − 0.92²</w:t>
-      </w:r>
-      <w:r>
-        <w:br/>
-      </w:r>
-      <w:r>
-        <w:rPr>
-          <w:rStyle w:val="VerbatimChar"/>
-        </w:rPr>
-        <w:t xml:space="preserve">  Q6  ~~ 0.3439*Q6    # 1 − 0.81²</w:t>
-      </w:r>
-      <w:r>
-        <w:br/>
-      </w:r>
-      <w:r>
-        <w:rPr>
-          <w:rStyle w:val="VerbatimChar"/>
-        </w:rPr>
-        <w:t xml:space="preserve">  Q7  ~~ 0.1164*Q7    # 1 − 0.94²</w:t>
-      </w:r>
-      <w:r>
-        <w:br/>
-      </w:r>
-      <w:r>
-        <w:rPr>
-          <w:rStyle w:val="VerbatimChar"/>
-        </w:rPr>
-        <w:t xml:space="preserve">  Q11 ~~ 0.4671*Q11   # 1 − 0.73²</w:t>
-      </w:r>
-      <w:r>
-        <w:br/>
-      </w:r>
-      <w:r>
-        <w:rPr>
-          <w:rStyle w:val="VerbatimChar"/>
-        </w:rPr>
-        <w:t xml:space="preserve">  Q19 ~~ 0.4375*Q19   # 1 − 0.75²</w:t>
-      </w:r>
-      <w:r>
-        <w:br/>
-      </w:r>
-      <w:r>
-        <w:rPr>
-          <w:rStyle w:val="VerbatimChar"/>
-        </w:rPr>
-        <w:t xml:space="preserve">  Q26 ~~ 0.6031*Q26   # 1 − 0.63²</w:t>
-      </w:r>
-      <w:r>
-        <w:br/>
-      </w:r>
-      <w:r>
-        <w:rPr>
-          <w:rStyle w:val="VerbatimChar"/>
-        </w:rPr>
-        <w:t xml:space="preserve">  Q3  ~~ 0.2944*Q3    # 1 − 0.84²</w:t>
-      </w:r>
-      <w:r>
-        <w:br/>
-      </w:r>
-      <w:r>
-        <w:rPr>
-          <w:rStyle w:val="VerbatimChar"/>
-        </w:rPr>
-        <w:t xml:space="preserve">  Q4  ~~ 0.3111*Q4    # 1 − 0.83²</w:t>
-      </w:r>
-      <w:r>
-        <w:br/>
-      </w:r>
-      <w:r>
-        <w:rPr>
-          <w:rStyle w:val="VerbatimChar"/>
-        </w:rPr>
-        <w:t xml:space="preserve">  Q10 ~~ 0.6031*Q10   # 1 − 0.63²</w:t>
-      </w:r>
-      <w:r>
-        <w:br/>
-      </w:r>
-      <w:r>
-        <w:rPr>
-          <w:rStyle w:val="VerbatimChar"/>
-        </w:rPr>
-        <w:t xml:space="preserve">  Q15 ~~ 0.4959*Q15   # 1 − 0.71²</w:t>
-      </w:r>
-      <w:r>
-        <w:br/>
-      </w:r>
-      <w:r>
-        <w:rPr>
-          <w:rStyle w:val="VerbatimChar"/>
-        </w:rPr>
-        <w:t xml:space="preserve">  Q16 ~~ 0.5376*Q16   # 1 − 0.68²</w:t>
-      </w:r>
-      <w:r>
-        <w:br/>
-      </w:r>
-      <w:r>
-        <w:rPr>
-          <w:rStyle w:val="VerbatimChar"/>
-        </w:rPr>
-        <w:t xml:space="preserve">  Q17 ~~ 0.2079*Q17   # 1 − 0.89²</w:t>
-      </w:r>
-      <w:r>
-        <w:br/>
-      </w:r>
-      <w:r>
-        <w:rPr>
-          <w:rStyle w:val="VerbatimChar"/>
-        </w:rPr>
-        <w:t xml:space="preserve">  Q18 ~~ 0.6279*Q18   # 1 − 0.61²</w:t>
-      </w:r>
-      <w:r>
-        <w:br/>
-      </w:r>
-      <w:r>
-        <w:rPr>
-          <w:rStyle w:val="VerbatimChar"/>
-        </w:rPr>
-        <w:t xml:space="preserve">  Q20 ~~ 0.1164*Q20   # 1 − 0.94²</w:t>
-      </w:r>
-      <w:r>
-        <w:br/>
-      </w:r>
-      <w:r>
-        <w:rPr>
-          <w:rStyle w:val="VerbatimChar"/>
-        </w:rPr>
-        <w:t xml:space="preserve">  Q21 ~~ 0.2079*Q21   # 1 − 0.89²</w:t>
-      </w:r>
-      <w:r>
-        <w:br/>
-      </w:r>
-      <w:r>
-        <w:rPr>
-          <w:rStyle w:val="VerbatimChar"/>
-        </w:rPr>
-        <w:t xml:space="preserve">  Q22 ~~ 0.3916*Q22   # 1 − 0.78²</w:t>
-      </w:r>
-      <w:r>
-        <w:br/>
-      </w:r>
-      <w:r>
-        <w:rPr>
-          <w:rStyle w:val="VerbatimChar"/>
-        </w:rPr>
-        <w:t xml:space="preserve">  Q8  ~~ 0.8631*Q8    # 1 − 0.37² — lowest loading; bridge item (betweenness=40.5)</w:t>
-      </w:r>
-      <w:r>
-        <w:br/>
-      </w:r>
-      <w:r>
-        <w:rPr>
-          <w:rStyle w:val="VerbatimChar"/>
-        </w:rPr>
-        <w:t xml:space="preserve">  Q9  ~~ 0.7599*Q9    # 1 − 0.49²</w:t>
-      </w:r>
-      <w:r>
-        <w:br/>
-      </w:r>
-      <w:r>
-        <w:rPr>
-          <w:rStyle w:val="VerbatimChar"/>
-        </w:rPr>
-        <w:t xml:space="preserve">  Q12 ~~ 0.3759*Q12   # 1 − 0.79²</w:t>
-      </w:r>
-      <w:r>
-        <w:br/>
-      </w:r>
-      <w:r>
-        <w:rPr>
-          <w:rStyle w:val="VerbatimChar"/>
-        </w:rPr>
-        <w:t xml:space="preserve">  Q13 ~~ 0.3439*Q13   # 1 − 0.81²</w:t>
-      </w:r>
-      <w:r>
-        <w:br/>
-      </w:r>
-      <w:r>
-        <w:rPr>
-          <w:rStyle w:val="VerbatimChar"/>
-        </w:rPr>
-        <w:t xml:space="preserve">  Q14 ~~ 0.4071*Q14   # 1 − 0.77²</w:t>
-      </w:r>
-      <w:r>
-        <w:br/>
-      </w:r>
-      <w:r>
-        <w:rPr>
-          <w:rStyle w:val="VerbatimChar"/>
-        </w:rPr>
-        <w:t xml:space="preserve">  Q23 ~~ 0.4375*Q23   # 1 − 0.75²</w:t>
-      </w:r>
-      <w:r>
-        <w:br/>
-      </w:r>
-      <w:r>
-        <w:rPr>
-          <w:rStyle w:val="VerbatimChar"/>
-        </w:rPr>
-        <w:t xml:space="preserve">  Q24 ~~ 0.5904*Q24   # 1 − 0.64²</w:t>
-      </w:r>
-      <w:r>
-        <w:br/>
-      </w:r>
-      <w:r>
-        <w:rPr>
-          <w:rStyle w:val="VerbatimChar"/>
-        </w:rPr>
-        <w:t xml:space="preserve">  Q25 ~~ 0.4671*Q25   # 1 − 0.73²</w:t>
-      </w:r>
-    </w:p>
-    <w:p>
-      <w:pPr>
-        <w:pStyle w:val="FirstParagraph"/>
-      </w:pPr>
-      <w:r>
-        <w:rPr>
-          <w:vertAlign w:val="subscript"/>
-        </w:rPr>
-        <w:t xml:space="preserve">Source:</w:t>
-      </w:r>
-      <w:r>
-        <w:rPr>
-          <w:vertAlign w:val="subscript"/>
-        </w:rPr>
-        <w:t xml:space="preserve"> </w:t>
-      </w:r>
-      <w:hyperlink r:id="rId13">
-        <w:r>
-          <w:rPr>
-            <w:rStyle w:val="Hyperlink"/>
-            <w:vertAlign w:val="subscript"/>
-          </w:rPr>
-          <w:t xml:space="preserve">Population Models</w:t>
-        </w:r>
-      </w:hyperlink>
-    </w:p>
     <w:tbl>
       <w:tblPr>
         <w:tblStyle w:val="Table"/>
@@ -1663,7 +1178,7 @@
       <w:tr>
         <w:tc>
           <w:tcPr/>
-          <w:bookmarkStart w:id="17" w:name="fig-diagram-popmodel"/>
+          <w:bookmarkStart w:id="16" w:name="fig-diagram-popmodel"/>
           <w:p>
             <w:pPr>
               <w:pStyle w:val="Compact"/>
@@ -1674,18 +1189,18 @@
                 <wp:inline>
                   <wp:extent cx="5334000" cy="4667249"/>
                   <wp:effectExtent b="0" l="0" r="0" t="0"/>
-                  <wp:docPr descr="" title="" id="15" name="Picture"/>
+                  <wp:docPr descr="" title="" id="14" name="Picture"/>
                   <a:graphic>
                     <a:graphicData uri="http://schemas.openxmlformats.org/drawingml/2006/picture">
                       <pic:pic>
                         <pic:nvPicPr>
-                          <pic:cNvPr descr="index_files/figure-docx/Scripts-AnalysisScripts-01_population_models-fig-diagram-popmodel-output-1.png" id="16" name="Picture"/>
+                          <pic:cNvPr descr="index_files/figure-docx/Scripts-AnalysisScripts-01_population_models-fig-diagram-popmodel-output-1.png" id="15" name="Picture"/>
                           <pic:cNvPicPr>
                             <a:picLocks noChangeArrowheads="1" noChangeAspect="1"/>
                           </pic:cNvPicPr>
                         </pic:nvPicPr>
                         <pic:blipFill>
-                          <a:blip r:embed="rId14"/>
+                          <a:blip r:embed="rId13"/>
                           <a:stretch>
                             <a:fillRect/>
                           </a:stretch>
@@ -1725,7 +1240,7 @@
               <w:t xml:space="preserve">Figure 1: Path diagram of the popmodel</w:t>
             </w:r>
           </w:p>
-          <w:bookmarkEnd w:id="17"/>
+          <w:bookmarkEnd w:id="16"/>
         </w:tc>
       </w:tr>
     </w:tbl>
@@ -1745,7 +1260,7 @@
         </w:rPr>
         <w:t xml:space="preserve"> </w:t>
       </w:r>
-      <w:hyperlink r:id="rId18">
+      <w:hyperlink r:id="rId17">
         <w:r>
           <w:rPr>
             <w:rStyle w:val="Hyperlink"/>
@@ -1755,8 +1270,8 @@
         </w:r>
       </w:hyperlink>
     </w:p>
-    <w:bookmarkEnd w:id="19"/>
-    <w:bookmarkStart w:id="26" w:name="naive-model"/>
+    <w:bookmarkEnd w:id="18"/>
+    <w:bookmarkStart w:id="24" w:name="naive-model"/>
     <w:p>
       <w:pPr>
         <w:pStyle w:val="Heading3"/>
@@ -2401,433 +1916,6 @@
         <w:t xml:space="preserve">.</w:t>
       </w:r>
     </w:p>
-    <w:p>
-      <w:pPr>
-        <w:pStyle w:val="SourceCode"/>
-      </w:pPr>
-      <w:r>
-        <w:br/>
-      </w:r>
-      <w:r>
-        <w:rPr>
-          <w:rStyle w:val="VerbatimChar"/>
-        </w:rPr>
-        <w:t xml:space="preserve">  # ── Factor loadings: tau-equivalent (uniform λ per domain) ───────────────</w:t>
-      </w:r>
-      <w:r>
-        <w:br/>
-      </w:r>
-      <w:r>
-        <w:rPr>
-          <w:rStyle w:val="VerbatimChar"/>
-        </w:rPr>
-        <w:t xml:space="preserve">  psycho      =~ 0.5328*Q5  + 0.5328*Q6  + 0.5328*Q7  +</w:t>
-      </w:r>
-      <w:r>
-        <w:br/>
-      </w:r>
-      <w:r>
-        <w:rPr>
-          <w:rStyle w:val="VerbatimChar"/>
-        </w:rPr>
-        <w:t xml:space="preserve">                 0.5328*Q11 + 0.5328*Q19 + 0.5328*Q26</w:t>
-      </w:r>
-      <w:r>
-        <w:br/>
-      </w:r>
-      <w:r>
-        <w:br/>
-      </w:r>
-      <w:r>
-        <w:rPr>
-          <w:rStyle w:val="VerbatimChar"/>
-        </w:rPr>
-        <w:t xml:space="preserve">  physical    =~ 0.4758*Q3  + 0.4758*Q4  + 0.4758*Q10 +</w:t>
-      </w:r>
-      <w:r>
-        <w:br/>
-      </w:r>
-      <w:r>
-        <w:rPr>
-          <w:rStyle w:val="VerbatimChar"/>
-        </w:rPr>
-        <w:t xml:space="preserve">                 0.4758*Q15 + 0.4758*Q16 + 0.4758*Q17  + 0.4758*Q18</w:t>
-      </w:r>
-      <w:r>
-        <w:br/>
-      </w:r>
-      <w:r>
-        <w:br/>
-      </w:r>
-      <w:r>
-        <w:rPr>
-          <w:rStyle w:val="VerbatimChar"/>
-        </w:rPr>
-        <w:t xml:space="preserve">  social      =~ 0.6017*Q20 + 0.6017*Q21 + 0.6017*Q22</w:t>
-      </w:r>
-      <w:r>
-        <w:br/>
-      </w:r>
-      <w:r>
-        <w:br/>
-      </w:r>
-      <w:r>
-        <w:rPr>
-          <w:rStyle w:val="VerbatimChar"/>
-        </w:rPr>
-        <w:t xml:space="preserve">  environment =~ 0.4832*Q8  + 0.4832*Q9  + 0.4832*Q12 + 0.4832*Q13 +</w:t>
-      </w:r>
-      <w:r>
-        <w:br/>
-      </w:r>
-      <w:r>
-        <w:rPr>
-          <w:rStyle w:val="VerbatimChar"/>
-        </w:rPr>
-        <w:t xml:space="preserve">                 0.4832*Q14 + 0.4832*Q23  + 0.4832*Q24 + 0.4832*Q25</w:t>
-      </w:r>
-      <w:r>
-        <w:br/>
-      </w:r>
-      <w:r>
-        <w:br/>
-      </w:r>
-      <w:r>
-        <w:rPr>
-          <w:rStyle w:val="VerbatimChar"/>
-        </w:rPr>
-        <w:t xml:space="preserve">  # ── Residual covariance Q3~~Q4 ────────────────────────────────────────────</w:t>
-      </w:r>
-      <w:r>
-        <w:br/>
-      </w:r>
-      <w:r>
-        <w:rPr>
-          <w:rStyle w:val="VerbatimChar"/>
-        </w:rPr>
-        <w:t xml:space="preserve">  # r(Q3,Q4|physical) = 0.30; cov = 0.30 × (1 − 0.4758²) = 0.2321</w:t>
-      </w:r>
-      <w:r>
-        <w:br/>
-      </w:r>
-      <w:r>
-        <w:rPr>
-          <w:rStyle w:val="VerbatimChar"/>
-        </w:rPr>
-        <w:t xml:space="preserve">  Q4 ~~ 0.2321*Q3</w:t>
-      </w:r>
-      <w:r>
-        <w:br/>
-      </w:r>
-      <w:r>
-        <w:br/>
-      </w:r>
-      <w:r>
-        <w:rPr>
-          <w:rStyle w:val="VerbatimChar"/>
-        </w:rPr>
-        <w:t xml:space="preserve">  # ── Factor variances (=1) and interfactor correlations ────────────────────</w:t>
-      </w:r>
-      <w:r>
-        <w:br/>
-      </w:r>
-      <w:r>
-        <w:rPr>
-          <w:rStyle w:val="VerbatimChar"/>
-        </w:rPr>
-        <w:t xml:space="preserve">  # φ = 0.30: upper bound of Lin &amp; Yao (2022) range — pessimistic scenario</w:t>
-      </w:r>
-      <w:r>
-        <w:br/>
-      </w:r>
-      <w:r>
-        <w:rPr>
-          <w:rStyle w:val="VerbatimChar"/>
-        </w:rPr>
-        <w:t xml:space="preserve">  psycho      ~~ 1*psycho      + 0.3*physical + 0.3*social + 0.3*environment</w:t>
-      </w:r>
-      <w:r>
-        <w:br/>
-      </w:r>
-      <w:r>
-        <w:rPr>
-          <w:rStyle w:val="VerbatimChar"/>
-        </w:rPr>
-        <w:t xml:space="preserve">  physical    ~~ 1*physical    + 0.3*social   + 0.3*environment</w:t>
-      </w:r>
-      <w:r>
-        <w:br/>
-      </w:r>
-      <w:r>
-        <w:rPr>
-          <w:rStyle w:val="VerbatimChar"/>
-        </w:rPr>
-        <w:t xml:space="preserve">  social      ~~ 1*social      + 0.3*environment</w:t>
-      </w:r>
-      <w:r>
-        <w:br/>
-      </w:r>
-      <w:r>
-        <w:rPr>
-          <w:rStyle w:val="VerbatimChar"/>
-        </w:rPr>
-        <w:t xml:space="preserve">  environment ~~ 1*environment</w:t>
-      </w:r>
-      <w:r>
-        <w:br/>
-      </w:r>
-      <w:r>
-        <w:br/>
-      </w:r>
-      <w:r>
-        <w:rPr>
-          <w:rStyle w:val="VerbatimChar"/>
-        </w:rPr>
-        <w:t xml:space="preserve">  # ── Residual variances: θ = 1 − λ² per domain ────────────────────────────</w:t>
-      </w:r>
-      <w:r>
-        <w:br/>
-      </w:r>
-      <w:r>
-        <w:rPr>
-          <w:rStyle w:val="VerbatimChar"/>
-        </w:rPr>
-        <w:t xml:space="preserve">  Q5  ~~ 0.7161*Q5    # Psychological: θ = 1 − 0.5328² = 0.7161</w:t>
-      </w:r>
-      <w:r>
-        <w:br/>
-      </w:r>
-      <w:r>
-        <w:rPr>
-          <w:rStyle w:val="VerbatimChar"/>
-        </w:rPr>
-        <w:t xml:space="preserve">  Q6  ~~ 0.7161*Q6</w:t>
-      </w:r>
-      <w:r>
-        <w:br/>
-      </w:r>
-      <w:r>
-        <w:rPr>
-          <w:rStyle w:val="VerbatimChar"/>
-        </w:rPr>
-        <w:t xml:space="preserve">  Q7  ~~ 0.7161*Q7</w:t>
-      </w:r>
-      <w:r>
-        <w:br/>
-      </w:r>
-      <w:r>
-        <w:rPr>
-          <w:rStyle w:val="VerbatimChar"/>
-        </w:rPr>
-        <w:t xml:space="preserve">  Q11 ~~ 0.7161*Q11</w:t>
-      </w:r>
-      <w:r>
-        <w:br/>
-      </w:r>
-      <w:r>
-        <w:rPr>
-          <w:rStyle w:val="VerbatimChar"/>
-        </w:rPr>
-        <w:t xml:space="preserve">  Q19 ~~ 0.7161*Q19</w:t>
-      </w:r>
-      <w:r>
-        <w:br/>
-      </w:r>
-      <w:r>
-        <w:rPr>
-          <w:rStyle w:val="VerbatimChar"/>
-        </w:rPr>
-        <w:t xml:space="preserve">  Q26 ~~ 0.7161*Q26</w:t>
-      </w:r>
-      <w:r>
-        <w:br/>
-      </w:r>
-      <w:r>
-        <w:rPr>
-          <w:rStyle w:val="VerbatimChar"/>
-        </w:rPr>
-        <w:t xml:space="preserve">  Q3  ~~ 0.7736*Q3    # Physical: θ = 1 − 0.4758² = 0.7736</w:t>
-      </w:r>
-      <w:r>
-        <w:br/>
-      </w:r>
-      <w:r>
-        <w:rPr>
-          <w:rStyle w:val="VerbatimChar"/>
-        </w:rPr>
-        <w:t xml:space="preserve">  Q4  ~~ 0.7736*Q4</w:t>
-      </w:r>
-      <w:r>
-        <w:br/>
-      </w:r>
-      <w:r>
-        <w:rPr>
-          <w:rStyle w:val="VerbatimChar"/>
-        </w:rPr>
-        <w:t xml:space="preserve">  Q10 ~~ 0.7736*Q10</w:t>
-      </w:r>
-      <w:r>
-        <w:br/>
-      </w:r>
-      <w:r>
-        <w:rPr>
-          <w:rStyle w:val="VerbatimChar"/>
-        </w:rPr>
-        <w:t xml:space="preserve">  Q15 ~~ 0.7736*Q15</w:t>
-      </w:r>
-      <w:r>
-        <w:br/>
-      </w:r>
-      <w:r>
-        <w:rPr>
-          <w:rStyle w:val="VerbatimChar"/>
-        </w:rPr>
-        <w:t xml:space="preserve">  Q16 ~~ 0.7736*Q16</w:t>
-      </w:r>
-      <w:r>
-        <w:br/>
-      </w:r>
-      <w:r>
-        <w:rPr>
-          <w:rStyle w:val="VerbatimChar"/>
-        </w:rPr>
-        <w:t xml:space="preserve">  Q17 ~~ 0.7736*Q17</w:t>
-      </w:r>
-      <w:r>
-        <w:br/>
-      </w:r>
-      <w:r>
-        <w:rPr>
-          <w:rStyle w:val="VerbatimChar"/>
-        </w:rPr>
-        <w:t xml:space="preserve">  Q18 ~~ 0.7736*Q18</w:t>
-      </w:r>
-      <w:r>
-        <w:br/>
-      </w:r>
-      <w:r>
-        <w:rPr>
-          <w:rStyle w:val="VerbatimChar"/>
-        </w:rPr>
-        <w:t xml:space="preserve">  Q20 ~~ 0.6379*Q20   # Social: θ = 1 − 0.6017² = 0.6379</w:t>
-      </w:r>
-      <w:r>
-        <w:br/>
-      </w:r>
-      <w:r>
-        <w:rPr>
-          <w:rStyle w:val="VerbatimChar"/>
-        </w:rPr>
-        <w:t xml:space="preserve">  Q21 ~~ 0.6379*Q21</w:t>
-      </w:r>
-      <w:r>
-        <w:br/>
-      </w:r>
-      <w:r>
-        <w:rPr>
-          <w:rStyle w:val="VerbatimChar"/>
-        </w:rPr>
-        <w:t xml:space="preserve">  Q22 ~~ 0.6379*Q22</w:t>
-      </w:r>
-      <w:r>
-        <w:br/>
-      </w:r>
-      <w:r>
-        <w:rPr>
-          <w:rStyle w:val="VerbatimChar"/>
-        </w:rPr>
-        <w:t xml:space="preserve">  Q8  ~~ 0.7665*Q8    # Environmental: θ = 1 − 0.4832² = 0.7665</w:t>
-      </w:r>
-      <w:r>
-        <w:br/>
-      </w:r>
-      <w:r>
-        <w:rPr>
-          <w:rStyle w:val="VerbatimChar"/>
-        </w:rPr>
-        <w:t xml:space="preserve">  Q9  ~~ 0.7665*Q9</w:t>
-      </w:r>
-      <w:r>
-        <w:br/>
-      </w:r>
-      <w:r>
-        <w:rPr>
-          <w:rStyle w:val="VerbatimChar"/>
-        </w:rPr>
-        <w:t xml:space="preserve">  Q12 ~~ 0.7665*Q12</w:t>
-      </w:r>
-      <w:r>
-        <w:br/>
-      </w:r>
-      <w:r>
-        <w:rPr>
-          <w:rStyle w:val="VerbatimChar"/>
-        </w:rPr>
-        <w:t xml:space="preserve">  Q13 ~~ 0.7665*Q13</w:t>
-      </w:r>
-      <w:r>
-        <w:br/>
-      </w:r>
-      <w:r>
-        <w:rPr>
-          <w:rStyle w:val="VerbatimChar"/>
-        </w:rPr>
-        <w:t xml:space="preserve">  Q14 ~~ 0.7665*Q14</w:t>
-      </w:r>
-      <w:r>
-        <w:br/>
-      </w:r>
-      <w:r>
-        <w:rPr>
-          <w:rStyle w:val="VerbatimChar"/>
-        </w:rPr>
-        <w:t xml:space="preserve">  Q23 ~~ 0.7665*Q23</w:t>
-      </w:r>
-      <w:r>
-        <w:br/>
-      </w:r>
-      <w:r>
-        <w:rPr>
-          <w:rStyle w:val="VerbatimChar"/>
-        </w:rPr>
-        <w:t xml:space="preserve">  Q24 ~~ 0.7665*Q24</w:t>
-      </w:r>
-      <w:r>
-        <w:br/>
-      </w:r>
-      <w:r>
-        <w:rPr>
-          <w:rStyle w:val="VerbatimChar"/>
-        </w:rPr>
-        <w:t xml:space="preserve">  Q25 ~~ 0.7665*Q25</w:t>
-      </w:r>
-    </w:p>
-    <w:p>
-      <w:pPr>
-        <w:pStyle w:val="FirstParagraph"/>
-      </w:pPr>
-      <w:r>
-        <w:rPr>
-          <w:vertAlign w:val="subscript"/>
-        </w:rPr>
-        <w:t xml:space="preserve">Source:</w:t>
-      </w:r>
-      <w:r>
-        <w:rPr>
-          <w:vertAlign w:val="subscript"/>
-        </w:rPr>
-        <w:t xml:space="preserve"> </w:t>
-      </w:r>
-      <w:hyperlink r:id="rId20">
-        <w:r>
-          <w:rPr>
-            <w:rStyle w:val="Hyperlink"/>
-            <w:vertAlign w:val="subscript"/>
-          </w:rPr>
-          <w:t xml:space="preserve">Population Models</w:t>
-        </w:r>
-      </w:hyperlink>
-    </w:p>
     <w:tbl>
       <w:tblPr>
         <w:tblStyle w:val="Table"/>
@@ -2841,7 +1929,7 @@
       <w:tr>
         <w:tc>
           <w:tcPr/>
-          <w:bookmarkStart w:id="24" w:name="fig-diagram-naivemodel"/>
+          <w:bookmarkStart w:id="22" w:name="fig-diagram-naivemodel"/>
           <w:p>
             <w:pPr>
               <w:pStyle w:val="Compact"/>
@@ -2852,18 +1940,18 @@
                 <wp:inline>
                   <wp:extent cx="5334000" cy="4667249"/>
                   <wp:effectExtent b="0" l="0" r="0" t="0"/>
-                  <wp:docPr descr="" title="" id="22" name="Picture"/>
+                  <wp:docPr descr="" title="" id="20" name="Picture"/>
                   <a:graphic>
                     <a:graphicData uri="http://schemas.openxmlformats.org/drawingml/2006/picture">
                       <pic:pic>
                         <pic:nvPicPr>
-                          <pic:cNvPr descr="index_files/figure-docx/Scripts-AnalysisScripts-01_population_models-fig-diagram-naivemodel-output-1.png" id="23" name="Picture"/>
+                          <pic:cNvPr descr="index_files/figure-docx/Scripts-AnalysisScripts-01_population_models-fig-diagram-naivemodel-output-1.png" id="21" name="Picture"/>
                           <pic:cNvPicPr>
                             <a:picLocks noChangeArrowheads="1" noChangeAspect="1"/>
                           </pic:cNvPicPr>
                         </pic:nvPicPr>
                         <pic:blipFill>
-                          <a:blip r:embed="rId21"/>
+                          <a:blip r:embed="rId19"/>
                           <a:stretch>
                             <a:fillRect/>
                           </a:stretch>
@@ -2903,7 +1991,7 @@
               <w:t xml:space="preserve">Figure 2: Path diagram of the naivemodel</w:t>
             </w:r>
           </w:p>
-          <w:bookmarkEnd w:id="24"/>
+          <w:bookmarkEnd w:id="22"/>
         </w:tc>
       </w:tr>
     </w:tbl>
@@ -2923,7 +2011,7 @@
         </w:rPr>
         <w:t xml:space="preserve"> </w:t>
       </w:r>
-      <w:hyperlink r:id="rId25">
+      <w:hyperlink r:id="rId23">
         <w:r>
           <w:rPr>
             <w:rStyle w:val="Hyperlink"/>
@@ -2933,8 +2021,8 @@
         </w:r>
       </w:hyperlink>
     </w:p>
-    <w:bookmarkEnd w:id="26"/>
-    <w:bookmarkStart w:id="33" w:name="optimistic-model"/>
+    <w:bookmarkEnd w:id="24"/>
+    <w:bookmarkStart w:id="30" w:name="optimistic-model"/>
     <w:p>
       <w:pPr>
         <w:pStyle w:val="Heading3"/>
@@ -3430,433 +2518,6 @@
       <w:r>
         <w:t xml:space="preserve">.</w:t>
       </w:r>
-    </w:p>
-    <w:p>
-      <w:pPr>
-        <w:pStyle w:val="SourceCode"/>
-      </w:pPr>
-      <w:r>
-        <w:br/>
-      </w:r>
-      <w:r>
-        <w:rPr>
-          <w:rStyle w:val="VerbatimChar"/>
-        </w:rPr>
-        <w:t xml:space="preserve">  # ── Factor loadings: tau-equivalent (uniform λ per domain) ───────────────</w:t>
-      </w:r>
-      <w:r>
-        <w:br/>
-      </w:r>
-      <w:r>
-        <w:rPr>
-          <w:rStyle w:val="VerbatimChar"/>
-        </w:rPr>
-        <w:t xml:space="preserve">  psycho      =~ 0.7113*Q5  + 0.7113*Q6  + 0.7113*Q7  +</w:t>
-      </w:r>
-      <w:r>
-        <w:br/>
-      </w:r>
-      <w:r>
-        <w:rPr>
-          <w:rStyle w:val="VerbatimChar"/>
-        </w:rPr>
-        <w:t xml:space="preserve">                 0.7113*Q11 + 0.7113*Q19 + 0.7113*Q26</w:t>
-      </w:r>
-      <w:r>
-        <w:br/>
-      </w:r>
-      <w:r>
-        <w:br/>
-      </w:r>
-      <w:r>
-        <w:rPr>
-          <w:rStyle w:val="VerbatimChar"/>
-        </w:rPr>
-        <w:t xml:space="preserve">  physical    =~ 0.6837*Q3  + 0.6837*Q4  + 0.6837*Q10 +</w:t>
-      </w:r>
-      <w:r>
-        <w:br/>
-      </w:r>
-      <w:r>
-        <w:rPr>
-          <w:rStyle w:val="VerbatimChar"/>
-        </w:rPr>
-        <w:t xml:space="preserve">                 0.6837*Q15 + 0.6837*Q16 + 0.6837*Q17  + 0.6837*Q18</w:t>
-      </w:r>
-      <w:r>
-        <w:br/>
-      </w:r>
-      <w:r>
-        <w:br/>
-      </w:r>
-      <w:r>
-        <w:rPr>
-          <w:rStyle w:val="VerbatimChar"/>
-        </w:rPr>
-        <w:t xml:space="preserve">  social      =~ 0.7661*Q20 + 0.7661*Q21 + 0.7661*Q22</w:t>
-      </w:r>
-      <w:r>
-        <w:br/>
-      </w:r>
-      <w:r>
-        <w:br/>
-      </w:r>
-      <w:r>
-        <w:rPr>
-          <w:rStyle w:val="VerbatimChar"/>
-        </w:rPr>
-        <w:t xml:space="preserve">  environment =~ 0.6424*Q8  + 0.6424*Q9  + 0.6424*Q12 + 0.6424*Q13 +</w:t>
-      </w:r>
-      <w:r>
-        <w:br/>
-      </w:r>
-      <w:r>
-        <w:rPr>
-          <w:rStyle w:val="VerbatimChar"/>
-        </w:rPr>
-        <w:t xml:space="preserve">                 0.6424*Q14 + 0.6424*Q23  + 0.6424*Q24 + 0.6424*Q25</w:t>
-      </w:r>
-      <w:r>
-        <w:br/>
-      </w:r>
-      <w:r>
-        <w:br/>
-      </w:r>
-      <w:r>
-        <w:rPr>
-          <w:rStyle w:val="VerbatimChar"/>
-        </w:rPr>
-        <w:t xml:space="preserve">  # ── Residual covariance Q3~~Q4 ────────────────────────────────────────────</w:t>
-      </w:r>
-      <w:r>
-        <w:br/>
-      </w:r>
-      <w:r>
-        <w:rPr>
-          <w:rStyle w:val="VerbatimChar"/>
-        </w:rPr>
-        <w:t xml:space="preserve">  # r(Q3,Q4|physical) = 0.30; cov = 0.30 × (1 − 0.6837²) = 0.1598</w:t>
-      </w:r>
-      <w:r>
-        <w:br/>
-      </w:r>
-      <w:r>
-        <w:rPr>
-          <w:rStyle w:val="VerbatimChar"/>
-        </w:rPr>
-        <w:t xml:space="preserve">  Q4 ~~ 0.1598*Q3</w:t>
-      </w:r>
-      <w:r>
-        <w:br/>
-      </w:r>
-      <w:r>
-        <w:br/>
-      </w:r>
-      <w:r>
-        <w:rPr>
-          <w:rStyle w:val="VerbatimChar"/>
-        </w:rPr>
-        <w:t xml:space="preserve">  # ── Factor variances (=1) and interfactor correlations ────────────────────</w:t>
-      </w:r>
-      <w:r>
-        <w:br/>
-      </w:r>
-      <w:r>
-        <w:rPr>
-          <w:rStyle w:val="VerbatimChar"/>
-        </w:rPr>
-        <w:t xml:space="preserve">  # φ = 0.08: lower bound of Lin &amp; Yao (2022) range — optimistic scenario</w:t>
-      </w:r>
-      <w:r>
-        <w:br/>
-      </w:r>
-      <w:r>
-        <w:rPr>
-          <w:rStyle w:val="VerbatimChar"/>
-        </w:rPr>
-        <w:t xml:space="preserve">  psycho      ~~ 1*psycho      + 0.08*physical + 0.08*social + 0.08*environment</w:t>
-      </w:r>
-      <w:r>
-        <w:br/>
-      </w:r>
-      <w:r>
-        <w:rPr>
-          <w:rStyle w:val="VerbatimChar"/>
-        </w:rPr>
-        <w:t xml:space="preserve">  physical    ~~ 1*physical    + 0.08*social   + 0.08*environment</w:t>
-      </w:r>
-      <w:r>
-        <w:br/>
-      </w:r>
-      <w:r>
-        <w:rPr>
-          <w:rStyle w:val="VerbatimChar"/>
-        </w:rPr>
-        <w:t xml:space="preserve">  social      ~~ 1*social      + 0.08*environment</w:t>
-      </w:r>
-      <w:r>
-        <w:br/>
-      </w:r>
-      <w:r>
-        <w:rPr>
-          <w:rStyle w:val="VerbatimChar"/>
-        </w:rPr>
-        <w:t xml:space="preserve">  environment ~~ 1*environment</w:t>
-      </w:r>
-      <w:r>
-        <w:br/>
-      </w:r>
-      <w:r>
-        <w:br/>
-      </w:r>
-      <w:r>
-        <w:rPr>
-          <w:rStyle w:val="VerbatimChar"/>
-        </w:rPr>
-        <w:t xml:space="preserve">  # ── Residual variances: θ = 1 − λ² per domain ────────────────────────────</w:t>
-      </w:r>
-      <w:r>
-        <w:br/>
-      </w:r>
-      <w:r>
-        <w:rPr>
-          <w:rStyle w:val="VerbatimChar"/>
-        </w:rPr>
-        <w:t xml:space="preserve">  Q5  ~~ 0.4941*Q5    # Psychological: θ = 1 − 0.7113² = 0.4941</w:t>
-      </w:r>
-      <w:r>
-        <w:br/>
-      </w:r>
-      <w:r>
-        <w:rPr>
-          <w:rStyle w:val="VerbatimChar"/>
-        </w:rPr>
-        <w:t xml:space="preserve">  Q6  ~~ 0.4941*Q6</w:t>
-      </w:r>
-      <w:r>
-        <w:br/>
-      </w:r>
-      <w:r>
-        <w:rPr>
-          <w:rStyle w:val="VerbatimChar"/>
-        </w:rPr>
-        <w:t xml:space="preserve">  Q7  ~~ 0.4941*Q7</w:t>
-      </w:r>
-      <w:r>
-        <w:br/>
-      </w:r>
-      <w:r>
-        <w:rPr>
-          <w:rStyle w:val="VerbatimChar"/>
-        </w:rPr>
-        <w:t xml:space="preserve">  Q11 ~~ 0.4941*Q11</w:t>
-      </w:r>
-      <w:r>
-        <w:br/>
-      </w:r>
-      <w:r>
-        <w:rPr>
-          <w:rStyle w:val="VerbatimChar"/>
-        </w:rPr>
-        <w:t xml:space="preserve">  Q19 ~~ 0.4941*Q19</w:t>
-      </w:r>
-      <w:r>
-        <w:br/>
-      </w:r>
-      <w:r>
-        <w:rPr>
-          <w:rStyle w:val="VerbatimChar"/>
-        </w:rPr>
-        <w:t xml:space="preserve">  Q26 ~~ 0.4941*Q26</w:t>
-      </w:r>
-      <w:r>
-        <w:br/>
-      </w:r>
-      <w:r>
-        <w:rPr>
-          <w:rStyle w:val="VerbatimChar"/>
-        </w:rPr>
-        <w:t xml:space="preserve">  Q3  ~~ 0.5326*Q3    # Physical: θ = 1 − 0.6837² = 0.5326</w:t>
-      </w:r>
-      <w:r>
-        <w:br/>
-      </w:r>
-      <w:r>
-        <w:rPr>
-          <w:rStyle w:val="VerbatimChar"/>
-        </w:rPr>
-        <w:t xml:space="preserve">  Q4  ~~ 0.5326*Q4</w:t>
-      </w:r>
-      <w:r>
-        <w:br/>
-      </w:r>
-      <w:r>
-        <w:rPr>
-          <w:rStyle w:val="VerbatimChar"/>
-        </w:rPr>
-        <w:t xml:space="preserve">  Q10 ~~ 0.5326*Q10</w:t>
-      </w:r>
-      <w:r>
-        <w:br/>
-      </w:r>
-      <w:r>
-        <w:rPr>
-          <w:rStyle w:val="VerbatimChar"/>
-        </w:rPr>
-        <w:t xml:space="preserve">  Q15 ~~ 0.5326*Q15</w:t>
-      </w:r>
-      <w:r>
-        <w:br/>
-      </w:r>
-      <w:r>
-        <w:rPr>
-          <w:rStyle w:val="VerbatimChar"/>
-        </w:rPr>
-        <w:t xml:space="preserve">  Q16 ~~ 0.5326*Q16</w:t>
-      </w:r>
-      <w:r>
-        <w:br/>
-      </w:r>
-      <w:r>
-        <w:rPr>
-          <w:rStyle w:val="VerbatimChar"/>
-        </w:rPr>
-        <w:t xml:space="preserve">  Q17 ~~ 0.5326*Q17</w:t>
-      </w:r>
-      <w:r>
-        <w:br/>
-      </w:r>
-      <w:r>
-        <w:rPr>
-          <w:rStyle w:val="VerbatimChar"/>
-        </w:rPr>
-        <w:t xml:space="preserve">  Q18 ~~ 0.5326*Q18</w:t>
-      </w:r>
-      <w:r>
-        <w:br/>
-      </w:r>
-      <w:r>
-        <w:rPr>
-          <w:rStyle w:val="VerbatimChar"/>
-        </w:rPr>
-        <w:t xml:space="preserve">  Q20 ~~ 0.4130*Q20   # Social: θ = 1 − 0.7661² = 0.4130</w:t>
-      </w:r>
-      <w:r>
-        <w:br/>
-      </w:r>
-      <w:r>
-        <w:rPr>
-          <w:rStyle w:val="VerbatimChar"/>
-        </w:rPr>
-        <w:t xml:space="preserve">  Q21 ~~ 0.4130*Q21</w:t>
-      </w:r>
-      <w:r>
-        <w:br/>
-      </w:r>
-      <w:r>
-        <w:rPr>
-          <w:rStyle w:val="VerbatimChar"/>
-        </w:rPr>
-        <w:t xml:space="preserve">  Q22 ~~ 0.4130*Q22</w:t>
-      </w:r>
-      <w:r>
-        <w:br/>
-      </w:r>
-      <w:r>
-        <w:rPr>
-          <w:rStyle w:val="VerbatimChar"/>
-        </w:rPr>
-        <w:t xml:space="preserve">  Q8  ~~ 0.5873*Q8    # Environmental: θ = 1 − 0.6424² = 0.5873</w:t>
-      </w:r>
-      <w:r>
-        <w:br/>
-      </w:r>
-      <w:r>
-        <w:rPr>
-          <w:rStyle w:val="VerbatimChar"/>
-        </w:rPr>
-        <w:t xml:space="preserve">  Q9  ~~ 0.5873*Q9</w:t>
-      </w:r>
-      <w:r>
-        <w:br/>
-      </w:r>
-      <w:r>
-        <w:rPr>
-          <w:rStyle w:val="VerbatimChar"/>
-        </w:rPr>
-        <w:t xml:space="preserve">  Q12 ~~ 0.5873*Q12</w:t>
-      </w:r>
-      <w:r>
-        <w:br/>
-      </w:r>
-      <w:r>
-        <w:rPr>
-          <w:rStyle w:val="VerbatimChar"/>
-        </w:rPr>
-        <w:t xml:space="preserve">  Q13 ~~ 0.5873*Q13</w:t>
-      </w:r>
-      <w:r>
-        <w:br/>
-      </w:r>
-      <w:r>
-        <w:rPr>
-          <w:rStyle w:val="VerbatimChar"/>
-        </w:rPr>
-        <w:t xml:space="preserve">  Q14 ~~ 0.5873*Q14</w:t>
-      </w:r>
-      <w:r>
-        <w:br/>
-      </w:r>
-      <w:r>
-        <w:rPr>
-          <w:rStyle w:val="VerbatimChar"/>
-        </w:rPr>
-        <w:t xml:space="preserve">  Q23 ~~ 0.5873*Q23</w:t>
-      </w:r>
-      <w:r>
-        <w:br/>
-      </w:r>
-      <w:r>
-        <w:rPr>
-          <w:rStyle w:val="VerbatimChar"/>
-        </w:rPr>
-        <w:t xml:space="preserve">  Q24 ~~ 0.5873*Q24</w:t>
-      </w:r>
-      <w:r>
-        <w:br/>
-      </w:r>
-      <w:r>
-        <w:rPr>
-          <w:rStyle w:val="VerbatimChar"/>
-        </w:rPr>
-        <w:t xml:space="preserve">  Q25 ~~ 0.5873*Q25</w:t>
-      </w:r>
-    </w:p>
-    <w:p>
-      <w:pPr>
-        <w:pStyle w:val="FirstParagraph"/>
-      </w:pPr>
-      <w:r>
-        <w:rPr>
-          <w:vertAlign w:val="subscript"/>
-        </w:rPr>
-        <w:t xml:space="preserve">Source:</w:t>
-      </w:r>
-      <w:r>
-        <w:rPr>
-          <w:vertAlign w:val="subscript"/>
-        </w:rPr>
-        <w:t xml:space="preserve"> </w:t>
-      </w:r>
-      <w:hyperlink r:id="rId27">
-        <w:r>
-          <w:rPr>
-            <w:rStyle w:val="Hyperlink"/>
-            <w:vertAlign w:val="subscript"/>
-          </w:rPr>
-          <w:t xml:space="preserve">Population Models</w:t>
-        </w:r>
-      </w:hyperlink>
     </w:p>
     <w:tbl>
       <w:tblPr>
@@ -3871,7 +2532,7 @@
       <w:tr>
         <w:tc>
           <w:tcPr/>
-          <w:bookmarkStart w:id="31" w:name="fig-diagram-optmodel"/>
+          <w:bookmarkStart w:id="28" w:name="fig-diagram-optmodel"/>
           <w:p>
             <w:pPr>
               <w:pStyle w:val="Compact"/>
@@ -3882,18 +2543,18 @@
                 <wp:inline>
                   <wp:extent cx="5334000" cy="4667249"/>
                   <wp:effectExtent b="0" l="0" r="0" t="0"/>
-                  <wp:docPr descr="" title="" id="29" name="Picture"/>
+                  <wp:docPr descr="" title="" id="26" name="Picture"/>
                   <a:graphic>
                     <a:graphicData uri="http://schemas.openxmlformats.org/drawingml/2006/picture">
                       <pic:pic>
                         <pic:nvPicPr>
-                          <pic:cNvPr descr="index_files/figure-docx/Scripts-AnalysisScripts-01_population_models-fig-diagram-optmodel-output-1.png" id="30" name="Picture"/>
+                          <pic:cNvPr descr="index_files/figure-docx/Scripts-AnalysisScripts-01_population_models-fig-diagram-optmodel-output-1.png" id="27" name="Picture"/>
                           <pic:cNvPicPr>
                             <a:picLocks noChangeArrowheads="1" noChangeAspect="1"/>
                           </pic:cNvPicPr>
                         </pic:nvPicPr>
                         <pic:blipFill>
-                          <a:blip r:embed="rId28"/>
+                          <a:blip r:embed="rId25"/>
                           <a:stretch>
                             <a:fillRect/>
                           </a:stretch>
@@ -3933,7 +2594,7 @@
               <w:t xml:space="preserve">Figure 3: Path diagram of the optmodel</w:t>
             </w:r>
           </w:p>
-          <w:bookmarkEnd w:id="31"/>
+          <w:bookmarkEnd w:id="28"/>
         </w:tc>
       </w:tr>
     </w:tbl>
@@ -3953,7 +2614,7 @@
         </w:rPr>
         <w:t xml:space="preserve"> </w:t>
       </w:r>
-      <w:hyperlink r:id="rId32">
+      <w:hyperlink r:id="rId29">
         <w:r>
           <w:rPr>
             <w:rStyle w:val="Hyperlink"/>
@@ -3963,8 +2624,8 @@
         </w:r>
       </w:hyperlink>
     </w:p>
-    <w:bookmarkEnd w:id="33"/>
-    <w:bookmarkStart w:id="40" w:name="misspecification-model"/>
+    <w:bookmarkEnd w:id="30"/>
+    <w:bookmarkStart w:id="36" w:name="misspecification-model"/>
     <w:p>
       <w:pPr>
         <w:pStyle w:val="Heading3"/>
@@ -4448,442 +3109,6 @@
         <w:t xml:space="preserve">.</w:t>
       </w:r>
     </w:p>
-    <w:p>
-      <w:pPr>
-        <w:pStyle w:val="SourceCode"/>
-      </w:pPr>
-      <w:r>
-        <w:br/>
-      </w:r>
-      <w:r>
-        <w:rPr>
-          <w:rStyle w:val="VerbatimChar"/>
-        </w:rPr>
-        <w:t xml:space="preserve">  # ── Factor loadings (with three cross-loadings) ───────────────────────────</w:t>
-      </w:r>
-      <w:r>
-        <w:br/>
-      </w:r>
-      <w:r>
-        <w:rPr>
-          <w:rStyle w:val="VerbatimChar"/>
-        </w:rPr>
-        <w:t xml:space="preserve">  psycho      =~ 0.92*Q5  + 0.81*Q6  + 0.94*Q7  +</w:t>
-      </w:r>
-      <w:r>
-        <w:br/>
-      </w:r>
-      <w:r>
-        <w:rPr>
-          <w:rStyle w:val="VerbatimChar"/>
-        </w:rPr>
-        <w:t xml:space="preserve">                 0.73*Q11 + 0.75*Q19 + 0.63*Q26  +</w:t>
-      </w:r>
-      <w:r>
-        <w:br/>
-      </w:r>
-      <w:r>
-        <w:rPr>
-          <w:rStyle w:val="VerbatimChar"/>
-        </w:rPr>
-        <w:t xml:space="preserve">                 0.55*Q8  +                             # cross-load (1)</w:t>
-      </w:r>
-      <w:r>
-        <w:br/>
-      </w:r>
-      <w:r>
-        <w:rPr>
-          <w:rStyle w:val="VerbatimChar"/>
-        </w:rPr>
-        <w:t xml:space="preserve">                 0.21*Q9                                # cross-load (2)</w:t>
-      </w:r>
-      <w:r>
-        <w:br/>
-      </w:r>
-      <w:r>
-        <w:br/>
-      </w:r>
-      <w:r>
-        <w:rPr>
-          <w:rStyle w:val="VerbatimChar"/>
-        </w:rPr>
-        <w:t xml:space="preserve">  physical    =~ 0.84*Q3  + 0.83*Q4  + 0.63*Q10 +</w:t>
-      </w:r>
-      <w:r>
-        <w:br/>
-      </w:r>
-      <w:r>
-        <w:rPr>
-          <w:rStyle w:val="VerbatimChar"/>
-        </w:rPr>
-        <w:t xml:space="preserve">                 0.71*Q15 + 0.68*Q16 + 0.89*Q17  + 0.61*Q18</w:t>
-      </w:r>
-      <w:r>
-        <w:br/>
-      </w:r>
-      <w:r>
-        <w:br/>
-      </w:r>
-      <w:r>
-        <w:rPr>
-          <w:rStyle w:val="VerbatimChar"/>
-        </w:rPr>
-        <w:t xml:space="preserve">  social      =~ 0.94*Q20 + 0.89*Q21 + 0.78*Q22</w:t>
-      </w:r>
-      <w:r>
-        <w:br/>
-      </w:r>
-      <w:r>
-        <w:br/>
-      </w:r>
-      <w:r>
-        <w:rPr>
-          <w:rStyle w:val="VerbatimChar"/>
-        </w:rPr>
-        <w:t xml:space="preserve">  environment =~ 0.37*Q8  + 0.49*Q9  + 0.79*Q12 + 0.81*Q13 +</w:t>
-      </w:r>
-      <w:r>
-        <w:br/>
-      </w:r>
-      <w:r>
-        <w:rPr>
-          <w:rStyle w:val="VerbatimChar"/>
-        </w:rPr>
-        <w:t xml:space="preserve">                 0.77*Q14 + 0.75*Q23  + 0.64*Q24 + 0.73*Q25 +</w:t>
-      </w:r>
-      <w:r>
-        <w:br/>
-      </w:r>
-      <w:r>
-        <w:rPr>
-          <w:rStyle w:val="VerbatimChar"/>
-        </w:rPr>
-        <w:t xml:space="preserve">                 0.24*Q15                               # cross-load (3)</w:t>
-      </w:r>
-      <w:r>
-        <w:br/>
-      </w:r>
-      <w:r>
-        <w:br/>
-      </w:r>
-      <w:r>
-        <w:rPr>
-          <w:rStyle w:val="VerbatimChar"/>
-        </w:rPr>
-        <w:t xml:space="preserve">  # ── Residual covariance Q3~~Q4 (fixed in both P2 and analyzeModel) ────────</w:t>
-      </w:r>
-      <w:r>
-        <w:br/>
-      </w:r>
-      <w:r>
-        <w:rPr>
-          <w:rStyle w:val="VerbatimChar"/>
-        </w:rPr>
-        <w:t xml:space="preserve">  Q4 ~~ 0.0908*Q3</w:t>
-      </w:r>
-      <w:r>
-        <w:br/>
-      </w:r>
-      <w:r>
-        <w:br/>
-      </w:r>
-      <w:r>
-        <w:rPr>
-          <w:rStyle w:val="VerbatimChar"/>
-        </w:rPr>
-        <w:t xml:space="preserve">  # ── Factor variances (=1) and interfactor correlations ────────────────────</w:t>
-      </w:r>
-      <w:r>
-        <w:br/>
-      </w:r>
-      <w:r>
-        <w:rPr>
-          <w:rStyle w:val="VerbatimChar"/>
-        </w:rPr>
-        <w:t xml:space="preserve">  psycho      ~~ 1*psycho      + 0.2*physical + 0.2*social + 0.2*environment</w:t>
-      </w:r>
-      <w:r>
-        <w:br/>
-      </w:r>
-      <w:r>
-        <w:rPr>
-          <w:rStyle w:val="VerbatimChar"/>
-        </w:rPr>
-        <w:t xml:space="preserve">  physical    ~~ 1*physical    + 0.2*social   + 0.2*environment</w:t>
-      </w:r>
-      <w:r>
-        <w:br/>
-      </w:r>
-      <w:r>
-        <w:rPr>
-          <w:rStyle w:val="VerbatimChar"/>
-        </w:rPr>
-        <w:t xml:space="preserve">  social      ~~ 1*social      + 0.2*environment</w:t>
-      </w:r>
-      <w:r>
-        <w:br/>
-      </w:r>
-      <w:r>
-        <w:rPr>
-          <w:rStyle w:val="VerbatimChar"/>
-        </w:rPr>
-        <w:t xml:space="preserve">  environment ~~ 1*environment</w:t>
-      </w:r>
-      <w:r>
-        <w:br/>
-      </w:r>
-      <w:r>
-        <w:br/>
-      </w:r>
-      <w:r>
-        <w:rPr>
-          <w:rStyle w:val="VerbatimChar"/>
-        </w:rPr>
-        <w:t xml:space="preserve">  # ── Residual variances ────────────────────────────────────────────────────</w:t>
-      </w:r>
-      <w:r>
-        <w:br/>
-      </w:r>
-      <w:r>
-        <w:rPr>
-          <w:rStyle w:val="VerbatimChar"/>
-        </w:rPr>
-        <w:t xml:space="preserve">  Q5  ~~ 0.1536*Q5</w:t>
-      </w:r>
-      <w:r>
-        <w:br/>
-      </w:r>
-      <w:r>
-        <w:rPr>
-          <w:rStyle w:val="VerbatimChar"/>
-        </w:rPr>
-        <w:t xml:space="preserve">  Q6  ~~ 0.3439*Q6</w:t>
-      </w:r>
-      <w:r>
-        <w:br/>
-      </w:r>
-      <w:r>
-        <w:rPr>
-          <w:rStyle w:val="VerbatimChar"/>
-        </w:rPr>
-        <w:t xml:space="preserve">  Q7  ~~ 0.1164*Q7</w:t>
-      </w:r>
-      <w:r>
-        <w:br/>
-      </w:r>
-      <w:r>
-        <w:rPr>
-          <w:rStyle w:val="VerbatimChar"/>
-        </w:rPr>
-        <w:t xml:space="preserve">  Q11 ~~ 0.4671*Q11</w:t>
-      </w:r>
-      <w:r>
-        <w:br/>
-      </w:r>
-      <w:r>
-        <w:rPr>
-          <w:rStyle w:val="VerbatimChar"/>
-        </w:rPr>
-        <w:t xml:space="preserve">  Q19 ~~ 0.4375*Q19</w:t>
-      </w:r>
-      <w:r>
-        <w:br/>
-      </w:r>
-      <w:r>
-        <w:rPr>
-          <w:rStyle w:val="VerbatimChar"/>
-        </w:rPr>
-        <w:t xml:space="preserve">  Q26 ~~ 0.6031*Q26</w:t>
-      </w:r>
-      <w:r>
-        <w:br/>
-      </w:r>
-      <w:r>
-        <w:rPr>
-          <w:rStyle w:val="VerbatimChar"/>
-        </w:rPr>
-        <w:t xml:space="preserve">  Q3  ~~ 0.2944*Q3</w:t>
-      </w:r>
-      <w:r>
-        <w:br/>
-      </w:r>
-      <w:r>
-        <w:rPr>
-          <w:rStyle w:val="VerbatimChar"/>
-        </w:rPr>
-        <w:t xml:space="preserve">  Q4  ~~ 0.3111*Q4</w:t>
-      </w:r>
-      <w:r>
-        <w:br/>
-      </w:r>
-      <w:r>
-        <w:rPr>
-          <w:rStyle w:val="VerbatimChar"/>
-        </w:rPr>
-        <w:t xml:space="preserve">  Q10 ~~ 0.6031*Q10</w:t>
-      </w:r>
-      <w:r>
-        <w:br/>
-      </w:r>
-      <w:r>
-        <w:rPr>
-          <w:rStyle w:val="VerbatimChar"/>
-        </w:rPr>
-        <w:t xml:space="preserve">  Q15 ~~ 0.3701*Q15   # UPDATED: was 0.4959 — cross-load on environment</w:t>
-      </w:r>
-      <w:r>
-        <w:br/>
-      </w:r>
-      <w:r>
-        <w:rPr>
-          <w:rStyle w:val="VerbatimChar"/>
-        </w:rPr>
-        <w:t xml:space="preserve">  Q16 ~~ 0.5376*Q16</w:t>
-      </w:r>
-      <w:r>
-        <w:br/>
-      </w:r>
-      <w:r>
-        <w:rPr>
-          <w:rStyle w:val="VerbatimChar"/>
-        </w:rPr>
-        <w:t xml:space="preserve">  Q17 ~~ 0.2079*Q17</w:t>
-      </w:r>
-      <w:r>
-        <w:br/>
-      </w:r>
-      <w:r>
-        <w:rPr>
-          <w:rStyle w:val="VerbatimChar"/>
-        </w:rPr>
-        <w:t xml:space="preserve">  Q18 ~~ 0.6279*Q18</w:t>
-      </w:r>
-      <w:r>
-        <w:br/>
-      </w:r>
-      <w:r>
-        <w:rPr>
-          <w:rStyle w:val="VerbatimChar"/>
-        </w:rPr>
-        <w:t xml:space="preserve">  Q20 ~~ 0.1164*Q20</w:t>
-      </w:r>
-      <w:r>
-        <w:br/>
-      </w:r>
-      <w:r>
-        <w:rPr>
-          <w:rStyle w:val="VerbatimChar"/>
-        </w:rPr>
-        <w:t xml:space="preserve">  Q21 ~~ 0.2079*Q21</w:t>
-      </w:r>
-      <w:r>
-        <w:br/>
-      </w:r>
-      <w:r>
-        <w:rPr>
-          <w:rStyle w:val="VerbatimChar"/>
-        </w:rPr>
-        <w:t xml:space="preserve">  Q22 ~~ 0.3916*Q22</w:t>
-      </w:r>
-      <w:r>
-        <w:br/>
-      </w:r>
-      <w:r>
-        <w:rPr>
-          <w:rStyle w:val="VerbatimChar"/>
-        </w:rPr>
-        <w:t xml:space="preserve">  Q8  ~~ 0.4792*Q8    # UPDATED: was 0.8631 — cross-load on psycho</w:t>
-      </w:r>
-      <w:r>
-        <w:br/>
-      </w:r>
-      <w:r>
-        <w:rPr>
-          <w:rStyle w:val="VerbatimChar"/>
-        </w:rPr>
-        <w:t xml:space="preserve">  Q9  ~~ 0.6746*Q9    # UPDATED: was 0.7599 — cross-load on psycho</w:t>
-      </w:r>
-      <w:r>
-        <w:br/>
-      </w:r>
-      <w:r>
-        <w:rPr>
-          <w:rStyle w:val="VerbatimChar"/>
-        </w:rPr>
-        <w:t xml:space="preserve">  Q12 ~~ 0.3759*Q12</w:t>
-      </w:r>
-      <w:r>
-        <w:br/>
-      </w:r>
-      <w:r>
-        <w:rPr>
-          <w:rStyle w:val="VerbatimChar"/>
-        </w:rPr>
-        <w:t xml:space="preserve">  Q13 ~~ 0.3439*Q13</w:t>
-      </w:r>
-      <w:r>
-        <w:br/>
-      </w:r>
-      <w:r>
-        <w:rPr>
-          <w:rStyle w:val="VerbatimChar"/>
-        </w:rPr>
-        <w:t xml:space="preserve">  Q14 ~~ 0.4071*Q14</w:t>
-      </w:r>
-      <w:r>
-        <w:br/>
-      </w:r>
-      <w:r>
-        <w:rPr>
-          <w:rStyle w:val="VerbatimChar"/>
-        </w:rPr>
-        <w:t xml:space="preserve">  Q23 ~~ 0.4375*Q23</w:t>
-      </w:r>
-      <w:r>
-        <w:br/>
-      </w:r>
-      <w:r>
-        <w:rPr>
-          <w:rStyle w:val="VerbatimChar"/>
-        </w:rPr>
-        <w:t xml:space="preserve">  Q24 ~~ 0.5904*Q24</w:t>
-      </w:r>
-      <w:r>
-        <w:br/>
-      </w:r>
-      <w:r>
-        <w:rPr>
-          <w:rStyle w:val="VerbatimChar"/>
-        </w:rPr>
-        <w:t xml:space="preserve">  Q25 ~~ 0.4671*Q25</w:t>
-      </w:r>
-    </w:p>
-    <w:p>
-      <w:pPr>
-        <w:pStyle w:val="FirstParagraph"/>
-      </w:pPr>
-      <w:r>
-        <w:rPr>
-          <w:vertAlign w:val="subscript"/>
-        </w:rPr>
-        <w:t xml:space="preserve">Source:</w:t>
-      </w:r>
-      <w:r>
-        <w:rPr>
-          <w:vertAlign w:val="subscript"/>
-        </w:rPr>
-        <w:t xml:space="preserve"> </w:t>
-      </w:r>
-      <w:hyperlink r:id="rId34">
-        <w:r>
-          <w:rPr>
-            <w:rStyle w:val="Hyperlink"/>
-            <w:vertAlign w:val="subscript"/>
-          </w:rPr>
-          <w:t xml:space="preserve">Population Models</w:t>
-        </w:r>
-      </w:hyperlink>
-    </w:p>
     <w:tbl>
       <w:tblPr>
         <w:tblStyle w:val="Table"/>
@@ -4897,7 +3122,7 @@
       <w:tr>
         <w:tc>
           <w:tcPr/>
-          <w:bookmarkStart w:id="38" w:name="fig-diagram-h1model"/>
+          <w:bookmarkStart w:id="34" w:name="fig-diagram-h1model"/>
           <w:p>
             <w:pPr>
               <w:pStyle w:val="Compact"/>
@@ -4908,18 +3133,18 @@
                 <wp:inline>
                   <wp:extent cx="5334000" cy="4667249"/>
                   <wp:effectExtent b="0" l="0" r="0" t="0"/>
-                  <wp:docPr descr="" title="" id="36" name="Picture"/>
+                  <wp:docPr descr="" title="" id="32" name="Picture"/>
                   <a:graphic>
                     <a:graphicData uri="http://schemas.openxmlformats.org/drawingml/2006/picture">
                       <pic:pic>
                         <pic:nvPicPr>
-                          <pic:cNvPr descr="index_files/figure-docx/Scripts-AnalysisScripts-01_population_models-fig-diagram-h1model-output-1.png" id="37" name="Picture"/>
+                          <pic:cNvPr descr="index_files/figure-docx/Scripts-AnalysisScripts-01_population_models-fig-diagram-h1model-output-1.png" id="33" name="Picture"/>
                           <pic:cNvPicPr>
                             <a:picLocks noChangeArrowheads="1" noChangeAspect="1"/>
                           </pic:cNvPicPr>
                         </pic:nvPicPr>
                         <pic:blipFill>
-                          <a:blip r:embed="rId35"/>
+                          <a:blip r:embed="rId31"/>
                           <a:stretch>
                             <a:fillRect/>
                           </a:stretch>
@@ -4959,7 +3184,7 @@
               <w:t xml:space="preserve">Figure 4: Path diagram of the h1model</w:t>
             </w:r>
           </w:p>
-          <w:bookmarkEnd w:id="38"/>
+          <w:bookmarkEnd w:id="34"/>
         </w:tc>
       </w:tr>
     </w:tbl>
@@ -4979,7 +3204,7 @@
         </w:rPr>
         <w:t xml:space="preserve"> </w:t>
       </w:r>
-      <w:hyperlink r:id="rId39">
+      <w:hyperlink r:id="rId35">
         <w:r>
           <w:rPr>
             <w:rStyle w:val="Hyperlink"/>
@@ -4989,8 +3214,8 @@
         </w:r>
       </w:hyperlink>
     </w:p>
-    <w:bookmarkEnd w:id="40"/>
-    <w:bookmarkStart w:id="45" w:name="summary-of-population-models"/>
+    <w:bookmarkEnd w:id="36"/>
+    <w:bookmarkStart w:id="41" w:name="summary-of-population-models"/>
     <w:p>
       <w:pPr>
         <w:pStyle w:val="Heading3"/>
@@ -5100,7 +3325,7 @@
       <w:tr>
         <w:tc>
           <w:tcPr/>
-          <w:bookmarkStart w:id="41" w:name="tbl-pop-summary"/>
+          <w:bookmarkStart w:id="37" w:name="tbl-pop-summary"/>
           <w:p>
             <w:pPr>
               <w:jc w:val="center"/>
@@ -9363,7 +7588,7 @@
               </w:tc>
             </w:tr>
           </w:tbl>
-          <w:bookmarkEnd w:id="41"/>
+          <w:bookmarkEnd w:id="37"/>
           <w:p/>
         </w:tc>
       </w:tr>
@@ -9384,7 +7609,7 @@
         </w:rPr>
         <w:t xml:space="preserve"> </w:t>
       </w:r>
-      <w:hyperlink r:id="rId42">
+      <w:hyperlink r:id="rId38">
         <w:r>
           <w:rPr>
             <w:rStyle w:val="Hyperlink"/>
@@ -9407,7 +7632,7 @@
       <w:tr>
         <w:tc>
           <w:tcPr/>
-          <w:bookmarkStart w:id="43" w:name="tbl-pop-comparison"/>
+          <w:bookmarkStart w:id="39" w:name="tbl-pop-comparison"/>
           <w:p>
             <w:pPr>
               <w:jc w:val="center"/>
@@ -10011,7 +8236,7 @@
               </w:tc>
             </w:tr>
           </w:tbl>
-          <w:bookmarkEnd w:id="43"/>
+          <w:bookmarkEnd w:id="39"/>
           <w:p/>
         </w:tc>
       </w:tr>
@@ -10032,7 +8257,7 @@
         </w:rPr>
         <w:t xml:space="preserve"> </w:t>
       </w:r>
-      <w:hyperlink r:id="rId44">
+      <w:hyperlink r:id="rId40">
         <w:r>
           <w:rPr>
             <w:rStyle w:val="Hyperlink"/>
@@ -10042,8 +8267,8 @@
         </w:r>
       </w:hyperlink>
     </w:p>
-    <w:bookmarkEnd w:id="45"/>
-    <w:bookmarkStart w:id="52" w:name="analysis-model"/>
+    <w:bookmarkEnd w:id="41"/>
+    <w:bookmarkStart w:id="47" w:name="analysis-model"/>
     <w:p>
       <w:pPr>
         <w:pStyle w:val="Heading3"/>
@@ -10421,226 +8646,6 @@
         <w:t xml:space="preserve">detect.</w:t>
       </w:r>
     </w:p>
-    <w:p>
-      <w:pPr>
-        <w:pStyle w:val="SourceCode"/>
-      </w:pPr>
-      <w:r>
-        <w:br/>
-      </w:r>
-      <w:r>
-        <w:rPr>
-          <w:rStyle w:val="VerbatimChar"/>
-        </w:rPr>
-        <w:t xml:space="preserve">  # ── Factor loadings: freely estimated ─────────────────────────────────────</w:t>
-      </w:r>
-      <w:r>
-        <w:br/>
-      </w:r>
-      <w:r>
-        <w:rPr>
-          <w:rStyle w:val="VerbatimChar"/>
-        </w:rPr>
-        <w:t xml:space="preserve">  psycho      =~ Q5  + Q6  + Q7  + Q11 + Q19 + Q26</w:t>
-      </w:r>
-      <w:r>
-        <w:br/>
-      </w:r>
-      <w:r>
-        <w:rPr>
-          <w:rStyle w:val="VerbatimChar"/>
-        </w:rPr>
-        <w:t xml:space="preserve">  physical    =~ Q3  + Q4  + Q10 + Q15 + Q16 + Q17 + Q18</w:t>
-      </w:r>
-      <w:r>
-        <w:br/>
-      </w:r>
-      <w:r>
-        <w:rPr>
-          <w:rStyle w:val="VerbatimChar"/>
-        </w:rPr>
-        <w:t xml:space="preserve">  social      =~ Q20 + Q21 + Q22</w:t>
-      </w:r>
-      <w:r>
-        <w:br/>
-      </w:r>
-      <w:r>
-        <w:rPr>
-          <w:rStyle w:val="VerbatimChar"/>
-        </w:rPr>
-        <w:t xml:space="preserve">  environment =~ Q8  + Q9  + Q12 + Q13 + Q14 + Q23 + Q24 + Q25</w:t>
-      </w:r>
-      <w:r>
-        <w:br/>
-      </w:r>
-      <w:r>
-        <w:br/>
-      </w:r>
-      <w:r>
-        <w:rPr>
-          <w:rStyle w:val="VerbatimChar"/>
-        </w:rPr>
-        <w:t xml:space="preserve">  # ── Factor variances (=1) and free interfactor correlations ───────────────</w:t>
-      </w:r>
-      <w:r>
-        <w:br/>
-      </w:r>
-      <w:r>
-        <w:rPr>
-          <w:rStyle w:val="VerbatimChar"/>
-        </w:rPr>
-        <w:t xml:space="preserve">  psycho      ~~ 1*psycho      + physical + social + environment</w:t>
-      </w:r>
-      <w:r>
-        <w:br/>
-      </w:r>
-      <w:r>
-        <w:rPr>
-          <w:rStyle w:val="VerbatimChar"/>
-        </w:rPr>
-        <w:t xml:space="preserve">  physical    ~~ 1*physical    + social   + environment</w:t>
-      </w:r>
-      <w:r>
-        <w:br/>
-      </w:r>
-      <w:r>
-        <w:rPr>
-          <w:rStyle w:val="VerbatimChar"/>
-        </w:rPr>
-        <w:t xml:space="preserve">  social      ~~ 1*social      + environment</w:t>
-      </w:r>
-      <w:r>
-        <w:br/>
-      </w:r>
-      <w:r>
-        <w:rPr>
-          <w:rStyle w:val="VerbatimChar"/>
-        </w:rPr>
-        <w:t xml:space="preserve">  environment ~~ 1*environment</w:t>
-      </w:r>
-      <w:r>
-        <w:br/>
-      </w:r>
-      <w:r>
-        <w:br/>
-      </w:r>
-      <w:r>
-        <w:rPr>
-          <w:rStyle w:val="VerbatimChar"/>
-        </w:rPr>
-        <w:t xml:space="preserve">  # ── Residual covariance Q3~~Q4: freely estimated ──────────────────────────</w:t>
-      </w:r>
-      <w:r>
-        <w:br/>
-      </w:r>
-      <w:r>
-        <w:rPr>
-          <w:rStyle w:val="VerbatimChar"/>
-        </w:rPr>
-        <w:t xml:space="preserve">  Q4 ~~ Q3</w:t>
-      </w:r>
-      <w:r>
-        <w:br/>
-      </w:r>
-      <w:r>
-        <w:br/>
-      </w:r>
-      <w:r>
-        <w:rPr>
-          <w:rStyle w:val="VerbatimChar"/>
-        </w:rPr>
-        <w:t xml:space="preserve">  # ── Residual variances: freely estimated ──────────────────────────────────</w:t>
-      </w:r>
-      <w:r>
-        <w:br/>
-      </w:r>
-      <w:r>
-        <w:rPr>
-          <w:rStyle w:val="VerbatimChar"/>
-        </w:rPr>
-        <w:t xml:space="preserve">  Q5  ~~ Q5;  Q6  ~~ Q6;  Q7  ~~ Q7</w:t>
-      </w:r>
-      <w:r>
-        <w:br/>
-      </w:r>
-      <w:r>
-        <w:rPr>
-          <w:rStyle w:val="VerbatimChar"/>
-        </w:rPr>
-        <w:t xml:space="preserve">  Q11 ~~ Q11; Q19 ~~ Q19; Q26 ~~ Q26</w:t>
-      </w:r>
-      <w:r>
-        <w:br/>
-      </w:r>
-      <w:r>
-        <w:rPr>
-          <w:rStyle w:val="VerbatimChar"/>
-        </w:rPr>
-        <w:t xml:space="preserve">  Q3  ~~ Q3;  Q4  ~~ Q4;  Q10 ~~ Q10</w:t>
-      </w:r>
-      <w:r>
-        <w:br/>
-      </w:r>
-      <w:r>
-        <w:rPr>
-          <w:rStyle w:val="VerbatimChar"/>
-        </w:rPr>
-        <w:t xml:space="preserve">  Q15 ~~ Q15; Q16 ~~ Q16; Q17 ~~ Q17; Q18 ~~ Q18</w:t>
-      </w:r>
-      <w:r>
-        <w:br/>
-      </w:r>
-      <w:r>
-        <w:rPr>
-          <w:rStyle w:val="VerbatimChar"/>
-        </w:rPr>
-        <w:t xml:space="preserve">  Q20 ~~ Q20; Q21 ~~ Q21; Q22 ~~ Q22</w:t>
-      </w:r>
-      <w:r>
-        <w:br/>
-      </w:r>
-      <w:r>
-        <w:rPr>
-          <w:rStyle w:val="VerbatimChar"/>
-        </w:rPr>
-        <w:t xml:space="preserve">  Q8  ~~ Q8;  Q9  ~~ Q9;  Q12 ~~ Q12; Q13 ~~ Q13</w:t>
-      </w:r>
-      <w:r>
-        <w:br/>
-      </w:r>
-      <w:r>
-        <w:rPr>
-          <w:rStyle w:val="VerbatimChar"/>
-        </w:rPr>
-        <w:t xml:space="preserve">  Q14 ~~ Q14; Q23 ~~ Q23; Q24 ~~ Q24; Q25 ~~ Q25</w:t>
-      </w:r>
-    </w:p>
-    <w:p>
-      <w:pPr>
-        <w:pStyle w:val="FirstParagraph"/>
-      </w:pPr>
-      <w:r>
-        <w:rPr>
-          <w:vertAlign w:val="subscript"/>
-        </w:rPr>
-        <w:t xml:space="preserve">Source:</w:t>
-      </w:r>
-      <w:r>
-        <w:rPr>
-          <w:vertAlign w:val="subscript"/>
-        </w:rPr>
-        <w:t xml:space="preserve"> </w:t>
-      </w:r>
-      <w:hyperlink r:id="rId46">
-        <w:r>
-          <w:rPr>
-            <w:rStyle w:val="Hyperlink"/>
-            <w:vertAlign w:val="subscript"/>
-          </w:rPr>
-          <w:t xml:space="preserve">Population Models</w:t>
-        </w:r>
-      </w:hyperlink>
-    </w:p>
     <w:tbl>
       <w:tblPr>
         <w:tblStyle w:val="Table"/>
@@ -10654,7 +8659,7 @@
       <w:tr>
         <w:tc>
           <w:tcPr/>
-          <w:bookmarkStart w:id="50" w:name="fig-diagram-analyzemodel"/>
+          <w:bookmarkStart w:id="45" w:name="fig-diagram-analyzemodel"/>
           <w:p>
             <w:pPr>
               <w:pStyle w:val="Compact"/>
@@ -10665,18 +8670,18 @@
                 <wp:inline>
                   <wp:extent cx="5334000" cy="4667249"/>
                   <wp:effectExtent b="0" l="0" r="0" t="0"/>
-                  <wp:docPr descr="" title="" id="48" name="Picture"/>
+                  <wp:docPr descr="" title="" id="43" name="Picture"/>
                   <a:graphic>
                     <a:graphicData uri="http://schemas.openxmlformats.org/drawingml/2006/picture">
                       <pic:pic>
                         <pic:nvPicPr>
-                          <pic:cNvPr descr="index_files/figure-docx/Scripts-AnalysisScripts-01_population_models-fig-diagram-analyzemodel-output-1.png" id="49" name="Picture"/>
+                          <pic:cNvPr descr="index_files/figure-docx/Scripts-AnalysisScripts-01_population_models-fig-diagram-analyzemodel-output-1.png" id="44" name="Picture"/>
                           <pic:cNvPicPr>
                             <a:picLocks noChangeArrowheads="1" noChangeAspect="1"/>
                           </pic:cNvPicPr>
                         </pic:nvPicPr>
                         <pic:blipFill>
-                          <a:blip r:embed="rId47"/>
+                          <a:blip r:embed="rId42"/>
                           <a:stretch>
                             <a:fillRect/>
                           </a:stretch>
@@ -10716,7 +8721,7 @@
               <w:t xml:space="preserve">Figure 5: Path diagram of the analyzemodel</w:t>
             </w:r>
           </w:p>
-          <w:bookmarkEnd w:id="50"/>
+          <w:bookmarkEnd w:id="45"/>
         </w:tc>
       </w:tr>
     </w:tbl>
@@ -10736,7 +8741,7 @@
         </w:rPr>
         <w:t xml:space="preserve"> </w:t>
       </w:r>
-      <w:hyperlink r:id="rId51">
+      <w:hyperlink r:id="rId46">
         <w:r>
           <w:rPr>
             <w:rStyle w:val="Hyperlink"/>
@@ -10746,9 +8751,9 @@
         </w:r>
       </w:hyperlink>
     </w:p>
-    <w:bookmarkEnd w:id="52"/>
-    <w:bookmarkEnd w:id="53"/>
-    <w:bookmarkStart w:id="88" w:name="sec-analytical"/>
+    <w:bookmarkEnd w:id="47"/>
+    <w:bookmarkEnd w:id="48"/>
+    <w:bookmarkStart w:id="83" w:name="sec-analytical"/>
     <w:p>
       <w:pPr>
         <w:pStyle w:val="Heading2"/>
@@ -10872,7 +8877,7 @@
         <w:t xml:space="preserve">.</w:t>
       </w:r>
     </w:p>
-    <w:bookmarkStart w:id="55" w:name="sec-df"/>
+    <w:bookmarkStart w:id="50" w:name="sec-df"/>
     <w:p>
       <w:pPr>
         <w:pStyle w:val="Heading3"/>
@@ -10974,7 +8979,7 @@
         </w:rPr>
         <w:t xml:space="preserve"> </w:t>
       </w:r>
-      <w:hyperlink r:id="rId54">
+      <w:hyperlink r:id="rId49">
         <w:r>
           <w:rPr>
             <w:rStyle w:val="Hyperlink"/>
@@ -10984,8 +8989,8 @@
         </w:r>
       </w:hyperlink>
     </w:p>
-    <w:bookmarkEnd w:id="55"/>
-    <w:bookmarkStart w:id="68" w:name="sec-apriori"/>
+    <w:bookmarkEnd w:id="50"/>
+    <w:bookmarkStart w:id="63" w:name="sec-apriori"/>
     <w:p>
       <w:pPr>
         <w:pStyle w:val="Heading3"/>
@@ -10994,7 +8999,7 @@
         <w:t xml:space="preserve">3.2 A Priori: How Many Observations?</w:t>
       </w:r>
     </w:p>
-    <w:bookmarkStart w:id="61" w:name="model-free-approach-rmsea-based"/>
+    <w:bookmarkStart w:id="56" w:name="model-free-approach-rmsea-based"/>
     <w:p>
       <w:pPr>
         <w:pStyle w:val="Heading4"/>
@@ -11386,7 +9391,7 @@
       <w:tr>
         <w:tc>
           <w:tcPr/>
-          <w:bookmarkStart w:id="59" w:name="fig-apriori-rmsea"/>
+          <w:bookmarkStart w:id="54" w:name="fig-apriori-rmsea"/>
           <w:p>
             <w:pPr>
               <w:pStyle w:val="Compact"/>
@@ -11397,18 +9402,18 @@
                 <wp:inline>
                   <wp:extent cx="5334000" cy="3810000"/>
                   <wp:effectExtent b="0" l="0" r="0" t="0"/>
-                  <wp:docPr descr="" title="" id="57" name="Picture"/>
+                  <wp:docPr descr="" title="" id="52" name="Picture"/>
                   <a:graphic>
                     <a:graphicData uri="http://schemas.openxmlformats.org/drawingml/2006/picture">
                       <pic:pic>
                         <pic:nvPicPr>
-                          <pic:cNvPr descr="index_files/figure-docx/Scripts-AnalysisScripts-02_analytical_power-fig-apriori-rmsea-output-2.png" id="58" name="Picture"/>
+                          <pic:cNvPr descr="index_files/figure-docx/Scripts-AnalysisScripts-02_analytical_power-fig-apriori-rmsea-output-2.png" id="53" name="Picture"/>
                           <pic:cNvPicPr>
                             <a:picLocks noChangeArrowheads="1" noChangeAspect="1"/>
                           </pic:cNvPicPr>
                         </pic:nvPicPr>
                         <pic:blipFill>
-                          <a:blip r:embed="rId56"/>
+                          <a:blip r:embed="rId51"/>
                           <a:stretch>
                             <a:fillRect/>
                           </a:stretch>
@@ -11448,7 +9453,7 @@
               <w:t xml:space="preserve">Figure 6: A priori power analysis for exact fit with RMSEA-based effect size</w:t>
             </w:r>
           </w:p>
-          <w:bookmarkEnd w:id="59"/>
+          <w:bookmarkEnd w:id="54"/>
         </w:tc>
       </w:tr>
     </w:tbl>
@@ -11468,7 +9473,7 @@
         </w:rPr>
         <w:t xml:space="preserve"> </w:t>
       </w:r>
-      <w:hyperlink r:id="rId60">
+      <w:hyperlink r:id="rId55">
         <w:r>
           <w:rPr>
             <w:rStyle w:val="Hyperlink"/>
@@ -12314,8 +10319,8 @@
         <w:t xml:space="preserve">.</w:t>
       </w:r>
     </w:p>
-    <w:bookmarkEnd w:id="61"/>
-    <w:bookmarkStart w:id="67" w:name="model-based-approach"/>
+    <w:bookmarkEnd w:id="56"/>
+    <w:bookmarkStart w:id="62" w:name="model-based-approach"/>
     <w:p>
       <w:pPr>
         <w:pStyle w:val="Heading4"/>
@@ -12706,7 +10711,7 @@
       <w:tr>
         <w:tc>
           <w:tcPr/>
-          <w:bookmarkStart w:id="65" w:name="fig-apriori-popmodel"/>
+          <w:bookmarkStart w:id="60" w:name="fig-apriori-popmodel"/>
           <w:p>
             <w:pPr>
               <w:pStyle w:val="Compact"/>
@@ -12717,18 +10722,18 @@
                 <wp:inline>
                   <wp:extent cx="5334000" cy="3810000"/>
                   <wp:effectExtent b="0" l="0" r="0" t="0"/>
-                  <wp:docPr descr="" title="" id="63" name="Picture"/>
+                  <wp:docPr descr="" title="" id="58" name="Picture"/>
                   <a:graphic>
                     <a:graphicData uri="http://schemas.openxmlformats.org/drawingml/2006/picture">
                       <pic:pic>
                         <pic:nvPicPr>
-                          <pic:cNvPr descr="index_files/figure-docx/Scripts-AnalysisScripts-02_analytical_power-fig-apriori-popmodel-output-2.png" id="64" name="Picture"/>
+                          <pic:cNvPr descr="index_files/figure-docx/Scripts-AnalysisScripts-02_analytical_power-fig-apriori-popmodel-output-2.png" id="59" name="Picture"/>
                           <pic:cNvPicPr>
                             <a:picLocks noChangeArrowheads="1" noChangeAspect="1"/>
                           </pic:cNvPicPr>
                         </pic:nvPicPr>
                         <pic:blipFill>
-                          <a:blip r:embed="rId62"/>
+                          <a:blip r:embed="rId57"/>
                           <a:stretch>
                             <a:fillRect/>
                           </a:stretch>
@@ -12768,7 +10773,7 @@
               <w:t xml:space="preserve">Figure 7: A priori power analysis Model-based approach (h1model vs analyzemodel)</w:t>
             </w:r>
           </w:p>
-          <w:bookmarkEnd w:id="65"/>
+          <w:bookmarkEnd w:id="60"/>
         </w:tc>
       </w:tr>
     </w:tbl>
@@ -12788,7 +10793,7 @@
         </w:rPr>
         <w:t xml:space="preserve"> </w:t>
       </w:r>
-      <w:hyperlink r:id="rId66">
+      <w:hyperlink r:id="rId61">
         <w:r>
           <w:rPr>
             <w:rStyle w:val="Hyperlink"/>
@@ -13034,9 +11039,9 @@
         <w:t xml:space="preserve">= 106.</w:t>
       </w:r>
     </w:p>
-    <w:bookmarkEnd w:id="67"/>
-    <w:bookmarkEnd w:id="68"/>
-    <w:bookmarkStart w:id="81" w:name="sec-power-curves"/>
+    <w:bookmarkEnd w:id="62"/>
+    <w:bookmarkEnd w:id="63"/>
+    <w:bookmarkStart w:id="76" w:name="sec-power-curves"/>
     <w:p>
       <w:pPr>
         <w:pStyle w:val="Heading3"/>
@@ -13131,7 +11136,7 @@
         <w:t xml:space="preserve">.</w:t>
       </w:r>
     </w:p>
-    <w:bookmarkStart w:id="74" w:name="model-free-approach-rmsea-based-1"/>
+    <w:bookmarkStart w:id="69" w:name="model-free-approach-rmsea-based-1"/>
     <w:p>
       <w:pPr>
         <w:pStyle w:val="Heading4"/>
@@ -13292,7 +11297,7 @@
       <w:tr>
         <w:tc>
           <w:tcPr/>
-          <w:bookmarkStart w:id="72" w:name="fig-power-rmsea"/>
+          <w:bookmarkStart w:id="67" w:name="fig-power-rmsea"/>
           <w:p>
             <w:pPr>
               <w:pStyle w:val="Compact"/>
@@ -13303,18 +11308,18 @@
                 <wp:inline>
                   <wp:extent cx="5334000" cy="3333749"/>
                   <wp:effectExtent b="0" l="0" r="0" t="0"/>
-                  <wp:docPr descr="" title="" id="70" name="Picture"/>
+                  <wp:docPr descr="" title="" id="65" name="Picture"/>
                   <a:graphic>
                     <a:graphicData uri="http://schemas.openxmlformats.org/drawingml/2006/picture">
                       <pic:pic>
                         <pic:nvPicPr>
-                          <pic:cNvPr descr="index_files/figure-docx/Scripts-AnalysisScripts-02_analytical_power-fig-power-rmsea-output-1.png" id="71" name="Picture"/>
+                          <pic:cNvPr descr="index_files/figure-docx/Scripts-AnalysisScripts-02_analytical_power-fig-power-rmsea-output-1.png" id="66" name="Picture"/>
                           <pic:cNvPicPr>
                             <a:picLocks noChangeArrowheads="1" noChangeAspect="1"/>
                           </pic:cNvPicPr>
                         </pic:nvPicPr>
                         <pic:blipFill>
-                          <a:blip r:embed="rId69"/>
+                          <a:blip r:embed="rId64"/>
                           <a:stretch>
                             <a:fillRect/>
                           </a:stretch>
@@ -13354,7 +11359,7 @@
               <w:t xml:space="preserve">Figure 8: Power as a function of sample size for RMSEA = 0.05</w:t>
             </w:r>
           </w:p>
-          <w:bookmarkEnd w:id="72"/>
+          <w:bookmarkEnd w:id="67"/>
         </w:tc>
       </w:tr>
     </w:tbl>
@@ -13374,7 +11379,7 @@
         </w:rPr>
         <w:t xml:space="preserve"> </w:t>
       </w:r>
-      <w:hyperlink r:id="rId73">
+      <w:hyperlink r:id="rId68">
         <w:r>
           <w:rPr>
             <w:rStyle w:val="Hyperlink"/>
@@ -13450,8 +11455,8 @@
         <w:t xml:space="preserve">convert into detection probability in this particular setting.</w:t>
       </w:r>
     </w:p>
-    <w:bookmarkEnd w:id="74"/>
-    <w:bookmarkStart w:id="80" w:name="model-based-approach-1"/>
+    <w:bookmarkEnd w:id="69"/>
+    <w:bookmarkStart w:id="75" w:name="model-based-approach-1"/>
     <w:p>
       <w:pPr>
         <w:pStyle w:val="Heading4"/>
@@ -13558,7 +11563,7 @@
       <w:tr>
         <w:tc>
           <w:tcPr/>
-          <w:bookmarkStart w:id="78" w:name="fig-power-popmodel"/>
+          <w:bookmarkStart w:id="73" w:name="fig-power-popmodel"/>
           <w:p>
             <w:pPr>
               <w:pStyle w:val="Compact"/>
@@ -13569,18 +11574,18 @@
                 <wp:inline>
                   <wp:extent cx="5334000" cy="3333749"/>
                   <wp:effectExtent b="0" l="0" r="0" t="0"/>
-                  <wp:docPr descr="" title="" id="76" name="Picture"/>
+                  <wp:docPr descr="" title="" id="71" name="Picture"/>
                   <a:graphic>
                     <a:graphicData uri="http://schemas.openxmlformats.org/drawingml/2006/picture">
                       <pic:pic>
                         <pic:nvPicPr>
-                          <pic:cNvPr descr="index_files/figure-docx/Scripts-AnalysisScripts-02_analytical_power-fig-power-popmodel-output-1.png" id="77" name="Picture"/>
+                          <pic:cNvPr descr="index_files/figure-docx/Scripts-AnalysisScripts-02_analytical_power-fig-power-popmodel-output-1.png" id="72" name="Picture"/>
                           <pic:cNvPicPr>
                             <a:picLocks noChangeArrowheads="1" noChangeAspect="1"/>
                           </pic:cNvPicPr>
                         </pic:nvPicPr>
                         <pic:blipFill>
-                          <a:blip r:embed="rId75"/>
+                          <a:blip r:embed="rId70"/>
                           <a:stretch>
                             <a:fillRect/>
                           </a:stretch>
@@ -13620,7 +11625,7 @@
               <w:t xml:space="preserve">Figure 9: Power as a function of sample size for the population model (popModel)</w:t>
             </w:r>
           </w:p>
-          <w:bookmarkEnd w:id="78"/>
+          <w:bookmarkEnd w:id="73"/>
         </w:tc>
       </w:tr>
     </w:tbl>
@@ -13640,7 +11645,7 @@
         </w:rPr>
         <w:t xml:space="preserve"> </w:t>
       </w:r>
-      <w:hyperlink r:id="rId79">
+      <w:hyperlink r:id="rId74">
         <w:r>
           <w:rPr>
             <w:rStyle w:val="Hyperlink"/>
@@ -13847,9 +11852,9 @@
         <w:t xml:space="preserve">with further gains becoming marginal above that.</w:t>
       </w:r>
     </w:p>
-    <w:bookmarkEnd w:id="80"/>
-    <w:bookmarkEnd w:id="81"/>
-    <w:bookmarkStart w:id="87" w:name="summary-table"/>
+    <w:bookmarkEnd w:id="75"/>
+    <w:bookmarkEnd w:id="76"/>
+    <w:bookmarkStart w:id="82" w:name="summary-table"/>
     <w:p>
       <w:pPr>
         <w:pStyle w:val="Heading3"/>
@@ -13995,7 +12000,7 @@
       <w:tr>
         <w:tc>
           <w:tcPr/>
-          <w:bookmarkStart w:id="82" w:name="tbl-analytical-summary"/>
+          <w:bookmarkStart w:id="77" w:name="tbl-analytical-summary"/>
           <w:p>
             <w:pPr>
               <w:jc w:val="center"/>
@@ -14237,7 +12242,7 @@
               </w:tc>
             </w:tr>
           </w:tbl>
-          <w:bookmarkEnd w:id="82"/>
+          <w:bookmarkEnd w:id="77"/>
           <w:p/>
         </w:tc>
       </w:tr>
@@ -14258,7 +12263,7 @@
         </w:rPr>
         <w:t xml:space="preserve"> </w:t>
       </w:r>
-      <w:hyperlink r:id="rId83">
+      <w:hyperlink r:id="rId78">
         <w:r>
           <w:rPr>
             <w:rStyle w:val="Hyperlink"/>
@@ -14309,18 +12314,18 @@
                 <wp:inline>
                   <wp:extent cx="152400" cy="152400"/>
                   <wp:effectExtent b="0" l="0" r="0" t="0"/>
-                  <wp:docPr descr="" title="" id="85" name="Picture"/>
+                  <wp:docPr descr="" title="" id="80" name="Picture"/>
                   <a:graphic>
                     <a:graphicData uri="http://schemas.openxmlformats.org/drawingml/2006/picture">
                       <pic:pic>
                         <pic:nvPicPr>
-                          <pic:cNvPr descr="C:\Program Files\Quarto\share\formats\docx\important.png" id="86" name="Picture"/>
+                          <pic:cNvPr descr="C:\Program Files\Quarto\share\formats\docx\important.png" id="81" name="Picture"/>
                           <pic:cNvPicPr>
                             <a:picLocks noChangeArrowheads="1" noChangeAspect="1"/>
                           </pic:cNvPicPr>
                         </pic:nvPicPr>
                         <pic:blipFill>
-                          <a:blip r:embed="rId84"/>
+                          <a:blip r:embed="rId79"/>
                           <a:stretch>
                             <a:fillRect/>
                           </a:stretch>
@@ -14463,9 +12468,9 @@
         </w:tc>
       </w:tr>
     </w:tbl>
-    <w:bookmarkEnd w:id="87"/>
-    <w:bookmarkEnd w:id="88"/>
-    <w:bookmarkStart w:id="122" w:name="sec-sim-ideal"/>
+    <w:bookmarkEnd w:id="82"/>
+    <w:bookmarkEnd w:id="83"/>
+    <w:bookmarkStart w:id="117" w:name="sec-sim-ideal"/>
     <w:p>
       <w:pPr>
         <w:pStyle w:val="Heading2"/>
@@ -14853,7 +12858,7 @@
         <w:t xml:space="preserve">.</w:t>
       </w:r>
     </w:p>
-    <w:bookmarkStart w:id="101" w:name="main-analysis-under-ideal-conditions"/>
+    <w:bookmarkStart w:id="96" w:name="main-analysis-under-ideal-conditions"/>
     <w:p>
       <w:pPr>
         <w:pStyle w:val="Heading3"/>
@@ -14953,7 +12958,215 @@
       <w:tr>
         <w:tc>
           <w:tcPr/>
-          <w:bookmarkStart w:id="92" w:name="fig-power-curve-ideal"/>
+          <w:bookmarkStart w:id="87" w:name="fig-power-curve-ideal"/>
+          <w:p>
+            <w:pPr>
+              <w:pStyle w:val="Compact"/>
+              <w:jc w:val="center"/>
+            </w:pPr>
+            <w:r>
+              <w:drawing>
+                <wp:inline>
+                  <wp:extent cx="5334000" cy="3333749"/>
+                  <wp:effectExtent b="0" l="0" r="0" t="0"/>
+                  <wp:docPr descr="" title="" id="85" name="Picture"/>
+                  <a:graphic>
+                    <a:graphicData uri="http://schemas.openxmlformats.org/drawingml/2006/picture">
+                      <pic:pic>
+                        <pic:nvPicPr>
+                          <pic:cNvPr descr="index_files/figure-docx/Scripts-AnalysisScripts-03_simulation_ideal-fig-power-curve-ideal-output-1.png" id="86" name="Picture"/>
+                          <pic:cNvPicPr>
+                            <a:picLocks noChangeArrowheads="1" noChangeAspect="1"/>
+                          </pic:cNvPicPr>
+                        </pic:nvPicPr>
+                        <pic:blipFill>
+                          <a:blip r:embed="rId84"/>
+                          <a:stretch>
+                            <a:fillRect/>
+                          </a:stretch>
+                        </pic:blipFill>
+                        <pic:spPr bwMode="auto">
+                          <a:xfrm>
+                            <a:off x="0" y="0"/>
+                            <a:ext cx="5334000" cy="3333749"/>
+                          </a:xfrm>
+                          <a:prstGeom prst="rect">
+                            <a:avLst/>
+                          </a:prstGeom>
+                          <a:noFill/>
+                          <a:ln w="9525">
+                            <a:noFill/>
+                            <a:headEnd/>
+                            <a:tailEnd/>
+                          </a:ln>
+                        </pic:spPr>
+                      </pic:pic>
+                    </a:graphicData>
+                  </a:graphic>
+                </wp:inline>
+              </w:drawing>
+            </w:r>
+          </w:p>
+          <w:p>
+            <w:pPr>
+              <w:jc w:val="center"/>
+            </w:pPr>
+            <w:pPr>
+              <w:jc w:val="left"/>
+              <w:spacing w:before="200"/>
+              <w:pStyle w:val="ImageCaption"/>
+            </w:pPr>
+            <w:r>
+              <w:t xml:space="preserve">Figure 10: Power curves for fit indices under ideal conditions.</w:t>
+            </w:r>
+          </w:p>
+          <w:bookmarkEnd w:id="87"/>
+        </w:tc>
+      </w:tr>
+    </w:tbl>
+    <w:p>
+      <w:pPr>
+        <w:pStyle w:val="BodyText"/>
+      </w:pPr>
+      <w:r>
+        <w:rPr>
+          <w:vertAlign w:val="subscript"/>
+        </w:rPr>
+        <w:t xml:space="preserve">Source:</w:t>
+      </w:r>
+      <w:r>
+        <w:rPr>
+          <w:vertAlign w:val="subscript"/>
+        </w:rPr>
+        <w:t xml:space="preserve"> </w:t>
+      </w:r>
+      <w:hyperlink r:id="rId88">
+        <w:r>
+          <w:rPr>
+            <w:rStyle w:val="Hyperlink"/>
+            <w:vertAlign w:val="subscript"/>
+          </w:rPr>
+          <w:t xml:space="preserve">Simulation — Ideal Conditions</w:t>
+        </w:r>
+      </w:hyperlink>
+    </w:p>
+    <w:p>
+      <w:pPr>
+        <w:pStyle w:val="BodyText"/>
+      </w:pPr>
+      <w:r>
+        <w:t xml:space="preserve">Power increases monotonically with</w:t>
+      </w:r>
+      <w:r>
+        <w:t xml:space="preserve"> </w:t>
+      </w:r>
+      <m:oMath>
+        <m:r>
+          <m:t>N</m:t>
+        </m:r>
+      </m:oMath>
+      <w:r>
+        <w:t xml:space="preserve"> </w:t>
+      </w:r>
+      <w:r>
+        <w:t xml:space="preserve">for all four indices. At the</w:t>
+      </w:r>
+      <w:r>
+        <w:t xml:space="preserve"> </w:t>
+      </w:r>
+      <w:r>
+        <w:t xml:space="preserve">lower end of the sample-size sequence, every index falls below the</w:t>
+      </w:r>
+      <w:r>
+        <w:t xml:space="preserve"> </w:t>
+      </w:r>
+      <w:r>
+        <w:t xml:space="preserve">target threshold, indicating insufficient sensitivity. As</w:t>
+      </w:r>
+      <w:r>
+        <w:t xml:space="preserve"> </w:t>
+      </w:r>
+      <m:oMath>
+        <m:r>
+          <m:t>N</m:t>
+        </m:r>
+      </m:oMath>
+      <w:r>
+        <w:t xml:space="preserve"> </w:t>
+      </w:r>
+      <w:r>
+        <w:t xml:space="preserve">grows,</w:t>
+      </w:r>
+      <w:r>
+        <w:t xml:space="preserve"> </w:t>
+      </w:r>
+      <w:r>
+        <w:t xml:space="preserve">the curves diverge: some indices reach the</w:t>
+      </w:r>
+      <w:r>
+        <w:t xml:space="preserve"> </w:t>
+      </w:r>
+      <m:oMath>
+        <m:r>
+          <m:t>0.80</m:t>
+        </m:r>
+      </m:oMath>
+      <w:r>
+        <w:t xml:space="preserve"> </w:t>
+      </w:r>
+      <w:r>
+        <w:t xml:space="preserve">target earlier than</w:t>
+      </w:r>
+      <w:r>
+        <w:t xml:space="preserve"> </w:t>
+      </w:r>
+      <w:r>
+        <w:t xml:space="preserve">others, reflecting different degrees of sensitivity to the imposed</w:t>
+      </w:r>
+      <w:r>
+        <w:t xml:space="preserve"> </w:t>
+      </w:r>
+      <w:r>
+        <w:t xml:space="preserve">cross-loading misspecification. The most conservative planning decision</w:t>
+      </w:r>
+      <w:r>
+        <w:t xml:space="preserve"> </w:t>
+      </w:r>
+      <w:r>
+        <w:t xml:space="preserve">is therefore anchored in the last index to cross the target —</w:t>
+      </w:r>
+      <w:r>
+        <w:t xml:space="preserve"> </w:t>
+      </w:r>
+      <w:r>
+        <w:t xml:space="preserve">the index whose detection requires the largest</w:t>
+      </w:r>
+      <w:r>
+        <w:t xml:space="preserve"> </w:t>
+      </w:r>
+      <m:oMath>
+        <m:r>
+          <m:t>N</m:t>
+        </m:r>
+      </m:oMath>
+      <w:r>
+        <w:t xml:space="preserve">.</w:t>
+      </w:r>
+    </w:p>
+    <w:tbl>
+      <w:tblPr>
+        <w:tblStyle w:val="Table"/>
+        <w:tblW w:type="pct" w:w="5000"/>
+        <w:tblLayout w:type="fixed"/>
+        <w:tblLook w:firstRow="0" w:lastRow="0" w:firstColumn="0" w:lastColumn="0" w:noHBand="0" w:noVBand="0" w:val="0000"/>
+      </w:tblPr>
+      <w:tblGrid>
+        <w:gridCol w:w="7920"/>
+      </w:tblGrid>
+      <w:tr>
+        <w:tc>
+          <w:tcPr/>
+          <w:bookmarkStart w:id="92" w:name="fig-fit-curve-ideal"/>
           <w:p>
             <w:pPr>
               <w:pStyle w:val="Compact"/>
@@ -14969,7 +13182,7 @@
                     <a:graphicData uri="http://schemas.openxmlformats.org/drawingml/2006/picture">
                       <pic:pic>
                         <pic:nvPicPr>
-                          <pic:cNvPr descr="index_files/figure-docx/Scripts-AnalysisScripts-03_simulation_ideal-fig-power-curve-ideal-output-1.png" id="91" name="Picture"/>
+                          <pic:cNvPr descr="index_files/figure-docx/Scripts-AnalysisScripts-03_simulation_ideal-fig-fit-curve-ideal-output-1.png" id="91" name="Picture"/>
                           <pic:cNvPicPr>
                             <a:picLocks noChangeArrowheads="1" noChangeAspect="1"/>
                           </pic:cNvPicPr>
@@ -15012,7 +13225,7 @@
               <w:pStyle w:val="ImageCaption"/>
             </w:pPr>
             <w:r>
-              <w:t xml:space="preserve">Figure 10: Power curves for fit indices under ideal conditions.</w:t>
+              <w:t xml:space="preserve">Figure 11: Power curves for fit indices under ideal conditions without logistic smoothing.</w:t>
             </w:r>
           </w:p>
           <w:bookmarkEnd w:id="92"/>
@@ -15050,7 +13263,24 @@
         <w:pStyle w:val="BodyText"/>
       </w:pPr>
       <w:r>
-        <w:t xml:space="preserve">Power increases monotonically with</w:t>
+        <w:t xml:space="preserve">The</w:t>
+      </w:r>
+      <w:r>
+        <w:t xml:space="preserve"> </w:t>
+      </w:r>
+      <w:hyperlink w:anchor="fig-fit-curve-ideal">
+        <w:r>
+          <w:rPr>
+            <w:rStyle w:val="Hyperlink"/>
+          </w:rPr>
+          <w:t xml:space="preserve">Figure 11</w:t>
+        </w:r>
+      </w:hyperlink>
+      <w:r>
+        <w:t xml:space="preserve"> </w:t>
+      </w:r>
+      <w:r>
+        <w:t xml:space="preserve">makes the discrimination mechanism visible. At small</w:t>
       </w:r>
       <w:r>
         <w:t xml:space="preserve"> </w:t>
@@ -15061,22 +13291,19 @@
         </m:r>
       </m:oMath>
       <w:r>
-        <w:t xml:space="preserve"> </w:t>
-      </w:r>
-      <w:r>
-        <w:t xml:space="preserve">for all four indices. At the</w:t>
-      </w:r>
-      <w:r>
-        <w:t xml:space="preserve"> </w:t>
-      </w:r>
-      <w:r>
-        <w:t xml:space="preserve">lower end of the sample-size sequence, every index falls below the</w:t>
-      </w:r>
-      <w:r>
-        <w:t xml:space="preserve"> </w:t>
-      </w:r>
-      <w:r>
-        <w:t xml:space="preserve">target threshold, indicating insufficient sensitivity. As</w:t>
+        <w:t xml:space="preserve">, the sampling distributions of each fit index under the reference</w:t>
+      </w:r>
+      <w:r>
+        <w:t xml:space="preserve"> </w:t>
+      </w:r>
+      <w:r>
+        <w:t xml:space="preserve">and alternative conditions overlap substantially, so the indices cannot</w:t>
+      </w:r>
+      <w:r>
+        <w:t xml:space="preserve"> </w:t>
+      </w:r>
+      <w:r>
+        <w:t xml:space="preserve">reliably distinguish the two scenarios. As</w:t>
       </w:r>
       <w:r>
         <w:t xml:space="preserve"> </w:t>
@@ -15090,60 +13317,64 @@
         <w:t xml:space="preserve"> </w:t>
       </w:r>
       <w:r>
-        <w:t xml:space="preserve">grows,</w:t>
-      </w:r>
-      <w:r>
-        <w:t xml:space="preserve"> </w:t>
-      </w:r>
-      <w:r>
-        <w:t xml:space="preserve">the curves diverge: some indices reach the</w:t>
-      </w:r>
-      <w:r>
-        <w:t xml:space="preserve"> </w:t>
-      </w:r>
-      <m:oMath>
-        <m:r>
-          <m:t>0.80</m:t>
-        </m:r>
-      </m:oMath>
-      <w:r>
-        <w:t xml:space="preserve"> </w:t>
-      </w:r>
-      <w:r>
-        <w:t xml:space="preserve">target earlier than</w:t>
-      </w:r>
-      <w:r>
-        <w:t xml:space="preserve"> </w:t>
-      </w:r>
-      <w:r>
-        <w:t xml:space="preserve">others, reflecting different degrees of sensitivity to the imposed</w:t>
-      </w:r>
-      <w:r>
-        <w:t xml:space="preserve"> </w:t>
-      </w:r>
-      <w:r>
-        <w:t xml:space="preserve">cross-loading misspecification. The most conservative planning decision</w:t>
-      </w:r>
-      <w:r>
-        <w:t xml:space="preserve"> </w:t>
-      </w:r>
-      <w:r>
-        <w:t xml:space="preserve">is therefore anchored in the last index to cross the target —</w:t>
-      </w:r>
-      <w:r>
-        <w:t xml:space="preserve"> </w:t>
-      </w:r>
-      <w:r>
-        <w:t xml:space="preserve">the index whose detection requires the largest</w:t>
-      </w:r>
-      <w:r>
-        <w:t xml:space="preserve"> </w:t>
-      </w:r>
-      <m:oMath>
-        <m:r>
-          <m:t>N</m:t>
-        </m:r>
-      </m:oMath>
+        <w:t xml:space="preserve">increases, the</w:t>
+      </w:r>
+      <w:r>
+        <w:t xml:space="preserve"> </w:t>
+      </w:r>
+      <w:r>
+        <w:t xml:space="preserve">alternative-condition distribution shifts toward worse fit while the</w:t>
+      </w:r>
+      <w:r>
+        <w:t xml:space="preserve"> </w:t>
+      </w:r>
+      <w:r>
+        <w:t xml:space="preserve">reference distribution remains stable, widening the gap between them.</w:t>
+      </w:r>
+      <w:r>
+        <w:t xml:space="preserve"> </w:t>
+      </w:r>
+      <w:r>
+        <w:t xml:space="preserve">This growing separation is the empirical basis for the power gains</w:t>
+      </w:r>
+      <w:r>
+        <w:t xml:space="preserve"> </w:t>
+      </w:r>
+      <w:r>
+        <w:t xml:space="preserve">shown in the</w:t>
+      </w:r>
+      <w:r>
+        <w:t xml:space="preserve"> </w:t>
+      </w:r>
+      <w:hyperlink w:anchor="fig-power-curve-ideal">
+        <w:r>
+          <w:rPr>
+            <w:rStyle w:val="Hyperlink"/>
+          </w:rPr>
+          <w:t xml:space="preserve">Figure 10</w:t>
+        </w:r>
+      </w:hyperlink>
+      <w:r>
+        <w:t xml:space="preserve">, and it provides an intuitive picture of how</w:t>
+      </w:r>
+      <w:r>
+        <w:t xml:space="preserve"> </w:t>
+      </w:r>
+      <w:r>
+        <w:t xml:space="preserve">fit indices work as decision variables rather than mere descriptive</w:t>
+      </w:r>
+      <w:r>
+        <w:t xml:space="preserve"> </w:t>
+      </w:r>
+      <w:r>
+        <w:t xml:space="preserve">summaries</w:t>
+      </w:r>
+      <w:r>
+        <w:t xml:space="preserve"> </w:t>
+      </w:r>
+      <w:r>
+        <w:t xml:space="preserve">(McNeish &amp; Wolf, 2021; Pornprasertmanit et al., 2021)</w:t>
+      </w:r>
       <w:r>
         <w:t xml:space="preserve">.</w:t>
       </w:r>
@@ -15161,233 +13392,7 @@
       <w:tr>
         <w:tc>
           <w:tcPr/>
-          <w:bookmarkStart w:id="97" w:name="fig-fit-curve-ideal"/>
-          <w:p>
-            <w:pPr>
-              <w:pStyle w:val="Compact"/>
-              <w:jc w:val="center"/>
-            </w:pPr>
-            <w:r>
-              <w:drawing>
-                <wp:inline>
-                  <wp:extent cx="5334000" cy="3333749"/>
-                  <wp:effectExtent b="0" l="0" r="0" t="0"/>
-                  <wp:docPr descr="" title="" id="95" name="Picture"/>
-                  <a:graphic>
-                    <a:graphicData uri="http://schemas.openxmlformats.org/drawingml/2006/picture">
-                      <pic:pic>
-                        <pic:nvPicPr>
-                          <pic:cNvPr descr="index_files/figure-docx/Scripts-AnalysisScripts-03_simulation_ideal-fig-fit-curve-ideal-output-1.png" id="96" name="Picture"/>
-                          <pic:cNvPicPr>
-                            <a:picLocks noChangeArrowheads="1" noChangeAspect="1"/>
-                          </pic:cNvPicPr>
-                        </pic:nvPicPr>
-                        <pic:blipFill>
-                          <a:blip r:embed="rId94"/>
-                          <a:stretch>
-                            <a:fillRect/>
-                          </a:stretch>
-                        </pic:blipFill>
-                        <pic:spPr bwMode="auto">
-                          <a:xfrm>
-                            <a:off x="0" y="0"/>
-                            <a:ext cx="5334000" cy="3333749"/>
-                          </a:xfrm>
-                          <a:prstGeom prst="rect">
-                            <a:avLst/>
-                          </a:prstGeom>
-                          <a:noFill/>
-                          <a:ln w="9525">
-                            <a:noFill/>
-                            <a:headEnd/>
-                            <a:tailEnd/>
-                          </a:ln>
-                        </pic:spPr>
-                      </pic:pic>
-                    </a:graphicData>
-                  </a:graphic>
-                </wp:inline>
-              </w:drawing>
-            </w:r>
-          </w:p>
-          <w:p>
-            <w:pPr>
-              <w:jc w:val="center"/>
-            </w:pPr>
-            <w:pPr>
-              <w:jc w:val="left"/>
-              <w:spacing w:before="200"/>
-              <w:pStyle w:val="ImageCaption"/>
-            </w:pPr>
-            <w:r>
-              <w:t xml:space="preserve">Figure 11: Power curves for fit indices under ideal conditions without logistic smoothing.</w:t>
-            </w:r>
-          </w:p>
-          <w:bookmarkEnd w:id="97"/>
-        </w:tc>
-      </w:tr>
-    </w:tbl>
-    <w:p>
-      <w:pPr>
-        <w:pStyle w:val="BodyText"/>
-      </w:pPr>
-      <w:r>
-        <w:rPr>
-          <w:vertAlign w:val="subscript"/>
-        </w:rPr>
-        <w:t xml:space="preserve">Source:</w:t>
-      </w:r>
-      <w:r>
-        <w:rPr>
-          <w:vertAlign w:val="subscript"/>
-        </w:rPr>
-        <w:t xml:space="preserve"> </w:t>
-      </w:r>
-      <w:hyperlink r:id="rId98">
-        <w:r>
-          <w:rPr>
-            <w:rStyle w:val="Hyperlink"/>
-            <w:vertAlign w:val="subscript"/>
-          </w:rPr>
-          <w:t xml:space="preserve">Simulation — Ideal Conditions</w:t>
-        </w:r>
-      </w:hyperlink>
-    </w:p>
-    <w:p>
-      <w:pPr>
-        <w:pStyle w:val="BodyText"/>
-      </w:pPr>
-      <w:r>
-        <w:t xml:space="preserve">The</w:t>
-      </w:r>
-      <w:r>
-        <w:t xml:space="preserve"> </w:t>
-      </w:r>
-      <w:hyperlink w:anchor="fig-fit-curve-ideal">
-        <w:r>
-          <w:rPr>
-            <w:rStyle w:val="Hyperlink"/>
-          </w:rPr>
-          <w:t xml:space="preserve">Figure 11</w:t>
-        </w:r>
-      </w:hyperlink>
-      <w:r>
-        <w:t xml:space="preserve"> </w:t>
-      </w:r>
-      <w:r>
-        <w:t xml:space="preserve">makes the discrimination mechanism visible. At small</w:t>
-      </w:r>
-      <w:r>
-        <w:t xml:space="preserve"> </w:t>
-      </w:r>
-      <m:oMath>
-        <m:r>
-          <m:t>N</m:t>
-        </m:r>
-      </m:oMath>
-      <w:r>
-        <w:t xml:space="preserve">, the sampling distributions of each fit index under the reference</w:t>
-      </w:r>
-      <w:r>
-        <w:t xml:space="preserve"> </w:t>
-      </w:r>
-      <w:r>
-        <w:t xml:space="preserve">and alternative conditions overlap substantially, so the indices cannot</w:t>
-      </w:r>
-      <w:r>
-        <w:t xml:space="preserve"> </w:t>
-      </w:r>
-      <w:r>
-        <w:t xml:space="preserve">reliably distinguish the two scenarios. As</w:t>
-      </w:r>
-      <w:r>
-        <w:t xml:space="preserve"> </w:t>
-      </w:r>
-      <m:oMath>
-        <m:r>
-          <m:t>N</m:t>
-        </m:r>
-      </m:oMath>
-      <w:r>
-        <w:t xml:space="preserve"> </w:t>
-      </w:r>
-      <w:r>
-        <w:t xml:space="preserve">increases, the</w:t>
-      </w:r>
-      <w:r>
-        <w:t xml:space="preserve"> </w:t>
-      </w:r>
-      <w:r>
-        <w:t xml:space="preserve">alternative-condition distribution shifts toward worse fit while the</w:t>
-      </w:r>
-      <w:r>
-        <w:t xml:space="preserve"> </w:t>
-      </w:r>
-      <w:r>
-        <w:t xml:space="preserve">reference distribution remains stable, widening the gap between them.</w:t>
-      </w:r>
-      <w:r>
-        <w:t xml:space="preserve"> </w:t>
-      </w:r>
-      <w:r>
-        <w:t xml:space="preserve">This growing separation is the empirical basis for the power gains</w:t>
-      </w:r>
-      <w:r>
-        <w:t xml:space="preserve"> </w:t>
-      </w:r>
-      <w:r>
-        <w:t xml:space="preserve">shown in the</w:t>
-      </w:r>
-      <w:r>
-        <w:t xml:space="preserve"> </w:t>
-      </w:r>
-      <w:hyperlink w:anchor="fig-power-curve-ideal">
-        <w:r>
-          <w:rPr>
-            <w:rStyle w:val="Hyperlink"/>
-          </w:rPr>
-          <w:t xml:space="preserve">Figure 10</w:t>
-        </w:r>
-      </w:hyperlink>
-      <w:r>
-        <w:t xml:space="preserve">, and it provides an intuitive picture of how</w:t>
-      </w:r>
-      <w:r>
-        <w:t xml:space="preserve"> </w:t>
-      </w:r>
-      <w:r>
-        <w:t xml:space="preserve">fit indices work as decision variables rather than mere descriptive</w:t>
-      </w:r>
-      <w:r>
-        <w:t xml:space="preserve"> </w:t>
-      </w:r>
-      <w:r>
-        <w:t xml:space="preserve">summaries</w:t>
-      </w:r>
-      <w:r>
-        <w:t xml:space="preserve"> </w:t>
-      </w:r>
-      <w:r>
-        <w:t xml:space="preserve">(McNeish &amp; Wolf, 2021; Pornprasertmanit et al., 2021)</w:t>
-      </w:r>
-      <w:r>
-        <w:t xml:space="preserve">.</w:t>
-      </w:r>
-    </w:p>
-    <w:tbl>
-      <w:tblPr>
-        <w:tblStyle w:val="Table"/>
-        <w:tblW w:type="pct" w:w="5000"/>
-        <w:tblLayout w:type="fixed"/>
-        <w:tblLook w:firstRow="0" w:lastRow="0" w:firstColumn="0" w:lastColumn="0" w:noHBand="0" w:noVBand="0" w:val="0000"/>
-      </w:tblPr>
-      <w:tblGrid>
-        <w:gridCol w:w="7920"/>
-      </w:tblGrid>
-      <w:tr>
-        <w:tc>
-          <w:tcPr/>
-          <w:bookmarkStart w:id="99" w:name="tbl-power-cutoff-ideal"/>
+          <w:bookmarkStart w:id="94" w:name="tbl-power-cutoff-ideal"/>
           <w:p>
             <w:pPr>
               <w:jc w:val="center"/>
@@ -15612,7 +13617,7 @@
               </w:tc>
             </w:tr>
           </w:tbl>
-          <w:bookmarkEnd w:id="99"/>
+          <w:bookmarkEnd w:id="94"/>
           <w:p/>
         </w:tc>
       </w:tr>
@@ -15633,7 +13638,7 @@
         </w:rPr>
         <w:t xml:space="preserve"> </w:t>
       </w:r>
-      <w:hyperlink r:id="rId100">
+      <w:hyperlink r:id="rId95">
         <w:r>
           <w:rPr>
             <w:rStyle w:val="Hyperlink"/>
@@ -15805,8 +13810,8 @@
         <w:t xml:space="preserve">.</w:t>
       </w:r>
     </w:p>
-    <w:bookmarkEnd w:id="101"/>
-    <w:bookmarkStart w:id="109" w:name="X70068e6c6160cb41119ebf72f66dcb66c5fd7ee"/>
+    <w:bookmarkEnd w:id="96"/>
+    <w:bookmarkStart w:id="104" w:name="X70068e6c6160cb41119ebf72f66dcb66c5fd7ee"/>
     <w:p>
       <w:pPr>
         <w:pStyle w:val="Heading3"/>
@@ -15980,7 +13985,7 @@
       <w:tr>
         <w:tc>
           <w:tcPr/>
-          <w:bookmarkStart w:id="105" w:name="fig-fit-curve-traditional"/>
+          <w:bookmarkStart w:id="100" w:name="fig-fit-curve-traditional"/>
           <w:p>
             <w:pPr>
               <w:pStyle w:val="Compact"/>
@@ -15991,18 +13996,18 @@
                 <wp:inline>
                   <wp:extent cx="5334000" cy="3333749"/>
                   <wp:effectExtent b="0" l="0" r="0" t="0"/>
-                  <wp:docPr descr="" title="" id="103" name="Picture"/>
+                  <wp:docPr descr="" title="" id="98" name="Picture"/>
                   <a:graphic>
                     <a:graphicData uri="http://schemas.openxmlformats.org/drawingml/2006/picture">
                       <pic:pic>
                         <pic:nvPicPr>
-                          <pic:cNvPr descr="index_files/figure-docx/Scripts-AnalysisScripts-03_simulation_ideal-fig-fit-curve-traditional-output-1.png" id="104" name="Picture"/>
+                          <pic:cNvPr descr="index_files/figure-docx/Scripts-AnalysisScripts-03_simulation_ideal-fig-fit-curve-traditional-output-1.png" id="99" name="Picture"/>
                           <pic:cNvPicPr>
                             <a:picLocks noChangeArrowheads="1" noChangeAspect="1"/>
                           </pic:cNvPicPr>
                         </pic:nvPicPr>
                         <pic:blipFill>
-                          <a:blip r:embed="rId102"/>
+                          <a:blip r:embed="rId97"/>
                           <a:stretch>
                             <a:fillRect/>
                           </a:stretch>
@@ -16042,7 +14047,7 @@
               <w:t xml:space="preserve">Figure 12: Power curves using traditional fit index cutoffs under ideal conditions.</w:t>
             </w:r>
           </w:p>
-          <w:bookmarkEnd w:id="105"/>
+          <w:bookmarkEnd w:id="100"/>
         </w:tc>
       </w:tr>
     </w:tbl>
@@ -16062,7 +14067,7 @@
         </w:rPr>
         <w:t xml:space="preserve"> </w:t>
       </w:r>
-      <w:hyperlink r:id="rId106">
+      <w:hyperlink r:id="rId101">
         <w:r>
           <w:rPr>
             <w:rStyle w:val="Hyperlink"/>
@@ -16228,7 +14233,7 @@
       <w:tr>
         <w:tc>
           <w:tcPr/>
-          <w:bookmarkStart w:id="107" w:name="tbl-power-cutoff-traditional-ideal"/>
+          <w:bookmarkStart w:id="102" w:name="tbl-power-cutoff-traditional-ideal"/>
           <w:p>
             <w:pPr>
               <w:jc w:val="center"/>
@@ -16387,7 +14392,7 @@
               </w:tc>
             </w:tr>
           </w:tbl>
-          <w:bookmarkEnd w:id="107"/>
+          <w:bookmarkEnd w:id="102"/>
           <w:p/>
         </w:tc>
       </w:tr>
@@ -16408,7 +14413,7 @@
         </w:rPr>
         <w:t xml:space="preserve"> </w:t>
       </w:r>
-      <w:hyperlink r:id="rId108">
+      <w:hyperlink r:id="rId103">
         <w:r>
           <w:rPr>
             <w:rStyle w:val="Hyperlink"/>
@@ -16418,8 +14423,8 @@
         </w:r>
       </w:hyperlink>
     </w:p>
-    <w:bookmarkEnd w:id="109"/>
-    <w:bookmarkStart w:id="114" w:name="targeting-specific-parameters"/>
+    <w:bookmarkEnd w:id="104"/>
+    <w:bookmarkStart w:id="109" w:name="targeting-specific-parameters"/>
     <w:p>
       <w:pPr>
         <w:pStyle w:val="Heading3"/>
@@ -16549,7 +14554,7 @@
       <w:tr>
         <w:tc>
           <w:tcPr/>
-          <w:bookmarkStart w:id="110" w:name="tbl-param-estimate-ideal"/>
+          <w:bookmarkStart w:id="105" w:name="tbl-param-estimate-ideal"/>
           <w:p>
             <w:pPr>
               <w:jc w:val="center"/>
@@ -20221,7 +18226,7 @@
               </w:tc>
             </w:tr>
           </w:tbl>
-          <w:bookmarkEnd w:id="110"/>
+          <w:bookmarkEnd w:id="105"/>
           <w:p/>
         </w:tc>
       </w:tr>
@@ -20242,7 +18247,7 @@
         </w:rPr>
         <w:t xml:space="preserve"> </w:t>
       </w:r>
-      <w:hyperlink r:id="rId111">
+      <w:hyperlink r:id="rId106">
         <w:r>
           <w:rPr>
             <w:rStyle w:val="Hyperlink"/>
@@ -20531,7 +18536,7 @@
       <w:tr>
         <w:tc>
           <w:tcPr/>
-          <w:bookmarkStart w:id="112" w:name="tbl-power-n-ideal"/>
+          <w:bookmarkStart w:id="107" w:name="tbl-power-n-ideal"/>
           <w:p>
             <w:pPr>
               <w:jc w:val="center"/>
@@ -20979,7 +18984,7 @@
               </w:tc>
             </w:tr>
           </w:tbl>
-          <w:bookmarkEnd w:id="112"/>
+          <w:bookmarkEnd w:id="107"/>
           <w:p/>
         </w:tc>
       </w:tr>
@@ -21000,7 +19005,7 @@
         </w:rPr>
         <w:t xml:space="preserve"> </w:t>
       </w:r>
-      <w:hyperlink r:id="rId113">
+      <w:hyperlink r:id="rId108">
         <w:r>
           <w:rPr>
             <w:rStyle w:val="Hyperlink"/>
@@ -21173,8 +19178,8 @@
         <w:t xml:space="preserve">for parameter-level planning in this model.</w:t>
       </w:r>
     </w:p>
-    <w:bookmarkEnd w:id="114"/>
-    <w:bookmarkStart w:id="121" w:name="recovering-population-parameters"/>
+    <w:bookmarkEnd w:id="109"/>
+    <w:bookmarkStart w:id="116" w:name="recovering-population-parameters"/>
     <w:p>
       <w:pPr>
         <w:pStyle w:val="Heading3"/>
@@ -21183,7 +19188,7 @@
         <w:t xml:space="preserve">4.4 Recovering population parameters</w:t>
       </w:r>
     </w:p>
-    <w:bookmarkStart w:id="117" w:name="X1209260cfd11d7a4f20ced4599fb769750fdbcd"/>
+    <w:bookmarkStart w:id="112" w:name="X1209260cfd11d7a4f20ced4599fb769750fdbcd"/>
     <w:p>
       <w:pPr>
         <w:pStyle w:val="Heading4"/>
@@ -21373,7 +19378,7 @@
       <w:tr>
         <w:tc>
           <w:tcPr/>
-          <w:bookmarkStart w:id="115" w:name="tbl-power-n-naive"/>
+          <w:bookmarkStart w:id="110" w:name="tbl-power-n-naive"/>
           <w:p>
             <w:pPr>
               <w:jc w:val="center"/>
@@ -22042,7 +20047,7 @@
               </w:tc>
             </w:tr>
           </w:tbl>
-          <w:bookmarkEnd w:id="115"/>
+          <w:bookmarkEnd w:id="110"/>
           <w:p/>
         </w:tc>
       </w:tr>
@@ -22063,7 +20068,7 @@
         </w:rPr>
         <w:t xml:space="preserve"> </w:t>
       </w:r>
-      <w:hyperlink r:id="rId116">
+      <w:hyperlink r:id="rId111">
         <w:r>
           <w:rPr>
             <w:rStyle w:val="Hyperlink"/>
@@ -22491,8 +20496,8 @@
         <w:t xml:space="preserve">sample size for the naive scenario.</w:t>
       </w:r>
     </w:p>
-    <w:bookmarkEnd w:id="117"/>
-    <w:bookmarkStart w:id="120" w:name="X56f8ae3dd1d94e0156a3456a70160ad55f74458"/>
+    <w:bookmarkEnd w:id="112"/>
+    <w:bookmarkStart w:id="115" w:name="X56f8ae3dd1d94e0156a3456a70160ad55f74458"/>
     <w:p>
       <w:pPr>
         <w:pStyle w:val="Heading4"/>
@@ -22809,7 +20814,7 @@
       <w:tr>
         <w:tc>
           <w:tcPr/>
-          <w:bookmarkStart w:id="118" w:name="tbl-power-n-opt"/>
+          <w:bookmarkStart w:id="113" w:name="tbl-power-n-opt"/>
           <w:p>
             <w:pPr>
               <w:jc w:val="center"/>
@@ -23000,7 +21005,7 @@
               </w:tc>
             </w:tr>
           </w:tbl>
-          <w:bookmarkEnd w:id="118"/>
+          <w:bookmarkEnd w:id="113"/>
           <w:p/>
         </w:tc>
       </w:tr>
@@ -23021,7 +21026,7 @@
         </w:rPr>
         <w:t xml:space="preserve"> </w:t>
       </w:r>
-      <w:hyperlink r:id="rId119">
+      <w:hyperlink r:id="rId114">
         <w:r>
           <w:rPr>
             <w:rStyle w:val="Hyperlink"/>
@@ -23210,10 +21215,10 @@
         <w:t xml:space="preserve">.</w:t>
       </w:r>
     </w:p>
-    <w:bookmarkEnd w:id="120"/>
-    <w:bookmarkEnd w:id="121"/>
-    <w:bookmarkEnd w:id="122"/>
-    <w:bookmarkStart w:id="165" w:name="sec-sim-robust"/>
+    <w:bookmarkEnd w:id="115"/>
+    <w:bookmarkEnd w:id="116"/>
+    <w:bookmarkEnd w:id="117"/>
+    <w:bookmarkStart w:id="160" w:name="sec-sim-robust"/>
     <w:p>
       <w:pPr>
         <w:pStyle w:val="Heading2"/>
@@ -23390,7 +21395,7 @@
         <w:t xml:space="preserve">.</w:t>
       </w:r>
     </w:p>
-    <w:bookmarkStart w:id="135" w:name="sec-missing"/>
+    <w:bookmarkStart w:id="130" w:name="sec-missing"/>
     <w:p>
       <w:pPr>
         <w:pStyle w:val="Heading3"/>
@@ -23494,7 +21499,112 @@
       <w:tr>
         <w:tc>
           <w:tcPr/>
-          <w:bookmarkStart w:id="126" w:name="fig-power-curve-missing"/>
+          <w:bookmarkStart w:id="121" w:name="fig-power-curve-missing"/>
+          <w:p>
+            <w:pPr>
+              <w:pStyle w:val="Compact"/>
+              <w:jc w:val="center"/>
+            </w:pPr>
+            <w:r>
+              <w:drawing>
+                <wp:inline>
+                  <wp:extent cx="5334000" cy="3333749"/>
+                  <wp:effectExtent b="0" l="0" r="0" t="0"/>
+                  <wp:docPr descr="" title="" id="119" name="Picture"/>
+                  <a:graphic>
+                    <a:graphicData uri="http://schemas.openxmlformats.org/drawingml/2006/picture">
+                      <pic:pic>
+                        <pic:nvPicPr>
+                          <pic:cNvPr descr="index_files/figure-docx/Scripts-AnalysisScripts-04_simulation_robust-fig-power-curve-missing-output-1.png" id="120" name="Picture"/>
+                          <pic:cNvPicPr>
+                            <a:picLocks noChangeArrowheads="1" noChangeAspect="1"/>
+                          </pic:cNvPicPr>
+                        </pic:nvPicPr>
+                        <pic:blipFill>
+                          <a:blip r:embed="rId118"/>
+                          <a:stretch>
+                            <a:fillRect/>
+                          </a:stretch>
+                        </pic:blipFill>
+                        <pic:spPr bwMode="auto">
+                          <a:xfrm>
+                            <a:off x="0" y="0"/>
+                            <a:ext cx="5334000" cy="3333749"/>
+                          </a:xfrm>
+                          <a:prstGeom prst="rect">
+                            <a:avLst/>
+                          </a:prstGeom>
+                          <a:noFill/>
+                          <a:ln w="9525">
+                            <a:noFill/>
+                            <a:headEnd/>
+                            <a:tailEnd/>
+                          </a:ln>
+                        </pic:spPr>
+                      </pic:pic>
+                    </a:graphicData>
+                  </a:graphic>
+                </wp:inline>
+              </w:drawing>
+            </w:r>
+          </w:p>
+          <w:p>
+            <w:pPr>
+              <w:jc w:val="center"/>
+            </w:pPr>
+            <w:pPr>
+              <w:jc w:val="left"/>
+              <w:spacing w:before="200"/>
+              <w:pStyle w:val="ImageCaption"/>
+            </w:pPr>
+            <w:r>
+              <w:t xml:space="preserve">Figure 13: Power curves for fit indices under missing data conditions.</w:t>
+            </w:r>
+          </w:p>
+          <w:bookmarkEnd w:id="121"/>
+        </w:tc>
+      </w:tr>
+    </w:tbl>
+    <w:p>
+      <w:pPr>
+        <w:pStyle w:val="BodyText"/>
+      </w:pPr>
+      <w:r>
+        <w:rPr>
+          <w:vertAlign w:val="subscript"/>
+        </w:rPr>
+        <w:t xml:space="preserve">Source:</w:t>
+      </w:r>
+      <w:r>
+        <w:rPr>
+          <w:vertAlign w:val="subscript"/>
+        </w:rPr>
+        <w:t xml:space="preserve"> </w:t>
+      </w:r>
+      <w:hyperlink r:id="rId122">
+        <w:r>
+          <w:rPr>
+            <w:rStyle w:val="Hyperlink"/>
+            <w:vertAlign w:val="subscript"/>
+          </w:rPr>
+          <w:t xml:space="preserve">Simulation — Realistic Scenarios</w:t>
+        </w:r>
+      </w:hyperlink>
+    </w:p>
+    <w:tbl>
+      <w:tblPr>
+        <w:tblStyle w:val="Table"/>
+        <w:tblW w:type="pct" w:w="5000"/>
+        <w:tblLayout w:type="fixed"/>
+        <w:tblLook w:firstRow="0" w:lastRow="0" w:firstColumn="0" w:lastColumn="0" w:noHBand="0" w:noVBand="0" w:val="0000"/>
+      </w:tblPr>
+      <w:tblGrid>
+        <w:gridCol w:w="7920"/>
+      </w:tblGrid>
+      <w:tr>
+        <w:tc>
+          <w:tcPr/>
+          <w:bookmarkStart w:id="126" w:name="fig-fit-curve-missing"/>
           <w:p>
             <w:pPr>
               <w:pStyle w:val="Compact"/>
@@ -23510,7 +21620,7 @@
                     <a:graphicData uri="http://schemas.openxmlformats.org/drawingml/2006/picture">
                       <pic:pic>
                         <pic:nvPicPr>
-                          <pic:cNvPr descr="index_files/figure-docx/Scripts-AnalysisScripts-04_simulation_robust-fig-power-curve-missing-output-1.png" id="125" name="Picture"/>
+                          <pic:cNvPr descr="index_files/figure-docx/Scripts-AnalysisScripts-04_simulation_robust-fig-fit-curve-missing-output-1.png" id="125" name="Picture"/>
                           <pic:cNvPicPr>
                             <a:picLocks noChangeArrowheads="1" noChangeAspect="1"/>
                           </pic:cNvPicPr>
@@ -23553,7 +21663,7 @@
               <w:pStyle w:val="ImageCaption"/>
             </w:pPr>
             <w:r>
-              <w:t xml:space="preserve">Figure 13: Power curves for fit indices under missing data conditions.</w:t>
+              <w:t xml:space="preserve">Figure 14: Power curves for fit indices under missing data conditions without logistic smoothing.</w:t>
             </w:r>
           </w:p>
           <w:bookmarkEnd w:id="126"/>
@@ -23585,6 +21695,52 @@
           <w:t xml:space="preserve">Simulation — Realistic Scenarios</w:t>
         </w:r>
       </w:hyperlink>
+    </w:p>
+    <w:p>
+      <w:pPr>
+        <w:pStyle w:val="BodyText"/>
+      </w:pPr>
+      <w:r>
+        <w:t xml:space="preserve">Both figures show the expected pattern: power curves shift rightward</w:t>
+      </w:r>
+      <w:r>
+        <w:t xml:space="preserve"> </w:t>
+      </w:r>
+      <w:r>
+        <w:t xml:space="preserve">relative to the ideal condition, requiring larger</w:t>
+      </w:r>
+      <w:r>
+        <w:t xml:space="preserve"> </w:t>
+      </w:r>
+      <m:oMath>
+        <m:r>
+          <m:t>N</m:t>
+        </m:r>
+      </m:oMath>
+      <w:r>
+        <w:t xml:space="preserve"> </w:t>
+      </w:r>
+      <w:r>
+        <w:t xml:space="preserve">to reach the</w:t>
+      </w:r>
+      <w:r>
+        <w:t xml:space="preserve"> </w:t>
+      </w:r>
+      <w:r>
+        <w:t xml:space="preserve">same thresholds. The separation between distributions in the raw</w:t>
+      </w:r>
+      <w:r>
+        <w:t xml:space="preserve"> </w:t>
+      </w:r>
+      <w:r>
+        <w:t xml:space="preserve">fit-index plots is less pronounced, especially for CFI and TLI, which</w:t>
+      </w:r>
+      <w:r>
+        <w:t xml:space="preserve"> </w:t>
+      </w:r>
+      <w:r>
+        <w:t xml:space="preserve">show more overlap at small and intermediate sample sizes.</w:t>
+      </w:r>
     </w:p>
     <w:tbl>
       <w:tblPr>
@@ -23599,7 +21755,624 @@
       <w:tr>
         <w:tc>
           <w:tcPr/>
-          <w:bookmarkStart w:id="131" w:name="fig-fit-curve-missing"/>
+          <w:bookmarkStart w:id="128" w:name="tbl-power-cutoff-missing"/>
+          <w:p>
+            <w:pPr>
+              <w:jc w:val="center"/>
+            </w:pPr>
+            <w:pPr>
+              <w:jc w:val="left"/>
+              <w:spacing w:before="200"/>
+              <w:pStyle w:val="ImageCaption"/>
+            </w:pPr>
+            <w:r>
+              <w:t xml:space="preserve">Table 10: Power and fit index cutoff values under missing data conditions at N = 359.</w:t>
+            </w:r>
+          </w:p>
+          <w:tbl>
+            <w:tblPr>
+              <w:tblStyle w:val="Table"/>
+              <w:tblW w:type="auto" w:w="0"/>
+              <w:tblLook w:firstRow="1" w:lastRow="0" w:firstColumn="0" w:lastColumn="0" w:noHBand="0" w:noVBand="0" w:val="0020"/>
+            </w:tblPr>
+            <w:tblGrid>
+              <w:gridCol w:w="1584"/>
+              <w:gridCol w:w="1584"/>
+              <w:gridCol w:w="1584"/>
+              <w:gridCol w:w="1584"/>
+              <w:gridCol w:w="1584"/>
+            </w:tblGrid>
+            <w:tr>
+              <w:trPr>
+                <w:tblHeader w:val="on"/>
+              </w:trPr>
+              <w:tc>
+                <w:tcPr/>
+                <w:p>
+                  <w:pPr>
+                    <w:pStyle w:val="Compact"/>
+                  </w:pPr>
+                </w:p>
+              </w:tc>
+              <w:tc>
+                <w:tcPr/>
+                <w:p>
+                  <w:pPr>
+                    <w:pStyle w:val="Compact"/>
+                    <w:jc w:val="center"/>
+                    <w:jc w:val="center"/>
+                  </w:pPr>
+                  <w:r>
+                    <w:t xml:space="preserve">RMSEA</w:t>
+                  </w:r>
+                </w:p>
+              </w:tc>
+              <w:tc>
+                <w:tcPr/>
+                <w:p>
+                  <w:pPr>
+                    <w:pStyle w:val="Compact"/>
+                    <w:jc w:val="center"/>
+                    <w:jc w:val="center"/>
+                  </w:pPr>
+                  <w:r>
+                    <w:t xml:space="preserve">SRMR</w:t>
+                  </w:r>
+                </w:p>
+              </w:tc>
+              <w:tc>
+                <w:tcPr/>
+                <w:p>
+                  <w:pPr>
+                    <w:pStyle w:val="Compact"/>
+                    <w:jc w:val="center"/>
+                    <w:jc w:val="center"/>
+                  </w:pPr>
+                  <w:r>
+                    <w:t xml:space="preserve">CFI</w:t>
+                  </w:r>
+                </w:p>
+              </w:tc>
+              <w:tc>
+                <w:tcPr/>
+                <w:p>
+                  <w:pPr>
+                    <w:pStyle w:val="Compact"/>
+                    <w:jc w:val="center"/>
+                    <w:jc w:val="center"/>
+                  </w:pPr>
+                  <w:r>
+                    <w:t xml:space="preserve">TLI</w:t>
+                  </w:r>
+                </w:p>
+              </w:tc>
+            </w:tr>
+            <w:tr>
+              <w:tc>
+                <w:tcPr/>
+                <w:p>
+                  <w:pPr>
+                    <w:pStyle w:val="Compact"/>
+                    <w:jc w:val="center"/>
+                  </w:pPr>
+                  <w:r>
+                    <w:t xml:space="preserve">Power</w:t>
+                  </w:r>
+                </w:p>
+              </w:tc>
+              <w:tc>
+                <w:tcPr/>
+                <w:p>
+                  <w:pPr>
+                    <w:pStyle w:val="Compact"/>
+                    <w:jc w:val="center"/>
+                    <w:jc w:val="center"/>
+                  </w:pPr>
+                  <w:r>
+                    <w:t xml:space="preserve">0.947</w:t>
+                  </w:r>
+                </w:p>
+              </w:tc>
+              <w:tc>
+                <w:tcPr/>
+                <w:p>
+                  <w:pPr>
+                    <w:pStyle w:val="Compact"/>
+                    <w:jc w:val="center"/>
+                    <w:jc w:val="center"/>
+                  </w:pPr>
+                  <w:r>
+                    <w:t xml:space="preserve">0.987</w:t>
+                  </w:r>
+                </w:p>
+              </w:tc>
+              <w:tc>
+                <w:tcPr/>
+                <w:p>
+                  <w:pPr>
+                    <w:pStyle w:val="Compact"/>
+                    <w:jc w:val="center"/>
+                    <w:jc w:val="center"/>
+                  </w:pPr>
+                  <w:r>
+                    <w:t xml:space="preserve">0.802</w:t>
+                  </w:r>
+                </w:p>
+              </w:tc>
+              <w:tc>
+                <w:tcPr/>
+                <w:p>
+                  <w:pPr>
+                    <w:pStyle w:val="Compact"/>
+                    <w:jc w:val="center"/>
+                    <w:jc w:val="center"/>
+                  </w:pPr>
+                  <w:r>
+                    <w:t xml:space="preserve">0.806</w:t>
+                  </w:r>
+                </w:p>
+              </w:tc>
+            </w:tr>
+            <w:tr>
+              <w:tc>
+                <w:tcPr/>
+                <w:p>
+                  <w:pPr>
+                    <w:pStyle w:val="Compact"/>
+                    <w:jc w:val="center"/>
+                  </w:pPr>
+                  <w:r>
+                    <w:t xml:space="preserve">Cutoff</w:t>
+                  </w:r>
+                </w:p>
+              </w:tc>
+              <w:tc>
+                <w:tcPr/>
+                <w:p>
+                  <w:pPr>
+                    <w:pStyle w:val="Compact"/>
+                    <w:jc w:val="center"/>
+                    <w:jc w:val="center"/>
+                  </w:pPr>
+                  <w:r>
+                    <w:t xml:space="preserve">0.011</w:t>
+                  </w:r>
+                </w:p>
+              </w:tc>
+              <w:tc>
+                <w:tcPr/>
+                <w:p>
+                  <w:pPr>
+                    <w:pStyle w:val="Compact"/>
+                    <w:jc w:val="center"/>
+                    <w:jc w:val="center"/>
+                  </w:pPr>
+                  <w:r>
+                    <w:t xml:space="preserve">0.035</w:t>
+                  </w:r>
+                </w:p>
+              </w:tc>
+              <w:tc>
+                <w:tcPr/>
+                <w:p>
+                  <w:pPr>
+                    <w:pStyle w:val="Compact"/>
+                    <w:jc w:val="center"/>
+                    <w:jc w:val="center"/>
+                  </w:pPr>
+                  <w:r>
+                    <w:t xml:space="preserve">1.008</w:t>
+                  </w:r>
+                </w:p>
+              </w:tc>
+              <w:tc>
+                <w:tcPr/>
+                <w:p>
+                  <w:pPr>
+                    <w:pStyle w:val="Compact"/>
+                    <w:jc w:val="center"/>
+                    <w:jc w:val="center"/>
+                  </w:pPr>
+                  <w:r>
+                    <w:t xml:space="preserve">1.010</w:t>
+                  </w:r>
+                </w:p>
+              </w:tc>
+            </w:tr>
+          </w:tbl>
+          <w:bookmarkEnd w:id="128"/>
+          <w:p/>
+        </w:tc>
+      </w:tr>
+    </w:tbl>
+    <w:p>
+      <w:pPr>
+        <w:pStyle w:val="BodyText"/>
+      </w:pPr>
+      <w:r>
+        <w:rPr>
+          <w:vertAlign w:val="subscript"/>
+        </w:rPr>
+        <w:t xml:space="preserve">Source:</w:t>
+      </w:r>
+      <w:r>
+        <w:rPr>
+          <w:vertAlign w:val="subscript"/>
+        </w:rPr>
+        <w:t xml:space="preserve"> </w:t>
+      </w:r>
+      <w:hyperlink r:id="rId129">
+        <w:r>
+          <w:rPr>
+            <w:rStyle w:val="Hyperlink"/>
+            <w:vertAlign w:val="subscript"/>
+          </w:rPr>
+          <w:t xml:space="preserve">Simulation — Realistic Scenarios</w:t>
+        </w:r>
+      </w:hyperlink>
+    </w:p>
+    <w:p>
+      <w:pPr>
+        <w:pStyle w:val="BodyText"/>
+      </w:pPr>
+      <w:r>
+        <w:t xml:space="preserve">At</w:t>
+      </w:r>
+      <w:r>
+        <w:t xml:space="preserve"> </w:t>
+      </w:r>
+      <m:oMath>
+        <m:r>
+          <m:t>N</m:t>
+        </m:r>
+        <m:r>
+          <m:rPr>
+            <m:sty m:val="p"/>
+          </m:rPr>
+          <m:t>=</m:t>
+        </m:r>
+        <m:r>
+          <m:t>359</m:t>
+        </m:r>
+      </m:oMath>
+      <w:r>
+        <w:t xml:space="preserve">, power was 0.947 for RMSEA,</w:t>
+      </w:r>
+      <w:r>
+        <w:t xml:space="preserve"> </w:t>
+      </w:r>
+      <w:r>
+        <w:t xml:space="preserve">0.987 for SRMR,</w:t>
+      </w:r>
+      <w:r>
+        <w:t xml:space="preserve"> </w:t>
+      </w:r>
+      <w:r>
+        <w:t xml:space="preserve">0.802 for CFI, and</w:t>
+      </w:r>
+      <w:r>
+        <w:t xml:space="preserve"> </w:t>
+      </w:r>
+      <w:r>
+        <w:t xml:space="preserve">0.806 for TLI. SRMR remains the</w:t>
+      </w:r>
+      <w:r>
+        <w:t xml:space="preserve"> </w:t>
+      </w:r>
+      <w:r>
+        <w:t xml:space="preserve">strongest index and RMSEA is close behind; CFI and TLI are adequate</w:t>
+      </w:r>
+      <w:r>
+        <w:t xml:space="preserve"> </w:t>
+      </w:r>
+      <w:r>
+        <w:t xml:space="preserve">but marginally so. The empirical cutoffs were</w:t>
+      </w:r>
+      <w:r>
+        <w:t xml:space="preserve"> </w:t>
+      </w:r>
+      <w:r>
+        <w:t xml:space="preserve">0.011 for RMSEA,</w:t>
+      </w:r>
+      <w:r>
+        <w:t xml:space="preserve"> </w:t>
+      </w:r>
+      <w:r>
+        <w:t xml:space="preserve">0.035 for SRMR,</w:t>
+      </w:r>
+      <w:r>
+        <w:t xml:space="preserve"> </w:t>
+      </w:r>
+      <w:r>
+        <w:t xml:space="preserve">1.008 for CFI, and</w:t>
+      </w:r>
+      <w:r>
+        <w:t xml:space="preserve"> </w:t>
+      </w:r>
+      <w:r>
+        <w:t xml:space="preserve">1.01 for TLI. The values above</w:t>
+      </w:r>
+      <w:r>
+        <w:t xml:space="preserve"> </w:t>
+      </w:r>
+      <m:oMath>
+        <m:r>
+          <m:t>1.00</m:t>
+        </m:r>
+      </m:oMath>
+      <w:r>
+        <w:t xml:space="preserve"> </w:t>
+      </w:r>
+      <w:r>
+        <w:t xml:space="preserve">for CFI and TLI indicate that the classification boundary from the</w:t>
+      </w:r>
+      <w:r>
+        <w:t xml:space="preserve"> </w:t>
+      </w:r>
+      <w:r>
+        <w:t xml:space="preserve">simulation falls at the upper edge of the index scale, which explains</w:t>
+      </w:r>
+      <w:r>
+        <w:t xml:space="preserve"> </w:t>
+      </w:r>
+      <w:r>
+        <w:t xml:space="preserve">why their power is only marginally above</w:t>
+      </w:r>
+      <w:r>
+        <w:t xml:space="preserve"> </w:t>
+      </w:r>
+      <m:oMath>
+        <m:r>
+          <m:t>0.80</m:t>
+        </m:r>
+      </m:oMath>
+      <w:r>
+        <w:t xml:space="preserve"> </w:t>
+      </w:r>
+      <w:r>
+        <w:t xml:space="preserve">at this</w:t>
+      </w:r>
+      <w:r>
+        <w:t xml:space="preserve"> </w:t>
+      </w:r>
+      <m:oMath>
+        <m:r>
+          <m:t>N</m:t>
+        </m:r>
+      </m:oMath>
+      <w:r>
+        <w:t xml:space="preserve"> </w:t>
+      </w:r>
+      <w:r>
+        <w:t xml:space="preserve">(McNeish &amp; Wolf, 2021)</w:t>
+      </w:r>
+      <w:r>
+        <w:t xml:space="preserve">.</w:t>
+      </w:r>
+      <w:r>
+        <w:t xml:space="preserve"> </w:t>
+      </w:r>
+      <w:r>
+        <w:t xml:space="preserve">Comparing</w:t>
+      </w:r>
+      <w:r>
+        <w:t xml:space="preserve"> </w:t>
+      </w:r>
+      <m:oMath>
+        <m:r>
+          <m:t>N</m:t>
+        </m:r>
+        <m:r>
+          <m:rPr>
+            <m:sty m:val="p"/>
+          </m:rPr>
+          <m:t>=</m:t>
+        </m:r>
+        <m:r>
+          <m:t>231</m:t>
+        </m:r>
+      </m:oMath>
+      <w:r>
+        <w:t xml:space="preserve"> </w:t>
+      </w:r>
+      <w:r>
+        <w:t xml:space="preserve">(ideal) with</w:t>
+      </w:r>
+      <w:r>
+        <w:t xml:space="preserve"> </w:t>
+      </w:r>
+      <m:oMath>
+        <m:r>
+          <m:t>N</m:t>
+        </m:r>
+        <m:r>
+          <m:rPr>
+            <m:sty m:val="p"/>
+          </m:rPr>
+          <m:t>=</m:t>
+        </m:r>
+        <m:r>
+          <m:t>359</m:t>
+        </m:r>
+      </m:oMath>
+      <w:r>
+        <w:t xml:space="preserve"> </w:t>
+      </w:r>
+      <w:r>
+        <w:t xml:space="preserve">(10% MCAR) makes the</w:t>
+      </w:r>
+      <w:r>
+        <w:t xml:space="preserve"> </w:t>
+      </w:r>
+      <w:r>
+        <w:t xml:space="preserve">information cost of missing data concrete: approximately 128 additional</w:t>
+      </w:r>
+      <w:r>
+        <w:t xml:space="preserve"> </w:t>
+      </w:r>
+      <w:r>
+        <w:t xml:space="preserve">participants are needed to restore the same level of detection</w:t>
+      </w:r>
+      <w:r>
+        <w:t xml:space="preserve"> </w:t>
+      </w:r>
+      <w:r>
+        <w:t xml:space="preserve">performance.</w:t>
+      </w:r>
+    </w:p>
+    <w:bookmarkEnd w:id="130"/>
+    <w:bookmarkStart w:id="143" w:name="sec-nonnormal"/>
+    <w:p>
+      <w:pPr>
+        <w:pStyle w:val="Heading3"/>
+      </w:pPr>
+      <w:r>
+        <w:t xml:space="preserve">5.2 Non-Normality</w:t>
+      </w:r>
+    </w:p>
+    <w:p>
+      <w:pPr>
+        <w:pStyle w:val="FirstParagraph"/>
+      </w:pPr>
+      <w:r>
+        <w:t xml:space="preserve">Mild departures from normality — skewness in the range</w:t>
+      </w:r>
+      <w:r>
+        <w:t xml:space="preserve"> </w:t>
+      </w:r>
+      <m:oMath>
+        <m:r>
+          <m:rPr>
+            <m:sty m:val="p"/>
+          </m:rPr>
+          <m:t>[</m:t>
+        </m:r>
+        <m:r>
+          <m:rPr>
+            <m:sty m:val="p"/>
+          </m:rPr>
+          <m:t>−</m:t>
+        </m:r>
+        <m:r>
+          <m:t>1</m:t>
+        </m:r>
+        <m:r>
+          <m:rPr>
+            <m:sty m:val="p"/>
+          </m:rPr>
+          <m:t>,</m:t>
+        </m:r>
+        <m:r>
+          <m:rPr>
+            <m:sty m:val="p"/>
+          </m:rPr>
+          <m:t>+</m:t>
+        </m:r>
+        <m:r>
+          <m:t>1</m:t>
+        </m:r>
+        <m:r>
+          <m:rPr>
+            <m:sty m:val="p"/>
+          </m:rPr>
+          <m:t>]</m:t>
+        </m:r>
+      </m:oMath>
+      <w:r>
+        <w:t xml:space="preserve"> </w:t>
+      </w:r>
+      <w:r>
+        <w:t xml:space="preserve">and</w:t>
+      </w:r>
+      <w:r>
+        <w:t xml:space="preserve"> </w:t>
+      </w:r>
+      <w:r>
+        <w:t xml:space="preserve">excess kurtosis in the range</w:t>
+      </w:r>
+      <w:r>
+        <w:t xml:space="preserve"> </w:t>
+      </w:r>
+      <m:oMath>
+        <m:r>
+          <m:rPr>
+            <m:sty m:val="p"/>
+          </m:rPr>
+          <m:t>[</m:t>
+        </m:r>
+        <m:r>
+          <m:t>1</m:t>
+        </m:r>
+        <m:r>
+          <m:rPr>
+            <m:sty m:val="p"/>
+          </m:rPr>
+          <m:t>,</m:t>
+        </m:r>
+        <m:r>
+          <m:t>2</m:t>
+        </m:r>
+        <m:r>
+          <m:rPr>
+            <m:sty m:val="p"/>
+          </m:rPr>
+          <m:t>]</m:t>
+        </m:r>
+      </m:oMath>
+      <w:r>
+        <w:t xml:space="preserve"> </w:t>
+      </w:r>
+      <w:r>
+        <w:t xml:space="preserve">— are common in applied social</w:t>
+      </w:r>
+      <w:r>
+        <w:t xml:space="preserve"> </w:t>
+      </w:r>
+      <w:r>
+        <w:t xml:space="preserve">science measurement and can affect the behavior of fit indices even</w:t>
+      </w:r>
+      <w:r>
+        <w:t xml:space="preserve"> </w:t>
+      </w:r>
+      <w:r>
+        <w:t xml:space="preserve">when robust estimators are used</w:t>
+      </w:r>
+      <w:r>
+        <w:t xml:space="preserve"> </w:t>
+      </w:r>
+      <w:r>
+        <w:t xml:space="preserve">(Irmer et al., 2024; Kyriazos, 2018)</w:t>
+      </w:r>
+      <w:r>
+        <w:t xml:space="preserve">. This</w:t>
+      </w:r>
+      <w:r>
+        <w:t xml:space="preserve"> </w:t>
+      </w:r>
+      <w:r>
+        <w:t xml:space="preserve">analysis evaluates how such departures alter the power conclusions</w:t>
+      </w:r>
+      <w:r>
+        <w:t xml:space="preserve"> </w:t>
+      </w:r>
+      <w:r>
+        <w:t xml:space="preserve">relative to the ideal condition.</w:t>
+      </w:r>
+    </w:p>
+    <w:tbl>
+      <w:tblPr>
+        <w:tblStyle w:val="Table"/>
+        <w:tblW w:type="pct" w:w="5000"/>
+        <w:tblLayout w:type="fixed"/>
+        <w:tblLook w:firstRow="0" w:lastRow="0" w:firstColumn="0" w:lastColumn="0" w:noHBand="0" w:noVBand="0" w:val="0000"/>
+      </w:tblPr>
+      <w:tblGrid>
+        <w:gridCol w:w="7920"/>
+      </w:tblGrid>
+      <w:tr>
+        <w:tc>
+          <w:tcPr/>
+          <w:bookmarkStart w:id="134" w:name="fig-power-curve-nnorm"/>
           <w:p>
             <w:pPr>
               <w:pStyle w:val="Compact"/>
@@ -23610,18 +22383,18 @@
                 <wp:inline>
                   <wp:extent cx="5334000" cy="3333749"/>
                   <wp:effectExtent b="0" l="0" r="0" t="0"/>
-                  <wp:docPr descr="" title="" id="129" name="Picture"/>
+                  <wp:docPr descr="" title="" id="132" name="Picture"/>
                   <a:graphic>
                     <a:graphicData uri="http://schemas.openxmlformats.org/drawingml/2006/picture">
                       <pic:pic>
                         <pic:nvPicPr>
-                          <pic:cNvPr descr="index_files/figure-docx/Scripts-AnalysisScripts-04_simulation_robust-fig-fit-curve-missing-output-1.png" id="130" name="Picture"/>
+                          <pic:cNvPr descr="index_files/figure-docx/Scripts-AnalysisScripts-04_simulation_robust-fig-power-curve-nnorm-output-1.png" id="133" name="Picture"/>
                           <pic:cNvPicPr>
                             <a:picLocks noChangeArrowheads="1" noChangeAspect="1"/>
                           </pic:cNvPicPr>
                         </pic:nvPicPr>
                         <pic:blipFill>
-                          <a:blip r:embed="rId128"/>
+                          <a:blip r:embed="rId131"/>
                           <a:stretch>
                             <a:fillRect/>
                           </a:stretch>
@@ -23658,10 +22431,10 @@
               <w:pStyle w:val="ImageCaption"/>
             </w:pPr>
             <w:r>
-              <w:t xml:space="preserve">Figure 14: Power curves for fit indices under missing data conditions without logistic smoothing.</w:t>
+              <w:t xml:space="preserve">Figure 15: Power curves for fit indices under non-normal conditions.</w:t>
             </w:r>
           </w:p>
-          <w:bookmarkEnd w:id="131"/>
+          <w:bookmarkEnd w:id="134"/>
         </w:tc>
       </w:tr>
     </w:tbl>
@@ -23681,7 +22454,7 @@
         </w:rPr>
         <w:t xml:space="preserve"> </w:t>
       </w:r>
-      <w:hyperlink r:id="rId132">
+      <w:hyperlink r:id="rId135">
         <w:r>
           <w:rPr>
             <w:rStyle w:val="Hyperlink"/>
@@ -23696,45 +22469,70 @@
         <w:pStyle w:val="BodyText"/>
       </w:pPr>
       <w:r>
-        <w:t xml:space="preserve">Both figures show the expected pattern: power curves shift rightward</w:t>
-      </w:r>
-      <w:r>
-        <w:t xml:space="preserve"> </w:t>
-      </w:r>
-      <w:r>
-        <w:t xml:space="preserve">relative to the ideal condition, requiring larger</w:t>
+        <w:t xml:space="preserve">The ordering of sensitivity is stable: SRMR</w:t>
       </w:r>
       <w:r>
         <w:t xml:space="preserve"> </w:t>
       </w:r>
       <m:oMath>
         <m:r>
-          <m:t>N</m:t>
+          <m:rPr>
+            <m:sty m:val="p"/>
+          </m:rPr>
+          <m:t>&gt;</m:t>
         </m:r>
       </m:oMath>
       <w:r>
         <w:t xml:space="preserve"> </w:t>
       </w:r>
       <w:r>
-        <w:t xml:space="preserve">to reach the</w:t>
-      </w:r>
-      <w:r>
-        <w:t xml:space="preserve"> </w:t>
-      </w:r>
-      <w:r>
-        <w:t xml:space="preserve">same thresholds. The separation between distributions in the raw</w:t>
-      </w:r>
-      <w:r>
-        <w:t xml:space="preserve"> </w:t>
-      </w:r>
-      <w:r>
-        <w:t xml:space="preserve">fit-index plots is less pronounced, especially for CFI and TLI, which</w:t>
-      </w:r>
-      <w:r>
-        <w:t xml:space="preserve"> </w:t>
-      </w:r>
-      <w:r>
-        <w:t xml:space="preserve">show more overlap at small and intermediate sample sizes.</w:t>
+        <w:t xml:space="preserve">RMSEA</w:t>
+      </w:r>
+      <w:r>
+        <w:t xml:space="preserve"> </w:t>
+      </w:r>
+      <m:oMath>
+        <m:r>
+          <m:rPr>
+            <m:sty m:val="p"/>
+          </m:rPr>
+          <m:t>&gt;</m:t>
+        </m:r>
+      </m:oMath>
+      <w:r>
+        <w:t xml:space="preserve"> </w:t>
+      </w:r>
+      <w:r>
+        <w:t xml:space="preserve">CFI</w:t>
+      </w:r>
+      <w:r>
+        <w:t xml:space="preserve"> </w:t>
+      </w:r>
+      <m:oMath>
+        <m:r>
+          <m:rPr>
+            <m:sty m:val="p"/>
+          </m:rPr>
+          <m:t>≈</m:t>
+        </m:r>
+      </m:oMath>
+      <w:r>
+        <w:t xml:space="preserve"> </w:t>
+      </w:r>
+      <w:r>
+        <w:t xml:space="preserve">TLI. SRMR reaches near-ceiling power early in the sample-size</w:t>
+      </w:r>
+      <w:r>
+        <w:t xml:space="preserve"> </w:t>
+      </w:r>
+      <w:r>
+        <w:t xml:space="preserve">range; RMSEA follows steadily; CFI and TLI rise more slowly and remain</w:t>
+      </w:r>
+      <w:r>
+        <w:t xml:space="preserve"> </w:t>
+      </w:r>
+      <w:r>
+        <w:t xml:space="preserve">below the other two across most of the evaluated range.</w:t>
       </w:r>
     </w:p>
     <w:tbl>
@@ -23750,624 +22548,7 @@
       <w:tr>
         <w:tc>
           <w:tcPr/>
-          <w:bookmarkStart w:id="133" w:name="tbl-power-cutoff-missing"/>
-          <w:p>
-            <w:pPr>
-              <w:jc w:val="center"/>
-            </w:pPr>
-            <w:pPr>
-              <w:jc w:val="left"/>
-              <w:spacing w:before="200"/>
-              <w:pStyle w:val="ImageCaption"/>
-            </w:pPr>
-            <w:r>
-              <w:t xml:space="preserve">Table 10: Power and fit index cutoff values under missing data conditions at N = 359.</w:t>
-            </w:r>
-          </w:p>
-          <w:tbl>
-            <w:tblPr>
-              <w:tblStyle w:val="Table"/>
-              <w:tblW w:type="auto" w:w="0"/>
-              <w:tblLook w:firstRow="1" w:lastRow="0" w:firstColumn="0" w:lastColumn="0" w:noHBand="0" w:noVBand="0" w:val="0020"/>
-            </w:tblPr>
-            <w:tblGrid>
-              <w:gridCol w:w="1584"/>
-              <w:gridCol w:w="1584"/>
-              <w:gridCol w:w="1584"/>
-              <w:gridCol w:w="1584"/>
-              <w:gridCol w:w="1584"/>
-            </w:tblGrid>
-            <w:tr>
-              <w:trPr>
-                <w:tblHeader w:val="on"/>
-              </w:trPr>
-              <w:tc>
-                <w:tcPr/>
-                <w:p>
-                  <w:pPr>
-                    <w:pStyle w:val="Compact"/>
-                  </w:pPr>
-                </w:p>
-              </w:tc>
-              <w:tc>
-                <w:tcPr/>
-                <w:p>
-                  <w:pPr>
-                    <w:pStyle w:val="Compact"/>
-                    <w:jc w:val="center"/>
-                    <w:jc w:val="center"/>
-                  </w:pPr>
-                  <w:r>
-                    <w:t xml:space="preserve">RMSEA</w:t>
-                  </w:r>
-                </w:p>
-              </w:tc>
-              <w:tc>
-                <w:tcPr/>
-                <w:p>
-                  <w:pPr>
-                    <w:pStyle w:val="Compact"/>
-                    <w:jc w:val="center"/>
-                    <w:jc w:val="center"/>
-                  </w:pPr>
-                  <w:r>
-                    <w:t xml:space="preserve">SRMR</w:t>
-                  </w:r>
-                </w:p>
-              </w:tc>
-              <w:tc>
-                <w:tcPr/>
-                <w:p>
-                  <w:pPr>
-                    <w:pStyle w:val="Compact"/>
-                    <w:jc w:val="center"/>
-                    <w:jc w:val="center"/>
-                  </w:pPr>
-                  <w:r>
-                    <w:t xml:space="preserve">CFI</w:t>
-                  </w:r>
-                </w:p>
-              </w:tc>
-              <w:tc>
-                <w:tcPr/>
-                <w:p>
-                  <w:pPr>
-                    <w:pStyle w:val="Compact"/>
-                    <w:jc w:val="center"/>
-                    <w:jc w:val="center"/>
-                  </w:pPr>
-                  <w:r>
-                    <w:t xml:space="preserve">TLI</w:t>
-                  </w:r>
-                </w:p>
-              </w:tc>
-            </w:tr>
-            <w:tr>
-              <w:tc>
-                <w:tcPr/>
-                <w:p>
-                  <w:pPr>
-                    <w:pStyle w:val="Compact"/>
-                    <w:jc w:val="center"/>
-                  </w:pPr>
-                  <w:r>
-                    <w:t xml:space="preserve">Power</w:t>
-                  </w:r>
-                </w:p>
-              </w:tc>
-              <w:tc>
-                <w:tcPr/>
-                <w:p>
-                  <w:pPr>
-                    <w:pStyle w:val="Compact"/>
-                    <w:jc w:val="center"/>
-                    <w:jc w:val="center"/>
-                  </w:pPr>
-                  <w:r>
-                    <w:t xml:space="preserve">0.947</w:t>
-                  </w:r>
-                </w:p>
-              </w:tc>
-              <w:tc>
-                <w:tcPr/>
-                <w:p>
-                  <w:pPr>
-                    <w:pStyle w:val="Compact"/>
-                    <w:jc w:val="center"/>
-                    <w:jc w:val="center"/>
-                  </w:pPr>
-                  <w:r>
-                    <w:t xml:space="preserve">0.987</w:t>
-                  </w:r>
-                </w:p>
-              </w:tc>
-              <w:tc>
-                <w:tcPr/>
-                <w:p>
-                  <w:pPr>
-                    <w:pStyle w:val="Compact"/>
-                    <w:jc w:val="center"/>
-                    <w:jc w:val="center"/>
-                  </w:pPr>
-                  <w:r>
-                    <w:t xml:space="preserve">0.802</w:t>
-                  </w:r>
-                </w:p>
-              </w:tc>
-              <w:tc>
-                <w:tcPr/>
-                <w:p>
-                  <w:pPr>
-                    <w:pStyle w:val="Compact"/>
-                    <w:jc w:val="center"/>
-                    <w:jc w:val="center"/>
-                  </w:pPr>
-                  <w:r>
-                    <w:t xml:space="preserve">0.806</w:t>
-                  </w:r>
-                </w:p>
-              </w:tc>
-            </w:tr>
-            <w:tr>
-              <w:tc>
-                <w:tcPr/>
-                <w:p>
-                  <w:pPr>
-                    <w:pStyle w:val="Compact"/>
-                    <w:jc w:val="center"/>
-                  </w:pPr>
-                  <w:r>
-                    <w:t xml:space="preserve">Cutoff</w:t>
-                  </w:r>
-                </w:p>
-              </w:tc>
-              <w:tc>
-                <w:tcPr/>
-                <w:p>
-                  <w:pPr>
-                    <w:pStyle w:val="Compact"/>
-                    <w:jc w:val="center"/>
-                    <w:jc w:val="center"/>
-                  </w:pPr>
-                  <w:r>
-                    <w:t xml:space="preserve">0.011</w:t>
-                  </w:r>
-                </w:p>
-              </w:tc>
-              <w:tc>
-                <w:tcPr/>
-                <w:p>
-                  <w:pPr>
-                    <w:pStyle w:val="Compact"/>
-                    <w:jc w:val="center"/>
-                    <w:jc w:val="center"/>
-                  </w:pPr>
-                  <w:r>
-                    <w:t xml:space="preserve">0.035</w:t>
-                  </w:r>
-                </w:p>
-              </w:tc>
-              <w:tc>
-                <w:tcPr/>
-                <w:p>
-                  <w:pPr>
-                    <w:pStyle w:val="Compact"/>
-                    <w:jc w:val="center"/>
-                    <w:jc w:val="center"/>
-                  </w:pPr>
-                  <w:r>
-                    <w:t xml:space="preserve">1.008</w:t>
-                  </w:r>
-                </w:p>
-              </w:tc>
-              <w:tc>
-                <w:tcPr/>
-                <w:p>
-                  <w:pPr>
-                    <w:pStyle w:val="Compact"/>
-                    <w:jc w:val="center"/>
-                    <w:jc w:val="center"/>
-                  </w:pPr>
-                  <w:r>
-                    <w:t xml:space="preserve">1.010</w:t>
-                  </w:r>
-                </w:p>
-              </w:tc>
-            </w:tr>
-          </w:tbl>
-          <w:bookmarkEnd w:id="133"/>
-          <w:p/>
-        </w:tc>
-      </w:tr>
-    </w:tbl>
-    <w:p>
-      <w:pPr>
-        <w:pStyle w:val="BodyText"/>
-      </w:pPr>
-      <w:r>
-        <w:rPr>
-          <w:vertAlign w:val="subscript"/>
-        </w:rPr>
-        <w:t xml:space="preserve">Source:</w:t>
-      </w:r>
-      <w:r>
-        <w:rPr>
-          <w:vertAlign w:val="subscript"/>
-        </w:rPr>
-        <w:t xml:space="preserve"> </w:t>
-      </w:r>
-      <w:hyperlink r:id="rId134">
-        <w:r>
-          <w:rPr>
-            <w:rStyle w:val="Hyperlink"/>
-            <w:vertAlign w:val="subscript"/>
-          </w:rPr>
-          <w:t xml:space="preserve">Simulation — Realistic Scenarios</w:t>
-        </w:r>
-      </w:hyperlink>
-    </w:p>
-    <w:p>
-      <w:pPr>
-        <w:pStyle w:val="BodyText"/>
-      </w:pPr>
-      <w:r>
-        <w:t xml:space="preserve">At</w:t>
-      </w:r>
-      <w:r>
-        <w:t xml:space="preserve"> </w:t>
-      </w:r>
-      <m:oMath>
-        <m:r>
-          <m:t>N</m:t>
-        </m:r>
-        <m:r>
-          <m:rPr>
-            <m:sty m:val="p"/>
-          </m:rPr>
-          <m:t>=</m:t>
-        </m:r>
-        <m:r>
-          <m:t>359</m:t>
-        </m:r>
-      </m:oMath>
-      <w:r>
-        <w:t xml:space="preserve">, power was 0.947 for RMSEA,</w:t>
-      </w:r>
-      <w:r>
-        <w:t xml:space="preserve"> </w:t>
-      </w:r>
-      <w:r>
-        <w:t xml:space="preserve">0.987 for SRMR,</w:t>
-      </w:r>
-      <w:r>
-        <w:t xml:space="preserve"> </w:t>
-      </w:r>
-      <w:r>
-        <w:t xml:space="preserve">0.802 for CFI, and</w:t>
-      </w:r>
-      <w:r>
-        <w:t xml:space="preserve"> </w:t>
-      </w:r>
-      <w:r>
-        <w:t xml:space="preserve">0.806 for TLI. SRMR remains the</w:t>
-      </w:r>
-      <w:r>
-        <w:t xml:space="preserve"> </w:t>
-      </w:r>
-      <w:r>
-        <w:t xml:space="preserve">strongest index and RMSEA is close behind; CFI and TLI are adequate</w:t>
-      </w:r>
-      <w:r>
-        <w:t xml:space="preserve"> </w:t>
-      </w:r>
-      <w:r>
-        <w:t xml:space="preserve">but marginally so. The empirical cutoffs were</w:t>
-      </w:r>
-      <w:r>
-        <w:t xml:space="preserve"> </w:t>
-      </w:r>
-      <w:r>
-        <w:t xml:space="preserve">0.011 for RMSEA,</w:t>
-      </w:r>
-      <w:r>
-        <w:t xml:space="preserve"> </w:t>
-      </w:r>
-      <w:r>
-        <w:t xml:space="preserve">0.035 for SRMR,</w:t>
-      </w:r>
-      <w:r>
-        <w:t xml:space="preserve"> </w:t>
-      </w:r>
-      <w:r>
-        <w:t xml:space="preserve">1.008 for CFI, and</w:t>
-      </w:r>
-      <w:r>
-        <w:t xml:space="preserve"> </w:t>
-      </w:r>
-      <w:r>
-        <w:t xml:space="preserve">1.01 for TLI. The values above</w:t>
-      </w:r>
-      <w:r>
-        <w:t xml:space="preserve"> </w:t>
-      </w:r>
-      <m:oMath>
-        <m:r>
-          <m:t>1.00</m:t>
-        </m:r>
-      </m:oMath>
-      <w:r>
-        <w:t xml:space="preserve"> </w:t>
-      </w:r>
-      <w:r>
-        <w:t xml:space="preserve">for CFI and TLI indicate that the classification boundary from the</w:t>
-      </w:r>
-      <w:r>
-        <w:t xml:space="preserve"> </w:t>
-      </w:r>
-      <w:r>
-        <w:t xml:space="preserve">simulation falls at the upper edge of the index scale, which explains</w:t>
-      </w:r>
-      <w:r>
-        <w:t xml:space="preserve"> </w:t>
-      </w:r>
-      <w:r>
-        <w:t xml:space="preserve">why their power is only marginally above</w:t>
-      </w:r>
-      <w:r>
-        <w:t xml:space="preserve"> </w:t>
-      </w:r>
-      <m:oMath>
-        <m:r>
-          <m:t>0.80</m:t>
-        </m:r>
-      </m:oMath>
-      <w:r>
-        <w:t xml:space="preserve"> </w:t>
-      </w:r>
-      <w:r>
-        <w:t xml:space="preserve">at this</w:t>
-      </w:r>
-      <w:r>
-        <w:t xml:space="preserve"> </w:t>
-      </w:r>
-      <m:oMath>
-        <m:r>
-          <m:t>N</m:t>
-        </m:r>
-      </m:oMath>
-      <w:r>
-        <w:t xml:space="preserve"> </w:t>
-      </w:r>
-      <w:r>
-        <w:t xml:space="preserve">(McNeish &amp; Wolf, 2021)</w:t>
-      </w:r>
-      <w:r>
-        <w:t xml:space="preserve">.</w:t>
-      </w:r>
-      <w:r>
-        <w:t xml:space="preserve"> </w:t>
-      </w:r>
-      <w:r>
-        <w:t xml:space="preserve">Comparing</w:t>
-      </w:r>
-      <w:r>
-        <w:t xml:space="preserve"> </w:t>
-      </w:r>
-      <m:oMath>
-        <m:r>
-          <m:t>N</m:t>
-        </m:r>
-        <m:r>
-          <m:rPr>
-            <m:sty m:val="p"/>
-          </m:rPr>
-          <m:t>=</m:t>
-        </m:r>
-        <m:r>
-          <m:t>231</m:t>
-        </m:r>
-      </m:oMath>
-      <w:r>
-        <w:t xml:space="preserve"> </w:t>
-      </w:r>
-      <w:r>
-        <w:t xml:space="preserve">(ideal) with</w:t>
-      </w:r>
-      <w:r>
-        <w:t xml:space="preserve"> </w:t>
-      </w:r>
-      <m:oMath>
-        <m:r>
-          <m:t>N</m:t>
-        </m:r>
-        <m:r>
-          <m:rPr>
-            <m:sty m:val="p"/>
-          </m:rPr>
-          <m:t>=</m:t>
-        </m:r>
-        <m:r>
-          <m:t>359</m:t>
-        </m:r>
-      </m:oMath>
-      <w:r>
-        <w:t xml:space="preserve"> </w:t>
-      </w:r>
-      <w:r>
-        <w:t xml:space="preserve">(10% MCAR) makes the</w:t>
-      </w:r>
-      <w:r>
-        <w:t xml:space="preserve"> </w:t>
-      </w:r>
-      <w:r>
-        <w:t xml:space="preserve">information cost of missing data concrete: approximately 128 additional</w:t>
-      </w:r>
-      <w:r>
-        <w:t xml:space="preserve"> </w:t>
-      </w:r>
-      <w:r>
-        <w:t xml:space="preserve">participants are needed to restore the same level of detection</w:t>
-      </w:r>
-      <w:r>
-        <w:t xml:space="preserve"> </w:t>
-      </w:r>
-      <w:r>
-        <w:t xml:space="preserve">performance.</w:t>
-      </w:r>
-    </w:p>
-    <w:bookmarkEnd w:id="135"/>
-    <w:bookmarkStart w:id="148" w:name="sec-nonnormal"/>
-    <w:p>
-      <w:pPr>
-        <w:pStyle w:val="Heading3"/>
-      </w:pPr>
-      <w:r>
-        <w:t xml:space="preserve">5.2 Non-Normality</w:t>
-      </w:r>
-    </w:p>
-    <w:p>
-      <w:pPr>
-        <w:pStyle w:val="FirstParagraph"/>
-      </w:pPr>
-      <w:r>
-        <w:t xml:space="preserve">Mild departures from normality — skewness in the range</w:t>
-      </w:r>
-      <w:r>
-        <w:t xml:space="preserve"> </w:t>
-      </w:r>
-      <m:oMath>
-        <m:r>
-          <m:rPr>
-            <m:sty m:val="p"/>
-          </m:rPr>
-          <m:t>[</m:t>
-        </m:r>
-        <m:r>
-          <m:rPr>
-            <m:sty m:val="p"/>
-          </m:rPr>
-          <m:t>−</m:t>
-        </m:r>
-        <m:r>
-          <m:t>1</m:t>
-        </m:r>
-        <m:r>
-          <m:rPr>
-            <m:sty m:val="p"/>
-          </m:rPr>
-          <m:t>,</m:t>
-        </m:r>
-        <m:r>
-          <m:rPr>
-            <m:sty m:val="p"/>
-          </m:rPr>
-          <m:t>+</m:t>
-        </m:r>
-        <m:r>
-          <m:t>1</m:t>
-        </m:r>
-        <m:r>
-          <m:rPr>
-            <m:sty m:val="p"/>
-          </m:rPr>
-          <m:t>]</m:t>
-        </m:r>
-      </m:oMath>
-      <w:r>
-        <w:t xml:space="preserve"> </w:t>
-      </w:r>
-      <w:r>
-        <w:t xml:space="preserve">and</w:t>
-      </w:r>
-      <w:r>
-        <w:t xml:space="preserve"> </w:t>
-      </w:r>
-      <w:r>
-        <w:t xml:space="preserve">excess kurtosis in the range</w:t>
-      </w:r>
-      <w:r>
-        <w:t xml:space="preserve"> </w:t>
-      </w:r>
-      <m:oMath>
-        <m:r>
-          <m:rPr>
-            <m:sty m:val="p"/>
-          </m:rPr>
-          <m:t>[</m:t>
-        </m:r>
-        <m:r>
-          <m:t>1</m:t>
-        </m:r>
-        <m:r>
-          <m:rPr>
-            <m:sty m:val="p"/>
-          </m:rPr>
-          <m:t>,</m:t>
-        </m:r>
-        <m:r>
-          <m:t>2</m:t>
-        </m:r>
-        <m:r>
-          <m:rPr>
-            <m:sty m:val="p"/>
-          </m:rPr>
-          <m:t>]</m:t>
-        </m:r>
-      </m:oMath>
-      <w:r>
-        <w:t xml:space="preserve"> </w:t>
-      </w:r>
-      <w:r>
-        <w:t xml:space="preserve">— are common in applied social</w:t>
-      </w:r>
-      <w:r>
-        <w:t xml:space="preserve"> </w:t>
-      </w:r>
-      <w:r>
-        <w:t xml:space="preserve">science measurement and can affect the behavior of fit indices even</w:t>
-      </w:r>
-      <w:r>
-        <w:t xml:space="preserve"> </w:t>
-      </w:r>
-      <w:r>
-        <w:t xml:space="preserve">when robust estimators are used</w:t>
-      </w:r>
-      <w:r>
-        <w:t xml:space="preserve"> </w:t>
-      </w:r>
-      <w:r>
-        <w:t xml:space="preserve">(Irmer et al., 2024; Kyriazos, 2018)</w:t>
-      </w:r>
-      <w:r>
-        <w:t xml:space="preserve">. This</w:t>
-      </w:r>
-      <w:r>
-        <w:t xml:space="preserve"> </w:t>
-      </w:r>
-      <w:r>
-        <w:t xml:space="preserve">analysis evaluates how such departures alter the power conclusions</w:t>
-      </w:r>
-      <w:r>
-        <w:t xml:space="preserve"> </w:t>
-      </w:r>
-      <w:r>
-        <w:t xml:space="preserve">relative to the ideal condition.</w:t>
-      </w:r>
-    </w:p>
-    <w:tbl>
-      <w:tblPr>
-        <w:tblStyle w:val="Table"/>
-        <w:tblW w:type="pct" w:w="5000"/>
-        <w:tblLayout w:type="fixed"/>
-        <w:tblLook w:firstRow="0" w:lastRow="0" w:firstColumn="0" w:lastColumn="0" w:noHBand="0" w:noVBand="0" w:val="0000"/>
-      </w:tblPr>
-      <w:tblGrid>
-        <w:gridCol w:w="7920"/>
-      </w:tblGrid>
-      <w:tr>
-        <w:tc>
-          <w:tcPr/>
-          <w:bookmarkStart w:id="139" w:name="fig-power-curve-nnorm"/>
+          <w:bookmarkStart w:id="139" w:name="fig-fit-curve-nnorm"/>
           <w:p>
             <w:pPr>
               <w:pStyle w:val="Compact"/>
@@ -24383,7 +22564,7 @@
                     <a:graphicData uri="http://schemas.openxmlformats.org/drawingml/2006/picture">
                       <pic:pic>
                         <pic:nvPicPr>
-                          <pic:cNvPr descr="index_files/figure-docx/Scripts-AnalysisScripts-04_simulation_robust-fig-power-curve-nnorm-output-1.png" id="138" name="Picture"/>
+                          <pic:cNvPr descr="index_files/figure-docx/Scripts-AnalysisScripts-04_simulation_robust-fig-fit-curve-nnorm-output-1.png" id="138" name="Picture"/>
                           <pic:cNvPicPr>
                             <a:picLocks noChangeArrowheads="1" noChangeAspect="1"/>
                           </pic:cNvPicPr>
@@ -24426,7 +22607,7 @@
               <w:pStyle w:val="ImageCaption"/>
             </w:pPr>
             <w:r>
-              <w:t xml:space="preserve">Figure 15: Power curves for fit indices under non-normal conditions.</w:t>
+              <w:t xml:space="preserve">Figure 16: Power curves for fit indices under non-normal conditions without logistic smoothing.</w:t>
             </w:r>
           </w:p>
           <w:bookmarkEnd w:id="139"/>
@@ -24464,70 +22645,50 @@
         <w:pStyle w:val="BodyText"/>
       </w:pPr>
       <w:r>
-        <w:t xml:space="preserve">The ordering of sensitivity is stable: SRMR</w:t>
+        <w:t xml:space="preserve">The raw fit-index plots confirm the ordering. For RMSEA and SRMR,</w:t>
+      </w:r>
+      <w:r>
+        <w:t xml:space="preserve"> </w:t>
+      </w:r>
+      <w:r>
+        <w:t xml:space="preserve">the two point clouds are increasingly distinct as</w:t>
       </w:r>
       <w:r>
         <w:t xml:space="preserve"> </w:t>
       </w:r>
       <m:oMath>
         <m:r>
-          <m:rPr>
-            <m:sty m:val="p"/>
-          </m:rPr>
-          <m:t>&gt;</m:t>
+          <m:t>N</m:t>
         </m:r>
       </m:oMath>
       <w:r>
         <w:t xml:space="preserve"> </w:t>
       </w:r>
       <w:r>
-        <w:t xml:space="preserve">RMSEA</w:t>
+        <w:t xml:space="preserve">grows; for CFI</w:t>
+      </w:r>
+      <w:r>
+        <w:t xml:space="preserve"> </w:t>
+      </w:r>
+      <w:r>
+        <w:t xml:space="preserve">and TLI, overlap is more visible at lower and intermediate sample</w:t>
+      </w:r>
+      <w:r>
+        <w:t xml:space="preserve"> </w:t>
+      </w:r>
+      <w:r>
+        <w:t xml:space="preserve">sizes and clears only at larger</w:t>
       </w:r>
       <w:r>
         <w:t xml:space="preserve"> </w:t>
       </w:r>
       <m:oMath>
         <m:r>
-          <m:rPr>
-            <m:sty m:val="p"/>
-          </m:rPr>
-          <m:t>&gt;</m:t>
+          <m:t>N</m:t>
         </m:r>
       </m:oMath>
       <w:r>
-        <w:t xml:space="preserve"> </w:t>
-      </w:r>
-      <w:r>
-        <w:t xml:space="preserve">CFI</w:t>
-      </w:r>
-      <w:r>
-        <w:t xml:space="preserve"> </w:t>
-      </w:r>
-      <m:oMath>
-        <m:r>
-          <m:rPr>
-            <m:sty m:val="p"/>
-          </m:rPr>
-          <m:t>≈</m:t>
-        </m:r>
-      </m:oMath>
-      <w:r>
-        <w:t xml:space="preserve"> </w:t>
-      </w:r>
-      <w:r>
-        <w:t xml:space="preserve">TLI. SRMR reaches near-ceiling power early in the sample-size</w:t>
-      </w:r>
-      <w:r>
-        <w:t xml:space="preserve"> </w:t>
-      </w:r>
-      <w:r>
-        <w:t xml:space="preserve">range; RMSEA follows steadily; CFI and TLI rise more slowly and remain</w:t>
-      </w:r>
-      <w:r>
-        <w:t xml:space="preserve"> </w:t>
-      </w:r>
-      <w:r>
-        <w:t xml:space="preserve">below the other two across most of the evaluated range.</w:t>
+        <w:t xml:space="preserve">.</w:t>
       </w:r>
     </w:p>
     <w:tbl>
@@ -24543,163 +22704,7 @@
       <w:tr>
         <w:tc>
           <w:tcPr/>
-          <w:bookmarkStart w:id="144" w:name="fig-fit-curve-nnorm"/>
-          <w:p>
-            <w:pPr>
-              <w:pStyle w:val="Compact"/>
-              <w:jc w:val="center"/>
-            </w:pPr>
-            <w:r>
-              <w:drawing>
-                <wp:inline>
-                  <wp:extent cx="5334000" cy="3333749"/>
-                  <wp:effectExtent b="0" l="0" r="0" t="0"/>
-                  <wp:docPr descr="" title="" id="142" name="Picture"/>
-                  <a:graphic>
-                    <a:graphicData uri="http://schemas.openxmlformats.org/drawingml/2006/picture">
-                      <pic:pic>
-                        <pic:nvPicPr>
-                          <pic:cNvPr descr="index_files/figure-docx/Scripts-AnalysisScripts-04_simulation_robust-fig-fit-curve-nnorm-output-1.png" id="143" name="Picture"/>
-                          <pic:cNvPicPr>
-                            <a:picLocks noChangeArrowheads="1" noChangeAspect="1"/>
-                          </pic:cNvPicPr>
-                        </pic:nvPicPr>
-                        <pic:blipFill>
-                          <a:blip r:embed="rId141"/>
-                          <a:stretch>
-                            <a:fillRect/>
-                          </a:stretch>
-                        </pic:blipFill>
-                        <pic:spPr bwMode="auto">
-                          <a:xfrm>
-                            <a:off x="0" y="0"/>
-                            <a:ext cx="5334000" cy="3333749"/>
-                          </a:xfrm>
-                          <a:prstGeom prst="rect">
-                            <a:avLst/>
-                          </a:prstGeom>
-                          <a:noFill/>
-                          <a:ln w="9525">
-                            <a:noFill/>
-                            <a:headEnd/>
-                            <a:tailEnd/>
-                          </a:ln>
-                        </pic:spPr>
-                      </pic:pic>
-                    </a:graphicData>
-                  </a:graphic>
-                </wp:inline>
-              </w:drawing>
-            </w:r>
-          </w:p>
-          <w:p>
-            <w:pPr>
-              <w:jc w:val="center"/>
-            </w:pPr>
-            <w:pPr>
-              <w:jc w:val="left"/>
-              <w:spacing w:before="200"/>
-              <w:pStyle w:val="ImageCaption"/>
-            </w:pPr>
-            <w:r>
-              <w:t xml:space="preserve">Figure 16: Power curves for fit indices under non-normal conditions without logistic smoothing.</w:t>
-            </w:r>
-          </w:p>
-          <w:bookmarkEnd w:id="144"/>
-        </w:tc>
-      </w:tr>
-    </w:tbl>
-    <w:p>
-      <w:pPr>
-        <w:pStyle w:val="BodyText"/>
-      </w:pPr>
-      <w:r>
-        <w:rPr>
-          <w:vertAlign w:val="subscript"/>
-        </w:rPr>
-        <w:t xml:space="preserve">Source:</w:t>
-      </w:r>
-      <w:r>
-        <w:rPr>
-          <w:vertAlign w:val="subscript"/>
-        </w:rPr>
-        <w:t xml:space="preserve"> </w:t>
-      </w:r>
-      <w:hyperlink r:id="rId145">
-        <w:r>
-          <w:rPr>
-            <w:rStyle w:val="Hyperlink"/>
-            <w:vertAlign w:val="subscript"/>
-          </w:rPr>
-          <w:t xml:space="preserve">Simulation — Realistic Scenarios</w:t>
-        </w:r>
-      </w:hyperlink>
-    </w:p>
-    <w:p>
-      <w:pPr>
-        <w:pStyle w:val="BodyText"/>
-      </w:pPr>
-      <w:r>
-        <w:t xml:space="preserve">The raw fit-index plots confirm the ordering. For RMSEA and SRMR,</w:t>
-      </w:r>
-      <w:r>
-        <w:t xml:space="preserve"> </w:t>
-      </w:r>
-      <w:r>
-        <w:t xml:space="preserve">the two point clouds are increasingly distinct as</w:t>
-      </w:r>
-      <w:r>
-        <w:t xml:space="preserve"> </w:t>
-      </w:r>
-      <m:oMath>
-        <m:r>
-          <m:t>N</m:t>
-        </m:r>
-      </m:oMath>
-      <w:r>
-        <w:t xml:space="preserve"> </w:t>
-      </w:r>
-      <w:r>
-        <w:t xml:space="preserve">grows; for CFI</w:t>
-      </w:r>
-      <w:r>
-        <w:t xml:space="preserve"> </w:t>
-      </w:r>
-      <w:r>
-        <w:t xml:space="preserve">and TLI, overlap is more visible at lower and intermediate sample</w:t>
-      </w:r>
-      <w:r>
-        <w:t xml:space="preserve"> </w:t>
-      </w:r>
-      <w:r>
-        <w:t xml:space="preserve">sizes and clears only at larger</w:t>
-      </w:r>
-      <w:r>
-        <w:t xml:space="preserve"> </w:t>
-      </w:r>
-      <m:oMath>
-        <m:r>
-          <m:t>N</m:t>
-        </m:r>
-      </m:oMath>
-      <w:r>
-        <w:t xml:space="preserve">.</w:t>
-      </w:r>
-    </w:p>
-    <w:tbl>
-      <w:tblPr>
-        <w:tblStyle w:val="Table"/>
-        <w:tblW w:type="pct" w:w="5000"/>
-        <w:tblLayout w:type="fixed"/>
-        <w:tblLook w:firstRow="0" w:lastRow="0" w:firstColumn="0" w:lastColumn="0" w:noHBand="0" w:noVBand="0" w:val="0000"/>
-      </w:tblPr>
-      <w:tblGrid>
-        <w:gridCol w:w="7920"/>
-      </w:tblGrid>
-      <w:tr>
-        <w:tc>
-          <w:tcPr/>
-          <w:bookmarkStart w:id="146" w:name="tbl-power-cutoff-nnorm"/>
+          <w:bookmarkStart w:id="141" w:name="tbl-power-cutoff-nnorm"/>
           <w:p>
             <w:pPr>
               <w:jc w:val="center"/>
@@ -24924,7 +22929,7 @@
               </w:tc>
             </w:tr>
           </w:tbl>
-          <w:bookmarkEnd w:id="146"/>
+          <w:bookmarkEnd w:id="141"/>
           <w:p/>
         </w:tc>
       </w:tr>
@@ -24945,7 +22950,7 @@
         </w:rPr>
         <w:t xml:space="preserve"> </w:t>
       </w:r>
-      <w:hyperlink r:id="rId147">
+      <w:hyperlink r:id="rId142">
         <w:r>
           <w:rPr>
             <w:rStyle w:val="Hyperlink"/>
@@ -25107,8 +23112,8 @@
         <w:t xml:space="preserve">discrimination patterns in the figures.</w:t>
       </w:r>
     </w:p>
-    <w:bookmarkEnd w:id="148"/>
-    <w:bookmarkStart w:id="164" w:name="sec-scenarios-fixed"/>
+    <w:bookmarkEnd w:id="143"/>
+    <w:bookmarkStart w:id="159" w:name="sec-scenarios-fixed"/>
     <w:p>
       <w:pPr>
         <w:pStyle w:val="Heading3"/>
@@ -25266,7 +23271,7 @@
       <w:tr>
         <w:tc>
           <w:tcPr/>
-          <w:bookmarkStart w:id="152" w:name="fig-power-curve-fixed"/>
+          <w:bookmarkStart w:id="147" w:name="fig-power-curve-fixed"/>
           <w:p>
             <w:pPr>
               <w:pStyle w:val="Compact"/>
@@ -25277,18 +23282,18 @@
                 <wp:inline>
                   <wp:extent cx="5334000" cy="3333749"/>
                   <wp:effectExtent b="0" l="0" r="0" t="0"/>
-                  <wp:docPr descr="" title="" id="150" name="Picture"/>
+                  <wp:docPr descr="" title="" id="145" name="Picture"/>
                   <a:graphic>
                     <a:graphicData uri="http://schemas.openxmlformats.org/drawingml/2006/picture">
                       <pic:pic>
                         <pic:nvPicPr>
-                          <pic:cNvPr descr="index_files/figure-docx/Scripts-AnalysisScripts-05_model_comparison-fig-power-curve-fixed-output-1.png" id="151" name="Picture"/>
+                          <pic:cNvPr descr="index_files/figure-docx/Scripts-AnalysisScripts-05_model_comparison-fig-power-curve-fixed-output-1.png" id="146" name="Picture"/>
                           <pic:cNvPicPr>
                             <a:picLocks noChangeArrowheads="1" noChangeAspect="1"/>
                           </pic:cNvPicPr>
                         </pic:nvPicPr>
                         <pic:blipFill>
-                          <a:blip r:embed="rId149"/>
+                          <a:blip r:embed="rId144"/>
                           <a:stretch>
                             <a:fillRect/>
                           </a:stretch>
@@ -25328,7 +23333,7 @@
               <w:t xml:space="preserve">Figure 17: Power curves for fit indices with fixed sample size.</w:t>
             </w:r>
           </w:p>
-          <w:bookmarkEnd w:id="152"/>
+          <w:bookmarkEnd w:id="147"/>
         </w:tc>
       </w:tr>
     </w:tbl>
@@ -25348,7 +23353,7 @@
         </w:rPr>
         <w:t xml:space="preserve"> </w:t>
       </w:r>
-      <w:hyperlink r:id="rId153">
+      <w:hyperlink r:id="rId148">
         <w:r>
           <w:rPr>
             <w:rStyle w:val="Hyperlink"/>
@@ -25496,7 +23501,7 @@
       <w:tr>
         <w:tc>
           <w:tcPr/>
-          <w:bookmarkStart w:id="154" w:name="tbl-power-cutoff-fixed"/>
+          <w:bookmarkStart w:id="149" w:name="tbl-power-cutoff-fixed"/>
           <w:p>
             <w:pPr>
               <w:jc w:val="center"/>
@@ -25721,7 +23726,7 @@
               </w:tc>
             </w:tr>
           </w:tbl>
-          <w:bookmarkEnd w:id="154"/>
+          <w:bookmarkEnd w:id="149"/>
           <w:p/>
         </w:tc>
       </w:tr>
@@ -25742,7 +23747,7 @@
         </w:rPr>
         <w:t xml:space="preserve"> </w:t>
       </w:r>
-      <w:hyperlink r:id="rId155">
+      <w:hyperlink r:id="rId150">
         <w:r>
           <w:rPr>
             <w:rStyle w:val="Hyperlink"/>
@@ -25752,7 +23757,7 @@
         </w:r>
       </w:hyperlink>
     </w:p>
-    <w:bookmarkStart w:id="163" w:name="power-analysis-with-traditional-cutoffs"/>
+    <w:bookmarkStart w:id="158" w:name="power-analysis-with-traditional-cutoffs"/>
     <w:p>
       <w:pPr>
         <w:pStyle w:val="Heading4"/>
@@ -25876,7 +23881,7 @@
       <w:tr>
         <w:tc>
           <w:tcPr/>
-          <w:bookmarkStart w:id="159" w:name="fig-curve-fixed-traditional"/>
+          <w:bookmarkStart w:id="154" w:name="fig-curve-fixed-traditional"/>
           <w:p>
             <w:pPr>
               <w:pStyle w:val="Compact"/>
@@ -25887,18 +23892,18 @@
                 <wp:inline>
                   <wp:extent cx="5334000" cy="3333749"/>
                   <wp:effectExtent b="0" l="0" r="0" t="0"/>
-                  <wp:docPr descr="" title="" id="157" name="Picture"/>
+                  <wp:docPr descr="" title="" id="152" name="Picture"/>
                   <a:graphic>
                     <a:graphicData uri="http://schemas.openxmlformats.org/drawingml/2006/picture">
                       <pic:pic>
                         <pic:nvPicPr>
-                          <pic:cNvPr descr="index_files/figure-docx/Scripts-AnalysisScripts-05_model_comparison-fig-curve-fixed-traditional-output-1.png" id="158" name="Picture"/>
+                          <pic:cNvPr descr="index_files/figure-docx/Scripts-AnalysisScripts-05_model_comparison-fig-curve-fixed-traditional-output-1.png" id="153" name="Picture"/>
                           <pic:cNvPicPr>
                             <a:picLocks noChangeArrowheads="1" noChangeAspect="1"/>
                           </pic:cNvPicPr>
                         </pic:nvPicPr>
                         <pic:blipFill>
-                          <a:blip r:embed="rId156"/>
+                          <a:blip r:embed="rId151"/>
                           <a:stretch>
                             <a:fillRect/>
                           </a:stretch>
@@ -25938,7 +23943,7 @@
               <w:t xml:space="preserve">Figure 18: Power curves using traditional fit index cutoffs with fixed sample size.</w:t>
             </w:r>
           </w:p>
-          <w:bookmarkEnd w:id="159"/>
+          <w:bookmarkEnd w:id="154"/>
         </w:tc>
       </w:tr>
     </w:tbl>
@@ -25958,7 +23963,7 @@
         </w:rPr>
         <w:t xml:space="preserve"> </w:t>
       </w:r>
-      <w:hyperlink r:id="rId160">
+      <w:hyperlink r:id="rId155">
         <w:r>
           <w:rPr>
             <w:rStyle w:val="Hyperlink"/>
@@ -25981,7 +23986,7 @@
       <w:tr>
         <w:tc>
           <w:tcPr/>
-          <w:bookmarkStart w:id="161" w:name="tbl-power-cutoff-traditional-fixed"/>
+          <w:bookmarkStart w:id="156" w:name="tbl-power-cutoff-traditional-fixed"/>
           <w:p>
             <w:pPr>
               <w:jc w:val="center"/>
@@ -26140,7 +24145,7 @@
               </w:tc>
             </w:tr>
           </w:tbl>
-          <w:bookmarkEnd w:id="161"/>
+          <w:bookmarkEnd w:id="156"/>
           <w:p/>
         </w:tc>
       </w:tr>
@@ -26161,7 +24166,7 @@
         </w:rPr>
         <w:t xml:space="preserve"> </w:t>
       </w:r>
-      <w:hyperlink r:id="rId162">
+      <w:hyperlink r:id="rId157">
         <w:r>
           <w:rPr>
             <w:rStyle w:val="Hyperlink"/>
@@ -26246,10 +24251,10 @@
         <w:t xml:space="preserve">.</w:t>
       </w:r>
     </w:p>
-    <w:bookmarkEnd w:id="163"/>
-    <w:bookmarkEnd w:id="164"/>
-    <w:bookmarkEnd w:id="165"/>
-    <w:bookmarkStart w:id="187" w:name="sec-post-hoc"/>
+    <w:bookmarkEnd w:id="158"/>
+    <w:bookmarkEnd w:id="159"/>
+    <w:bookmarkEnd w:id="160"/>
+    <w:bookmarkStart w:id="182" w:name="sec-post-hoc"/>
     <w:p>
       <w:pPr>
         <w:pStyle w:val="Heading2"/>
@@ -26360,7 +24365,7 @@
         <w:t xml:space="preserve">would have rejected meaningful misspecification.</w:t>
       </w:r>
     </w:p>
-    <w:bookmarkStart w:id="173" w:name="with-simulation"/>
+    <w:bookmarkStart w:id="168" w:name="with-simulation"/>
     <w:p>
       <w:pPr>
         <w:pStyle w:val="Heading3"/>
@@ -26455,7 +24460,7 @@
       <w:tr>
         <w:tc>
           <w:tcPr/>
-          <w:bookmarkStart w:id="169" w:name="fig-posthoc-plotpower"/>
+          <w:bookmarkStart w:id="164" w:name="fig-posthoc-plotpower"/>
           <w:p>
             <w:pPr>
               <w:pStyle w:val="Compact"/>
@@ -26466,18 +24471,18 @@
                 <wp:inline>
                   <wp:extent cx="5334000" cy="3333749"/>
                   <wp:effectExtent b="0" l="0" r="0" t="0"/>
-                  <wp:docPr descr="" title="" id="167" name="Picture"/>
+                  <wp:docPr descr="" title="" id="162" name="Picture"/>
                   <a:graphic>
                     <a:graphicData uri="http://schemas.openxmlformats.org/drawingml/2006/picture">
                       <pic:pic>
                         <pic:nvPicPr>
-                          <pic:cNvPr descr="index_files/figure-docx/Scripts-AnalysisScripts-06_posthoc-fig-posthoc-plotpower-output-1.png" id="168" name="Picture"/>
+                          <pic:cNvPr descr="index_files/figure-docx/Scripts-AnalysisScripts-06_posthoc-fig-posthoc-plotpower-output-1.png" id="163" name="Picture"/>
                           <pic:cNvPicPr>
                             <a:picLocks noChangeArrowheads="1" noChangeAspect="1"/>
                           </pic:cNvPicPr>
                         </pic:nvPicPr>
                         <pic:blipFill>
-                          <a:blip r:embed="rId166"/>
+                          <a:blip r:embed="rId161"/>
                           <a:stretch>
                             <a:fillRect/>
                           </a:stretch>
@@ -26517,7 +24522,7 @@
               <w:t xml:space="preserve">Figure 19: Power curve for post hoc analysis based on simulation.</w:t>
             </w:r>
           </w:p>
-          <w:bookmarkEnd w:id="169"/>
+          <w:bookmarkEnd w:id="164"/>
         </w:tc>
       </w:tr>
     </w:tbl>
@@ -26537,7 +24542,7 @@
         </w:rPr>
         <w:t xml:space="preserve"> </w:t>
       </w:r>
-      <w:hyperlink r:id="rId170">
+      <w:hyperlink r:id="rId165">
         <w:r>
           <w:rPr>
             <w:rStyle w:val="Hyperlink"/>
@@ -26560,7 +24565,7 @@
       <w:tr>
         <w:tc>
           <w:tcPr/>
-          <w:bookmarkStart w:id="171" w:name="tbl-posthoc-power"/>
+          <w:bookmarkStart w:id="166" w:name="tbl-posthoc-power"/>
           <w:p>
             <w:pPr>
               <w:jc w:val="center"/>
@@ -26698,7 +24703,7 @@
               </w:tc>
             </w:tr>
           </w:tbl>
-          <w:bookmarkEnd w:id="171"/>
+          <w:bookmarkEnd w:id="166"/>
           <w:p/>
         </w:tc>
       </w:tr>
@@ -26719,7 +24724,7 @@
         </w:rPr>
         <w:t xml:space="preserve"> </w:t>
       </w:r>
-      <w:hyperlink r:id="rId172">
+      <w:hyperlink r:id="rId167">
         <w:r>
           <w:rPr>
             <w:rStyle w:val="Hyperlink"/>
@@ -26928,8 +24933,8 @@
         <w:t xml:space="preserve">model fit is poor.</w:t>
       </w:r>
     </w:p>
-    <w:bookmarkEnd w:id="173"/>
-    <w:bookmarkStart w:id="186" w:name="with-analytical-solutions"/>
+    <w:bookmarkEnd w:id="168"/>
+    <w:bookmarkStart w:id="181" w:name="with-analytical-solutions"/>
     <w:p>
       <w:pPr>
         <w:pStyle w:val="Heading3"/>
@@ -27014,7 +25019,7 @@
         <w:t xml:space="preserve">substantively specific formulation.</w:t>
       </w:r>
     </w:p>
-    <w:bookmarkStart w:id="179" w:name="model-free-specification"/>
+    <w:bookmarkStart w:id="174" w:name="model-free-specification"/>
     <w:p>
       <w:pPr>
         <w:pStyle w:val="Heading4"/>
@@ -27276,7 +25281,7 @@
       <w:tr>
         <w:tc>
           <w:tcPr/>
-          <w:bookmarkStart w:id="177" w:name="fig-posthoc-rmsea"/>
+          <w:bookmarkStart w:id="172" w:name="fig-posthoc-rmsea"/>
           <w:p>
             <w:pPr>
               <w:pStyle w:val="Compact"/>
@@ -27287,18 +25292,18 @@
                 <wp:inline>
                   <wp:extent cx="5334000" cy="3333749"/>
                   <wp:effectExtent b="0" l="0" r="0" t="0"/>
-                  <wp:docPr descr="" title="" id="175" name="Picture"/>
+                  <wp:docPr descr="" title="" id="170" name="Picture"/>
                   <a:graphic>
                     <a:graphicData uri="http://schemas.openxmlformats.org/drawingml/2006/picture">
                       <pic:pic>
                         <pic:nvPicPr>
-                          <pic:cNvPr descr="index_files/figure-docx/Scripts-AnalysisScripts-06_posthoc-fig-posthoc-rmsea-output-2.png" id="176" name="Picture"/>
+                          <pic:cNvPr descr="index_files/figure-docx/Scripts-AnalysisScripts-06_posthoc-fig-posthoc-rmsea-output-2.png" id="171" name="Picture"/>
                           <pic:cNvPicPr>
                             <a:picLocks noChangeArrowheads="1" noChangeAspect="1"/>
                           </pic:cNvPicPr>
                         </pic:nvPicPr>
                         <pic:blipFill>
-                          <a:blip r:embed="rId174"/>
+                          <a:blip r:embed="rId169"/>
                           <a:stretch>
                             <a:fillRect/>
                           </a:stretch>
@@ -27338,7 +25343,7 @@
               <w:t xml:space="preserve">Figure 20: Post hoc power analysis for RMSEA = 0.05.</w:t>
             </w:r>
           </w:p>
-          <w:bookmarkEnd w:id="177"/>
+          <w:bookmarkEnd w:id="172"/>
         </w:tc>
       </w:tr>
     </w:tbl>
@@ -27358,7 +25363,7 @@
         </w:rPr>
         <w:t xml:space="preserve"> </w:t>
       </w:r>
-      <w:hyperlink r:id="rId178">
+      <w:hyperlink r:id="rId173">
         <w:r>
           <w:rPr>
             <w:rStyle w:val="Hyperlink"/>
@@ -27568,8 +25573,8 @@
         <w:t xml:space="preserve">.</w:t>
       </w:r>
     </w:p>
-    <w:bookmarkEnd w:id="179"/>
-    <w:bookmarkStart w:id="185" w:name="model-based-specification-global-fit"/>
+    <w:bookmarkEnd w:id="174"/>
+    <w:bookmarkStart w:id="180" w:name="model-based-specification-global-fit"/>
     <w:p>
       <w:pPr>
         <w:pStyle w:val="Heading4"/>
@@ -27823,7 +25828,7 @@
       <w:tr>
         <w:tc>
           <w:tcPr/>
-          <w:bookmarkStart w:id="183" w:name="fig-posthoc-realmodel"/>
+          <w:bookmarkStart w:id="178" w:name="fig-posthoc-realmodel"/>
           <w:p>
             <w:pPr>
               <w:pStyle w:val="Compact"/>
@@ -27834,18 +25839,18 @@
                 <wp:inline>
                   <wp:extent cx="5334000" cy="3333749"/>
                   <wp:effectExtent b="0" l="0" r="0" t="0"/>
-                  <wp:docPr descr="" title="" id="181" name="Picture"/>
+                  <wp:docPr descr="" title="" id="176" name="Picture"/>
                   <a:graphic>
                     <a:graphicData uri="http://schemas.openxmlformats.org/drawingml/2006/picture">
                       <pic:pic>
                         <pic:nvPicPr>
-                          <pic:cNvPr descr="index_files/figure-docx/Scripts-AnalysisScripts-06_posthoc-fig-posthoc-realmodel-output-2.png" id="182" name="Picture"/>
+                          <pic:cNvPr descr="index_files/figure-docx/Scripts-AnalysisScripts-06_posthoc-fig-posthoc-realmodel-output-2.png" id="177" name="Picture"/>
                           <pic:cNvPicPr>
                             <a:picLocks noChangeArrowheads="1" noChangeAspect="1"/>
                           </pic:cNvPicPr>
                         </pic:nvPicPr>
                         <pic:blipFill>
-                          <a:blip r:embed="rId180"/>
+                          <a:blip r:embed="rId175"/>
                           <a:stretch>
                             <a:fillRect/>
                           </a:stretch>
@@ -27885,7 +25890,7 @@
               <w:t xml:space="preserve">Figure 21: Post hoc power analysis for the real model.</w:t>
             </w:r>
           </w:p>
-          <w:bookmarkEnd w:id="183"/>
+          <w:bookmarkEnd w:id="178"/>
         </w:tc>
       </w:tr>
     </w:tbl>
@@ -27905,7 +25910,7 @@
         </w:rPr>
         <w:t xml:space="preserve"> </w:t>
       </w:r>
-      <w:hyperlink r:id="rId184">
+      <w:hyperlink r:id="rId179">
         <w:r>
           <w:rPr>
             <w:rStyle w:val="Hyperlink"/>
@@ -28173,10 +26178,10 @@
         <w:t xml:space="preserve">.</w:t>
       </w:r>
     </w:p>
-    <w:bookmarkEnd w:id="185"/>
-    <w:bookmarkEnd w:id="186"/>
-    <w:bookmarkEnd w:id="187"/>
-    <w:bookmarkStart w:id="229" w:name="references"/>
+    <w:bookmarkEnd w:id="180"/>
+    <w:bookmarkEnd w:id="181"/>
+    <w:bookmarkEnd w:id="182"/>
+    <w:bookmarkStart w:id="224" w:name="references"/>
     <w:p>
       <w:pPr>
         <w:pStyle w:val="Heading2"/>
@@ -28185,8 +26190,8 @@
         <w:t xml:space="preserve">References</w:t>
       </w:r>
     </w:p>
-    <w:bookmarkStart w:id="228" w:name="refs"/>
-    <w:bookmarkStart w:id="189" w:name="ref-aguirre-urreta2024"/>
+    <w:bookmarkStart w:id="223" w:name="refs"/>
+    <w:bookmarkStart w:id="184" w:name="ref-aguirre-urreta2024"/>
     <w:p>
       <w:pPr>
         <w:pStyle w:val="Bibliography"/>
@@ -28262,7 +26267,7 @@
       <w:r>
         <w:t xml:space="preserve"> </w:t>
       </w:r>
-      <w:hyperlink r:id="rId188">
+      <w:hyperlink r:id="rId183">
         <w:r>
           <w:rPr>
             <w:rStyle w:val="Hyperlink"/>
@@ -28271,8 +26276,8 @@
         </w:r>
       </w:hyperlink>
     </w:p>
-    <w:bookmarkEnd w:id="189"/>
-    <w:bookmarkStart w:id="191" w:name="ref-buchberger2024"/>
+    <w:bookmarkEnd w:id="184"/>
+    <w:bookmarkStart w:id="186" w:name="ref-buchberger2024"/>
     <w:p>
       <w:pPr>
         <w:pStyle w:val="Bibliography"/>
@@ -28330,7 +26335,7 @@
       <w:r>
         <w:t xml:space="preserve"> </w:t>
       </w:r>
-      <w:hyperlink r:id="rId190">
+      <w:hyperlink r:id="rId185">
         <w:r>
           <w:rPr>
             <w:rStyle w:val="Hyperlink"/>
@@ -28339,8 +26344,8 @@
         </w:r>
       </w:hyperlink>
     </w:p>
-    <w:bookmarkEnd w:id="191"/>
-    <w:bookmarkStart w:id="192" w:name="ref-feng2023"/>
+    <w:bookmarkEnd w:id="186"/>
+    <w:bookmarkStart w:id="187" w:name="ref-feng2023"/>
     <w:p>
       <w:pPr>
         <w:pStyle w:val="Bibliography"/>
@@ -28397,8 +26402,8 @@
         <w:t xml:space="preserve">. The Guilford Press.</w:t>
       </w:r>
     </w:p>
-    <w:bookmarkEnd w:id="192"/>
-    <w:bookmarkStart w:id="194" w:name="ref-irmer2024"/>
+    <w:bookmarkEnd w:id="187"/>
+    <w:bookmarkStart w:id="189" w:name="ref-irmer2024"/>
     <w:p>
       <w:pPr>
         <w:pStyle w:val="Bibliography"/>
@@ -28435,7 +26440,7 @@
       <w:r>
         <w:t xml:space="preserve"> </w:t>
       </w:r>
-      <w:hyperlink r:id="rId193">
+      <w:hyperlink r:id="rId188">
         <w:r>
           <w:rPr>
             <w:rStyle w:val="Hyperlink"/>
@@ -28444,8 +26449,8 @@
         </w:r>
       </w:hyperlink>
     </w:p>
-    <w:bookmarkEnd w:id="194"/>
-    <w:bookmarkStart w:id="196" w:name="ref-jak2021"/>
+    <w:bookmarkEnd w:id="189"/>
+    <w:bookmarkStart w:id="191" w:name="ref-jak2021"/>
     <w:p>
       <w:pPr>
         <w:pStyle w:val="Bibliography"/>
@@ -28506,7 +26511,7 @@
       <w:r>
         <w:t xml:space="preserve"> </w:t>
       </w:r>
-      <w:hyperlink r:id="rId195">
+      <w:hyperlink r:id="rId190">
         <w:r>
           <w:rPr>
             <w:rStyle w:val="Hyperlink"/>
@@ -28515,8 +26520,8 @@
         </w:r>
       </w:hyperlink>
     </w:p>
-    <w:bookmarkEnd w:id="196"/>
-    <w:bookmarkStart w:id="198" w:name="ref-jobst2023"/>
+    <w:bookmarkEnd w:id="191"/>
+    <w:bookmarkStart w:id="193" w:name="ref-jobst2023"/>
     <w:p>
       <w:pPr>
         <w:pStyle w:val="Bibliography"/>
@@ -28553,7 +26558,7 @@
       <w:r>
         <w:t xml:space="preserve"> </w:t>
       </w:r>
-      <w:hyperlink r:id="rId197">
+      <w:hyperlink r:id="rId192">
         <w:r>
           <w:rPr>
             <w:rStyle w:val="Hyperlink"/>
@@ -28562,8 +26567,8 @@
         </w:r>
       </w:hyperlink>
     </w:p>
-    <w:bookmarkEnd w:id="198"/>
-    <w:bookmarkStart w:id="200" w:name="ref-kyriazos2018"/>
+    <w:bookmarkEnd w:id="193"/>
+    <w:bookmarkStart w:id="195" w:name="ref-kyriazos2018"/>
     <w:p>
       <w:pPr>
         <w:pStyle w:val="Bibliography"/>
@@ -28681,7 +26686,7 @@
       <w:r>
         <w:t xml:space="preserve"> </w:t>
       </w:r>
-      <w:hyperlink r:id="rId199">
+      <w:hyperlink r:id="rId194">
         <w:r>
           <w:rPr>
             <w:rStyle w:val="Hyperlink"/>
@@ -28690,8 +26695,8 @@
         </w:r>
       </w:hyperlink>
     </w:p>
-    <w:bookmarkEnd w:id="200"/>
-    <w:bookmarkStart w:id="202" w:name="ref-liang2024"/>
+    <w:bookmarkEnd w:id="195"/>
+    <w:bookmarkStart w:id="197" w:name="ref-liang2024"/>
     <w:p>
       <w:pPr>
         <w:pStyle w:val="Bibliography"/>
@@ -28739,7 +26744,7 @@
       <w:r>
         <w:t xml:space="preserve"> </w:t>
       </w:r>
-      <w:hyperlink r:id="rId201">
+      <w:hyperlink r:id="rId196">
         <w:r>
           <w:rPr>
             <w:rStyle w:val="Hyperlink"/>
@@ -28748,8 +26753,8 @@
         </w:r>
       </w:hyperlink>
     </w:p>
-    <w:bookmarkEnd w:id="202"/>
-    <w:bookmarkStart w:id="204" w:name="ref-lin2022"/>
+    <w:bookmarkEnd w:id="197"/>
+    <w:bookmarkStart w:id="199" w:name="ref-lin2022"/>
     <w:p>
       <w:pPr>
         <w:pStyle w:val="Bibliography"/>
@@ -28798,7 +26803,7 @@
       <w:r>
         <w:t xml:space="preserve"> </w:t>
       </w:r>
-      <w:hyperlink r:id="rId203">
+      <w:hyperlink r:id="rId198">
         <w:r>
           <w:rPr>
             <w:rStyle w:val="Hyperlink"/>
@@ -28807,8 +26812,8 @@
         </w:r>
       </w:hyperlink>
     </w:p>
-    <w:bookmarkEnd w:id="204"/>
-    <w:bookmarkStart w:id="206" w:name="ref-maccallum1996"/>
+    <w:bookmarkEnd w:id="199"/>
+    <w:bookmarkStart w:id="201" w:name="ref-maccallum1996"/>
     <w:p>
       <w:pPr>
         <w:pStyle w:val="Bibliography"/>
@@ -28845,7 +26850,7 @@
       <w:r>
         <w:t xml:space="preserve"> </w:t>
       </w:r>
-      <w:hyperlink r:id="rId205">
+      <w:hyperlink r:id="rId200">
         <w:r>
           <w:rPr>
             <w:rStyle w:val="Hyperlink"/>
@@ -28854,8 +26859,8 @@
         </w:r>
       </w:hyperlink>
     </w:p>
-    <w:bookmarkEnd w:id="206"/>
-    <w:bookmarkStart w:id="208" w:name="ref-mcneish2021"/>
+    <w:bookmarkEnd w:id="201"/>
+    <w:bookmarkStart w:id="203" w:name="ref-mcneish2021"/>
     <w:p>
       <w:pPr>
         <w:pStyle w:val="Bibliography"/>
@@ -28892,7 +26897,7 @@
       <w:r>
         <w:t xml:space="preserve"> </w:t>
       </w:r>
-      <w:hyperlink r:id="rId207">
+      <w:hyperlink r:id="rId202">
         <w:r>
           <w:rPr>
             <w:rStyle w:val="Hyperlink"/>
@@ -28901,8 +26906,8 @@
         </w:r>
       </w:hyperlink>
     </w:p>
-    <w:bookmarkEnd w:id="208"/>
-    <w:bookmarkStart w:id="210" w:name="ref-moshagen2024"/>
+    <w:bookmarkEnd w:id="203"/>
+    <w:bookmarkStart w:id="205" w:name="ref-moshagen2024"/>
     <w:p>
       <w:pPr>
         <w:pStyle w:val="Bibliography"/>
@@ -28960,7 +26965,7 @@
       <w:r>
         <w:t xml:space="preserve"> </w:t>
       </w:r>
-      <w:hyperlink r:id="rId209">
+      <w:hyperlink r:id="rId204">
         <w:r>
           <w:rPr>
             <w:rStyle w:val="Hyperlink"/>
@@ -28969,8 +26974,8 @@
         </w:r>
       </w:hyperlink>
     </w:p>
-    <w:bookmarkEnd w:id="210"/>
-    <w:bookmarkStart w:id="212" w:name="ref-mosqueirataipe2026"/>
+    <w:bookmarkEnd w:id="205"/>
+    <w:bookmarkStart w:id="207" w:name="ref-mosqueirataipe2026"/>
     <w:p>
       <w:pPr>
         <w:pStyle w:val="Bibliography"/>
@@ -29022,7 +27027,7 @@
       <w:r>
         <w:t xml:space="preserve"> </w:t>
       </w:r>
-      <w:hyperlink r:id="rId211">
+      <w:hyperlink r:id="rId206">
         <w:r>
           <w:rPr>
             <w:rStyle w:val="Hyperlink"/>
@@ -29031,8 +27036,8 @@
         </w:r>
       </w:hyperlink>
     </w:p>
-    <w:bookmarkEnd w:id="212"/>
-    <w:bookmarkStart w:id="214" w:name="ref-muthen2002a"/>
+    <w:bookmarkEnd w:id="207"/>
+    <w:bookmarkStart w:id="209" w:name="ref-muthen2002a"/>
     <w:p>
       <w:pPr>
         <w:pStyle w:val="Bibliography"/>
@@ -29126,7 +27131,7 @@
       <w:r>
         <w:t xml:space="preserve"> </w:t>
       </w:r>
-      <w:hyperlink r:id="rId213">
+      <w:hyperlink r:id="rId208">
         <w:r>
           <w:rPr>
             <w:rStyle w:val="Hyperlink"/>
@@ -29135,8 +27140,8 @@
         </w:r>
       </w:hyperlink>
     </w:p>
-    <w:bookmarkEnd w:id="214"/>
-    <w:bookmarkStart w:id="216" w:name="ref-simsem2021"/>
+    <w:bookmarkEnd w:id="209"/>
+    <w:bookmarkStart w:id="211" w:name="ref-simsem2021"/>
     <w:p>
       <w:pPr>
         <w:pStyle w:val="Bibliography"/>
@@ -29174,7 +27179,7 @@
       <w:r>
         <w:t xml:space="preserve"> </w:t>
       </w:r>
-      <w:hyperlink r:id="rId215">
+      <w:hyperlink r:id="rId210">
         <w:r>
           <w:rPr>
             <w:rStyle w:val="Hyperlink"/>
@@ -29183,8 +27188,8 @@
         </w:r>
       </w:hyperlink>
     </w:p>
-    <w:bookmarkEnd w:id="216"/>
-    <w:bookmarkStart w:id="218" w:name="ref-rogers2022"/>
+    <w:bookmarkEnd w:id="211"/>
+    <w:bookmarkStart w:id="213" w:name="ref-rogers2022"/>
     <w:p>
       <w:pPr>
         <w:pStyle w:val="Bibliography"/>
@@ -29251,7 +27256,7 @@
       <w:r>
         <w:t xml:space="preserve"> </w:t>
       </w:r>
-      <w:hyperlink r:id="rId217">
+      <w:hyperlink r:id="rId212">
         <w:r>
           <w:rPr>
             <w:rStyle w:val="Hyperlink"/>
@@ -29260,8 +27265,8 @@
         </w:r>
       </w:hyperlink>
     </w:p>
-    <w:bookmarkEnd w:id="218"/>
-    <w:bookmarkStart w:id="220" w:name="ref-schoemann2014"/>
+    <w:bookmarkEnd w:id="213"/>
+    <w:bookmarkStart w:id="215" w:name="ref-schoemann2014"/>
     <w:p>
       <w:pPr>
         <w:pStyle w:val="Bibliography"/>
@@ -29310,7 +27315,7 @@
       <w:r>
         <w:t xml:space="preserve"> </w:t>
       </w:r>
-      <w:hyperlink r:id="rId219">
+      <w:hyperlink r:id="rId214">
         <w:r>
           <w:rPr>
             <w:rStyle w:val="Hyperlink"/>
@@ -29319,8 +27324,8 @@
         </w:r>
       </w:hyperlink>
     </w:p>
-    <w:bookmarkEnd w:id="220"/>
-    <w:bookmarkStart w:id="222" w:name="ref-wang2023"/>
+    <w:bookmarkEnd w:id="215"/>
+    <w:bookmarkStart w:id="217" w:name="ref-wang2023"/>
     <w:p>
       <w:pPr>
         <w:pStyle w:val="Bibliography"/>
@@ -29410,7 +27415,7 @@
       <w:r>
         <w:t xml:space="preserve"> </w:t>
       </w:r>
-      <w:hyperlink r:id="rId221">
+      <w:hyperlink r:id="rId216">
         <w:r>
           <w:rPr>
             <w:rStyle w:val="Hyperlink"/>
@@ -29419,8 +27424,8 @@
         </w:r>
       </w:hyperlink>
     </w:p>
-    <w:bookmarkEnd w:id="222"/>
-    <w:bookmarkStart w:id="224" w:name="ref-wang2021"/>
+    <w:bookmarkEnd w:id="217"/>
+    <w:bookmarkStart w:id="219" w:name="ref-wang2021"/>
     <w:p>
       <w:pPr>
         <w:pStyle w:val="Bibliography"/>
@@ -29511,7 +27516,7 @@
       <w:r>
         <w:t xml:space="preserve"> </w:t>
       </w:r>
-      <w:hyperlink r:id="rId223">
+      <w:hyperlink r:id="rId218">
         <w:r>
           <w:rPr>
             <w:rStyle w:val="Hyperlink"/>
@@ -29520,8 +27525,8 @@
         </w:r>
       </w:hyperlink>
     </w:p>
-    <w:bookmarkEnd w:id="224"/>
-    <w:bookmarkStart w:id="226" w:name="ref-wolf2013"/>
+    <w:bookmarkEnd w:id="219"/>
+    <w:bookmarkStart w:id="221" w:name="ref-wolf2013"/>
     <w:p>
       <w:pPr>
         <w:pStyle w:val="Bibliography"/>
@@ -29618,7 +27623,7 @@
       <w:r>
         <w:t xml:space="preserve"> </w:t>
       </w:r>
-      <w:hyperlink r:id="rId225">
+      <w:hyperlink r:id="rId220">
         <w:r>
           <w:rPr>
             <w:rStyle w:val="Hyperlink"/>
@@ -29627,8 +27632,8 @@
         </w:r>
       </w:hyperlink>
     </w:p>
-    <w:bookmarkEnd w:id="226"/>
-    <w:bookmarkStart w:id="227" w:name="ref-zhang2018"/>
+    <w:bookmarkEnd w:id="221"/>
+    <w:bookmarkStart w:id="222" w:name="ref-zhang2018"/>
     <w:p>
       <w:pPr>
         <w:pStyle w:val="Bibliography"/>
@@ -29692,9 +27697,9 @@
         <w:t xml:space="preserve">. ISDSA Press.</w:t>
       </w:r>
     </w:p>
-    <w:bookmarkEnd w:id="227"/>
-    <w:bookmarkEnd w:id="228"/>
-    <w:bookmarkEnd w:id="229"/>
+    <w:bookmarkEnd w:id="222"/>
+    <w:bookmarkEnd w:id="223"/>
+    <w:bookmarkEnd w:id="224"/>
     <w:sectPr>
       <w:footnotePr>
         <w:numRestart w:val="eachSect"/>

--- a/docs/index.docx
+++ b/docs/index.docx
@@ -31,7 +31,7 @@
         <w:pStyle w:val="Date"/>
       </w:pPr>
       <w:r>
-        <w:t xml:space="preserve">2026-09-23</w:t>
+        <w:t xml:space="preserve">2026-09-24</w:t>
       </w:r>
     </w:p>
     <w:p>
@@ -8753,7 +8753,7 @@
     </w:p>
     <w:bookmarkEnd w:id="47"/>
     <w:bookmarkEnd w:id="48"/>
-    <w:bookmarkStart w:id="83" w:name="sec-analytical"/>
+    <w:bookmarkStart w:id="87" w:name="sec-analytical"/>
     <w:p>
       <w:pPr>
         <w:pStyle w:val="Heading2"/>
@@ -8990,7 +8990,7 @@
       </w:hyperlink>
     </w:p>
     <w:bookmarkEnd w:id="50"/>
-    <w:bookmarkStart w:id="63" w:name="sec-apriori"/>
+    <w:bookmarkStart w:id="67" w:name="sec-apriori"/>
     <w:p>
       <w:pPr>
         <w:pStyle w:val="Heading3"/>
@@ -8999,7 +8999,7 @@
         <w:t xml:space="preserve">3.2 A Priori: How Many Observations?</w:t>
       </w:r>
     </w:p>
-    <w:bookmarkStart w:id="56" w:name="model-free-approach-rmsea-based"/>
+    <w:bookmarkStart w:id="58" w:name="model-free-approach-rmsea-based"/>
     <w:p>
       <w:pPr>
         <w:pStyle w:val="Heading4"/>
@@ -9220,164 +9220,6 @@
         <w:t xml:space="preserve">.</w:t>
       </w:r>
     </w:p>
-    <w:p>
-      <w:pPr>
-        <w:pStyle w:val="SourceCode"/>
-      </w:pPr>
-      <w:r>
-        <w:br/>
-      </w:r>
-      <w:r>
-        <w:rPr>
-          <w:rStyle w:val="VerbatimChar"/>
-        </w:rPr>
-        <w:t xml:space="preserve"> semPower: A priori power analysis</w:t>
-      </w:r>
-      <w:r>
-        <w:br/>
-      </w:r>
-      <w:r>
-        <w:rPr>
-          <w:rStyle w:val="VerbatimChar"/>
-        </w:rPr>
-        <w:t xml:space="preserve">                                   </w:t>
-      </w:r>
-      <w:r>
-        <w:br/>
-      </w:r>
-      <w:r>
-        <w:rPr>
-          <w:rStyle w:val="VerbatimChar"/>
-        </w:rPr>
-        <w:t xml:space="preserve"> F0                        0.612500</w:t>
-      </w:r>
-      <w:r>
-        <w:br/>
-      </w:r>
-      <w:r>
-        <w:rPr>
-          <w:rStyle w:val="VerbatimChar"/>
-        </w:rPr>
-        <w:t xml:space="preserve"> RMSEA                     0.050000</w:t>
-      </w:r>
-      <w:r>
-        <w:br/>
-      </w:r>
-      <w:r>
-        <w:rPr>
-          <w:rStyle w:val="VerbatimChar"/>
-        </w:rPr>
-        <w:t xml:space="preserve"> Mc                        0.736203</w:t>
-      </w:r>
-      <w:r>
-        <w:br/>
-      </w:r>
-      <w:r>
-        <w:rPr>
-          <w:rStyle w:val="VerbatimChar"/>
-        </w:rPr>
-        <w:t xml:space="preserve"> GFI                       0.951437</w:t>
-      </w:r>
-      <w:r>
-        <w:br/>
-      </w:r>
-      <w:r>
-        <w:rPr>
-          <w:rStyle w:val="VerbatimChar"/>
-        </w:rPr>
-        <w:t xml:space="preserve"> AGFI                      0.940535</w:t>
-      </w:r>
-      <w:r>
-        <w:br/>
-      </w:r>
-      <w:r>
-        <w:rPr>
-          <w:rStyle w:val="VerbatimChar"/>
-        </w:rPr>
-        <w:t xml:space="preserve">                                   </w:t>
-      </w:r>
-      <w:r>
-        <w:br/>
-      </w:r>
-      <w:r>
-        <w:rPr>
-          <w:rStyle w:val="VerbatimChar"/>
-        </w:rPr>
-        <w:t xml:space="preserve"> df                        245     </w:t>
-      </w:r>
-      <w:r>
-        <w:br/>
-      </w:r>
-      <w:r>
-        <w:rPr>
-          <w:rStyle w:val="VerbatimChar"/>
-        </w:rPr>
-        <w:t xml:space="preserve"> Required Num Observations 100     </w:t>
-      </w:r>
-      <w:r>
-        <w:br/>
-      </w:r>
-      <w:r>
-        <w:rPr>
-          <w:rStyle w:val="VerbatimChar"/>
-        </w:rPr>
-        <w:t xml:space="preserve">                                   </w:t>
-      </w:r>
-      <w:r>
-        <w:br/>
-      </w:r>
-      <w:r>
-        <w:rPr>
-          <w:rStyle w:val="VerbatimChar"/>
-        </w:rPr>
-        <w:t xml:space="preserve"> Critical Chi-Square       282.5114</w:t>
-      </w:r>
-      <w:r>
-        <w:br/>
-      </w:r>
-      <w:r>
-        <w:rPr>
-          <w:rStyle w:val="VerbatimChar"/>
-        </w:rPr>
-        <w:t xml:space="preserve"> NCP                       60.63750</w:t>
-      </w:r>
-      <w:r>
-        <w:br/>
-      </w:r>
-      <w:r>
-        <w:rPr>
-          <w:rStyle w:val="VerbatimChar"/>
-        </w:rPr>
-        <w:t xml:space="preserve"> Alpha                     0.050000</w:t>
-      </w:r>
-      <w:r>
-        <w:br/>
-      </w:r>
-      <w:r>
-        <w:rPr>
-          <w:rStyle w:val="VerbatimChar"/>
-        </w:rPr>
-        <w:t xml:space="preserve"> Beta                      0.198392</w:t>
-      </w:r>
-      <w:r>
-        <w:br/>
-      </w:r>
-      <w:r>
-        <w:rPr>
-          <w:rStyle w:val="VerbatimChar"/>
-        </w:rPr>
-        <w:t xml:space="preserve"> Power (1 - Beta)          0.801608</w:t>
-      </w:r>
-      <w:r>
-        <w:br/>
-      </w:r>
-      <w:r>
-        <w:rPr>
-          <w:rStyle w:val="VerbatimChar"/>
-        </w:rPr>
-        <w:t xml:space="preserve"> Implied Alpha/Beta Ratio  0.252026</w:t>
-      </w:r>
-    </w:p>
     <w:tbl>
       <w:tblPr>
         <w:tblStyle w:val="Table"/>
@@ -9391,55 +9233,7 @@
       <w:tr>
         <w:tc>
           <w:tcPr/>
-          <w:bookmarkStart w:id="54" w:name="fig-apriori-rmsea"/>
-          <w:p>
-            <w:pPr>
-              <w:pStyle w:val="Compact"/>
-              <w:jc w:val="center"/>
-            </w:pPr>
-            <w:r>
-              <w:drawing>
-                <wp:inline>
-                  <wp:extent cx="5334000" cy="3810000"/>
-                  <wp:effectExtent b="0" l="0" r="0" t="0"/>
-                  <wp:docPr descr="" title="" id="52" name="Picture"/>
-                  <a:graphic>
-                    <a:graphicData uri="http://schemas.openxmlformats.org/drawingml/2006/picture">
-                      <pic:pic>
-                        <pic:nvPicPr>
-                          <pic:cNvPr descr="index_files/figure-docx/Scripts-AnalysisScripts-02_analytical_power-fig-apriori-rmsea-output-2.png" id="53" name="Picture"/>
-                          <pic:cNvPicPr>
-                            <a:picLocks noChangeArrowheads="1" noChangeAspect="1"/>
-                          </pic:cNvPicPr>
-                        </pic:nvPicPr>
-                        <pic:blipFill>
-                          <a:blip r:embed="rId51"/>
-                          <a:stretch>
-                            <a:fillRect/>
-                          </a:stretch>
-                        </pic:blipFill>
-                        <pic:spPr bwMode="auto">
-                          <a:xfrm>
-                            <a:off x="0" y="0"/>
-                            <a:ext cx="5334000" cy="3810000"/>
-                          </a:xfrm>
-                          <a:prstGeom prst="rect">
-                            <a:avLst/>
-                          </a:prstGeom>
-                          <a:noFill/>
-                          <a:ln w="9525">
-                            <a:noFill/>
-                            <a:headEnd/>
-                            <a:tailEnd/>
-                          </a:ln>
-                        </pic:spPr>
-                      </pic:pic>
-                    </a:graphicData>
-                  </a:graphic>
-                </wp:inline>
-              </w:drawing>
-            </w:r>
-          </w:p>
+          <w:bookmarkStart w:id="51" w:name="tbl-apriori-rmsea"/>
           <w:p>
             <w:pPr>
               <w:jc w:val="center"/>
@@ -9450,10 +9244,638 @@
               <w:pStyle w:val="ImageCaption"/>
             </w:pPr>
             <w:r>
-              <w:t xml:space="preserve">Figure 6: A priori power analysis for exact fit with RMSEA-based effect size</w:t>
+              <w:t xml:space="preserve">Table 3: Analytical a priori power parameters for RMSEA = 0.05</w:t>
             </w:r>
           </w:p>
-          <w:bookmarkEnd w:id="54"/>
+          <w:tbl>
+            <w:tblPr>
+              <w:tblStyle w:val="Table"/>
+              <w:tblW w:type="pct" w:w="4870"/>
+              <w:tblLayout w:type="fixed"/>
+              <w:tblLook w:firstRow="1" w:lastRow="0" w:firstColumn="0" w:lastColumn="0" w:noHBand="0" w:noVBand="0" w:val="0020"/>
+            </w:tblPr>
+            <w:tblGrid>
+              <w:gridCol w:w="4114"/>
+              <w:gridCol w:w="2571"/>
+              <w:gridCol w:w="1028"/>
+            </w:tblGrid>
+            <w:tr>
+              <w:trPr>
+                <w:tblHeader w:val="on"/>
+              </w:trPr>
+              <w:tc>
+                <w:tcPr/>
+                <w:p>
+                  <w:pPr>
+                    <w:pStyle w:val="Compact"/>
+                    <w:jc w:val="left"/>
+                    <w:jc w:val="center"/>
+                  </w:pPr>
+                  <w:r>
+                    <w:t xml:space="preserve">Metric</w:t>
+                  </w:r>
+                </w:p>
+              </w:tc>
+              <w:tc>
+                <w:tcPr/>
+                <w:p>
+                  <w:pPr>
+                    <w:pStyle w:val="Compact"/>
+                    <w:jc w:val="center"/>
+                    <w:jc w:val="center"/>
+                  </w:pPr>
+                  <w:r>
+                    <w:t xml:space="preserve">Symbol</w:t>
+                  </w:r>
+                </w:p>
+              </w:tc>
+              <w:tc>
+                <w:tcPr/>
+                <w:p>
+                  <w:pPr>
+                    <w:pStyle w:val="Compact"/>
+                    <w:jc w:val="right"/>
+                    <w:jc w:val="center"/>
+                  </w:pPr>
+                  <w:r>
+                    <w:t xml:space="preserve">Value</w:t>
+                  </w:r>
+                </w:p>
+              </w:tc>
+            </w:tr>
+            <w:tr>
+              <w:tc>
+                <w:tcPr/>
+                <w:p>
+                  <w:pPr>
+                    <w:pStyle w:val="Compact"/>
+                    <w:jc w:val="left"/>
+                    <w:jc w:val="center"/>
+                  </w:pPr>
+                  <w:r>
+                    <w:t xml:space="preserve">Population discrepancy</w:t>
+                  </w:r>
+                </w:p>
+              </w:tc>
+              <w:tc>
+                <w:tcPr/>
+                <w:p>
+                  <w:pPr>
+                    <w:pStyle w:val="Compact"/>
+                    <w:jc w:val="center"/>
+                    <w:jc w:val="center"/>
+                  </w:pPr>
+                  <m:oMath>
+                    <m:sSub>
+                      <m:e>
+                        <m:r>
+                          <m:t>F</m:t>
+                        </m:r>
+                      </m:e>
+                      <m:sub>
+                        <m:r>
+                          <m:t>0</m:t>
+                        </m:r>
+                      </m:sub>
+                    </m:sSub>
+                  </m:oMath>
+                </w:p>
+              </w:tc>
+              <w:tc>
+                <w:tcPr/>
+                <w:p>
+                  <w:pPr>
+                    <w:pStyle w:val="Compact"/>
+                    <w:jc w:val="right"/>
+                    <w:jc w:val="center"/>
+                  </w:pPr>
+                  <w:r>
+                    <w:t xml:space="preserve">0.613</w:t>
+                  </w:r>
+                </w:p>
+              </w:tc>
+            </w:tr>
+            <w:tr>
+              <w:tc>
+                <w:tcPr/>
+                <w:p>
+                  <w:pPr>
+                    <w:pStyle w:val="Compact"/>
+                    <w:jc w:val="left"/>
+                    <w:jc w:val="center"/>
+                  </w:pPr>
+                  <w:r>
+                    <w:t xml:space="preserve">Root mean square error of approximation</w:t>
+                  </w:r>
+                </w:p>
+              </w:tc>
+              <w:tc>
+                <w:tcPr/>
+                <w:p>
+                  <w:pPr>
+                    <w:pStyle w:val="Compact"/>
+                    <w:jc w:val="center"/>
+                    <w:jc w:val="center"/>
+                  </w:pPr>
+                  <m:oMath>
+                    <m:r>
+                      <m:rPr>
+                        <m:nor/>
+                        <m:sty m:val="p"/>
+                      </m:rPr>
+                      <m:t>RMSEA</m:t>
+                    </m:r>
+                  </m:oMath>
+                </w:p>
+              </w:tc>
+              <w:tc>
+                <w:tcPr/>
+                <w:p>
+                  <w:pPr>
+                    <w:pStyle w:val="Compact"/>
+                    <w:jc w:val="right"/>
+                    <w:jc w:val="center"/>
+                  </w:pPr>
+                  <w:r>
+                    <w:t xml:space="preserve">0.050</w:t>
+                  </w:r>
+                </w:p>
+              </w:tc>
+            </w:tr>
+            <w:tr>
+              <w:tc>
+                <w:tcPr/>
+                <w:p>
+                  <w:pPr>
+                    <w:pStyle w:val="Compact"/>
+                    <w:jc w:val="left"/>
+                    <w:jc w:val="center"/>
+                  </w:pPr>
+                  <w:r>
+                    <w:t xml:space="preserve">McDonald centrality index</w:t>
+                  </w:r>
+                </w:p>
+              </w:tc>
+              <w:tc>
+                <w:tcPr/>
+                <w:p>
+                  <w:pPr>
+                    <w:pStyle w:val="Compact"/>
+                    <w:jc w:val="center"/>
+                    <w:jc w:val="center"/>
+                  </w:pPr>
+                  <m:oMath>
+                    <m:r>
+                      <m:t>M</m:t>
+                    </m:r>
+                    <m:r>
+                      <m:t>c</m:t>
+                    </m:r>
+                  </m:oMath>
+                </w:p>
+              </w:tc>
+              <w:tc>
+                <w:tcPr/>
+                <w:p>
+                  <w:pPr>
+                    <w:pStyle w:val="Compact"/>
+                    <w:jc w:val="right"/>
+                    <w:jc w:val="center"/>
+                  </w:pPr>
+                  <w:r>
+                    <w:t xml:space="preserve">0.736</w:t>
+                  </w:r>
+                </w:p>
+              </w:tc>
+            </w:tr>
+            <w:tr>
+              <w:tc>
+                <w:tcPr/>
+                <w:p>
+                  <w:pPr>
+                    <w:pStyle w:val="Compact"/>
+                    <w:jc w:val="left"/>
+                    <w:jc w:val="center"/>
+                  </w:pPr>
+                  <w:r>
+                    <w:t xml:space="preserve">Goodness-of-fit index</w:t>
+                  </w:r>
+                </w:p>
+              </w:tc>
+              <w:tc>
+                <w:tcPr/>
+                <w:p>
+                  <w:pPr>
+                    <w:pStyle w:val="Compact"/>
+                    <w:jc w:val="center"/>
+                    <w:jc w:val="center"/>
+                  </w:pPr>
+                  <m:oMath>
+                    <m:r>
+                      <m:rPr>
+                        <m:nor/>
+                        <m:sty m:val="p"/>
+                      </m:rPr>
+                      <m:t>GFI</m:t>
+                    </m:r>
+                  </m:oMath>
+                </w:p>
+              </w:tc>
+              <w:tc>
+                <w:tcPr/>
+                <w:p>
+                  <w:pPr>
+                    <w:pStyle w:val="Compact"/>
+                    <w:jc w:val="right"/>
+                    <w:jc w:val="center"/>
+                  </w:pPr>
+                  <w:r>
+                    <w:t xml:space="preserve">0.951</w:t>
+                  </w:r>
+                </w:p>
+              </w:tc>
+            </w:tr>
+            <w:tr>
+              <w:tc>
+                <w:tcPr/>
+                <w:p>
+                  <w:pPr>
+                    <w:pStyle w:val="Compact"/>
+                    <w:jc w:val="left"/>
+                    <w:jc w:val="center"/>
+                  </w:pPr>
+                  <w:r>
+                    <w:t xml:space="preserve">Adjusted goodness-of-fit index</w:t>
+                  </w:r>
+                </w:p>
+              </w:tc>
+              <w:tc>
+                <w:tcPr/>
+                <w:p>
+                  <w:pPr>
+                    <w:pStyle w:val="Compact"/>
+                    <w:jc w:val="center"/>
+                    <w:jc w:val="center"/>
+                  </w:pPr>
+                  <m:oMath>
+                    <m:r>
+                      <m:rPr>
+                        <m:nor/>
+                        <m:sty m:val="p"/>
+                      </m:rPr>
+                      <m:t>AGFI</m:t>
+                    </m:r>
+                  </m:oMath>
+                </w:p>
+              </w:tc>
+              <w:tc>
+                <w:tcPr/>
+                <w:p>
+                  <w:pPr>
+                    <w:pStyle w:val="Compact"/>
+                    <w:jc w:val="right"/>
+                    <w:jc w:val="center"/>
+                  </w:pPr>
+                  <w:r>
+                    <w:t xml:space="preserve">0.941</w:t>
+                  </w:r>
+                </w:p>
+              </w:tc>
+            </w:tr>
+            <w:tr>
+              <w:tc>
+                <w:tcPr/>
+                <w:p>
+                  <w:pPr>
+                    <w:pStyle w:val="Compact"/>
+                    <w:jc w:val="left"/>
+                    <w:jc w:val="center"/>
+                  </w:pPr>
+                  <w:r>
+                    <w:t xml:space="preserve">Degrees of freedom</w:t>
+                  </w:r>
+                </w:p>
+              </w:tc>
+              <w:tc>
+                <w:tcPr/>
+                <w:p>
+                  <w:pPr>
+                    <w:pStyle w:val="Compact"/>
+                    <w:jc w:val="center"/>
+                    <w:jc w:val="center"/>
+                  </w:pPr>
+                  <m:oMath>
+                    <m:r>
+                      <m:t>d</m:t>
+                    </m:r>
+                    <m:r>
+                      <m:t>f</m:t>
+                    </m:r>
+                  </m:oMath>
+                </w:p>
+              </w:tc>
+              <w:tc>
+                <w:tcPr/>
+                <w:p>
+                  <w:pPr>
+                    <w:pStyle w:val="Compact"/>
+                    <w:jc w:val="right"/>
+                    <w:jc w:val="center"/>
+                  </w:pPr>
+                  <w:r>
+                    <w:t xml:space="preserve">245</w:t>
+                  </w:r>
+                </w:p>
+              </w:tc>
+            </w:tr>
+            <w:tr>
+              <w:tc>
+                <w:tcPr/>
+                <w:p>
+                  <w:pPr>
+                    <w:pStyle w:val="Compact"/>
+                    <w:jc w:val="left"/>
+                    <w:jc w:val="center"/>
+                  </w:pPr>
+                  <w:r>
+                    <w:t xml:space="preserve">Required sample size</w:t>
+                  </w:r>
+                </w:p>
+              </w:tc>
+              <w:tc>
+                <w:tcPr/>
+                <w:p>
+                  <w:pPr>
+                    <w:pStyle w:val="Compact"/>
+                    <w:jc w:val="center"/>
+                    <w:jc w:val="center"/>
+                  </w:pPr>
+                  <m:oMath>
+                    <m:r>
+                      <m:t>N</m:t>
+                    </m:r>
+                  </m:oMath>
+                </w:p>
+              </w:tc>
+              <w:tc>
+                <w:tcPr/>
+                <w:p>
+                  <w:pPr>
+                    <w:pStyle w:val="Compact"/>
+                    <w:jc w:val="right"/>
+                    <w:jc w:val="center"/>
+                  </w:pPr>
+                  <w:r>
+                    <w:t xml:space="preserve">100</w:t>
+                  </w:r>
+                </w:p>
+              </w:tc>
+            </w:tr>
+            <w:tr>
+              <w:tc>
+                <w:tcPr/>
+                <w:p>
+                  <w:pPr>
+                    <w:pStyle w:val="Compact"/>
+                    <w:jc w:val="left"/>
+                    <w:jc w:val="center"/>
+                  </w:pPr>
+                  <w:r>
+                    <w:t xml:space="preserve">Critical chi-square</w:t>
+                  </w:r>
+                </w:p>
+              </w:tc>
+              <w:tc>
+                <w:tcPr/>
+                <w:p>
+                  <w:pPr>
+                    <w:pStyle w:val="Compact"/>
+                    <w:jc w:val="center"/>
+                    <w:jc w:val="center"/>
+                  </w:pPr>
+                  <m:oMath>
+                    <m:sSubSup>
+                      <m:e>
+                        <m:r>
+                          <m:t>χ</m:t>
+                        </m:r>
+                      </m:e>
+                      <m:sub>
+                        <m:r>
+                          <m:rPr>
+                            <m:nor/>
+                            <m:sty m:val="p"/>
+                          </m:rPr>
+                          <m:t>crit</m:t>
+                        </m:r>
+                      </m:sub>
+                      <m:sup>
+                        <m:r>
+                          <m:t>2</m:t>
+                        </m:r>
+                      </m:sup>
+                    </m:sSubSup>
+                  </m:oMath>
+                </w:p>
+              </w:tc>
+              <w:tc>
+                <w:tcPr/>
+                <w:p>
+                  <w:pPr>
+                    <w:pStyle w:val="Compact"/>
+                    <w:jc w:val="right"/>
+                    <w:jc w:val="center"/>
+                  </w:pPr>
+                  <w:r>
+                    <w:t xml:space="preserve">282.511</w:t>
+                  </w:r>
+                </w:p>
+              </w:tc>
+            </w:tr>
+            <w:tr>
+              <w:tc>
+                <w:tcPr/>
+                <w:p>
+                  <w:pPr>
+                    <w:pStyle w:val="Compact"/>
+                    <w:jc w:val="left"/>
+                    <w:jc w:val="center"/>
+                  </w:pPr>
+                  <w:r>
+                    <w:t xml:space="preserve">Noncentrality parameter</w:t>
+                  </w:r>
+                </w:p>
+              </w:tc>
+              <w:tc>
+                <w:tcPr/>
+                <w:p>
+                  <w:pPr>
+                    <w:pStyle w:val="Compact"/>
+                    <w:jc w:val="center"/>
+                    <w:jc w:val="center"/>
+                  </w:pPr>
+                  <m:oMath>
+                    <m:r>
+                      <m:t>λ</m:t>
+                    </m:r>
+                  </m:oMath>
+                </w:p>
+              </w:tc>
+              <w:tc>
+                <w:tcPr/>
+                <w:p>
+                  <w:pPr>
+                    <w:pStyle w:val="Compact"/>
+                    <w:jc w:val="right"/>
+                    <w:jc w:val="center"/>
+                  </w:pPr>
+                  <w:r>
+                    <w:t xml:space="preserve">60.638</w:t>
+                  </w:r>
+                </w:p>
+              </w:tc>
+            </w:tr>
+            <w:tr>
+              <w:tc>
+                <w:tcPr/>
+                <w:p>
+                  <w:pPr>
+                    <w:pStyle w:val="Compact"/>
+                    <w:jc w:val="left"/>
+                    <w:jc w:val="center"/>
+                  </w:pPr>
+                  <w:r>
+                    <w:t xml:space="preserve">Significance level (alpha)</w:t>
+                  </w:r>
+                </w:p>
+              </w:tc>
+              <w:tc>
+                <w:tcPr/>
+                <w:p>
+                  <w:pPr>
+                    <w:pStyle w:val="Compact"/>
+                    <w:jc w:val="center"/>
+                    <w:jc w:val="center"/>
+                  </w:pPr>
+                  <m:oMath>
+                    <m:r>
+                      <m:t>α</m:t>
+                    </m:r>
+                  </m:oMath>
+                </w:p>
+              </w:tc>
+              <w:tc>
+                <w:tcPr/>
+                <w:p>
+                  <w:pPr>
+                    <w:pStyle w:val="Compact"/>
+                    <w:jc w:val="right"/>
+                    <w:jc w:val="center"/>
+                  </w:pPr>
+                  <w:r>
+                    <w:t xml:space="preserve">0.050</w:t>
+                  </w:r>
+                </w:p>
+              </w:tc>
+            </w:tr>
+            <w:tr>
+              <w:tc>
+                <w:tcPr/>
+                <w:p>
+                  <w:pPr>
+                    <w:pStyle w:val="Compact"/>
+                    <w:jc w:val="left"/>
+                    <w:jc w:val="center"/>
+                  </w:pPr>
+                  <w:r>
+                    <w:t xml:space="preserve">Type II error rate (beta)</w:t>
+                  </w:r>
+                </w:p>
+              </w:tc>
+              <w:tc>
+                <w:tcPr/>
+                <w:p>
+                  <w:pPr>
+                    <w:pStyle w:val="Compact"/>
+                    <w:jc w:val="center"/>
+                    <w:jc w:val="center"/>
+                  </w:pPr>
+                  <m:oMath>
+                    <m:r>
+                      <m:t>β</m:t>
+                    </m:r>
+                  </m:oMath>
+                </w:p>
+              </w:tc>
+              <w:tc>
+                <w:tcPr/>
+                <w:p>
+                  <w:pPr>
+                    <w:pStyle w:val="Compact"/>
+                    <w:jc w:val="right"/>
+                    <w:jc w:val="center"/>
+                  </w:pPr>
+                  <w:r>
+                    <w:t xml:space="preserve">0.1984</w:t>
+                  </w:r>
+                </w:p>
+              </w:tc>
+            </w:tr>
+            <w:tr>
+              <w:tc>
+                <w:tcPr/>
+                <w:p>
+                  <w:pPr>
+                    <w:pStyle w:val="Compact"/>
+                    <w:jc w:val="left"/>
+                    <w:jc w:val="center"/>
+                  </w:pPr>
+                  <w:r>
+                    <w:t xml:space="preserve">Statistical power</w:t>
+                  </w:r>
+                </w:p>
+              </w:tc>
+              <w:tc>
+                <w:tcPr/>
+                <w:p>
+                  <w:pPr>
+                    <w:pStyle w:val="Compact"/>
+                    <w:jc w:val="center"/>
+                    <w:jc w:val="center"/>
+                  </w:pPr>
+                  <m:oMath>
+                    <m:r>
+                      <m:t>1</m:t>
+                    </m:r>
+                    <m:r>
+                      <m:rPr>
+                        <m:sty m:val="p"/>
+                      </m:rPr>
+                      <m:t>−</m:t>
+                    </m:r>
+                    <m:r>
+                      <m:t>β</m:t>
+                    </m:r>
+                  </m:oMath>
+                </w:p>
+              </w:tc>
+              <w:tc>
+                <w:tcPr/>
+                <w:p>
+                  <w:pPr>
+                    <w:pStyle w:val="Compact"/>
+                    <w:jc w:val="right"/>
+                    <w:jc w:val="center"/>
+                  </w:pPr>
+                  <w:r>
+                    <w:t xml:space="preserve">0.8016</w:t>
+                  </w:r>
+                </w:p>
+              </w:tc>
+            </w:tr>
+          </w:tbl>
+          <w:bookmarkEnd w:id="51"/>
+          <w:p/>
         </w:tc>
       </w:tr>
     </w:tbl>
@@ -9473,7 +9895,7 @@
         </w:rPr>
         <w:t xml:space="preserve"> </w:t>
       </w:r>
-      <w:hyperlink r:id="rId55">
+      <w:hyperlink r:id="rId52">
         <w:r>
           <w:rPr>
             <w:rStyle w:val="Hyperlink"/>
@@ -9488,7 +9910,24 @@
         <w:pStyle w:val="BodyText"/>
       </w:pPr>
       <w:r>
-        <w:t xml:space="preserve">This output reports the minimum</w:t>
+        <w:t xml:space="preserve">The analytical solution reported in</w:t>
+      </w:r>
+      <w:r>
+        <w:t xml:space="preserve"> </w:t>
+      </w:r>
+      <w:hyperlink w:anchor="tbl-apriori-rmsea">
+        <w:r>
+          <w:rPr>
+            <w:rStyle w:val="Hyperlink"/>
+          </w:rPr>
+          <w:t xml:space="preserve">Table 3</w:t>
+        </w:r>
+      </w:hyperlink>
+      <w:r>
+        <w:t xml:space="preserve"> </w:t>
+      </w:r>
+      <w:r>
+        <w:t xml:space="preserve">indicates the minimum</w:t>
       </w:r>
       <w:r>
         <w:t xml:space="preserve"> </w:t>
@@ -9618,7 +10057,7 @@
         <w:pStyle w:val="BodyText"/>
       </w:pPr>
       <w:r>
-        <w:t xml:space="preserve">The output presents several equivalent representations of the same target</w:t>
+        <w:t xml:space="preserve">The table presents several equivalent representations of the same target</w:t>
       </w:r>
       <w:r>
         <w:t xml:space="preserve"> </w:t>
@@ -10319,8 +10758,113 @@
         <w:t xml:space="preserve">.</w:t>
       </w:r>
     </w:p>
-    <w:bookmarkEnd w:id="56"/>
-    <w:bookmarkStart w:id="62" w:name="model-based-approach"/>
+    <w:tbl>
+      <w:tblPr>
+        <w:tblStyle w:val="Table"/>
+        <w:tblW w:type="pct" w:w="5000"/>
+        <w:tblLayout w:type="fixed"/>
+        <w:tblLook w:firstRow="0" w:lastRow="0" w:firstColumn="0" w:lastColumn="0" w:noHBand="0" w:noVBand="0" w:val="0000"/>
+      </w:tblPr>
+      <w:tblGrid>
+        <w:gridCol w:w="7920"/>
+      </w:tblGrid>
+      <w:tr>
+        <w:tc>
+          <w:tcPr/>
+          <w:bookmarkStart w:id="56" w:name="fig-apriori-rmsea"/>
+          <w:p>
+            <w:pPr>
+              <w:pStyle w:val="Compact"/>
+              <w:jc w:val="center"/>
+            </w:pPr>
+            <w:r>
+              <w:drawing>
+                <wp:inline>
+                  <wp:extent cx="5334000" cy="3333749"/>
+                  <wp:effectExtent b="0" l="0" r="0" t="0"/>
+                  <wp:docPr descr="" title="" id="54" name="Picture"/>
+                  <a:graphic>
+                    <a:graphicData uri="http://schemas.openxmlformats.org/drawingml/2006/picture">
+                      <pic:pic>
+                        <pic:nvPicPr>
+                          <pic:cNvPr descr="index_files/figure-docx/Scripts-AnalysisScripts-02_analytical_power-fig-apriori-rmsea-output-1.png" id="55" name="Picture"/>
+                          <pic:cNvPicPr>
+                            <a:picLocks noChangeArrowheads="1" noChangeAspect="1"/>
+                          </pic:cNvPicPr>
+                        </pic:nvPicPr>
+                        <pic:blipFill>
+                          <a:blip r:embed="rId53"/>
+                          <a:stretch>
+                            <a:fillRect/>
+                          </a:stretch>
+                        </pic:blipFill>
+                        <pic:spPr bwMode="auto">
+                          <a:xfrm>
+                            <a:off x="0" y="0"/>
+                            <a:ext cx="5334000" cy="3333749"/>
+                          </a:xfrm>
+                          <a:prstGeom prst="rect">
+                            <a:avLst/>
+                          </a:prstGeom>
+                          <a:noFill/>
+                          <a:ln w="9525">
+                            <a:noFill/>
+                            <a:headEnd/>
+                            <a:tailEnd/>
+                          </a:ln>
+                        </pic:spPr>
+                      </pic:pic>
+                    </a:graphicData>
+                  </a:graphic>
+                </wp:inline>
+              </w:drawing>
+            </w:r>
+          </w:p>
+          <w:p>
+            <w:pPr>
+              <w:jc w:val="center"/>
+            </w:pPr>
+            <w:pPr>
+              <w:jc w:val="left"/>
+              <w:spacing w:before="200"/>
+              <w:pStyle w:val="ImageCaption"/>
+            </w:pPr>
+            <w:r>
+              <w:t xml:space="preserve">Figure 6: A priori power analysis for exact fit with RMSEA-based effect size</w:t>
+            </w:r>
+          </w:p>
+          <w:bookmarkEnd w:id="56"/>
+        </w:tc>
+      </w:tr>
+    </w:tbl>
+    <w:p>
+      <w:pPr>
+        <w:pStyle w:val="BodyText"/>
+      </w:pPr>
+      <w:r>
+        <w:rPr>
+          <w:vertAlign w:val="subscript"/>
+        </w:rPr>
+        <w:t xml:space="preserve">Source:</w:t>
+      </w:r>
+      <w:r>
+        <w:rPr>
+          <w:vertAlign w:val="subscript"/>
+        </w:rPr>
+        <w:t xml:space="preserve"> </w:t>
+      </w:r>
+      <w:hyperlink r:id="rId57">
+        <w:r>
+          <w:rPr>
+            <w:rStyle w:val="Hyperlink"/>
+            <w:vertAlign w:val="subscript"/>
+          </w:rPr>
+          <w:t xml:space="preserve">Analytical Power Analysis</w:t>
+        </w:r>
+      </w:hyperlink>
+    </w:p>
+    <w:bookmarkEnd w:id="58"/>
+    <w:bookmarkStart w:id="66" w:name="model-based-approach"/>
     <w:p>
       <w:pPr>
         <w:pStyle w:val="Heading4"/>
@@ -10558,144 +11102,962 @@
         <w:t xml:space="preserve">.</w:t>
       </w:r>
     </w:p>
+    <w:tbl>
+      <w:tblPr>
+        <w:tblStyle w:val="Table"/>
+        <w:tblW w:type="pct" w:w="5000"/>
+        <w:tblLayout w:type="fixed"/>
+        <w:tblLook w:firstRow="0" w:lastRow="0" w:firstColumn="0" w:lastColumn="0" w:noHBand="0" w:noVBand="0" w:val="0000"/>
+      </w:tblPr>
+      <w:tblGrid>
+        <w:gridCol w:w="7920"/>
+      </w:tblGrid>
+      <w:tr>
+        <w:tc>
+          <w:tcPr/>
+          <w:bookmarkStart w:id="59" w:name="tbl-apriori-popmodel"/>
+          <w:p>
+            <w:pPr>
+              <w:jc w:val="center"/>
+            </w:pPr>
+            <w:pPr>
+              <w:jc w:val="left"/>
+              <w:spacing w:before="200"/>
+              <w:pStyle w:val="ImageCaption"/>
+            </w:pPr>
+            <w:r>
+              <w:t xml:space="preserve">Table 4: Analytical a priori power parameters for model-based approach (h1model vs analyzemodel)</w:t>
+            </w:r>
+          </w:p>
+          <w:tbl>
+            <w:tblPr>
+              <w:tblStyle w:val="Table"/>
+              <w:tblW w:type="pct" w:w="4870"/>
+              <w:tblLayout w:type="fixed"/>
+              <w:tblLook w:firstRow="1" w:lastRow="0" w:firstColumn="0" w:lastColumn="0" w:noHBand="0" w:noVBand="0" w:val="0020"/>
+            </w:tblPr>
+            <w:tblGrid>
+              <w:gridCol w:w="4114"/>
+              <w:gridCol w:w="2571"/>
+              <w:gridCol w:w="1028"/>
+            </w:tblGrid>
+            <w:tr>
+              <w:trPr>
+                <w:tblHeader w:val="on"/>
+              </w:trPr>
+              <w:tc>
+                <w:tcPr/>
+                <w:p>
+                  <w:pPr>
+                    <w:pStyle w:val="Compact"/>
+                    <w:jc w:val="left"/>
+                    <w:jc w:val="center"/>
+                  </w:pPr>
+                  <w:r>
+                    <w:t xml:space="preserve">Metric</w:t>
+                  </w:r>
+                </w:p>
+              </w:tc>
+              <w:tc>
+                <w:tcPr/>
+                <w:p>
+                  <w:pPr>
+                    <w:pStyle w:val="Compact"/>
+                    <w:jc w:val="center"/>
+                    <w:jc w:val="center"/>
+                  </w:pPr>
+                  <w:r>
+                    <w:t xml:space="preserve">Symbol</w:t>
+                  </w:r>
+                </w:p>
+              </w:tc>
+              <w:tc>
+                <w:tcPr/>
+                <w:p>
+                  <w:pPr>
+                    <w:pStyle w:val="Compact"/>
+                    <w:jc w:val="right"/>
+                    <w:jc w:val="center"/>
+                  </w:pPr>
+                  <w:r>
+                    <w:t xml:space="preserve">Value</w:t>
+                  </w:r>
+                </w:p>
+              </w:tc>
+            </w:tr>
+            <w:tr>
+              <w:tc>
+                <w:tcPr/>
+                <w:p>
+                  <w:pPr>
+                    <w:pStyle w:val="Compact"/>
+                    <w:jc w:val="left"/>
+                    <w:jc w:val="center"/>
+                  </w:pPr>
+                  <w:r>
+                    <w:t xml:space="preserve">Population discrepancy</w:t>
+                  </w:r>
+                </w:p>
+              </w:tc>
+              <w:tc>
+                <w:tcPr/>
+                <w:p>
+                  <w:pPr>
+                    <w:pStyle w:val="Compact"/>
+                    <w:jc w:val="center"/>
+                    <w:jc w:val="center"/>
+                  </w:pPr>
+                  <m:oMath>
+                    <m:sSub>
+                      <m:e>
+                        <m:r>
+                          <m:t>F</m:t>
+                        </m:r>
+                      </m:e>
+                      <m:sub>
+                        <m:r>
+                          <m:t>0</m:t>
+                        </m:r>
+                      </m:sub>
+                    </m:sSub>
+                  </m:oMath>
+                </w:p>
+              </w:tc>
+              <w:tc>
+                <w:tcPr/>
+                <w:p>
+                  <w:pPr>
+                    <w:pStyle w:val="Compact"/>
+                    <w:jc w:val="right"/>
+                    <w:jc w:val="center"/>
+                  </w:pPr>
+                  <w:r>
+                    <w:t xml:space="preserve">0.579</w:t>
+                  </w:r>
+                </w:p>
+              </w:tc>
+            </w:tr>
+            <w:tr>
+              <w:tc>
+                <w:tcPr/>
+                <w:p>
+                  <w:pPr>
+                    <w:pStyle w:val="Compact"/>
+                    <w:jc w:val="left"/>
+                    <w:jc w:val="center"/>
+                  </w:pPr>
+                  <w:r>
+                    <w:t xml:space="preserve">Root mean square error of approximation</w:t>
+                  </w:r>
+                </w:p>
+              </w:tc>
+              <w:tc>
+                <w:tcPr/>
+                <w:p>
+                  <w:pPr>
+                    <w:pStyle w:val="Compact"/>
+                    <w:jc w:val="center"/>
+                    <w:jc w:val="center"/>
+                  </w:pPr>
+                  <m:oMath>
+                    <m:r>
+                      <m:rPr>
+                        <m:nor/>
+                        <m:sty m:val="p"/>
+                      </m:rPr>
+                      <m:t>RMSEA</m:t>
+                    </m:r>
+                  </m:oMath>
+                </w:p>
+              </w:tc>
+              <w:tc>
+                <w:tcPr/>
+                <w:p>
+                  <w:pPr>
+                    <w:pStyle w:val="Compact"/>
+                    <w:jc w:val="right"/>
+                    <w:jc w:val="center"/>
+                  </w:pPr>
+                  <w:r>
+                    <w:t xml:space="preserve">0.049</w:t>
+                  </w:r>
+                </w:p>
+              </w:tc>
+            </w:tr>
+            <w:tr>
+              <w:tc>
+                <w:tcPr/>
+                <w:p>
+                  <w:pPr>
+                    <w:pStyle w:val="Compact"/>
+                    <w:jc w:val="left"/>
+                    <w:jc w:val="center"/>
+                  </w:pPr>
+                  <w:r>
+                    <w:t xml:space="preserve">McDonald centrality index</w:t>
+                  </w:r>
+                </w:p>
+              </w:tc>
+              <w:tc>
+                <w:tcPr/>
+                <w:p>
+                  <w:pPr>
+                    <w:pStyle w:val="Compact"/>
+                    <w:jc w:val="center"/>
+                    <w:jc w:val="center"/>
+                  </w:pPr>
+                  <m:oMath>
+                    <m:r>
+                      <m:t>M</m:t>
+                    </m:r>
+                    <m:r>
+                      <m:t>c</m:t>
+                    </m:r>
+                  </m:oMath>
+                </w:p>
+              </w:tc>
+              <w:tc>
+                <w:tcPr/>
+                <w:p>
+                  <w:pPr>
+                    <w:pStyle w:val="Compact"/>
+                    <w:jc w:val="right"/>
+                    <w:jc w:val="center"/>
+                  </w:pPr>
+                  <w:r>
+                    <w:t xml:space="preserve">0.749</w:t>
+                  </w:r>
+                </w:p>
+              </w:tc>
+            </w:tr>
+            <w:tr>
+              <w:tc>
+                <w:tcPr/>
+                <w:p>
+                  <w:pPr>
+                    <w:pStyle w:val="Compact"/>
+                    <w:jc w:val="left"/>
+                    <w:jc w:val="center"/>
+                  </w:pPr>
+                  <w:r>
+                    <w:t xml:space="preserve">Standardized root mean square residual</w:t>
+                  </w:r>
+                </w:p>
+              </w:tc>
+              <w:tc>
+                <w:tcPr/>
+                <w:p>
+                  <w:pPr>
+                    <w:pStyle w:val="Compact"/>
+                    <w:jc w:val="center"/>
+                    <w:jc w:val="center"/>
+                  </w:pPr>
+                  <m:oMath>
+                    <m:r>
+                      <m:rPr>
+                        <m:nor/>
+                        <m:sty m:val="p"/>
+                      </m:rPr>
+                      <m:t>SRMR</m:t>
+                    </m:r>
+                  </m:oMath>
+                </w:p>
+              </w:tc>
+              <w:tc>
+                <w:tcPr/>
+                <w:p>
+                  <w:pPr>
+                    <w:pStyle w:val="Compact"/>
+                    <w:jc w:val="right"/>
+                    <w:jc w:val="center"/>
+                  </w:pPr>
+                  <w:r>
+                    <w:t xml:space="preserve">0.067</w:t>
+                  </w:r>
+                </w:p>
+              </w:tc>
+            </w:tr>
+            <w:tr>
+              <w:tc>
+                <w:tcPr/>
+                <w:p>
+                  <w:pPr>
+                    <w:pStyle w:val="Compact"/>
+                    <w:jc w:val="left"/>
+                    <w:jc w:val="center"/>
+                  </w:pPr>
+                  <w:r>
+                    <w:t xml:space="preserve">Comparative fit index</w:t>
+                  </w:r>
+                </w:p>
+              </w:tc>
+              <w:tc>
+                <w:tcPr/>
+                <w:p>
+                  <w:pPr>
+                    <w:pStyle w:val="Compact"/>
+                    <w:jc w:val="center"/>
+                    <w:jc w:val="center"/>
+                  </w:pPr>
+                  <m:oMath>
+                    <m:r>
+                      <m:rPr>
+                        <m:nor/>
+                        <m:sty m:val="p"/>
+                      </m:rPr>
+                      <m:t>CFI</m:t>
+                    </m:r>
+                  </m:oMath>
+                </w:p>
+              </w:tc>
+              <w:tc>
+                <w:tcPr/>
+                <w:p>
+                  <w:pPr>
+                    <w:pStyle w:val="Compact"/>
+                    <w:jc w:val="right"/>
+                    <w:jc w:val="center"/>
+                  </w:pPr>
+                  <w:r>
+                    <w:t xml:space="preserve">0.960</w:t>
+                  </w:r>
+                </w:p>
+              </w:tc>
+            </w:tr>
+            <w:tr>
+              <w:tc>
+                <w:tcPr/>
+                <w:p>
+                  <w:pPr>
+                    <w:pStyle w:val="Compact"/>
+                    <w:jc w:val="left"/>
+                    <w:jc w:val="center"/>
+                  </w:pPr>
+                  <w:r>
+                    <w:t xml:space="preserve">Degrees of freedom</w:t>
+                  </w:r>
+                </w:p>
+              </w:tc>
+              <w:tc>
+                <w:tcPr/>
+                <w:p>
+                  <w:pPr>
+                    <w:pStyle w:val="Compact"/>
+                    <w:jc w:val="center"/>
+                    <w:jc w:val="center"/>
+                  </w:pPr>
+                  <m:oMath>
+                    <m:r>
+                      <m:t>d</m:t>
+                    </m:r>
+                    <m:r>
+                      <m:t>f</m:t>
+                    </m:r>
+                  </m:oMath>
+                </w:p>
+              </w:tc>
+              <w:tc>
+                <w:tcPr/>
+                <w:p>
+                  <w:pPr>
+                    <w:pStyle w:val="Compact"/>
+                    <w:jc w:val="right"/>
+                    <w:jc w:val="center"/>
+                  </w:pPr>
+                  <w:r>
+                    <w:t xml:space="preserve">245</w:t>
+                  </w:r>
+                </w:p>
+              </w:tc>
+            </w:tr>
+            <w:tr>
+              <w:tc>
+                <w:tcPr/>
+                <w:p>
+                  <w:pPr>
+                    <w:pStyle w:val="Compact"/>
+                    <w:jc w:val="left"/>
+                    <w:jc w:val="center"/>
+                  </w:pPr>
+                  <w:r>
+                    <w:t xml:space="preserve">Required sample size</w:t>
+                  </w:r>
+                </w:p>
+              </w:tc>
+              <w:tc>
+                <w:tcPr/>
+                <w:p>
+                  <w:pPr>
+                    <w:pStyle w:val="Compact"/>
+                    <w:jc w:val="center"/>
+                    <w:jc w:val="center"/>
+                  </w:pPr>
+                  <m:oMath>
+                    <m:r>
+                      <m:t>N</m:t>
+                    </m:r>
+                  </m:oMath>
+                </w:p>
+              </w:tc>
+              <w:tc>
+                <w:tcPr/>
+                <w:p>
+                  <w:pPr>
+                    <w:pStyle w:val="Compact"/>
+                    <w:jc w:val="right"/>
+                    <w:jc w:val="center"/>
+                  </w:pPr>
+                  <w:r>
+                    <w:t xml:space="preserve">106</w:t>
+                  </w:r>
+                </w:p>
+              </w:tc>
+            </w:tr>
+            <w:tr>
+              <w:tc>
+                <w:tcPr/>
+                <w:p>
+                  <w:pPr>
+                    <w:pStyle w:val="Compact"/>
+                    <w:jc w:val="left"/>
+                    <w:jc w:val="center"/>
+                  </w:pPr>
+                  <w:r>
+                    <w:t xml:space="preserve">Critical chi-square</w:t>
+                  </w:r>
+                </w:p>
+              </w:tc>
+              <w:tc>
+                <w:tcPr/>
+                <w:p>
+                  <w:pPr>
+                    <w:pStyle w:val="Compact"/>
+                    <w:jc w:val="center"/>
+                    <w:jc w:val="center"/>
+                  </w:pPr>
+                  <m:oMath>
+                    <m:sSubSup>
+                      <m:e>
+                        <m:r>
+                          <m:t>χ</m:t>
+                        </m:r>
+                      </m:e>
+                      <m:sub>
+                        <m:r>
+                          <m:rPr>
+                            <m:nor/>
+                            <m:sty m:val="p"/>
+                          </m:rPr>
+                          <m:t>crit</m:t>
+                        </m:r>
+                      </m:sub>
+                      <m:sup>
+                        <m:r>
+                          <m:t>2</m:t>
+                        </m:r>
+                      </m:sup>
+                    </m:sSubSup>
+                  </m:oMath>
+                </w:p>
+              </w:tc>
+              <w:tc>
+                <w:tcPr/>
+                <w:p>
+                  <w:pPr>
+                    <w:pStyle w:val="Compact"/>
+                    <w:jc w:val="right"/>
+                    <w:jc w:val="center"/>
+                  </w:pPr>
+                  <w:r>
+                    <w:t xml:space="preserve">282.511</w:t>
+                  </w:r>
+                </w:p>
+              </w:tc>
+            </w:tr>
+            <w:tr>
+              <w:tc>
+                <w:tcPr/>
+                <w:p>
+                  <w:pPr>
+                    <w:pStyle w:val="Compact"/>
+                    <w:jc w:val="left"/>
+                    <w:jc w:val="center"/>
+                  </w:pPr>
+                  <w:r>
+                    <w:t xml:space="preserve">Noncentrality parameter</w:t>
+                  </w:r>
+                </w:p>
+              </w:tc>
+              <w:tc>
+                <w:tcPr/>
+                <w:p>
+                  <w:pPr>
+                    <w:pStyle w:val="Compact"/>
+                    <w:jc w:val="center"/>
+                    <w:jc w:val="center"/>
+                  </w:pPr>
+                  <m:oMath>
+                    <m:r>
+                      <m:t>λ</m:t>
+                    </m:r>
+                  </m:oMath>
+                </w:p>
+              </w:tc>
+              <w:tc>
+                <w:tcPr/>
+                <w:p>
+                  <w:pPr>
+                    <w:pStyle w:val="Compact"/>
+                    <w:jc w:val="right"/>
+                    <w:jc w:val="center"/>
+                  </w:pPr>
+                  <w:r>
+                    <w:t xml:space="preserve">60.793</w:t>
+                  </w:r>
+                </w:p>
+              </w:tc>
+            </w:tr>
+            <w:tr>
+              <w:tc>
+                <w:tcPr/>
+                <w:p>
+                  <w:pPr>
+                    <w:pStyle w:val="Compact"/>
+                    <w:jc w:val="left"/>
+                    <w:jc w:val="center"/>
+                  </w:pPr>
+                  <w:r>
+                    <w:t xml:space="preserve">Significance level (alpha)</w:t>
+                  </w:r>
+                </w:p>
+              </w:tc>
+              <w:tc>
+                <w:tcPr/>
+                <w:p>
+                  <w:pPr>
+                    <w:pStyle w:val="Compact"/>
+                    <w:jc w:val="center"/>
+                    <w:jc w:val="center"/>
+                  </w:pPr>
+                  <m:oMath>
+                    <m:r>
+                      <m:t>α</m:t>
+                    </m:r>
+                  </m:oMath>
+                </w:p>
+              </w:tc>
+              <w:tc>
+                <w:tcPr/>
+                <w:p>
+                  <w:pPr>
+                    <w:pStyle w:val="Compact"/>
+                    <w:jc w:val="right"/>
+                    <w:jc w:val="center"/>
+                  </w:pPr>
+                  <w:r>
+                    <w:t xml:space="preserve">0.050</w:t>
+                  </w:r>
+                </w:p>
+              </w:tc>
+            </w:tr>
+            <w:tr>
+              <w:tc>
+                <w:tcPr/>
+                <w:p>
+                  <w:pPr>
+                    <w:pStyle w:val="Compact"/>
+                    <w:jc w:val="left"/>
+                    <w:jc w:val="center"/>
+                  </w:pPr>
+                  <w:r>
+                    <w:t xml:space="preserve">Type II error rate (beta)</w:t>
+                  </w:r>
+                </w:p>
+              </w:tc>
+              <w:tc>
+                <w:tcPr/>
+                <w:p>
+                  <w:pPr>
+                    <w:pStyle w:val="Compact"/>
+                    <w:jc w:val="center"/>
+                    <w:jc w:val="center"/>
+                  </w:pPr>
+                  <m:oMath>
+                    <m:r>
+                      <m:t>β</m:t>
+                    </m:r>
+                  </m:oMath>
+                </w:p>
+              </w:tc>
+              <w:tc>
+                <w:tcPr/>
+                <w:p>
+                  <w:pPr>
+                    <w:pStyle w:val="Compact"/>
+                    <w:jc w:val="right"/>
+                    <w:jc w:val="center"/>
+                  </w:pPr>
+                  <w:r>
+                    <w:t xml:space="preserve">0.1968</w:t>
+                  </w:r>
+                </w:p>
+              </w:tc>
+            </w:tr>
+            <w:tr>
+              <w:tc>
+                <w:tcPr/>
+                <w:p>
+                  <w:pPr>
+                    <w:pStyle w:val="Compact"/>
+                    <w:jc w:val="left"/>
+                    <w:jc w:val="center"/>
+                  </w:pPr>
+                  <w:r>
+                    <w:t xml:space="preserve">Statistical power</w:t>
+                  </w:r>
+                </w:p>
+              </w:tc>
+              <w:tc>
+                <w:tcPr/>
+                <w:p>
+                  <w:pPr>
+                    <w:pStyle w:val="Compact"/>
+                    <w:jc w:val="center"/>
+                    <w:jc w:val="center"/>
+                  </w:pPr>
+                  <m:oMath>
+                    <m:r>
+                      <m:t>1</m:t>
+                    </m:r>
+                    <m:r>
+                      <m:rPr>
+                        <m:sty m:val="p"/>
+                      </m:rPr>
+                      <m:t>−</m:t>
+                    </m:r>
+                    <m:r>
+                      <m:t>β</m:t>
+                    </m:r>
+                  </m:oMath>
+                </w:p>
+              </w:tc>
+              <w:tc>
+                <w:tcPr/>
+                <w:p>
+                  <w:pPr>
+                    <w:pStyle w:val="Compact"/>
+                    <w:jc w:val="right"/>
+                    <w:jc w:val="center"/>
+                  </w:pPr>
+                  <w:r>
+                    <w:t xml:space="preserve">0.8032</w:t>
+                  </w:r>
+                </w:p>
+              </w:tc>
+            </w:tr>
+          </w:tbl>
+          <w:bookmarkEnd w:id="59"/>
+          <w:p/>
+        </w:tc>
+      </w:tr>
+    </w:tbl>
     <w:p>
       <w:pPr>
-        <w:pStyle w:val="SourceCode"/>
+        <w:pStyle w:val="BodyText"/>
       </w:pPr>
       <w:r>
-        <w:br/>
-      </w:r>
-      <w:r>
         <w:rPr>
-          <w:rStyle w:val="VerbatimChar"/>
+          <w:vertAlign w:val="subscript"/>
         </w:rPr>
-        <w:t xml:space="preserve"> semPower: A priori power analysis</w:t>
-      </w:r>
-      <w:r>
-        <w:br/>
+        <w:t xml:space="preserve">Source:</w:t>
       </w:r>
       <w:r>
         <w:rPr>
-          <w:rStyle w:val="VerbatimChar"/>
+          <w:vertAlign w:val="subscript"/>
         </w:rPr>
-        <w:t xml:space="preserve">                                   </w:t>
-      </w:r>
-      <w:r>
-        <w:br/>
-      </w:r>
-      <w:r>
-        <w:rPr>
-          <w:rStyle w:val="VerbatimChar"/>
-        </w:rPr>
-        <w:t xml:space="preserve"> F0                        0.578978</w:t>
-      </w:r>
-      <w:r>
-        <w:br/>
-      </w:r>
-      <w:r>
-        <w:rPr>
-          <w:rStyle w:val="VerbatimChar"/>
-        </w:rPr>
-        <w:t xml:space="preserve"> RMSEA                     0.048612</w:t>
-      </w:r>
-      <w:r>
-        <w:br/>
-      </w:r>
-      <w:r>
-        <w:rPr>
-          <w:rStyle w:val="VerbatimChar"/>
-        </w:rPr>
-        <w:t xml:space="preserve"> Mc                        0.748646</w:t>
-      </w:r>
-      <w:r>
-        <w:br/>
-      </w:r>
-      <w:r>
-        <w:rPr>
-          <w:rStyle w:val="VerbatimChar"/>
-        </w:rPr>
-        <w:t xml:space="preserve">                                   </w:t>
-      </w:r>
-      <w:r>
-        <w:br/>
-      </w:r>
-      <w:r>
-        <w:rPr>
-          <w:rStyle w:val="VerbatimChar"/>
-        </w:rPr>
-        <w:t xml:space="preserve"> df                        245     </w:t>
-      </w:r>
-      <w:r>
-        <w:br/>
-      </w:r>
-      <w:r>
-        <w:rPr>
-          <w:rStyle w:val="VerbatimChar"/>
-        </w:rPr>
-        <w:t xml:space="preserve"> Required Num Observations 106     </w:t>
-      </w:r>
-      <w:r>
-        <w:br/>
-      </w:r>
-      <w:r>
-        <w:rPr>
-          <w:rStyle w:val="VerbatimChar"/>
-        </w:rPr>
-        <w:t xml:space="preserve">                                   </w:t>
-      </w:r>
-      <w:r>
-        <w:br/>
-      </w:r>
-      <w:r>
-        <w:rPr>
-          <w:rStyle w:val="VerbatimChar"/>
-        </w:rPr>
-        <w:t xml:space="preserve"> Critical Chi-Square       282.5114</w:t>
-      </w:r>
-      <w:r>
-        <w:br/>
-      </w:r>
-      <w:r>
-        <w:rPr>
-          <w:rStyle w:val="VerbatimChar"/>
-        </w:rPr>
-        <w:t xml:space="preserve"> NCP                       60.79267</w:t>
-      </w:r>
-      <w:r>
-        <w:br/>
-      </w:r>
-      <w:r>
-        <w:rPr>
-          <w:rStyle w:val="VerbatimChar"/>
-        </w:rPr>
-        <w:t xml:space="preserve"> Alpha                     0.050000</w:t>
-      </w:r>
-      <w:r>
-        <w:br/>
-      </w:r>
-      <w:r>
-        <w:rPr>
-          <w:rStyle w:val="VerbatimChar"/>
-        </w:rPr>
-        <w:t xml:space="preserve"> Beta                      0.196821</w:t>
-      </w:r>
-      <w:r>
-        <w:br/>
-      </w:r>
-      <w:r>
-        <w:rPr>
-          <w:rStyle w:val="VerbatimChar"/>
-        </w:rPr>
-        <w:t xml:space="preserve"> Power (1 - Beta)          0.803179</w:t>
-      </w:r>
-      <w:r>
-        <w:br/>
-      </w:r>
-      <w:r>
-        <w:rPr>
-          <w:rStyle w:val="VerbatimChar"/>
-        </w:rPr>
-        <w:t xml:space="preserve"> Implied Alpha/Beta Ratio  0.254037</w:t>
+        <w:t xml:space="preserve"> </w:t>
+      </w:r>
+      <w:hyperlink r:id="rId60">
+        <w:r>
+          <w:rPr>
+            <w:rStyle w:val="Hyperlink"/>
+            <w:vertAlign w:val="subscript"/>
+          </w:rPr>
+          <w:t xml:space="preserve">Analytical Power Analysis</w:t>
+        </w:r>
+      </w:hyperlink>
+    </w:p>
+    <w:p>
+      <w:pPr>
+        <w:pStyle w:val="BodyText"/>
+      </w:pPr>
+      <w:r>
+        <w:t xml:space="preserve">The model-based analytical solution in</w:t>
+      </w:r>
+      <w:r>
+        <w:t xml:space="preserve"> </w:t>
+      </w:r>
+      <w:hyperlink w:anchor="tbl-apriori-popmodel">
+        <w:r>
+          <w:rPr>
+            <w:rStyle w:val="Hyperlink"/>
+          </w:rPr>
+          <w:t xml:space="preserve">Table 4</w:t>
+        </w:r>
+      </w:hyperlink>
+      <w:r>
+        <w:t xml:space="preserve"> </w:t>
+      </w:r>
+      <w:r>
+        <w:t xml:space="preserve">reports a population discrepancy of</w:t>
+      </w:r>
+      <w:r>
+        <w:t xml:space="preserve"> </w:t>
+      </w:r>
+      <m:oMath>
+        <m:sSub>
+          <m:e>
+            <m:r>
+              <m:t>F</m:t>
+            </m:r>
+          </m:e>
+          <m:sub>
+            <m:r>
+              <m:t>0</m:t>
+            </m:r>
+          </m:sub>
+        </m:sSub>
+      </m:oMath>
+      <w:r>
+        <w:t xml:space="preserve"> </w:t>
+      </w:r>
+      <w:r>
+        <w:t xml:space="preserve">= 0.579, equivalently expressed as</w:t>
+      </w:r>
+      <w:r>
+        <w:t xml:space="preserve"> </w:t>
+      </w:r>
+      <m:oMath>
+        <m:r>
+          <m:rPr>
+            <m:nor/>
+            <m:sty m:val="p"/>
+          </m:rPr>
+          <m:t>RMSEA</m:t>
+        </m:r>
+      </m:oMath>
+      <w:r>
+        <w:t xml:space="preserve"> </w:t>
+      </w:r>
+      <w:r>
+        <w:t xml:space="preserve">= 0.049 and</w:t>
+      </w:r>
+      <w:r>
+        <w:t xml:space="preserve"> </w:t>
+      </w:r>
+      <m:oMath>
+        <m:r>
+          <m:t>M</m:t>
+        </m:r>
+        <m:r>
+          <m:t>c</m:t>
+        </m:r>
+      </m:oMath>
+      <w:r>
+        <w:t xml:space="preserve"> </w:t>
+      </w:r>
+      <w:r>
+        <w:t xml:space="preserve">= 0.749. With</w:t>
+      </w:r>
+      <w:r>
+        <w:t xml:space="preserve"> </w:t>
+      </w:r>
+      <m:oMath>
+        <m:r>
+          <m:t>d</m:t>
+        </m:r>
+        <m:r>
+          <m:t>f</m:t>
+        </m:r>
+      </m:oMath>
+      <w:r>
+        <w:t xml:space="preserve"> </w:t>
+      </w:r>
+      <w:r>
+        <w:t xml:space="preserve">= 245, the required sample size is</w:t>
+      </w:r>
+      <w:r>
+        <w:t xml:space="preserve"> </w:t>
+      </w:r>
+      <m:oMath>
+        <m:r>
+          <m:t>N</m:t>
+        </m:r>
+      </m:oMath>
+      <w:r>
+        <w:t xml:space="preserve"> </w:t>
+      </w:r>
+      <w:r>
+        <w:t xml:space="preserve">= 106, and the corresponding critical</w:t>
+      </w:r>
+      <w:r>
+        <w:t xml:space="preserve"> </w:t>
+      </w:r>
+      <w:r>
+        <w:t xml:space="preserve">chi-square is 282.511. The noncentrality</w:t>
+      </w:r>
+      <w:r>
+        <w:t xml:space="preserve"> </w:t>
+      </w:r>
+      <w:r>
+        <w:t xml:space="preserve">parameter is</w:t>
+      </w:r>
+      <w:r>
+        <w:t xml:space="preserve"> </w:t>
+      </w:r>
+      <m:oMath>
+        <m:r>
+          <m:t>λ</m:t>
+        </m:r>
+      </m:oMath>
+      <w:r>
+        <w:t xml:space="preserve"> </w:t>
+      </w:r>
+      <w:r>
+        <w:t xml:space="preserve">= 60.793,</w:t>
+      </w:r>
+      <w:r>
+        <w:t xml:space="preserve"> </w:t>
+      </w:r>
+      <w:r>
+        <w:t xml:space="preserve">consistent with</w:t>
+      </w:r>
+      <w:r>
+        <w:t xml:space="preserve"> </w:t>
+      </w:r>
+      <m:oMath>
+        <m:r>
+          <m:rPr>
+            <m:sty m:val="p"/>
+          </m:rPr>
+          <m:t>(</m:t>
+        </m:r>
+        <m:r>
+          <m:t>N</m:t>
+        </m:r>
+        <m:r>
+          <m:rPr>
+            <m:sty m:val="p"/>
+          </m:rPr>
+          <m:t>−</m:t>
+        </m:r>
+        <m:r>
+          <m:t>1</m:t>
+        </m:r>
+        <m:r>
+          <m:rPr>
+            <m:sty m:val="p"/>
+          </m:rPr>
+          <m:t>)</m:t>
+        </m:r>
+        <m:sSub>
+          <m:e>
+            <m:r>
+              <m:t>F</m:t>
+            </m:r>
+          </m:e>
+          <m:sub>
+            <m:r>
+              <m:t>0</m:t>
+            </m:r>
+          </m:sub>
+        </m:sSub>
+      </m:oMath>
+      <w:r>
+        <w:t xml:space="preserve"> </w:t>
+      </w:r>
+      <w:r>
+        <w:t xml:space="preserve">at the obtained solution. The error rates</w:t>
+      </w:r>
+      <w:r>
+        <w:t xml:space="preserve"> </w:t>
+      </w:r>
+      <w:r>
+        <w:t xml:space="preserve">are</w:t>
+      </w:r>
+      <w:r>
+        <w:t xml:space="preserve"> </w:t>
+      </w:r>
+      <m:oMath>
+        <m:r>
+          <m:t>α</m:t>
+        </m:r>
+      </m:oMath>
+      <w:r>
+        <w:t xml:space="preserve"> </w:t>
+      </w:r>
+      <w:r>
+        <w:t xml:space="preserve">= 0.05,</w:t>
+      </w:r>
+      <w:r>
+        <w:t xml:space="preserve"> </w:t>
+      </w:r>
+      <m:oMath>
+        <m:r>
+          <m:t>β</m:t>
+        </m:r>
+      </m:oMath>
+      <w:r>
+        <w:t xml:space="preserve"> </w:t>
+      </w:r>
+      <w:r>
+        <w:t xml:space="preserve">= 0.197, and</w:t>
+      </w:r>
+      <w:r>
+        <w:t xml:space="preserve"> </w:t>
+      </w:r>
+      <w:r>
+        <w:t xml:space="preserve">power = 0.803, confirming that the</w:t>
+      </w:r>
+      <w:r>
+        <w:t xml:space="preserve"> </w:t>
+      </w:r>
+      <w:r>
+        <w:t xml:space="preserve">design conditions are met at</w:t>
+      </w:r>
+      <w:r>
+        <w:t xml:space="preserve"> </w:t>
+      </w:r>
+      <m:oMath>
+        <m:r>
+          <m:t>N</m:t>
+        </m:r>
+      </m:oMath>
+      <w:r>
+        <w:t xml:space="preserve"> </w:t>
+      </w:r>
+      <w:r>
+        <w:t xml:space="preserve">= 106. The corresponding</w:t>
+      </w:r>
+      <w:r>
+        <w:t xml:space="preserve"> </w:t>
+      </w:r>
+      <w:r>
+        <w:t xml:space="preserve">distribution curves are displayed in</w:t>
+      </w:r>
+      <w:r>
+        <w:t xml:space="preserve"> </w:t>
+      </w:r>
+      <w:hyperlink w:anchor="fig-apriori-popmodel">
+        <w:r>
+          <w:rPr>
+            <w:rStyle w:val="Hyperlink"/>
+          </w:rPr>
+          <w:t xml:space="preserve">Figure 7</w:t>
+        </w:r>
+      </w:hyperlink>
+      <w:r>
+        <w:t xml:space="preserve">:</w:t>
       </w:r>
     </w:p>
     <w:tbl>
@@ -10711,7 +12073,7 @@
       <w:tr>
         <w:tc>
           <w:tcPr/>
-          <w:bookmarkStart w:id="60" w:name="fig-apriori-popmodel"/>
+          <w:bookmarkStart w:id="64" w:name="fig-apriori-popmodel"/>
           <w:p>
             <w:pPr>
               <w:pStyle w:val="Compact"/>
@@ -10720,20 +12082,20 @@
             <w:r>
               <w:drawing>
                 <wp:inline>
-                  <wp:extent cx="5334000" cy="3810000"/>
+                  <wp:extent cx="5334000" cy="3333749"/>
                   <wp:effectExtent b="0" l="0" r="0" t="0"/>
-                  <wp:docPr descr="" title="" id="58" name="Picture"/>
+                  <wp:docPr descr="" title="" id="62" name="Picture"/>
                   <a:graphic>
                     <a:graphicData uri="http://schemas.openxmlformats.org/drawingml/2006/picture">
                       <pic:pic>
                         <pic:nvPicPr>
-                          <pic:cNvPr descr="index_files/figure-docx/Scripts-AnalysisScripts-02_analytical_power-fig-apriori-popmodel-output-2.png" id="59" name="Picture"/>
+                          <pic:cNvPr descr="index_files/figure-docx/Scripts-AnalysisScripts-02_analytical_power-fig-apriori-popmodel-output-1.png" id="63" name="Picture"/>
                           <pic:cNvPicPr>
                             <a:picLocks noChangeArrowheads="1" noChangeAspect="1"/>
                           </pic:cNvPicPr>
                         </pic:nvPicPr>
                         <pic:blipFill>
-                          <a:blip r:embed="rId57"/>
+                          <a:blip r:embed="rId61"/>
                           <a:stretch>
                             <a:fillRect/>
                           </a:stretch>
@@ -10741,7 +12103,7 @@
                         <pic:spPr bwMode="auto">
                           <a:xfrm>
                             <a:off x="0" y="0"/>
-                            <a:ext cx="5334000" cy="3810000"/>
+                            <a:ext cx="5334000" cy="3333749"/>
                           </a:xfrm>
                           <a:prstGeom prst="rect">
                             <a:avLst/>
@@ -10773,7 +12135,7 @@
               <w:t xml:space="preserve">Figure 7: A priori power analysis Model-based approach (h1model vs analyzemodel)</w:t>
             </w:r>
           </w:p>
-          <w:bookmarkEnd w:id="60"/>
+          <w:bookmarkEnd w:id="64"/>
         </w:tc>
       </w:tr>
     </w:tbl>
@@ -10793,7 +12155,7 @@
         </w:rPr>
         <w:t xml:space="preserve"> </w:t>
       </w:r>
-      <w:hyperlink r:id="rId61">
+      <w:hyperlink r:id="rId65">
         <w:r>
           <w:rPr>
             <w:rStyle w:val="Hyperlink"/>
@@ -10803,245 +12165,9 @@
         </w:r>
       </w:hyperlink>
     </w:p>
-    <w:p>
-      <w:pPr>
-        <w:pStyle w:val="BodyText"/>
-      </w:pPr>
-      <w:r>
-        <w:t xml:space="preserve">The output reports a population discrepancy of</w:t>
-      </w:r>
-      <w:r>
-        <w:t xml:space="preserve"> </w:t>
-      </w:r>
-      <m:oMath>
-        <m:sSub>
-          <m:e>
-            <m:r>
-              <m:t>F</m:t>
-            </m:r>
-          </m:e>
-          <m:sub>
-            <m:r>
-              <m:t>0</m:t>
-            </m:r>
-          </m:sub>
-        </m:sSub>
-      </m:oMath>
-      <w:r>
-        <w:t xml:space="preserve"> </w:t>
-      </w:r>
-      <w:r>
-        <w:t xml:space="preserve">= 0.579, equivalently expressed as</w:t>
-      </w:r>
-      <w:r>
-        <w:t xml:space="preserve"> </w:t>
-      </w:r>
-      <m:oMath>
-        <m:r>
-          <m:rPr>
-            <m:nor/>
-            <m:sty m:val="p"/>
-          </m:rPr>
-          <m:t>RMSEA</m:t>
-        </m:r>
-      </m:oMath>
-      <w:r>
-        <w:t xml:space="preserve"> </w:t>
-      </w:r>
-      <w:r>
-        <w:t xml:space="preserve">= 0.049 and</w:t>
-      </w:r>
-      <w:r>
-        <w:t xml:space="preserve"> </w:t>
-      </w:r>
-      <m:oMath>
-        <m:r>
-          <m:t>M</m:t>
-        </m:r>
-        <m:r>
-          <m:t>c</m:t>
-        </m:r>
-      </m:oMath>
-      <w:r>
-        <w:t xml:space="preserve"> </w:t>
-      </w:r>
-      <w:r>
-        <w:t xml:space="preserve">= 0.749. With</w:t>
-      </w:r>
-      <w:r>
-        <w:t xml:space="preserve"> </w:t>
-      </w:r>
-      <m:oMath>
-        <m:r>
-          <m:t>d</m:t>
-        </m:r>
-        <m:r>
-          <m:t>f</m:t>
-        </m:r>
-      </m:oMath>
-      <w:r>
-        <w:t xml:space="preserve"> </w:t>
-      </w:r>
-      <w:r>
-        <w:t xml:space="preserve">= 245, the required sample size is</w:t>
-      </w:r>
-      <w:r>
-        <w:t xml:space="preserve"> </w:t>
-      </w:r>
-      <m:oMath>
-        <m:r>
-          <m:t>N</m:t>
-        </m:r>
-      </m:oMath>
-      <w:r>
-        <w:t xml:space="preserve"> </w:t>
-      </w:r>
-      <w:r>
-        <w:t xml:space="preserve">= 106, and the corresponding critical</w:t>
-      </w:r>
-      <w:r>
-        <w:t xml:space="preserve"> </w:t>
-      </w:r>
-      <w:r>
-        <w:t xml:space="preserve">chi-square is 282.511. The noncentrality</w:t>
-      </w:r>
-      <w:r>
-        <w:t xml:space="preserve"> </w:t>
-      </w:r>
-      <w:r>
-        <w:t xml:space="preserve">parameter is</w:t>
-      </w:r>
-      <w:r>
-        <w:t xml:space="preserve"> </w:t>
-      </w:r>
-      <m:oMath>
-        <m:r>
-          <m:t>λ</m:t>
-        </m:r>
-      </m:oMath>
-      <w:r>
-        <w:t xml:space="preserve"> </w:t>
-      </w:r>
-      <w:r>
-        <w:t xml:space="preserve">= 60.793,</w:t>
-      </w:r>
-      <w:r>
-        <w:t xml:space="preserve"> </w:t>
-      </w:r>
-      <w:r>
-        <w:t xml:space="preserve">consistent with</w:t>
-      </w:r>
-      <w:r>
-        <w:t xml:space="preserve"> </w:t>
-      </w:r>
-      <m:oMath>
-        <m:r>
-          <m:rPr>
-            <m:sty m:val="p"/>
-          </m:rPr>
-          <m:t>(</m:t>
-        </m:r>
-        <m:r>
-          <m:t>N</m:t>
-        </m:r>
-        <m:r>
-          <m:rPr>
-            <m:sty m:val="p"/>
-          </m:rPr>
-          <m:t>−</m:t>
-        </m:r>
-        <m:r>
-          <m:t>1</m:t>
-        </m:r>
-        <m:r>
-          <m:rPr>
-            <m:sty m:val="p"/>
-          </m:rPr>
-          <m:t>)</m:t>
-        </m:r>
-        <m:sSub>
-          <m:e>
-            <m:r>
-              <m:t>F</m:t>
-            </m:r>
-          </m:e>
-          <m:sub>
-            <m:r>
-              <m:t>0</m:t>
-            </m:r>
-          </m:sub>
-        </m:sSub>
-      </m:oMath>
-      <w:r>
-        <w:t xml:space="preserve"> </w:t>
-      </w:r>
-      <w:r>
-        <w:t xml:space="preserve">at the obtained solution. The error rates</w:t>
-      </w:r>
-      <w:r>
-        <w:t xml:space="preserve"> </w:t>
-      </w:r>
-      <w:r>
-        <w:t xml:space="preserve">are</w:t>
-      </w:r>
-      <w:r>
-        <w:t xml:space="preserve"> </w:t>
-      </w:r>
-      <m:oMath>
-        <m:r>
-          <m:t>α</m:t>
-        </m:r>
-      </m:oMath>
-      <w:r>
-        <w:t xml:space="preserve"> </w:t>
-      </w:r>
-      <w:r>
-        <w:t xml:space="preserve">= 0.05,</w:t>
-      </w:r>
-      <w:r>
-        <w:t xml:space="preserve"> </w:t>
-      </w:r>
-      <m:oMath>
-        <m:r>
-          <m:t>β</m:t>
-        </m:r>
-      </m:oMath>
-      <w:r>
-        <w:t xml:space="preserve"> </w:t>
-      </w:r>
-      <w:r>
-        <w:t xml:space="preserve">= 0.197, and</w:t>
-      </w:r>
-      <w:r>
-        <w:t xml:space="preserve"> </w:t>
-      </w:r>
-      <w:r>
-        <w:t xml:space="preserve">power = 0.803, confirming that the</w:t>
-      </w:r>
-      <w:r>
-        <w:t xml:space="preserve"> </w:t>
-      </w:r>
-      <w:r>
-        <w:t xml:space="preserve">design conditions are met at</w:t>
-      </w:r>
-      <w:r>
-        <w:t xml:space="preserve"> </w:t>
-      </w:r>
-      <m:oMath>
-        <m:r>
-          <m:t>N</m:t>
-        </m:r>
-      </m:oMath>
-      <w:r>
-        <w:t xml:space="preserve"> </w:t>
-      </w:r>
-      <w:r>
-        <w:t xml:space="preserve">= 106.</w:t>
-      </w:r>
-    </w:p>
-    <w:bookmarkEnd w:id="62"/>
-    <w:bookmarkEnd w:id="63"/>
-    <w:bookmarkStart w:id="76" w:name="sec-power-curves"/>
+    <w:bookmarkEnd w:id="66"/>
+    <w:bookmarkEnd w:id="67"/>
+    <w:bookmarkStart w:id="80" w:name="sec-power-curves"/>
     <w:p>
       <w:pPr>
         <w:pStyle w:val="Heading3"/>
@@ -11136,7 +12262,7 @@
         <w:t xml:space="preserve">.</w:t>
       </w:r>
     </w:p>
-    <w:bookmarkStart w:id="69" w:name="model-free-approach-rmsea-based-1"/>
+    <w:bookmarkStart w:id="73" w:name="model-free-approach-rmsea-based-1"/>
     <w:p>
       <w:pPr>
         <w:pStyle w:val="Heading4"/>
@@ -11297,7 +12423,7 @@
       <w:tr>
         <w:tc>
           <w:tcPr/>
-          <w:bookmarkStart w:id="67" w:name="fig-power-rmsea"/>
+          <w:bookmarkStart w:id="71" w:name="fig-power-rmsea"/>
           <w:p>
             <w:pPr>
               <w:pStyle w:val="Compact"/>
@@ -11308,18 +12434,18 @@
                 <wp:inline>
                   <wp:extent cx="5334000" cy="3333749"/>
                   <wp:effectExtent b="0" l="0" r="0" t="0"/>
-                  <wp:docPr descr="" title="" id="65" name="Picture"/>
+                  <wp:docPr descr="" title="" id="69" name="Picture"/>
                   <a:graphic>
                     <a:graphicData uri="http://schemas.openxmlformats.org/drawingml/2006/picture">
                       <pic:pic>
                         <pic:nvPicPr>
-                          <pic:cNvPr descr="index_files/figure-docx/Scripts-AnalysisScripts-02_analytical_power-fig-power-rmsea-output-1.png" id="66" name="Picture"/>
+                          <pic:cNvPr descr="index_files/figure-docx/Scripts-AnalysisScripts-02_analytical_power-fig-power-rmsea-output-1.png" id="70" name="Picture"/>
                           <pic:cNvPicPr>
                             <a:picLocks noChangeArrowheads="1" noChangeAspect="1"/>
                           </pic:cNvPicPr>
                         </pic:nvPicPr>
                         <pic:blipFill>
-                          <a:blip r:embed="rId64"/>
+                          <a:blip r:embed="rId68"/>
                           <a:stretch>
                             <a:fillRect/>
                           </a:stretch>
@@ -11359,7 +12485,7 @@
               <w:t xml:space="preserve">Figure 8: Power as a function of sample size for RMSEA = 0.05</w:t>
             </w:r>
           </w:p>
-          <w:bookmarkEnd w:id="67"/>
+          <w:bookmarkEnd w:id="71"/>
         </w:tc>
       </w:tr>
     </w:tbl>
@@ -11379,7 +12505,7 @@
         </w:rPr>
         <w:t xml:space="preserve"> </w:t>
       </w:r>
-      <w:hyperlink r:id="rId68">
+      <w:hyperlink r:id="rId72">
         <w:r>
           <w:rPr>
             <w:rStyle w:val="Hyperlink"/>
@@ -11455,8 +12581,8 @@
         <w:t xml:space="preserve">convert into detection probability in this particular setting.</w:t>
       </w:r>
     </w:p>
-    <w:bookmarkEnd w:id="69"/>
-    <w:bookmarkStart w:id="75" w:name="model-based-approach-1"/>
+    <w:bookmarkEnd w:id="73"/>
+    <w:bookmarkStart w:id="79" w:name="model-based-approach-1"/>
     <w:p>
       <w:pPr>
         <w:pStyle w:val="Heading4"/>
@@ -11563,7 +12689,7 @@
       <w:tr>
         <w:tc>
           <w:tcPr/>
-          <w:bookmarkStart w:id="73" w:name="fig-power-popmodel"/>
+          <w:bookmarkStart w:id="77" w:name="fig-power-popmodel"/>
           <w:p>
             <w:pPr>
               <w:pStyle w:val="Compact"/>
@@ -11574,18 +12700,18 @@
                 <wp:inline>
                   <wp:extent cx="5334000" cy="3333749"/>
                   <wp:effectExtent b="0" l="0" r="0" t="0"/>
-                  <wp:docPr descr="" title="" id="71" name="Picture"/>
+                  <wp:docPr descr="" title="" id="75" name="Picture"/>
                   <a:graphic>
                     <a:graphicData uri="http://schemas.openxmlformats.org/drawingml/2006/picture">
                       <pic:pic>
                         <pic:nvPicPr>
-                          <pic:cNvPr descr="index_files/figure-docx/Scripts-AnalysisScripts-02_analytical_power-fig-power-popmodel-output-1.png" id="72" name="Picture"/>
+                          <pic:cNvPr descr="index_files/figure-docx/Scripts-AnalysisScripts-02_analytical_power-fig-power-popmodel-output-1.png" id="76" name="Picture"/>
                           <pic:cNvPicPr>
                             <a:picLocks noChangeArrowheads="1" noChangeAspect="1"/>
                           </pic:cNvPicPr>
                         </pic:nvPicPr>
                         <pic:blipFill>
-                          <a:blip r:embed="rId70"/>
+                          <a:blip r:embed="rId74"/>
                           <a:stretch>
                             <a:fillRect/>
                           </a:stretch>
@@ -11625,7 +12751,7 @@
               <w:t xml:space="preserve">Figure 9: Power as a function of sample size for the population model (popModel)</w:t>
             </w:r>
           </w:p>
-          <w:bookmarkEnd w:id="73"/>
+          <w:bookmarkEnd w:id="77"/>
         </w:tc>
       </w:tr>
     </w:tbl>
@@ -11645,7 +12771,7 @@
         </w:rPr>
         <w:t xml:space="preserve"> </w:t>
       </w:r>
-      <w:hyperlink r:id="rId74">
+      <w:hyperlink r:id="rId78">
         <w:r>
           <w:rPr>
             <w:rStyle w:val="Hyperlink"/>
@@ -11852,9 +12978,9 @@
         <w:t xml:space="preserve">with further gains becoming marginal above that.</w:t>
       </w:r>
     </w:p>
-    <w:bookmarkEnd w:id="75"/>
-    <w:bookmarkEnd w:id="76"/>
-    <w:bookmarkStart w:id="82" w:name="summary-table"/>
+    <w:bookmarkEnd w:id="79"/>
+    <w:bookmarkEnd w:id="80"/>
+    <w:bookmarkStart w:id="86" w:name="summary-table"/>
     <w:p>
       <w:pPr>
         <w:pStyle w:val="Heading3"/>
@@ -11872,7 +12998,7 @@
           <w:rPr>
             <w:rStyle w:val="Hyperlink"/>
           </w:rPr>
-          <w:t xml:space="preserve">Table 3</w:t>
+          <w:t xml:space="preserve">Table 5</w:t>
         </w:r>
       </w:hyperlink>
       <w:r>
@@ -12000,7 +13126,7 @@
       <w:tr>
         <w:tc>
           <w:tcPr/>
-          <w:bookmarkStart w:id="77" w:name="tbl-analytical-summary"/>
+          <w:bookmarkStart w:id="81" w:name="tbl-analytical-summary"/>
           <w:p>
             <w:pPr>
               <w:jc w:val="center"/>
@@ -12011,7 +13137,7 @@
               <w:pStyle w:val="ImageCaption"/>
             </w:pPr>
             <w:r>
-              <w:t xml:space="preserve">Table 3: Summary of analytical power analysis results</w:t>
+              <w:t xml:space="preserve">Table 5: Summary of analytical power analysis results</w:t>
             </w:r>
           </w:p>
           <w:tbl>
@@ -12242,7 +13368,7 @@
               </w:tc>
             </w:tr>
           </w:tbl>
-          <w:bookmarkEnd w:id="77"/>
+          <w:bookmarkEnd w:id="81"/>
           <w:p/>
         </w:tc>
       </w:tr>
@@ -12263,7 +13389,7 @@
         </w:rPr>
         <w:t xml:space="preserve"> </w:t>
       </w:r>
-      <w:hyperlink r:id="rId78">
+      <w:hyperlink r:id="rId82">
         <w:r>
           <w:rPr>
             <w:rStyle w:val="Hyperlink"/>
@@ -12314,18 +13440,18 @@
                 <wp:inline>
                   <wp:extent cx="152400" cy="152400"/>
                   <wp:effectExtent b="0" l="0" r="0" t="0"/>
-                  <wp:docPr descr="" title="" id="80" name="Picture"/>
+                  <wp:docPr descr="" title="" id="84" name="Picture"/>
                   <a:graphic>
                     <a:graphicData uri="http://schemas.openxmlformats.org/drawingml/2006/picture">
                       <pic:pic>
                         <pic:nvPicPr>
-                          <pic:cNvPr descr="C:\Program Files\Quarto\share\formats\docx\important.png" id="81" name="Picture"/>
+                          <pic:cNvPr descr="C:\Program Files\Quarto\share\formats\docx\important.png" id="85" name="Picture"/>
                           <pic:cNvPicPr>
                             <a:picLocks noChangeArrowheads="1" noChangeAspect="1"/>
                           </pic:cNvPicPr>
                         </pic:nvPicPr>
                         <pic:blipFill>
-                          <a:blip r:embed="rId79"/>
+                          <a:blip r:embed="rId83"/>
                           <a:stretch>
                             <a:fillRect/>
                           </a:stretch>
@@ -12468,9 +13594,9 @@
         </w:tc>
       </w:tr>
     </w:tbl>
-    <w:bookmarkEnd w:id="82"/>
-    <w:bookmarkEnd w:id="83"/>
-    <w:bookmarkStart w:id="117" w:name="sec-sim-ideal"/>
+    <w:bookmarkEnd w:id="86"/>
+    <w:bookmarkEnd w:id="87"/>
+    <w:bookmarkStart w:id="121" w:name="sec-sim-ideal"/>
     <w:p>
       <w:pPr>
         <w:pStyle w:val="Heading2"/>
@@ -12858,7 +13984,7 @@
         <w:t xml:space="preserve">.</w:t>
       </w:r>
     </w:p>
-    <w:bookmarkStart w:id="96" w:name="main-analysis-under-ideal-conditions"/>
+    <w:bookmarkStart w:id="100" w:name="main-analysis-under-ideal-conditions"/>
     <w:p>
       <w:pPr>
         <w:pStyle w:val="Heading3"/>
@@ -12958,7 +14084,7 @@
       <w:tr>
         <w:tc>
           <w:tcPr/>
-          <w:bookmarkStart w:id="87" w:name="fig-power-curve-ideal"/>
+          <w:bookmarkStart w:id="91" w:name="fig-power-curve-ideal"/>
           <w:p>
             <w:pPr>
               <w:pStyle w:val="Compact"/>
@@ -12969,18 +14095,18 @@
                 <wp:inline>
                   <wp:extent cx="5334000" cy="3333749"/>
                   <wp:effectExtent b="0" l="0" r="0" t="0"/>
-                  <wp:docPr descr="" title="" id="85" name="Picture"/>
+                  <wp:docPr descr="" title="" id="89" name="Picture"/>
                   <a:graphic>
                     <a:graphicData uri="http://schemas.openxmlformats.org/drawingml/2006/picture">
                       <pic:pic>
                         <pic:nvPicPr>
-                          <pic:cNvPr descr="index_files/figure-docx/Scripts-AnalysisScripts-03_simulation_ideal-fig-power-curve-ideal-output-1.png" id="86" name="Picture"/>
+                          <pic:cNvPr descr="index_files/figure-docx/Scripts-AnalysisScripts-03_simulation_ideal-fig-power-curve-ideal-output-1.png" id="90" name="Picture"/>
                           <pic:cNvPicPr>
                             <a:picLocks noChangeArrowheads="1" noChangeAspect="1"/>
                           </pic:cNvPicPr>
                         </pic:nvPicPr>
                         <pic:blipFill>
-                          <a:blip r:embed="rId84"/>
+                          <a:blip r:embed="rId88"/>
                           <a:stretch>
                             <a:fillRect/>
                           </a:stretch>
@@ -13020,7 +14146,7 @@
               <w:t xml:space="preserve">Figure 10: Power curves for fit indices under ideal conditions.</w:t>
             </w:r>
           </w:p>
-          <w:bookmarkEnd w:id="87"/>
+          <w:bookmarkEnd w:id="91"/>
         </w:tc>
       </w:tr>
     </w:tbl>
@@ -13040,7 +14166,7 @@
         </w:rPr>
         <w:t xml:space="preserve"> </w:t>
       </w:r>
-      <w:hyperlink r:id="rId88">
+      <w:hyperlink r:id="rId92">
         <w:r>
           <w:rPr>
             <w:rStyle w:val="Hyperlink"/>
@@ -13166,7 +14292,7 @@
       <w:tr>
         <w:tc>
           <w:tcPr/>
-          <w:bookmarkStart w:id="92" w:name="fig-fit-curve-ideal"/>
+          <w:bookmarkStart w:id="96" w:name="fig-fit-curve-ideal"/>
           <w:p>
             <w:pPr>
               <w:pStyle w:val="Compact"/>
@@ -13177,18 +14303,18 @@
                 <wp:inline>
                   <wp:extent cx="5334000" cy="3333749"/>
                   <wp:effectExtent b="0" l="0" r="0" t="0"/>
-                  <wp:docPr descr="" title="" id="90" name="Picture"/>
+                  <wp:docPr descr="" title="" id="94" name="Picture"/>
                   <a:graphic>
                     <a:graphicData uri="http://schemas.openxmlformats.org/drawingml/2006/picture">
                       <pic:pic>
                         <pic:nvPicPr>
-                          <pic:cNvPr descr="index_files/figure-docx/Scripts-AnalysisScripts-03_simulation_ideal-fig-fit-curve-ideal-output-1.png" id="91" name="Picture"/>
+                          <pic:cNvPr descr="index_files/figure-docx/Scripts-AnalysisScripts-03_simulation_ideal-fig-fit-curve-ideal-output-1.png" id="95" name="Picture"/>
                           <pic:cNvPicPr>
                             <a:picLocks noChangeArrowheads="1" noChangeAspect="1"/>
                           </pic:cNvPicPr>
                         </pic:nvPicPr>
                         <pic:blipFill>
-                          <a:blip r:embed="rId89"/>
+                          <a:blip r:embed="rId93"/>
                           <a:stretch>
                             <a:fillRect/>
                           </a:stretch>
@@ -13228,7 +14354,7 @@
               <w:t xml:space="preserve">Figure 11: Power curves for fit indices under ideal conditions without logistic smoothing.</w:t>
             </w:r>
           </w:p>
-          <w:bookmarkEnd w:id="92"/>
+          <w:bookmarkEnd w:id="96"/>
         </w:tc>
       </w:tr>
     </w:tbl>
@@ -13248,7 +14374,7 @@
         </w:rPr>
         <w:t xml:space="preserve"> </w:t>
       </w:r>
-      <w:hyperlink r:id="rId93">
+      <w:hyperlink r:id="rId97">
         <w:r>
           <w:rPr>
             <w:rStyle w:val="Hyperlink"/>
@@ -13392,7 +14518,7 @@
       <w:tr>
         <w:tc>
           <w:tcPr/>
-          <w:bookmarkStart w:id="94" w:name="tbl-power-cutoff-ideal"/>
+          <w:bookmarkStart w:id="98" w:name="tbl-power-cutoff-ideal"/>
           <w:p>
             <w:pPr>
               <w:jc w:val="center"/>
@@ -13403,7 +14529,7 @@
               <w:pStyle w:val="ImageCaption"/>
             </w:pPr>
             <w:r>
-              <w:t xml:space="preserve">Table 4: Power and fit index cutoff values under ideal conditions at N = 231.</w:t>
+              <w:t xml:space="preserve">Table 6: Power and fit index cutoff values under ideal conditions at N = 231.</w:t>
             </w:r>
           </w:p>
           <w:tbl>
@@ -13617,7 +14743,7 @@
               </w:tc>
             </w:tr>
           </w:tbl>
-          <w:bookmarkEnd w:id="94"/>
+          <w:bookmarkEnd w:id="98"/>
           <w:p/>
         </w:tc>
       </w:tr>
@@ -13638,7 +14764,7 @@
         </w:rPr>
         <w:t xml:space="preserve"> </w:t>
       </w:r>
-      <w:hyperlink r:id="rId95">
+      <w:hyperlink r:id="rId99">
         <w:r>
           <w:rPr>
             <w:rStyle w:val="Hyperlink"/>
@@ -13810,8 +14936,8 @@
         <w:t xml:space="preserve">.</w:t>
       </w:r>
     </w:p>
-    <w:bookmarkEnd w:id="96"/>
-    <w:bookmarkStart w:id="104" w:name="X70068e6c6160cb41119ebf72f66dcb66c5fd7ee"/>
+    <w:bookmarkEnd w:id="100"/>
+    <w:bookmarkStart w:id="108" w:name="X70068e6c6160cb41119ebf72f66dcb66c5fd7ee"/>
     <w:p>
       <w:pPr>
         <w:pStyle w:val="Heading3"/>
@@ -13985,7 +15111,7 @@
       <w:tr>
         <w:tc>
           <w:tcPr/>
-          <w:bookmarkStart w:id="100" w:name="fig-fit-curve-traditional"/>
+          <w:bookmarkStart w:id="104" w:name="fig-fit-curve-traditional"/>
           <w:p>
             <w:pPr>
               <w:pStyle w:val="Compact"/>
@@ -13996,18 +15122,18 @@
                 <wp:inline>
                   <wp:extent cx="5334000" cy="3333749"/>
                   <wp:effectExtent b="0" l="0" r="0" t="0"/>
-                  <wp:docPr descr="" title="" id="98" name="Picture"/>
+                  <wp:docPr descr="" title="" id="102" name="Picture"/>
                   <a:graphic>
                     <a:graphicData uri="http://schemas.openxmlformats.org/drawingml/2006/picture">
                       <pic:pic>
                         <pic:nvPicPr>
-                          <pic:cNvPr descr="index_files/figure-docx/Scripts-AnalysisScripts-03_simulation_ideal-fig-fit-curve-traditional-output-1.png" id="99" name="Picture"/>
+                          <pic:cNvPr descr="index_files/figure-docx/Scripts-AnalysisScripts-03_simulation_ideal-fig-fit-curve-traditional-output-1.png" id="103" name="Picture"/>
                           <pic:cNvPicPr>
                             <a:picLocks noChangeArrowheads="1" noChangeAspect="1"/>
                           </pic:cNvPicPr>
                         </pic:nvPicPr>
                         <pic:blipFill>
-                          <a:blip r:embed="rId97"/>
+                          <a:blip r:embed="rId101"/>
                           <a:stretch>
                             <a:fillRect/>
                           </a:stretch>
@@ -14047,7 +15173,7 @@
               <w:t xml:space="preserve">Figure 12: Power curves using traditional fit index cutoffs under ideal conditions.</w:t>
             </w:r>
           </w:p>
-          <w:bookmarkEnd w:id="100"/>
+          <w:bookmarkEnd w:id="104"/>
         </w:tc>
       </w:tr>
     </w:tbl>
@@ -14067,7 +15193,7 @@
         </w:rPr>
         <w:t xml:space="preserve"> </w:t>
       </w:r>
-      <w:hyperlink r:id="rId101">
+      <w:hyperlink r:id="rId105">
         <w:r>
           <w:rPr>
             <w:rStyle w:val="Hyperlink"/>
@@ -14210,7 +15336,7 @@
           <w:rPr>
             <w:rStyle w:val="Hyperlink"/>
           </w:rPr>
-          <w:t xml:space="preserve">Table 5</w:t>
+          <w:t xml:space="preserve">Table 7</w:t>
         </w:r>
       </w:hyperlink>
       <w:r>
@@ -14233,7 +15359,7 @@
       <w:tr>
         <w:tc>
           <w:tcPr/>
-          <w:bookmarkStart w:id="102" w:name="tbl-power-cutoff-traditional-ideal"/>
+          <w:bookmarkStart w:id="106" w:name="tbl-power-cutoff-traditional-ideal"/>
           <w:p>
             <w:pPr>
               <w:jc w:val="center"/>
@@ -14244,7 +15370,7 @@
               <w:pStyle w:val="ImageCaption"/>
             </w:pPr>
             <w:r>
-              <w:t xml:space="preserve">Table 5: Power for traditional fit index cutoffs under ideal conditions at N = 231.</w:t>
+              <w:t xml:space="preserve">Table 7: Power for traditional fit index cutoffs under ideal conditions at N = 231.</w:t>
             </w:r>
           </w:p>
           <w:tbl>
@@ -14392,7 +15518,7 @@
               </w:tc>
             </w:tr>
           </w:tbl>
-          <w:bookmarkEnd w:id="102"/>
+          <w:bookmarkEnd w:id="106"/>
           <w:p/>
         </w:tc>
       </w:tr>
@@ -14413,7 +15539,7 @@
         </w:rPr>
         <w:t xml:space="preserve"> </w:t>
       </w:r>
-      <w:hyperlink r:id="rId103">
+      <w:hyperlink r:id="rId107">
         <w:r>
           <w:rPr>
             <w:rStyle w:val="Hyperlink"/>
@@ -14423,8 +15549,8 @@
         </w:r>
       </w:hyperlink>
     </w:p>
-    <w:bookmarkEnd w:id="104"/>
-    <w:bookmarkStart w:id="109" w:name="targeting-specific-parameters"/>
+    <w:bookmarkEnd w:id="108"/>
+    <w:bookmarkStart w:id="113" w:name="targeting-specific-parameters"/>
     <w:p>
       <w:pPr>
         <w:pStyle w:val="Heading3"/>
@@ -14554,7 +15680,7 @@
       <w:tr>
         <w:tc>
           <w:tcPr/>
-          <w:bookmarkStart w:id="105" w:name="tbl-param-estimate-ideal"/>
+          <w:bookmarkStart w:id="109" w:name="tbl-param-estimate-ideal"/>
           <w:p>
             <w:pPr>
               <w:jc w:val="center"/>
@@ -14565,7 +15691,7 @@
               <w:pStyle w:val="ImageCaption"/>
             </w:pPr>
             <w:r>
-              <w:t xml:space="preserve">Table 6: Summary of parameter estimates under ideal conditions.</w:t>
+              <w:t xml:space="preserve">Table 8: Summary of parameter estimates under ideal conditions.</w:t>
             </w:r>
           </w:p>
           <w:tbl>
@@ -18226,7 +19352,7 @@
               </w:tc>
             </w:tr>
           </w:tbl>
-          <w:bookmarkEnd w:id="105"/>
+          <w:bookmarkEnd w:id="109"/>
           <w:p/>
         </w:tc>
       </w:tr>
@@ -18247,7 +19373,7 @@
         </w:rPr>
         <w:t xml:space="preserve"> </w:t>
       </w:r>
-      <w:hyperlink r:id="rId106">
+      <w:hyperlink r:id="rId110">
         <w:r>
           <w:rPr>
             <w:rStyle w:val="Hyperlink"/>
@@ -18516,7 +19642,7 @@
           <w:rPr>
             <w:rStyle w:val="Hyperlink"/>
           </w:rPr>
-          <w:t xml:space="preserve">Table 7</w:t>
+          <w:t xml:space="preserve">Table 9</w:t>
         </w:r>
       </w:hyperlink>
       <w:r>
@@ -18536,7 +19662,7 @@
       <w:tr>
         <w:tc>
           <w:tcPr/>
-          <w:bookmarkStart w:id="107" w:name="tbl-power-n-ideal"/>
+          <w:bookmarkStart w:id="111" w:name="tbl-power-n-ideal"/>
           <w:p>
             <w:pPr>
               <w:jc w:val="center"/>
@@ -18547,7 +19673,7 @@
               <w:pStyle w:val="ImageCaption"/>
             </w:pPr>
             <w:r>
-              <w:t xml:space="preserve">Table 7: Sample size needed for 80% power under ideal conditions.</w:t>
+              <w:t xml:space="preserve">Table 9: Sample size needed for 80% power under ideal conditions.</w:t>
             </w:r>
           </w:p>
           <w:tbl>
@@ -18984,7 +20110,7 @@
               </w:tc>
             </w:tr>
           </w:tbl>
-          <w:bookmarkEnd w:id="107"/>
+          <w:bookmarkEnd w:id="111"/>
           <w:p/>
         </w:tc>
       </w:tr>
@@ -19005,7 +20131,7 @@
         </w:rPr>
         <w:t xml:space="preserve"> </w:t>
       </w:r>
-      <w:hyperlink r:id="rId108">
+      <w:hyperlink r:id="rId112">
         <w:r>
           <w:rPr>
             <w:rStyle w:val="Hyperlink"/>
@@ -19178,8 +20304,8 @@
         <w:t xml:space="preserve">for parameter-level planning in this model.</w:t>
       </w:r>
     </w:p>
-    <w:bookmarkEnd w:id="109"/>
-    <w:bookmarkStart w:id="116" w:name="recovering-population-parameters"/>
+    <w:bookmarkEnd w:id="113"/>
+    <w:bookmarkStart w:id="120" w:name="recovering-population-parameters"/>
     <w:p>
       <w:pPr>
         <w:pStyle w:val="Heading3"/>
@@ -19188,7 +20314,7 @@
         <w:t xml:space="preserve">4.4 Recovering population parameters</w:t>
       </w:r>
     </w:p>
-    <w:bookmarkStart w:id="112" w:name="X1209260cfd11d7a4f20ced4599fb769750fdbcd"/>
+    <w:bookmarkStart w:id="116" w:name="X1209260cfd11d7a4f20ced4599fb769750fdbcd"/>
     <w:p>
       <w:pPr>
         <w:pStyle w:val="Heading4"/>
@@ -19378,7 +20504,7 @@
       <w:tr>
         <w:tc>
           <w:tcPr/>
-          <w:bookmarkStart w:id="110" w:name="tbl-power-n-naive"/>
+          <w:bookmarkStart w:id="114" w:name="tbl-power-n-naive"/>
           <w:p>
             <w:pPr>
               <w:jc w:val="center"/>
@@ -19389,7 +20515,7 @@
               <w:pStyle w:val="ImageCaption"/>
             </w:pPr>
             <w:r>
-              <w:t xml:space="preserve">Table 8: Parameter estimates and required sample size for 80% power under naive conditions.</w:t>
+              <w:t xml:space="preserve">Table 10: Parameter estimates and required sample size for 80% power under naive conditions.</w:t>
             </w:r>
           </w:p>
           <w:tbl>
@@ -20047,7 +21173,7 @@
               </w:tc>
             </w:tr>
           </w:tbl>
-          <w:bookmarkEnd w:id="110"/>
+          <w:bookmarkEnd w:id="114"/>
           <w:p/>
         </w:tc>
       </w:tr>
@@ -20068,7 +21194,7 @@
         </w:rPr>
         <w:t xml:space="preserve"> </w:t>
       </w:r>
-      <w:hyperlink r:id="rId111">
+      <w:hyperlink r:id="rId115">
         <w:r>
           <w:rPr>
             <w:rStyle w:val="Hyperlink"/>
@@ -20496,8 +21622,8 @@
         <w:t xml:space="preserve">sample size for the naive scenario.</w:t>
       </w:r>
     </w:p>
-    <w:bookmarkEnd w:id="112"/>
-    <w:bookmarkStart w:id="115" w:name="X56f8ae3dd1d94e0156a3456a70160ad55f74458"/>
+    <w:bookmarkEnd w:id="116"/>
+    <w:bookmarkStart w:id="119" w:name="X56f8ae3dd1d94e0156a3456a70160ad55f74458"/>
     <w:p>
       <w:pPr>
         <w:pStyle w:val="Heading4"/>
@@ -20814,7 +21940,7 @@
       <w:tr>
         <w:tc>
           <w:tcPr/>
-          <w:bookmarkStart w:id="113" w:name="tbl-power-n-opt"/>
+          <w:bookmarkStart w:id="117" w:name="tbl-power-n-opt"/>
           <w:p>
             <w:pPr>
               <w:jc w:val="center"/>
@@ -20825,7 +21951,7 @@
               <w:pStyle w:val="ImageCaption"/>
             </w:pPr>
             <w:r>
-              <w:t xml:space="preserve">Table 9: Parameter estimates and required sample size for 80% power under optimal conditions.</w:t>
+              <w:t xml:space="preserve">Table 11: Parameter estimates and required sample size for 80% power under optimal conditions.</w:t>
             </w:r>
           </w:p>
           <w:tbl>
@@ -21005,7 +22131,7 @@
               </w:tc>
             </w:tr>
           </w:tbl>
-          <w:bookmarkEnd w:id="113"/>
+          <w:bookmarkEnd w:id="117"/>
           <w:p/>
         </w:tc>
       </w:tr>
@@ -21026,7 +22152,7 @@
         </w:rPr>
         <w:t xml:space="preserve"> </w:t>
       </w:r>
-      <w:hyperlink r:id="rId114">
+      <w:hyperlink r:id="rId118">
         <w:r>
           <w:rPr>
             <w:rStyle w:val="Hyperlink"/>
@@ -21100,7 +22226,7 @@
           <w:rPr>
             <w:rStyle w:val="Hyperlink"/>
           </w:rPr>
-          <w:t xml:space="preserve">Table 9</w:t>
+          <w:t xml:space="preserve">Table 11</w:t>
         </w:r>
       </w:hyperlink>
       <w:r>
@@ -21215,10 +22341,10 @@
         <w:t xml:space="preserve">.</w:t>
       </w:r>
     </w:p>
-    <w:bookmarkEnd w:id="115"/>
-    <w:bookmarkEnd w:id="116"/>
-    <w:bookmarkEnd w:id="117"/>
-    <w:bookmarkStart w:id="160" w:name="sec-sim-robust"/>
+    <w:bookmarkEnd w:id="119"/>
+    <w:bookmarkEnd w:id="120"/>
+    <w:bookmarkEnd w:id="121"/>
+    <w:bookmarkStart w:id="164" w:name="sec-sim-robust"/>
     <w:p>
       <w:pPr>
         <w:pStyle w:val="Heading2"/>
@@ -21395,7 +22521,7 @@
         <w:t xml:space="preserve">.</w:t>
       </w:r>
     </w:p>
-    <w:bookmarkStart w:id="130" w:name="sec-missing"/>
+    <w:bookmarkStart w:id="134" w:name="sec-missing"/>
     <w:p>
       <w:pPr>
         <w:pStyle w:val="Heading3"/>
@@ -21499,7 +22625,7 @@
       <w:tr>
         <w:tc>
           <w:tcPr/>
-          <w:bookmarkStart w:id="121" w:name="fig-power-curve-missing"/>
+          <w:bookmarkStart w:id="125" w:name="fig-power-curve-missing"/>
           <w:p>
             <w:pPr>
               <w:pStyle w:val="Compact"/>
@@ -21510,18 +22636,18 @@
                 <wp:inline>
                   <wp:extent cx="5334000" cy="3333749"/>
                   <wp:effectExtent b="0" l="0" r="0" t="0"/>
-                  <wp:docPr descr="" title="" id="119" name="Picture"/>
+                  <wp:docPr descr="" title="" id="123" name="Picture"/>
                   <a:graphic>
                     <a:graphicData uri="http://schemas.openxmlformats.org/drawingml/2006/picture">
                       <pic:pic>
                         <pic:nvPicPr>
-                          <pic:cNvPr descr="index_files/figure-docx/Scripts-AnalysisScripts-04_simulation_robust-fig-power-curve-missing-output-1.png" id="120" name="Picture"/>
+                          <pic:cNvPr descr="index_files/figure-docx/Scripts-AnalysisScripts-04_simulation_robust-fig-power-curve-missing-output-1.png" id="124" name="Picture"/>
                           <pic:cNvPicPr>
                             <a:picLocks noChangeArrowheads="1" noChangeAspect="1"/>
                           </pic:cNvPicPr>
                         </pic:nvPicPr>
                         <pic:blipFill>
-                          <a:blip r:embed="rId118"/>
+                          <a:blip r:embed="rId122"/>
                           <a:stretch>
                             <a:fillRect/>
                           </a:stretch>
@@ -21561,7 +22687,7 @@
               <w:t xml:space="preserve">Figure 13: Power curves for fit indices under missing data conditions.</w:t>
             </w:r>
           </w:p>
-          <w:bookmarkEnd w:id="121"/>
+          <w:bookmarkEnd w:id="125"/>
         </w:tc>
       </w:tr>
     </w:tbl>
@@ -21581,7 +22707,7 @@
         </w:rPr>
         <w:t xml:space="preserve"> </w:t>
       </w:r>
-      <w:hyperlink r:id="rId122">
+      <w:hyperlink r:id="rId126">
         <w:r>
           <w:rPr>
             <w:rStyle w:val="Hyperlink"/>
@@ -21604,7 +22730,7 @@
       <w:tr>
         <w:tc>
           <w:tcPr/>
-          <w:bookmarkStart w:id="126" w:name="fig-fit-curve-missing"/>
+          <w:bookmarkStart w:id="130" w:name="fig-fit-curve-missing"/>
           <w:p>
             <w:pPr>
               <w:pStyle w:val="Compact"/>
@@ -21615,18 +22741,18 @@
                 <wp:inline>
                   <wp:extent cx="5334000" cy="3333749"/>
                   <wp:effectExtent b="0" l="0" r="0" t="0"/>
-                  <wp:docPr descr="" title="" id="124" name="Picture"/>
+                  <wp:docPr descr="" title="" id="128" name="Picture"/>
                   <a:graphic>
                     <a:graphicData uri="http://schemas.openxmlformats.org/drawingml/2006/picture">
                       <pic:pic>
                         <pic:nvPicPr>
-                          <pic:cNvPr descr="index_files/figure-docx/Scripts-AnalysisScripts-04_simulation_robust-fig-fit-curve-missing-output-1.png" id="125" name="Picture"/>
+                          <pic:cNvPr descr="index_files/figure-docx/Scripts-AnalysisScripts-04_simulation_robust-fig-fit-curve-missing-output-1.png" id="129" name="Picture"/>
                           <pic:cNvPicPr>
                             <a:picLocks noChangeArrowheads="1" noChangeAspect="1"/>
                           </pic:cNvPicPr>
                         </pic:nvPicPr>
                         <pic:blipFill>
-                          <a:blip r:embed="rId123"/>
+                          <a:blip r:embed="rId127"/>
                           <a:stretch>
                             <a:fillRect/>
                           </a:stretch>
@@ -21666,7 +22792,7 @@
               <w:t xml:space="preserve">Figure 14: Power curves for fit indices under missing data conditions without logistic smoothing.</w:t>
             </w:r>
           </w:p>
-          <w:bookmarkEnd w:id="126"/>
+          <w:bookmarkEnd w:id="130"/>
         </w:tc>
       </w:tr>
     </w:tbl>
@@ -21686,7 +22812,7 @@
         </w:rPr>
         <w:t xml:space="preserve"> </w:t>
       </w:r>
-      <w:hyperlink r:id="rId127">
+      <w:hyperlink r:id="rId131">
         <w:r>
           <w:rPr>
             <w:rStyle w:val="Hyperlink"/>
@@ -21755,7 +22881,7 @@
       <w:tr>
         <w:tc>
           <w:tcPr/>
-          <w:bookmarkStart w:id="128" w:name="tbl-power-cutoff-missing"/>
+          <w:bookmarkStart w:id="132" w:name="tbl-power-cutoff-missing"/>
           <w:p>
             <w:pPr>
               <w:jc w:val="center"/>
@@ -21766,7 +22892,7 @@
               <w:pStyle w:val="ImageCaption"/>
             </w:pPr>
             <w:r>
-              <w:t xml:space="preserve">Table 10: Power and fit index cutoff values under missing data conditions at N = 359.</w:t>
+              <w:t xml:space="preserve">Table 12: Power and fit index cutoff values under missing data conditions at N = 359.</w:t>
             </w:r>
           </w:p>
           <w:tbl>
@@ -21980,7 +23106,7 @@
               </w:tc>
             </w:tr>
           </w:tbl>
-          <w:bookmarkEnd w:id="128"/>
+          <w:bookmarkEnd w:id="132"/>
           <w:p/>
         </w:tc>
       </w:tr>
@@ -22001,7 +23127,7 @@
         </w:rPr>
         <w:t xml:space="preserve"> </w:t>
       </w:r>
-      <w:hyperlink r:id="rId129">
+      <w:hyperlink r:id="rId133">
         <w:r>
           <w:rPr>
             <w:rStyle w:val="Hyperlink"/>
@@ -22220,8 +23346,8 @@
         <w:t xml:space="preserve">performance.</w:t>
       </w:r>
     </w:p>
-    <w:bookmarkEnd w:id="130"/>
-    <w:bookmarkStart w:id="143" w:name="sec-nonnormal"/>
+    <w:bookmarkEnd w:id="134"/>
+    <w:bookmarkStart w:id="147" w:name="sec-nonnormal"/>
     <w:p>
       <w:pPr>
         <w:pStyle w:val="Heading3"/>
@@ -22372,7 +23498,7 @@
       <w:tr>
         <w:tc>
           <w:tcPr/>
-          <w:bookmarkStart w:id="134" w:name="fig-power-curve-nnorm"/>
+          <w:bookmarkStart w:id="138" w:name="fig-power-curve-nnorm"/>
           <w:p>
             <w:pPr>
               <w:pStyle w:val="Compact"/>
@@ -22383,18 +23509,18 @@
                 <wp:inline>
                   <wp:extent cx="5334000" cy="3333749"/>
                   <wp:effectExtent b="0" l="0" r="0" t="0"/>
-                  <wp:docPr descr="" title="" id="132" name="Picture"/>
+                  <wp:docPr descr="" title="" id="136" name="Picture"/>
                   <a:graphic>
                     <a:graphicData uri="http://schemas.openxmlformats.org/drawingml/2006/picture">
                       <pic:pic>
                         <pic:nvPicPr>
-                          <pic:cNvPr descr="index_files/figure-docx/Scripts-AnalysisScripts-04_simulation_robust-fig-power-curve-nnorm-output-1.png" id="133" name="Picture"/>
+                          <pic:cNvPr descr="index_files/figure-docx/Scripts-AnalysisScripts-04_simulation_robust-fig-power-curve-nnorm-output-1.png" id="137" name="Picture"/>
                           <pic:cNvPicPr>
                             <a:picLocks noChangeArrowheads="1" noChangeAspect="1"/>
                           </pic:cNvPicPr>
                         </pic:nvPicPr>
                         <pic:blipFill>
-                          <a:blip r:embed="rId131"/>
+                          <a:blip r:embed="rId135"/>
                           <a:stretch>
                             <a:fillRect/>
                           </a:stretch>
@@ -22434,7 +23560,7 @@
               <w:t xml:space="preserve">Figure 15: Power curves for fit indices under non-normal conditions.</w:t>
             </w:r>
           </w:p>
-          <w:bookmarkEnd w:id="134"/>
+          <w:bookmarkEnd w:id="138"/>
         </w:tc>
       </w:tr>
     </w:tbl>
@@ -22454,7 +23580,7 @@
         </w:rPr>
         <w:t xml:space="preserve"> </w:t>
       </w:r>
-      <w:hyperlink r:id="rId135">
+      <w:hyperlink r:id="rId139">
         <w:r>
           <w:rPr>
             <w:rStyle w:val="Hyperlink"/>
@@ -22548,7 +23674,7 @@
       <w:tr>
         <w:tc>
           <w:tcPr/>
-          <w:bookmarkStart w:id="139" w:name="fig-fit-curve-nnorm"/>
+          <w:bookmarkStart w:id="143" w:name="fig-fit-curve-nnorm"/>
           <w:p>
             <w:pPr>
               <w:pStyle w:val="Compact"/>
@@ -22559,18 +23685,18 @@
                 <wp:inline>
                   <wp:extent cx="5334000" cy="3333749"/>
                   <wp:effectExtent b="0" l="0" r="0" t="0"/>
-                  <wp:docPr descr="" title="" id="137" name="Picture"/>
+                  <wp:docPr descr="" title="" id="141" name="Picture"/>
                   <a:graphic>
                     <a:graphicData uri="http://schemas.openxmlformats.org/drawingml/2006/picture">
                       <pic:pic>
                         <pic:nvPicPr>
-                          <pic:cNvPr descr="index_files/figure-docx/Scripts-AnalysisScripts-04_simulation_robust-fig-fit-curve-nnorm-output-1.png" id="138" name="Picture"/>
+                          <pic:cNvPr descr="index_files/figure-docx/Scripts-AnalysisScripts-04_simulation_robust-fig-fit-curve-nnorm-output-1.png" id="142" name="Picture"/>
                           <pic:cNvPicPr>
                             <a:picLocks noChangeArrowheads="1" noChangeAspect="1"/>
                           </pic:cNvPicPr>
                         </pic:nvPicPr>
                         <pic:blipFill>
-                          <a:blip r:embed="rId136"/>
+                          <a:blip r:embed="rId140"/>
                           <a:stretch>
                             <a:fillRect/>
                           </a:stretch>
@@ -22610,7 +23736,7 @@
               <w:t xml:space="preserve">Figure 16: Power curves for fit indices under non-normal conditions without logistic smoothing.</w:t>
             </w:r>
           </w:p>
-          <w:bookmarkEnd w:id="139"/>
+          <w:bookmarkEnd w:id="143"/>
         </w:tc>
       </w:tr>
     </w:tbl>
@@ -22630,7 +23756,7 @@
         </w:rPr>
         <w:t xml:space="preserve"> </w:t>
       </w:r>
-      <w:hyperlink r:id="rId140">
+      <w:hyperlink r:id="rId144">
         <w:r>
           <w:rPr>
             <w:rStyle w:val="Hyperlink"/>
@@ -22704,7 +23830,7 @@
       <w:tr>
         <w:tc>
           <w:tcPr/>
-          <w:bookmarkStart w:id="141" w:name="tbl-power-cutoff-nnorm"/>
+          <w:bookmarkStart w:id="145" w:name="tbl-power-cutoff-nnorm"/>
           <w:p>
             <w:pPr>
               <w:jc w:val="center"/>
@@ -22715,7 +23841,7 @@
               <w:pStyle w:val="ImageCaption"/>
             </w:pPr>
             <w:r>
-              <w:t xml:space="preserve">Table 11: Power and fit index cutoff values under non-normal conditions at N = 228.</w:t>
+              <w:t xml:space="preserve">Table 13: Power and fit index cutoff values under non-normal conditions at N = 228.</w:t>
             </w:r>
           </w:p>
           <w:tbl>
@@ -22929,7 +24055,7 @@
               </w:tc>
             </w:tr>
           </w:tbl>
-          <w:bookmarkEnd w:id="141"/>
+          <w:bookmarkEnd w:id="145"/>
           <w:p/>
         </w:tc>
       </w:tr>
@@ -22950,7 +24076,7 @@
         </w:rPr>
         <w:t xml:space="preserve"> </w:t>
       </w:r>
-      <w:hyperlink r:id="rId142">
+      <w:hyperlink r:id="rId146">
         <w:r>
           <w:rPr>
             <w:rStyle w:val="Hyperlink"/>
@@ -23112,8 +24238,8 @@
         <w:t xml:space="preserve">discrimination patterns in the figures.</w:t>
       </w:r>
     </w:p>
-    <w:bookmarkEnd w:id="143"/>
-    <w:bookmarkStart w:id="159" w:name="sec-scenarios-fixed"/>
+    <w:bookmarkEnd w:id="147"/>
+    <w:bookmarkStart w:id="163" w:name="sec-scenarios-fixed"/>
     <w:p>
       <w:pPr>
         <w:pStyle w:val="Heading3"/>
@@ -23127,33 +24253,13 @@
         <w:pStyle w:val="FirstParagraph"/>
       </w:pPr>
       <w:r>
-        <w:t xml:space="preserve">Having established minimum</w:t>
-      </w:r>
-      <w:r>
-        <w:t xml:space="preserve"> </w:t>
-      </w:r>
-      <m:oMath>
-        <m:r>
-          <m:t>N</m:t>
-        </m:r>
-      </m:oMath>
-      <w:r>
-        <w:t xml:space="preserve"> </w:t>
-      </w:r>
-      <w:r>
-        <w:t xml:space="preserve">estimates under various conditions, the</w:t>
-      </w:r>
-      <w:r>
-        <w:t xml:space="preserve"> </w:t>
-      </w:r>
-      <w:r>
-        <w:t xml:space="preserve">question becomes whether a single, fixed sample size performs reliably</w:t>
-      </w:r>
-      <w:r>
-        <w:t xml:space="preserve"> </w:t>
-      </w:r>
-      <w:r>
-        <w:t xml:space="preserve">as a design choice. Fixing</w:t>
+        <w:t xml:space="preserve">Having established minimum sample size thresholds across individual analytical</w:t>
+      </w:r>
+      <w:r>
+        <w:t xml:space="preserve"> </w:t>
+      </w:r>
+      <w:r>
+        <w:t xml:space="preserve">and simulation conditions — where requirements largely converged between</w:t>
       </w:r>
       <w:r>
         <w:t xml:space="preserve"> </w:t>
@@ -23169,20 +24275,14 @@
           <m:t>=</m:t>
         </m:r>
         <m:r>
-          <m:t>350</m:t>
+          <m:t>100</m:t>
         </m:r>
       </m:oMath>
       <w:r>
         <w:t xml:space="preserve"> </w:t>
       </w:r>
       <w:r>
-        <w:t xml:space="preserve">— a conservative value anchored</w:t>
-      </w:r>
-      <w:r>
-        <w:t xml:space="preserve"> </w:t>
-      </w:r>
-      <w:r>
-        <w:t xml:space="preserve">above the most demanding simulation result allows us to ask: does this</w:t>
+        <w:t xml:space="preserve">and</w:t>
       </w:r>
       <w:r>
         <w:t xml:space="preserve"> </w:t>
@@ -23191,30 +24291,177 @@
         <m:r>
           <m:t>N</m:t>
         </m:r>
+        <m:r>
+          <m:rPr>
+            <m:sty m:val="p"/>
+          </m:rPr>
+          <m:t>=</m:t>
+        </m:r>
+        <m:r>
+          <m:t>231</m:t>
+        </m:r>
       </m:oMath>
       <w:r>
         <w:t xml:space="preserve"> </w:t>
       </w:r>
       <w:r>
-        <w:t xml:space="preserve">consistently separate</w:t>
-      </w:r>
-      <w:r>
-        <w:t xml:space="preserve"> </w:t>
-      </w:r>
-      <w:r>
-        <w:t xml:space="preserve">the reference and misspecified models across many independent</w:t>
-      </w:r>
-      <w:r>
-        <w:t xml:space="preserve"> </w:t>
-      </w:r>
-      <w:r>
-        <w:t xml:space="preserve">replications, including under realistic data conditions (10% MCAR +</w:t>
-      </w:r>
-      <w:r>
-        <w:t xml:space="preserve"> </w:t>
-      </w:r>
-      <w:r>
-        <w:t xml:space="preserve">mild non-normality)?</w:t>
+        <w:t xml:space="preserve">— the planning focus naturally shifts from searching for the smallest</w:t>
+      </w:r>
+      <w:r>
+        <w:t xml:space="preserve"> </w:t>
+      </w:r>
+      <w:r>
+        <w:t xml:space="preserve">sufficient</w:t>
+      </w:r>
+      <w:r>
+        <w:t xml:space="preserve"> </w:t>
+      </w:r>
+      <m:oMath>
+        <m:r>
+          <m:t>N</m:t>
+        </m:r>
+      </m:oMath>
+      <w:r>
+        <w:t xml:space="preserve"> </w:t>
+      </w:r>
+      <w:r>
+        <w:t xml:space="preserve">to evaluating a candidate recruitment target. In applied research,</w:t>
+      </w:r>
+      <w:r>
+        <w:t xml:space="preserve"> </w:t>
+      </w:r>
+      <w:r>
+        <w:t xml:space="preserve">sample sizes are frequently shaped by budgetary, temporal, and logistical</w:t>
+      </w:r>
+      <w:r>
+        <w:t xml:space="preserve"> </w:t>
+      </w:r>
+      <w:r>
+        <w:t xml:space="preserve">feasibility.</w:t>
+      </w:r>
+    </w:p>
+    <w:p>
+      <w:pPr>
+        <w:pStyle w:val="BodyText"/>
+      </w:pPr>
+      <w:r>
+        <w:t xml:space="preserve">Fixing</w:t>
+      </w:r>
+      <w:r>
+        <w:t xml:space="preserve"> </w:t>
+      </w:r>
+      <m:oMath>
+        <m:r>
+          <m:t>N</m:t>
+        </m:r>
+        <m:r>
+          <m:rPr>
+            <m:sty m:val="p"/>
+          </m:rPr>
+          <m:t>=</m:t>
+        </m:r>
+        <m:r>
+          <m:t>250</m:t>
+        </m:r>
+      </m:oMath>
+      <w:r>
+        <w:t xml:space="preserve"> </w:t>
+      </w:r>
+      <w:r>
+        <w:t xml:space="preserve">represents a realistic, well-powered target sample size that</w:t>
+      </w:r>
+      <w:r>
+        <w:t xml:space="preserve"> </w:t>
+      </w:r>
+      <w:r>
+        <w:t xml:space="preserve">comfortably exceeds both the ideal (</w:t>
+      </w:r>
+      <m:oMath>
+        <m:r>
+          <m:t>N</m:t>
+        </m:r>
+        <m:r>
+          <m:rPr>
+            <m:sty m:val="p"/>
+          </m:rPr>
+          <m:t>=</m:t>
+        </m:r>
+        <m:r>
+          <m:t>231</m:t>
+        </m:r>
+      </m:oMath>
+      <w:r>
+        <w:t xml:space="preserve">) and non-normal (</w:t>
+      </w:r>
+      <m:oMath>
+        <m:r>
+          <m:t>N</m:t>
+        </m:r>
+        <m:r>
+          <m:rPr>
+            <m:sty m:val="p"/>
+          </m:rPr>
+          <m:t>=</m:t>
+        </m:r>
+        <m:r>
+          <m:t>228</m:t>
+        </m:r>
+      </m:oMath>
+      <w:r>
+        <w:t xml:space="preserve">)</w:t>
+      </w:r>
+      <w:r>
+        <w:t xml:space="preserve"> </w:t>
+      </w:r>
+      <w:r>
+        <w:t xml:space="preserve">benchmarks. This section subjects this planned sample size to a rigorous Monte Carlo</w:t>
+      </w:r>
+      <w:r>
+        <w:t xml:space="preserve"> </w:t>
+      </w:r>
+      <w:r>
+        <w:t xml:space="preserve">stress test: evaluating 1,000 independent replications under compound realistic</w:t>
+      </w:r>
+      <w:r>
+        <w:t xml:space="preserve"> </w:t>
+      </w:r>
+      <w:r>
+        <w:t xml:space="preserve">disturbances simultaneously (10% MCAR missing data and mild non-normality with</w:t>
+      </w:r>
+      <w:r>
+        <w:t xml:space="preserve"> </w:t>
+      </w:r>
+      <w:r>
+        <w:t xml:space="preserve">robust MLR estimation). The goal is to determine whether a planned study with</w:t>
+      </w:r>
+      <w:r>
+        <w:t xml:space="preserve"> </w:t>
+      </w:r>
+      <m:oMath>
+        <m:r>
+          <m:t>N</m:t>
+        </m:r>
+        <m:r>
+          <m:rPr>
+            <m:sty m:val="p"/>
+          </m:rPr>
+          <m:t>=</m:t>
+        </m:r>
+        <m:r>
+          <m:t>250</m:t>
+        </m:r>
+      </m:oMath>
+      <w:r>
+        <w:t xml:space="preserve"> </w:t>
+      </w:r>
+      <w:r>
+        <w:t xml:space="preserve">reliably discriminates the true from the misspecified model under combined</w:t>
+      </w:r>
+      <w:r>
+        <w:t xml:space="preserve"> </w:t>
+      </w:r>
+      <w:r>
+        <w:t xml:space="preserve">real-world imperfections.</w:t>
       </w:r>
     </w:p>
     <w:p>
@@ -23271,7 +24518,7 @@
       <w:tr>
         <w:tc>
           <w:tcPr/>
-          <w:bookmarkStart w:id="147" w:name="fig-power-curve-fixed"/>
+          <w:bookmarkStart w:id="151" w:name="fig-power-curve-fixed"/>
           <w:p>
             <w:pPr>
               <w:pStyle w:val="Compact"/>
@@ -23282,18 +24529,18 @@
                 <wp:inline>
                   <wp:extent cx="5334000" cy="3333749"/>
                   <wp:effectExtent b="0" l="0" r="0" t="0"/>
-                  <wp:docPr descr="" title="" id="145" name="Picture"/>
+                  <wp:docPr descr="" title="" id="149" name="Picture"/>
                   <a:graphic>
                     <a:graphicData uri="http://schemas.openxmlformats.org/drawingml/2006/picture">
                       <pic:pic>
                         <pic:nvPicPr>
-                          <pic:cNvPr descr="index_files/figure-docx/Scripts-AnalysisScripts-05_model_comparison-fig-power-curve-fixed-output-1.png" id="146" name="Picture"/>
+                          <pic:cNvPr descr="index_files/figure-docx/Scripts-AnalysisScripts-05_model_comparison-fig-power-curve-fixed-output-1.png" id="150" name="Picture"/>
                           <pic:cNvPicPr>
                             <a:picLocks noChangeArrowheads="1" noChangeAspect="1"/>
                           </pic:cNvPicPr>
                         </pic:nvPicPr>
                         <pic:blipFill>
-                          <a:blip r:embed="rId144"/>
+                          <a:blip r:embed="rId148"/>
                           <a:stretch>
                             <a:fillRect/>
                           </a:stretch>
@@ -23333,7 +24580,7 @@
               <w:t xml:space="preserve">Figure 17: Power curves for fit indices with fixed sample size.</w:t>
             </w:r>
           </w:p>
-          <w:bookmarkEnd w:id="147"/>
+          <w:bookmarkEnd w:id="151"/>
         </w:tc>
       </w:tr>
     </w:tbl>
@@ -23353,7 +24600,7 @@
         </w:rPr>
         <w:t xml:space="preserve"> </w:t>
       </w:r>
-      <w:hyperlink r:id="rId148">
+      <w:hyperlink r:id="rId152">
         <w:r>
           <w:rPr>
             <w:rStyle w:val="Hyperlink"/>
@@ -23384,7 +24631,7 @@
           <m:t>=</m:t>
         </m:r>
         <m:r>
-          <m:t>350</m:t>
+          <m:t>250</m:t>
         </m:r>
       </m:oMath>
       <w:r>
@@ -23443,7 +24690,7 @@
           <m:t>=</m:t>
         </m:r>
         <m:r>
-          <m:t>350</m:t>
+          <m:t>250</m:t>
         </m:r>
       </m:oMath>
       <w:r>
@@ -23469,7 +24716,7 @@
           <w:rPr>
             <w:rStyle w:val="Hyperlink"/>
           </w:rPr>
-          <w:t xml:space="preserve">Table 12</w:t>
+          <w:t xml:space="preserve">Table 14</w:t>
         </w:r>
       </w:hyperlink>
       <w:r>
@@ -23501,7 +24748,7 @@
       <w:tr>
         <w:tc>
           <w:tcPr/>
-          <w:bookmarkStart w:id="149" w:name="tbl-power-cutoff-fixed"/>
+          <w:bookmarkStart w:id="153" w:name="tbl-power-cutoff-fixed"/>
           <w:p>
             <w:pPr>
               <w:jc w:val="center"/>
@@ -23512,7 +24759,7 @@
               <w:pStyle w:val="ImageCaption"/>
             </w:pPr>
             <w:r>
-              <w:t xml:space="preserve">Table 12: Power and fit index cutoff values with fixed sample size.</w:t>
+              <w:t xml:space="preserve">Table 14: Power and fit index cutoff values with fixed sample size.</w:t>
             </w:r>
           </w:p>
           <w:tbl>
@@ -23615,46 +24862,46 @@
                     <w:jc w:val="center"/>
                   </w:pPr>
                   <w:r>
-                    <w:t xml:space="preserve">1.000</w:t>
-                  </w:r>
-                </w:p>
-              </w:tc>
-              <w:tc>
-                <w:tcPr/>
-                <w:p>
-                  <w:pPr>
-                    <w:pStyle w:val="Compact"/>
-                    <w:jc w:val="center"/>
-                    <w:jc w:val="center"/>
-                  </w:pPr>
-                  <w:r>
-                    <w:t xml:space="preserve">1.000</w:t>
-                  </w:r>
-                </w:p>
-              </w:tc>
-              <w:tc>
-                <w:tcPr/>
-                <w:p>
-                  <w:pPr>
-                    <w:pStyle w:val="Compact"/>
-                    <w:jc w:val="center"/>
-                    <w:jc w:val="center"/>
-                  </w:pPr>
-                  <w:r>
-                    <w:t xml:space="preserve">1.000</w:t>
-                  </w:r>
-                </w:p>
-              </w:tc>
-              <w:tc>
-                <w:tcPr/>
-                <w:p>
-                  <w:pPr>
-                    <w:pStyle w:val="Compact"/>
-                    <w:jc w:val="center"/>
-                    <w:jc w:val="center"/>
-                  </w:pPr>
-                  <w:r>
-                    <w:t xml:space="preserve">1.000</w:t>
+                    <w:t xml:space="preserve">0.998</w:t>
+                  </w:r>
+                </w:p>
+              </w:tc>
+              <w:tc>
+                <w:tcPr/>
+                <w:p>
+                  <w:pPr>
+                    <w:pStyle w:val="Compact"/>
+                    <w:jc w:val="center"/>
+                    <w:jc w:val="center"/>
+                  </w:pPr>
+                  <w:r>
+                    <w:t xml:space="preserve">1.00</w:t>
+                  </w:r>
+                </w:p>
+              </w:tc>
+              <w:tc>
+                <w:tcPr/>
+                <w:p>
+                  <w:pPr>
+                    <w:pStyle w:val="Compact"/>
+                    <w:jc w:val="center"/>
+                    <w:jc w:val="center"/>
+                  </w:pPr>
+                  <w:r>
+                    <w:t xml:space="preserve">0.997</w:t>
+                  </w:r>
+                </w:p>
+              </w:tc>
+              <w:tc>
+                <w:tcPr/>
+                <w:p>
+                  <w:pPr>
+                    <w:pStyle w:val="Compact"/>
+                    <w:jc w:val="center"/>
+                    <w:jc w:val="center"/>
+                  </w:pPr>
+                  <w:r>
+                    <w:t xml:space="preserve">0.997</w:t>
                   </w:r>
                 </w:p>
               </w:tc>
@@ -23681,52 +24928,52 @@
                     <w:jc w:val="center"/>
                   </w:pPr>
                   <w:r>
-                    <w:t xml:space="preserve">0.025</w:t>
-                  </w:r>
-                </w:p>
-              </w:tc>
-              <w:tc>
-                <w:tcPr/>
-                <w:p>
-                  <w:pPr>
-                    <w:pStyle w:val="Compact"/>
-                    <w:jc w:val="center"/>
-                    <w:jc w:val="center"/>
-                  </w:pPr>
-                  <w:r>
-                    <w:t xml:space="preserve">0.042</w:t>
-                  </w:r>
-                </w:p>
-              </w:tc>
-              <w:tc>
-                <w:tcPr/>
-                <w:p>
-                  <w:pPr>
-                    <w:pStyle w:val="Compact"/>
-                    <w:jc w:val="center"/>
-                    <w:jc w:val="center"/>
-                  </w:pPr>
-                  <w:r>
-                    <w:t xml:space="preserve">0.988</w:t>
-                  </w:r>
-                </w:p>
-              </w:tc>
-              <w:tc>
-                <w:tcPr/>
-                <w:p>
-                  <w:pPr>
-                    <w:pStyle w:val="Compact"/>
-                    <w:jc w:val="center"/>
-                    <w:jc w:val="center"/>
-                  </w:pPr>
-                  <w:r>
-                    <w:t xml:space="preserve">0.986</w:t>
+                    <w:t xml:space="preserve">0.030</w:t>
+                  </w:r>
+                </w:p>
+              </w:tc>
+              <w:tc>
+                <w:tcPr/>
+                <w:p>
+                  <w:pPr>
+                    <w:pStyle w:val="Compact"/>
+                    <w:jc w:val="center"/>
+                    <w:jc w:val="center"/>
+                  </w:pPr>
+                  <w:r>
+                    <w:t xml:space="preserve">0.05</w:t>
+                  </w:r>
+                </w:p>
+              </w:tc>
+              <w:tc>
+                <w:tcPr/>
+                <w:p>
+                  <w:pPr>
+                    <w:pStyle w:val="Compact"/>
+                    <w:jc w:val="center"/>
+                    <w:jc w:val="center"/>
+                  </w:pPr>
+                  <w:r>
+                    <w:t xml:space="preserve">0.981</w:t>
+                  </w:r>
+                </w:p>
+              </w:tc>
+              <w:tc>
+                <w:tcPr/>
+                <w:p>
+                  <w:pPr>
+                    <w:pStyle w:val="Compact"/>
+                    <w:jc w:val="center"/>
+                    <w:jc w:val="center"/>
+                  </w:pPr>
+                  <w:r>
+                    <w:t xml:space="preserve">0.978</w:t>
                   </w:r>
                 </w:p>
               </w:tc>
             </w:tr>
           </w:tbl>
-          <w:bookmarkEnd w:id="149"/>
+          <w:bookmarkEnd w:id="153"/>
           <w:p/>
         </w:tc>
       </w:tr>
@@ -23747,7 +24994,7 @@
         </w:rPr>
         <w:t xml:space="preserve"> </w:t>
       </w:r>
-      <w:hyperlink r:id="rId150">
+      <w:hyperlink r:id="rId154">
         <w:r>
           <w:rPr>
             <w:rStyle w:val="Hyperlink"/>
@@ -23757,7 +25004,7 @@
         </w:r>
       </w:hyperlink>
     </w:p>
-    <w:bookmarkStart w:id="158" w:name="power-analysis-with-traditional-cutoffs"/>
+    <w:bookmarkStart w:id="162" w:name="power-analysis-with-traditional-cutoffs"/>
     <w:p>
       <w:pPr>
         <w:pStyle w:val="Heading4"/>
@@ -23881,7 +25128,7 @@
       <w:tr>
         <w:tc>
           <w:tcPr/>
-          <w:bookmarkStart w:id="154" w:name="fig-curve-fixed-traditional"/>
+          <w:bookmarkStart w:id="158" w:name="fig-curve-fixed-traditional"/>
           <w:p>
             <w:pPr>
               <w:pStyle w:val="Compact"/>
@@ -23892,18 +25139,18 @@
                 <wp:inline>
                   <wp:extent cx="5334000" cy="3333749"/>
                   <wp:effectExtent b="0" l="0" r="0" t="0"/>
-                  <wp:docPr descr="" title="" id="152" name="Picture"/>
+                  <wp:docPr descr="" title="" id="156" name="Picture"/>
                   <a:graphic>
                     <a:graphicData uri="http://schemas.openxmlformats.org/drawingml/2006/picture">
                       <pic:pic>
                         <pic:nvPicPr>
-                          <pic:cNvPr descr="index_files/figure-docx/Scripts-AnalysisScripts-05_model_comparison-fig-curve-fixed-traditional-output-1.png" id="153" name="Picture"/>
+                          <pic:cNvPr descr="index_files/figure-docx/Scripts-AnalysisScripts-05_model_comparison-fig-curve-fixed-traditional-output-1.png" id="157" name="Picture"/>
                           <pic:cNvPicPr>
                             <a:picLocks noChangeArrowheads="1" noChangeAspect="1"/>
                           </pic:cNvPicPr>
                         </pic:nvPicPr>
                         <pic:blipFill>
-                          <a:blip r:embed="rId151"/>
+                          <a:blip r:embed="rId155"/>
                           <a:stretch>
                             <a:fillRect/>
                           </a:stretch>
@@ -23943,7 +25190,7 @@
               <w:t xml:space="preserve">Figure 18: Power curves using traditional fit index cutoffs with fixed sample size.</w:t>
             </w:r>
           </w:p>
-          <w:bookmarkEnd w:id="154"/>
+          <w:bookmarkEnd w:id="158"/>
         </w:tc>
       </w:tr>
     </w:tbl>
@@ -23963,7 +25210,7 @@
         </w:rPr>
         <w:t xml:space="preserve"> </w:t>
       </w:r>
-      <w:hyperlink r:id="rId155">
+      <w:hyperlink r:id="rId159">
         <w:r>
           <w:rPr>
             <w:rStyle w:val="Hyperlink"/>
@@ -23986,7 +25233,7 @@
       <w:tr>
         <w:tc>
           <w:tcPr/>
-          <w:bookmarkStart w:id="156" w:name="tbl-power-cutoff-traditional-fixed"/>
+          <w:bookmarkStart w:id="160" w:name="tbl-power-cutoff-traditional-fixed"/>
           <w:p>
             <w:pPr>
               <w:jc w:val="center"/>
@@ -23997,7 +25244,7 @@
               <w:pStyle w:val="ImageCaption"/>
             </w:pPr>
             <w:r>
-              <w:t xml:space="preserve">Table 13: Power for traditional fit index cutoffs with fixed sample size.</w:t>
+              <w:t xml:space="preserve">Table 15: Power for traditional fit index cutoffs with fixed sample size.</w:t>
             </w:r>
           </w:p>
           <w:tbl>
@@ -24100,52 +25347,52 @@
                     <w:jc w:val="center"/>
                   </w:pPr>
                   <w:r>
-                    <w:t xml:space="preserve">0.222</w:t>
-                  </w:r>
-                </w:p>
-              </w:tc>
-              <w:tc>
-                <w:tcPr/>
-                <w:p>
-                  <w:pPr>
-                    <w:pStyle w:val="Compact"/>
-                    <w:jc w:val="center"/>
-                    <w:jc w:val="center"/>
-                  </w:pPr>
-                  <w:r>
-                    <w:t xml:space="preserve">0.483</w:t>
-                  </w:r>
-                </w:p>
-              </w:tc>
-              <w:tc>
-                <w:tcPr/>
-                <w:p>
-                  <w:pPr>
-                    <w:pStyle w:val="Compact"/>
-                    <w:jc w:val="center"/>
-                    <w:jc w:val="center"/>
-                  </w:pPr>
-                  <w:r>
-                    <w:t xml:space="preserve">0</w:t>
-                  </w:r>
-                </w:p>
-              </w:tc>
-              <w:tc>
-                <w:tcPr/>
-                <w:p>
-                  <w:pPr>
-                    <w:pStyle w:val="Compact"/>
-                    <w:jc w:val="center"/>
-                    <w:jc w:val="center"/>
-                  </w:pPr>
-                  <w:r>
-                    <w:t xml:space="preserve">0.997</w:t>
+                    <w:t xml:space="preserve">0.354</w:t>
+                  </w:r>
+                </w:p>
+              </w:tc>
+              <w:tc>
+                <w:tcPr/>
+                <w:p>
+                  <w:pPr>
+                    <w:pStyle w:val="Compact"/>
+                    <w:jc w:val="center"/>
+                    <w:jc w:val="center"/>
+                  </w:pPr>
+                  <w:r>
+                    <w:t xml:space="preserve">0.587</w:t>
+                  </w:r>
+                </w:p>
+              </w:tc>
+              <w:tc>
+                <w:tcPr/>
+                <w:p>
+                  <w:pPr>
+                    <w:pStyle w:val="Compact"/>
+                    <w:jc w:val="center"/>
+                    <w:jc w:val="center"/>
+                  </w:pPr>
+                  <w:r>
+                    <w:t xml:space="preserve">0.007</w:t>
+                  </w:r>
+                </w:p>
+              </w:tc>
+              <w:tc>
+                <w:tcPr/>
+                <w:p>
+                  <w:pPr>
+                    <w:pStyle w:val="Compact"/>
+                    <w:jc w:val="center"/>
+                    <w:jc w:val="center"/>
+                  </w:pPr>
+                  <w:r>
+                    <w:t xml:space="preserve">0.999</w:t>
                   </w:r>
                 </w:p>
               </w:tc>
             </w:tr>
           </w:tbl>
-          <w:bookmarkEnd w:id="156"/>
+          <w:bookmarkEnd w:id="160"/>
           <w:p/>
         </w:tc>
       </w:tr>
@@ -24166,7 +25413,7 @@
         </w:rPr>
         <w:t xml:space="preserve"> </w:t>
       </w:r>
-      <w:hyperlink r:id="rId157">
+      <w:hyperlink r:id="rId161">
         <w:r>
           <w:rPr>
             <w:rStyle w:val="Hyperlink"/>
@@ -24208,7 +25455,7 @@
           <m:t>=</m:t>
         </m:r>
         <m:r>
-          <m:t>350</m:t>
+          <m:t>250</m:t>
         </m:r>
       </m:oMath>
       <w:r>
@@ -24251,10 +25498,10 @@
         <w:t xml:space="preserve">.</w:t>
       </w:r>
     </w:p>
-    <w:bookmarkEnd w:id="158"/>
-    <w:bookmarkEnd w:id="159"/>
-    <w:bookmarkEnd w:id="160"/>
-    <w:bookmarkStart w:id="182" w:name="sec-post-hoc"/>
+    <w:bookmarkEnd w:id="162"/>
+    <w:bookmarkEnd w:id="163"/>
+    <w:bookmarkEnd w:id="164"/>
+    <w:bookmarkStart w:id="190" w:name="sec-post-hoc"/>
     <w:p>
       <w:pPr>
         <w:pStyle w:val="Heading2"/>
@@ -24365,7 +25612,7 @@
         <w:t xml:space="preserve">would have rejected meaningful misspecification.</w:t>
       </w:r>
     </w:p>
-    <w:bookmarkStart w:id="168" w:name="with-simulation"/>
+    <w:bookmarkStart w:id="172" w:name="with-simulation"/>
     <w:p>
       <w:pPr>
         <w:pStyle w:val="Heading3"/>
@@ -24460,7 +25707,7 @@
       <w:tr>
         <w:tc>
           <w:tcPr/>
-          <w:bookmarkStart w:id="164" w:name="fig-posthoc-plotpower"/>
+          <w:bookmarkStart w:id="168" w:name="fig-posthoc-plotpower"/>
           <w:p>
             <w:pPr>
               <w:pStyle w:val="Compact"/>
@@ -24471,18 +25718,18 @@
                 <wp:inline>
                   <wp:extent cx="5334000" cy="3333749"/>
                   <wp:effectExtent b="0" l="0" r="0" t="0"/>
-                  <wp:docPr descr="" title="" id="162" name="Picture"/>
+                  <wp:docPr descr="" title="" id="166" name="Picture"/>
                   <a:graphic>
                     <a:graphicData uri="http://schemas.openxmlformats.org/drawingml/2006/picture">
                       <pic:pic>
                         <pic:nvPicPr>
-                          <pic:cNvPr descr="index_files/figure-docx/Scripts-AnalysisScripts-06_posthoc-fig-posthoc-plotpower-output-1.png" id="163" name="Picture"/>
+                          <pic:cNvPr descr="index_files/figure-docx/Scripts-AnalysisScripts-06_posthoc-fig-posthoc-plotpower-output-1.png" id="167" name="Picture"/>
                           <pic:cNvPicPr>
                             <a:picLocks noChangeArrowheads="1" noChangeAspect="1"/>
                           </pic:cNvPicPr>
                         </pic:nvPicPr>
                         <pic:blipFill>
-                          <a:blip r:embed="rId161"/>
+                          <a:blip r:embed="rId165"/>
                           <a:stretch>
                             <a:fillRect/>
                           </a:stretch>
@@ -24522,7 +25769,7 @@
               <w:t xml:space="preserve">Figure 19: Power curve for post hoc analysis based on simulation.</w:t>
             </w:r>
           </w:p>
-          <w:bookmarkEnd w:id="164"/>
+          <w:bookmarkEnd w:id="168"/>
         </w:tc>
       </w:tr>
     </w:tbl>
@@ -24542,7 +25789,7 @@
         </w:rPr>
         <w:t xml:space="preserve"> </w:t>
       </w:r>
-      <w:hyperlink r:id="rId165">
+      <w:hyperlink r:id="rId169">
         <w:r>
           <w:rPr>
             <w:rStyle w:val="Hyperlink"/>
@@ -24565,7 +25812,7 @@
       <w:tr>
         <w:tc>
           <w:tcPr/>
-          <w:bookmarkStart w:id="166" w:name="tbl-posthoc-power"/>
+          <w:bookmarkStart w:id="170" w:name="tbl-posthoc-power"/>
           <w:p>
             <w:pPr>
               <w:jc w:val="center"/>
@@ -24576,7 +25823,7 @@
               <w:pStyle w:val="ImageCaption"/>
             </w:pPr>
             <w:r>
-              <w:t xml:space="preserve">Table 14: Power for post hoc analysis based on simulation.</w:t>
+              <w:t xml:space="preserve">Table 16: Power for post hoc analysis based on simulation.</w:t>
             </w:r>
           </w:p>
           <w:tbl>
@@ -24703,7 +25950,7 @@
               </w:tc>
             </w:tr>
           </w:tbl>
-          <w:bookmarkEnd w:id="166"/>
+          <w:bookmarkEnd w:id="170"/>
           <w:p/>
         </w:tc>
       </w:tr>
@@ -24724,7 +25971,7 @@
         </w:rPr>
         <w:t xml:space="preserve"> </w:t>
       </w:r>
-      <w:hyperlink r:id="rId167">
+      <w:hyperlink r:id="rId171">
         <w:r>
           <w:rPr>
             <w:rStyle w:val="Hyperlink"/>
@@ -24933,8 +26180,8 @@
         <w:t xml:space="preserve">model fit is poor.</w:t>
       </w:r>
     </w:p>
-    <w:bookmarkEnd w:id="168"/>
-    <w:bookmarkStart w:id="181" w:name="with-analytical-solutions"/>
+    <w:bookmarkEnd w:id="172"/>
+    <w:bookmarkStart w:id="189" w:name="with-analytical-solutions"/>
     <w:p>
       <w:pPr>
         <w:pStyle w:val="Heading3"/>
@@ -25019,7 +26266,7 @@
         <w:t xml:space="preserve">substantively specific formulation.</w:t>
       </w:r>
     </w:p>
-    <w:bookmarkStart w:id="174" w:name="model-free-specification"/>
+    <w:bookmarkStart w:id="180" w:name="model-free-specification"/>
     <w:p>
       <w:pPr>
         <w:pStyle w:val="Heading4"/>
@@ -25108,164 +26355,6 @@
       </w:r>
       <w:r>
         <w:t xml:space="preserve">.</w:t>
-      </w:r>
-    </w:p>
-    <w:p>
-      <w:pPr>
-        <w:pStyle w:val="SourceCode"/>
-      </w:pPr>
-      <w:r>
-        <w:br/>
-      </w:r>
-      <w:r>
-        <w:rPr>
-          <w:rStyle w:val="VerbatimChar"/>
-        </w:rPr>
-        <w:t xml:space="preserve"> semPower: Post hoc power analysis</w:t>
-      </w:r>
-      <w:r>
-        <w:br/>
-      </w:r>
-      <w:r>
-        <w:rPr>
-          <w:rStyle w:val="VerbatimChar"/>
-        </w:rPr>
-        <w:t xml:space="preserve">                                      </w:t>
-      </w:r>
-      <w:r>
-        <w:br/>
-      </w:r>
-      <w:r>
-        <w:rPr>
-          <w:rStyle w:val="VerbatimChar"/>
-        </w:rPr>
-        <w:t xml:space="preserve"> F0                       0.612500    </w:t>
-      </w:r>
-      <w:r>
-        <w:br/>
-      </w:r>
-      <w:r>
-        <w:rPr>
-          <w:rStyle w:val="VerbatimChar"/>
-        </w:rPr>
-        <w:t xml:space="preserve"> RMSEA                    0.050000    </w:t>
-      </w:r>
-      <w:r>
-        <w:br/>
-      </w:r>
-      <w:r>
-        <w:rPr>
-          <w:rStyle w:val="VerbatimChar"/>
-        </w:rPr>
-        <w:t xml:space="preserve"> Mc                       0.736203    </w:t>
-      </w:r>
-      <w:r>
-        <w:br/>
-      </w:r>
-      <w:r>
-        <w:rPr>
-          <w:rStyle w:val="VerbatimChar"/>
-        </w:rPr>
-        <w:t xml:space="preserve"> GFI                      0.951437    </w:t>
-      </w:r>
-      <w:r>
-        <w:br/>
-      </w:r>
-      <w:r>
-        <w:rPr>
-          <w:rStyle w:val="VerbatimChar"/>
-        </w:rPr>
-        <w:t xml:space="preserve"> AGFI                     0.940535    </w:t>
-      </w:r>
-      <w:r>
-        <w:br/>
-      </w:r>
-      <w:r>
-        <w:rPr>
-          <w:rStyle w:val="VerbatimChar"/>
-        </w:rPr>
-        <w:t xml:space="preserve">                                      </w:t>
-      </w:r>
-      <w:r>
-        <w:br/>
-      </w:r>
-      <w:r>
-        <w:rPr>
-          <w:rStyle w:val="VerbatimChar"/>
-        </w:rPr>
-        <w:t xml:space="preserve"> df                       245         </w:t>
-      </w:r>
-      <w:r>
-        <w:br/>
-      </w:r>
-      <w:r>
-        <w:rPr>
-          <w:rStyle w:val="VerbatimChar"/>
-        </w:rPr>
-        <w:t xml:space="preserve"> Num Observations         1047        </w:t>
-      </w:r>
-      <w:r>
-        <w:br/>
-      </w:r>
-      <w:r>
-        <w:rPr>
-          <w:rStyle w:val="VerbatimChar"/>
-        </w:rPr>
-        <w:t xml:space="preserve"> NCP                      640.6750    </w:t>
-      </w:r>
-      <w:r>
-        <w:br/>
-      </w:r>
-      <w:r>
-        <w:rPr>
-          <w:rStyle w:val="VerbatimChar"/>
-        </w:rPr>
-        <w:t xml:space="preserve">                                      </w:t>
-      </w:r>
-      <w:r>
-        <w:br/>
-      </w:r>
-      <w:r>
-        <w:rPr>
-          <w:rStyle w:val="VerbatimChar"/>
-        </w:rPr>
-        <w:t xml:space="preserve"> Critical Chi-Square      282.5114    </w:t>
-      </w:r>
-      <w:r>
-        <w:br/>
-      </w:r>
-      <w:r>
-        <w:rPr>
-          <w:rStyle w:val="VerbatimChar"/>
-        </w:rPr>
-        <w:t xml:space="preserve"> Alpha                    0.050000    </w:t>
-      </w:r>
-      <w:r>
-        <w:br/>
-      </w:r>
-      <w:r>
-        <w:rPr>
-          <w:rStyle w:val="VerbatimChar"/>
-        </w:rPr>
-        <w:t xml:space="preserve"> Beta                     3.070697e-47</w:t>
-      </w:r>
-      <w:r>
-        <w:br/>
-      </w:r>
-      <w:r>
-        <w:rPr>
-          <w:rStyle w:val="VerbatimChar"/>
-        </w:rPr>
-        <w:t xml:space="preserve"> Power (1 - Beta)         &gt; 0.9999    </w:t>
-      </w:r>
-      <w:r>
-        <w:br/>
-      </w:r>
-      <w:r>
-        <w:rPr>
-          <w:rStyle w:val="VerbatimChar"/>
-        </w:rPr>
-        <w:t xml:space="preserve"> Implied Alpha/Beta Ratio 1.628295e+45</w:t>
       </w:r>
     </w:p>
     <w:tbl>
@@ -25281,55 +26370,7 @@
       <w:tr>
         <w:tc>
           <w:tcPr/>
-          <w:bookmarkStart w:id="172" w:name="fig-posthoc-rmsea"/>
-          <w:p>
-            <w:pPr>
-              <w:pStyle w:val="Compact"/>
-              <w:jc w:val="center"/>
-            </w:pPr>
-            <w:r>
-              <w:drawing>
-                <wp:inline>
-                  <wp:extent cx="5334000" cy="3333749"/>
-                  <wp:effectExtent b="0" l="0" r="0" t="0"/>
-                  <wp:docPr descr="" title="" id="170" name="Picture"/>
-                  <a:graphic>
-                    <a:graphicData uri="http://schemas.openxmlformats.org/drawingml/2006/picture">
-                      <pic:pic>
-                        <pic:nvPicPr>
-                          <pic:cNvPr descr="index_files/figure-docx/Scripts-AnalysisScripts-06_posthoc-fig-posthoc-rmsea-output-2.png" id="171" name="Picture"/>
-                          <pic:cNvPicPr>
-                            <a:picLocks noChangeArrowheads="1" noChangeAspect="1"/>
-                          </pic:cNvPicPr>
-                        </pic:nvPicPr>
-                        <pic:blipFill>
-                          <a:blip r:embed="rId169"/>
-                          <a:stretch>
-                            <a:fillRect/>
-                          </a:stretch>
-                        </pic:blipFill>
-                        <pic:spPr bwMode="auto">
-                          <a:xfrm>
-                            <a:off x="0" y="0"/>
-                            <a:ext cx="5334000" cy="3333749"/>
-                          </a:xfrm>
-                          <a:prstGeom prst="rect">
-                            <a:avLst/>
-                          </a:prstGeom>
-                          <a:noFill/>
-                          <a:ln w="9525">
-                            <a:noFill/>
-                            <a:headEnd/>
-                            <a:tailEnd/>
-                          </a:ln>
-                        </pic:spPr>
-                      </pic:pic>
-                    </a:graphicData>
-                  </a:graphic>
-                </wp:inline>
-              </w:drawing>
-            </w:r>
-          </w:p>
+          <w:bookmarkStart w:id="173" w:name="tbl-posthoc-rmsea"/>
           <w:p>
             <w:pPr>
               <w:jc w:val="center"/>
@@ -25340,10 +26381,644 @@
               <w:pStyle w:val="ImageCaption"/>
             </w:pPr>
             <w:r>
-              <w:t xml:space="preserve">Figure 20: Post hoc power analysis for RMSEA = 0.05.</w:t>
+              <w:t xml:space="preserve">Table 17: Analytical post hoc power parameters for RMSEA = 0.05</w:t>
             </w:r>
           </w:p>
-          <w:bookmarkEnd w:id="172"/>
+          <w:tbl>
+            <w:tblPr>
+              <w:tblStyle w:val="Table"/>
+              <w:tblW w:type="pct" w:w="4870"/>
+              <w:tblLayout w:type="fixed"/>
+              <w:tblLook w:firstRow="1" w:lastRow="0" w:firstColumn="0" w:lastColumn="0" w:noHBand="0" w:noVBand="0" w:val="0020"/>
+            </w:tblPr>
+            <w:tblGrid>
+              <w:gridCol w:w="4011"/>
+              <w:gridCol w:w="2571"/>
+              <w:gridCol w:w="1131"/>
+            </w:tblGrid>
+            <w:tr>
+              <w:trPr>
+                <w:tblHeader w:val="on"/>
+              </w:trPr>
+              <w:tc>
+                <w:tcPr/>
+                <w:p>
+                  <w:pPr>
+                    <w:pStyle w:val="Compact"/>
+                    <w:jc w:val="left"/>
+                    <w:jc w:val="center"/>
+                  </w:pPr>
+                  <w:r>
+                    <w:t xml:space="preserve">Metric</w:t>
+                  </w:r>
+                </w:p>
+              </w:tc>
+              <w:tc>
+                <w:tcPr/>
+                <w:p>
+                  <w:pPr>
+                    <w:pStyle w:val="Compact"/>
+                    <w:jc w:val="center"/>
+                    <w:jc w:val="center"/>
+                  </w:pPr>
+                  <w:r>
+                    <w:t xml:space="preserve">Symbol</w:t>
+                  </w:r>
+                </w:p>
+              </w:tc>
+              <w:tc>
+                <w:tcPr/>
+                <w:p>
+                  <w:pPr>
+                    <w:pStyle w:val="Compact"/>
+                    <w:jc w:val="right"/>
+                    <w:jc w:val="center"/>
+                  </w:pPr>
+                  <w:r>
+                    <w:t xml:space="preserve">Value</w:t>
+                  </w:r>
+                </w:p>
+              </w:tc>
+            </w:tr>
+            <w:tr>
+              <w:tc>
+                <w:tcPr/>
+                <w:p>
+                  <w:pPr>
+                    <w:pStyle w:val="Compact"/>
+                    <w:jc w:val="left"/>
+                    <w:jc w:val="center"/>
+                  </w:pPr>
+                  <w:r>
+                    <w:t xml:space="preserve">Population discrepancy</w:t>
+                  </w:r>
+                </w:p>
+              </w:tc>
+              <w:tc>
+                <w:tcPr/>
+                <w:p>
+                  <w:pPr>
+                    <w:pStyle w:val="Compact"/>
+                    <w:jc w:val="center"/>
+                    <w:jc w:val="center"/>
+                  </w:pPr>
+                  <m:oMath>
+                    <m:sSub>
+                      <m:e>
+                        <m:r>
+                          <m:t>F</m:t>
+                        </m:r>
+                      </m:e>
+                      <m:sub>
+                        <m:r>
+                          <m:t>0</m:t>
+                        </m:r>
+                      </m:sub>
+                    </m:sSub>
+                  </m:oMath>
+                </w:p>
+              </w:tc>
+              <w:tc>
+                <w:tcPr/>
+                <w:p>
+                  <w:pPr>
+                    <w:pStyle w:val="Compact"/>
+                    <w:jc w:val="right"/>
+                    <w:jc w:val="center"/>
+                  </w:pPr>
+                  <w:r>
+                    <w:t xml:space="preserve">0.613</w:t>
+                  </w:r>
+                </w:p>
+              </w:tc>
+            </w:tr>
+            <w:tr>
+              <w:tc>
+                <w:tcPr/>
+                <w:p>
+                  <w:pPr>
+                    <w:pStyle w:val="Compact"/>
+                    <w:jc w:val="left"/>
+                    <w:jc w:val="center"/>
+                  </w:pPr>
+                  <w:r>
+                    <w:t xml:space="preserve">Root mean square error of</w:t>
+                  </w:r>
+                  <w:r>
+                    <w:t xml:space="preserve"> </w:t>
+                  </w:r>
+                  <w:r>
+                    <w:t xml:space="preserve">approximation</w:t>
+                  </w:r>
+                </w:p>
+              </w:tc>
+              <w:tc>
+                <w:tcPr/>
+                <w:p>
+                  <w:pPr>
+                    <w:pStyle w:val="Compact"/>
+                    <w:jc w:val="center"/>
+                    <w:jc w:val="center"/>
+                  </w:pPr>
+                  <m:oMath>
+                    <m:r>
+                      <m:rPr>
+                        <m:nor/>
+                        <m:sty m:val="p"/>
+                      </m:rPr>
+                      <m:t>RMSEA</m:t>
+                    </m:r>
+                  </m:oMath>
+                </w:p>
+              </w:tc>
+              <w:tc>
+                <w:tcPr/>
+                <w:p>
+                  <w:pPr>
+                    <w:pStyle w:val="Compact"/>
+                    <w:jc w:val="right"/>
+                    <w:jc w:val="center"/>
+                  </w:pPr>
+                  <w:r>
+                    <w:t xml:space="preserve">0.050</w:t>
+                  </w:r>
+                </w:p>
+              </w:tc>
+            </w:tr>
+            <w:tr>
+              <w:tc>
+                <w:tcPr/>
+                <w:p>
+                  <w:pPr>
+                    <w:pStyle w:val="Compact"/>
+                    <w:jc w:val="left"/>
+                    <w:jc w:val="center"/>
+                  </w:pPr>
+                  <w:r>
+                    <w:t xml:space="preserve">McDonald centrality index</w:t>
+                  </w:r>
+                </w:p>
+              </w:tc>
+              <w:tc>
+                <w:tcPr/>
+                <w:p>
+                  <w:pPr>
+                    <w:pStyle w:val="Compact"/>
+                    <w:jc w:val="center"/>
+                    <w:jc w:val="center"/>
+                  </w:pPr>
+                  <m:oMath>
+                    <m:r>
+                      <m:t>M</m:t>
+                    </m:r>
+                    <m:r>
+                      <m:t>c</m:t>
+                    </m:r>
+                  </m:oMath>
+                </w:p>
+              </w:tc>
+              <w:tc>
+                <w:tcPr/>
+                <w:p>
+                  <w:pPr>
+                    <w:pStyle w:val="Compact"/>
+                    <w:jc w:val="right"/>
+                    <w:jc w:val="center"/>
+                  </w:pPr>
+                  <w:r>
+                    <w:t xml:space="preserve">0.736</w:t>
+                  </w:r>
+                </w:p>
+              </w:tc>
+            </w:tr>
+            <w:tr>
+              <w:tc>
+                <w:tcPr/>
+                <w:p>
+                  <w:pPr>
+                    <w:pStyle w:val="Compact"/>
+                    <w:jc w:val="left"/>
+                    <w:jc w:val="center"/>
+                  </w:pPr>
+                  <w:r>
+                    <w:t xml:space="preserve">Goodness-of-fit index</w:t>
+                  </w:r>
+                </w:p>
+              </w:tc>
+              <w:tc>
+                <w:tcPr/>
+                <w:p>
+                  <w:pPr>
+                    <w:pStyle w:val="Compact"/>
+                    <w:jc w:val="center"/>
+                    <w:jc w:val="center"/>
+                  </w:pPr>
+                  <m:oMath>
+                    <m:r>
+                      <m:rPr>
+                        <m:nor/>
+                        <m:sty m:val="p"/>
+                      </m:rPr>
+                      <m:t>GFI</m:t>
+                    </m:r>
+                  </m:oMath>
+                </w:p>
+              </w:tc>
+              <w:tc>
+                <w:tcPr/>
+                <w:p>
+                  <w:pPr>
+                    <w:pStyle w:val="Compact"/>
+                    <w:jc w:val="right"/>
+                    <w:jc w:val="center"/>
+                  </w:pPr>
+                  <w:r>
+                    <w:t xml:space="preserve">0.951</w:t>
+                  </w:r>
+                </w:p>
+              </w:tc>
+            </w:tr>
+            <w:tr>
+              <w:tc>
+                <w:tcPr/>
+                <w:p>
+                  <w:pPr>
+                    <w:pStyle w:val="Compact"/>
+                    <w:jc w:val="left"/>
+                    <w:jc w:val="center"/>
+                  </w:pPr>
+                  <w:r>
+                    <w:t xml:space="preserve">Adjusted goodness-of-fit index</w:t>
+                  </w:r>
+                </w:p>
+              </w:tc>
+              <w:tc>
+                <w:tcPr/>
+                <w:p>
+                  <w:pPr>
+                    <w:pStyle w:val="Compact"/>
+                    <w:jc w:val="center"/>
+                    <w:jc w:val="center"/>
+                  </w:pPr>
+                  <m:oMath>
+                    <m:r>
+                      <m:rPr>
+                        <m:nor/>
+                        <m:sty m:val="p"/>
+                      </m:rPr>
+                      <m:t>AGFI</m:t>
+                    </m:r>
+                  </m:oMath>
+                </w:p>
+              </w:tc>
+              <w:tc>
+                <w:tcPr/>
+                <w:p>
+                  <w:pPr>
+                    <w:pStyle w:val="Compact"/>
+                    <w:jc w:val="right"/>
+                    <w:jc w:val="center"/>
+                  </w:pPr>
+                  <w:r>
+                    <w:t xml:space="preserve">0.941</w:t>
+                  </w:r>
+                </w:p>
+              </w:tc>
+            </w:tr>
+            <w:tr>
+              <w:tc>
+                <w:tcPr/>
+                <w:p>
+                  <w:pPr>
+                    <w:pStyle w:val="Compact"/>
+                    <w:jc w:val="left"/>
+                    <w:jc w:val="center"/>
+                  </w:pPr>
+                  <w:r>
+                    <w:t xml:space="preserve">Degrees of freedom</w:t>
+                  </w:r>
+                </w:p>
+              </w:tc>
+              <w:tc>
+                <w:tcPr/>
+                <w:p>
+                  <w:pPr>
+                    <w:pStyle w:val="Compact"/>
+                    <w:jc w:val="center"/>
+                    <w:jc w:val="center"/>
+                  </w:pPr>
+                  <m:oMath>
+                    <m:r>
+                      <m:t>d</m:t>
+                    </m:r>
+                    <m:r>
+                      <m:t>f</m:t>
+                    </m:r>
+                  </m:oMath>
+                </w:p>
+              </w:tc>
+              <w:tc>
+                <w:tcPr/>
+                <w:p>
+                  <w:pPr>
+                    <w:pStyle w:val="Compact"/>
+                    <w:jc w:val="right"/>
+                    <w:jc w:val="center"/>
+                  </w:pPr>
+                  <w:r>
+                    <w:t xml:space="preserve">245</w:t>
+                  </w:r>
+                </w:p>
+              </w:tc>
+            </w:tr>
+            <w:tr>
+              <w:tc>
+                <w:tcPr/>
+                <w:p>
+                  <w:pPr>
+                    <w:pStyle w:val="Compact"/>
+                    <w:jc w:val="left"/>
+                    <w:jc w:val="center"/>
+                  </w:pPr>
+                  <w:r>
+                    <w:t xml:space="preserve">Observed sample size</w:t>
+                  </w:r>
+                </w:p>
+              </w:tc>
+              <w:tc>
+                <w:tcPr/>
+                <w:p>
+                  <w:pPr>
+                    <w:pStyle w:val="Compact"/>
+                    <w:jc w:val="center"/>
+                    <w:jc w:val="center"/>
+                  </w:pPr>
+                  <m:oMath>
+                    <m:r>
+                      <m:t>N</m:t>
+                    </m:r>
+                  </m:oMath>
+                </w:p>
+              </w:tc>
+              <w:tc>
+                <w:tcPr/>
+                <w:p>
+                  <w:pPr>
+                    <w:pStyle w:val="Compact"/>
+                    <w:jc w:val="right"/>
+                    <w:jc w:val="center"/>
+                  </w:pPr>
+                  <w:r>
+                    <w:t xml:space="preserve">1047</w:t>
+                  </w:r>
+                </w:p>
+              </w:tc>
+            </w:tr>
+            <w:tr>
+              <w:tc>
+                <w:tcPr/>
+                <w:p>
+                  <w:pPr>
+                    <w:pStyle w:val="Compact"/>
+                    <w:jc w:val="left"/>
+                    <w:jc w:val="center"/>
+                  </w:pPr>
+                  <w:r>
+                    <w:t xml:space="preserve">Critical chi-square</w:t>
+                  </w:r>
+                </w:p>
+              </w:tc>
+              <w:tc>
+                <w:tcPr/>
+                <w:p>
+                  <w:pPr>
+                    <w:pStyle w:val="Compact"/>
+                    <w:jc w:val="center"/>
+                    <w:jc w:val="center"/>
+                  </w:pPr>
+                  <m:oMath>
+                    <m:sSubSup>
+                      <m:e>
+                        <m:r>
+                          <m:t>χ</m:t>
+                        </m:r>
+                      </m:e>
+                      <m:sub>
+                        <m:r>
+                          <m:rPr>
+                            <m:nor/>
+                            <m:sty m:val="p"/>
+                          </m:rPr>
+                          <m:t>crit</m:t>
+                        </m:r>
+                      </m:sub>
+                      <m:sup>
+                        <m:r>
+                          <m:t>2</m:t>
+                        </m:r>
+                      </m:sup>
+                    </m:sSubSup>
+                  </m:oMath>
+                </w:p>
+              </w:tc>
+              <w:tc>
+                <w:tcPr/>
+                <w:p>
+                  <w:pPr>
+                    <w:pStyle w:val="Compact"/>
+                    <w:jc w:val="right"/>
+                    <w:jc w:val="center"/>
+                  </w:pPr>
+                  <w:r>
+                    <w:t xml:space="preserve">282.511</w:t>
+                  </w:r>
+                </w:p>
+              </w:tc>
+            </w:tr>
+            <w:tr>
+              <w:tc>
+                <w:tcPr/>
+                <w:p>
+                  <w:pPr>
+                    <w:pStyle w:val="Compact"/>
+                    <w:jc w:val="left"/>
+                    <w:jc w:val="center"/>
+                  </w:pPr>
+                  <w:r>
+                    <w:t xml:space="preserve">Noncentrality parameter</w:t>
+                  </w:r>
+                </w:p>
+              </w:tc>
+              <w:tc>
+                <w:tcPr/>
+                <w:p>
+                  <w:pPr>
+                    <w:pStyle w:val="Compact"/>
+                    <w:jc w:val="center"/>
+                    <w:jc w:val="center"/>
+                  </w:pPr>
+                  <m:oMath>
+                    <m:r>
+                      <m:t>λ</m:t>
+                    </m:r>
+                  </m:oMath>
+                </w:p>
+              </w:tc>
+              <w:tc>
+                <w:tcPr/>
+                <w:p>
+                  <w:pPr>
+                    <w:pStyle w:val="Compact"/>
+                    <w:jc w:val="right"/>
+                    <w:jc w:val="center"/>
+                  </w:pPr>
+                  <w:r>
+                    <w:t xml:space="preserve">640.675</w:t>
+                  </w:r>
+                </w:p>
+              </w:tc>
+            </w:tr>
+            <w:tr>
+              <w:tc>
+                <w:tcPr/>
+                <w:p>
+                  <w:pPr>
+                    <w:pStyle w:val="Compact"/>
+                    <w:jc w:val="left"/>
+                    <w:jc w:val="center"/>
+                  </w:pPr>
+                  <w:r>
+                    <w:t xml:space="preserve">Significance level (alpha)</w:t>
+                  </w:r>
+                </w:p>
+              </w:tc>
+              <w:tc>
+                <w:tcPr/>
+                <w:p>
+                  <w:pPr>
+                    <w:pStyle w:val="Compact"/>
+                    <w:jc w:val="center"/>
+                    <w:jc w:val="center"/>
+                  </w:pPr>
+                  <m:oMath>
+                    <m:r>
+                      <m:t>α</m:t>
+                    </m:r>
+                  </m:oMath>
+                </w:p>
+              </w:tc>
+              <w:tc>
+                <w:tcPr/>
+                <w:p>
+                  <w:pPr>
+                    <w:pStyle w:val="Compact"/>
+                    <w:jc w:val="right"/>
+                    <w:jc w:val="center"/>
+                  </w:pPr>
+                  <w:r>
+                    <w:t xml:space="preserve">0.050</w:t>
+                  </w:r>
+                </w:p>
+              </w:tc>
+            </w:tr>
+            <w:tr>
+              <w:tc>
+                <w:tcPr/>
+                <w:p>
+                  <w:pPr>
+                    <w:pStyle w:val="Compact"/>
+                    <w:jc w:val="left"/>
+                    <w:jc w:val="center"/>
+                  </w:pPr>
+                  <w:r>
+                    <w:t xml:space="preserve">Type II error rate (beta)</w:t>
+                  </w:r>
+                </w:p>
+              </w:tc>
+              <w:tc>
+                <w:tcPr/>
+                <w:p>
+                  <w:pPr>
+                    <w:pStyle w:val="Compact"/>
+                    <w:jc w:val="center"/>
+                    <w:jc w:val="center"/>
+                  </w:pPr>
+                  <m:oMath>
+                    <m:r>
+                      <m:t>β</m:t>
+                    </m:r>
+                  </m:oMath>
+                </w:p>
+              </w:tc>
+              <w:tc>
+                <w:tcPr/>
+                <w:p>
+                  <w:pPr>
+                    <w:pStyle w:val="Compact"/>
+                    <w:jc w:val="right"/>
+                    <w:jc w:val="center"/>
+                  </w:pPr>
+                  <w:r>
+                    <w:t xml:space="preserve">3.07e-47</w:t>
+                  </w:r>
+                </w:p>
+              </w:tc>
+            </w:tr>
+            <w:tr>
+              <w:tc>
+                <w:tcPr/>
+                <w:p>
+                  <w:pPr>
+                    <w:pStyle w:val="Compact"/>
+                    <w:jc w:val="left"/>
+                    <w:jc w:val="center"/>
+                  </w:pPr>
+                  <w:r>
+                    <w:t xml:space="preserve">Statistical power</w:t>
+                  </w:r>
+                </w:p>
+              </w:tc>
+              <w:tc>
+                <w:tcPr/>
+                <w:p>
+                  <w:pPr>
+                    <w:pStyle w:val="Compact"/>
+                    <w:jc w:val="center"/>
+                    <w:jc w:val="center"/>
+                  </w:pPr>
+                  <m:oMath>
+                    <m:r>
+                      <m:t>1</m:t>
+                    </m:r>
+                    <m:r>
+                      <m:rPr>
+                        <m:sty m:val="p"/>
+                      </m:rPr>
+                      <m:t>−</m:t>
+                    </m:r>
+                    <m:r>
+                      <m:t>β</m:t>
+                    </m:r>
+                  </m:oMath>
+                </w:p>
+              </w:tc>
+              <w:tc>
+                <w:tcPr/>
+                <w:p>
+                  <w:pPr>
+                    <w:pStyle w:val="Compact"/>
+                    <w:jc w:val="right"/>
+                    <w:jc w:val="center"/>
+                  </w:pPr>
+                  <w:r>
+                    <w:t xml:space="preserve">&gt; 0.9999</w:t>
+                  </w:r>
+                </w:p>
+              </w:tc>
+            </w:tr>
+          </w:tbl>
+          <w:bookmarkEnd w:id="173"/>
+          <w:p/>
         </w:tc>
       </w:tr>
     </w:tbl>
@@ -25363,7 +27038,7 @@
         </w:rPr>
         <w:t xml:space="preserve"> </w:t>
       </w:r>
-      <w:hyperlink r:id="rId173">
+      <w:hyperlink r:id="rId174">
         <w:r>
           <w:rPr>
             <w:rStyle w:val="Hyperlink"/>
@@ -25378,7 +27053,24 @@
         <w:pStyle w:val="BodyText"/>
       </w:pPr>
       <w:r>
-        <w:t xml:space="preserve">With</w:t>
+        <w:t xml:space="preserve">The post hoc power parameters in</w:t>
+      </w:r>
+      <w:r>
+        <w:t xml:space="preserve"> </w:t>
+      </w:r>
+      <w:hyperlink w:anchor="tbl-posthoc-rmsea">
+        <w:r>
+          <w:rPr>
+            <w:rStyle w:val="Hyperlink"/>
+          </w:rPr>
+          <w:t xml:space="preserve">Table 17</w:t>
+        </w:r>
+      </w:hyperlink>
+      <w:r>
+        <w:t xml:space="preserve"> </w:t>
+      </w:r>
+      <w:r>
+        <w:t xml:space="preserve">demonstrate that with</w:t>
       </w:r>
       <w:r>
         <w:t xml:space="preserve"> </w:t>
@@ -25518,7 +27210,27 @@
         <w:t xml:space="preserve"> </w:t>
       </w:r>
       <w:r>
-        <w:t xml:space="preserve">was effectively 1. The noncentral</w:t>
+        <w:t xml:space="preserve">was effectively 1. As illustrated in</w:t>
+      </w:r>
+      <w:r>
+        <w:t xml:space="preserve"> </w:t>
+      </w:r>
+      <w:hyperlink w:anchor="fig-posthoc-rmsea">
+        <w:r>
+          <w:rPr>
+            <w:rStyle w:val="Hyperlink"/>
+          </w:rPr>
+          <w:t xml:space="preserve">Figure 20</w:t>
+        </w:r>
+      </w:hyperlink>
+      <w:r>
+        <w:t xml:space="preserve">,</w:t>
+      </w:r>
+      <w:r>
+        <w:t xml:space="preserve"> </w:t>
+      </w:r>
+      <w:r>
+        <w:t xml:space="preserve">the noncentral</w:t>
       </w:r>
       <w:r>
         <w:t xml:space="preserve"> </w:t>
@@ -25541,7 +27253,7 @@
         <w:t xml:space="preserve"> </w:t>
       </w:r>
       <w:r>
-        <w:t xml:space="preserve">curve lies far to the right of the critical value in the figure, and</w:t>
+        <w:t xml:space="preserve">curve lies far to the right of the critical value, and</w:t>
       </w:r>
       <w:r>
         <w:t xml:space="preserve"> </w:t>
@@ -25571,248 +27283,6 @@
       </w:r>
       <w:r>
         <w:t xml:space="preserve">.</w:t>
-      </w:r>
-    </w:p>
-    <w:bookmarkEnd w:id="174"/>
-    <w:bookmarkStart w:id="180" w:name="model-based-specification-global-fit"/>
-    <w:p>
-      <w:pPr>
-        <w:pStyle w:val="Heading4"/>
-      </w:pPr>
-      <w:r>
-        <w:t xml:space="preserve">6.2.2 Model-based specification: global fit</w:t>
-      </w:r>
-    </w:p>
-    <w:p>
-      <w:pPr>
-        <w:pStyle w:val="FirstParagraph"/>
-      </w:pPr>
-      <w:r>
-        <w:t xml:space="preserve">The second specification derives the effect from the discrepancy</w:t>
-      </w:r>
-      <w:r>
-        <w:t xml:space="preserve"> </w:t>
-      </w:r>
-      <w:r>
-        <w:t xml:space="preserve">between</w:t>
-      </w:r>
-      <w:r>
-        <w:t xml:space="preserve"> </w:t>
-      </w:r>
-      <w:r>
-        <w:rPr>
-          <w:rStyle w:val="VerbatimChar"/>
-        </w:rPr>
-        <w:t xml:space="preserve">h1model</w:t>
-      </w:r>
-      <w:r>
-        <w:t xml:space="preserve"> </w:t>
-      </w:r>
-      <w:r>
-        <w:t xml:space="preserve">(incorporating the cross-loadings) and the fitted analysis model, evaluating the null</w:t>
-      </w:r>
-      <w:r>
-        <w:t xml:space="preserve"> </w:t>
-      </w:r>
-      <w:r>
-        <w:t xml:space="preserve">model against the saturated model. This tests global fit rather than</w:t>
-      </w:r>
-      <w:r>
-        <w:t xml:space="preserve"> </w:t>
-      </w:r>
-      <w:r>
-        <w:t xml:space="preserve">an isolated restriction, so it is sensitive to any source of</w:t>
-      </w:r>
-      <w:r>
-        <w:t xml:space="preserve"> </w:t>
-      </w:r>
-      <w:r>
-        <w:t xml:space="preserve">misspecification in the analysis model, not only the cross-loadings</w:t>
-      </w:r>
-      <w:r>
-        <w:t xml:space="preserve"> </w:t>
-      </w:r>
-      <w:r>
-        <w:t xml:space="preserve">(Moshagen &amp; Bader, 2024; Wang, 2023)</w:t>
-      </w:r>
-      <w:r>
-        <w:t xml:space="preserve">.</w:t>
-      </w:r>
-    </w:p>
-    <w:p>
-      <w:pPr>
-        <w:pStyle w:val="SourceCode"/>
-      </w:pPr>
-      <w:r>
-        <w:br/>
-      </w:r>
-      <w:r>
-        <w:rPr>
-          <w:rStyle w:val="VerbatimChar"/>
-        </w:rPr>
-        <w:t xml:space="preserve"> semPower: Post hoc power analysis</w:t>
-      </w:r>
-      <w:r>
-        <w:br/>
-      </w:r>
-      <w:r>
-        <w:rPr>
-          <w:rStyle w:val="VerbatimChar"/>
-        </w:rPr>
-        <w:t xml:space="preserve">                                      </w:t>
-      </w:r>
-      <w:r>
-        <w:br/>
-      </w:r>
-      <w:r>
-        <w:rPr>
-          <w:rStyle w:val="VerbatimChar"/>
-        </w:rPr>
-        <w:t xml:space="preserve"> F0                       0.578978    </w:t>
-      </w:r>
-      <w:r>
-        <w:br/>
-      </w:r>
-      <w:r>
-        <w:rPr>
-          <w:rStyle w:val="VerbatimChar"/>
-        </w:rPr>
-        <w:t xml:space="preserve"> RMSEA                    0.048612    </w:t>
-      </w:r>
-      <w:r>
-        <w:br/>
-      </w:r>
-      <w:r>
-        <w:rPr>
-          <w:rStyle w:val="VerbatimChar"/>
-        </w:rPr>
-        <w:t xml:space="preserve"> SRMR                     0.066543    </w:t>
-      </w:r>
-      <w:r>
-        <w:br/>
-      </w:r>
-      <w:r>
-        <w:rPr>
-          <w:rStyle w:val="VerbatimChar"/>
-        </w:rPr>
-        <w:t xml:space="preserve"> Mc                       0.748646    </w:t>
-      </w:r>
-      <w:r>
-        <w:br/>
-      </w:r>
-      <w:r>
-        <w:rPr>
-          <w:rStyle w:val="VerbatimChar"/>
-        </w:rPr>
-        <w:t xml:space="preserve"> GFI                      0.953973    </w:t>
-      </w:r>
-      <w:r>
-        <w:br/>
-      </w:r>
-      <w:r>
-        <w:rPr>
-          <w:rStyle w:val="VerbatimChar"/>
-        </w:rPr>
-        <w:t xml:space="preserve"> AGFI                     0.943640    </w:t>
-      </w:r>
-      <w:r>
-        <w:br/>
-      </w:r>
-      <w:r>
-        <w:rPr>
-          <w:rStyle w:val="VerbatimChar"/>
-        </w:rPr>
-        <w:t xml:space="preserve"> CFI                      0.959955    </w:t>
-      </w:r>
-      <w:r>
-        <w:br/>
-      </w:r>
-      <w:r>
-        <w:rPr>
-          <w:rStyle w:val="VerbatimChar"/>
-        </w:rPr>
-        <w:t xml:space="preserve">                                      </w:t>
-      </w:r>
-      <w:r>
-        <w:br/>
-      </w:r>
-      <w:r>
-        <w:rPr>
-          <w:rStyle w:val="VerbatimChar"/>
-        </w:rPr>
-        <w:t xml:space="preserve"> df                       245         </w:t>
-      </w:r>
-      <w:r>
-        <w:br/>
-      </w:r>
-      <w:r>
-        <w:rPr>
-          <w:rStyle w:val="VerbatimChar"/>
-        </w:rPr>
-        <w:t xml:space="preserve"> Num Observations         1047        </w:t>
-      </w:r>
-      <w:r>
-        <w:br/>
-      </w:r>
-      <w:r>
-        <w:rPr>
-          <w:rStyle w:val="VerbatimChar"/>
-        </w:rPr>
-        <w:t xml:space="preserve"> NCP                      605.6108    </w:t>
-      </w:r>
-      <w:r>
-        <w:br/>
-      </w:r>
-      <w:r>
-        <w:rPr>
-          <w:rStyle w:val="VerbatimChar"/>
-        </w:rPr>
-        <w:t xml:space="preserve">                                      </w:t>
-      </w:r>
-      <w:r>
-        <w:br/>
-      </w:r>
-      <w:r>
-        <w:rPr>
-          <w:rStyle w:val="VerbatimChar"/>
-        </w:rPr>
-        <w:t xml:space="preserve"> Critical Chi-Square      282.5114    </w:t>
-      </w:r>
-      <w:r>
-        <w:br/>
-      </w:r>
-      <w:r>
-        <w:rPr>
-          <w:rStyle w:val="VerbatimChar"/>
-        </w:rPr>
-        <w:t xml:space="preserve"> Alpha                    0.050000    </w:t>
-      </w:r>
-      <w:r>
-        <w:br/>
-      </w:r>
-      <w:r>
-        <w:rPr>
-          <w:rStyle w:val="VerbatimChar"/>
-        </w:rPr>
-        <w:t xml:space="preserve"> Beta                     1.868864e-43</w:t>
-      </w:r>
-      <w:r>
-        <w:br/>
-      </w:r>
-      <w:r>
-        <w:rPr>
-          <w:rStyle w:val="VerbatimChar"/>
-        </w:rPr>
-        <w:t xml:space="preserve"> Power (1 - Beta)         &gt; 0.9999    </w:t>
-      </w:r>
-      <w:r>
-        <w:br/>
-      </w:r>
-      <w:r>
-        <w:rPr>
-          <w:rStyle w:val="VerbatimChar"/>
-        </w:rPr>
-        <w:t xml:space="preserve"> Implied Alpha/Beta Ratio 2.675422e+41</w:t>
       </w:r>
     </w:p>
     <w:tbl>
@@ -25828,7 +27298,7 @@
       <w:tr>
         <w:tc>
           <w:tcPr/>
-          <w:bookmarkStart w:id="178" w:name="fig-posthoc-realmodel"/>
+          <w:bookmarkStart w:id="178" w:name="fig-posthoc-rmsea"/>
           <w:p>
             <w:pPr>
               <w:pStyle w:val="Compact"/>
@@ -25844,7 +27314,7 @@
                     <a:graphicData uri="http://schemas.openxmlformats.org/drawingml/2006/picture">
                       <pic:pic>
                         <pic:nvPicPr>
-                          <pic:cNvPr descr="index_files/figure-docx/Scripts-AnalysisScripts-06_posthoc-fig-posthoc-realmodel-output-2.png" id="177" name="Picture"/>
+                          <pic:cNvPr descr="index_files/figure-docx/Scripts-AnalysisScripts-06_posthoc-fig-posthoc-rmsea-output-1.png" id="177" name="Picture"/>
                           <pic:cNvPicPr>
                             <a:picLocks noChangeArrowheads="1" noChangeAspect="1"/>
                           </pic:cNvPicPr>
@@ -25887,7 +27357,7 @@
               <w:pStyle w:val="ImageCaption"/>
             </w:pPr>
             <w:r>
-              <w:t xml:space="preserve">Figure 21: Post hoc power analysis for the real model.</w:t>
+              <w:t xml:space="preserve">Figure 20: Post hoc power analysis for RMSEA = 0.05.</w:t>
             </w:r>
           </w:p>
           <w:bookmarkEnd w:id="178"/>
@@ -25911,6 +27381,857 @@
         <w:t xml:space="preserve"> </w:t>
       </w:r>
       <w:hyperlink r:id="rId179">
+        <w:r>
+          <w:rPr>
+            <w:rStyle w:val="Hyperlink"/>
+            <w:vertAlign w:val="subscript"/>
+          </w:rPr>
+          <w:t xml:space="preserve">Post Hoc Power Analysis</w:t>
+        </w:r>
+      </w:hyperlink>
+    </w:p>
+    <w:bookmarkEnd w:id="180"/>
+    <w:bookmarkStart w:id="188" w:name="model-based-specification-global-fit"/>
+    <w:p>
+      <w:pPr>
+        <w:pStyle w:val="Heading4"/>
+      </w:pPr>
+      <w:r>
+        <w:t xml:space="preserve">6.2.2 Model-based specification: global fit</w:t>
+      </w:r>
+    </w:p>
+    <w:p>
+      <w:pPr>
+        <w:pStyle w:val="FirstParagraph"/>
+      </w:pPr>
+      <w:r>
+        <w:t xml:space="preserve">The second specification derives the effect from the discrepancy</w:t>
+      </w:r>
+      <w:r>
+        <w:t xml:space="preserve"> </w:t>
+      </w:r>
+      <w:r>
+        <w:t xml:space="preserve">between</w:t>
+      </w:r>
+      <w:r>
+        <w:t xml:space="preserve"> </w:t>
+      </w:r>
+      <w:r>
+        <w:rPr>
+          <w:rStyle w:val="VerbatimChar"/>
+        </w:rPr>
+        <w:t xml:space="preserve">h1model</w:t>
+      </w:r>
+      <w:r>
+        <w:t xml:space="preserve"> </w:t>
+      </w:r>
+      <w:r>
+        <w:t xml:space="preserve">(incorporating the cross-loadings) and the fitted analysis model, evaluating the null</w:t>
+      </w:r>
+      <w:r>
+        <w:t xml:space="preserve"> </w:t>
+      </w:r>
+      <w:r>
+        <w:t xml:space="preserve">model against the saturated model. This tests global fit rather than</w:t>
+      </w:r>
+      <w:r>
+        <w:t xml:space="preserve"> </w:t>
+      </w:r>
+      <w:r>
+        <w:t xml:space="preserve">an isolated restriction, so it is sensitive to any source of</w:t>
+      </w:r>
+      <w:r>
+        <w:t xml:space="preserve"> </w:t>
+      </w:r>
+      <w:r>
+        <w:t xml:space="preserve">misspecification in the analysis model, not only the cross-loadings</w:t>
+      </w:r>
+      <w:r>
+        <w:t xml:space="preserve"> </w:t>
+      </w:r>
+      <w:r>
+        <w:t xml:space="preserve">(Moshagen &amp; Bader, 2024; Wang, 2023)</w:t>
+      </w:r>
+      <w:r>
+        <w:t xml:space="preserve">.</w:t>
+      </w:r>
+    </w:p>
+    <w:tbl>
+      <w:tblPr>
+        <w:tblStyle w:val="Table"/>
+        <w:tblW w:type="pct" w:w="5000"/>
+        <w:tblLayout w:type="fixed"/>
+        <w:tblLook w:firstRow="0" w:lastRow="0" w:firstColumn="0" w:lastColumn="0" w:noHBand="0" w:noVBand="0" w:val="0000"/>
+      </w:tblPr>
+      <w:tblGrid>
+        <w:gridCol w:w="7920"/>
+      </w:tblGrid>
+      <w:tr>
+        <w:tc>
+          <w:tcPr/>
+          <w:bookmarkStart w:id="181" w:name="tbl-posthoc-realmodel"/>
+          <w:p>
+            <w:pPr>
+              <w:jc w:val="center"/>
+            </w:pPr>
+            <w:pPr>
+              <w:jc w:val="left"/>
+              <w:spacing w:before="200"/>
+              <w:pStyle w:val="ImageCaption"/>
+            </w:pPr>
+            <w:r>
+              <w:t xml:space="preserve">Table 18: Analytical post hoc power parameters for empirical fitted model</w:t>
+            </w:r>
+          </w:p>
+          <w:tbl>
+            <w:tblPr>
+              <w:tblStyle w:val="Table"/>
+              <w:tblW w:type="pct" w:w="4870"/>
+              <w:tblLayout w:type="fixed"/>
+              <w:tblLook w:firstRow="1" w:lastRow="0" w:firstColumn="0" w:lastColumn="0" w:noHBand="0" w:noVBand="0" w:val="0020"/>
+            </w:tblPr>
+            <w:tblGrid>
+              <w:gridCol w:w="4011"/>
+              <w:gridCol w:w="2571"/>
+              <w:gridCol w:w="1131"/>
+            </w:tblGrid>
+            <w:tr>
+              <w:trPr>
+                <w:tblHeader w:val="on"/>
+              </w:trPr>
+              <w:tc>
+                <w:tcPr/>
+                <w:p>
+                  <w:pPr>
+                    <w:pStyle w:val="Compact"/>
+                    <w:jc w:val="left"/>
+                    <w:jc w:val="center"/>
+                  </w:pPr>
+                  <w:r>
+                    <w:t xml:space="preserve">Metric</w:t>
+                  </w:r>
+                </w:p>
+              </w:tc>
+              <w:tc>
+                <w:tcPr/>
+                <w:p>
+                  <w:pPr>
+                    <w:pStyle w:val="Compact"/>
+                    <w:jc w:val="center"/>
+                    <w:jc w:val="center"/>
+                  </w:pPr>
+                  <w:r>
+                    <w:t xml:space="preserve">Symbol</w:t>
+                  </w:r>
+                </w:p>
+              </w:tc>
+              <w:tc>
+                <w:tcPr/>
+                <w:p>
+                  <w:pPr>
+                    <w:pStyle w:val="Compact"/>
+                    <w:jc w:val="right"/>
+                    <w:jc w:val="center"/>
+                  </w:pPr>
+                  <w:r>
+                    <w:t xml:space="preserve">Value</w:t>
+                  </w:r>
+                </w:p>
+              </w:tc>
+            </w:tr>
+            <w:tr>
+              <w:tc>
+                <w:tcPr/>
+                <w:p>
+                  <w:pPr>
+                    <w:pStyle w:val="Compact"/>
+                    <w:jc w:val="left"/>
+                    <w:jc w:val="center"/>
+                  </w:pPr>
+                  <w:r>
+                    <w:t xml:space="preserve">Population discrepancy</w:t>
+                  </w:r>
+                </w:p>
+              </w:tc>
+              <w:tc>
+                <w:tcPr/>
+                <w:p>
+                  <w:pPr>
+                    <w:pStyle w:val="Compact"/>
+                    <w:jc w:val="center"/>
+                    <w:jc w:val="center"/>
+                  </w:pPr>
+                  <m:oMath>
+                    <m:sSub>
+                      <m:e>
+                        <m:r>
+                          <m:t>F</m:t>
+                        </m:r>
+                      </m:e>
+                      <m:sub>
+                        <m:r>
+                          <m:t>0</m:t>
+                        </m:r>
+                      </m:sub>
+                    </m:sSub>
+                  </m:oMath>
+                </w:p>
+              </w:tc>
+              <w:tc>
+                <w:tcPr/>
+                <w:p>
+                  <w:pPr>
+                    <w:pStyle w:val="Compact"/>
+                    <w:jc w:val="right"/>
+                    <w:jc w:val="center"/>
+                  </w:pPr>
+                  <w:r>
+                    <w:t xml:space="preserve">0.579</w:t>
+                  </w:r>
+                </w:p>
+              </w:tc>
+            </w:tr>
+            <w:tr>
+              <w:tc>
+                <w:tcPr/>
+                <w:p>
+                  <w:pPr>
+                    <w:pStyle w:val="Compact"/>
+                    <w:jc w:val="left"/>
+                    <w:jc w:val="center"/>
+                  </w:pPr>
+                  <w:r>
+                    <w:t xml:space="preserve">Root mean square error of</w:t>
+                  </w:r>
+                  <w:r>
+                    <w:t xml:space="preserve"> </w:t>
+                  </w:r>
+                  <w:r>
+                    <w:t xml:space="preserve">approximation</w:t>
+                  </w:r>
+                </w:p>
+              </w:tc>
+              <w:tc>
+                <w:tcPr/>
+                <w:p>
+                  <w:pPr>
+                    <w:pStyle w:val="Compact"/>
+                    <w:jc w:val="center"/>
+                    <w:jc w:val="center"/>
+                  </w:pPr>
+                  <m:oMath>
+                    <m:r>
+                      <m:rPr>
+                        <m:nor/>
+                        <m:sty m:val="p"/>
+                      </m:rPr>
+                      <m:t>RMSEA</m:t>
+                    </m:r>
+                  </m:oMath>
+                </w:p>
+              </w:tc>
+              <w:tc>
+                <w:tcPr/>
+                <w:p>
+                  <w:pPr>
+                    <w:pStyle w:val="Compact"/>
+                    <w:jc w:val="right"/>
+                    <w:jc w:val="center"/>
+                  </w:pPr>
+                  <w:r>
+                    <w:t xml:space="preserve">0.049</w:t>
+                  </w:r>
+                </w:p>
+              </w:tc>
+            </w:tr>
+            <w:tr>
+              <w:tc>
+                <w:tcPr/>
+                <w:p>
+                  <w:pPr>
+                    <w:pStyle w:val="Compact"/>
+                    <w:jc w:val="left"/>
+                    <w:jc w:val="center"/>
+                  </w:pPr>
+                  <w:r>
+                    <w:t xml:space="preserve">McDonald centrality index</w:t>
+                  </w:r>
+                </w:p>
+              </w:tc>
+              <w:tc>
+                <w:tcPr/>
+                <w:p>
+                  <w:pPr>
+                    <w:pStyle w:val="Compact"/>
+                    <w:jc w:val="center"/>
+                    <w:jc w:val="center"/>
+                  </w:pPr>
+                  <m:oMath>
+                    <m:r>
+                      <m:t>M</m:t>
+                    </m:r>
+                    <m:r>
+                      <m:t>c</m:t>
+                    </m:r>
+                  </m:oMath>
+                </w:p>
+              </w:tc>
+              <w:tc>
+                <w:tcPr/>
+                <w:p>
+                  <w:pPr>
+                    <w:pStyle w:val="Compact"/>
+                    <w:jc w:val="right"/>
+                    <w:jc w:val="center"/>
+                  </w:pPr>
+                  <w:r>
+                    <w:t xml:space="preserve">0.749</w:t>
+                  </w:r>
+                </w:p>
+              </w:tc>
+            </w:tr>
+            <w:tr>
+              <w:tc>
+                <w:tcPr/>
+                <w:p>
+                  <w:pPr>
+                    <w:pStyle w:val="Compact"/>
+                    <w:jc w:val="left"/>
+                    <w:jc w:val="center"/>
+                  </w:pPr>
+                  <w:r>
+                    <w:t xml:space="preserve">Goodness-of-fit index</w:t>
+                  </w:r>
+                </w:p>
+              </w:tc>
+              <w:tc>
+                <w:tcPr/>
+                <w:p>
+                  <w:pPr>
+                    <w:pStyle w:val="Compact"/>
+                    <w:jc w:val="center"/>
+                    <w:jc w:val="center"/>
+                  </w:pPr>
+                  <m:oMath>
+                    <m:r>
+                      <m:rPr>
+                        <m:nor/>
+                        <m:sty m:val="p"/>
+                      </m:rPr>
+                      <m:t>GFI</m:t>
+                    </m:r>
+                  </m:oMath>
+                </w:p>
+              </w:tc>
+              <w:tc>
+                <w:tcPr/>
+                <w:p>
+                  <w:pPr>
+                    <w:pStyle w:val="Compact"/>
+                    <w:jc w:val="right"/>
+                    <w:jc w:val="center"/>
+                  </w:pPr>
+                  <w:r>
+                    <w:t xml:space="preserve">0.954</w:t>
+                  </w:r>
+                </w:p>
+              </w:tc>
+            </w:tr>
+            <w:tr>
+              <w:tc>
+                <w:tcPr/>
+                <w:p>
+                  <w:pPr>
+                    <w:pStyle w:val="Compact"/>
+                    <w:jc w:val="left"/>
+                    <w:jc w:val="center"/>
+                  </w:pPr>
+                  <w:r>
+                    <w:t xml:space="preserve">Adjusted goodness-of-fit index</w:t>
+                  </w:r>
+                </w:p>
+              </w:tc>
+              <w:tc>
+                <w:tcPr/>
+                <w:p>
+                  <w:pPr>
+                    <w:pStyle w:val="Compact"/>
+                    <w:jc w:val="center"/>
+                    <w:jc w:val="center"/>
+                  </w:pPr>
+                  <m:oMath>
+                    <m:r>
+                      <m:rPr>
+                        <m:nor/>
+                        <m:sty m:val="p"/>
+                      </m:rPr>
+                      <m:t>AGFI</m:t>
+                    </m:r>
+                  </m:oMath>
+                </w:p>
+              </w:tc>
+              <w:tc>
+                <w:tcPr/>
+                <w:p>
+                  <w:pPr>
+                    <w:pStyle w:val="Compact"/>
+                    <w:jc w:val="right"/>
+                    <w:jc w:val="center"/>
+                  </w:pPr>
+                  <w:r>
+                    <w:t xml:space="preserve">0.944</w:t>
+                  </w:r>
+                </w:p>
+              </w:tc>
+            </w:tr>
+            <w:tr>
+              <w:tc>
+                <w:tcPr/>
+                <w:p>
+                  <w:pPr>
+                    <w:pStyle w:val="Compact"/>
+                    <w:jc w:val="left"/>
+                    <w:jc w:val="center"/>
+                  </w:pPr>
+                  <w:r>
+                    <w:t xml:space="preserve">Standardized root mean square residual</w:t>
+                  </w:r>
+                </w:p>
+              </w:tc>
+              <w:tc>
+                <w:tcPr/>
+                <w:p>
+                  <w:pPr>
+                    <w:pStyle w:val="Compact"/>
+                    <w:jc w:val="center"/>
+                    <w:jc w:val="center"/>
+                  </w:pPr>
+                  <m:oMath>
+                    <m:r>
+                      <m:rPr>
+                        <m:nor/>
+                        <m:sty m:val="p"/>
+                      </m:rPr>
+                      <m:t>SRMR</m:t>
+                    </m:r>
+                  </m:oMath>
+                </w:p>
+              </w:tc>
+              <w:tc>
+                <w:tcPr/>
+                <w:p>
+                  <w:pPr>
+                    <w:pStyle w:val="Compact"/>
+                    <w:jc w:val="right"/>
+                    <w:jc w:val="center"/>
+                  </w:pPr>
+                  <w:r>
+                    <w:t xml:space="preserve">0.067</w:t>
+                  </w:r>
+                </w:p>
+              </w:tc>
+            </w:tr>
+            <w:tr>
+              <w:tc>
+                <w:tcPr/>
+                <w:p>
+                  <w:pPr>
+                    <w:pStyle w:val="Compact"/>
+                    <w:jc w:val="left"/>
+                    <w:jc w:val="center"/>
+                  </w:pPr>
+                  <w:r>
+                    <w:t xml:space="preserve">Comparative fit index</w:t>
+                  </w:r>
+                </w:p>
+              </w:tc>
+              <w:tc>
+                <w:tcPr/>
+                <w:p>
+                  <w:pPr>
+                    <w:pStyle w:val="Compact"/>
+                    <w:jc w:val="center"/>
+                    <w:jc w:val="center"/>
+                  </w:pPr>
+                  <m:oMath>
+                    <m:r>
+                      <m:rPr>
+                        <m:nor/>
+                        <m:sty m:val="p"/>
+                      </m:rPr>
+                      <m:t>CFI</m:t>
+                    </m:r>
+                  </m:oMath>
+                </w:p>
+              </w:tc>
+              <w:tc>
+                <w:tcPr/>
+                <w:p>
+                  <w:pPr>
+                    <w:pStyle w:val="Compact"/>
+                    <w:jc w:val="right"/>
+                    <w:jc w:val="center"/>
+                  </w:pPr>
+                  <w:r>
+                    <w:t xml:space="preserve">0.960</w:t>
+                  </w:r>
+                </w:p>
+              </w:tc>
+            </w:tr>
+            <w:tr>
+              <w:tc>
+                <w:tcPr/>
+                <w:p>
+                  <w:pPr>
+                    <w:pStyle w:val="Compact"/>
+                    <w:jc w:val="left"/>
+                    <w:jc w:val="center"/>
+                  </w:pPr>
+                  <w:r>
+                    <w:t xml:space="preserve">Degrees of freedom</w:t>
+                  </w:r>
+                </w:p>
+              </w:tc>
+              <w:tc>
+                <w:tcPr/>
+                <w:p>
+                  <w:pPr>
+                    <w:pStyle w:val="Compact"/>
+                    <w:jc w:val="center"/>
+                    <w:jc w:val="center"/>
+                  </w:pPr>
+                  <m:oMath>
+                    <m:r>
+                      <m:t>d</m:t>
+                    </m:r>
+                    <m:r>
+                      <m:t>f</m:t>
+                    </m:r>
+                  </m:oMath>
+                </w:p>
+              </w:tc>
+              <w:tc>
+                <w:tcPr/>
+                <w:p>
+                  <w:pPr>
+                    <w:pStyle w:val="Compact"/>
+                    <w:jc w:val="right"/>
+                    <w:jc w:val="center"/>
+                  </w:pPr>
+                  <w:r>
+                    <w:t xml:space="preserve">245</w:t>
+                  </w:r>
+                </w:p>
+              </w:tc>
+            </w:tr>
+            <w:tr>
+              <w:tc>
+                <w:tcPr/>
+                <w:p>
+                  <w:pPr>
+                    <w:pStyle w:val="Compact"/>
+                    <w:jc w:val="left"/>
+                    <w:jc w:val="center"/>
+                  </w:pPr>
+                  <w:r>
+                    <w:t xml:space="preserve">Observed sample size</w:t>
+                  </w:r>
+                </w:p>
+              </w:tc>
+              <w:tc>
+                <w:tcPr/>
+                <w:p>
+                  <w:pPr>
+                    <w:pStyle w:val="Compact"/>
+                    <w:jc w:val="center"/>
+                    <w:jc w:val="center"/>
+                  </w:pPr>
+                  <m:oMath>
+                    <m:r>
+                      <m:t>N</m:t>
+                    </m:r>
+                  </m:oMath>
+                </w:p>
+              </w:tc>
+              <w:tc>
+                <w:tcPr/>
+                <w:p>
+                  <w:pPr>
+                    <w:pStyle w:val="Compact"/>
+                    <w:jc w:val="right"/>
+                    <w:jc w:val="center"/>
+                  </w:pPr>
+                  <w:r>
+                    <w:t xml:space="preserve">1047</w:t>
+                  </w:r>
+                </w:p>
+              </w:tc>
+            </w:tr>
+            <w:tr>
+              <w:tc>
+                <w:tcPr/>
+                <w:p>
+                  <w:pPr>
+                    <w:pStyle w:val="Compact"/>
+                    <w:jc w:val="left"/>
+                    <w:jc w:val="center"/>
+                  </w:pPr>
+                  <w:r>
+                    <w:t xml:space="preserve">Critical chi-square</w:t>
+                  </w:r>
+                </w:p>
+              </w:tc>
+              <w:tc>
+                <w:tcPr/>
+                <w:p>
+                  <w:pPr>
+                    <w:pStyle w:val="Compact"/>
+                    <w:jc w:val="center"/>
+                    <w:jc w:val="center"/>
+                  </w:pPr>
+                  <m:oMath>
+                    <m:sSubSup>
+                      <m:e>
+                        <m:r>
+                          <m:t>χ</m:t>
+                        </m:r>
+                      </m:e>
+                      <m:sub>
+                        <m:r>
+                          <m:rPr>
+                            <m:nor/>
+                            <m:sty m:val="p"/>
+                          </m:rPr>
+                          <m:t>crit</m:t>
+                        </m:r>
+                      </m:sub>
+                      <m:sup>
+                        <m:r>
+                          <m:t>2</m:t>
+                        </m:r>
+                      </m:sup>
+                    </m:sSubSup>
+                  </m:oMath>
+                </w:p>
+              </w:tc>
+              <w:tc>
+                <w:tcPr/>
+                <w:p>
+                  <w:pPr>
+                    <w:pStyle w:val="Compact"/>
+                    <w:jc w:val="right"/>
+                    <w:jc w:val="center"/>
+                  </w:pPr>
+                  <w:r>
+                    <w:t xml:space="preserve">282.511</w:t>
+                  </w:r>
+                </w:p>
+              </w:tc>
+            </w:tr>
+            <w:tr>
+              <w:tc>
+                <w:tcPr/>
+                <w:p>
+                  <w:pPr>
+                    <w:pStyle w:val="Compact"/>
+                    <w:jc w:val="left"/>
+                    <w:jc w:val="center"/>
+                  </w:pPr>
+                  <w:r>
+                    <w:t xml:space="preserve">Noncentrality parameter</w:t>
+                  </w:r>
+                </w:p>
+              </w:tc>
+              <w:tc>
+                <w:tcPr/>
+                <w:p>
+                  <w:pPr>
+                    <w:pStyle w:val="Compact"/>
+                    <w:jc w:val="center"/>
+                    <w:jc w:val="center"/>
+                  </w:pPr>
+                  <m:oMath>
+                    <m:r>
+                      <m:t>λ</m:t>
+                    </m:r>
+                  </m:oMath>
+                </w:p>
+              </w:tc>
+              <w:tc>
+                <w:tcPr/>
+                <w:p>
+                  <w:pPr>
+                    <w:pStyle w:val="Compact"/>
+                    <w:jc w:val="right"/>
+                    <w:jc w:val="center"/>
+                  </w:pPr>
+                  <w:r>
+                    <w:t xml:space="preserve">605.611</w:t>
+                  </w:r>
+                </w:p>
+              </w:tc>
+            </w:tr>
+            <w:tr>
+              <w:tc>
+                <w:tcPr/>
+                <w:p>
+                  <w:pPr>
+                    <w:pStyle w:val="Compact"/>
+                    <w:jc w:val="left"/>
+                    <w:jc w:val="center"/>
+                  </w:pPr>
+                  <w:r>
+                    <w:t xml:space="preserve">Significance level (alpha)</w:t>
+                  </w:r>
+                </w:p>
+              </w:tc>
+              <w:tc>
+                <w:tcPr/>
+                <w:p>
+                  <w:pPr>
+                    <w:pStyle w:val="Compact"/>
+                    <w:jc w:val="center"/>
+                    <w:jc w:val="center"/>
+                  </w:pPr>
+                  <m:oMath>
+                    <m:r>
+                      <m:t>α</m:t>
+                    </m:r>
+                  </m:oMath>
+                </w:p>
+              </w:tc>
+              <w:tc>
+                <w:tcPr/>
+                <w:p>
+                  <w:pPr>
+                    <w:pStyle w:val="Compact"/>
+                    <w:jc w:val="right"/>
+                    <w:jc w:val="center"/>
+                  </w:pPr>
+                  <w:r>
+                    <w:t xml:space="preserve">0.050</w:t>
+                  </w:r>
+                </w:p>
+              </w:tc>
+            </w:tr>
+            <w:tr>
+              <w:tc>
+                <w:tcPr/>
+                <w:p>
+                  <w:pPr>
+                    <w:pStyle w:val="Compact"/>
+                    <w:jc w:val="left"/>
+                    <w:jc w:val="center"/>
+                  </w:pPr>
+                  <w:r>
+                    <w:t xml:space="preserve">Type II error rate (beta)</w:t>
+                  </w:r>
+                </w:p>
+              </w:tc>
+              <w:tc>
+                <w:tcPr/>
+                <w:p>
+                  <w:pPr>
+                    <w:pStyle w:val="Compact"/>
+                    <w:jc w:val="center"/>
+                    <w:jc w:val="center"/>
+                  </w:pPr>
+                  <m:oMath>
+                    <m:r>
+                      <m:t>β</m:t>
+                    </m:r>
+                  </m:oMath>
+                </w:p>
+              </w:tc>
+              <w:tc>
+                <w:tcPr/>
+                <w:p>
+                  <w:pPr>
+                    <w:pStyle w:val="Compact"/>
+                    <w:jc w:val="right"/>
+                    <w:jc w:val="center"/>
+                  </w:pPr>
+                  <w:r>
+                    <w:t xml:space="preserve">1.87e-43</w:t>
+                  </w:r>
+                </w:p>
+              </w:tc>
+            </w:tr>
+            <w:tr>
+              <w:tc>
+                <w:tcPr/>
+                <w:p>
+                  <w:pPr>
+                    <w:pStyle w:val="Compact"/>
+                    <w:jc w:val="left"/>
+                    <w:jc w:val="center"/>
+                  </w:pPr>
+                  <w:r>
+                    <w:t xml:space="preserve">Statistical power</w:t>
+                  </w:r>
+                </w:p>
+              </w:tc>
+              <w:tc>
+                <w:tcPr/>
+                <w:p>
+                  <w:pPr>
+                    <w:pStyle w:val="Compact"/>
+                    <w:jc w:val="center"/>
+                    <w:jc w:val="center"/>
+                  </w:pPr>
+                  <m:oMath>
+                    <m:r>
+                      <m:t>1</m:t>
+                    </m:r>
+                    <m:r>
+                      <m:rPr>
+                        <m:sty m:val="p"/>
+                      </m:rPr>
+                      <m:t>−</m:t>
+                    </m:r>
+                    <m:r>
+                      <m:t>β</m:t>
+                    </m:r>
+                  </m:oMath>
+                </w:p>
+              </w:tc>
+              <w:tc>
+                <w:tcPr/>
+                <w:p>
+                  <w:pPr>
+                    <w:pStyle w:val="Compact"/>
+                    <w:jc w:val="right"/>
+                    <w:jc w:val="center"/>
+                  </w:pPr>
+                  <w:r>
+                    <w:t xml:space="preserve">&gt; 0.9999</w:t>
+                  </w:r>
+                </w:p>
+              </w:tc>
+            </w:tr>
+          </w:tbl>
+          <w:bookmarkEnd w:id="181"/>
+          <w:p/>
+        </w:tc>
+      </w:tr>
+    </w:tbl>
+    <w:p>
+      <w:pPr>
+        <w:pStyle w:val="BodyText"/>
+      </w:pPr>
+      <w:r>
+        <w:rPr>
+          <w:vertAlign w:val="subscript"/>
+        </w:rPr>
+        <w:t xml:space="preserve">Source:</w:t>
+      </w:r>
+      <w:r>
+        <w:rPr>
+          <w:vertAlign w:val="subscript"/>
+        </w:rPr>
+        <w:t xml:space="preserve"> </w:t>
+      </w:r>
+      <w:hyperlink r:id="rId182">
         <w:r>
           <w:rPr>
             <w:rStyle w:val="Hyperlink"/>
@@ -26071,8 +28392,138 @@
         <w:t xml:space="preserve"> </w:t>
       </w:r>
       <w:r>
-        <w:t xml:space="preserve">sample size provides complete statistical power to detect the misspecification.</w:t>
-      </w:r>
+        <w:t xml:space="preserve">sample size provides complete statistical power to detect the misspecification (</w:t>
+      </w:r>
+      <w:hyperlink w:anchor="tbl-posthoc-realmodel">
+        <w:r>
+          <w:rPr>
+            <w:rStyle w:val="Hyperlink"/>
+          </w:rPr>
+          <w:t xml:space="preserve">Table 18</w:t>
+        </w:r>
+      </w:hyperlink>
+      <w:r>
+        <w:t xml:space="preserve">;</w:t>
+      </w:r>
+      <w:r>
+        <w:t xml:space="preserve"> </w:t>
+      </w:r>
+      <w:hyperlink w:anchor="fig-posthoc-realmodel">
+        <w:r>
+          <w:rPr>
+            <w:rStyle w:val="Hyperlink"/>
+          </w:rPr>
+          <w:t xml:space="preserve">Figure 21</w:t>
+        </w:r>
+      </w:hyperlink>
+      <w:r>
+        <w:t xml:space="preserve">).</w:t>
+      </w:r>
+    </w:p>
+    <w:tbl>
+      <w:tblPr>
+        <w:tblStyle w:val="Table"/>
+        <w:tblW w:type="pct" w:w="5000"/>
+        <w:tblLayout w:type="fixed"/>
+        <w:tblLook w:firstRow="0" w:lastRow="0" w:firstColumn="0" w:lastColumn="0" w:noHBand="0" w:noVBand="0" w:val="0000"/>
+      </w:tblPr>
+      <w:tblGrid>
+        <w:gridCol w:w="7920"/>
+      </w:tblGrid>
+      <w:tr>
+        <w:tc>
+          <w:tcPr/>
+          <w:bookmarkStart w:id="186" w:name="fig-posthoc-realmodel"/>
+          <w:p>
+            <w:pPr>
+              <w:pStyle w:val="Compact"/>
+              <w:jc w:val="center"/>
+            </w:pPr>
+            <w:r>
+              <w:drawing>
+                <wp:inline>
+                  <wp:extent cx="5334000" cy="3333749"/>
+                  <wp:effectExtent b="0" l="0" r="0" t="0"/>
+                  <wp:docPr descr="" title="" id="184" name="Picture"/>
+                  <a:graphic>
+                    <a:graphicData uri="http://schemas.openxmlformats.org/drawingml/2006/picture">
+                      <pic:pic>
+                        <pic:nvPicPr>
+                          <pic:cNvPr descr="index_files/figure-docx/Scripts-AnalysisScripts-06_posthoc-fig-posthoc-realmodel-output-1.png" id="185" name="Picture"/>
+                          <pic:cNvPicPr>
+                            <a:picLocks noChangeArrowheads="1" noChangeAspect="1"/>
+                          </pic:cNvPicPr>
+                        </pic:nvPicPr>
+                        <pic:blipFill>
+                          <a:blip r:embed="rId183"/>
+                          <a:stretch>
+                            <a:fillRect/>
+                          </a:stretch>
+                        </pic:blipFill>
+                        <pic:spPr bwMode="auto">
+                          <a:xfrm>
+                            <a:off x="0" y="0"/>
+                            <a:ext cx="5334000" cy="3333749"/>
+                          </a:xfrm>
+                          <a:prstGeom prst="rect">
+                            <a:avLst/>
+                          </a:prstGeom>
+                          <a:noFill/>
+                          <a:ln w="9525">
+                            <a:noFill/>
+                            <a:headEnd/>
+                            <a:tailEnd/>
+                          </a:ln>
+                        </pic:spPr>
+                      </pic:pic>
+                    </a:graphicData>
+                  </a:graphic>
+                </wp:inline>
+              </w:drawing>
+            </w:r>
+          </w:p>
+          <w:p>
+            <w:pPr>
+              <w:jc w:val="center"/>
+            </w:pPr>
+            <w:pPr>
+              <w:jc w:val="left"/>
+              <w:spacing w:before="200"/>
+              <w:pStyle w:val="ImageCaption"/>
+            </w:pPr>
+            <w:r>
+              <w:t xml:space="preserve">Figure 21: Post hoc power analysis for the real model.</w:t>
+            </w:r>
+          </w:p>
+          <w:bookmarkEnd w:id="186"/>
+        </w:tc>
+      </w:tr>
+    </w:tbl>
+    <w:p>
+      <w:pPr>
+        <w:pStyle w:val="BodyText"/>
+      </w:pPr>
+      <w:r>
+        <w:rPr>
+          <w:vertAlign w:val="subscript"/>
+        </w:rPr>
+        <w:t xml:space="preserve">Source:</w:t>
+      </w:r>
+      <w:r>
+        <w:rPr>
+          <w:vertAlign w:val="subscript"/>
+        </w:rPr>
+        <w:t xml:space="preserve"> </w:t>
+      </w:r>
+      <w:hyperlink r:id="rId187">
+        <w:r>
+          <w:rPr>
+            <w:rStyle w:val="Hyperlink"/>
+            <w:vertAlign w:val="subscript"/>
+          </w:rPr>
+          <w:t xml:space="preserve">Post Hoc Power Analysis</w:t>
+        </w:r>
+      </w:hyperlink>
     </w:p>
     <w:p>
       <w:pPr>
@@ -26178,10 +28629,10 @@
         <w:t xml:space="preserve">.</w:t>
       </w:r>
     </w:p>
-    <w:bookmarkEnd w:id="180"/>
-    <w:bookmarkEnd w:id="181"/>
-    <w:bookmarkEnd w:id="182"/>
-    <w:bookmarkStart w:id="224" w:name="references"/>
+    <w:bookmarkEnd w:id="188"/>
+    <w:bookmarkEnd w:id="189"/>
+    <w:bookmarkEnd w:id="190"/>
+    <w:bookmarkStart w:id="232" w:name="references"/>
     <w:p>
       <w:pPr>
         <w:pStyle w:val="Heading2"/>
@@ -26190,8 +28641,8 @@
         <w:t xml:space="preserve">References</w:t>
       </w:r>
     </w:p>
-    <w:bookmarkStart w:id="223" w:name="refs"/>
-    <w:bookmarkStart w:id="184" w:name="ref-aguirre-urreta2024"/>
+    <w:bookmarkStart w:id="231" w:name="refs"/>
+    <w:bookmarkStart w:id="192" w:name="ref-aguirre-urreta2024"/>
     <w:p>
       <w:pPr>
         <w:pStyle w:val="Bibliography"/>
@@ -26267,7 +28718,7 @@
       <w:r>
         <w:t xml:space="preserve"> </w:t>
       </w:r>
-      <w:hyperlink r:id="rId183">
+      <w:hyperlink r:id="rId191">
         <w:r>
           <w:rPr>
             <w:rStyle w:val="Hyperlink"/>
@@ -26276,8 +28727,8 @@
         </w:r>
       </w:hyperlink>
     </w:p>
-    <w:bookmarkEnd w:id="184"/>
-    <w:bookmarkStart w:id="186" w:name="ref-buchberger2024"/>
+    <w:bookmarkEnd w:id="192"/>
+    <w:bookmarkStart w:id="194" w:name="ref-buchberger2024"/>
     <w:p>
       <w:pPr>
         <w:pStyle w:val="Bibliography"/>
@@ -26335,7 +28786,7 @@
       <w:r>
         <w:t xml:space="preserve"> </w:t>
       </w:r>
-      <w:hyperlink r:id="rId185">
+      <w:hyperlink r:id="rId193">
         <w:r>
           <w:rPr>
             <w:rStyle w:val="Hyperlink"/>
@@ -26344,8 +28795,8 @@
         </w:r>
       </w:hyperlink>
     </w:p>
-    <w:bookmarkEnd w:id="186"/>
-    <w:bookmarkStart w:id="187" w:name="ref-feng2023"/>
+    <w:bookmarkEnd w:id="194"/>
+    <w:bookmarkStart w:id="195" w:name="ref-feng2023"/>
     <w:p>
       <w:pPr>
         <w:pStyle w:val="Bibliography"/>
@@ -26402,8 +28853,8 @@
         <w:t xml:space="preserve">. The Guilford Press.</w:t>
       </w:r>
     </w:p>
-    <w:bookmarkEnd w:id="187"/>
-    <w:bookmarkStart w:id="189" w:name="ref-irmer2024"/>
+    <w:bookmarkEnd w:id="195"/>
+    <w:bookmarkStart w:id="197" w:name="ref-irmer2024"/>
     <w:p>
       <w:pPr>
         <w:pStyle w:val="Bibliography"/>
@@ -26440,7 +28891,7 @@
       <w:r>
         <w:t xml:space="preserve"> </w:t>
       </w:r>
-      <w:hyperlink r:id="rId188">
+      <w:hyperlink r:id="rId196">
         <w:r>
           <w:rPr>
             <w:rStyle w:val="Hyperlink"/>
@@ -26449,8 +28900,8 @@
         </w:r>
       </w:hyperlink>
     </w:p>
-    <w:bookmarkEnd w:id="189"/>
-    <w:bookmarkStart w:id="191" w:name="ref-jak2021"/>
+    <w:bookmarkEnd w:id="197"/>
+    <w:bookmarkStart w:id="199" w:name="ref-jak2021"/>
     <w:p>
       <w:pPr>
         <w:pStyle w:val="Bibliography"/>
@@ -26511,7 +28962,7 @@
       <w:r>
         <w:t xml:space="preserve"> </w:t>
       </w:r>
-      <w:hyperlink r:id="rId190">
+      <w:hyperlink r:id="rId198">
         <w:r>
           <w:rPr>
             <w:rStyle w:val="Hyperlink"/>
@@ -26520,8 +28971,8 @@
         </w:r>
       </w:hyperlink>
     </w:p>
-    <w:bookmarkEnd w:id="191"/>
-    <w:bookmarkStart w:id="193" w:name="ref-jobst2023"/>
+    <w:bookmarkEnd w:id="199"/>
+    <w:bookmarkStart w:id="201" w:name="ref-jobst2023"/>
     <w:p>
       <w:pPr>
         <w:pStyle w:val="Bibliography"/>
@@ -26558,7 +29009,7 @@
       <w:r>
         <w:t xml:space="preserve"> </w:t>
       </w:r>
-      <w:hyperlink r:id="rId192">
+      <w:hyperlink r:id="rId200">
         <w:r>
           <w:rPr>
             <w:rStyle w:val="Hyperlink"/>
@@ -26567,8 +29018,8 @@
         </w:r>
       </w:hyperlink>
     </w:p>
-    <w:bookmarkEnd w:id="193"/>
-    <w:bookmarkStart w:id="195" w:name="ref-kyriazos2018"/>
+    <w:bookmarkEnd w:id="201"/>
+    <w:bookmarkStart w:id="203" w:name="ref-kyriazos2018"/>
     <w:p>
       <w:pPr>
         <w:pStyle w:val="Bibliography"/>
@@ -26686,7 +29137,7 @@
       <w:r>
         <w:t xml:space="preserve"> </w:t>
       </w:r>
-      <w:hyperlink r:id="rId194">
+      <w:hyperlink r:id="rId202">
         <w:r>
           <w:rPr>
             <w:rStyle w:val="Hyperlink"/>
@@ -26695,8 +29146,8 @@
         </w:r>
       </w:hyperlink>
     </w:p>
-    <w:bookmarkEnd w:id="195"/>
-    <w:bookmarkStart w:id="197" w:name="ref-liang2024"/>
+    <w:bookmarkEnd w:id="203"/>
+    <w:bookmarkStart w:id="205" w:name="ref-liang2024"/>
     <w:p>
       <w:pPr>
         <w:pStyle w:val="Bibliography"/>
@@ -26744,7 +29195,7 @@
       <w:r>
         <w:t xml:space="preserve"> </w:t>
       </w:r>
-      <w:hyperlink r:id="rId196">
+      <w:hyperlink r:id="rId204">
         <w:r>
           <w:rPr>
             <w:rStyle w:val="Hyperlink"/>
@@ -26753,8 +29204,8 @@
         </w:r>
       </w:hyperlink>
     </w:p>
-    <w:bookmarkEnd w:id="197"/>
-    <w:bookmarkStart w:id="199" w:name="ref-lin2022"/>
+    <w:bookmarkEnd w:id="205"/>
+    <w:bookmarkStart w:id="207" w:name="ref-lin2022"/>
     <w:p>
       <w:pPr>
         <w:pStyle w:val="Bibliography"/>
@@ -26803,7 +29254,7 @@
       <w:r>
         <w:t xml:space="preserve"> </w:t>
       </w:r>
-      <w:hyperlink r:id="rId198">
+      <w:hyperlink r:id="rId206">
         <w:r>
           <w:rPr>
             <w:rStyle w:val="Hyperlink"/>
@@ -26812,8 +29263,8 @@
         </w:r>
       </w:hyperlink>
     </w:p>
-    <w:bookmarkEnd w:id="199"/>
-    <w:bookmarkStart w:id="201" w:name="ref-maccallum1996"/>
+    <w:bookmarkEnd w:id="207"/>
+    <w:bookmarkStart w:id="209" w:name="ref-maccallum1996"/>
     <w:p>
       <w:pPr>
         <w:pStyle w:val="Bibliography"/>
@@ -26850,7 +29301,7 @@
       <w:r>
         <w:t xml:space="preserve"> </w:t>
       </w:r>
-      <w:hyperlink r:id="rId200">
+      <w:hyperlink r:id="rId208">
         <w:r>
           <w:rPr>
             <w:rStyle w:val="Hyperlink"/>
@@ -26859,8 +29310,8 @@
         </w:r>
       </w:hyperlink>
     </w:p>
-    <w:bookmarkEnd w:id="201"/>
-    <w:bookmarkStart w:id="203" w:name="ref-mcneish2021"/>
+    <w:bookmarkEnd w:id="209"/>
+    <w:bookmarkStart w:id="211" w:name="ref-mcneish2021"/>
     <w:p>
       <w:pPr>
         <w:pStyle w:val="Bibliography"/>
@@ -26897,7 +29348,7 @@
       <w:r>
         <w:t xml:space="preserve"> </w:t>
       </w:r>
-      <w:hyperlink r:id="rId202">
+      <w:hyperlink r:id="rId210">
         <w:r>
           <w:rPr>
             <w:rStyle w:val="Hyperlink"/>
@@ -26906,8 +29357,8 @@
         </w:r>
       </w:hyperlink>
     </w:p>
-    <w:bookmarkEnd w:id="203"/>
-    <w:bookmarkStart w:id="205" w:name="ref-moshagen2024"/>
+    <w:bookmarkEnd w:id="211"/>
+    <w:bookmarkStart w:id="213" w:name="ref-moshagen2024"/>
     <w:p>
       <w:pPr>
         <w:pStyle w:val="Bibliography"/>
@@ -26965,7 +29416,7 @@
       <w:r>
         <w:t xml:space="preserve"> </w:t>
       </w:r>
-      <w:hyperlink r:id="rId204">
+      <w:hyperlink r:id="rId212">
         <w:r>
           <w:rPr>
             <w:rStyle w:val="Hyperlink"/>
@@ -26974,8 +29425,8 @@
         </w:r>
       </w:hyperlink>
     </w:p>
-    <w:bookmarkEnd w:id="205"/>
-    <w:bookmarkStart w:id="207" w:name="ref-mosqueirataipe2026"/>
+    <w:bookmarkEnd w:id="213"/>
+    <w:bookmarkStart w:id="215" w:name="ref-mosqueirataipe2026"/>
     <w:p>
       <w:pPr>
         <w:pStyle w:val="Bibliography"/>
@@ -27027,7 +29478,7 @@
       <w:r>
         <w:t xml:space="preserve"> </w:t>
       </w:r>
-      <w:hyperlink r:id="rId206">
+      <w:hyperlink r:id="rId214">
         <w:r>
           <w:rPr>
             <w:rStyle w:val="Hyperlink"/>
@@ -27036,8 +29487,8 @@
         </w:r>
       </w:hyperlink>
     </w:p>
-    <w:bookmarkEnd w:id="207"/>
-    <w:bookmarkStart w:id="209" w:name="ref-muthen2002a"/>
+    <w:bookmarkEnd w:id="215"/>
+    <w:bookmarkStart w:id="217" w:name="ref-muthen2002a"/>
     <w:p>
       <w:pPr>
         <w:pStyle w:val="Bibliography"/>
@@ -27131,7 +29582,7 @@
       <w:r>
         <w:t xml:space="preserve"> </w:t>
       </w:r>
-      <w:hyperlink r:id="rId208">
+      <w:hyperlink r:id="rId216">
         <w:r>
           <w:rPr>
             <w:rStyle w:val="Hyperlink"/>
@@ -27140,8 +29591,8 @@
         </w:r>
       </w:hyperlink>
     </w:p>
-    <w:bookmarkEnd w:id="209"/>
-    <w:bookmarkStart w:id="211" w:name="ref-simsem2021"/>
+    <w:bookmarkEnd w:id="217"/>
+    <w:bookmarkStart w:id="219" w:name="ref-simsem2021"/>
     <w:p>
       <w:pPr>
         <w:pStyle w:val="Bibliography"/>
@@ -27179,7 +29630,7 @@
       <w:r>
         <w:t xml:space="preserve"> </w:t>
       </w:r>
-      <w:hyperlink r:id="rId210">
+      <w:hyperlink r:id="rId218">
         <w:r>
           <w:rPr>
             <w:rStyle w:val="Hyperlink"/>
@@ -27188,8 +29639,8 @@
         </w:r>
       </w:hyperlink>
     </w:p>
-    <w:bookmarkEnd w:id="211"/>
-    <w:bookmarkStart w:id="213" w:name="ref-rogers2022"/>
+    <w:bookmarkEnd w:id="219"/>
+    <w:bookmarkStart w:id="221" w:name="ref-rogers2022"/>
     <w:p>
       <w:pPr>
         <w:pStyle w:val="Bibliography"/>
@@ -27256,7 +29707,7 @@
       <w:r>
         <w:t xml:space="preserve"> </w:t>
       </w:r>
-      <w:hyperlink r:id="rId212">
+      <w:hyperlink r:id="rId220">
         <w:r>
           <w:rPr>
             <w:rStyle w:val="Hyperlink"/>
@@ -27265,8 +29716,8 @@
         </w:r>
       </w:hyperlink>
     </w:p>
-    <w:bookmarkEnd w:id="213"/>
-    <w:bookmarkStart w:id="215" w:name="ref-schoemann2014"/>
+    <w:bookmarkEnd w:id="221"/>
+    <w:bookmarkStart w:id="223" w:name="ref-schoemann2014"/>
     <w:p>
       <w:pPr>
         <w:pStyle w:val="Bibliography"/>
@@ -27315,7 +29766,7 @@
       <w:r>
         <w:t xml:space="preserve"> </w:t>
       </w:r>
-      <w:hyperlink r:id="rId214">
+      <w:hyperlink r:id="rId222">
         <w:r>
           <w:rPr>
             <w:rStyle w:val="Hyperlink"/>
@@ -27324,8 +29775,8 @@
         </w:r>
       </w:hyperlink>
     </w:p>
-    <w:bookmarkEnd w:id="215"/>
-    <w:bookmarkStart w:id="217" w:name="ref-wang2023"/>
+    <w:bookmarkEnd w:id="223"/>
+    <w:bookmarkStart w:id="225" w:name="ref-wang2023"/>
     <w:p>
       <w:pPr>
         <w:pStyle w:val="Bibliography"/>
@@ -27415,7 +29866,7 @@
       <w:r>
         <w:t xml:space="preserve"> </w:t>
       </w:r>
-      <w:hyperlink r:id="rId216">
+      <w:hyperlink r:id="rId224">
         <w:r>
           <w:rPr>
             <w:rStyle w:val="Hyperlink"/>
@@ -27424,8 +29875,8 @@
         </w:r>
       </w:hyperlink>
     </w:p>
-    <w:bookmarkEnd w:id="217"/>
-    <w:bookmarkStart w:id="219" w:name="ref-wang2021"/>
+    <w:bookmarkEnd w:id="225"/>
+    <w:bookmarkStart w:id="227" w:name="ref-wang2021"/>
     <w:p>
       <w:pPr>
         <w:pStyle w:val="Bibliography"/>
@@ -27516,7 +29967,7 @@
       <w:r>
         <w:t xml:space="preserve"> </w:t>
       </w:r>
-      <w:hyperlink r:id="rId218">
+      <w:hyperlink r:id="rId226">
         <w:r>
           <w:rPr>
             <w:rStyle w:val="Hyperlink"/>
@@ -27525,8 +29976,8 @@
         </w:r>
       </w:hyperlink>
     </w:p>
-    <w:bookmarkEnd w:id="219"/>
-    <w:bookmarkStart w:id="221" w:name="ref-wolf2013"/>
+    <w:bookmarkEnd w:id="227"/>
+    <w:bookmarkStart w:id="229" w:name="ref-wolf2013"/>
     <w:p>
       <w:pPr>
         <w:pStyle w:val="Bibliography"/>
@@ -27623,7 +30074,7 @@
       <w:r>
         <w:t xml:space="preserve"> </w:t>
       </w:r>
-      <w:hyperlink r:id="rId220">
+      <w:hyperlink r:id="rId228">
         <w:r>
           <w:rPr>
             <w:rStyle w:val="Hyperlink"/>
@@ -27632,8 +30083,8 @@
         </w:r>
       </w:hyperlink>
     </w:p>
-    <w:bookmarkEnd w:id="221"/>
-    <w:bookmarkStart w:id="222" w:name="ref-zhang2018"/>
+    <w:bookmarkEnd w:id="229"/>
+    <w:bookmarkStart w:id="230" w:name="ref-zhang2018"/>
     <w:p>
       <w:pPr>
         <w:pStyle w:val="Bibliography"/>
@@ -27697,9 +30148,9 @@
         <w:t xml:space="preserve">. ISDSA Press.</w:t>
       </w:r>
     </w:p>
-    <w:bookmarkEnd w:id="222"/>
-    <w:bookmarkEnd w:id="223"/>
-    <w:bookmarkEnd w:id="224"/>
+    <w:bookmarkEnd w:id="230"/>
+    <w:bookmarkEnd w:id="231"/>
+    <w:bookmarkEnd w:id="232"/>
     <w:sectPr>
       <w:footnotePr>
         <w:numRestart w:val="eachSect"/>

--- a/docs/index.docx
+++ b/docs/index.docx
@@ -3339,22 +3339,12 @@
               <w:t xml:space="preserve">Table 1: Summary of population models used for sensitivity analysis</w:t>
             </w:r>
           </w:p>
-          <w:p>
-            <w:pPr>
-              <w:pStyle w:val="Compact"/>
-              <w:jc w:val="center"/>
-            </w:pPr>
-            <w:r>
-              <w:t xml:space="preserve">CFA Population Models Parameter</w:t>
-            </w:r>
-          </w:p>
           <w:tbl>
             <w:tblPr>
               <w:tblStyle w:val="Table"/>
               <w:tblW w:type="pct" w:w="4870"/>
               <w:tblLayout w:type="fixed"/>
               <w:tblLook w:firstRow="1" w:lastRow="0" w:firstColumn="0" w:lastColumn="0" w:noHBand="0" w:noVBand="0" w:val="0020"/>
-              <w:tblCaption w:val="CFA Population Models Parameter"/>
             </w:tblPr>
             <w:tblGrid>
               <w:gridCol w:w="2982"/>
@@ -8753,7 +8743,7 @@
     </w:p>
     <w:bookmarkEnd w:id="47"/>
     <w:bookmarkEnd w:id="48"/>
-    <w:bookmarkStart w:id="87" w:name="sec-analytical"/>
+    <w:bookmarkStart w:id="86" w:name="sec-analytical"/>
     <w:p>
       <w:pPr>
         <w:pStyle w:val="Heading2"/>
@@ -8877,7 +8867,7 @@
         <w:t xml:space="preserve">.</w:t>
       </w:r>
     </w:p>
-    <w:bookmarkStart w:id="50" w:name="sec-df"/>
+    <w:bookmarkStart w:id="49" w:name="sec-df"/>
     <w:p>
       <w:pPr>
         <w:pStyle w:val="Heading3"/>
@@ -8949,48 +8939,123 @@
         <w:t xml:space="preserve"> </w:t>
       </w:r>
       <w:r>
-        <w:t xml:space="preserve">post hoc power calculation can proceed:</w:t>
+        <w:t xml:space="preserve">post hoc power calculation can proceed</w:t>
+      </w:r>
+      <w:r>
+        <w:t xml:space="preserve"> </w:t>
+      </w:r>
+      <w:r>
+        <w:t xml:space="preserve">(Jak et al., 2021; Moshagen &amp; Bader, 2024)</w:t>
+      </w:r>
+      <w:r>
+        <w:t xml:space="preserve">. For the</w:t>
+      </w:r>
+      <w:r>
+        <w:t xml:space="preserve"> </w:t>
+      </w:r>
+      <w:r>
+        <w:t xml:space="preserve">hypothesized four-factor WHOQOL-BREF CFA model analyzed here (comprising</w:t>
+      </w:r>
+      <w:r>
+        <w:t xml:space="preserve"> </w:t>
+      </w:r>
+      <w:r>
+        <w:t xml:space="preserve">24 observed indicators, yielding</w:t>
+      </w:r>
+      <w:r>
+        <w:t xml:space="preserve"> </w:t>
+      </w:r>
+      <m:oMath>
+        <m:r>
+          <m:t>p</m:t>
+        </m:r>
+        <m:r>
+          <m:rPr>
+            <m:sty m:val="p"/>
+          </m:rPr>
+          <m:t>(</m:t>
+        </m:r>
+        <m:r>
+          <m:t>p</m:t>
+        </m:r>
+        <m:r>
+          <m:rPr>
+            <m:sty m:val="p"/>
+          </m:rPr>
+          <m:t>+</m:t>
+        </m:r>
+        <m:r>
+          <m:t>1</m:t>
+        </m:r>
+        <m:r>
+          <m:rPr>
+            <m:sty m:val="p"/>
+          </m:rPr>
+          <m:t>)</m:t>
+        </m:r>
+        <m:r>
+          <m:rPr>
+            <m:sty m:val="p"/>
+          </m:rPr>
+          <m:t>/</m:t>
+        </m:r>
+        <m:r>
+          <m:t>2</m:t>
+        </m:r>
+        <m:r>
+          <m:rPr>
+            <m:sty m:val="p"/>
+          </m:rPr>
+          <m:t>=</m:t>
+        </m:r>
+        <m:r>
+          <m:t>300</m:t>
+        </m:r>
+      </m:oMath>
+      <w:r>
+        <w:t xml:space="preserve"> </w:t>
+      </w:r>
+      <w:r>
+        <w:t xml:space="preserve">non-redundant sample</w:t>
+      </w:r>
+      <w:r>
+        <w:t xml:space="preserve"> </w:t>
+      </w:r>
+      <w:r>
+        <w:t xml:space="preserve">moments and 55 freely estimated parameters under standardized latent</w:t>
+      </w:r>
+      <w:r>
+        <w:t xml:space="preserve"> </w:t>
+      </w:r>
+      <w:r>
+        <w:t xml:space="preserve">variables), this yields</w:t>
+      </w:r>
+      <w:r>
+        <w:t xml:space="preserve"> </w:t>
+      </w:r>
+      <m:oMath>
+        <m:r>
+          <m:t>d</m:t>
+        </m:r>
+        <m:r>
+          <m:t>f</m:t>
+        </m:r>
+        <m:r>
+          <m:rPr>
+            <m:sty m:val="p"/>
+          </m:rPr>
+          <m:t>=</m:t>
+        </m:r>
+        <m:r>
+          <m:t>245</m:t>
+        </m:r>
+      </m:oMath>
+      <w:r>
+        <w:t xml:space="preserve">.</w:t>
       </w:r>
     </w:p>
-    <w:p>
-      <w:pPr>
-        <w:pStyle w:val="SourceCode"/>
-      </w:pPr>
-      <w:r>
-        <w:rPr>
-          <w:rStyle w:val="VerbatimChar"/>
-        </w:rPr>
-        <w:t xml:space="preserve">Model degrees of freedom: 245 </w:t>
-      </w:r>
-    </w:p>
-    <w:p>
-      <w:pPr>
-        <w:pStyle w:val="FirstParagraph"/>
-      </w:pPr>
-      <w:r>
-        <w:rPr>
-          <w:vertAlign w:val="subscript"/>
-        </w:rPr>
-        <w:t xml:space="preserve">Source:</w:t>
-      </w:r>
-      <w:r>
-        <w:rPr>
-          <w:vertAlign w:val="subscript"/>
-        </w:rPr>
-        <w:t xml:space="preserve"> </w:t>
-      </w:r>
-      <w:hyperlink r:id="rId49">
-        <w:r>
-          <w:rPr>
-            <w:rStyle w:val="Hyperlink"/>
-            <w:vertAlign w:val="subscript"/>
-          </w:rPr>
-          <w:t xml:space="preserve">Analytical Power Analysis</w:t>
-        </w:r>
-      </w:hyperlink>
-    </w:p>
-    <w:bookmarkEnd w:id="50"/>
-    <w:bookmarkStart w:id="67" w:name="sec-apriori"/>
+    <w:bookmarkEnd w:id="49"/>
+    <w:bookmarkStart w:id="66" w:name="sec-apriori"/>
     <w:p>
       <w:pPr>
         <w:pStyle w:val="Heading3"/>
@@ -8999,7 +9064,7 @@
         <w:t xml:space="preserve">3.2 A Priori: How Many Observations?</w:t>
       </w:r>
     </w:p>
-    <w:bookmarkStart w:id="58" w:name="model-free-approach-rmsea-based"/>
+    <w:bookmarkStart w:id="57" w:name="model-free-approach-rmsea-based"/>
     <w:p>
       <w:pPr>
         <w:pStyle w:val="Heading4"/>
@@ -9233,7 +9298,7 @@
       <w:tr>
         <w:tc>
           <w:tcPr/>
-          <w:bookmarkStart w:id="51" w:name="tbl-apriori-rmsea"/>
+          <w:bookmarkStart w:id="50" w:name="tbl-apriori-rmsea"/>
           <w:p>
             <w:pPr>
               <w:jc w:val="center"/>
@@ -9874,7 +9939,7 @@
               </w:tc>
             </w:tr>
           </w:tbl>
-          <w:bookmarkEnd w:id="51"/>
+          <w:bookmarkEnd w:id="50"/>
           <w:p/>
         </w:tc>
       </w:tr>
@@ -9895,7 +9960,7 @@
         </w:rPr>
         <w:t xml:space="preserve"> </w:t>
       </w:r>
-      <w:hyperlink r:id="rId52">
+      <w:hyperlink r:id="rId51">
         <w:r>
           <w:rPr>
             <w:rStyle w:val="Hyperlink"/>
@@ -10771,7 +10836,7 @@
       <w:tr>
         <w:tc>
           <w:tcPr/>
-          <w:bookmarkStart w:id="56" w:name="fig-apriori-rmsea"/>
+          <w:bookmarkStart w:id="55" w:name="fig-apriori-rmsea"/>
           <w:p>
             <w:pPr>
               <w:pStyle w:val="Compact"/>
@@ -10782,18 +10847,18 @@
                 <wp:inline>
                   <wp:extent cx="5334000" cy="3333749"/>
                   <wp:effectExtent b="0" l="0" r="0" t="0"/>
-                  <wp:docPr descr="" title="" id="54" name="Picture"/>
+                  <wp:docPr descr="" title="" id="53" name="Picture"/>
                   <a:graphic>
                     <a:graphicData uri="http://schemas.openxmlformats.org/drawingml/2006/picture">
                       <pic:pic>
                         <pic:nvPicPr>
-                          <pic:cNvPr descr="index_files/figure-docx/Scripts-AnalysisScripts-02_analytical_power-fig-apriori-rmsea-output-1.png" id="55" name="Picture"/>
+                          <pic:cNvPr descr="index_files/figure-docx/Scripts-AnalysisScripts-02_analytical_power-fig-apriori-rmsea-output-1.png" id="54" name="Picture"/>
                           <pic:cNvPicPr>
                             <a:picLocks noChangeArrowheads="1" noChangeAspect="1"/>
                           </pic:cNvPicPr>
                         </pic:nvPicPr>
                         <pic:blipFill>
-                          <a:blip r:embed="rId53"/>
+                          <a:blip r:embed="rId52"/>
                           <a:stretch>
                             <a:fillRect/>
                           </a:stretch>
@@ -10833,7 +10898,7 @@
               <w:t xml:space="preserve">Figure 6: A priori power analysis for exact fit with RMSEA-based effect size</w:t>
             </w:r>
           </w:p>
-          <w:bookmarkEnd w:id="56"/>
+          <w:bookmarkEnd w:id="55"/>
         </w:tc>
       </w:tr>
     </w:tbl>
@@ -10853,7 +10918,7 @@
         </w:rPr>
         <w:t xml:space="preserve"> </w:t>
       </w:r>
-      <w:hyperlink r:id="rId57">
+      <w:hyperlink r:id="rId56">
         <w:r>
           <w:rPr>
             <w:rStyle w:val="Hyperlink"/>
@@ -10863,8 +10928,8 @@
         </w:r>
       </w:hyperlink>
     </w:p>
-    <w:bookmarkEnd w:id="58"/>
-    <w:bookmarkStart w:id="66" w:name="model-based-approach"/>
+    <w:bookmarkEnd w:id="57"/>
+    <w:bookmarkStart w:id="65" w:name="model-based-approach"/>
     <w:p>
       <w:pPr>
         <w:pStyle w:val="Heading4"/>
@@ -11115,7 +11180,7 @@
       <w:tr>
         <w:tc>
           <w:tcPr/>
-          <w:bookmarkStart w:id="59" w:name="tbl-apriori-popmodel"/>
+          <w:bookmarkStart w:id="58" w:name="tbl-apriori-popmodel"/>
           <w:p>
             <w:pPr>
               <w:jc w:val="center"/>
@@ -11756,7 +11821,7 @@
               </w:tc>
             </w:tr>
           </w:tbl>
-          <w:bookmarkEnd w:id="59"/>
+          <w:bookmarkEnd w:id="58"/>
           <w:p/>
         </w:tc>
       </w:tr>
@@ -11777,7 +11842,7 @@
         </w:rPr>
         <w:t xml:space="preserve"> </w:t>
       </w:r>
-      <w:hyperlink r:id="rId60">
+      <w:hyperlink r:id="rId59">
         <w:r>
           <w:rPr>
             <w:rStyle w:val="Hyperlink"/>
@@ -12073,7 +12138,7 @@
       <w:tr>
         <w:tc>
           <w:tcPr/>
-          <w:bookmarkStart w:id="64" w:name="fig-apriori-popmodel"/>
+          <w:bookmarkStart w:id="63" w:name="fig-apriori-popmodel"/>
           <w:p>
             <w:pPr>
               <w:pStyle w:val="Compact"/>
@@ -12084,18 +12149,18 @@
                 <wp:inline>
                   <wp:extent cx="5334000" cy="3333749"/>
                   <wp:effectExtent b="0" l="0" r="0" t="0"/>
-                  <wp:docPr descr="" title="" id="62" name="Picture"/>
+                  <wp:docPr descr="" title="" id="61" name="Picture"/>
                   <a:graphic>
                     <a:graphicData uri="http://schemas.openxmlformats.org/drawingml/2006/picture">
                       <pic:pic>
                         <pic:nvPicPr>
-                          <pic:cNvPr descr="index_files/figure-docx/Scripts-AnalysisScripts-02_analytical_power-fig-apriori-popmodel-output-1.png" id="63" name="Picture"/>
+                          <pic:cNvPr descr="index_files/figure-docx/Scripts-AnalysisScripts-02_analytical_power-fig-apriori-popmodel-output-1.png" id="62" name="Picture"/>
                           <pic:cNvPicPr>
                             <a:picLocks noChangeArrowheads="1" noChangeAspect="1"/>
                           </pic:cNvPicPr>
                         </pic:nvPicPr>
                         <pic:blipFill>
-                          <a:blip r:embed="rId61"/>
+                          <a:blip r:embed="rId60"/>
                           <a:stretch>
                             <a:fillRect/>
                           </a:stretch>
@@ -12135,7 +12200,7 @@
               <w:t xml:space="preserve">Figure 7: A priori power analysis Model-based approach (h1model vs analyzemodel)</w:t>
             </w:r>
           </w:p>
-          <w:bookmarkEnd w:id="64"/>
+          <w:bookmarkEnd w:id="63"/>
         </w:tc>
       </w:tr>
     </w:tbl>
@@ -12155,7 +12220,7 @@
         </w:rPr>
         <w:t xml:space="preserve"> </w:t>
       </w:r>
-      <w:hyperlink r:id="rId65">
+      <w:hyperlink r:id="rId64">
         <w:r>
           <w:rPr>
             <w:rStyle w:val="Hyperlink"/>
@@ -12165,9 +12230,9 @@
         </w:r>
       </w:hyperlink>
     </w:p>
+    <w:bookmarkEnd w:id="65"/>
     <w:bookmarkEnd w:id="66"/>
-    <w:bookmarkEnd w:id="67"/>
-    <w:bookmarkStart w:id="80" w:name="sec-power-curves"/>
+    <w:bookmarkStart w:id="79" w:name="sec-power-curves"/>
     <w:p>
       <w:pPr>
         <w:pStyle w:val="Heading3"/>
@@ -12262,7 +12327,7 @@
         <w:t xml:space="preserve">.</w:t>
       </w:r>
     </w:p>
-    <w:bookmarkStart w:id="73" w:name="model-free-approach-rmsea-based-1"/>
+    <w:bookmarkStart w:id="72" w:name="model-free-approach-rmsea-based-1"/>
     <w:p>
       <w:pPr>
         <w:pStyle w:val="Heading4"/>
@@ -12423,7 +12488,7 @@
       <w:tr>
         <w:tc>
           <w:tcPr/>
-          <w:bookmarkStart w:id="71" w:name="fig-power-rmsea"/>
+          <w:bookmarkStart w:id="70" w:name="fig-power-rmsea"/>
           <w:p>
             <w:pPr>
               <w:pStyle w:val="Compact"/>
@@ -12434,18 +12499,18 @@
                 <wp:inline>
                   <wp:extent cx="5334000" cy="3333749"/>
                   <wp:effectExtent b="0" l="0" r="0" t="0"/>
-                  <wp:docPr descr="" title="" id="69" name="Picture"/>
+                  <wp:docPr descr="" title="" id="68" name="Picture"/>
                   <a:graphic>
                     <a:graphicData uri="http://schemas.openxmlformats.org/drawingml/2006/picture">
                       <pic:pic>
                         <pic:nvPicPr>
-                          <pic:cNvPr descr="index_files/figure-docx/Scripts-AnalysisScripts-02_analytical_power-fig-power-rmsea-output-1.png" id="70" name="Picture"/>
+                          <pic:cNvPr descr="index_files/figure-docx/Scripts-AnalysisScripts-02_analytical_power-fig-power-rmsea-output-1.png" id="69" name="Picture"/>
                           <pic:cNvPicPr>
                             <a:picLocks noChangeArrowheads="1" noChangeAspect="1"/>
                           </pic:cNvPicPr>
                         </pic:nvPicPr>
                         <pic:blipFill>
-                          <a:blip r:embed="rId68"/>
+                          <a:blip r:embed="rId67"/>
                           <a:stretch>
                             <a:fillRect/>
                           </a:stretch>
@@ -12485,7 +12550,7 @@
               <w:t xml:space="preserve">Figure 8: Power as a function of sample size for RMSEA = 0.05</w:t>
             </w:r>
           </w:p>
-          <w:bookmarkEnd w:id="71"/>
+          <w:bookmarkEnd w:id="70"/>
         </w:tc>
       </w:tr>
     </w:tbl>
@@ -12505,7 +12570,7 @@
         </w:rPr>
         <w:t xml:space="preserve"> </w:t>
       </w:r>
-      <w:hyperlink r:id="rId72">
+      <w:hyperlink r:id="rId71">
         <w:r>
           <w:rPr>
             <w:rStyle w:val="Hyperlink"/>
@@ -12581,8 +12646,8 @@
         <w:t xml:space="preserve">convert into detection probability in this particular setting.</w:t>
       </w:r>
     </w:p>
-    <w:bookmarkEnd w:id="73"/>
-    <w:bookmarkStart w:id="79" w:name="model-based-approach-1"/>
+    <w:bookmarkEnd w:id="72"/>
+    <w:bookmarkStart w:id="78" w:name="model-based-approach-1"/>
     <w:p>
       <w:pPr>
         <w:pStyle w:val="Heading4"/>
@@ -12689,7 +12754,7 @@
       <w:tr>
         <w:tc>
           <w:tcPr/>
-          <w:bookmarkStart w:id="77" w:name="fig-power-popmodel"/>
+          <w:bookmarkStart w:id="76" w:name="fig-power-popmodel"/>
           <w:p>
             <w:pPr>
               <w:pStyle w:val="Compact"/>
@@ -12700,18 +12765,18 @@
                 <wp:inline>
                   <wp:extent cx="5334000" cy="3333749"/>
                   <wp:effectExtent b="0" l="0" r="0" t="0"/>
-                  <wp:docPr descr="" title="" id="75" name="Picture"/>
+                  <wp:docPr descr="" title="" id="74" name="Picture"/>
                   <a:graphic>
                     <a:graphicData uri="http://schemas.openxmlformats.org/drawingml/2006/picture">
                       <pic:pic>
                         <pic:nvPicPr>
-                          <pic:cNvPr descr="index_files/figure-docx/Scripts-AnalysisScripts-02_analytical_power-fig-power-popmodel-output-1.png" id="76" name="Picture"/>
+                          <pic:cNvPr descr="index_files/figure-docx/Scripts-AnalysisScripts-02_analytical_power-fig-power-popmodel-output-1.png" id="75" name="Picture"/>
                           <pic:cNvPicPr>
                             <a:picLocks noChangeArrowheads="1" noChangeAspect="1"/>
                           </pic:cNvPicPr>
                         </pic:nvPicPr>
                         <pic:blipFill>
-                          <a:blip r:embed="rId74"/>
+                          <a:blip r:embed="rId73"/>
                           <a:stretch>
                             <a:fillRect/>
                           </a:stretch>
@@ -12751,7 +12816,7 @@
               <w:t xml:space="preserve">Figure 9: Power as a function of sample size for the population model (popModel)</w:t>
             </w:r>
           </w:p>
-          <w:bookmarkEnd w:id="77"/>
+          <w:bookmarkEnd w:id="76"/>
         </w:tc>
       </w:tr>
     </w:tbl>
@@ -12771,7 +12836,7 @@
         </w:rPr>
         <w:t xml:space="preserve"> </w:t>
       </w:r>
-      <w:hyperlink r:id="rId78">
+      <w:hyperlink r:id="rId77">
         <w:r>
           <w:rPr>
             <w:rStyle w:val="Hyperlink"/>
@@ -12978,9 +13043,9 @@
         <w:t xml:space="preserve">with further gains becoming marginal above that.</w:t>
       </w:r>
     </w:p>
+    <w:bookmarkEnd w:id="78"/>
     <w:bookmarkEnd w:id="79"/>
-    <w:bookmarkEnd w:id="80"/>
-    <w:bookmarkStart w:id="86" w:name="summary-table"/>
+    <w:bookmarkStart w:id="85" w:name="summary-table"/>
     <w:p>
       <w:pPr>
         <w:pStyle w:val="Heading3"/>
@@ -13126,7 +13191,7 @@
       <w:tr>
         <w:tc>
           <w:tcPr/>
-          <w:bookmarkStart w:id="81" w:name="tbl-analytical-summary"/>
+          <w:bookmarkStart w:id="80" w:name="tbl-analytical-summary"/>
           <w:p>
             <w:pPr>
               <w:jc w:val="center"/>
@@ -13368,7 +13433,7 @@
               </w:tc>
             </w:tr>
           </w:tbl>
-          <w:bookmarkEnd w:id="81"/>
+          <w:bookmarkEnd w:id="80"/>
           <w:p/>
         </w:tc>
       </w:tr>
@@ -13389,7 +13454,7 @@
         </w:rPr>
         <w:t xml:space="preserve"> </w:t>
       </w:r>
-      <w:hyperlink r:id="rId82">
+      <w:hyperlink r:id="rId81">
         <w:r>
           <w:rPr>
             <w:rStyle w:val="Hyperlink"/>
@@ -13440,18 +13505,18 @@
                 <wp:inline>
                   <wp:extent cx="152400" cy="152400"/>
                   <wp:effectExtent b="0" l="0" r="0" t="0"/>
-                  <wp:docPr descr="" title="" id="84" name="Picture"/>
+                  <wp:docPr descr="" title="" id="83" name="Picture"/>
                   <a:graphic>
                     <a:graphicData uri="http://schemas.openxmlformats.org/drawingml/2006/picture">
                       <pic:pic>
                         <pic:nvPicPr>
-                          <pic:cNvPr descr="C:\Program Files\Quarto\share\formats\docx\important.png" id="85" name="Picture"/>
+                          <pic:cNvPr descr="C:\Program Files\Quarto\share\formats\docx\important.png" id="84" name="Picture"/>
                           <pic:cNvPicPr>
                             <a:picLocks noChangeArrowheads="1" noChangeAspect="1"/>
                           </pic:cNvPicPr>
                         </pic:nvPicPr>
                         <pic:blipFill>
-                          <a:blip r:embed="rId83"/>
+                          <a:blip r:embed="rId82"/>
                           <a:stretch>
                             <a:fillRect/>
                           </a:stretch>
@@ -13594,9 +13659,9 @@
         </w:tc>
       </w:tr>
     </w:tbl>
+    <w:bookmarkEnd w:id="85"/>
     <w:bookmarkEnd w:id="86"/>
-    <w:bookmarkEnd w:id="87"/>
-    <w:bookmarkStart w:id="121" w:name="sec-sim-ideal"/>
+    <w:bookmarkStart w:id="120" w:name="sec-sim-ideal"/>
     <w:p>
       <w:pPr>
         <w:pStyle w:val="Heading2"/>
@@ -13984,7 +14049,7 @@
         <w:t xml:space="preserve">.</w:t>
       </w:r>
     </w:p>
-    <w:bookmarkStart w:id="100" w:name="main-analysis-under-ideal-conditions"/>
+    <w:bookmarkStart w:id="99" w:name="main-analysis-under-ideal-conditions"/>
     <w:p>
       <w:pPr>
         <w:pStyle w:val="Heading3"/>
@@ -14084,7 +14149,7 @@
       <w:tr>
         <w:tc>
           <w:tcPr/>
-          <w:bookmarkStart w:id="91" w:name="fig-power-curve-ideal"/>
+          <w:bookmarkStart w:id="90" w:name="fig-power-curve-ideal"/>
           <w:p>
             <w:pPr>
               <w:pStyle w:val="Compact"/>
@@ -14095,18 +14160,18 @@
                 <wp:inline>
                   <wp:extent cx="5334000" cy="3333749"/>
                   <wp:effectExtent b="0" l="0" r="0" t="0"/>
-                  <wp:docPr descr="" title="" id="89" name="Picture"/>
+                  <wp:docPr descr="" title="" id="88" name="Picture"/>
                   <a:graphic>
                     <a:graphicData uri="http://schemas.openxmlformats.org/drawingml/2006/picture">
                       <pic:pic>
                         <pic:nvPicPr>
-                          <pic:cNvPr descr="index_files/figure-docx/Scripts-AnalysisScripts-03_simulation_ideal-fig-power-curve-ideal-output-1.png" id="90" name="Picture"/>
+                          <pic:cNvPr descr="index_files/figure-docx/Scripts-AnalysisScripts-03_simulation_ideal-fig-power-curve-ideal-output-1.png" id="89" name="Picture"/>
                           <pic:cNvPicPr>
                             <a:picLocks noChangeArrowheads="1" noChangeAspect="1"/>
                           </pic:cNvPicPr>
                         </pic:nvPicPr>
                         <pic:blipFill>
-                          <a:blip r:embed="rId88"/>
+                          <a:blip r:embed="rId87"/>
                           <a:stretch>
                             <a:fillRect/>
                           </a:stretch>
@@ -14146,7 +14211,7 @@
               <w:t xml:space="preserve">Figure 10: Power curves for fit indices under ideal conditions.</w:t>
             </w:r>
           </w:p>
-          <w:bookmarkEnd w:id="91"/>
+          <w:bookmarkEnd w:id="90"/>
         </w:tc>
       </w:tr>
     </w:tbl>
@@ -14166,7 +14231,7 @@
         </w:rPr>
         <w:t xml:space="preserve"> </w:t>
       </w:r>
-      <w:hyperlink r:id="rId92">
+      <w:hyperlink r:id="rId91">
         <w:r>
           <w:rPr>
             <w:rStyle w:val="Hyperlink"/>
@@ -14292,7 +14357,7 @@
       <w:tr>
         <w:tc>
           <w:tcPr/>
-          <w:bookmarkStart w:id="96" w:name="fig-fit-curve-ideal"/>
+          <w:bookmarkStart w:id="95" w:name="fig-fit-curve-ideal"/>
           <w:p>
             <w:pPr>
               <w:pStyle w:val="Compact"/>
@@ -14303,18 +14368,18 @@
                 <wp:inline>
                   <wp:extent cx="5334000" cy="3333749"/>
                   <wp:effectExtent b="0" l="0" r="0" t="0"/>
-                  <wp:docPr descr="" title="" id="94" name="Picture"/>
+                  <wp:docPr descr="" title="" id="93" name="Picture"/>
                   <a:graphic>
                     <a:graphicData uri="http://schemas.openxmlformats.org/drawingml/2006/picture">
                       <pic:pic>
                         <pic:nvPicPr>
-                          <pic:cNvPr descr="index_files/figure-docx/Scripts-AnalysisScripts-03_simulation_ideal-fig-fit-curve-ideal-output-1.png" id="95" name="Picture"/>
+                          <pic:cNvPr descr="index_files/figure-docx/Scripts-AnalysisScripts-03_simulation_ideal-fig-fit-curve-ideal-output-1.png" id="94" name="Picture"/>
                           <pic:cNvPicPr>
                             <a:picLocks noChangeArrowheads="1" noChangeAspect="1"/>
                           </pic:cNvPicPr>
                         </pic:nvPicPr>
                         <pic:blipFill>
-                          <a:blip r:embed="rId93"/>
+                          <a:blip r:embed="rId92"/>
                           <a:stretch>
                             <a:fillRect/>
                           </a:stretch>
@@ -14354,7 +14419,7 @@
               <w:t xml:space="preserve">Figure 11: Power curves for fit indices under ideal conditions without logistic smoothing.</w:t>
             </w:r>
           </w:p>
-          <w:bookmarkEnd w:id="96"/>
+          <w:bookmarkEnd w:id="95"/>
         </w:tc>
       </w:tr>
     </w:tbl>
@@ -14374,7 +14439,7 @@
         </w:rPr>
         <w:t xml:space="preserve"> </w:t>
       </w:r>
-      <w:hyperlink r:id="rId97">
+      <w:hyperlink r:id="rId96">
         <w:r>
           <w:rPr>
             <w:rStyle w:val="Hyperlink"/>
@@ -14518,7 +14583,7 @@
       <w:tr>
         <w:tc>
           <w:tcPr/>
-          <w:bookmarkStart w:id="98" w:name="tbl-power-cutoff-ideal"/>
+          <w:bookmarkStart w:id="97" w:name="tbl-power-cutoff-ideal"/>
           <w:p>
             <w:pPr>
               <w:jc w:val="center"/>
@@ -14743,7 +14808,7 @@
               </w:tc>
             </w:tr>
           </w:tbl>
-          <w:bookmarkEnd w:id="98"/>
+          <w:bookmarkEnd w:id="97"/>
           <w:p/>
         </w:tc>
       </w:tr>
@@ -14764,7 +14829,7 @@
         </w:rPr>
         <w:t xml:space="preserve"> </w:t>
       </w:r>
-      <w:hyperlink r:id="rId99">
+      <w:hyperlink r:id="rId98">
         <w:r>
           <w:rPr>
             <w:rStyle w:val="Hyperlink"/>
@@ -14936,8 +15001,8 @@
         <w:t xml:space="preserve">.</w:t>
       </w:r>
     </w:p>
-    <w:bookmarkEnd w:id="100"/>
-    <w:bookmarkStart w:id="108" w:name="X70068e6c6160cb41119ebf72f66dcb66c5fd7ee"/>
+    <w:bookmarkEnd w:id="99"/>
+    <w:bookmarkStart w:id="107" w:name="X70068e6c6160cb41119ebf72f66dcb66c5fd7ee"/>
     <w:p>
       <w:pPr>
         <w:pStyle w:val="Heading3"/>
@@ -15111,7 +15176,7 @@
       <w:tr>
         <w:tc>
           <w:tcPr/>
-          <w:bookmarkStart w:id="104" w:name="fig-fit-curve-traditional"/>
+          <w:bookmarkStart w:id="103" w:name="fig-fit-curve-traditional"/>
           <w:p>
             <w:pPr>
               <w:pStyle w:val="Compact"/>
@@ -15122,18 +15187,18 @@
                 <wp:inline>
                   <wp:extent cx="5334000" cy="3333749"/>
                   <wp:effectExtent b="0" l="0" r="0" t="0"/>
-                  <wp:docPr descr="" title="" id="102" name="Picture"/>
+                  <wp:docPr descr="" title="" id="101" name="Picture"/>
                   <a:graphic>
                     <a:graphicData uri="http://schemas.openxmlformats.org/drawingml/2006/picture">
                       <pic:pic>
                         <pic:nvPicPr>
-                          <pic:cNvPr descr="index_files/figure-docx/Scripts-AnalysisScripts-03_simulation_ideal-fig-fit-curve-traditional-output-1.png" id="103" name="Picture"/>
+                          <pic:cNvPr descr="index_files/figure-docx/Scripts-AnalysisScripts-03_simulation_ideal-fig-fit-curve-traditional-output-1.png" id="102" name="Picture"/>
                           <pic:cNvPicPr>
                             <a:picLocks noChangeArrowheads="1" noChangeAspect="1"/>
                           </pic:cNvPicPr>
                         </pic:nvPicPr>
                         <pic:blipFill>
-                          <a:blip r:embed="rId101"/>
+                          <a:blip r:embed="rId100"/>
                           <a:stretch>
                             <a:fillRect/>
                           </a:stretch>
@@ -15173,7 +15238,7 @@
               <w:t xml:space="preserve">Figure 12: Power curves using traditional fit index cutoffs under ideal conditions.</w:t>
             </w:r>
           </w:p>
-          <w:bookmarkEnd w:id="104"/>
+          <w:bookmarkEnd w:id="103"/>
         </w:tc>
       </w:tr>
     </w:tbl>
@@ -15193,7 +15258,7 @@
         </w:rPr>
         <w:t xml:space="preserve"> </w:t>
       </w:r>
-      <w:hyperlink r:id="rId105">
+      <w:hyperlink r:id="rId104">
         <w:r>
           <w:rPr>
             <w:rStyle w:val="Hyperlink"/>
@@ -15359,7 +15424,7 @@
       <w:tr>
         <w:tc>
           <w:tcPr/>
-          <w:bookmarkStart w:id="106" w:name="tbl-power-cutoff-traditional-ideal"/>
+          <w:bookmarkStart w:id="105" w:name="tbl-power-cutoff-traditional-ideal"/>
           <w:p>
             <w:pPr>
               <w:jc w:val="center"/>
@@ -15518,7 +15583,7 @@
               </w:tc>
             </w:tr>
           </w:tbl>
-          <w:bookmarkEnd w:id="106"/>
+          <w:bookmarkEnd w:id="105"/>
           <w:p/>
         </w:tc>
       </w:tr>
@@ -15539,7 +15604,7 @@
         </w:rPr>
         <w:t xml:space="preserve"> </w:t>
       </w:r>
-      <w:hyperlink r:id="rId107">
+      <w:hyperlink r:id="rId106">
         <w:r>
           <w:rPr>
             <w:rStyle w:val="Hyperlink"/>
@@ -15549,8 +15614,8 @@
         </w:r>
       </w:hyperlink>
     </w:p>
-    <w:bookmarkEnd w:id="108"/>
-    <w:bookmarkStart w:id="113" w:name="targeting-specific-parameters"/>
+    <w:bookmarkEnd w:id="107"/>
+    <w:bookmarkStart w:id="112" w:name="targeting-specific-parameters"/>
     <w:p>
       <w:pPr>
         <w:pStyle w:val="Heading3"/>
@@ -15680,7 +15745,7 @@
       <w:tr>
         <w:tc>
           <w:tcPr/>
-          <w:bookmarkStart w:id="109" w:name="tbl-param-estimate-ideal"/>
+          <w:bookmarkStart w:id="108" w:name="tbl-param-estimate-ideal"/>
           <w:p>
             <w:pPr>
               <w:jc w:val="center"/>
@@ -19352,7 +19417,7 @@
               </w:tc>
             </w:tr>
           </w:tbl>
-          <w:bookmarkEnd w:id="109"/>
+          <w:bookmarkEnd w:id="108"/>
           <w:p/>
         </w:tc>
       </w:tr>
@@ -19373,7 +19438,7 @@
         </w:rPr>
         <w:t xml:space="preserve"> </w:t>
       </w:r>
-      <w:hyperlink r:id="rId110">
+      <w:hyperlink r:id="rId109">
         <w:r>
           <w:rPr>
             <w:rStyle w:val="Hyperlink"/>
@@ -19662,7 +19727,7 @@
       <w:tr>
         <w:tc>
           <w:tcPr/>
-          <w:bookmarkStart w:id="111" w:name="tbl-power-n-ideal"/>
+          <w:bookmarkStart w:id="110" w:name="tbl-power-n-ideal"/>
           <w:p>
             <w:pPr>
               <w:jc w:val="center"/>
@@ -20110,7 +20175,7 @@
               </w:tc>
             </w:tr>
           </w:tbl>
-          <w:bookmarkEnd w:id="111"/>
+          <w:bookmarkEnd w:id="110"/>
           <w:p/>
         </w:tc>
       </w:tr>
@@ -20131,7 +20196,7 @@
         </w:rPr>
         <w:t xml:space="preserve"> </w:t>
       </w:r>
-      <w:hyperlink r:id="rId112">
+      <w:hyperlink r:id="rId111">
         <w:r>
           <w:rPr>
             <w:rStyle w:val="Hyperlink"/>
@@ -20304,8 +20369,8 @@
         <w:t xml:space="preserve">for parameter-level planning in this model.</w:t>
       </w:r>
     </w:p>
-    <w:bookmarkEnd w:id="113"/>
-    <w:bookmarkStart w:id="120" w:name="recovering-population-parameters"/>
+    <w:bookmarkEnd w:id="112"/>
+    <w:bookmarkStart w:id="119" w:name="recovering-population-parameters"/>
     <w:p>
       <w:pPr>
         <w:pStyle w:val="Heading3"/>
@@ -20314,7 +20379,7 @@
         <w:t xml:space="preserve">4.4 Recovering population parameters</w:t>
       </w:r>
     </w:p>
-    <w:bookmarkStart w:id="116" w:name="X1209260cfd11d7a4f20ced4599fb769750fdbcd"/>
+    <w:bookmarkStart w:id="115" w:name="X1209260cfd11d7a4f20ced4599fb769750fdbcd"/>
     <w:p>
       <w:pPr>
         <w:pStyle w:val="Heading4"/>
@@ -20504,7 +20569,7 @@
       <w:tr>
         <w:tc>
           <w:tcPr/>
-          <w:bookmarkStart w:id="114" w:name="tbl-power-n-naive"/>
+          <w:bookmarkStart w:id="113" w:name="tbl-power-n-naive"/>
           <w:p>
             <w:pPr>
               <w:jc w:val="center"/>
@@ -21173,7 +21238,7 @@
               </w:tc>
             </w:tr>
           </w:tbl>
-          <w:bookmarkEnd w:id="114"/>
+          <w:bookmarkEnd w:id="113"/>
           <w:p/>
         </w:tc>
       </w:tr>
@@ -21194,7 +21259,7 @@
         </w:rPr>
         <w:t xml:space="preserve"> </w:t>
       </w:r>
-      <w:hyperlink r:id="rId115">
+      <w:hyperlink r:id="rId114">
         <w:r>
           <w:rPr>
             <w:rStyle w:val="Hyperlink"/>
@@ -21622,8 +21687,8 @@
         <w:t xml:space="preserve">sample size for the naive scenario.</w:t>
       </w:r>
     </w:p>
-    <w:bookmarkEnd w:id="116"/>
-    <w:bookmarkStart w:id="119" w:name="X56f8ae3dd1d94e0156a3456a70160ad55f74458"/>
+    <w:bookmarkEnd w:id="115"/>
+    <w:bookmarkStart w:id="118" w:name="X56f8ae3dd1d94e0156a3456a70160ad55f74458"/>
     <w:p>
       <w:pPr>
         <w:pStyle w:val="Heading4"/>
@@ -21940,7 +22005,7 @@
       <w:tr>
         <w:tc>
           <w:tcPr/>
-          <w:bookmarkStart w:id="117" w:name="tbl-power-n-opt"/>
+          <w:bookmarkStart w:id="116" w:name="tbl-power-n-opt"/>
           <w:p>
             <w:pPr>
               <w:jc w:val="center"/>
@@ -22131,7 +22196,7 @@
               </w:tc>
             </w:tr>
           </w:tbl>
-          <w:bookmarkEnd w:id="117"/>
+          <w:bookmarkEnd w:id="116"/>
           <w:p/>
         </w:tc>
       </w:tr>
@@ -22152,7 +22217,7 @@
         </w:rPr>
         <w:t xml:space="preserve"> </w:t>
       </w:r>
-      <w:hyperlink r:id="rId118">
+      <w:hyperlink r:id="rId117">
         <w:r>
           <w:rPr>
             <w:rStyle w:val="Hyperlink"/>
@@ -22341,10 +22406,10 @@
         <w:t xml:space="preserve">.</w:t>
       </w:r>
     </w:p>
+    <w:bookmarkEnd w:id="118"/>
     <w:bookmarkEnd w:id="119"/>
     <w:bookmarkEnd w:id="120"/>
-    <w:bookmarkEnd w:id="121"/>
-    <w:bookmarkStart w:id="164" w:name="sec-sim-robust"/>
+    <w:bookmarkStart w:id="163" w:name="sec-sim-robust"/>
     <w:p>
       <w:pPr>
         <w:pStyle w:val="Heading2"/>
@@ -22521,7 +22586,7 @@
         <w:t xml:space="preserve">.</w:t>
       </w:r>
     </w:p>
-    <w:bookmarkStart w:id="134" w:name="sec-missing"/>
+    <w:bookmarkStart w:id="133" w:name="sec-missing"/>
     <w:p>
       <w:pPr>
         <w:pStyle w:val="Heading3"/>
@@ -22625,7 +22690,7 @@
       <w:tr>
         <w:tc>
           <w:tcPr/>
-          <w:bookmarkStart w:id="125" w:name="fig-power-curve-missing"/>
+          <w:bookmarkStart w:id="124" w:name="fig-power-curve-missing"/>
           <w:p>
             <w:pPr>
               <w:pStyle w:val="Compact"/>
@@ -22636,18 +22701,18 @@
                 <wp:inline>
                   <wp:extent cx="5334000" cy="3333749"/>
                   <wp:effectExtent b="0" l="0" r="0" t="0"/>
-                  <wp:docPr descr="" title="" id="123" name="Picture"/>
+                  <wp:docPr descr="" title="" id="122" name="Picture"/>
                   <a:graphic>
                     <a:graphicData uri="http://schemas.openxmlformats.org/drawingml/2006/picture">
                       <pic:pic>
                         <pic:nvPicPr>
-                          <pic:cNvPr descr="index_files/figure-docx/Scripts-AnalysisScripts-04_simulation_robust-fig-power-curve-missing-output-1.png" id="124" name="Picture"/>
+                          <pic:cNvPr descr="index_files/figure-docx/Scripts-AnalysisScripts-04_simulation_robust-fig-power-curve-missing-output-1.png" id="123" name="Picture"/>
                           <pic:cNvPicPr>
                             <a:picLocks noChangeArrowheads="1" noChangeAspect="1"/>
                           </pic:cNvPicPr>
                         </pic:nvPicPr>
                         <pic:blipFill>
-                          <a:blip r:embed="rId122"/>
+                          <a:blip r:embed="rId121"/>
                           <a:stretch>
                             <a:fillRect/>
                           </a:stretch>
@@ -22687,7 +22752,7 @@
               <w:t xml:space="preserve">Figure 13: Power curves for fit indices under missing data conditions.</w:t>
             </w:r>
           </w:p>
-          <w:bookmarkEnd w:id="125"/>
+          <w:bookmarkEnd w:id="124"/>
         </w:tc>
       </w:tr>
     </w:tbl>
@@ -22707,7 +22772,7 @@
         </w:rPr>
         <w:t xml:space="preserve"> </w:t>
       </w:r>
-      <w:hyperlink r:id="rId126">
+      <w:hyperlink r:id="rId125">
         <w:r>
           <w:rPr>
             <w:rStyle w:val="Hyperlink"/>
@@ -22730,7 +22795,7 @@
       <w:tr>
         <w:tc>
           <w:tcPr/>
-          <w:bookmarkStart w:id="130" w:name="fig-fit-curve-missing"/>
+          <w:bookmarkStart w:id="129" w:name="fig-fit-curve-missing"/>
           <w:p>
             <w:pPr>
               <w:pStyle w:val="Compact"/>
@@ -22741,18 +22806,18 @@
                 <wp:inline>
                   <wp:extent cx="5334000" cy="3333749"/>
                   <wp:effectExtent b="0" l="0" r="0" t="0"/>
-                  <wp:docPr descr="" title="" id="128" name="Picture"/>
+                  <wp:docPr descr="" title="" id="127" name="Picture"/>
                   <a:graphic>
                     <a:graphicData uri="http://schemas.openxmlformats.org/drawingml/2006/picture">
                       <pic:pic>
                         <pic:nvPicPr>
-                          <pic:cNvPr descr="index_files/figure-docx/Scripts-AnalysisScripts-04_simulation_robust-fig-fit-curve-missing-output-1.png" id="129" name="Picture"/>
+                          <pic:cNvPr descr="index_files/figure-docx/Scripts-AnalysisScripts-04_simulation_robust-fig-fit-curve-missing-output-1.png" id="128" name="Picture"/>
                           <pic:cNvPicPr>
                             <a:picLocks noChangeArrowheads="1" noChangeAspect="1"/>
                           </pic:cNvPicPr>
                         </pic:nvPicPr>
                         <pic:blipFill>
-                          <a:blip r:embed="rId127"/>
+                          <a:blip r:embed="rId126"/>
                           <a:stretch>
                             <a:fillRect/>
                           </a:stretch>
@@ -22792,7 +22857,7 @@
               <w:t xml:space="preserve">Figure 14: Power curves for fit indices under missing data conditions without logistic smoothing.</w:t>
             </w:r>
           </w:p>
-          <w:bookmarkEnd w:id="130"/>
+          <w:bookmarkEnd w:id="129"/>
         </w:tc>
       </w:tr>
     </w:tbl>
@@ -22812,7 +22877,7 @@
         </w:rPr>
         <w:t xml:space="preserve"> </w:t>
       </w:r>
-      <w:hyperlink r:id="rId131">
+      <w:hyperlink r:id="rId130">
         <w:r>
           <w:rPr>
             <w:rStyle w:val="Hyperlink"/>
@@ -22881,7 +22946,7 @@
       <w:tr>
         <w:tc>
           <w:tcPr/>
-          <w:bookmarkStart w:id="132" w:name="tbl-power-cutoff-missing"/>
+          <w:bookmarkStart w:id="131" w:name="tbl-power-cutoff-missing"/>
           <w:p>
             <w:pPr>
               <w:jc w:val="center"/>
@@ -23106,7 +23171,7 @@
               </w:tc>
             </w:tr>
           </w:tbl>
-          <w:bookmarkEnd w:id="132"/>
+          <w:bookmarkEnd w:id="131"/>
           <w:p/>
         </w:tc>
       </w:tr>
@@ -23127,7 +23192,7 @@
         </w:rPr>
         <w:t xml:space="preserve"> </w:t>
       </w:r>
-      <w:hyperlink r:id="rId133">
+      <w:hyperlink r:id="rId132">
         <w:r>
           <w:rPr>
             <w:rStyle w:val="Hyperlink"/>
@@ -23346,8 +23411,8 @@
         <w:t xml:space="preserve">performance.</w:t>
       </w:r>
     </w:p>
-    <w:bookmarkEnd w:id="134"/>
-    <w:bookmarkStart w:id="147" w:name="sec-nonnormal"/>
+    <w:bookmarkEnd w:id="133"/>
+    <w:bookmarkStart w:id="146" w:name="sec-nonnormal"/>
     <w:p>
       <w:pPr>
         <w:pStyle w:val="Heading3"/>
@@ -23498,7 +23563,7 @@
       <w:tr>
         <w:tc>
           <w:tcPr/>
-          <w:bookmarkStart w:id="138" w:name="fig-power-curve-nnorm"/>
+          <w:bookmarkStart w:id="137" w:name="fig-power-curve-nnorm"/>
           <w:p>
             <w:pPr>
               <w:pStyle w:val="Compact"/>
@@ -23509,18 +23574,18 @@
                 <wp:inline>
                   <wp:extent cx="5334000" cy="3333749"/>
                   <wp:effectExtent b="0" l="0" r="0" t="0"/>
-                  <wp:docPr descr="" title="" id="136" name="Picture"/>
+                  <wp:docPr descr="" title="" id="135" name="Picture"/>
                   <a:graphic>
                     <a:graphicData uri="http://schemas.openxmlformats.org/drawingml/2006/picture">
                       <pic:pic>
                         <pic:nvPicPr>
-                          <pic:cNvPr descr="index_files/figure-docx/Scripts-AnalysisScripts-04_simulation_robust-fig-power-curve-nnorm-output-1.png" id="137" name="Picture"/>
+                          <pic:cNvPr descr="index_files/figure-docx/Scripts-AnalysisScripts-04_simulation_robust-fig-power-curve-nnorm-output-1.png" id="136" name="Picture"/>
                           <pic:cNvPicPr>
                             <a:picLocks noChangeArrowheads="1" noChangeAspect="1"/>
                           </pic:cNvPicPr>
                         </pic:nvPicPr>
                         <pic:blipFill>
-                          <a:blip r:embed="rId135"/>
+                          <a:blip r:embed="rId134"/>
                           <a:stretch>
                             <a:fillRect/>
                           </a:stretch>
@@ -23560,7 +23625,7 @@
               <w:t xml:space="preserve">Figure 15: Power curves for fit indices under non-normal conditions.</w:t>
             </w:r>
           </w:p>
-          <w:bookmarkEnd w:id="138"/>
+          <w:bookmarkEnd w:id="137"/>
         </w:tc>
       </w:tr>
     </w:tbl>
@@ -23580,7 +23645,7 @@
         </w:rPr>
         <w:t xml:space="preserve"> </w:t>
       </w:r>
-      <w:hyperlink r:id="rId139">
+      <w:hyperlink r:id="rId138">
         <w:r>
           <w:rPr>
             <w:rStyle w:val="Hyperlink"/>
@@ -23674,7 +23739,7 @@
       <w:tr>
         <w:tc>
           <w:tcPr/>
-          <w:bookmarkStart w:id="143" w:name="fig-fit-curve-nnorm"/>
+          <w:bookmarkStart w:id="142" w:name="fig-fit-curve-nnorm"/>
           <w:p>
             <w:pPr>
               <w:pStyle w:val="Compact"/>
@@ -23685,18 +23750,18 @@
                 <wp:inline>
                   <wp:extent cx="5334000" cy="3333749"/>
                   <wp:effectExtent b="0" l="0" r="0" t="0"/>
-                  <wp:docPr descr="" title="" id="141" name="Picture"/>
+                  <wp:docPr descr="" title="" id="140" name="Picture"/>
                   <a:graphic>
                     <a:graphicData uri="http://schemas.openxmlformats.org/drawingml/2006/picture">
                       <pic:pic>
                         <pic:nvPicPr>
-                          <pic:cNvPr descr="index_files/figure-docx/Scripts-AnalysisScripts-04_simulation_robust-fig-fit-curve-nnorm-output-1.png" id="142" name="Picture"/>
+                          <pic:cNvPr descr="index_files/figure-docx/Scripts-AnalysisScripts-04_simulation_robust-fig-fit-curve-nnorm-output-1.png" id="141" name="Picture"/>
                           <pic:cNvPicPr>
                             <a:picLocks noChangeArrowheads="1" noChangeAspect="1"/>
                           </pic:cNvPicPr>
                         </pic:nvPicPr>
                         <pic:blipFill>
-                          <a:blip r:embed="rId140"/>
+                          <a:blip r:embed="rId139"/>
                           <a:stretch>
                             <a:fillRect/>
                           </a:stretch>
@@ -23736,7 +23801,7 @@
               <w:t xml:space="preserve">Figure 16: Power curves for fit indices under non-normal conditions without logistic smoothing.</w:t>
             </w:r>
           </w:p>
-          <w:bookmarkEnd w:id="143"/>
+          <w:bookmarkEnd w:id="142"/>
         </w:tc>
       </w:tr>
     </w:tbl>
@@ -23756,7 +23821,7 @@
         </w:rPr>
         <w:t xml:space="preserve"> </w:t>
       </w:r>
-      <w:hyperlink r:id="rId144">
+      <w:hyperlink r:id="rId143">
         <w:r>
           <w:rPr>
             <w:rStyle w:val="Hyperlink"/>
@@ -23830,7 +23895,7 @@
       <w:tr>
         <w:tc>
           <w:tcPr/>
-          <w:bookmarkStart w:id="145" w:name="tbl-power-cutoff-nnorm"/>
+          <w:bookmarkStart w:id="144" w:name="tbl-power-cutoff-nnorm"/>
           <w:p>
             <w:pPr>
               <w:jc w:val="center"/>
@@ -24055,7 +24120,7 @@
               </w:tc>
             </w:tr>
           </w:tbl>
-          <w:bookmarkEnd w:id="145"/>
+          <w:bookmarkEnd w:id="144"/>
           <w:p/>
         </w:tc>
       </w:tr>
@@ -24076,7 +24141,7 @@
         </w:rPr>
         <w:t xml:space="preserve"> </w:t>
       </w:r>
-      <w:hyperlink r:id="rId146">
+      <w:hyperlink r:id="rId145">
         <w:r>
           <w:rPr>
             <w:rStyle w:val="Hyperlink"/>
@@ -24238,8 +24303,8 @@
         <w:t xml:space="preserve">discrimination patterns in the figures.</w:t>
       </w:r>
     </w:p>
-    <w:bookmarkEnd w:id="147"/>
-    <w:bookmarkStart w:id="163" w:name="sec-scenarios-fixed"/>
+    <w:bookmarkEnd w:id="146"/>
+    <w:bookmarkStart w:id="162" w:name="sec-scenarios-fixed"/>
     <w:p>
       <w:pPr>
         <w:pStyle w:val="Heading3"/>
@@ -24518,7 +24583,7 @@
       <w:tr>
         <w:tc>
           <w:tcPr/>
-          <w:bookmarkStart w:id="151" w:name="fig-power-curve-fixed"/>
+          <w:bookmarkStart w:id="150" w:name="fig-power-curve-fixed"/>
           <w:p>
             <w:pPr>
               <w:pStyle w:val="Compact"/>
@@ -24529,18 +24594,18 @@
                 <wp:inline>
                   <wp:extent cx="5334000" cy="3333749"/>
                   <wp:effectExtent b="0" l="0" r="0" t="0"/>
-                  <wp:docPr descr="" title="" id="149" name="Picture"/>
+                  <wp:docPr descr="" title="" id="148" name="Picture"/>
                   <a:graphic>
                     <a:graphicData uri="http://schemas.openxmlformats.org/drawingml/2006/picture">
                       <pic:pic>
                         <pic:nvPicPr>
-                          <pic:cNvPr descr="index_files/figure-docx/Scripts-AnalysisScripts-05_model_comparison-fig-power-curve-fixed-output-1.png" id="150" name="Picture"/>
+                          <pic:cNvPr descr="index_files/figure-docx/Scripts-AnalysisScripts-05_model_comparison-fig-power-curve-fixed-output-1.png" id="149" name="Picture"/>
                           <pic:cNvPicPr>
                             <a:picLocks noChangeArrowheads="1" noChangeAspect="1"/>
                           </pic:cNvPicPr>
                         </pic:nvPicPr>
                         <pic:blipFill>
-                          <a:blip r:embed="rId148"/>
+                          <a:blip r:embed="rId147"/>
                           <a:stretch>
                             <a:fillRect/>
                           </a:stretch>
@@ -24580,7 +24645,7 @@
               <w:t xml:space="preserve">Figure 17: Power curves for fit indices with fixed sample size.</w:t>
             </w:r>
           </w:p>
-          <w:bookmarkEnd w:id="151"/>
+          <w:bookmarkEnd w:id="150"/>
         </w:tc>
       </w:tr>
     </w:tbl>
@@ -24600,7 +24665,7 @@
         </w:rPr>
         <w:t xml:space="preserve"> </w:t>
       </w:r>
-      <w:hyperlink r:id="rId152">
+      <w:hyperlink r:id="rId151">
         <w:r>
           <w:rPr>
             <w:rStyle w:val="Hyperlink"/>
@@ -24748,7 +24813,7 @@
       <w:tr>
         <w:tc>
           <w:tcPr/>
-          <w:bookmarkStart w:id="153" w:name="tbl-power-cutoff-fixed"/>
+          <w:bookmarkStart w:id="152" w:name="tbl-power-cutoff-fixed"/>
           <w:p>
             <w:pPr>
               <w:jc w:val="center"/>
@@ -24973,7 +25038,7 @@
               </w:tc>
             </w:tr>
           </w:tbl>
-          <w:bookmarkEnd w:id="153"/>
+          <w:bookmarkEnd w:id="152"/>
           <w:p/>
         </w:tc>
       </w:tr>
@@ -24994,7 +25059,7 @@
         </w:rPr>
         <w:t xml:space="preserve"> </w:t>
       </w:r>
-      <w:hyperlink r:id="rId154">
+      <w:hyperlink r:id="rId153">
         <w:r>
           <w:rPr>
             <w:rStyle w:val="Hyperlink"/>
@@ -25004,7 +25069,7 @@
         </w:r>
       </w:hyperlink>
     </w:p>
-    <w:bookmarkStart w:id="162" w:name="power-analysis-with-traditional-cutoffs"/>
+    <w:bookmarkStart w:id="161" w:name="power-analysis-with-traditional-cutoffs"/>
     <w:p>
       <w:pPr>
         <w:pStyle w:val="Heading4"/>
@@ -25128,7 +25193,7 @@
       <w:tr>
         <w:tc>
           <w:tcPr/>
-          <w:bookmarkStart w:id="158" w:name="fig-curve-fixed-traditional"/>
+          <w:bookmarkStart w:id="157" w:name="fig-curve-fixed-traditional"/>
           <w:p>
             <w:pPr>
               <w:pStyle w:val="Compact"/>
@@ -25139,18 +25204,18 @@
                 <wp:inline>
                   <wp:extent cx="5334000" cy="3333749"/>
                   <wp:effectExtent b="0" l="0" r="0" t="0"/>
-                  <wp:docPr descr="" title="" id="156" name="Picture"/>
+                  <wp:docPr descr="" title="" id="155" name="Picture"/>
                   <a:graphic>
                     <a:graphicData uri="http://schemas.openxmlformats.org/drawingml/2006/picture">
                       <pic:pic>
                         <pic:nvPicPr>
-                          <pic:cNvPr descr="index_files/figure-docx/Scripts-AnalysisScripts-05_model_comparison-fig-curve-fixed-traditional-output-1.png" id="157" name="Picture"/>
+                          <pic:cNvPr descr="index_files/figure-docx/Scripts-AnalysisScripts-05_model_comparison-fig-curve-fixed-traditional-output-1.png" id="156" name="Picture"/>
                           <pic:cNvPicPr>
                             <a:picLocks noChangeArrowheads="1" noChangeAspect="1"/>
                           </pic:cNvPicPr>
                         </pic:nvPicPr>
                         <pic:blipFill>
-                          <a:blip r:embed="rId155"/>
+                          <a:blip r:embed="rId154"/>
                           <a:stretch>
                             <a:fillRect/>
                           </a:stretch>
@@ -25190,7 +25255,7 @@
               <w:t xml:space="preserve">Figure 18: Power curves using traditional fit index cutoffs with fixed sample size.</w:t>
             </w:r>
           </w:p>
-          <w:bookmarkEnd w:id="158"/>
+          <w:bookmarkEnd w:id="157"/>
         </w:tc>
       </w:tr>
     </w:tbl>
@@ -25210,7 +25275,7 @@
         </w:rPr>
         <w:t xml:space="preserve"> </w:t>
       </w:r>
-      <w:hyperlink r:id="rId159">
+      <w:hyperlink r:id="rId158">
         <w:r>
           <w:rPr>
             <w:rStyle w:val="Hyperlink"/>
@@ -25233,7 +25298,7 @@
       <w:tr>
         <w:tc>
           <w:tcPr/>
-          <w:bookmarkStart w:id="160" w:name="tbl-power-cutoff-traditional-fixed"/>
+          <w:bookmarkStart w:id="159" w:name="tbl-power-cutoff-traditional-fixed"/>
           <w:p>
             <w:pPr>
               <w:jc w:val="center"/>
@@ -25392,7 +25457,7 @@
               </w:tc>
             </w:tr>
           </w:tbl>
-          <w:bookmarkEnd w:id="160"/>
+          <w:bookmarkEnd w:id="159"/>
           <w:p/>
         </w:tc>
       </w:tr>
@@ -25413,7 +25478,7 @@
         </w:rPr>
         <w:t xml:space="preserve"> </w:t>
       </w:r>
-      <w:hyperlink r:id="rId161">
+      <w:hyperlink r:id="rId160">
         <w:r>
           <w:rPr>
             <w:rStyle w:val="Hyperlink"/>
@@ -25498,10 +25563,10 @@
         <w:t xml:space="preserve">.</w:t>
       </w:r>
     </w:p>
+    <w:bookmarkEnd w:id="161"/>
     <w:bookmarkEnd w:id="162"/>
     <w:bookmarkEnd w:id="163"/>
-    <w:bookmarkEnd w:id="164"/>
-    <w:bookmarkStart w:id="190" w:name="sec-post-hoc"/>
+    <w:bookmarkStart w:id="189" w:name="sec-post-hoc"/>
     <w:p>
       <w:pPr>
         <w:pStyle w:val="Heading2"/>
@@ -25612,7 +25677,7 @@
         <w:t xml:space="preserve">would have rejected meaningful misspecification.</w:t>
       </w:r>
     </w:p>
-    <w:bookmarkStart w:id="172" w:name="with-simulation"/>
+    <w:bookmarkStart w:id="171" w:name="with-simulation"/>
     <w:p>
       <w:pPr>
         <w:pStyle w:val="Heading3"/>
@@ -25707,7 +25772,7 @@
       <w:tr>
         <w:tc>
           <w:tcPr/>
-          <w:bookmarkStart w:id="168" w:name="fig-posthoc-plotpower"/>
+          <w:bookmarkStart w:id="167" w:name="fig-posthoc-plotpower"/>
           <w:p>
             <w:pPr>
               <w:pStyle w:val="Compact"/>
@@ -25718,18 +25783,18 @@
                 <wp:inline>
                   <wp:extent cx="5334000" cy="3333749"/>
                   <wp:effectExtent b="0" l="0" r="0" t="0"/>
-                  <wp:docPr descr="" title="" id="166" name="Picture"/>
+                  <wp:docPr descr="" title="" id="165" name="Picture"/>
                   <a:graphic>
                     <a:graphicData uri="http://schemas.openxmlformats.org/drawingml/2006/picture">
                       <pic:pic>
                         <pic:nvPicPr>
-                          <pic:cNvPr descr="index_files/figure-docx/Scripts-AnalysisScripts-06_posthoc-fig-posthoc-plotpower-output-1.png" id="167" name="Picture"/>
+                          <pic:cNvPr descr="index_files/figure-docx/Scripts-AnalysisScripts-06_posthoc-fig-posthoc-plotpower-output-1.png" id="166" name="Picture"/>
                           <pic:cNvPicPr>
                             <a:picLocks noChangeArrowheads="1" noChangeAspect="1"/>
                           </pic:cNvPicPr>
                         </pic:nvPicPr>
                         <pic:blipFill>
-                          <a:blip r:embed="rId165"/>
+                          <a:blip r:embed="rId164"/>
                           <a:stretch>
                             <a:fillRect/>
                           </a:stretch>
@@ -25769,7 +25834,7 @@
               <w:t xml:space="preserve">Figure 19: Power curve for post hoc analysis based on simulation.</w:t>
             </w:r>
           </w:p>
-          <w:bookmarkEnd w:id="168"/>
+          <w:bookmarkEnd w:id="167"/>
         </w:tc>
       </w:tr>
     </w:tbl>
@@ -25789,7 +25854,7 @@
         </w:rPr>
         <w:t xml:space="preserve"> </w:t>
       </w:r>
-      <w:hyperlink r:id="rId169">
+      <w:hyperlink r:id="rId168">
         <w:r>
           <w:rPr>
             <w:rStyle w:val="Hyperlink"/>
@@ -25812,7 +25877,7 @@
       <w:tr>
         <w:tc>
           <w:tcPr/>
-          <w:bookmarkStart w:id="170" w:name="tbl-posthoc-power"/>
+          <w:bookmarkStart w:id="169" w:name="tbl-posthoc-power"/>
           <w:p>
             <w:pPr>
               <w:jc w:val="center"/>
@@ -25950,7 +26015,7 @@
               </w:tc>
             </w:tr>
           </w:tbl>
-          <w:bookmarkEnd w:id="170"/>
+          <w:bookmarkEnd w:id="169"/>
           <w:p/>
         </w:tc>
       </w:tr>
@@ -25971,7 +26036,7 @@
         </w:rPr>
         <w:t xml:space="preserve"> </w:t>
       </w:r>
-      <w:hyperlink r:id="rId171">
+      <w:hyperlink r:id="rId170">
         <w:r>
           <w:rPr>
             <w:rStyle w:val="Hyperlink"/>
@@ -26180,8 +26245,8 @@
         <w:t xml:space="preserve">model fit is poor.</w:t>
       </w:r>
     </w:p>
-    <w:bookmarkEnd w:id="172"/>
-    <w:bookmarkStart w:id="189" w:name="with-analytical-solutions"/>
+    <w:bookmarkEnd w:id="171"/>
+    <w:bookmarkStart w:id="188" w:name="with-analytical-solutions"/>
     <w:p>
       <w:pPr>
         <w:pStyle w:val="Heading3"/>
@@ -26266,7 +26331,7 @@
         <w:t xml:space="preserve">substantively specific formulation.</w:t>
       </w:r>
     </w:p>
-    <w:bookmarkStart w:id="180" w:name="model-free-specification"/>
+    <w:bookmarkStart w:id="179" w:name="model-free-specification"/>
     <w:p>
       <w:pPr>
         <w:pStyle w:val="Heading4"/>
@@ -26370,7 +26435,7 @@
       <w:tr>
         <w:tc>
           <w:tcPr/>
-          <w:bookmarkStart w:id="173" w:name="tbl-posthoc-rmsea"/>
+          <w:bookmarkStart w:id="172" w:name="tbl-posthoc-rmsea"/>
           <w:p>
             <w:pPr>
               <w:jc w:val="center"/>
@@ -27017,7 +27082,7 @@
               </w:tc>
             </w:tr>
           </w:tbl>
-          <w:bookmarkEnd w:id="173"/>
+          <w:bookmarkEnd w:id="172"/>
           <w:p/>
         </w:tc>
       </w:tr>
@@ -27038,7 +27103,7 @@
         </w:rPr>
         <w:t xml:space="preserve"> </w:t>
       </w:r>
-      <w:hyperlink r:id="rId174">
+      <w:hyperlink r:id="rId173">
         <w:r>
           <w:rPr>
             <w:rStyle w:val="Hyperlink"/>
@@ -27298,7 +27363,7 @@
       <w:tr>
         <w:tc>
           <w:tcPr/>
-          <w:bookmarkStart w:id="178" w:name="fig-posthoc-rmsea"/>
+          <w:bookmarkStart w:id="177" w:name="fig-posthoc-rmsea"/>
           <w:p>
             <w:pPr>
               <w:pStyle w:val="Compact"/>
@@ -27309,18 +27374,18 @@
                 <wp:inline>
                   <wp:extent cx="5334000" cy="3333749"/>
                   <wp:effectExtent b="0" l="0" r="0" t="0"/>
-                  <wp:docPr descr="" title="" id="176" name="Picture"/>
+                  <wp:docPr descr="" title="" id="175" name="Picture"/>
                   <a:graphic>
                     <a:graphicData uri="http://schemas.openxmlformats.org/drawingml/2006/picture">
                       <pic:pic>
                         <pic:nvPicPr>
-                          <pic:cNvPr descr="index_files/figure-docx/Scripts-AnalysisScripts-06_posthoc-fig-posthoc-rmsea-output-1.png" id="177" name="Picture"/>
+                          <pic:cNvPr descr="index_files/figure-docx/Scripts-AnalysisScripts-06_posthoc-fig-posthoc-rmsea-output-1.png" id="176" name="Picture"/>
                           <pic:cNvPicPr>
                             <a:picLocks noChangeArrowheads="1" noChangeAspect="1"/>
                           </pic:cNvPicPr>
                         </pic:nvPicPr>
                         <pic:blipFill>
-                          <a:blip r:embed="rId175"/>
+                          <a:blip r:embed="rId174"/>
                           <a:stretch>
                             <a:fillRect/>
                           </a:stretch>
@@ -27360,7 +27425,7 @@
               <w:t xml:space="preserve">Figure 20: Post hoc power analysis for RMSEA = 0.05.</w:t>
             </w:r>
           </w:p>
-          <w:bookmarkEnd w:id="178"/>
+          <w:bookmarkEnd w:id="177"/>
         </w:tc>
       </w:tr>
     </w:tbl>
@@ -27380,7 +27445,7 @@
         </w:rPr>
         <w:t xml:space="preserve"> </w:t>
       </w:r>
-      <w:hyperlink r:id="rId179">
+      <w:hyperlink r:id="rId178">
         <w:r>
           <w:rPr>
             <w:rStyle w:val="Hyperlink"/>
@@ -27390,8 +27455,8 @@
         </w:r>
       </w:hyperlink>
     </w:p>
-    <w:bookmarkEnd w:id="180"/>
-    <w:bookmarkStart w:id="188" w:name="model-based-specification-global-fit"/>
+    <w:bookmarkEnd w:id="179"/>
+    <w:bookmarkStart w:id="187" w:name="model-based-specification-global-fit"/>
     <w:p>
       <w:pPr>
         <w:pStyle w:val="Heading4"/>
@@ -27469,7 +27534,7 @@
       <w:tr>
         <w:tc>
           <w:tcPr/>
-          <w:bookmarkStart w:id="181" w:name="tbl-posthoc-realmodel"/>
+          <w:bookmarkStart w:id="180" w:name="tbl-posthoc-realmodel"/>
           <w:p>
             <w:pPr>
               <w:jc w:val="center"/>
@@ -28210,7 +28275,7 @@
               </w:tc>
             </w:tr>
           </w:tbl>
-          <w:bookmarkEnd w:id="181"/>
+          <w:bookmarkEnd w:id="180"/>
           <w:p/>
         </w:tc>
       </w:tr>
@@ -28231,7 +28296,7 @@
         </w:rPr>
         <w:t xml:space="preserve"> </w:t>
       </w:r>
-      <w:hyperlink r:id="rId182">
+      <w:hyperlink r:id="rId181">
         <w:r>
           <w:rPr>
             <w:rStyle w:val="Hyperlink"/>
@@ -28433,7 +28498,7 @@
       <w:tr>
         <w:tc>
           <w:tcPr/>
-          <w:bookmarkStart w:id="186" w:name="fig-posthoc-realmodel"/>
+          <w:bookmarkStart w:id="185" w:name="fig-posthoc-realmodel"/>
           <w:p>
             <w:pPr>
               <w:pStyle w:val="Compact"/>
@@ -28444,18 +28509,18 @@
                 <wp:inline>
                   <wp:extent cx="5334000" cy="3333749"/>
                   <wp:effectExtent b="0" l="0" r="0" t="0"/>
-                  <wp:docPr descr="" title="" id="184" name="Picture"/>
+                  <wp:docPr descr="" title="" id="183" name="Picture"/>
                   <a:graphic>
                     <a:graphicData uri="http://schemas.openxmlformats.org/drawingml/2006/picture">
                       <pic:pic>
                         <pic:nvPicPr>
-                          <pic:cNvPr descr="index_files/figure-docx/Scripts-AnalysisScripts-06_posthoc-fig-posthoc-realmodel-output-1.png" id="185" name="Picture"/>
+                          <pic:cNvPr descr="index_files/figure-docx/Scripts-AnalysisScripts-06_posthoc-fig-posthoc-realmodel-output-1.png" id="184" name="Picture"/>
                           <pic:cNvPicPr>
                             <a:picLocks noChangeArrowheads="1" noChangeAspect="1"/>
                           </pic:cNvPicPr>
                         </pic:nvPicPr>
                         <pic:blipFill>
-                          <a:blip r:embed="rId183"/>
+                          <a:blip r:embed="rId182"/>
                           <a:stretch>
                             <a:fillRect/>
                           </a:stretch>
@@ -28495,7 +28560,7 @@
               <w:t xml:space="preserve">Figure 21: Post hoc power analysis for the real model.</w:t>
             </w:r>
           </w:p>
-          <w:bookmarkEnd w:id="186"/>
+          <w:bookmarkEnd w:id="185"/>
         </w:tc>
       </w:tr>
     </w:tbl>
@@ -28515,7 +28580,7 @@
         </w:rPr>
         <w:t xml:space="preserve"> </w:t>
       </w:r>
-      <w:hyperlink r:id="rId187">
+      <w:hyperlink r:id="rId186">
         <w:r>
           <w:rPr>
             <w:rStyle w:val="Hyperlink"/>
@@ -28629,10 +28694,10 @@
         <w:t xml:space="preserve">.</w:t>
       </w:r>
     </w:p>
+    <w:bookmarkEnd w:id="187"/>
     <w:bookmarkEnd w:id="188"/>
     <w:bookmarkEnd w:id="189"/>
-    <w:bookmarkEnd w:id="190"/>
-    <w:bookmarkStart w:id="232" w:name="references"/>
+    <w:bookmarkStart w:id="231" w:name="references"/>
     <w:p>
       <w:pPr>
         <w:pStyle w:val="Heading2"/>
@@ -28641,8 +28706,8 @@
         <w:t xml:space="preserve">References</w:t>
       </w:r>
     </w:p>
-    <w:bookmarkStart w:id="231" w:name="refs"/>
-    <w:bookmarkStart w:id="192" w:name="ref-aguirre-urreta2024"/>
+    <w:bookmarkStart w:id="230" w:name="refs"/>
+    <w:bookmarkStart w:id="191" w:name="ref-aguirre-urreta2024"/>
     <w:p>
       <w:pPr>
         <w:pStyle w:val="Bibliography"/>
@@ -28718,7 +28783,7 @@
       <w:r>
         <w:t xml:space="preserve"> </w:t>
       </w:r>
-      <w:hyperlink r:id="rId191">
+      <w:hyperlink r:id="rId190">
         <w:r>
           <w:rPr>
             <w:rStyle w:val="Hyperlink"/>
@@ -28727,8 +28792,8 @@
         </w:r>
       </w:hyperlink>
     </w:p>
-    <w:bookmarkEnd w:id="192"/>
-    <w:bookmarkStart w:id="194" w:name="ref-buchberger2024"/>
+    <w:bookmarkEnd w:id="191"/>
+    <w:bookmarkStart w:id="193" w:name="ref-buchberger2024"/>
     <w:p>
       <w:pPr>
         <w:pStyle w:val="Bibliography"/>
@@ -28786,7 +28851,7 @@
       <w:r>
         <w:t xml:space="preserve"> </w:t>
       </w:r>
-      <w:hyperlink r:id="rId193">
+      <w:hyperlink r:id="rId192">
         <w:r>
           <w:rPr>
             <w:rStyle w:val="Hyperlink"/>
@@ -28795,8 +28860,8 @@
         </w:r>
       </w:hyperlink>
     </w:p>
-    <w:bookmarkEnd w:id="194"/>
-    <w:bookmarkStart w:id="195" w:name="ref-feng2023"/>
+    <w:bookmarkEnd w:id="193"/>
+    <w:bookmarkStart w:id="194" w:name="ref-feng2023"/>
     <w:p>
       <w:pPr>
         <w:pStyle w:val="Bibliography"/>
@@ -28853,8 +28918,8 @@
         <w:t xml:space="preserve">. The Guilford Press.</w:t>
       </w:r>
     </w:p>
-    <w:bookmarkEnd w:id="195"/>
-    <w:bookmarkStart w:id="197" w:name="ref-irmer2024"/>
+    <w:bookmarkEnd w:id="194"/>
+    <w:bookmarkStart w:id="196" w:name="ref-irmer2024"/>
     <w:p>
       <w:pPr>
         <w:pStyle w:val="Bibliography"/>
@@ -28891,7 +28956,7 @@
       <w:r>
         <w:t xml:space="preserve"> </w:t>
       </w:r>
-      <w:hyperlink r:id="rId196">
+      <w:hyperlink r:id="rId195">
         <w:r>
           <w:rPr>
             <w:rStyle w:val="Hyperlink"/>
@@ -28900,8 +28965,8 @@
         </w:r>
       </w:hyperlink>
     </w:p>
-    <w:bookmarkEnd w:id="197"/>
-    <w:bookmarkStart w:id="199" w:name="ref-jak2021"/>
+    <w:bookmarkEnd w:id="196"/>
+    <w:bookmarkStart w:id="198" w:name="ref-jak2021"/>
     <w:p>
       <w:pPr>
         <w:pStyle w:val="Bibliography"/>
@@ -28962,7 +29027,7 @@
       <w:r>
         <w:t xml:space="preserve"> </w:t>
       </w:r>
-      <w:hyperlink r:id="rId198">
+      <w:hyperlink r:id="rId197">
         <w:r>
           <w:rPr>
             <w:rStyle w:val="Hyperlink"/>
@@ -28971,8 +29036,8 @@
         </w:r>
       </w:hyperlink>
     </w:p>
-    <w:bookmarkEnd w:id="199"/>
-    <w:bookmarkStart w:id="201" w:name="ref-jobst2023"/>
+    <w:bookmarkEnd w:id="198"/>
+    <w:bookmarkStart w:id="200" w:name="ref-jobst2023"/>
     <w:p>
       <w:pPr>
         <w:pStyle w:val="Bibliography"/>
@@ -29009,7 +29074,7 @@
       <w:r>
         <w:t xml:space="preserve"> </w:t>
       </w:r>
-      <w:hyperlink r:id="rId200">
+      <w:hyperlink r:id="rId199">
         <w:r>
           <w:rPr>
             <w:rStyle w:val="Hyperlink"/>
@@ -29018,8 +29083,8 @@
         </w:r>
       </w:hyperlink>
     </w:p>
-    <w:bookmarkEnd w:id="201"/>
-    <w:bookmarkStart w:id="203" w:name="ref-kyriazos2018"/>
+    <w:bookmarkEnd w:id="200"/>
+    <w:bookmarkStart w:id="202" w:name="ref-kyriazos2018"/>
     <w:p>
       <w:pPr>
         <w:pStyle w:val="Bibliography"/>
@@ -29137,7 +29202,7 @@
       <w:r>
         <w:t xml:space="preserve"> </w:t>
       </w:r>
-      <w:hyperlink r:id="rId202">
+      <w:hyperlink r:id="rId201">
         <w:r>
           <w:rPr>
             <w:rStyle w:val="Hyperlink"/>
@@ -29146,8 +29211,8 @@
         </w:r>
       </w:hyperlink>
     </w:p>
-    <w:bookmarkEnd w:id="203"/>
-    <w:bookmarkStart w:id="205" w:name="ref-liang2024"/>
+    <w:bookmarkEnd w:id="202"/>
+    <w:bookmarkStart w:id="204" w:name="ref-liang2024"/>
     <w:p>
       <w:pPr>
         <w:pStyle w:val="Bibliography"/>
@@ -29195,7 +29260,7 @@
       <w:r>
         <w:t xml:space="preserve"> </w:t>
       </w:r>
-      <w:hyperlink r:id="rId204">
+      <w:hyperlink r:id="rId203">
         <w:r>
           <w:rPr>
             <w:rStyle w:val="Hyperlink"/>
@@ -29204,8 +29269,8 @@
         </w:r>
       </w:hyperlink>
     </w:p>
-    <w:bookmarkEnd w:id="205"/>
-    <w:bookmarkStart w:id="207" w:name="ref-lin2022"/>
+    <w:bookmarkEnd w:id="204"/>
+    <w:bookmarkStart w:id="206" w:name="ref-lin2022"/>
     <w:p>
       <w:pPr>
         <w:pStyle w:val="Bibliography"/>
@@ -29254,7 +29319,7 @@
       <w:r>
         <w:t xml:space="preserve"> </w:t>
       </w:r>
-      <w:hyperlink r:id="rId206">
+      <w:hyperlink r:id="rId205">
         <w:r>
           <w:rPr>
             <w:rStyle w:val="Hyperlink"/>
@@ -29263,8 +29328,8 @@
         </w:r>
       </w:hyperlink>
     </w:p>
-    <w:bookmarkEnd w:id="207"/>
-    <w:bookmarkStart w:id="209" w:name="ref-maccallum1996"/>
+    <w:bookmarkEnd w:id="206"/>
+    <w:bookmarkStart w:id="208" w:name="ref-maccallum1996"/>
     <w:p>
       <w:pPr>
         <w:pStyle w:val="Bibliography"/>
@@ -29301,7 +29366,7 @@
       <w:r>
         <w:t xml:space="preserve"> </w:t>
       </w:r>
-      <w:hyperlink r:id="rId208">
+      <w:hyperlink r:id="rId207">
         <w:r>
           <w:rPr>
             <w:rStyle w:val="Hyperlink"/>
@@ -29310,8 +29375,8 @@
         </w:r>
       </w:hyperlink>
     </w:p>
-    <w:bookmarkEnd w:id="209"/>
-    <w:bookmarkStart w:id="211" w:name="ref-mcneish2021"/>
+    <w:bookmarkEnd w:id="208"/>
+    <w:bookmarkStart w:id="210" w:name="ref-mcneish2021"/>
     <w:p>
       <w:pPr>
         <w:pStyle w:val="Bibliography"/>
@@ -29348,7 +29413,7 @@
       <w:r>
         <w:t xml:space="preserve"> </w:t>
       </w:r>
-      <w:hyperlink r:id="rId210">
+      <w:hyperlink r:id="rId209">
         <w:r>
           <w:rPr>
             <w:rStyle w:val="Hyperlink"/>
@@ -29357,8 +29422,8 @@
         </w:r>
       </w:hyperlink>
     </w:p>
-    <w:bookmarkEnd w:id="211"/>
-    <w:bookmarkStart w:id="213" w:name="ref-moshagen2024"/>
+    <w:bookmarkEnd w:id="210"/>
+    <w:bookmarkStart w:id="212" w:name="ref-moshagen2024"/>
     <w:p>
       <w:pPr>
         <w:pStyle w:val="Bibliography"/>
@@ -29416,7 +29481,7 @@
       <w:r>
         <w:t xml:space="preserve"> </w:t>
       </w:r>
-      <w:hyperlink r:id="rId212">
+      <w:hyperlink r:id="rId211">
         <w:r>
           <w:rPr>
             <w:rStyle w:val="Hyperlink"/>
@@ -29425,8 +29490,8 @@
         </w:r>
       </w:hyperlink>
     </w:p>
-    <w:bookmarkEnd w:id="213"/>
-    <w:bookmarkStart w:id="215" w:name="ref-mosqueirataipe2026"/>
+    <w:bookmarkEnd w:id="212"/>
+    <w:bookmarkStart w:id="214" w:name="ref-mosqueirataipe2026"/>
     <w:p>
       <w:pPr>
         <w:pStyle w:val="Bibliography"/>
@@ -29478,7 +29543,7 @@
       <w:r>
         <w:t xml:space="preserve"> </w:t>
       </w:r>
-      <w:hyperlink r:id="rId214">
+      <w:hyperlink r:id="rId213">
         <w:r>
           <w:rPr>
             <w:rStyle w:val="Hyperlink"/>
@@ -29487,8 +29552,8 @@
         </w:r>
       </w:hyperlink>
     </w:p>
-    <w:bookmarkEnd w:id="215"/>
-    <w:bookmarkStart w:id="217" w:name="ref-muthen2002a"/>
+    <w:bookmarkEnd w:id="214"/>
+    <w:bookmarkStart w:id="216" w:name="ref-muthen2002a"/>
     <w:p>
       <w:pPr>
         <w:pStyle w:val="Bibliography"/>
@@ -29582,7 +29647,7 @@
       <w:r>
         <w:t xml:space="preserve"> </w:t>
       </w:r>
-      <w:hyperlink r:id="rId216">
+      <w:hyperlink r:id="rId215">
         <w:r>
           <w:rPr>
             <w:rStyle w:val="Hyperlink"/>
@@ -29591,8 +29656,8 @@
         </w:r>
       </w:hyperlink>
     </w:p>
-    <w:bookmarkEnd w:id="217"/>
-    <w:bookmarkStart w:id="219" w:name="ref-simsem2021"/>
+    <w:bookmarkEnd w:id="216"/>
+    <w:bookmarkStart w:id="218" w:name="ref-simsem2021"/>
     <w:p>
       <w:pPr>
         <w:pStyle w:val="Bibliography"/>
@@ -29630,7 +29695,7 @@
       <w:r>
         <w:t xml:space="preserve"> </w:t>
       </w:r>
-      <w:hyperlink r:id="rId218">
+      <w:hyperlink r:id="rId217">
         <w:r>
           <w:rPr>
             <w:rStyle w:val="Hyperlink"/>
@@ -29639,8 +29704,8 @@
         </w:r>
       </w:hyperlink>
     </w:p>
-    <w:bookmarkEnd w:id="219"/>
-    <w:bookmarkStart w:id="221" w:name="ref-rogers2022"/>
+    <w:bookmarkEnd w:id="218"/>
+    <w:bookmarkStart w:id="220" w:name="ref-rogers2022"/>
     <w:p>
       <w:pPr>
         <w:pStyle w:val="Bibliography"/>
@@ -29707,7 +29772,7 @@
       <w:r>
         <w:t xml:space="preserve"> </w:t>
       </w:r>
-      <w:hyperlink r:id="rId220">
+      <w:hyperlink r:id="rId219">
         <w:r>
           <w:rPr>
             <w:rStyle w:val="Hyperlink"/>
@@ -29716,8 +29781,8 @@
         </w:r>
       </w:hyperlink>
     </w:p>
-    <w:bookmarkEnd w:id="221"/>
-    <w:bookmarkStart w:id="223" w:name="ref-schoemann2014"/>
+    <w:bookmarkEnd w:id="220"/>
+    <w:bookmarkStart w:id="222" w:name="ref-schoemann2014"/>
     <w:p>
       <w:pPr>
         <w:pStyle w:val="Bibliography"/>
@@ -29766,7 +29831,7 @@
       <w:r>
         <w:t xml:space="preserve"> </w:t>
       </w:r>
-      <w:hyperlink r:id="rId222">
+      <w:hyperlink r:id="rId221">
         <w:r>
           <w:rPr>
             <w:rStyle w:val="Hyperlink"/>
@@ -29775,8 +29840,8 @@
         </w:r>
       </w:hyperlink>
     </w:p>
-    <w:bookmarkEnd w:id="223"/>
-    <w:bookmarkStart w:id="225" w:name="ref-wang2023"/>
+    <w:bookmarkEnd w:id="222"/>
+    <w:bookmarkStart w:id="224" w:name="ref-wang2023"/>
     <w:p>
       <w:pPr>
         <w:pStyle w:val="Bibliography"/>
@@ -29866,7 +29931,7 @@
       <w:r>
         <w:t xml:space="preserve"> </w:t>
       </w:r>
-      <w:hyperlink r:id="rId224">
+      <w:hyperlink r:id="rId223">
         <w:r>
           <w:rPr>
             <w:rStyle w:val="Hyperlink"/>
@@ -29875,8 +29940,8 @@
         </w:r>
       </w:hyperlink>
     </w:p>
-    <w:bookmarkEnd w:id="225"/>
-    <w:bookmarkStart w:id="227" w:name="ref-wang2021"/>
+    <w:bookmarkEnd w:id="224"/>
+    <w:bookmarkStart w:id="226" w:name="ref-wang2021"/>
     <w:p>
       <w:pPr>
         <w:pStyle w:val="Bibliography"/>
@@ -29967,7 +30032,7 @@
       <w:r>
         <w:t xml:space="preserve"> </w:t>
       </w:r>
-      <w:hyperlink r:id="rId226">
+      <w:hyperlink r:id="rId225">
         <w:r>
           <w:rPr>
             <w:rStyle w:val="Hyperlink"/>
@@ -29976,8 +30041,8 @@
         </w:r>
       </w:hyperlink>
     </w:p>
-    <w:bookmarkEnd w:id="227"/>
-    <w:bookmarkStart w:id="229" w:name="ref-wolf2013"/>
+    <w:bookmarkEnd w:id="226"/>
+    <w:bookmarkStart w:id="228" w:name="ref-wolf2013"/>
     <w:p>
       <w:pPr>
         <w:pStyle w:val="Bibliography"/>
@@ -30074,7 +30139,7 @@
       <w:r>
         <w:t xml:space="preserve"> </w:t>
       </w:r>
-      <w:hyperlink r:id="rId228">
+      <w:hyperlink r:id="rId227">
         <w:r>
           <w:rPr>
             <w:rStyle w:val="Hyperlink"/>
@@ -30083,8 +30148,8 @@
         </w:r>
       </w:hyperlink>
     </w:p>
-    <w:bookmarkEnd w:id="229"/>
-    <w:bookmarkStart w:id="230" w:name="ref-zhang2018"/>
+    <w:bookmarkEnd w:id="228"/>
+    <w:bookmarkStart w:id="229" w:name="ref-zhang2018"/>
     <w:p>
       <w:pPr>
         <w:pStyle w:val="Bibliography"/>
@@ -30148,9 +30213,9 @@
         <w:t xml:space="preserve">. ISDSA Press.</w:t>
       </w:r>
     </w:p>
+    <w:bookmarkEnd w:id="229"/>
     <w:bookmarkEnd w:id="230"/>
     <w:bookmarkEnd w:id="231"/>
-    <w:bookmarkEnd w:id="232"/>
     <w:sectPr>
       <w:footnotePr>
         <w:numRestart w:val="eachSect"/>
